--- a/zaini_case_audit_output/outputs/word/documents/085_مذكرة طلب النقض على الحكم النهائي.docx
+++ b/zaini_case_audit_output/outputs/word/documents/085_مذكرة طلب النقض على الحكم النهائي.docx
@@ -53,6 +53,20 @@
         <w:t>[مخرج آلي / Script Output - سماوي]  [مخرج آلي يحتاج مراجعة بشرية - وردي]</w:t>
       </w:r>
     </w:p>
+    <w:p>
+      <w:pPr>
+        <w:jc w:val="right"/>
+        <w:bidi/>
+      </w:pPr>
+      <w:r>
+        <w:rPr>
+          <w:b w:val="0"/>
+          <w:i/>
+          <w:color w:val="C00000"/>
+        </w:rPr>
+        <w:t>[نص ممسوح OCR صُحِّح ترتيبه آلياً — قد يحتوي أخطاء طفيفة]</w:t>
+      </w:r>
+    </w:p>
     <w:p/>
     <w:p>
       <w:pPr>
@@ -2170,7 +2184,7 @@
           <w:b w:val="0"/>
           <w:i w:val="0"/>
         </w:rPr>
-        <w:t>نص النظام الأساسي للحكم على أن الشريعة الإسلامية هي المرجعية لجميع الأنظمة والسلطات؛ لذلك يتعين أن تُطبق المحاكم في كافة القضايا المعروضة علها أحكام الشريعة الإسلامية، وما يصدره ولي الأمر من أنظمة لا تتعارض مع الكتاب والسُّنَّة والثابت بالمبدأ القضائي أنه اذا) بني الحكم على ما لا يصلح للبناء عليه لا يعتد به وينقض)، كما أن الظاهر معتبر ما لم يطرأ ما يرده بيقين، ولا يعدل عنه إلا لحجة سالمة من الرد). (ينظر</w:t>
+        <w:t>نص النظام الأساسي للحكم على أن الشريعة الإسلامية هي المرجعية لجميع الأنظمة والسلطات؛ لذلك يتعين أن تُطبق المحاكم في كافة القضايا المعروضة علها أحكام الشريعة الإسلامية، وما يصدره ولي الأمر من أنظمة لا تتعارض مع الكتاب والسُّنَّة والثابت بالمبدأ القضائي أنه اذا) بني الحكم على ما لا يصلح للبناء عليه لا يعتد به وينقض)، كما أن الظاهر معتبر ما لم يطرأ ما يرده بيقين، ولا يعدل عنه إلا لحجة سالمة من الرد). (ينظر</w:t>
       </w:r>
     </w:p>
     <w:p>
@@ -3483,293 +3497,293 @@
           <w:b w:val="0"/>
           <w:i w:val="0"/>
         </w:rPr>
-        <w:t>: ﻑﺍﺮﻃﻷﺍ</w:t>
-      </w:r>
-    </w:p>
-    <w:p>
-      <w:pPr>
-        <w:jc w:val="right"/>
-        <w:bidi/>
-      </w:pPr>
-      <w:r>
-        <w:rPr>
-          <w:b w:val="0"/>
-          <w:i w:val="0"/>
-        </w:rPr>
-        <w:t>ﺔﻔﺼﻟﺍ ﺔ ﻮ ﻟﺍ ﻢﻗﺭ ﺔ ﻮ ﻟﺍ ﻉﻮﻧ ﺔﻴﺴ ﺍ ﻢﺳﻻﺍ ﻑﺮﻄﻟﺍ \# ﻪﺴﻔﻧ ﻦﻋ ﺔﻟﺎﺻﺃ ١٠٠٨٠١٧٣٠١ ﻲ ﺪﻣ ﻞ ﻱﺩﻮﻌﺳ ﺯ ﺱﺎﺒﻋ ﻦﺑ ﺪﻤﺣﺍ ﻦﺑ ﻪﻣﺎﺳﺃ ﻞ ﻮﻣ ١ ﻪﺴﻔﻧ ﻦﻋ ﺔﻟﺎﺻﺃ</w:t>
-      </w:r>
-    </w:p>
-    <w:p>
-      <w:pPr>
-        <w:jc w:val="right"/>
-        <w:bidi/>
-      </w:pPr>
-      <w:r>
-        <w:rPr>
-          <w:b w:val="0"/>
-          <w:i w:val="0"/>
-        </w:rPr>
-        <w:t>١٠٦٤٢٧٤٠٧٧ ﻲ ﺪﻣ ﻞ ﻱﺩﻮﻌﺳ ﺪﺷﺍﺭ ﻦﺑ ﺡﺮﻔﻣ ﻦﺑ ﻑﺮﺸﻣ ﻦﺑ ﻋ ﻞﻴﻛﻭ ٢ : ﻕﺎﻄﻨﻟﺍ</w:t>
-      </w:r>
-    </w:p>
-    <w:p>
-      <w:pPr>
-        <w:jc w:val="right"/>
-        <w:bidi/>
-      </w:pPr>
-      <w:r>
-        <w:rPr>
-          <w:b w:val="0"/>
-          <w:i w:val="0"/>
-        </w:rPr>
-        <w:t>ﻕﺎﻄﻨﻟﺍ</w:t>
-      </w:r>
-    </w:p>
-    <w:p>
-      <w:pPr>
-        <w:jc w:val="right"/>
-        <w:bidi/>
-      </w:pPr>
-      <w:r>
-        <w:rPr>
-          <w:b w:val="0"/>
-          <w:i w:val="0"/>
-        </w:rPr>
-        <w:t>ﻢﻴﻠﺴ ﻟﺍ ﻭ ﻡﻼﺘﺳﻻﺍ - ﻚﻟﺫ ﺐﻠﻄﺘﻳ ﺎﻤﻴﻓ ﻊﻴﻗﻮﺘﻟﺍﻭ ﺔﻣﺯﻼﻟﺍ ﺕﺍﺀﺍﺮﺟﻹﺍ ﻊﻴﻤﺟ ﺀﺎ ﺇﻭ ﺔﻗﻼﻌﻟﺍ ﺕﺍﺫ ﺕﺎ ﺍ ﻊﻴﻤﺟ ﺔﻌﺟﺍﺮﻣ - ﻐﻟﺍ ﻞﻴﻛﻮﺗ ﻞﻴﻛﻮﻠﻟ ﻖﺤﻳ -</w:t>
-      </w:r>
-    </w:p>
-    <w:p>
-      <w:pPr>
-        <w:jc w:val="right"/>
-        <w:bidi/>
-      </w:pPr>
-      <w:r>
-        <w:rPr>
-          <w:b w:val="0"/>
-          <w:i w:val="0"/>
-        </w:rPr>
-        <w:t>ﺩﻮﻨﺒﻟﺍ</w:t>
-      </w:r>
-    </w:p>
-    <w:p>
-      <w:pPr>
-        <w:jc w:val="right"/>
-        <w:bidi/>
-      </w:pPr>
-      <w:r>
-        <w:rPr>
-          <w:b w:val="0"/>
-          <w:i w:val="0"/>
-        </w:rPr>
-        <w:t>ﺕﺎﻴﺣﻼﺼﻟﺍ</w:t>
-      </w:r>
-    </w:p>
-    <w:p>
-      <w:pPr>
-        <w:jc w:val="right"/>
-        <w:bidi/>
-      </w:pPr>
-      <w:r>
-        <w:rPr>
-          <w:b w:val="0"/>
-          <w:i w:val="0"/>
-        </w:rPr>
-        <w:t>ﻢﻛﺎ ﺍﻭ ﺕﺎﺒﻟﺎﻄﳌﺍ ﺡﺮ ﺍﻭ ﺔﺑﺎﺟﻹﺍ - ﺎ ﻓ ﻦﻌﻄﻟﺍﻭ ﺕﺎﻨ ﺒﻟﺍﻭ ﺩﻮ ﺸﻟﺍ ﺭﺎﻀﺣﺇ - ﻪﻨﻋ ﻉﺎﻨﺘﻣﻻﺍﻭ ﻩﺩﺭﻭ ﻥ ﻤﻴﻟﺍ ﺐﻠﻃ - ﺀﺍﺮﺑﻹﺍ - ﻝﺯﺎﻨﺘﻟﺍ - ﺼﻟﺍ - ﺭﺎ ﻧﻹﺍ - ﺭﺍﺮﻗﻹﺍ - ﺎ ﻠﻋ ﺩﺮﻟﺍﻭ ﻯﻭﺎﻋﺪﻟﺍ ﻉﺎﻤﺳ - ﺔﻌﻓﺍﺪﳌﺍ ﻭ ﺔﻌﻓﺍﺮﳌﺍ - ﻯﻭﺎﻋﺪﻟﺍ ﺔﻣﺎﻗﺇﻭ ﺔﺒﻟﺎﻄﳌﺍ ﺮ ﺭﺎﻘﺘﺑ ﻦﻌﻄﻟﺍ - ﻥ ﻤﻜ ﺍﻭ ﺀﺍ ﺍ ﻥ ﻴﻌ - ﻢﻴﻜﺤﺘﻟﺍ ﺐﻠﻃ - ﺬﻴﻔﻨﺘﻟﺍﻭ ﺰ ﺍ ﺐﻠﻃ - ﺬﻴﻔﻨﺘﻟﺍﻭ ﺰ ﺍ ﺮﺋﺍﻭﺩ ﺔﻌﺟﺍﺮﻣ- ﻪﻌﻓﺭﻭ ﺮﻔﺴﻟﺍ ﻦﻣ ﻊﻨﳌﺍ ﺐﻠﻃ - ﻊﻴﻗﺍﻮﺘﻟﺍﻭ ﻡﺎﺘﺧﻷﺍﻭ ﻁﻮﻄ ﺍ ﺭﺎ ﻧﺇ - ﺮ ﻭ ﻟﺎﺑ ﻦﻌﻄﻟﺍ - ﻞﻳﺪﻌﺘﻟﺍﻭ - ﺮﻈﻨﻟﺍ ﺓﺩﺎﻋﺇ ﺱﺎﻤﺘﻟﺍ - ﻑﺎﻨ ﺘﺳﻻﺍ ﺐﻠﻃﻭ ﻡﺎ ﺣﻷﺍ ﻋ ﺽﺍ ﻋﻻﺍ - ﺎ ﻔﻧﻭ ﻡﺎ ﺣﻷﺍ ﻝﻮﺒﻗ - ﻡﺎ ﺣﻷﺍ ﺬﻴﻔﻨ ﺑ ﺔﺒﻟﺎﻄﳌﺍ - ﺔﻴﻋﺮﺸﻟﺍ ﺕﺎﻌﻓﺍﺮﳌﺍ ﻡﺎﻈﻧ ﻦﻣ230 ﺓﺩﺎﳌﺍ ﻖﻴﺒﻄﺗ ﺐﻠﻃ - ﻢ ﻟﺍﺪﺒ ﺳﺍﻭ ﻢ ﺩﺭﻭ ﻥ ﻤﻜ ﺍﻭ ﺀﺍ ﺍ - ﻞﺧﺍﺪﺘﻟﺍﻭ ﻝﺎﺧﺩﻹﺍ ﺐﻠﻃ- ﺎﻘﻟﺍ ﻨﺗ ﺐﻠﻃ- ﻡﺎ ﺣﻷﺍ ﻙﻮﻜﺻ ﻡﻼﺘﺳﺍ - ﻢﻛﺎ ﺍ ﻊﻴﻤﺟ ﻯﺪﻟ ﻯﻭﺎﻋﺪﻟﺍ ﻊﻴﻤﺟ ﺕﺎﺴﻠ ﺍ ﺭﻮﻀ ﻡﺰﻠﻳ ﺎﻣ ﺀﺎ ﺇ - ﺔﻌﻔﺸﻟﺍ ﺐﻠﻃ - ﺭﺎﺒﺘﻋﻻﺍ ﺩﺭ ﺐﻠﻃ - ﻡﺎ ﺣﻷﺍ ﻙﻮﻜﺻ ﻋ ﺶ ﻤ ﻟﺍ ﻥﺎ ﻯﺪﻟ ﺔﻴﻓﺮﺼﳌﺍ ﺕﺎﻋﺯﺎﻨﳌﺍ ﺔ ﻮﺴ ﻥﺎ ﻭ ﺔﻴﻟﺎﳌﺍ ﺕﺎﻋﺯﺎﻨﳌﺍ ﺾﻓ ﻥﺎ ﻯﺪﻟ- ﺔﻴﻟﺎﻤﻌﻟﺍ ﻥﺎ ﻟﺍ ﻯﺪﻟ- ﺔﻴﻋﺮﺸﻟﺍ ﺔﻴﺒﻄﻟﺍ ﻥﺎ ﻟﺍ ﻯﺪﻟ- (ﻢﻟﺎﻈﳌﺍ ﻥﺍﻮﻳﺩ) ﺔ ﺭﺍﺩﻹﺍ ﻢﻛﺎ ﺍ ﻯﺪﻟ- ﻢﻛﺎ ﺍ ﻯﺪﻟ- ﻯﻮﻋﺪﻟﺍ ﺔﻟﺎﺣﺇ ﺐﻠﻃ ﺾﻘﻧ ﺐﻠﻃ- ﺔﻣﺎﻌﻟﺍ ﺔﺑﺎﻴﻨﻟﺍ ﻯﺪﻟ - ﺔﻴ ﻴﻣﺄﺘﻟﺍ ﺕﺎﻔﻟﺎ ﺍﻭ ﺕﺎﻋﺯﺎﻨﳌﺍ ﻞﺼﻔﻟﺍ ﻥﺎ ﻯﺪﻟ - ﺔ ﺭﺎﺠﺘﻟﺍ ﺕﺎﻋﺯﺎﻨﳌﺍ ﻢﺴﺣ ﻥﺎ ﻭ ﺔ ﺭﺎﺠﺘﻟﺍ ﻕﺍﺭﻭﻷﺍ ﺕﺎﻋﺯﺎﻨﻣ ﻞﺼﻔﻟﺍ ﺐﺗﺎ ﻣ ﻯﺪﻟ- ﺔﻴﻟﺎﳌﺍ ﻕﺍﺭﻭﻷﺍ ﺕﺎﻋﺯﺎﻨﻣ ﻞﺼﻔﻟﺍ ﻞﺼﻔﻟﺍ ﺔﻨ - ﺔﻴ ﺮﻀﻟﺍ ﺕﺎﻋﺯﺎﻨﳌﺍﻭ ﺕﺎﻔﻟﺎﺨﻤﻠﻟ ﺔﻴﻓﺎﻨ ﺘﺳﻻﺍ ﺔﻨ ﻟﺍ- ﺔﻴ ﺮﻀﻟﺍ ﺕﺎﻋﺯﺎﻨﳌﺍﻭ ﺕﺎﻔﻟﺎ ﺍ ﻞﺼﻔﻟﺍ ﺔﻨ - ﻝﺪﻌﻟﺍ ﺓﺭﺍﺯﻮﺑ ﻥ ﻣﺎ ﺍ ﺐﻳﺩﺄﺗ ﺔﻨ - ﺎﻴﻠﻌﻟﺍ ﺔﻤﻜ ﺍ ﻯﺪﻟ- ﺎﻴﻠﻌﻟﺍ ﺔﻤﻜ ﺍ ﻯﺪﻟ ﻢﻜ ﺍ ﺀﺎﻀﻘﻠﻟ ﻋﻷﺍ ﺲﻠ ﺍ ﻯﺪﻟ - ﻑﺎﻨ ﺘﺳﻻﺍ ﻢﻛﺎﺤﻣ ﻯﺪﻟ - ﺔﻴﻋﺮﺸﻟﺍ ﺕﺎﻌﻓﺍﺮﳌﺍ ﻡﺎﻈﻧ ﻦﻣ232ﻭ231 ﻢﻗﺭ ﻥ ﺗﺩﺎﳌﺍ ﺔﻓﺎﺿﺇ - ﻝﺎ ﻣﻹﺍ - ﺔ ﺭﺎﺠﺘﻟﺍ ﺕﺎﻣﻼﻌﻟﺍ ﺕﺎﻤﻠﻈﺗ ﺮﻈﻨﻟﺍ ﺔﻨ - ﻙﻮﻨﺒﻟﺍ ﺔﺒﻗﺍﺮﻣ ﻡﺎﻈﻧ ﺕﺎﻔﻟﺎﺨﻣ</w:t>
-      </w:r>
-    </w:p>
-    <w:p>
-      <w:pPr>
-        <w:jc w:val="right"/>
-        <w:bidi/>
-      </w:pPr>
-      <w:r>
-        <w:rPr>
-          <w:b w:val="0"/>
-          <w:i w:val="0"/>
-        </w:rPr>
-        <w:t>ﺔﻴﻣﻮﻜ ﺍ ﺕﺍﺭﺍﺯﻮﻟﺍ ﻡﺎﺴﻗﺃﻭ ﺕﺍﺭﺍﺩﺇ ﻦﻣ ﺎ ﻌﺒ ﻳ ﺎﻣﻭ ﺎ ﻋﻭﺮﻓﻭ - ﺓﺭﺎﺠﺘﻟﺍ ﺓﺭﺍﺯﻭ ﺔﻌﺟﺍﺮﻣ - ﺔﻴﺟﺭﺎ ﺍ ﺓﺭﺍﺯﻭ ﺔﻌﺟﺍﺮﻣ - ﺔﻴﻠﺧﺍﺪﻟﺍ ﺓﺭﺍﺯﻭ ﺔﻌﺟﺍﺮﻣ - ﻝﺪﻌﻟﺍ ﺓﺭﺍﺯﻭ ﺔﻌﺟﺍﺮﻣ</w:t>
-      </w:r>
-    </w:p>
-    <w:p>
-      <w:pPr>
-        <w:jc w:val="right"/>
-        <w:bidi/>
-      </w:pPr>
-      <w:r>
-        <w:rPr>
-          <w:b w:val="0"/>
-          <w:i w:val="0"/>
-        </w:rPr>
-        <w:t>ﺔﻴﻨﻣﻷﺍ ﺕﺎ ﺍ - ﺔﻴﺋﺎﻨ ﺍ ﺚﺣﺎﺒﳌﺍ ﺔﻌﺟﺍﺮﻣ - ﺔﻟﻭﺪﻟﺍ ﻦﻣﺃ ﺔﺳﺎﺋﺭ - ﺕﺍﺭﺎﺒﺨﺘﺳﻼﻟ ﺔﻣﺎﻌﻟﺍ ﺔﺳﺎﺋﺮﻟﺍ ﺔﻌﺟﺍﺮﻣ - ﺔﻃﺮﺸﻟﺍ ﺰﻛﺍﺮﻣ ﺔﻌﺟﺍﺮﻣ - ﺔﻴﺋﺎﻨ ﺍ ﺚﺣﺎﺒﳌﺍﻭ ﺔ ﺭﺍﺩﻹﺍ ﺚﺣﺎﺒﳌﺍ ﺔﻌﺟﺍﺮﻣﻭ ﺔﻴﻗﻮﻘ ﺍ ﻡﺎ ﺣﻷﺍ ﺬﻴﻔﻨﺗ ﺓﺭﺍﺩﺇﻭ ﺓﺭﺎﻣﻷﺍ ﺔﻌﺟﺍﺮﻣ ﻡﺎﺴﻗﺃﻭ ﺕﺍﺭﺍﺩﺇ ﻦﻣ ﺎ ﻌﺒ ﻳ ﺎﻣﻭ ﺎ ﻋﻭﺮﻓﻭ - ﺔﻴﺋﺎﻨ ﺍ ﺚﺣﺎﺒﳌﺍﻭ ﺔ ﺭﺍﺩﻹﺍ ﺚﺣﺎﺒﳌﺍ ﺔﻌﺟﺍﺮﻣ ﺔﻌﺟﺍﺮﻣ</w:t>
-      </w:r>
-    </w:p>
-    <w:p>
-      <w:pPr>
-        <w:jc w:val="right"/>
-        <w:bidi/>
-      </w:pPr>
-      <w:r>
-        <w:rPr>
-          <w:b w:val="0"/>
-          <w:i w:val="0"/>
-        </w:rPr>
-        <w:t>ﺔﻴﻣﻮﻜ ﺍ ﺕﺎﺳﺎﺋﺮﻟﺍ ﻡﺎﺴﻗﺃﻭ ﺕﺍﺭﺍﺩﺇ ﻦﻣ ﺎ ﻌﺒ ﻳ ﺎﻣﻭ ﺎ ﻋﻭﺮﻓﻭ - ﺀﺎﻀﻘﻠﻟ ﻋﻷﺍ ﺲﻠ ﺍ ﺔﻌﺟﺍﺮﻣ</w:t>
-      </w:r>
-    </w:p>
-    <w:p>
-      <w:pPr>
-        <w:jc w:val="right"/>
-        <w:bidi/>
-      </w:pPr>
-      <w:r>
-        <w:rPr>
-          <w:b w:val="0"/>
-          <w:i w:val="0"/>
-        </w:rPr>
-        <w:t>ﺔﻴﻣﻮﻜ ﺍ ﺕﺎﺌﻴ ﻟﺍ ﻡﺎﺴﻗﺃﻭ ﺕﺍﺭﺍﺩﺇ ﻦﻣ ﺎ ﻌﺒ ﻳ ﺎﻣﻭ ﺎ ﻋﻭﺮﻓﻭ - ﺭﺎﻤﺜ ﺳﻻﺍ ﺓﺭﺍﺯﻭ ﺔﻌﺟﺍﺮﻣ - ﺔﻣﺎﻌﻟﺍ ﺔﺑﺎﻴﻨﻟﺍ ﺔﻌﺟﺍﺮﻣ</w:t>
-      </w:r>
-    </w:p>
-    <w:p>
-      <w:pPr>
-        <w:jc w:val="right"/>
-        <w:bidi/>
-      </w:pPr>
-      <w:r>
-        <w:rPr>
-          <w:b w:val="0"/>
-          <w:i w:val="0"/>
-        </w:rPr>
-        <w:t>ﺔﻴﻣﻮﻜ ﺍ ﺕﺎﺴﺳﺆﳌﺍ ﻡﺎﺴﻗﺃﻭ ﺕﺍﺭﺍﺩﺇ ﻦﻣ ﺎ ﻌﺒ ﻳ ﺎﻣﻭ ﺎ ﻋﻭﺮﻓﻭ - ﻱﺩﻮﻌﺴﻟﺍ ﻲ ﺮﻌﻟﺍ ﺪﻘﻨﻟﺍ ﺔﺴﺳﺆﻣ ﺔﻌﺟﺍﺮﻣ</w:t>
-      </w:r>
-    </w:p>
-    <w:p>
-      <w:pPr>
-        <w:jc w:val="right"/>
-        <w:bidi/>
-      </w:pPr>
-      <w:r>
-        <w:rPr>
-          <w:b w:val="0"/>
-          <w:i w:val="0"/>
-        </w:rPr>
-        <w:t>ﻡ٢٠٢٣/١٠/٠٥ | ـ ١٤٤٥/٠٣/٢٠ : ﺔﻟﺎ ﻮﻟﺍ ﺭﺍﺪﺻﺇ ﺦ ﺭﺎﺗ ﻡ٢٠٢٤/٠٩/٢٣ | ـ ١٤٤٦/٠٣/٢٠ : ﺔﻟﺎ ﻮﻟﺍ ﺀﺎ ﻧﺇ ﺦ ﺭﺎﺗ</w:t>
-      </w:r>
-    </w:p>
-    <w:p>
-      <w:pPr>
-        <w:jc w:val="right"/>
-        <w:bidi/>
-      </w:pPr>
-      <w:r>
-        <w:rPr>
-          <w:b w:val="0"/>
-          <w:i w:val="0"/>
-        </w:rPr>
-        <w:t>ﺔﻴﻧﻭ ﻜﻟﻹﺍ ﺕﻻﺎ ﻮﻟﺍ ﺕﺎﻣﺪﺧ: ﺔﻟﺎ ﻮﻟﺍ ﺭﺪﺼﻣ</w:t>
-      </w:r>
-    </w:p>
-    <w:p>
-      <w:pPr>
-        <w:jc w:val="right"/>
-        <w:bidi/>
-      </w:pPr>
-      <w:r>
-        <w:rPr>
-          <w:b w:val="0"/>
-          <w:i w:val="0"/>
-        </w:rPr>
-        <w:t>،ﻝﺪﻌﻟﺍ ﺓﺭﺍﺯﻮﻟ ﺔﻴﻧﻭ ﻜﻟﻹﺍ ﺕﺎﻣﺪ ﺍ ﻋ ﺔﻘﻴﺛﻮﻟﺍ ﺔ ﻦﻣ ﻖﻘﺤﺘﻟﺍ ﻦﻜﻤ ﻭ ، ﻖﻴﺛﻮﺘﻟﺍ ﺕﺎﻣﺪ ﻲ ﻭ ﻜﻟﻹﺍ ﻡﺎﻈﻨﻟﺍ ﻦﻣ ﺔﻘﻴﺛﻮﻟﺍ ﻩﺬ ﺕﺭﺪﺻ</w:t>
-      </w:r>
-    </w:p>
-    <w:p>
-      <w:pPr>
-        <w:jc w:val="right"/>
-        <w:bidi/>
-      </w:pPr>
-      <w:r>
-        <w:rPr>
-          <w:b w:val="0"/>
-          <w:i w:val="0"/>
-        </w:rPr>
-        <w:t>٤٥١٥٦٠٥٧٠ : ﺔﻟﺎ ﻮﻟﺍ ﻢﻗﺭ ﺓﺪﻤﺘﻌﻣ : ﺔﻟﺎ ﻮﻟﺍ ﺔﻟﺎﺣ</w:t>
-      </w:r>
-    </w:p>
-    <w:p>
-      <w:pPr>
-        <w:jc w:val="right"/>
-        <w:bidi/>
-      </w:pPr>
-      <w:r>
-        <w:rPr>
-          <w:b w:val="0"/>
-          <w:i w:val="0"/>
-        </w:rPr>
-        <w:t>ﺔﻳﺩﻮﻌﺴﻟﺍ ﺔﻴ ﺮﻌﻟﺍ ﺔﻜﻠﻤﳌﺍ ﻝﺪﻌﻟﺍ ﺓﺭﺍﺯﻭﺔـﻟﺎـﻛﻭ ﺔﻘﻴﺛﻭ</w:t>
-      </w:r>
-    </w:p>
-    <w:p>
-      <w:pPr>
-        <w:jc w:val="right"/>
-        <w:bidi/>
-      </w:pPr>
-      <w:r>
-        <w:rPr>
-          <w:b w:val="0"/>
-          <w:i w:val="0"/>
-        </w:rPr>
-        <w:t>ﻡ٢٠٢٣/١٠/٠٥ | ـ ١٤٤٥/٠٣/٢٠ : ﺔﻟﺎ ﻮﻟﺍ ﺭﺍﺪﺻﺇ ﺦ ﺭﺎﺗ ﻡ٢٠٢٤/٠٩/٢٣ | ـ ١٤٤٦/٠٣/٢٠ : ﺔﻟﺎ ﻮﻟﺍ ﺀﺎ ﻧﺇ ﺦ ﺭﺎﺗ</w:t>
-      </w:r>
-    </w:p>
-    <w:p>
-      <w:pPr>
-        <w:jc w:val="right"/>
-        <w:bidi/>
-      </w:pPr>
-      <w:r>
-        <w:rPr>
-          <w:b w:val="0"/>
-          <w:i w:val="0"/>
-        </w:rPr>
-        <w:t>ﺔﻴﻧﻭ ﻜﻟﻹﺍ ﺕﻻﺎ ﻮﻟﺍ ﺕﺎﻣﺪﺧ: ﺔﻟﺎ ﻮﻟﺍ ﺭﺪﺼﻣ</w:t>
-      </w:r>
-    </w:p>
-    <w:p>
-      <w:pPr>
-        <w:jc w:val="right"/>
-        <w:bidi/>
-      </w:pPr>
-      <w:r>
-        <w:rPr>
-          <w:b w:val="0"/>
-          <w:i w:val="0"/>
-        </w:rPr>
-        <w:t>،ﻝﺪﻌﻟﺍ ﺓﺭﺍﺯﻮﻟ ﺔﻴﻧﻭ ﻜﻟﻹﺍ ﺕﺎﻣﺪ ﺍ ﻋ ﺔﻘﻴﺛﻮﻟﺍ ﺔ ﻦﻣ ﻖﻘﺤﺘﻟﺍ ﻦﻜﻤ ﻭ ، ﻖﻴﺛﻮﺘﻟﺍ ﺕﺎﻣﺪ ﻲ ﻭ ﻜﻟﻹﺍ ﻡﺎﻈﻨﻟﺍ ﻦﻣ ﺔﻘﻴﺛﻮﻟﺍ ﻩﺬ ﺕﺭﺪﺻ</w:t>
-      </w:r>
-    </w:p>
-    <w:p>
-      <w:pPr>
-        <w:jc w:val="right"/>
-        <w:bidi/>
-      </w:pPr>
-      <w:r>
-        <w:rPr>
-          <w:b w:val="0"/>
-          <w:i w:val="0"/>
-        </w:rPr>
-        <w:t>٤٥١٥٦٠٥٧٠ : ﺔﻟﺎ ﻮﻟﺍ ﻢﻗﺭ ﺓﺪﻤﺘﻌﻣ : ﺔﻟﺎ ﻮﻟﺍ ﺔﻟﺎﺣ</w:t>
-      </w:r>
-    </w:p>
-    <w:p>
-      <w:pPr>
-        <w:jc w:val="right"/>
-        <w:bidi/>
-      </w:pPr>
-      <w:r>
-        <w:rPr>
-          <w:b w:val="0"/>
-          <w:i w:val="0"/>
-        </w:rPr>
-        <w:t>ﺔﻳﺩﻮﻌﺴﻟﺍ ﺔﻴ ﺮﻌﻟﺍ ﺔﻜﻠﻤﳌﺍ ﻝﺪﻌﻟﺍ ﺓﺭﺍﺯﻭﺔـﻟﺎـﻛﻭ ﺔﻘﻴﺛﻭ</w:t>
+        <w:t>األطراف :</w:t>
+      </w:r>
+    </w:p>
+    <w:p>
+      <w:pPr>
+        <w:jc w:val="right"/>
+        <w:bidi/>
+      </w:pPr>
+      <w:r>
+        <w:rPr>
+          <w:b w:val="0"/>
+          <w:i w:val="0"/>
+        </w:rPr>
+        <w:t>أصالة عن نفسه ١ مو ل أسامه بن احمد بن عباس ز سعودي ل مد ي ١٠٠٨٠١٧٣٠١ أصالة عن نفسه #\ الطرف االسم ا سية نوع ال و ة رقم ال و ة الصفة</w:t>
+      </w:r>
+    </w:p>
+    <w:p>
+      <w:pPr>
+        <w:jc w:val="right"/>
+        <w:bidi/>
+      </w:pPr>
+      <w:r>
+        <w:rPr>
+          <w:b w:val="0"/>
+          <w:i w:val="0"/>
+        </w:rPr>
+        <w:t>النطاق : ٢ وكيل ع بن مشرف بن مفرح بن راشد سعودي ل مد ي ١٠٦٤٢٧٤٠٧٧</w:t>
+      </w:r>
+    </w:p>
+    <w:p>
+      <w:pPr>
+        <w:jc w:val="right"/>
+        <w:bidi/>
+      </w:pPr>
+      <w:r>
+        <w:rPr>
+          <w:b w:val="0"/>
+          <w:i w:val="0"/>
+        </w:rPr>
+        <w:t>النطاق</w:t>
+      </w:r>
+    </w:p>
+    <w:p>
+      <w:pPr>
+        <w:jc w:val="right"/>
+        <w:bidi/>
+      </w:pPr>
+      <w:r>
+        <w:rPr>
+          <w:b w:val="0"/>
+          <w:i w:val="0"/>
+        </w:rPr>
+        <w:t>- يحق للوكيل توكيل الغ - مراجعة جميع ا ات ذات العالقة وإ اء جميع اإلجراءات الالزمة والتوقيع فيما يتطلب ذلك - االستالم و ال سليم</w:t>
+      </w:r>
+    </w:p>
+    <w:p>
+      <w:pPr>
+        <w:jc w:val="right"/>
+        <w:bidi/>
+      </w:pPr>
+      <w:r>
+        <w:rPr>
+          <w:b w:val="0"/>
+          <w:i w:val="0"/>
+        </w:rPr>
+        <w:t>البنود</w:t>
+      </w:r>
+    </w:p>
+    <w:p>
+      <w:pPr>
+        <w:jc w:val="right"/>
+        <w:bidi/>
+      </w:pPr>
+      <w:r>
+        <w:rPr>
+          <w:b w:val="0"/>
+          <w:i w:val="0"/>
+        </w:rPr>
+        <w:t>الصالحيات</w:t>
+      </w:r>
+    </w:p>
+    <w:p>
+      <w:pPr>
+        <w:jc w:val="right"/>
+        <w:bidi/>
+      </w:pPr>
+      <w:r>
+        <w:rPr>
+          <w:b w:val="0"/>
+          <w:i w:val="0"/>
+        </w:rPr>
+        <w:t>مخالفات نظام مراقبة البنوك - نة النظر تظلمات العالمات التجار ة - اإلم ال - إضافة املادت ن رقم 231و232من نظام املرافعات الشرعية - لدى محاكم االست ناف - لدى ا لس األع للقضاء ا كم لدى ا كمة العليا -لدى ا كمة العليا - نة تأديب ا ام ن بوزارة العدل - نة الفصل ا الفات واملنازعات الضر ية -ال نة االست نافية للمخالفات واملنازعات الضر ية - نة الفصل الفصل منازعات األوراق املالية -لدى م اتب الفصل منازعات األوراق التجار ة و ان حسم املنازعات التجار ة - لدى ان الفصل املنازعات وا الفات التأمي ية - لدى النيابة العامة -طلب نقض طلب إحالة الدعوى -لدى ا اكم -لدى ا اكم اإلدار ة (ديوان املظالم) -لدى ال ان الطبية الشرعية -لدى ال ان العمالية -لدى ان فض املنازعات املالية و ان سو ة املنازعات املصرفية لدى ان ال م ش ع صكوك األح ام - طلب رد االعتبار - طلب الشفعة - إ اء ما يلزم ضور ا لسات جميع الدعاوى لدى جميع ا اكم - استالم صكوك األح ام -طلب تن القا -طلب اإلدخال والتداخل - ا اء وا كم ن ورد م واس بدال م - طلب تطبيق املادة 230من نظام املرافعات الشرعية - املطالبة ب نفيذ األح ام - قبول األح ام ونف ا - االع اض ع األح ام وطلب االست ناف - التماس إعادة النظر - والتعديل - الطعن بال و ر - إن ار ا طوط واألختام والتواقيع - طلب املنع من السفر ورفعه -مراجعة دوائر ا ز والتنفيذ - طلب ا ز والتنفيذ - طلب التحكيم - عي ن ا اء وا كم ن - الطعن بتقار ر املطالبة وإقامة الدعاوى - املرافعة و املدافعة - سماع الدعاوى والرد عل ا - اإلقرار - اإلن ار - الص - التنازل - اإلبراء - طلب اليم ن ورده واالمتناع عنه - إحضار الش ود والب نات والطعن ف ا - اإلجابة وا رح املطالبات وا اكم</w:t>
+      </w:r>
+    </w:p>
+    <w:p>
+      <w:pPr>
+        <w:jc w:val="right"/>
+        <w:bidi/>
+      </w:pPr>
+      <w:r>
+        <w:rPr>
+          <w:b w:val="0"/>
+          <w:i w:val="0"/>
+        </w:rPr>
+        <w:t>مراجعة وزارة العدل - مراجعة وزارة الداخلية - مراجعة وزارة ا ارجية - مراجعة وزارة التجارة - وفروع ا وما ي بع ا من إدارات وأقسام الوزارات ا كومية</w:t>
+      </w:r>
+    </w:p>
+    <w:p>
+      <w:pPr>
+        <w:jc w:val="right"/>
+        <w:bidi/>
+      </w:pPr>
+      <w:r>
+        <w:rPr>
+          <w:b w:val="0"/>
+          <w:i w:val="0"/>
+        </w:rPr>
+        <w:t>مراجعة مراجعة املباحث اإلدار ة واملباحث ا نائية - وفروع ا وما ي بع ا من إدارات وأقسام مراجعة األمارة وإدارة تنفيذ األح ام ا قوقية ومراجعة املباحث اإلدار ة واملباحث ا نائية - مراجعة مراكز الشرطة - مراجعة الرئاسة العامة لالستخبارات - رئاسة أمن الدولة - مراجعة املباحث ا نائية - ا ات األمنية</w:t>
+      </w:r>
+    </w:p>
+    <w:p>
+      <w:pPr>
+        <w:jc w:val="right"/>
+        <w:bidi/>
+      </w:pPr>
+      <w:r>
+        <w:rPr>
+          <w:b w:val="0"/>
+          <w:i w:val="0"/>
+        </w:rPr>
+        <w:t>مراجعة ا لس األع للقضاء - وفروع ا وما ي بع ا من إدارات وأقسام الرئاسات ا كومية</w:t>
+      </w:r>
+    </w:p>
+    <w:p>
+      <w:pPr>
+        <w:jc w:val="right"/>
+        <w:bidi/>
+      </w:pPr>
+      <w:r>
+        <w:rPr>
+          <w:b w:val="0"/>
+          <w:i w:val="0"/>
+        </w:rPr>
+        <w:t>مراجعة النيابة العامة - مراجعة وزارة االس ثمار - وفروع ا وما ي بع ا من إدارات وأقسام ال يئات ا كومية</w:t>
+      </w:r>
+    </w:p>
+    <w:p>
+      <w:pPr>
+        <w:jc w:val="right"/>
+        <w:bidi/>
+      </w:pPr>
+      <w:r>
+        <w:rPr>
+          <w:b w:val="0"/>
+          <w:i w:val="0"/>
+        </w:rPr>
+        <w:t>مراجعة مؤسسة النقد العر ي السعودي - وفروع ا وما ي بع ا من إدارات وأقسام املؤسسات ا كومية</w:t>
+      </w:r>
+    </w:p>
+    <w:p>
+      <w:pPr>
+        <w:jc w:val="right"/>
+        <w:bidi/>
+      </w:pPr>
+      <w:r>
+        <w:rPr>
+          <w:b w:val="0"/>
+          <w:i w:val="0"/>
+        </w:rPr>
+        <w:t>تار خ إن اء الو الة : ١٤٤٦/٠٣/٢٠ ـ | ٢٠٢٤/٠٩/٢٣م تار خ إصدار الو الة : ١٤٤٥/٠٣/٢٠ ـ | ٢٠٢٣/١٠/٠٥م</w:t>
+      </w:r>
+    </w:p>
+    <w:p>
+      <w:pPr>
+        <w:jc w:val="right"/>
+        <w:bidi/>
+      </w:pPr>
+      <w:r>
+        <w:rPr>
+          <w:b w:val="0"/>
+          <w:i w:val="0"/>
+        </w:rPr>
+        <w:t>مصدر الو الة :خدمات الو االت اإللك ونية</w:t>
+      </w:r>
+    </w:p>
+    <w:p>
+      <w:pPr>
+        <w:jc w:val="right"/>
+        <w:bidi/>
+      </w:pPr>
+      <w:r>
+        <w:rPr>
+          <w:b w:val="0"/>
+          <w:i w:val="0"/>
+        </w:rPr>
+        <w:t>صدرت ذه الوثيقة من النظام اإللك و ي دمات التوثيق ، و مكن التحقق من ة الوثيقة ع ا دمات اإللك ونية لوزارة العدل،</w:t>
+      </w:r>
+    </w:p>
+    <w:p>
+      <w:pPr>
+        <w:jc w:val="right"/>
+        <w:bidi/>
+      </w:pPr>
+      <w:r>
+        <w:rPr>
+          <w:b w:val="0"/>
+          <w:i w:val="0"/>
+        </w:rPr>
+        <w:t>حالة الو الة : معتمدة رقم الو الة : ٤٥١٥٦٠٥٧٠</w:t>
+      </w:r>
+    </w:p>
+    <w:p>
+      <w:pPr>
+        <w:jc w:val="right"/>
+        <w:bidi/>
+      </w:pPr>
+      <w:r>
+        <w:rPr>
+          <w:b w:val="0"/>
+          <w:i w:val="0"/>
+        </w:rPr>
+        <w:t>وثيقة وكـالـةوزارة العدل اململكة العر ية السعودية</w:t>
+      </w:r>
+    </w:p>
+    <w:p>
+      <w:pPr>
+        <w:jc w:val="right"/>
+        <w:bidi/>
+      </w:pPr>
+      <w:r>
+        <w:rPr>
+          <w:b w:val="0"/>
+          <w:i w:val="0"/>
+        </w:rPr>
+        <w:t>تار خ إن اء الو الة : ١٤٤٦/٠٣/٢٠ ـ | ٢٠٢٤/٠٩/٢٣م تار خ إصدار الو الة : ١٤٤٥/٠٣/٢٠ ـ | ٢٠٢٣/١٠/٠٥م</w:t>
+      </w:r>
+    </w:p>
+    <w:p>
+      <w:pPr>
+        <w:jc w:val="right"/>
+        <w:bidi/>
+      </w:pPr>
+      <w:r>
+        <w:rPr>
+          <w:b w:val="0"/>
+          <w:i w:val="0"/>
+        </w:rPr>
+        <w:t>مصدر الو الة :خدمات الو االت اإللك ونية</w:t>
+      </w:r>
+    </w:p>
+    <w:p>
+      <w:pPr>
+        <w:jc w:val="right"/>
+        <w:bidi/>
+      </w:pPr>
+      <w:r>
+        <w:rPr>
+          <w:b w:val="0"/>
+          <w:i w:val="0"/>
+        </w:rPr>
+        <w:t>صدرت ذه الوثيقة من النظام اإللك و ي دمات التوثيق ، و مكن التحقق من ة الوثيقة ع ا دمات اإللك ونية لوزارة العدل،</w:t>
+      </w:r>
+    </w:p>
+    <w:p>
+      <w:pPr>
+        <w:jc w:val="right"/>
+        <w:bidi/>
+      </w:pPr>
+      <w:r>
+        <w:rPr>
+          <w:b w:val="0"/>
+          <w:i w:val="0"/>
+        </w:rPr>
+        <w:t>حالة الو الة : معتمدة رقم الو الة : ٤٥١٥٦٠٥٧٠</w:t>
+      </w:r>
+    </w:p>
+    <w:p>
+      <w:pPr>
+        <w:jc w:val="right"/>
+        <w:bidi/>
+      </w:pPr>
+      <w:r>
+        <w:rPr>
+          <w:b w:val="0"/>
+          <w:i w:val="0"/>
+        </w:rPr>
+        <w:t>وثيقة وكـالـةوزارة العدل اململكة العر ية السعودية</w:t>
       </w:r>
     </w:p>
     <w:p>

--- a/zaini_case_audit_output/outputs/word/documents/085_مذكرة طلب النقض على الحكم النهائي.docx
+++ b/zaini_case_audit_output/outputs/word/documents/085_مذكرة طلب النقض على الحكم النهائي.docx
@@ -117,7 +117,7 @@
           <w:b w:val="0"/>
           <w:i w:val="0"/>
         </w:rPr>
-        <w:t>فضيلة رئيس المحكمة العليا</w:t>
+        <w:t>ايلعلا ةمكحملا سيئر ةليضف</w:t>
       </w:r>
     </w:p>
     <w:p>
@@ -312,20 +312,20 @@
           <w:b w:val="0"/>
           <w:i w:val="0"/>
         </w:rPr>
-        <w:t>المملكة العربية السعودية - جدة - شارع الامير سلطان مبنى تاج السلطان الدور الأول.</w:t>
-      </w:r>
-    </w:p>
-    <w:p>
-      <w:pPr>
-        <w:jc w:val="right"/>
-        <w:bidi/>
-      </w:pPr>
-      <w:r>
-        <w:rPr>
-          <w:b w:val="0"/>
-          <w:i w:val="0"/>
-        </w:rPr>
-        <w:t>الهيذيون للمجاعات</w:t>
+        <w:t>.لوألا رودلا ناطلسلا جات ىنبم ناطلس ريمالا عراش - ةدج - ةيدوعسلا ةيبرعلا ةكلمملا</w:t>
+      </w:r>
+    </w:p>
+    <w:p>
+      <w:pPr>
+        <w:jc w:val="right"/>
+        <w:bidi/>
+      </w:pPr>
+      <w:r>
+        <w:rPr>
+          <w:b w:val="0"/>
+          <w:i w:val="0"/>
+        </w:rPr>
+        <w:t>تاعاجملل نويذيهلا</w:t>
       </w:r>
     </w:p>
     <w:p>
@@ -351,7 +351,7 @@
           <w:b w:val="0"/>
           <w:i w:val="0"/>
         </w:rPr>
-        <w:t>و ص.ب 13045 الرمز البريدي 21372</w:t>
+        <w:t>21372 يديربلا زمرلا 13045 ب.ص و</w:t>
       </w:r>
     </w:p>
     <w:p>
@@ -455,33 +455,33 @@
           <w:b w:val="0"/>
           <w:i w:val="0"/>
         </w:rPr>
-        <w:t>السبب الأول: الخطأ فى تكييف الواقعة ووصفها وصفًا غير سليم</w:t>
-      </w:r>
-    </w:p>
-    <w:p>
-      <w:pPr>
-        <w:jc w:val="right"/>
-        <w:bidi/>
-      </w:pPr>
-      <w:r>
-        <w:rPr>
-          <w:b w:val="0"/>
-          <w:i w:val="0"/>
-        </w:rPr>
-        <w:t>لما كان التكييف والوصف المراد نظاماً إنما يرد على الواقعة محل النزاع وأن التكييف هو إدراك الحادث كما</w:t>
-      </w:r>
-    </w:p>
-    <w:p>
-      <w:pPr>
-        <w:jc w:val="right"/>
-        <w:bidi/>
-      </w:pPr>
-      <w:r>
-        <w:rPr>
-          <w:b w:val="0"/>
-          <w:i w:val="0"/>
-        </w:rPr>
-        <w:t>حدث بلا زيادة ولا نقصان؛ لإعطائه الوصف الشرعي أو النظامي وتطبيق حكمه عليه؛ ولما كانت الواقعة</w:t>
+        <w:t>ميلس ريغ اًفصو اهفصوو ةعقاولا فييكت ىف أطخلا :لوألا ببسلا</w:t>
+      </w:r>
+    </w:p>
+    <w:p>
+      <w:pPr>
+        <w:jc w:val="right"/>
+        <w:bidi/>
+      </w:pPr>
+      <w:r>
+        <w:rPr>
+          <w:b w:val="0"/>
+          <w:i w:val="0"/>
+        </w:rPr>
+        <w:t>امك ثداحلا كاردإ وه فييكتلا نأو عازنلا لحم ةعقاولا ىلع دري امنإ ًاماظن دارملا فصولاو فييكتلا ناك امل</w:t>
+      </w:r>
+    </w:p>
+    <w:p>
+      <w:pPr>
+        <w:jc w:val="right"/>
+        <w:bidi/>
+      </w:pPr>
+      <w:r>
+        <w:rPr>
+          <w:b w:val="0"/>
+          <w:i w:val="0"/>
+        </w:rPr>
+        <w:t>ةعقاولا تناك املو ؛هيلع همكح قيبطتو يماظنلا وأ يعرشلا فصولا هئاطعإل ؛ناصقن الو ةدايز الب ثدح</w:t>
       </w:r>
     </w:p>
     <w:p>
@@ -546,7 +546,7 @@
           <w:b w:val="0"/>
           <w:i w:val="0"/>
         </w:rPr>
-        <w:t>مخاطبة البنك المركزي</w:t>
+        <w:t>يزكرملا كنبلا ةبطاخم</w:t>
       </w:r>
     </w:p>
     <w:p>
@@ -598,7 +598,7 @@
           <w:b w:val="0"/>
           <w:i w:val="0"/>
         </w:rPr>
-        <w:t>المملكة العربية السعودية - جدة - شارع الامير سلطان - مبنى تاج السلطان الدور الأول من</w:t>
+        <w:t>نم لوألا رودلا ناطلسلا جات ىنبم - ناطلس ريمالا عراش - ةدج - ةيدوعسلا ةيبرعلا ةكلمملا</w:t>
       </w:r>
     </w:p>
     <w:p>
@@ -676,7 +676,7 @@
           <w:b w:val="0"/>
           <w:i w:val="0"/>
         </w:rPr>
-        <w:t>ارب 13045 الرمز البريدي 21372</w:t>
+        <w:t>21372 يديربلا زمرلا 13045 برا</w:t>
       </w:r>
     </w:p>
     <w:p>
@@ -728,7 +728,7 @@
           <w:b w:val="0"/>
           <w:i w:val="0"/>
         </w:rPr>
-        <w:t>لحصص ،والده، بل قام المدعي بالتخارج من الشركة وبيع حصصه للمدعى عليه والتوقيع على قرار الشركاء</w:t>
+        <w:t>ءاكرشلا رارق ىلع عيقوتلاو هيلع ىعدملل هصصح عيبو ةكرشلا نم جراختلاب يعدملا ماق لب ،هدلاو، صصحل</w:t>
       </w:r>
     </w:p>
     <w:p>
@@ -884,7 +884,7 @@
           <w:b w:val="0"/>
           <w:i w:val="0"/>
         </w:rPr>
-        <w:t>المملكة العربية السعودية - جدة - شارع الامير سلطان - مبنى تاج السلطان الدور الأول دليل ت 4030129842 ص.ب 13045 الرمز البريدي 20372</w:t>
+        <w:t>20372 يديربلا زمرلا 13045 ب.ص 4030129842 ت ليلد لوألا رودلا ناطلسلا جات ىنبم - ناطلس ريمالا عراش - ةدج - ةيدوعسلا ةيبرعلا ةكلمملا</w:t>
       </w:r>
     </w:p>
     <w:p>
@@ -988,20 +988,20 @@
           <w:b w:val="0"/>
           <w:i w:val="0"/>
         </w:rPr>
-        <w:t>السبب الثاني: مخالفة أحكام الشريعة الإسلامية أو الأنظمة، أو الخطأ في تطبيقها</w:t>
-      </w:r>
-    </w:p>
-    <w:p>
-      <w:pPr>
-        <w:jc w:val="right"/>
-        <w:bidi/>
-      </w:pPr>
-      <w:r>
-        <w:rPr>
-          <w:b w:val="0"/>
-          <w:i w:val="0"/>
-        </w:rPr>
-        <w:t>أو تأويلها، أو مخالفة مبدأ قضائي صادر من المحكمة العليا:</w:t>
+        <w:t>اهقيبطت يف أطخلا وأ ،ةمظنألا وأ ةيمالسإلا ةعيرشلا ماكحأ ةفلاخم :يناثلا ببسلا</w:t>
+      </w:r>
+    </w:p>
+    <w:p>
+      <w:pPr>
+        <w:jc w:val="right"/>
+        <w:bidi/>
+      </w:pPr>
+      <w:r>
+        <w:rPr>
+          <w:b w:val="0"/>
+          <w:i w:val="0"/>
+        </w:rPr>
+        <w:t>:ايلعلا ةمكحملا نم رداص يئاضق أدبم ةفلاخم وأ ،اهليوأت وأ</w:t>
       </w:r>
     </w:p>
     <w:p>
@@ -1079,7 +1079,7 @@
           <w:b w:val="0"/>
           <w:i w:val="0"/>
         </w:rPr>
-        <w:t>واليمين لإبقاء الأصل... ٤ - الثابت بالبرهان كالثابت بالعيان ودليل ذلك</w:t>
+        <w:t>كلذ ليلدو نايعلاب تباثلاك ناهربلاب تباثلا - ٤ ...لصألا ءاقبإل نيميلاو</w:t>
       </w:r>
     </w:p>
     <w:p>
@@ -1196,7 +1196,7 @@
           <w:b w:val="0"/>
           <w:i w:val="0"/>
         </w:rPr>
-        <w:t>المملكة العربية السعودية - جدة - شارع الامير سلطان - مبنى تاج السلطان الدور الأول سان 220843</w:t>
+        <w:t>220843 ناس لوألا رودلا ناطلسلا جات ىنبم - ناطلس ريمالا عراش - ةدج - ةيدوعسلا ةيبرعلا ةكلمملا</w:t>
       </w:r>
     </w:p>
     <w:p>
@@ -1222,7 +1222,7 @@
           <w:b w:val="0"/>
           <w:i w:val="0"/>
         </w:rPr>
-        <w:t>13045 الرمز البريدي 21372</w:t>
+        <w:t>21372 يديربلا زمرلا 13045</w:t>
       </w:r>
     </w:p>
     <w:p>
@@ -1313,7 +1313,7 @@
           <w:b w:val="0"/>
           <w:i w:val="0"/>
         </w:rPr>
-        <w:t>تم تأكيد ذلك بتسجيل قرار الشركاء لدى وزارة التجارة برقم ۱۳۰ عدد ٧ - مجلد ٢/٤/٩ لعام ١٤٣٤هـ</w:t>
+        <w:t>ـه١٤٣٤ ماعل ٢/٤/٩ دلجم - ٧ ددع ۰۳۱ مقرب ةراجتلا ةرازو ىدل ءاكرشلا رارق ليجستب كلذ ديكأت مت</w:t>
       </w:r>
     </w:p>
     <w:p>
@@ -1430,7 +1430,7 @@
           <w:b w:val="0"/>
           <w:i w:val="0"/>
         </w:rPr>
-        <w:t>المملكة العربية السعودية - جدة - شارع الامير سلطان مبنى تاج السلطان الدور الأول س.ت 4030420843 ص.ب 13045 الرمز البريدي 21372</w:t>
+        <w:t>21372 يديربلا زمرلا 13045 ب.ص 4030420843 ت.س لوألا رودلا ناطلسلا جات ىنبم ناطلس ريمالا عراش - ةدج - ةيدوعسلا ةيبرعلا ةكلمملا</w:t>
       </w:r>
     </w:p>
     <w:p>
@@ -1599,7 +1599,7 @@
           <w:b w:val="0"/>
           <w:i w:val="0"/>
         </w:rPr>
-        <w:t>النظامي المقرر بموجب نظام الإثبات.</w:t>
+        <w:t>.تابثإلا ماظن بجومب ررقملا يماظنلا</w:t>
       </w:r>
     </w:p>
     <w:p>
@@ -1638,20 +1638,20 @@
           <w:b w:val="0"/>
           <w:i w:val="0"/>
         </w:rPr>
-        <w:t>النظام، والذي قيد قاضي الدعوى في استعمال القرائن فيما يجوز إثباته بالشهادة، ومحل النزاع يتعلق</w:t>
-      </w:r>
-    </w:p>
-    <w:p>
-      <w:pPr>
-        <w:jc w:val="right"/>
-        <w:bidi/>
-      </w:pPr>
-      <w:r>
-        <w:rPr>
-          <w:b w:val="0"/>
-          <w:i w:val="0"/>
-        </w:rPr>
-        <w:t>بعقد بيع مكتوب وموثق وإقرارات شركاء، والقيمة تتجاوز نصاب الإثبات بالشهادة، وهو الأمر الذي لا محل له للإثبات بالقرائن، وعليه يصبح الحكم المطعون فيه جديراً بالنقض. ٥- خالف الحكم المواد (۸۸-۹۰) من نظام الإثبات والتي تناولت الإثبات بالعادة؛ ومفاد النصوص المشار إلى أرقامها ما يلي: أنه يجوز الإثبات بالعرف أو العادة بين الخصوم، وذلك فيما لم يرد فيه نص خاص أو اتفاق بين الأطراف وأن على من يتمسك بالعرف أو العادة بين الخصوم أن يثبت وجودهما وقت الواقعة وأن العادة بين الخصوم أو العرف الخاص يقدم على العرف العام عند التعارض.</w:t>
+        <w:t>قلعتي عازنلا لحمو ،ةداهشلاب هتابثإ زوجي اميف نئارقلا لامعتسا يف ىوعدلا يضاق ديق يذلاو ،ماظنلا</w:t>
+      </w:r>
+    </w:p>
+    <w:p>
+      <w:pPr>
+        <w:jc w:val="right"/>
+        <w:bidi/>
+      </w:pPr>
+      <w:r>
+        <w:rPr>
+          <w:b w:val="0"/>
+          <w:i w:val="0"/>
+        </w:rPr>
+        <w:t>.ضراعتلا دنع ماعلا فرعلا ىلع مدقي صاخلا فرعلا وأ موصخلا نيب ةداعلا نأو ةعقاولا تقو امهدوجو تبثي نأ موصخلا نيب ةداعلا وأ فرعلاب كسمتي نم ىلع نأو فارطألا نيب قافتا وأ صاخ صن هيف دري مل اميف كلذو ،موصخلا نيب ةداعلا وأ فرعلاب تابثإلا زوجي هنأ :يلي ام اهماقرأ ىلإ راشملا صوصنلا دافمو ؛ةداعلاب تابثإلا تلوانت يتلاو تابثإلا ماظن نم (۰۹-۸۸) داوملا مكحلا فلاخ ٥- .ضقنلاب ًاريدج هيف نوعطملا مكحلا حبصي هيلعو ،نئارقلاب تابثإلل هل لحم ال يذلا رمألا وهو ،ةداهشلاب تابثإلا باصن زواجتت ةميقلاو ،ءاكرش تارارقإو قثومو بوتكم عيب دقعب</w:t>
       </w:r>
     </w:p>
     <w:p>
@@ -1677,7 +1677,7 @@
           <w:b w:val="0"/>
           <w:i w:val="0"/>
         </w:rPr>
-        <w:t>المملكة العربية السعودية - جدة - شارع الامير سلطان مبنى تاج السلطان الدور الأول سبت 4030420843 ص.ب 13045 الرمز البريدي 21372</w:t>
+        <w:t>21372 يديربلا زمرلا 13045 ب.ص 4030420843 تبس لوألا رودلا ناطلسلا جات ىنبم ناطلس ريمالا عراش - ةدج - ةيدوعسلا ةيبرعلا ةكلمملا</w:t>
       </w:r>
     </w:p>
     <w:p>
@@ -1846,7 +1846,7 @@
           <w:b w:val="0"/>
           <w:i w:val="0"/>
         </w:rPr>
-        <w:t>ثانياً: مخالفة الحكم للمادة (٢٤) من نظام المحاكم التجارية، وذلك على التفصيل الآتي:</w:t>
+        <w:t>:يتآلا ليصفتلا ىلع كلذو ،ةيراجتلا مكاحملا ماظن نم (٢٤) ةداملل مكحلا ةفلاخم :ًايناث</w:t>
       </w:r>
     </w:p>
     <w:p>
@@ -2002,7 +2002,7 @@
           <w:b w:val="0"/>
           <w:i w:val="0"/>
         </w:rPr>
-        <w:t>المملكة العربية السعودية - جدة - شارع الامير سلطان - مبنى تاج السلطان الدور الأول س ت 4030420843</w:t>
+        <w:t>4030420843 ت س لوألا رودلا ناطلسلا جات ىنبم - ناطلس ريمالا عراش - ةدج - ةيدوعسلا ةيبرعلا ةكلمملا</w:t>
       </w:r>
     </w:p>
     <w:p>
@@ -2158,20 +2158,20 @@
           <w:b w:val="0"/>
           <w:i w:val="0"/>
         </w:rPr>
-        <w:t>ثالثاً: مخالفة حكم الاستئناف لأحكام الشريعة الإسلامية والمبادئ القضائية</w:t>
-      </w:r>
-    </w:p>
-    <w:p>
-      <w:pPr>
-        <w:jc w:val="right"/>
-        <w:bidi/>
-      </w:pPr>
-      <w:r>
-        <w:rPr>
-          <w:b w:val="0"/>
-          <w:i w:val="0"/>
-        </w:rPr>
-        <w:t>الصادرة عن المحكمة العليا</w:t>
+        <w:t>ةيئاضقلا ئدابملاو ةيمالسإلا ةعيرشلا ماكحأل فانئتسالا مكح ةفلاخم :ًاثلاث</w:t>
+      </w:r>
+    </w:p>
+    <w:p>
+      <w:pPr>
+        <w:jc w:val="right"/>
+        <w:bidi/>
+      </w:pPr>
+      <w:r>
+        <w:rPr>
+          <w:b w:val="0"/>
+          <w:i w:val="0"/>
+        </w:rPr>
+        <w:t>ايلعلا ةمكحملا نع ةرداصلا</w:t>
       </w:r>
     </w:p>
     <w:p>
@@ -2197,20 +2197,20 @@
           <w:b w:val="0"/>
           <w:i w:val="0"/>
         </w:rPr>
-        <w:t>المبادئ والقرارات الصادرة من الهيئة القضائية العليا والدائمة والعامة بمجلس القضاء الأعلى، الطبعة الأولى</w:t>
-      </w:r>
-    </w:p>
-    <w:p>
-      <w:pPr>
-        <w:jc w:val="right"/>
-        <w:bidi/>
-      </w:pPr>
-      <w:r>
-        <w:rPr>
-          <w:b w:val="0"/>
-          <w:i w:val="0"/>
-        </w:rPr>
-        <w:t>١٤٣٨هـ ، الأصول والقواعد ص ٤٠٠ و ص (٣٥)</w:t>
+        <w:t>ىلوألا ةعبطلا ،ىلعألا ءاضقلا سلجمب ةماعلاو ةمئادلاو ايلعلا ةيئاضقلا ةئيهلا نم ةرداصلا تارارقلاو ئدابملا</w:t>
+      </w:r>
+    </w:p>
+    <w:p>
+      <w:pPr>
+        <w:jc w:val="right"/>
+        <w:bidi/>
+      </w:pPr>
+      <w:r>
+        <w:rPr>
+          <w:b w:val="0"/>
+          <w:i w:val="0"/>
+        </w:rPr>
+        <w:t>(٣٥) ص و ٤٠٠ ص دعاوقلاو لوصألا ، ـه١٤٣٨</w:t>
       </w:r>
     </w:p>
     <w:p>
@@ -2262,7 +2262,7 @@
           <w:b w:val="0"/>
           <w:i w:val="0"/>
         </w:rPr>
-        <w:t>من الشرع أو النظام مخالفاً لأصول النظر ومجرد تعليل غير جائز لوجود الدليل من قبله.</w:t>
+        <w:t>.هلبق نم ليلدلا دوجول زئاج ريغ ليلعت درجمو رظنلا لوصأل ًافلاخم ماظنلا وأ عرشلا نم</w:t>
       </w:r>
     </w:p>
     <w:p>
@@ -2327,20 +2327,20 @@
           <w:b w:val="0"/>
           <w:i w:val="0"/>
         </w:rPr>
-        <w:t>ملخص تسبيب الحكم المشار إليه " أن الصكوك الصادرة من الدوائر الشرعية لها حجيتها المعتبرة، وبناء على</w:t>
-      </w:r>
-    </w:p>
-    <w:p>
-      <w:pPr>
-        <w:jc w:val="right"/>
-        <w:bidi/>
-      </w:pPr>
-      <w:r>
-        <w:rPr>
-          <w:b w:val="0"/>
-          <w:i w:val="0"/>
-        </w:rPr>
-        <w:t>المملكة العربية السعودية جدة - شارع الامير سلطان - مبنى تاج السلطان الدور الأول بس پتہ 030420883 م ص.ب 13045 الرمز البريدي 21372</w:t>
+        <w:t>ىلع ءانبو ،ةربتعملا اهتيجح اهل ةيعرشلا رئاودلا نم ةرداصلا كوكصلا نأ " هيلإ راشملا مكحلا بيبست صخلم</w:t>
+      </w:r>
+    </w:p>
+    <w:p>
+      <w:pPr>
+        <w:jc w:val="right"/>
+        <w:bidi/>
+      </w:pPr>
+      <w:r>
+        <w:rPr>
+          <w:b w:val="0"/>
+          <w:i w:val="0"/>
+        </w:rPr>
+        <w:t>21372 يديربلا زمرلا 13045 ب.ص م 030420883 ہتپ سب لوألا رودلا ناطلسلا جات ىنبم - ناطلس ريمالا عراش - ةدج ةيدوعسلا ةيبرعلا ةكلمملا</w:t>
       </w:r>
     </w:p>
     <w:p>
@@ -2483,7 +2483,7 @@
           <w:b w:val="0"/>
           <w:i w:val="0"/>
         </w:rPr>
-        <w:t>لما كان ما تقدم وإذ خالف الحكم المطعون فيه أحكام الشريعة والمبادئ القضائية المستقرة والتي</w:t>
+        <w:t>يتلاو ةرقتسملا ةيئاضقلا ئدابملاو ةعيرشلا ماكحأ هيف نوعطملا مكحلا فلاخ ذإو مدقت ام ناك امل</w:t>
       </w:r>
     </w:p>
     <w:p>
@@ -2535,7 +2535,7 @@
           <w:b w:val="0"/>
           <w:i w:val="0"/>
         </w:rPr>
-        <w:t>القرار. (انظر: قرار الدائرة الخامسة بالمحكمة العليا رقم : ٤۲۲۸۱۲۲ :وتاريخ ١/١٢/١٤٤٢هـ )؛ الأمر الذي</w:t>
+        <w:t>يذلا رمألا ؛( ـه١/١٢/١٤٤٢ خيراتو: ۲۲۱۸۲۲٤ : مقر ايلعلا ةمكحملاب ةسماخلا ةرئادلا رارق :رظنا) .رارقلا</w:t>
       </w:r>
     </w:p>
     <w:p>
@@ -2561,7 +2561,7 @@
           <w:b w:val="0"/>
           <w:i w:val="0"/>
         </w:rPr>
-        <w:t>السبب الثالث: صدور الحكم من محكمة غير مختصة</w:t>
+        <w:t>ةصتخم ريغ ةمكحم نم مكحلا رودص :ثلاثلا ببسلا</w:t>
       </w:r>
     </w:p>
     <w:p>
@@ -2600,7 +2600,7 @@
           <w:b w:val="0"/>
           <w:i w:val="0"/>
         </w:rPr>
-        <w:t>المملكة العربية السعودية - جدة - شارع الامير سلطان مبنى تاج السلطان الدور الأول بنات 030420843 2 ص.ب 13045 الرمز البريدي 21372</w:t>
+        <w:t>21372 يديربلا زمرلا 13045 ب.ص 2 030420843 تانب لوألا رودلا ناطلسلا جات ىنبم ناطلس ريمالا عراش - ةدج - ةيدوعسلا ةيبرعلا ةكلمملا</w:t>
       </w:r>
     </w:p>
     <w:p>
@@ -2665,7 +2665,7 @@
           <w:b w:val="0"/>
           <w:i w:val="0"/>
         </w:rPr>
-        <w:t>المدعين جاءت مضطربة وغير واضحة فتارة يطالبون بقيمة الحصة المبيعة من مورثهم مؤسسين ذلك على</w:t>
+        <w:t>ىلع كلذ نيسسؤم مهثروم نم ةعيبملا ةصحلا ةميقب نوبلاطي ةراتف ةحضاو ريغو ةبرطضم تءاج نيعدملا</w:t>
       </w:r>
     </w:p>
     <w:p>
@@ -2704,7 +2704,7 @@
           <w:b w:val="0"/>
           <w:i w:val="0"/>
         </w:rPr>
-        <w:t>بتأويل طلباتهم إلى طلب إلزام المدعى عليه بأن يدفع لهم نصيبهم من القيمة العادلة لحصة مورثهم \!\!) (ينظر السطر الأول من تسبيب حكم الدرجة الأولى الوارد بالصفحة ٤ من صك حكم محكمة الدرجة</w:t>
+        <w:t>ةجردلا ةمكحم مكح كص نم ٤ ةحفصلاب دراولا ىلوألا ةجردلا مكح بيبست نم لوألا رطسلا رظني) (!\!\ مهثروم ةصحل ةلداعلا ةميقلا نم مهبيصن مهل عفدي نأب هيلع ىعدملا مازلإ بلط ىلإ مهتابلط ليوأتب</w:t>
       </w:r>
     </w:p>
     <w:p>
@@ -2743,7 +2743,7 @@
           <w:b w:val="0"/>
           <w:i w:val="0"/>
         </w:rPr>
-        <w:t>وجميع ما تقدم يثير اللبس ويؤكد الخطأ الواقع من دائرة الاستئناف والتي سبقتها دائرة الدرجة الأولى.</w:t>
+        <w:t>.ىلوألا ةجردلا ةرئاد اهتقبس يتلاو فانئتسالا ةرئاد نم عقاولا أطخلا دكؤيو سبللا ريثي مدقت ام عيمجو</w:t>
       </w:r>
     </w:p>
     <w:p>
@@ -2795,20 +2795,20 @@
           <w:b w:val="0"/>
           <w:i w:val="0"/>
         </w:rPr>
-        <w:t>لدراسة أنواع القضايا الواردة للمحاكم العامة ومحاكم الأحوال الشخصية وجمع الاستفسارات والحالات المتعلقة بالاختصاص النوعي وكيفية حلها وبعد دراسة اللجنة التي يكثر فيها التنازع انتهت إلى العديد من النقاط وأهم ما ورد فيها ويتعلق بموضوع الدعوى الآتي: (أولاً : أن العبرة في تحديد الاختصاص النوعي</w:t>
-      </w:r>
-    </w:p>
-    <w:p>
-      <w:pPr>
-        <w:jc w:val="right"/>
-        <w:bidi/>
-      </w:pPr>
-      <w:r>
-        <w:rPr>
-          <w:b w:val="0"/>
-          <w:i w:val="0"/>
-        </w:rPr>
-        <w:t>بالطلب الأصلي المنصوص عليه في صحيفة الدعوى. ثانياً: اختصاص المحاكم العامة بالدعاوى الآتية: ٦- المطالبة بدين مستحق للمورث - سواء كان المدعى عليه وارثا أو غير وارث ؛ مما تخرج معه تلك الدعوى عن</w:t>
+        <w:t>يعونلا صاصتخالا ديدحت يف ةربعلا نأ : ًالوأ) :يتآلا ىوعدلا عوضومب قلعتيو اهيف درو ام مهأو طاقنلا نم ديدعلا ىلإ تهتنا عزانتلا اهيف رثكي يتلا ةنجللا ةسارد دعبو اهلح ةيفيكو يعونلا صاصتخالاب ةقلعتملا تالاحلاو تاراسفتسالا عمجو ةيصخشلا لاوحألا مكاحمو ةماعلا مكاحملل ةدراولا اياضقلا عاونأ ةساردل</w:t>
+      </w:r>
+    </w:p>
+    <w:p>
+      <w:pPr>
+        <w:jc w:val="right"/>
+        <w:bidi/>
+      </w:pPr>
+      <w:r>
+        <w:rPr>
+          <w:b w:val="0"/>
+          <w:i w:val="0"/>
+        </w:rPr>
+        <w:t>نع ىوعدلا كلت هعم جرخت امم ؛ ثراو ريغ وأ اثراو هيلع ىعدملا ناك ءاوس - ثروملل قحتسم نيدب ةبلاطملا ٦- :ةيتآلا ىواعدلاب ةماعلا مكاحملا صاصتخا :ًايناث .ىوعدلا ةفيحص يف هيلع صوصنملا يلصألا بلطلاب</w:t>
       </w:r>
     </w:p>
     <w:p>
@@ -2873,7 +2873,7 @@
           <w:b w:val="0"/>
           <w:i w:val="0"/>
         </w:rPr>
-        <w:t>المملكة العربية السعودية - جدة - شارع الامير سلطان مبنى تاج السلطان الدور الأول :</w:t>
+        <w:t>: لوألا رودلا ناطلسلا جات ىنبم ناطلس ريمالا عراش - ةدج - ةيدوعسلا ةيبرعلا ةكلمملا</w:t>
       </w:r>
     </w:p>
     <w:p>
@@ -2925,7 +2925,7 @@
           <w:b w:val="0"/>
           <w:i w:val="0"/>
         </w:rPr>
-        <w:t>ص.ب 13045 الرمز البريدي 21372 |</w:t>
+        <w:t>| 21372 يديربلا زمرلا 13045 ب.ص</w:t>
       </w:r>
     </w:p>
     <w:p>
@@ -2964,7 +2964,7 @@
           <w:b w:val="0"/>
           <w:i w:val="0"/>
         </w:rPr>
-        <w:t>أن احتجاج محكمة الاستئناف باختصاصها بموجب الفقرة الرابعة من المادة (١٦) من نظام المحاكم التجارية في غير محله، إذ نصت الفقرة الرابعة على أن الدعاوى والمخالفات الناشئة عن تطبيق أحكام نظام الشركات والدعوى محل طلب المدعين لا تدخل في مفهوم النص المذكور.</w:t>
+        <w:t>.روكذملا صنلا موهفم يف لخدت ال نيعدملا بلط لحم ىوعدلاو تاكرشلا ماظن ماكحأ قيبطت نع ةئشانلا تافلاخملاو ىواعدلا نأ ىلع ةعبارلا ةرقفلا تصن ذإ ،هلحم ريغ يف ةيراجتلا مكاحملا ماظن نم (١٦) ةداملا نم ةعبارلا ةرقفلا بجومب اهصاصتخاب فانئتسالا ةمكحم جاجتحا نأ</w:t>
       </w:r>
     </w:p>
     <w:p>
@@ -3042,20 +3042,20 @@
           <w:b w:val="0"/>
           <w:i w:val="0"/>
         </w:rPr>
-        <w:t>أهدرت محكمة الاستئناف حجية الحكم القضائي الصادر من الدائرة التجارية السابعة عشر بديوان المظالم والصادر برقم (١٨٥/١٧/٢) وتاريخ (١٤٣٢/۱۲/۰۲هـ والثابت فيه انتهاء القضية صلحاً، وذلك في</w:t>
-      </w:r>
-    </w:p>
-    <w:p>
-      <w:pPr>
-        <w:jc w:val="right"/>
-        <w:bidi/>
-      </w:pPr>
-      <w:r>
-        <w:rPr>
-          <w:b w:val="0"/>
-          <w:i w:val="0"/>
-        </w:rPr>
-        <w:t>الدعوى المرفوعة من المدعي الأول (عدنان) وآخرين ضد المدعى عليه (المعترض) وتتعلق بمحل النزاع؛ إذ الثابت أن المدعي قبل توقيعه على هذا الصلح المدون بالاتفاقية اطلع على الوضع القانوني والمالي المشركة محل الدعوى - أثناء صدور هذا الحكم المتضمن الصلح وعلم علماً تاماً ببيع مورثه للحصص.</w:t>
+        <w:t>يف كلذو ،ًاحلص ةيضقلا ءاهتنا هيف تباثلاو ـه۲۰/۲۱١٤٣٢/) خيراتو (١٨٥/١٧/٢) مقرب رداصلاو ملاظملا ناويدب رشع ةعباسلا ةيراجتلا ةرئادلا نم رداصلا يئاضقلا مكحلا ةيجح فانئتسالا ةمكحم تردهأ</w:t>
+      </w:r>
+    </w:p>
+    <w:p>
+      <w:pPr>
+        <w:jc w:val="right"/>
+        <w:bidi/>
+      </w:pPr>
+      <w:r>
+        <w:rPr>
+          <w:b w:val="0"/>
+          <w:i w:val="0"/>
+        </w:rPr>
+        <w:t>.صصحلل هثروم عيبب ًامات ًاملع ملعو حلصلا نمضتملا مكحلا اذه رودص ءانثأ - ىوعدلا لحم ةكرشملا يلاملاو ينوناقلا عضولا ىلع علطا ةيقافتالاب نودملا حلصلا اذه ىلع هعيقوت لبق يعدملا نأ تباثلا ذإ ؛عازنلا لحمب قلعتتو (ضرتعملا) هيلع ىعدملا دض نيرخآو (ناندع) لوألا يعدملا نم ةعوفرملا ىوعدلا</w:t>
       </w:r>
     </w:p>
     <w:p>
@@ -3120,7 +3120,7 @@
           <w:b w:val="0"/>
           <w:i w:val="0"/>
         </w:rPr>
-        <w:t>التجاري الأنف البيان. وإذ أهدرت محكمة الاستئناف هذه الحجية والثابتة بقرارات الشركاء ولم تفحص</w:t>
+        <w:t>صحفت ملو ءاكرشلا تارارقب ةتباثلاو ةيجحلا هذه فانئتسالا ةمكحم تردهأ ذإو .نايبلا فنألا يراجتلا</w:t>
       </w:r>
     </w:p>
     <w:p>
@@ -3159,7 +3159,7 @@
           <w:b w:val="0"/>
           <w:i w:val="0"/>
         </w:rPr>
-        <w:t>المملكة العربية السعودية - جدة - شارع الامير سلطان مبنى تاج السلطان الدور الأول س ب 4030430843</w:t>
+        <w:t>4030430843 ب س لوألا رودلا ناطلسلا جات ىنبم ناطلس ريمالا عراش - ةدج - ةيدوعسلا ةيبرعلا ةكلمملا</w:t>
       </w:r>
     </w:p>
     <w:p>
@@ -3185,7 +3185,7 @@
           <w:b w:val="0"/>
           <w:i w:val="0"/>
         </w:rPr>
-        <w:t>ب 13045 الرمز البريدي 21372</w:t>
+        <w:t>21372 يديربلا زمرلا 13045 ب</w:t>
       </w:r>
     </w:p>
     <w:p>
@@ -3250,7 +3250,7 @@
           <w:b w:val="0"/>
           <w:i w:val="0"/>
         </w:rPr>
-        <w:t>والده وطلب إبطالها، ونهاية بإقامة دعوى ظاهرة التدليس واستغلال والدته ووالدة المدعى عليه (المعترض)</w:t>
+        <w:t>(ضرتعملا) هيلع ىعدملا ةدلاوو هتدلاو لالغتساو سيلدتلا ةرهاظ ىوعد ةماقإب ةياهنو ،اهلاطبإ بلطو هدلاو</w:t>
       </w:r>
     </w:p>
     <w:p>
@@ -3289,20 +3289,20 @@
           <w:b w:val="0"/>
           <w:i w:val="0"/>
         </w:rPr>
-        <w:t>المستندات وهو من قبيل القضاء بالعلم الشخصي؛ إذ خرجت المحكمة عن الأصول المرعية والثابت بالأوراق والبينات ولجأت لمنحى القرائن والاستنتاجات الغير منطقية.</w:t>
-      </w:r>
-    </w:p>
-    <w:p>
-      <w:pPr>
-        <w:jc w:val="right"/>
-        <w:bidi/>
-      </w:pPr>
-      <w:r>
-        <w:rPr>
-          <w:b w:val="0"/>
-          <w:i w:val="0"/>
-        </w:rPr>
-        <w:t>الطلبات</w:t>
+        <w:t>.ةيقطنم ريغلا تاجاتنتسالاو نئارقلا ىحنمل تأجلو تانيبلاو قاروألاب تباثلاو ةيعرملا لوصألا نع ةمكحملا تجرخ ذإ ؛يصخشلا ملعلاب ءاضقلا ليبق نم وهو تادنتسملا</w:t>
+      </w:r>
+    </w:p>
+    <w:p>
+      <w:pPr>
+        <w:jc w:val="right"/>
+        <w:bidi/>
+      </w:pPr>
+      <w:r>
+        <w:rPr>
+          <w:b w:val="0"/>
+          <w:i w:val="0"/>
+        </w:rPr>
+        <w:t>تابلطلا</w:t>
       </w:r>
     </w:p>
     <w:p>
@@ -3445,33 +3445,33 @@
           <w:b w:val="0"/>
           <w:i w:val="0"/>
         </w:rPr>
-        <w:t>المحامي د علي مشرف آل راشد</w:t>
-      </w:r>
-    </w:p>
-    <w:p>
-      <w:pPr>
-        <w:jc w:val="right"/>
-        <w:bidi/>
-      </w:pPr>
-      <w:r>
-        <w:rPr>
-          <w:b w:val="0"/>
-          <w:i w:val="0"/>
-        </w:rPr>
-        <w:t>بالوكالة رقم ( ٤٥١٥٦٠٥٧٠)</w:t>
-      </w:r>
-    </w:p>
-    <w:p>
-      <w:pPr>
-        <w:jc w:val="right"/>
-        <w:bidi/>
-      </w:pPr>
-      <w:r>
-        <w:rPr>
-          <w:b w:val="0"/>
-          <w:i w:val="0"/>
-        </w:rPr>
-        <w:t>المملكة العربية السعودية - جدة - شارع الامير سلطان - مبنى تاج السلطان الدور الأول س.ت 24030420843 ص.ب 13045 الرمز البريدي 21372</w:t>
+        <w:t>دشار لآ فرشم يلع د يماحملا</w:t>
+      </w:r>
+    </w:p>
+    <w:p>
+      <w:pPr>
+        <w:jc w:val="right"/>
+        <w:bidi/>
+      </w:pPr>
+      <w:r>
+        <w:rPr>
+          <w:b w:val="0"/>
+          <w:i w:val="0"/>
+        </w:rPr>
+        <w:t>(٤٥١٥٦٠٥٧٠ ) مقر ةلاكولاب</w:t>
+      </w:r>
+    </w:p>
+    <w:p>
+      <w:pPr>
+        <w:jc w:val="right"/>
+        <w:bidi/>
+      </w:pPr>
+      <w:r>
+        <w:rPr>
+          <w:b w:val="0"/>
+          <w:i w:val="0"/>
+        </w:rPr>
+        <w:t>21372 يديربلا زمرلا 13045 ب.ص 24030420843 ت.س لوألا رودلا ناطلسلا جات ىنبم - ناطلس ريمالا عراش - ةدج - ةيدوعسلا ةيبرعلا ةكلمملا</w:t>
       </w:r>
     </w:p>
     <w:p>
@@ -3497,20 +3497,20 @@
           <w:b w:val="0"/>
           <w:i w:val="0"/>
         </w:rPr>
-        <w:t>األطراف :</w:t>
-      </w:r>
-    </w:p>
-    <w:p>
-      <w:pPr>
-        <w:jc w:val="right"/>
-        <w:bidi/>
-      </w:pPr>
-      <w:r>
-        <w:rPr>
-          <w:b w:val="0"/>
-          <w:i w:val="0"/>
-        </w:rPr>
-        <w:t>أصالة عن نفسه ١ مو ل أسامه بن احمد بن عباس ز سعودي ل مد ي ١٠٠٨٠١٧٣٠١ أصالة عن نفسه #\ الطرف االسم ا سية نوع ال و ة رقم ال و ة الصفة</w:t>
+        <w:t>: فارطلأا</w:t>
+      </w:r>
+    </w:p>
+    <w:p>
+      <w:pPr>
+        <w:jc w:val="right"/>
+        <w:bidi/>
+      </w:pPr>
+      <w:r>
+        <w:rPr>
+          <w:b w:val="0"/>
+          <w:i w:val="0"/>
+        </w:rPr>
+        <w:t>ةفصلا ة و لا مقر ة و لا عون ةيس ا مسلاا فرطلا \# هسفن نع ةلاصأ ١٠٠٨٠١٧٣٠١ ي دم ل يدوعس ز سابع نب دمحا نب هماسأ ل وم ١ هسفن نع ةلاصأ</w:t>
       </w:r>
     </w:p>
     <w:p>
@@ -3536,254 +3536,254 @@
           <w:b w:val="0"/>
           <w:i w:val="0"/>
         </w:rPr>
-        <w:t>النطاق</w:t>
-      </w:r>
-    </w:p>
-    <w:p>
-      <w:pPr>
-        <w:jc w:val="right"/>
-        <w:bidi/>
-      </w:pPr>
-      <w:r>
-        <w:rPr>
-          <w:b w:val="0"/>
-          <w:i w:val="0"/>
-        </w:rPr>
-        <w:t>- يحق للوكيل توكيل الغ - مراجعة جميع ا ات ذات العالقة وإ اء جميع اإلجراءات الالزمة والتوقيع فيما يتطلب ذلك - االستالم و ال سليم</w:t>
-      </w:r>
-    </w:p>
-    <w:p>
-      <w:pPr>
-        <w:jc w:val="right"/>
-        <w:bidi/>
-      </w:pPr>
-      <w:r>
-        <w:rPr>
-          <w:b w:val="0"/>
-          <w:i w:val="0"/>
-        </w:rPr>
-        <w:t>البنود</w:t>
-      </w:r>
-    </w:p>
-    <w:p>
-      <w:pPr>
-        <w:jc w:val="right"/>
-        <w:bidi/>
-      </w:pPr>
-      <w:r>
-        <w:rPr>
-          <w:b w:val="0"/>
-          <w:i w:val="0"/>
-        </w:rPr>
-        <w:t>الصالحيات</w:t>
-      </w:r>
-    </w:p>
-    <w:p>
-      <w:pPr>
-        <w:jc w:val="right"/>
-        <w:bidi/>
-      </w:pPr>
-      <w:r>
-        <w:rPr>
-          <w:b w:val="0"/>
-          <w:i w:val="0"/>
-        </w:rPr>
-        <w:t>مخالفات نظام مراقبة البنوك - نة النظر تظلمات العالمات التجار ة - اإلم ال - إضافة املادت ن رقم 231و232من نظام املرافعات الشرعية - لدى محاكم االست ناف - لدى ا لس األع للقضاء ا كم لدى ا كمة العليا -لدى ا كمة العليا - نة تأديب ا ام ن بوزارة العدل - نة الفصل ا الفات واملنازعات الضر ية -ال نة االست نافية للمخالفات واملنازعات الضر ية - نة الفصل الفصل منازعات األوراق املالية -لدى م اتب الفصل منازعات األوراق التجار ة و ان حسم املنازعات التجار ة - لدى ان الفصل املنازعات وا الفات التأمي ية - لدى النيابة العامة -طلب نقض طلب إحالة الدعوى -لدى ا اكم -لدى ا اكم اإلدار ة (ديوان املظالم) -لدى ال ان الطبية الشرعية -لدى ال ان العمالية -لدى ان فض املنازعات املالية و ان سو ة املنازعات املصرفية لدى ان ال م ش ع صكوك األح ام - طلب رد االعتبار - طلب الشفعة - إ اء ما يلزم ضور ا لسات جميع الدعاوى لدى جميع ا اكم - استالم صكوك األح ام -طلب تن القا -طلب اإلدخال والتداخل - ا اء وا كم ن ورد م واس بدال م - طلب تطبيق املادة 230من نظام املرافعات الشرعية - املطالبة ب نفيذ األح ام - قبول األح ام ونف ا - االع اض ع األح ام وطلب االست ناف - التماس إعادة النظر - والتعديل - الطعن بال و ر - إن ار ا طوط واألختام والتواقيع - طلب املنع من السفر ورفعه -مراجعة دوائر ا ز والتنفيذ - طلب ا ز والتنفيذ - طلب التحكيم - عي ن ا اء وا كم ن - الطعن بتقار ر املطالبة وإقامة الدعاوى - املرافعة و املدافعة - سماع الدعاوى والرد عل ا - اإلقرار - اإلن ار - الص - التنازل - اإلبراء - طلب اليم ن ورده واالمتناع عنه - إحضار الش ود والب نات والطعن ف ا - اإلجابة وا رح املطالبات وا اكم</w:t>
-      </w:r>
-    </w:p>
-    <w:p>
-      <w:pPr>
-        <w:jc w:val="right"/>
-        <w:bidi/>
-      </w:pPr>
-      <w:r>
-        <w:rPr>
-          <w:b w:val="0"/>
-          <w:i w:val="0"/>
-        </w:rPr>
-        <w:t>مراجعة وزارة العدل - مراجعة وزارة الداخلية - مراجعة وزارة ا ارجية - مراجعة وزارة التجارة - وفروع ا وما ي بع ا من إدارات وأقسام الوزارات ا كومية</w:t>
-      </w:r>
-    </w:p>
-    <w:p>
-      <w:pPr>
-        <w:jc w:val="right"/>
-        <w:bidi/>
-      </w:pPr>
-      <w:r>
-        <w:rPr>
-          <w:b w:val="0"/>
-          <w:i w:val="0"/>
-        </w:rPr>
-        <w:t>مراجعة مراجعة املباحث اإلدار ة واملباحث ا نائية - وفروع ا وما ي بع ا من إدارات وأقسام مراجعة األمارة وإدارة تنفيذ األح ام ا قوقية ومراجعة املباحث اإلدار ة واملباحث ا نائية - مراجعة مراكز الشرطة - مراجعة الرئاسة العامة لالستخبارات - رئاسة أمن الدولة - مراجعة املباحث ا نائية - ا ات األمنية</w:t>
-      </w:r>
-    </w:p>
-    <w:p>
-      <w:pPr>
-        <w:jc w:val="right"/>
-        <w:bidi/>
-      </w:pPr>
-      <w:r>
-        <w:rPr>
-          <w:b w:val="0"/>
-          <w:i w:val="0"/>
-        </w:rPr>
-        <w:t>مراجعة ا لس األع للقضاء - وفروع ا وما ي بع ا من إدارات وأقسام الرئاسات ا كومية</w:t>
-      </w:r>
-    </w:p>
-    <w:p>
-      <w:pPr>
-        <w:jc w:val="right"/>
-        <w:bidi/>
-      </w:pPr>
-      <w:r>
-        <w:rPr>
-          <w:b w:val="0"/>
-          <w:i w:val="0"/>
-        </w:rPr>
-        <w:t>مراجعة النيابة العامة - مراجعة وزارة االس ثمار - وفروع ا وما ي بع ا من إدارات وأقسام ال يئات ا كومية</w:t>
-      </w:r>
-    </w:p>
-    <w:p>
-      <w:pPr>
-        <w:jc w:val="right"/>
-        <w:bidi/>
-      </w:pPr>
-      <w:r>
-        <w:rPr>
-          <w:b w:val="0"/>
-          <w:i w:val="0"/>
-        </w:rPr>
-        <w:t>مراجعة مؤسسة النقد العر ي السعودي - وفروع ا وما ي بع ا من إدارات وأقسام املؤسسات ا كومية</w:t>
-      </w:r>
-    </w:p>
-    <w:p>
-      <w:pPr>
-        <w:jc w:val="right"/>
-        <w:bidi/>
-      </w:pPr>
-      <w:r>
-        <w:rPr>
-          <w:b w:val="0"/>
-          <w:i w:val="0"/>
-        </w:rPr>
-        <w:t>تار خ إن اء الو الة : ١٤٤٦/٠٣/٢٠ ـ | ٢٠٢٤/٠٩/٢٣م تار خ إصدار الو الة : ١٤٤٥/٠٣/٢٠ ـ | ٢٠٢٣/١٠/٠٥م</w:t>
-      </w:r>
-    </w:p>
-    <w:p>
-      <w:pPr>
-        <w:jc w:val="right"/>
-        <w:bidi/>
-      </w:pPr>
-      <w:r>
-        <w:rPr>
-          <w:b w:val="0"/>
-          <w:i w:val="0"/>
-        </w:rPr>
-        <w:t>مصدر الو الة :خدمات الو االت اإللك ونية</w:t>
-      </w:r>
-    </w:p>
-    <w:p>
-      <w:pPr>
-        <w:jc w:val="right"/>
-        <w:bidi/>
-      </w:pPr>
-      <w:r>
-        <w:rPr>
-          <w:b w:val="0"/>
-          <w:i w:val="0"/>
-        </w:rPr>
-        <w:t>صدرت ذه الوثيقة من النظام اإللك و ي دمات التوثيق ، و مكن التحقق من ة الوثيقة ع ا دمات اإللك ونية لوزارة العدل،</w:t>
-      </w:r>
-    </w:p>
-    <w:p>
-      <w:pPr>
-        <w:jc w:val="right"/>
-        <w:bidi/>
-      </w:pPr>
-      <w:r>
-        <w:rPr>
-          <w:b w:val="0"/>
-          <w:i w:val="0"/>
-        </w:rPr>
-        <w:t>حالة الو الة : معتمدة رقم الو الة : ٤٥١٥٦٠٥٧٠</w:t>
-      </w:r>
-    </w:p>
-    <w:p>
-      <w:pPr>
-        <w:jc w:val="right"/>
-        <w:bidi/>
-      </w:pPr>
-      <w:r>
-        <w:rPr>
-          <w:b w:val="0"/>
-          <w:i w:val="0"/>
-        </w:rPr>
-        <w:t>وثيقة وكـالـةوزارة العدل اململكة العر ية السعودية</w:t>
-      </w:r>
-    </w:p>
-    <w:p>
-      <w:pPr>
-        <w:jc w:val="right"/>
-        <w:bidi/>
-      </w:pPr>
-      <w:r>
-        <w:rPr>
-          <w:b w:val="0"/>
-          <w:i w:val="0"/>
-        </w:rPr>
-        <w:t>تار خ إن اء الو الة : ١٤٤٦/٠٣/٢٠ ـ | ٢٠٢٤/٠٩/٢٣م تار خ إصدار الو الة : ١٤٤٥/٠٣/٢٠ ـ | ٢٠٢٣/١٠/٠٥م</w:t>
-      </w:r>
-    </w:p>
-    <w:p>
-      <w:pPr>
-        <w:jc w:val="right"/>
-        <w:bidi/>
-      </w:pPr>
-      <w:r>
-        <w:rPr>
-          <w:b w:val="0"/>
-          <w:i w:val="0"/>
-        </w:rPr>
-        <w:t>مصدر الو الة :خدمات الو االت اإللك ونية</w:t>
-      </w:r>
-    </w:p>
-    <w:p>
-      <w:pPr>
-        <w:jc w:val="right"/>
-        <w:bidi/>
-      </w:pPr>
-      <w:r>
-        <w:rPr>
-          <w:b w:val="0"/>
-          <w:i w:val="0"/>
-        </w:rPr>
-        <w:t>صدرت ذه الوثيقة من النظام اإللك و ي دمات التوثيق ، و مكن التحقق من ة الوثيقة ع ا دمات اإللك ونية لوزارة العدل،</w:t>
-      </w:r>
-    </w:p>
-    <w:p>
-      <w:pPr>
-        <w:jc w:val="right"/>
-        <w:bidi/>
-      </w:pPr>
-      <w:r>
-        <w:rPr>
-          <w:b w:val="0"/>
-          <w:i w:val="0"/>
-        </w:rPr>
-        <w:t>حالة الو الة : معتمدة رقم الو الة : ٤٥١٥٦٠٥٧٠</w:t>
-      </w:r>
-    </w:p>
-    <w:p>
-      <w:pPr>
-        <w:jc w:val="right"/>
-        <w:bidi/>
-      </w:pPr>
-      <w:r>
-        <w:rPr>
-          <w:b w:val="0"/>
-          <w:i w:val="0"/>
-        </w:rPr>
-        <w:t>وثيقة وكـالـةوزارة العدل اململكة العر ية السعودية</w:t>
+        <w:t>قاطنلا</w:t>
+      </w:r>
+    </w:p>
+    <w:p>
+      <w:pPr>
+        <w:jc w:val="right"/>
+        <w:bidi/>
+      </w:pPr>
+      <w:r>
+        <w:rPr>
+          <w:b w:val="0"/>
+          <w:i w:val="0"/>
+        </w:rPr>
+        <w:t>ميلس لا و ملاتسلاا - كلذ بلطتي اميف عيقوتلاو ةمزلالا تاءارجلإا عيمج ءا إو ةقلاعلا تاذ تا ا عيمج ةعجارم - غلا ليكوت ليكولل قحي -</w:t>
+      </w:r>
+    </w:p>
+    <w:p>
+      <w:pPr>
+        <w:jc w:val="right"/>
+        <w:bidi/>
+      </w:pPr>
+      <w:r>
+        <w:rPr>
+          <w:b w:val="0"/>
+          <w:i w:val="0"/>
+        </w:rPr>
+        <w:t>دونبلا</w:t>
+      </w:r>
+    </w:p>
+    <w:p>
+      <w:pPr>
+        <w:jc w:val="right"/>
+        <w:bidi/>
+      </w:pPr>
+      <w:r>
+        <w:rPr>
+          <w:b w:val="0"/>
+          <w:i w:val="0"/>
+        </w:rPr>
+        <w:t>تايحلاصلا</w:t>
+      </w:r>
+    </w:p>
+    <w:p>
+      <w:pPr>
+        <w:jc w:val="right"/>
+        <w:bidi/>
+      </w:pPr>
+      <w:r>
+        <w:rPr>
+          <w:b w:val="0"/>
+          <w:i w:val="0"/>
+        </w:rPr>
+        <w:t>مكا او تابلاطلما حر او ةباجلإا - ا ف نعطلاو تان بلاو دو شلا راضحإ - هنع عانتملااو هدرو ن ميلا بلط - ءاربلإا - لزانتلا - صلا - را نلإا - رارقلإا - ا لع درلاو ىواعدلا عامس - ةعفادلما و ةعفارلما - ىواعدلا ةماقإو ةبلاطلما ر راقتب نعطلا - ن مك او ءا ا ن يع - ميكحتلا بلط - ذيفنتلاو ز ا بلط - ذيفنتلاو ز ا رئاود ةعجارم- هعفرو رفسلا نم عنلما بلط - عيقاوتلاو ماتخلأاو طوط ا را نإ - ر و لاب نعطلا - ليدعتلاو - رظنلا ةداعإ سامتلا - فان تسلاا بلطو ما حلأا ع ضا علاا - ا فنو ما حلأا لوبق - ما حلأا ذيفن ب ةبلاطلما - ةيعرشلا تاعفارلما ماظن نم230 ةدالما قيبطت بلط - م لادب ساو م درو ن مك او ءا ا - لخادتلاو لاخدلإا بلط- اقلا نت بلط- ما حلأا كوكص ملاتسا - مكا ا عيمج ىدل ىواعدلا عيمج تاسل ا روض مزلي ام ءا إ - ةعفشلا بلط - رابتعلاا در بلط - ما حلأا كوكص ع ش م لا نا ىدل ةيفرصلما تاعزانلما ة وس نا و ةيلالما تاعزانلما ضف نا ىدل- ةيلامعلا نا لا ىدل- ةيعرشلا ةيبطلا نا لا ىدل- (ملاظلما ناويد) ة رادلإا مكا ا ىدل- مكا ا ىدل- ىوعدلا ةلاحإ بلط ضقن بلط- ةماعلا ةباينلا ىدل - ةي يمأتلا تافلا او تاعزانلما لصفلا نا ىدل - ة راجتلا تاعزانلما مسح نا و ة راجتلا قارولأا تاعزانم لصفلا بتا م ىدل- ةيلالما قارولأا تاعزانم لصفلا لصفلا ةن - ةي رضلا تاعزانلماو تافلاخملل ةيفان تسلاا ةن لا- ةي رضلا تاعزانلماو تافلا ا لصفلا ةن - لدعلا ةرازوب ن ما ا بيدأت ةن - ايلعلا ةمك ا ىدل- ايلعلا ةمك ا ىدل مك ا ءاضقلل علأا سل ا ىدل - فان تسلاا مكاحم ىدل - ةيعرشلا تاعفارلما ماظن نم232و231 مقر ن تدالما ةفاضإ - لا ملإا - ة راجتلا تاملاعلا تاملظت رظنلا ةن - كونبلا ةبقارم ماظن تافلاخم</w:t>
+      </w:r>
+    </w:p>
+    <w:p>
+      <w:pPr>
+        <w:jc w:val="right"/>
+        <w:bidi/>
+      </w:pPr>
+      <w:r>
+        <w:rPr>
+          <w:b w:val="0"/>
+          <w:i w:val="0"/>
+        </w:rPr>
+        <w:t>ةيموك ا تارازولا ماسقأو تارادإ نم ا عب ي امو ا عورفو - ةراجتلا ةرازو ةعجارم - ةيجرا ا ةرازو ةعجارم - ةيلخادلا ةرازو ةعجارم - لدعلا ةرازو ةعجارم</w:t>
+      </w:r>
+    </w:p>
+    <w:p>
+      <w:pPr>
+        <w:jc w:val="right"/>
+        <w:bidi/>
+      </w:pPr>
+      <w:r>
+        <w:rPr>
+          <w:b w:val="0"/>
+          <w:i w:val="0"/>
+        </w:rPr>
+        <w:t>ةينملأا تا ا - ةيئان ا ثحابلما ةعجارم - ةلودلا نمأ ةسائر - تارابختسلال ةماعلا ةسائرلا ةعجارم - ةطرشلا زكارم ةعجارم - ةيئان ا ثحابلماو ة رادلإا ثحابلما ةعجارمو ةيقوق ا ما حلأا ذيفنت ةرادإو ةراملأا ةعجارم ماسقأو تارادإ نم ا عب ي امو ا عورفو - ةيئان ا ثحابلماو ة رادلإا ثحابلما ةعجارم ةعجارم</w:t>
+      </w:r>
+    </w:p>
+    <w:p>
+      <w:pPr>
+        <w:jc w:val="right"/>
+        <w:bidi/>
+      </w:pPr>
+      <w:r>
+        <w:rPr>
+          <w:b w:val="0"/>
+          <w:i w:val="0"/>
+        </w:rPr>
+        <w:t>ةيموك ا تاسائرلا ماسقأو تارادإ نم ا عب ي امو ا عورفو - ءاضقلل علأا سل ا ةعجارم</w:t>
+      </w:r>
+    </w:p>
+    <w:p>
+      <w:pPr>
+        <w:jc w:val="right"/>
+        <w:bidi/>
+      </w:pPr>
+      <w:r>
+        <w:rPr>
+          <w:b w:val="0"/>
+          <w:i w:val="0"/>
+        </w:rPr>
+        <w:t>ةيموك ا تائي لا ماسقأو تارادإ نم ا عب ي امو ا عورفو - رامث سلاا ةرازو ةعجارم - ةماعلا ةباينلا ةعجارم</w:t>
+      </w:r>
+    </w:p>
+    <w:p>
+      <w:pPr>
+        <w:jc w:val="right"/>
+        <w:bidi/>
+      </w:pPr>
+      <w:r>
+        <w:rPr>
+          <w:b w:val="0"/>
+          <w:i w:val="0"/>
+        </w:rPr>
+        <w:t>ةيموك ا تاسسؤلما ماسقأو تارادإ نم ا عب ي امو ا عورفو - يدوعسلا ي رعلا دقنلا ةسسؤم ةعجارم</w:t>
+      </w:r>
+    </w:p>
+    <w:p>
+      <w:pPr>
+        <w:jc w:val="right"/>
+        <w:bidi/>
+      </w:pPr>
+      <w:r>
+        <w:rPr>
+          <w:b w:val="0"/>
+          <w:i w:val="0"/>
+        </w:rPr>
+        <w:t>م٢٠٢٣/١٠/٠٥ | ـ ١٤٤٥/٠٣/٢٠ : ةلا ولا رادصإ خ رات م٢٠٢٤/٠٩/٢٣ | ـ ١٤٤٦/٠٣/٢٠ : ةلا ولا ءا نإ خ رات</w:t>
+      </w:r>
+    </w:p>
+    <w:p>
+      <w:pPr>
+        <w:jc w:val="right"/>
+        <w:bidi/>
+      </w:pPr>
+      <w:r>
+        <w:rPr>
+          <w:b w:val="0"/>
+          <w:i w:val="0"/>
+        </w:rPr>
+        <w:t>ةينو كللإا تلاا ولا تامدخ: ةلا ولا ردصم</w:t>
+      </w:r>
+    </w:p>
+    <w:p>
+      <w:pPr>
+        <w:jc w:val="right"/>
+        <w:bidi/>
+      </w:pPr>
+      <w:r>
+        <w:rPr>
+          <w:b w:val="0"/>
+          <w:i w:val="0"/>
+        </w:rPr>
+        <w:t>،لدعلا ةرازول ةينو كللإا تامد ا ع ةقيثولا ة نم ققحتلا نكم و ، قيثوتلا تامد ي و كللإا ماظنلا نم ةقيثولا هذ تردص</w:t>
+      </w:r>
+    </w:p>
+    <w:p>
+      <w:pPr>
+        <w:jc w:val="right"/>
+        <w:bidi/>
+      </w:pPr>
+      <w:r>
+        <w:rPr>
+          <w:b w:val="0"/>
+          <w:i w:val="0"/>
+        </w:rPr>
+        <w:t>٤٥١٥٦٠٥٧٠ : ةلا ولا مقر ةدمتعم : ةلا ولا ةلاح</w:t>
+      </w:r>
+    </w:p>
+    <w:p>
+      <w:pPr>
+        <w:jc w:val="right"/>
+        <w:bidi/>
+      </w:pPr>
+      <w:r>
+        <w:rPr>
+          <w:b w:val="0"/>
+          <w:i w:val="0"/>
+        </w:rPr>
+        <w:t>ةيدوعسلا ةي رعلا ةكلملما لدعلا ةرازوةـلاـكو ةقيثو</w:t>
+      </w:r>
+    </w:p>
+    <w:p>
+      <w:pPr>
+        <w:jc w:val="right"/>
+        <w:bidi/>
+      </w:pPr>
+      <w:r>
+        <w:rPr>
+          <w:b w:val="0"/>
+          <w:i w:val="0"/>
+        </w:rPr>
+        <w:t>م٢٠٢٣/١٠/٠٥ | ـ ١٤٤٥/٠٣/٢٠ : ةلا ولا رادصإ خ رات م٢٠٢٤/٠٩/٢٣ | ـ ١٤٤٦/٠٣/٢٠ : ةلا ولا ءا نإ خ رات</w:t>
+      </w:r>
+    </w:p>
+    <w:p>
+      <w:pPr>
+        <w:jc w:val="right"/>
+        <w:bidi/>
+      </w:pPr>
+      <w:r>
+        <w:rPr>
+          <w:b w:val="0"/>
+          <w:i w:val="0"/>
+        </w:rPr>
+        <w:t>ةينو كللإا تلاا ولا تامدخ: ةلا ولا ردصم</w:t>
+      </w:r>
+    </w:p>
+    <w:p>
+      <w:pPr>
+        <w:jc w:val="right"/>
+        <w:bidi/>
+      </w:pPr>
+      <w:r>
+        <w:rPr>
+          <w:b w:val="0"/>
+          <w:i w:val="0"/>
+        </w:rPr>
+        <w:t>،لدعلا ةرازول ةينو كللإا تامد ا ع ةقيثولا ة نم ققحتلا نكم و ، قيثوتلا تامد ي و كللإا ماظنلا نم ةقيثولا هذ تردص</w:t>
+      </w:r>
+    </w:p>
+    <w:p>
+      <w:pPr>
+        <w:jc w:val="right"/>
+        <w:bidi/>
+      </w:pPr>
+      <w:r>
+        <w:rPr>
+          <w:b w:val="0"/>
+          <w:i w:val="0"/>
+        </w:rPr>
+        <w:t>٤٥١٥٦٠٥٧٠ : ةلا ولا مقر ةدمتعم : ةلا ولا ةلاح</w:t>
+      </w:r>
+    </w:p>
+    <w:p>
+      <w:pPr>
+        <w:jc w:val="right"/>
+        <w:bidi/>
+      </w:pPr>
+      <w:r>
+        <w:rPr>
+          <w:b w:val="0"/>
+          <w:i w:val="0"/>
+        </w:rPr>
+        <w:t>ةيدوعسلا ةي رعلا ةكلملما لدعلا ةرازوةـلاـكو ةقيثو</w:t>
       </w:r>
     </w:p>
     <w:p>
@@ -3822,7 +3822,7 @@
           <w:b w:val="0"/>
           <w:i w:val="0"/>
         </w:rPr>
-        <w:t>رأس المال: ٥۰۰.۰۰۰ ريال</w:t>
+        <w:t>لاير ۰۰۰.۰۰٥ :لاملا سأر</w:t>
       </w:r>
     </w:p>
     <w:p>
@@ -3991,7 +3991,7 @@
           <w:b w:val="0"/>
           <w:i w:val="0"/>
         </w:rPr>
-        <w:t>١٤٣٨/٣/١٤ هـ والمعدل بموجب قرار الشركاء المصدق عليه من كاتب عدل جدة بالصحيفة ١٢٠ عدد ١١٦ مجلد ٨/٤/ص وتاريخ ١٤٣٩/۱۲/۳ هـ والمعدل بموجب قرار الشركاء المصدق عليه من كاتب عدل جدة رقم ٥٢ صحيفة ٥٢ مجلد ٥/ع/ ع وتاريخ ١٤٣٠/٤/٤ هـ .</w:t>
+        <w:t>. ـه ١٤٣٠/٤/٤ خيراتو ع /ع٥/ دلجم ٥٢ ةفيحص ٥٢ مقر ةدج لدع بتاك نم هيلع قدصملا ءاكرشلا رارق بجومب لدعملاو ـه ۳/۲۱١٤٣٩/ خيراتو ص٨/٤/ دلجم ١١٦ ددع ١٢٠ ةفيحصلاب ةدج لدع بتاك نم هيلع قدصملا ءاكرشلا رارق بجومب لدعملاو ـه ١٤٣٨/٣/١٤</w:t>
       </w:r>
     </w:p>
     <w:p>
@@ -4043,7 +4043,7 @@
           <w:b w:val="0"/>
           <w:i w:val="0"/>
         </w:rPr>
-        <w:t>ثانياً : تعديل مقدمة عقد التأسيس ليصبح الشركاء الحاليين في الشركة على النحو التالي :</w:t>
+        <w:t>: يلاتلا وحنلا ىلع ةكرشلا يف نييلاحلا ءاكرشلا حبصيل سيسأتلا دقع ةمدقم ليدعت : ًايناث</w:t>
       </w:r>
     </w:p>
     <w:p>
@@ -4069,7 +4069,7 @@
           <w:b w:val="0"/>
           <w:i w:val="0"/>
         </w:rPr>
-        <w:t>ر شرع و زمصادرة من مكة رجل أعمال وعنوانه جدة حي الخالدية تقاطع شارع الامير سلطان مع شارع قلب الجزيرة شريك طرف أول"</w:t>
+        <w:t>"لوأ فرط كيرش ةريزجلا بلق عراش عم ناطلس ريمالا عراش عطاقت ةيدلاخلا يح ةدج هناونعو لامعأ لجر ةكم نم ةرداصمز و عرش ر</w:t>
       </w:r>
     </w:p>
     <w:p>
@@ -4147,7 +4147,7 @@
           <w:b w:val="0"/>
           <w:i w:val="0"/>
         </w:rPr>
-        <w:t>ست ٤۰۳۰۱۹۹۱۰۲ رأس المال: ۵۰۰.۰۰۰ ریال</w:t>
+        <w:t>لایر ۰۰۰.۰۰۵ :لاملا سأر ۲۰۱۹۹۱۰۳۰٤ تس</w:t>
       </w:r>
     </w:p>
     <w:p>
@@ -4251,20 +4251,20 @@
           <w:b w:val="0"/>
           <w:i w:val="0"/>
         </w:rPr>
-        <w:t>قيمة الحصة</w:t>
-      </w:r>
-    </w:p>
-    <w:p>
-      <w:pPr>
-        <w:jc w:val="right"/>
-        <w:bidi/>
-      </w:pPr>
-      <w:r>
-        <w:rPr>
-          <w:b w:val="0"/>
-          <w:i w:val="0"/>
-        </w:rPr>
-        <w:t>اسم الشريك</w:t>
+        <w:t>ةصحلا ةميق</w:t>
+      </w:r>
+    </w:p>
+    <w:p>
+      <w:pPr>
+        <w:jc w:val="right"/>
+        <w:bidi/>
+      </w:pPr>
+      <w:r>
+        <w:rPr>
+          <w:b w:val="0"/>
+          <w:i w:val="0"/>
+        </w:rPr>
+        <w:t>كيرشلا مسا</w:t>
       </w:r>
     </w:p>
     <w:p>
@@ -4290,7 +4290,7 @@
           <w:b w:val="0"/>
           <w:i w:val="0"/>
         </w:rPr>
-        <w:t>بالريال</w:t>
+        <w:t>لايرلاب</w:t>
       </w:r>
     </w:p>
     <w:p>
@@ -4316,33 +4316,33 @@
           <w:b w:val="0"/>
           <w:i w:val="0"/>
         </w:rPr>
-        <w:t>الحصص بالريال</w:t>
-      </w:r>
-    </w:p>
-    <w:p>
-      <w:pPr>
-        <w:jc w:val="right"/>
-        <w:bidi/>
-      </w:pPr>
-      <w:r>
-        <w:rPr>
-          <w:b w:val="0"/>
-          <w:i w:val="0"/>
-        </w:rPr>
-        <w:t>النسبة</w:t>
-      </w:r>
-    </w:p>
-    <w:p>
-      <w:pPr>
-        <w:jc w:val="right"/>
-        <w:bidi/>
-      </w:pPr>
-      <w:r>
-        <w:rPr>
-          <w:b w:val="0"/>
-          <w:i w:val="0"/>
-        </w:rPr>
-        <w:t>المئوية</w:t>
+        <w:t>لايرلاب صصحلا</w:t>
+      </w:r>
+    </w:p>
+    <w:p>
+      <w:pPr>
+        <w:jc w:val="right"/>
+        <w:bidi/>
+      </w:pPr>
+      <w:r>
+        <w:rPr>
+          <w:b w:val="0"/>
+          <w:i w:val="0"/>
+        </w:rPr>
+        <w:t>ةبسنلا</w:t>
+      </w:r>
+    </w:p>
+    <w:p>
+      <w:pPr>
+        <w:jc w:val="right"/>
+        <w:bidi/>
+      </w:pPr>
+      <w:r>
+        <w:rPr>
+          <w:b w:val="0"/>
+          <w:i w:val="0"/>
+        </w:rPr>
+        <w:t>ةيوئملا</w:t>
       </w:r>
     </w:p>
     <w:p>
@@ -4602,7 +4602,7 @@
           <w:b w:val="0"/>
           <w:i w:val="0"/>
         </w:rPr>
-        <w:t>سادساً :: : حرر هذا القرار من ٦ نسخ بيد كل طرف نسخة والنسخ الاخرى لاستخدامها في اجراءات الشهر والتسجيل النظامية والمفوض بها كل من السيد / جابر علا الله بن جبران ، السيد / أدهم زهير حسن المتوكل سعوديين الجنسية مجتمعين أو منفردين</w:t>
+        <w:t>نيدرفنم وأ نيعمتجم ةيسنجلا نييدوعس لكوتملا نسح ريهز مهدأ / ديسلا ، ناربج نب هللا الع رباج / ديسلا نم لك اهب ضوفملاو ةيماظنلا ليجستلاو رهشلا تاءارجا يف اهمادختسال ىرخالا خسنلاو ةخسن فرط لك ديب خسن ٦ نم رارقلا اذه ررح : :: ًاسداس</w:t>
       </w:r>
     </w:p>
     <w:p>
@@ -4628,20 +4628,20 @@
           <w:b w:val="0"/>
           <w:i w:val="0"/>
         </w:rPr>
-        <w:t>الطرف الأول المتنازل</w:t>
-      </w:r>
-    </w:p>
-    <w:p>
-      <w:pPr>
-        <w:jc w:val="right"/>
-        <w:bidi/>
-      </w:pPr>
-      <w:r>
-        <w:rPr>
-          <w:b w:val="0"/>
-          <w:i w:val="0"/>
-        </w:rPr>
-        <w:t>الطرف الثاني</w:t>
+        <w:t>لزانتملا لوألا فرطلا</w:t>
+      </w:r>
+    </w:p>
+    <w:p>
+      <w:pPr>
+        <w:jc w:val="right"/>
+        <w:bidi/>
+      </w:pPr>
+      <w:r>
+        <w:rPr>
+          <w:b w:val="0"/>
+          <w:i w:val="0"/>
+        </w:rPr>
+        <w:t>يناثلا فرطلا</w:t>
       </w:r>
     </w:p>
     <w:p>
@@ -4680,33 +4680,33 @@
           <w:b w:val="0"/>
           <w:i w:val="0"/>
         </w:rPr>
-        <w:t>التوقيع /</w:t>
-      </w:r>
-    </w:p>
-    <w:p>
-      <w:pPr>
-        <w:jc w:val="right"/>
-        <w:bidi/>
-      </w:pPr>
-      <w:r>
-        <w:rPr>
-          <w:b w:val="0"/>
-          <w:i w:val="0"/>
-        </w:rPr>
-        <w:t>التوقيع / نار</w:t>
-      </w:r>
-    </w:p>
-    <w:p>
-      <w:pPr>
-        <w:jc w:val="right"/>
-        <w:bidi/>
-      </w:pPr>
-      <w:r>
-        <w:rPr>
-          <w:b w:val="0"/>
-          <w:i w:val="0"/>
-        </w:rPr>
-        <w:t>الشريك الأول الجديد</w:t>
+        <w:t>/ عيقوتلا</w:t>
+      </w:r>
+    </w:p>
+    <w:p>
+      <w:pPr>
+        <w:jc w:val="right"/>
+        <w:bidi/>
+      </w:pPr>
+      <w:r>
+        <w:rPr>
+          <w:b w:val="0"/>
+          <w:i w:val="0"/>
+        </w:rPr>
+        <w:t>ران / عيقوتلا</w:t>
+      </w:r>
+    </w:p>
+    <w:p>
+      <w:pPr>
+        <w:jc w:val="right"/>
+        <w:bidi/>
+      </w:pPr>
+      <w:r>
+        <w:rPr>
+          <w:b w:val="0"/>
+          <w:i w:val="0"/>
+        </w:rPr>
+        <w:t>ديدجلا لوألا كيرشلا</w:t>
       </w:r>
     </w:p>
     <w:p>
@@ -4732,7 +4732,7 @@
           <w:b w:val="0"/>
           <w:i w:val="0"/>
         </w:rPr>
-        <w:t>التوقيع / / نادت</w:t>
+        <w:t>تدان / / عيقوتلا</w:t>
       </w:r>
     </w:p>
     <w:p>
@@ -4758,20 +4758,20 @@
           <w:b w:val="0"/>
           <w:i w:val="0"/>
         </w:rPr>
-        <w:t>الوزارة التمارة والصدمة</w:t>
-      </w:r>
-    </w:p>
-    <w:p>
-      <w:pPr>
-        <w:jc w:val="right"/>
-        <w:bidi/>
-      </w:pPr>
-      <w:r>
-        <w:rPr>
-          <w:b w:val="0"/>
-          <w:i w:val="0"/>
-        </w:rPr>
-        <w:t>تم تدقيق هذا القه</w:t>
+        <w:t>ةمدصلاو ةرامتلا ةرازولا</w:t>
+      </w:r>
+    </w:p>
+    <w:p>
+      <w:pPr>
+        <w:jc w:val="right"/>
+        <w:bidi/>
+      </w:pPr>
+      <w:r>
+        <w:rPr>
+          <w:b w:val="0"/>
+          <w:i w:val="0"/>
+        </w:rPr>
+        <w:t>هقلا اذه قيقدت مت</w:t>
       </w:r>
     </w:p>
     <w:p>
@@ -4797,7 +4797,7 @@
           <w:b w:val="0"/>
           <w:i w:val="0"/>
         </w:rPr>
-        <w:t>وزارة العدل : قسم توثيق العقود</w:t>
+        <w:t>دوقعلا قيثوت مسق : لدعلا ةرازو</w:t>
       </w:r>
     </w:p>
     <w:p>
@@ -4823,7 +4823,7 @@
           <w:b w:val="0"/>
           <w:i w:val="0"/>
         </w:rPr>
-        <w:t>ضا القرار بسجل عقود الشركات تحت الرقم ٢٧٥ صحيفة ١٧٢ مجلد ٤/٨ / وتاريخ ١٦ / ١٠ / ١٤٢١هـ وذلك بحضور وتوقيع الأطراف المعنية وصيه جرى التصديق تحريراً في ٢١/١٠٨١٦ هـ وصلى الله على نبينا محمد</w:t>
+        <w:t>دمحم انيبن ىلع هللا ىلصو ـه ٢١/١٠٨١٦ يف ًاريرحت قيدصتلا ىرج هيصو ةينعملا فارطألا عيقوتو روضحب كلذو ـه١٤٢١ / ١٠ / ١٦ خيراتو / ٤/٨ دلجم ١٧٢ ةفيحص ٢٧٥ مقرلا تحت تاكرشلا دوقع لجسب رارقلا اض</w:t>
       </w:r>
     </w:p>
     <w:p>
@@ -4849,7 +4849,7 @@
           <w:b w:val="0"/>
           <w:i w:val="0"/>
         </w:rPr>
-        <w:t>كاتب الضبط</w:t>
+        <w:t>طبضلا بتاك</w:t>
       </w:r>
     </w:p>
     <w:p>
@@ -4875,20 +4875,20 @@
           <w:b w:val="0"/>
           <w:i w:val="0"/>
         </w:rPr>
-        <w:t>رشيد بن شديد العربي</w:t>
-      </w:r>
-    </w:p>
-    <w:p>
-      <w:pPr>
-        <w:jc w:val="right"/>
-        <w:bidi/>
-      </w:pPr>
-      <w:r>
-        <w:rPr>
-          <w:b w:val="0"/>
-          <w:i w:val="0"/>
-        </w:rPr>
-        <w:t>ة الغرفة</w:t>
+        <w:t>يبرعلا ديدش نب ديشر</w:t>
+      </w:r>
+    </w:p>
+    <w:p>
+      <w:pPr>
+        <w:jc w:val="right"/>
+        <w:bidi/>
+      </w:pPr>
+      <w:r>
+        <w:rPr>
+          <w:b w:val="0"/>
+          <w:i w:val="0"/>
+        </w:rPr>
+        <w:t>ةفرغلا ة</w:t>
       </w:r>
     </w:p>
     <w:p>
@@ -4979,7 +4979,7 @@
           <w:b w:val="0"/>
           <w:i w:val="0"/>
         </w:rPr>
-        <w:t>رأس المال: ٥۰۰۰۰۰۰ ريال</w:t>
+        <w:t>لاير ۰۰۰۰۰۰٥ :لاملا سأر</w:t>
       </w:r>
     </w:p>
     <w:p>
@@ -5161,7 +5161,7 @@
           <w:b w:val="0"/>
           <w:i w:val="0"/>
         </w:rPr>
-        <w:t>ثانياً : تعديل مقدمة عقد التأسيس ليصبح الشركاء الحاليين في الشركة على النحو التالي :</w:t>
+        <w:t>: يلاتلا وحنلا ىلع ةكرشلا يف نييلاحلا ءاكرشلا حبصيل سيسأتلا دقع ةمدقم ليدعت : ًايناث</w:t>
       </w:r>
     </w:p>
     <w:p>
@@ -5187,7 +5187,7 @@
           <w:b w:val="0"/>
           <w:i w:val="0"/>
         </w:rPr>
-        <w:t>من مكة رجل أعمال وعنوانه جدة حي الخالدية تقاطع شارع الامير سلطان مع شارع قلب الجزيرة عمارة أوزكو ص ب ٥٤٣٩ جدة ٢١٥١٤ . شريك طرف أول</w:t>
+        <w:t>لوأ فرط كيرش . ٢١٥١٤ ةدج ٥٤٣٩ ب ص وكزوأ ةرامع ةريزجلا بلق عراش عم ناطلس ريمالا عراش عطاقت ةيدلاخلا يح ةدج هناونعو لامعأ لجر ةكم نم</w:t>
       </w:r>
     </w:p>
     <w:p>
@@ -5278,7 +5278,7 @@
           <w:b w:val="0"/>
           <w:i w:val="0"/>
         </w:rPr>
-        <w:t>رأس المال: ٥۰۰.۰۰۰ ريال</w:t>
+        <w:t>لاير ۰۰۰.۰۰٥ :لاملا سأر</w:t>
       </w:r>
     </w:p>
     <w:p>
@@ -5356,7 +5356,7 @@
           <w:b w:val="0"/>
           <w:i w:val="0"/>
         </w:rPr>
-        <w:t>اسم الشريك</w:t>
+        <w:t>كيرشلا مسا</w:t>
       </w:r>
     </w:p>
     <w:p>
@@ -5395,7 +5395,7 @@
           <w:b w:val="0"/>
           <w:i w:val="0"/>
         </w:rPr>
-        <w:t>قيمة الحصة</w:t>
+        <w:t>ةصحلا ةميق</w:t>
       </w:r>
     </w:p>
     <w:p>
@@ -5421,46 +5421,46 @@
           <w:b w:val="0"/>
           <w:i w:val="0"/>
         </w:rPr>
-        <w:t>النسبة</w:t>
-      </w:r>
-    </w:p>
-    <w:p>
-      <w:pPr>
-        <w:jc w:val="right"/>
-        <w:bidi/>
-      </w:pPr>
-      <w:r>
-        <w:rPr>
-          <w:b w:val="0"/>
-          <w:i w:val="0"/>
-        </w:rPr>
-        <w:t>بالريال</w:t>
-      </w:r>
-    </w:p>
-    <w:p>
-      <w:pPr>
-        <w:jc w:val="right"/>
-        <w:bidi/>
-      </w:pPr>
-      <w:r>
-        <w:rPr>
-          <w:b w:val="0"/>
-          <w:i w:val="0"/>
-        </w:rPr>
-        <w:t>الحصص بالريال</w:t>
-      </w:r>
-    </w:p>
-    <w:p>
-      <w:pPr>
-        <w:jc w:val="right"/>
-        <w:bidi/>
-      </w:pPr>
-      <w:r>
-        <w:rPr>
-          <w:b w:val="0"/>
-          <w:i w:val="0"/>
-        </w:rPr>
-        <w:t>المئوية</w:t>
+        <w:t>ةبسنلا</w:t>
+      </w:r>
+    </w:p>
+    <w:p>
+      <w:pPr>
+        <w:jc w:val="right"/>
+        <w:bidi/>
+      </w:pPr>
+      <w:r>
+        <w:rPr>
+          <w:b w:val="0"/>
+          <w:i w:val="0"/>
+        </w:rPr>
+        <w:t>لايرلاب</w:t>
+      </w:r>
+    </w:p>
+    <w:p>
+      <w:pPr>
+        <w:jc w:val="right"/>
+        <w:bidi/>
+      </w:pPr>
+      <w:r>
+        <w:rPr>
+          <w:b w:val="0"/>
+          <w:i w:val="0"/>
+        </w:rPr>
+        <w:t>لايرلاب صصحلا</w:t>
+      </w:r>
+    </w:p>
+    <w:p>
+      <w:pPr>
+        <w:jc w:val="right"/>
+        <w:bidi/>
+      </w:pPr>
+      <w:r>
+        <w:rPr>
+          <w:b w:val="0"/>
+          <w:i w:val="0"/>
+        </w:rPr>
+        <w:t>ةيوئملا</w:t>
       </w:r>
     </w:p>
     <w:p>
@@ -5668,7 +5668,7 @@
           <w:b w:val="0"/>
           <w:i w:val="0"/>
         </w:rPr>
-        <w:t>الطرف الثاني المتنازل :</w:t>
+        <w:t>: لزانتملا يناثلا فرطلا</w:t>
       </w:r>
     </w:p>
     <w:p>
@@ -5733,20 +5733,20 @@
           <w:b w:val="0"/>
           <w:i w:val="0"/>
         </w:rPr>
-        <w:t>التوابع : احمد نے ٢. شركة أوزكو المحدودة</w:t>
-      </w:r>
-    </w:p>
-    <w:p>
-      <w:pPr>
-        <w:jc w:val="right"/>
-        <w:bidi/>
-      </w:pPr>
-      <w:r>
-        <w:rPr>
-          <w:b w:val="0"/>
-          <w:i w:val="0"/>
-        </w:rPr>
-        <w:t>التوقيع 3</w:t>
+        <w:t>ةدودحملا وكزوأ ةكرش ٢. ےن دمحا : عباوتلا</w:t>
+      </w:r>
+    </w:p>
+    <w:p>
+      <w:pPr>
+        <w:jc w:val="right"/>
+        <w:bidi/>
+      </w:pPr>
+      <w:r>
+        <w:rPr>
+          <w:b w:val="0"/>
+          <w:i w:val="0"/>
+        </w:rPr>
+        <w:t>3 عيقوتلا</w:t>
       </w:r>
     </w:p>
     <w:p>
@@ -5772,20 +5772,20 @@
           <w:b w:val="0"/>
           <w:i w:val="0"/>
         </w:rPr>
-        <w:t>التوقيع :</w:t>
-      </w:r>
-    </w:p>
-    <w:p>
-      <w:pPr>
-        <w:jc w:val="right"/>
-        <w:bidi/>
-      </w:pPr>
-      <w:r>
-        <w:rPr>
-          <w:b w:val="0"/>
-          <w:i w:val="0"/>
-        </w:rPr>
-        <w:t>الطرف الأول</w:t>
+        <w:t>: عيقوتلا</w:t>
+      </w:r>
+    </w:p>
+    <w:p>
+      <w:pPr>
+        <w:jc w:val="right"/>
+        <w:bidi/>
+      </w:pPr>
+      <w:r>
+        <w:rPr>
+          <w:b w:val="0"/>
+          <w:i w:val="0"/>
+        </w:rPr>
+        <w:t>لوألا فرطلا</w:t>
       </w:r>
     </w:p>
     <w:p>
@@ -5824,7 +5824,7 @@
           <w:b w:val="0"/>
           <w:i w:val="0"/>
         </w:rPr>
-        <w:t>التوقيع</w:t>
+        <w:t>عيقوتلا</w:t>
       </w:r>
     </w:p>
     <w:p>
@@ -5863,33 +5863,33 @@
           <w:b w:val="0"/>
           <w:i w:val="0"/>
         </w:rPr>
-        <w:t>التوقيع : 1 - غدير غازي أحمد زيني التوقيع :</w:t>
-      </w:r>
-    </w:p>
-    <w:p>
-      <w:pPr>
-        <w:jc w:val="right"/>
-        <w:bidi/>
-      </w:pPr>
-      <w:r>
-        <w:rPr>
-          <w:b w:val="0"/>
-          <w:i w:val="0"/>
-        </w:rPr>
-        <w:t>الطرف الثاني الشريك الجديد الاسم / شركة أوزكو المحدودة</w:t>
-      </w:r>
-    </w:p>
-    <w:p>
-      <w:pPr>
-        <w:jc w:val="right"/>
-        <w:bidi/>
-      </w:pPr>
-      <w:r>
-        <w:rPr>
-          <w:b w:val="0"/>
-          <w:i w:val="0"/>
-        </w:rPr>
-        <w:t>التوقيع الكن</w:t>
+        <w:t>: عيقوتلا ينيز دمحأ يزاغ ريدغ - 1 : عيقوتلا</w:t>
+      </w:r>
+    </w:p>
+    <w:p>
+      <w:pPr>
+        <w:jc w:val="right"/>
+        <w:bidi/>
+      </w:pPr>
+      <w:r>
+        <w:rPr>
+          <w:b w:val="0"/>
+          <w:i w:val="0"/>
+        </w:rPr>
+        <w:t>ةدودحملا وكزوأ ةكرش / مسالا ديدجلا كيرشلا يناثلا فرطلا</w:t>
+      </w:r>
+    </w:p>
+    <w:p>
+      <w:pPr>
+        <w:jc w:val="right"/>
+        <w:bidi/>
+      </w:pPr>
+      <w:r>
+        <w:rPr>
+          <w:b w:val="0"/>
+          <w:i w:val="0"/>
+        </w:rPr>
+        <w:t>نكلا عيقوتلا</w:t>
       </w:r>
     </w:p>
     <w:p>
@@ -5928,7 +5928,7 @@
           <w:b w:val="0"/>
           <w:i w:val="0"/>
         </w:rPr>
-        <w:t>الملكة العربية ال وزارة العدل</w:t>
+        <w:t>لدعلا ةرازو لا ةيبرعلا ةكلملا</w:t>
       </w:r>
     </w:p>
     <w:p>
@@ -5993,7 +5993,7 @@
           <w:b w:val="0"/>
           <w:i w:val="0"/>
         </w:rPr>
-        <w:t>سعادة مدير عام فرع وزارة التجارة بمحافظة جدة</w:t>
+        <w:t>ةدج ةظفاحمب ةراجتلا ةرازو عرف ماع ريدم ةداعس</w:t>
       </w:r>
     </w:p>
     <w:p>
@@ -6045,7 +6045,7 @@
           <w:b w:val="0"/>
           <w:i w:val="0"/>
         </w:rPr>
-        <w:t>والمقيد لدينا بالرقم : ٣٤٧١٥٠ وتاريخ ١٠/ ٢ / ١٤٣٤ هـ الخاص بتسجيل قرا الشيل سست شركة أحمد زين النجارية.</w:t>
+        <w:t>.ةيراجنلا نيز دمحأ ةكرش تسس ليشلا ارق ليجستب صاخلا ـه ١٤٣٤ / ٢ ١٠/ خيراتو ٣٤٧١٥٠ : مقرلاب انيدل ديقملاو</w:t>
       </w:r>
     </w:p>
     <w:p>
@@ -6084,7 +6084,7 @@
           <w:b w:val="0"/>
           <w:i w:val="0"/>
         </w:rPr>
-        <w:t>المذكور ، والمكون من )</w:t>
+        <w:t>( نم نوكملاو ، روكذملا</w:t>
       </w:r>
     </w:p>
     <w:p>
@@ -6123,7 +6123,7 @@
           <w:b w:val="0"/>
           <w:i w:val="0"/>
         </w:rPr>
-        <w:t>) صفحة ، إجمالي عدد الصفحات ) - ١٤/ ....) صفحة</w:t>
+        <w:t>ةحفص (.... ١٤/ - ( تاحفصلا ددع يلامجإ ، ةحفص (</w:t>
       </w:r>
     </w:p>
     <w:p>
@@ -6188,46 +6188,46 @@
           <w:b w:val="0"/>
           <w:i w:val="0"/>
         </w:rPr>
-        <w:t>الصناعية بمحافظة جدة</w:t>
-      </w:r>
-    </w:p>
-    <w:p>
-      <w:pPr>
-        <w:jc w:val="right"/>
-        <w:bidi/>
-      </w:pPr>
-      <w:r>
-        <w:rPr>
-          <w:b w:val="0"/>
-          <w:i w:val="0"/>
-        </w:rPr>
-        <w:t>عبد الله بن مسفر القرني</w:t>
-      </w:r>
-    </w:p>
-    <w:p>
-      <w:pPr>
-        <w:jc w:val="right"/>
-        <w:bidi/>
-      </w:pPr>
-      <w:r>
-        <w:rPr>
-          <w:b w:val="0"/>
-          <w:i w:val="0"/>
-        </w:rPr>
-        <w:t>وزارة الصفال</w:t>
-      </w:r>
-    </w:p>
-    <w:p>
-      <w:pPr>
-        <w:jc w:val="right"/>
-        <w:bidi/>
-      </w:pPr>
-      <w:r>
-        <w:rPr>
-          <w:b w:val="0"/>
-          <w:i w:val="0"/>
-        </w:rPr>
-        <w:t>تسم توثيق العقرد</w:t>
+        <w:t>ةدج ةظفاحمب ةيعانصلا</w:t>
+      </w:r>
+    </w:p>
+    <w:p>
+      <w:pPr>
+        <w:jc w:val="right"/>
+        <w:bidi/>
+      </w:pPr>
+      <w:r>
+        <w:rPr>
+          <w:b w:val="0"/>
+          <w:i w:val="0"/>
+        </w:rPr>
+        <w:t>ينرقلا رفسم نب هللا دبع</w:t>
+      </w:r>
+    </w:p>
+    <w:p>
+      <w:pPr>
+        <w:jc w:val="right"/>
+        <w:bidi/>
+      </w:pPr>
+      <w:r>
+        <w:rPr>
+          <w:b w:val="0"/>
+          <w:i w:val="0"/>
+        </w:rPr>
+        <w:t>لافصلا ةرازو</w:t>
+      </w:r>
+    </w:p>
+    <w:p>
+      <w:pPr>
+        <w:jc w:val="right"/>
+        <w:bidi/>
+      </w:pPr>
+      <w:r>
+        <w:rPr>
+          <w:b w:val="0"/>
+          <w:i w:val="0"/>
+        </w:rPr>
+        <w:t>درقعلا قيثوت مست</w:t>
       </w:r>
     </w:p>
     <w:p>
@@ -6266,20 +6266,20 @@
           <w:b w:val="0"/>
           <w:i w:val="0"/>
         </w:rPr>
-        <w:t>جرى تسجيل وتوثيق بسجل عقود الشركات تحت الرقم</w:t>
-      </w:r>
-    </w:p>
-    <w:p>
-      <w:pPr>
-        <w:jc w:val="right"/>
-        <w:bidi/>
-      </w:pPr>
-      <w:r>
-        <w:rPr>
-          <w:b w:val="0"/>
-          <w:i w:val="0"/>
-        </w:rPr>
-        <w:t>خارج و تاريخ ٧١٠ صحيفة ٨٢ وذلك بحضور والقرار الأمارات الذرية وعلية جرى التواليق</w:t>
+        <w:t>مقرلا تحت تاكرشلا دوقع لجسب قيثوتو ليجست ىرج</w:t>
+      </w:r>
+    </w:p>
+    <w:p>
+      <w:pPr>
+        <w:jc w:val="right"/>
+        <w:bidi/>
+      </w:pPr>
+      <w:r>
+        <w:rPr>
+          <w:b w:val="0"/>
+          <w:i w:val="0"/>
+        </w:rPr>
+        <w:t>قيلاوتلا ىرج ةيلعو ةيرذلا تارامألا رارقلاو روضحب كلذو ٨٢ ةفيحص ٧١٠ خيرات و جراخ</w:t>
       </w:r>
     </w:p>
     <w:p>
@@ -6318,33 +6318,33 @@
           <w:b w:val="0"/>
           <w:i w:val="0"/>
         </w:rPr>
-        <w:t>كاتب عدل الغرفة التجارية الصناعية بكم</w:t>
-      </w:r>
-    </w:p>
-    <w:p>
-      <w:pPr>
-        <w:jc w:val="right"/>
-        <w:bidi/>
-      </w:pPr>
-      <w:r>
-        <w:rPr>
-          <w:b w:val="0"/>
-          <w:i w:val="0"/>
-        </w:rPr>
-        <w:t>وزارة التدل</w:t>
-      </w:r>
-    </w:p>
-    <w:p>
-      <w:pPr>
-        <w:jc w:val="right"/>
-        <w:bidi/>
-      </w:pPr>
-      <w:r>
-        <w:rPr>
-          <w:b w:val="0"/>
-          <w:i w:val="0"/>
-        </w:rPr>
-        <w:t>عبد الله بن مسفر القرة</w:t>
+        <w:t>مكب ةيعانصلا ةيراجتلا ةفرغلا لدع بتاك</w:t>
+      </w:r>
+    </w:p>
+    <w:p>
+      <w:pPr>
+        <w:jc w:val="right"/>
+        <w:bidi/>
+      </w:pPr>
+      <w:r>
+        <w:rPr>
+          <w:b w:val="0"/>
+          <w:i w:val="0"/>
+        </w:rPr>
+        <w:t>لدتلا ةرازو</w:t>
+      </w:r>
+    </w:p>
+    <w:p>
+      <w:pPr>
+        <w:jc w:val="right"/>
+        <w:bidi/>
+      </w:pPr>
+      <w:r>
+        <w:rPr>
+          <w:b w:val="0"/>
+          <w:i w:val="0"/>
+        </w:rPr>
+        <w:t>ةرقلا رفسم نب هللا دبع</w:t>
       </w:r>
     </w:p>
     <w:p>
@@ -6539,7 +6539,7 @@
           <w:b w:val="0"/>
           <w:i w:val="0"/>
         </w:rPr>
-        <w:t>طرف ثالث</w:t>
+        <w:t>ثلاث فرط</w:t>
       </w:r>
     </w:p>
     <w:p>
@@ -6565,7 +6565,7 @@
           <w:b w:val="0"/>
           <w:i w:val="0"/>
         </w:rPr>
-        <w:t>طرف خامس</w:t>
+        <w:t>سماخ فرط</w:t>
       </w:r>
     </w:p>
     <w:p>
@@ -6591,7 +6591,7 @@
           <w:b w:val="0"/>
           <w:i w:val="0"/>
         </w:rPr>
-        <w:t>تأسيس شركة أحمد زيني وأولاده المحدودة المقيدة بالسجل التجاري بمدينة جدة تحت رقم ٤٠٣٠٠٩٤٨٢٥ وتاريخ ١٤١٣/١٠/٢٦هـ والمثبت عقد تأسيسها لدى كاتب عدل جدة الأولى بالعدد ٤٠٧ وتاريخ ١٤١٣/٩/٨ هـ . والمعدل بقرار الشركاء المثبت لدى كاتب عدل جدة رقم ٤٩ صحيفة ٨١ مجلد ۱۰/ش/ ع وتاريخ ١٤٢٣/١٢/٢هـ . والمعدل بقرار الشركاء المثبت لدى كاتب عدل جدة رقم ١٧٤ صحيفة ۱۸۸ ۱۸۹ مجلد ۹/ش/۲ وتاريخ ١٤٢٧/١٢/١٨هـ ، والمعدل بقرار الشركاء المثبت لدى كاتب عدل جدة برقم ٥٢ صديقة ٥٥ مجلد ١٤۲۹/۳/۹هـ ، والمعدل بقرار الشركاء المثبت لدى كاتب عدل جدة برقم ٥١ صحيفة ٥١ مجلد دار اع وتاريخ ١٤٣٠/٤/٤هـ ، حيث رغب الشريك الأول في التنازل بالبيع عن كامل حصصة في الشركة المذكورة والبالغة ۳۱۰) حصة (۳۱۰) حصة بالقيمة الاسمية للحصص البالغة ۰۰۰ ۳۱۰ ريال (ثلاثمائة وعشرة ألف ريال سعودي لاغير وأن قيمة الحصة الواحدة ١٠٠٠ ريال (ألف ريال لاغير الى الشريك الأول الجديد السيد / أسامة أحمد عباس زيني كشريك جديد بالشركة ويشار اليه فيما بعد بالطرف الأول) ، وحيث رغب الشريك الثاني في التنازل بالبيع عن كامل حصصه في الشركة المذكورة والبالغة ٢٣٠ حصة ۲۳۰) (حصة بالقيمة الأسمية للحصص البالغة ۲۳۰,۰۰۰ ریال (مائتان وثلاثون ألف ريال لاغير للشريك الأول الجديد السيد / أسامة أحمد عباس زيني كشريك جديد بالشركة ويشار اليه فيما بعد بالطرف الأول) وحيث رغب الشريك الرابع في التنازل بالبيع عن كامل حصصه في الشركة المذكورة والبالغة ۹۲ حصة (۹۲) حصة) بالقيمة الأسمية للحصص البالغة ۹۲,۰۰۰ ريال اثنان) وتسعون ألف ريال لاغير للشريك الأول الجديد السيد / أسامة أحمد عباس زيني كشريك جديد بالشركة ويشار اليه فيما بعد بالطرف الأول ، وحيث رغب الشريك الخامس في التنازل بالبيع عن كامل حصصه في الشركة المذكورة والبالغة ۹۲ حصة (۹۲) حصة) بالقيمة الأسمية للحصص البالغة ۹۲,۰۰۰ ريال اثنان) وتسعون ألف ريال لاغير للشريك الأول الجديد السيد / أسامة أحمد عباس زبني كشريك جديد بالشركة ويشار اليه فيما بعد بالطرف الأول ) ، وحيث رغب الشريك السادس في التنازل بالبيع عن كامل خصصه في الشركة المذكورة والبالغة ٤٦ مولة (٤٦) (حصة) بالقيمة الاسمية للحصص البالغة ٤٦,٠٠٠ ريال</w:t>
+        <w:t>لاير ٠٠٠,٤٦ ةغلابلا صصحلل ةيمسالا ةميقلاب (ةصح) (٤٦) ةلوم ٤٦ ةغلابلاو ةروكذملا ةكرشلا يف هصصخ لماك نع عيبلاب لزانتلا يف سداسلا كيرشلا بغر ثيحو ، ( لوألا فرطلاب دعب اميف هيلا راشيو ةكرشلاب ديدج كيرشك ينبز سابع دمحأ ةماسأ / ديسلا ديدجلا لوألا كيرشلل ريغال لاير فلأ نوعستو (نانثا لاير ۰۰۰,۲۹ ةغلابلا صصحلل ةيمسألا ةميقلاب (ةصح (۲۹) ةصح ۲۹ ةغلابلاو ةروكذملا ةكرشلا يف هصصح لماك نع عيبلاب لزانتلا يف سماخلا كيرشلا بغر ثيحو ، لوألا فرطلاب دعب اميف هيلا راشيو ةكرشلاب ديدج كيرشك ينيز سابع دمحأ ةماسأ / ديسلا ديدجلا لوألا كيرشلل ريغال لاير فلأ نوعستو (نانثا لاير ۰۰۰,۲۹ ةغلابلا صصحلل ةيمسألا ةميقلاب (ةصح (۲۹) ةصح ۲۹ ةغلابلاو ةروكذملا ةكرشلا يف هصصح لماك نع عيبلاب لزانتلا يف عبارلا كيرشلا بغر ثيحو (لوألا فرطلاب دعب اميف هيلا راشيو ةكرشلاب ديدج كيرشك ينيز سابع دمحأ ةماسأ / ديسلا ديدجلا لوألا كيرشلل ريغال لاير فلأ نوثالثو ناتئام) لایر ۰۰۰,۰۳۲ ةغلابلا صصحلل ةيمسألا ةميقلاب ةصح) (۰۳۲ ةصح ٢٣٠ ةغلابلاو ةروكذملا ةكرشلا يف هصصح لماك نع عيبلاب لزانتلا يف يناثلا كيرشلا بغر ثيحو ، (لوألا فرطلاب دعب اميف هيلا راشيو ةكرشلاب ديدج كيرشك ينيز سابع دمحأ ةماسأ / ديسلا ديدجلا لوألا كيرشلا ىلا ريغال لاير فلأ) لاير ١٠٠٠ ةدحاولا ةصحلا ةميق نأو ريغال يدوعس لاير فلأ ةرشعو ةئامثالث) لاير ۰۱۳ ۰۰۰ ةغلابلا صصحلل ةيمسالا ةميقلاب ةصح (۰۱۳) ةصح (۰۱۳ ةغلابلاو ةروكذملا ةكرشلا يف ةصصح لماك نع عيبلاب لزانتلا يف لوألا كيرشلا بغر ثيح ، ـه١٤٣٠/٤/٤ خيراتو عا راد دلجم ٥١ ةفيحص ٥١ مقرب ةدج لدع بتاك ىدل تبثملا ءاكرشلا رارقب لدعملاو ، ـه۹/۳/۹۲١٤ دلجم ٥٥ ةقيدص ٥٢ مقرب ةدج لدع بتاك ىدل تبثملا ءاكرشلا رارقب لدعملاو ، ـه١٤٢٧/١٢/١٨ خيراتو ۲/ش/۹ دلجم ۹۸۱ ۸۸۱ ةفيحص ١٧٤ مقر ةدج لدع بتاك ىدل تبثملا ءاكرشلا رارقب لدعملاو . ـه١٤٢٣/١٢/٢ خيراتو ع /ش/۰۱ دلجم ٨١ ةفيحص ٤٩ مقر ةدج لدع بتاك ىدل تبثملا ءاكرشلا رارقب لدعملاو . ـه ١٤١٣/٩/٨ خيراتو ٤٠٧ ددعلاب ىلوألا ةدج لدع بتاك ىدل اهسيسأت دقع تبثملاو ـه١٤١٣/١٠/٢٦ خيراتو ٤٠٣٠٠٩٤٨٢٥ مقر تحت ةدج ةنيدمب يراجتلا لجسلاب ةديقملا ةدودحملا هدالوأو ينيز دمحأ ةكرش سيسأت</w:t>
       </w:r>
     </w:p>
     <w:p>
@@ -6630,20 +6630,20 @@
           <w:b w:val="0"/>
           <w:i w:val="0"/>
         </w:rPr>
-        <w:t>رأس المال ۱۰۰۰۰۰۰۰۰ ريال سعودي ليلى أورام شارع الأمير سلطان مع شارع قلب الجزيرة حي الخالدية من ب ١٧٩٥٦ ٢١٤٩٤٠٠ المنطقة العربية السعودية خالف ۱۰۱۰١١٩ (۲) ۰۹۱۹ فاكس: ۰۹۱۱/۱/۲٠۱٥۸٠۹</w:t>
-      </w:r>
-    </w:p>
-    <w:p>
-      <w:pPr>
-        <w:jc w:val="right"/>
-        <w:bidi/>
-      </w:pPr>
-      <w:r>
-        <w:rPr>
-          <w:b w:val="0"/>
-          <w:i w:val="0"/>
-        </w:rPr>
-        <w:t>الد</w:t>
+        <w:t>۹٠۸٥۱٠۲/۱/۱۱۹۰ :سكاف ۹۱۹۰ (۲) ١١٩۰۱۰۱ فلاخ ةيدوعسلا ةيبرعلا ةقطنملا ٢١٤٩٤٠٠ ١٧٩٥٦ ب نم ةيدلاخلا يح ةريزجلا بلق عراش عم ناطلس ريمألا عراش ماروأ ىليل يدوعس لاير ۰۰۰۰۰۰۰۰۱ لاملا سأر</w:t>
+      </w:r>
+    </w:p>
+    <w:p>
+      <w:pPr>
+        <w:jc w:val="right"/>
+        <w:bidi/>
+      </w:pPr>
+      <w:r>
+        <w:rPr>
+          <w:b w:val="0"/>
+          <w:i w:val="0"/>
+        </w:rPr>
+        <w:t>دلا</w:t>
       </w:r>
     </w:p>
     <w:p>
@@ -6721,7 +6721,7 @@
           <w:b w:val="0"/>
           <w:i w:val="0"/>
         </w:rPr>
-        <w:t>(ستة وأربعون ألف ريال لاغير) للشريك لأول الجديد السيد / أسامة أحمد عباس زيني كشريك جديد بالشركة ويشار اليه فيما بعد بالطرف الأول) ، والذي قبل هذا التنازل جميعه من الأطراف الأول والثاني والرابع والخامس والسادس أعلاه بما للحصص المباعة جميعها من حقوق وما عليها من التزامات حاله أو أجله وقد استوفى الأطراف الأول والثاني والرابع والخامس والسادس حقوقهم تجاه الشريك الأول الجديد ، ويعتبر قيام الشركاء بالتوقيع على هذا القرار بمثابة مخالصة تامة ونهائية فيما بينهم بشأن الحصص المباعة وعليه فقد قرر الشركاء بالاجماع الذين يملكون (١٠٠٠) حصة تمثل نسبة ( ۱۰۰%) من رأس المال تعديل عقد تأسيس الشركة أعلاه وفقا لما يلي :</w:t>
+        <w:t>: يلي امل اقفو هالعأ ةكرشلا سيسأت دقع ليدعت لاملا سأر نم (%۰۰۱ ) ةبسن لثمت ةصح (١٠٠٠) نوكلمي نيذلا عامجالاب ءاكرشلا ررق دقف هيلعو ةعابملا صصحلا نأشب مهنيب اميف ةيئاهنو ةمات ةصلاخم ةباثمب رارقلا اذه ىلع عيقوتلاب ءاكرشلا مايق ربتعيو ، ديدجلا لوألا كيرشلا هاجت مهقوقح سداسلاو سماخلاو عبارلاو يناثلاو لوألا فارطألا ىفوتسا دقو هلجأ وأ هلاح تامازتلا نم اهيلع امو قوقح نم اهعيمج ةعابملا صصحلل امب هالعأ سداسلاو سماخلاو عبارلاو يناثلاو لوألا فارطألا نم هعيمج لزانتلا اذه لبق يذلاو ، (لوألا فرطلاب دعب اميف هيلا راشيو ةكرشلاب ديدج كيرشك ينيز سابع دمحأ ةماسأ / ديسلا ديدجلا لوأل كيرشلل (ريغال لاير فلأ نوعبرأو ةتس)</w:t>
       </w:r>
     </w:p>
     <w:p>
@@ -6838,33 +6838,33 @@
           <w:b w:val="0"/>
           <w:i w:val="0"/>
         </w:rPr>
-        <w:t>اسم الشريك</w:t>
-      </w:r>
-    </w:p>
-    <w:p>
-      <w:pPr>
-        <w:jc w:val="right"/>
-        <w:bidi/>
-      </w:pPr>
-      <w:r>
-        <w:rPr>
-          <w:b w:val="0"/>
-          <w:i w:val="0"/>
-        </w:rPr>
-        <w:t>السامة أحمد عباس زيني</w:t>
-      </w:r>
-    </w:p>
-    <w:p>
-      <w:pPr>
-        <w:jc w:val="right"/>
-        <w:bidi/>
-      </w:pPr>
-      <w:r>
-        <w:rPr>
-          <w:b w:val="0"/>
-          <w:i w:val="0"/>
-        </w:rPr>
-        <w:t>شركة أوزكو المحدودة</w:t>
+        <w:t>كيرشلا مسا</w:t>
+      </w:r>
+    </w:p>
+    <w:p>
+      <w:pPr>
+        <w:jc w:val="right"/>
+        <w:bidi/>
+      </w:pPr>
+      <w:r>
+        <w:rPr>
+          <w:b w:val="0"/>
+          <w:i w:val="0"/>
+        </w:rPr>
+        <w:t>ينيز سابع دمحأ ةماسلا</w:t>
+      </w:r>
+    </w:p>
+    <w:p>
+      <w:pPr>
+        <w:jc w:val="right"/>
+        <w:bidi/>
+      </w:pPr>
+      <w:r>
+        <w:rPr>
+          <w:b w:val="0"/>
+          <w:i w:val="0"/>
+        </w:rPr>
+        <w:t>ةدودحملا وكزوأ ةكرش</w:t>
       </w:r>
     </w:p>
     <w:p>
@@ -6890,33 +6890,33 @@
           <w:b w:val="0"/>
           <w:i w:val="0"/>
         </w:rPr>
-        <w:t>عدد الحصص قيمة الحصة مجموع قيمة النسبة المئوية</w:t>
-      </w:r>
-    </w:p>
-    <w:p>
-      <w:pPr>
-        <w:jc w:val="right"/>
-        <w:bidi/>
-      </w:pPr>
-      <w:r>
-        <w:rPr>
-          <w:b w:val="0"/>
-          <w:i w:val="0"/>
-        </w:rPr>
-        <w:t>بالريال</w:t>
-      </w:r>
-    </w:p>
-    <w:p>
-      <w:pPr>
-        <w:jc w:val="right"/>
-        <w:bidi/>
-      </w:pPr>
-      <w:r>
-        <w:rPr>
-          <w:b w:val="0"/>
-          <w:i w:val="0"/>
-        </w:rPr>
-        <w:t>الحصص بالربال</w:t>
+        <w:t>ةيوئملا ةبسنلا ةميق عومجم ةصحلا ةميق صصحلا ددع</w:t>
+      </w:r>
+    </w:p>
+    <w:p>
+      <w:pPr>
+        <w:jc w:val="right"/>
+        <w:bidi/>
+      </w:pPr>
+      <w:r>
+        <w:rPr>
+          <w:b w:val="0"/>
+          <w:i w:val="0"/>
+        </w:rPr>
+        <w:t>لايرلاب</w:t>
+      </w:r>
+    </w:p>
+    <w:p>
+      <w:pPr>
+        <w:jc w:val="right"/>
+        <w:bidi/>
+      </w:pPr>
+      <w:r>
+        <w:rPr>
+          <w:b w:val="0"/>
+          <w:i w:val="0"/>
+        </w:rPr>
+        <w:t>لابرلاب صصحلا</w:t>
       </w:r>
     </w:p>
     <w:p>
@@ -7111,7 +7111,7 @@
           <w:b w:val="0"/>
           <w:i w:val="0"/>
         </w:rPr>
-        <w:t>أس المال ۱۰۰۰۰۰۰۰۰ ريال سعودي مینی اور دو شارع الأمير سلطان مع شارع قلب الجزيرة في الخالدية من ب ١٧٩٥٠ جدة 11111 المملكة العربية السعودية هاتف (۹۰۱۰۹۱۹ (۲) ۰۹۱۹ فاكس: ٠٩١١/٢٠١٠٤١٦</w:t>
+        <w:t>٠٩١١/٢٠١٠٤١٦ :سكاف ۹۱۹۰ (۲) ۹۱۹۰۱۰۹) فتاه ةيدوعسلا ةيبرعلا ةكلمملا 11111 ةدج ١٧٩٥٠ ب نم ةيدلاخلا يف ةريزجلا بلق عراش عم ناطلس ريمألا عراش ود روا ینیم يدوعس لاير ۰۰۰۰۰۰۰۰۱ لاملا سأ</w:t>
       </w:r>
     </w:p>
     <w:p>
@@ -7189,20 +7189,20 @@
           <w:b w:val="0"/>
           <w:i w:val="0"/>
         </w:rPr>
-        <w:t>التوقيع.</w:t>
-      </w:r>
-    </w:p>
-    <w:p>
-      <w:pPr>
-        <w:jc w:val="right"/>
-        <w:bidi/>
-      </w:pPr>
-      <w:r>
-        <w:rPr>
-          <w:b w:val="0"/>
-          <w:i w:val="0"/>
-        </w:rPr>
-        <w:t>الطرف الأول المتنازل :</w:t>
+        <w:t>.عيقوتلا</w:t>
+      </w:r>
+    </w:p>
+    <w:p>
+      <w:pPr>
+        <w:jc w:val="right"/>
+        <w:bidi/>
+      </w:pPr>
+      <w:r>
+        <w:rPr>
+          <w:b w:val="0"/>
+          <w:i w:val="0"/>
+        </w:rPr>
+        <w:t>: لزانتملا لوألا فرطلا</w:t>
       </w:r>
     </w:p>
     <w:p>
@@ -7228,20 +7228,20 @@
           <w:b w:val="0"/>
           <w:i w:val="0"/>
         </w:rPr>
-        <w:t>التوقيع : أجيب</w:t>
-      </w:r>
-    </w:p>
-    <w:p>
-      <w:pPr>
-        <w:jc w:val="right"/>
-        <w:bidi/>
-      </w:pPr>
-      <w:r>
-        <w:rPr>
-          <w:b w:val="0"/>
-          <w:i w:val="0"/>
-        </w:rPr>
-        <w:t>الطرف الثالث : الشريك الثاني)</w:t>
+        <w:t>بيجأ : عيقوتلا</w:t>
+      </w:r>
+    </w:p>
+    <w:p>
+      <w:pPr>
+        <w:jc w:val="right"/>
+        <w:bidi/>
+      </w:pPr>
+      <w:r>
+        <w:rPr>
+          <w:b w:val="0"/>
+          <w:i w:val="0"/>
+        </w:rPr>
+        <w:t>(يناثلا كيرشلا : ثلاثلا فرطلا</w:t>
       </w:r>
     </w:p>
     <w:p>
@@ -7267,20 +7267,20 @@
           <w:b w:val="0"/>
           <w:i w:val="0"/>
         </w:rPr>
-        <w:t>التوقيع .</w:t>
-      </w:r>
-    </w:p>
-    <w:p>
-      <w:pPr>
-        <w:jc w:val="right"/>
-        <w:bidi/>
-      </w:pPr>
-      <w:r>
-        <w:rPr>
-          <w:b w:val="0"/>
-          <w:i w:val="0"/>
-        </w:rPr>
-        <w:t>الطرف الخامس المتنازل :</w:t>
+        <w:t>. عيقوتلا</w:t>
+      </w:r>
+    </w:p>
+    <w:p>
+      <w:pPr>
+        <w:jc w:val="right"/>
+        <w:bidi/>
+      </w:pPr>
+      <w:r>
+        <w:rPr>
+          <w:b w:val="0"/>
+          <w:i w:val="0"/>
+        </w:rPr>
+        <w:t>: لزانتملا سماخلا فرطلا</w:t>
       </w:r>
     </w:p>
     <w:p>
@@ -7306,33 +7306,33 @@
           <w:b w:val="0"/>
           <w:i w:val="0"/>
         </w:rPr>
-        <w:t>التوقيع :</w:t>
-      </w:r>
-    </w:p>
-    <w:p>
-      <w:pPr>
-        <w:jc w:val="right"/>
-        <w:bidi/>
-      </w:pPr>
-      <w:r>
-        <w:rPr>
-          <w:b w:val="0"/>
-          <w:i w:val="0"/>
-        </w:rPr>
-        <w:t>والله الموفق ، ، ،</w:t>
-      </w:r>
-    </w:p>
-    <w:p>
-      <w:pPr>
-        <w:jc w:val="right"/>
-        <w:bidi/>
-      </w:pPr>
-      <w:r>
-        <w:rPr>
-          <w:b w:val="0"/>
-          <w:i w:val="0"/>
-        </w:rPr>
-        <w:t>الطرف الثاني المتنازل :</w:t>
+        <w:t>: عيقوتلا</w:t>
+      </w:r>
+    </w:p>
+    <w:p>
+      <w:pPr>
+        <w:jc w:val="right"/>
+        <w:bidi/>
+      </w:pPr>
+      <w:r>
+        <w:rPr>
+          <w:b w:val="0"/>
+          <w:i w:val="0"/>
+        </w:rPr>
+        <w:t>، ، ، قفوملا هللاو</w:t>
+      </w:r>
+    </w:p>
+    <w:p>
+      <w:pPr>
+        <w:jc w:val="right"/>
+        <w:bidi/>
+      </w:pPr>
+      <w:r>
+        <w:rPr>
+          <w:b w:val="0"/>
+          <w:i w:val="0"/>
+        </w:rPr>
+        <w:t>: لزانتملا يناثلا فرطلا</w:t>
       </w:r>
     </w:p>
     <w:p>
@@ -7358,20 +7358,20 @@
           <w:b w:val="0"/>
           <w:i w:val="0"/>
         </w:rPr>
-        <w:t>التوقيع :</w:t>
-      </w:r>
-    </w:p>
-    <w:p>
-      <w:pPr>
-        <w:jc w:val="right"/>
-        <w:bidi/>
-      </w:pPr>
-      <w:r>
-        <w:rPr>
-          <w:b w:val="0"/>
-          <w:i w:val="0"/>
-        </w:rPr>
-        <w:t>الطرف الرابع المتنازل :</w:t>
+        <w:t>: عيقوتلا</w:t>
+      </w:r>
+    </w:p>
+    <w:p>
+      <w:pPr>
+        <w:jc w:val="right"/>
+        <w:bidi/>
+      </w:pPr>
+      <w:r>
+        <w:rPr>
+          <w:b w:val="0"/>
+          <w:i w:val="0"/>
+        </w:rPr>
+        <w:t>: لزانتملا عبارلا فرطلا</w:t>
       </w:r>
     </w:p>
     <w:p>
@@ -7397,20 +7397,20 @@
           <w:b w:val="0"/>
           <w:i w:val="0"/>
         </w:rPr>
-        <w:t>التوقيع :</w:t>
-      </w:r>
-    </w:p>
-    <w:p>
-      <w:pPr>
-        <w:jc w:val="right"/>
-        <w:bidi/>
-      </w:pPr>
-      <w:r>
-        <w:rPr>
-          <w:b w:val="0"/>
-          <w:i w:val="0"/>
-        </w:rPr>
-        <w:t>الطرف السادس المتنازل :</w:t>
+        <w:t>: عيقوتلا</w:t>
+      </w:r>
+    </w:p>
+    <w:p>
+      <w:pPr>
+        <w:jc w:val="right"/>
+        <w:bidi/>
+      </w:pPr>
+      <w:r>
+        <w:rPr>
+          <w:b w:val="0"/>
+          <w:i w:val="0"/>
+        </w:rPr>
+        <w:t>: لزانتملا سداسلا فرطلا</w:t>
       </w:r>
     </w:p>
     <w:p>
@@ -7436,20 +7436,20 @@
           <w:b w:val="0"/>
           <w:i w:val="0"/>
         </w:rPr>
-        <w:t>التوقيع :</w:t>
-      </w:r>
-    </w:p>
-    <w:p>
-      <w:pPr>
-        <w:jc w:val="right"/>
-        <w:bidi/>
-      </w:pPr>
-      <w:r>
-        <w:rPr>
-          <w:b w:val="0"/>
-          <w:i w:val="0"/>
-        </w:rPr>
-        <w:t>الطرف الاول ( الشريك الأول الجديد )</w:t>
+        <w:t>: عيقوتلا</w:t>
+      </w:r>
+    </w:p>
+    <w:p>
+      <w:pPr>
+        <w:jc w:val="right"/>
+        <w:bidi/>
+      </w:pPr>
+      <w:r>
+        <w:rPr>
+          <w:b w:val="0"/>
+          <w:i w:val="0"/>
+        </w:rPr>
+        <w:t>( ديدجلا لوألا كيرشلا ) لوالا فرطلا</w:t>
       </w:r>
     </w:p>
     <w:p>
@@ -7475,7 +7475,7 @@
           <w:b w:val="0"/>
           <w:i w:val="0"/>
         </w:rPr>
-        <w:t>التوقيع :-</w:t>
+        <w:t>:- عيقوتلا</w:t>
       </w:r>
     </w:p>
     <w:p>
@@ -7527,7 +7527,7 @@
           <w:b w:val="0"/>
           <w:i w:val="0"/>
         </w:rPr>
-        <w:t>ميلي أوزكو شارع الأمير سلطان مع شارع قلب الجزيرة حي الخالدية من ب ١٠٩٥١ جدة ۲۱۱۹۱ المملكة العربية السعودية عالف: ۱۰۱۸۲۱۹ (۲) ۹۱۱، هافمی، ۹۰۹۱۱۹ (۲) ۰۹۱۹</w:t>
+        <w:t>۹۱۹۰ (۲) ۹۱۱۹۰۹ ،یمفاه ،۱۱۹ (۲) ۹۱۲۸۱۰۱ :فلاع ةيدوعسلا ةيبرعلا ةكلمملا ۱۹۱۱۲ ةدج ١٠٩٥١ ب نم ةيدلاخلا يح ةريزجلا بلق عراش عم ناطلس ريمألا عراش وكزوأ يليم</w:t>
       </w:r>
     </w:p>
     <w:p>
@@ -7553,7 +7553,7 @@
           <w:b w:val="0"/>
           <w:i w:val="0"/>
         </w:rPr>
-        <w:t>المملكة العربية المعهودة</w:t>
+        <w:t>ةدوهعملا ةيبرعلا ةكلمملا</w:t>
       </w:r>
     </w:p>
     <w:p>
@@ -7618,7 +7618,7 @@
           <w:b w:val="0"/>
           <w:i w:val="0"/>
         </w:rPr>
-        <w:t>سعادة مدير عام فرع وزارة التجارة بمحافظة جدة</w:t>
+        <w:t>ةدج ةظفاحمب ةراجتلا ةرازو عرف ماع ريدم ةداعس</w:t>
       </w:r>
     </w:p>
     <w:p>
@@ -7761,33 +7761,33 @@
           <w:b w:val="0"/>
           <w:i w:val="0"/>
         </w:rPr>
-        <w:t>الغرفة التجارية الصناعية بمحافظة جدة</w:t>
-      </w:r>
-    </w:p>
-    <w:p>
-      <w:pPr>
-        <w:jc w:val="right"/>
-        <w:bidi/>
-      </w:pPr>
-      <w:r>
-        <w:rPr>
-          <w:b w:val="0"/>
-          <w:i w:val="0"/>
-        </w:rPr>
-        <w:t>عبد الله بن مسفر القرني</w:t>
-      </w:r>
-    </w:p>
-    <w:p>
-      <w:pPr>
-        <w:jc w:val="right"/>
-        <w:bidi/>
-      </w:pPr>
-      <w:r>
-        <w:rPr>
-          <w:b w:val="0"/>
-          <w:i w:val="0"/>
-        </w:rPr>
-        <w:t>قسم توثيق العقود</w:t>
+        <w:t>ةدج ةظفاحمب ةيعانصلا ةيراجتلا ةفرغلا</w:t>
+      </w:r>
+    </w:p>
+    <w:p>
+      <w:pPr>
+        <w:jc w:val="right"/>
+        <w:bidi/>
+      </w:pPr>
+      <w:r>
+        <w:rPr>
+          <w:b w:val="0"/>
+          <w:i w:val="0"/>
+        </w:rPr>
+        <w:t>ينرقلا رفسم نب هللا دبع</w:t>
+      </w:r>
+    </w:p>
+    <w:p>
+      <w:pPr>
+        <w:jc w:val="right"/>
+        <w:bidi/>
+      </w:pPr>
+      <w:r>
+        <w:rPr>
+          <w:b w:val="0"/>
+          <w:i w:val="0"/>
+        </w:rPr>
+        <w:t>دوقعلا قيثوت مسق</w:t>
       </w:r>
     </w:p>
     <w:p>
@@ -7839,7 +7839,7 @@
           <w:b w:val="0"/>
           <w:i w:val="0"/>
         </w:rPr>
-        <w:t>بسجل عقود الشركات تحت الرقم</w:t>
+        <w:t>مقرلا تحت تاكرشلا دوقع لجسب</w:t>
       </w:r>
     </w:p>
     <w:p>
@@ -7865,7 +7865,7 @@
           <w:b w:val="0"/>
           <w:i w:val="0"/>
         </w:rPr>
-        <w:t>وذلك بحضور والقرار الأشراف المعشو رواية جرى التربية والتصديق منا تحريرية.</w:t>
+        <w:t>.ةيريرحت انم قيدصتلاو ةيبرتلا ىرج ةياور وشعملا فارشألا رارقلاو روضحب كلذو</w:t>
       </w:r>
     </w:p>
     <w:p>
@@ -7891,20 +7891,20 @@
           <w:b w:val="0"/>
           <w:i w:val="0"/>
         </w:rPr>
-        <w:t>وزارة العدر</w:t>
-      </w:r>
-    </w:p>
-    <w:p>
-      <w:pPr>
-        <w:jc w:val="right"/>
-        <w:bidi/>
-      </w:pPr>
-      <w:r>
-        <w:rPr>
-          <w:b w:val="0"/>
-          <w:i w:val="0"/>
-        </w:rPr>
-        <w:t>كاتب عدل الغرفة التجارية صناعي</w:t>
+        <w:t>ردعلا ةرازو</w:t>
+      </w:r>
+    </w:p>
+    <w:p>
+      <w:pPr>
+        <w:jc w:val="right"/>
+        <w:bidi/>
+      </w:pPr>
+      <w:r>
+        <w:rPr>
+          <w:b w:val="0"/>
+          <w:i w:val="0"/>
+        </w:rPr>
+        <w:t>يعانص ةيراجتلا ةفرغلا لدع بتاك</w:t>
       </w:r>
     </w:p>
     <w:p>
@@ -7930,7 +7930,7 @@
           <w:b w:val="0"/>
           <w:i w:val="0"/>
         </w:rPr>
-        <w:t>المملكة العربية السعودية</w:t>
+        <w:t>ةيدوعسلا ةيبرعلا ةكلمملا</w:t>
       </w:r>
     </w:p>
     <w:p>
@@ -7982,7 +7982,7 @@
           <w:b w:val="0"/>
           <w:i w:val="0"/>
         </w:rPr>
-        <w:t>دائرة الأحوال الشخصية الأولى</w:t>
+        <w:t>ىلوألا ةيصخشلا لاوحألا ةرئاد</w:t>
       </w:r>
     </w:p>
     <w:p>
@@ -8021,7 +8021,7 @@
           <w:b w:val="0"/>
           <w:i w:val="0"/>
         </w:rPr>
-        <w:t>أطراف القضية</w:t>
+        <w:t>ةيضقلا فارطأ</w:t>
       </w:r>
     </w:p>
     <w:p>
@@ -8047,7 +8047,7 @@
           <w:b w:val="0"/>
           <w:i w:val="0"/>
         </w:rPr>
-        <w:t>الإسم</w:t>
+        <w:t>مسإلا</w:t>
       </w:r>
     </w:p>
     <w:p>
@@ -8073,7 +8073,7 @@
           <w:b w:val="0"/>
           <w:i w:val="0"/>
         </w:rPr>
-        <w:t>فلدى دائرة الاحوال الشخصية الأولى وبناء على القضية رقم ٣٨٦٩٣١٢ وتاريخ ١٤٣٨/٠٧/٢٦ هـ</w:t>
+        <w:t>ـه ١٤٣٨/٠٧/٢٦ خيراتو ٣٨٦٩٣١٢ مقر ةيضقلا ىلع ءانبو ىلوألا ةيصخشلا لاوحالا ةرئاد ىدلف</w:t>
       </w:r>
     </w:p>
     <w:p>
@@ -8138,7 +8138,7 @@
           <w:b w:val="0"/>
           <w:i w:val="0"/>
         </w:rPr>
-        <w:t>صفته بالقضية</w:t>
+        <w:t>ةيضقلاب هتفص</w:t>
       </w:r>
     </w:p>
     <w:p>
@@ -8177,7 +8177,7 @@
           <w:b w:val="0"/>
           <w:i w:val="0"/>
         </w:rPr>
-        <w:t>الهوية الوطنية</w:t>
+        <w:t>ةينطولا ةيوهلا</w:t>
       </w:r>
     </w:p>
     <w:p>
@@ -8229,7 +8229,7 @@
           <w:b w:val="0"/>
           <w:i w:val="0"/>
         </w:rPr>
-        <w:t>الهوية الوطنية</w:t>
+        <w:t>ةينطولا ةيوهلا</w:t>
       </w:r>
     </w:p>
     <w:p>
@@ -8294,7 +8294,7 @@
           <w:b w:val="0"/>
           <w:i w:val="0"/>
         </w:rPr>
-        <w:t>الهوية الوطنية</w:t>
+        <w:t>ةينطولا ةيوهلا</w:t>
       </w:r>
     </w:p>
     <w:p>
@@ -8502,7 +8502,7 @@
           <w:b w:val="0"/>
           <w:i w:val="0"/>
         </w:rPr>
-        <w:t>المملكة العربية السعودية</w:t>
+        <w:t>ةيدوعسلا ةيبرعلا ةكلمملا</w:t>
       </w:r>
     </w:p>
     <w:p>
@@ -8554,7 +8554,7 @@
           <w:b w:val="0"/>
           <w:i w:val="0"/>
         </w:rPr>
-        <w:t>دائرة الاحوال الشخصية الاولى</w:t>
+        <w:t>ىلوالا ةيصخشلا لاوحالا ةرئاد</w:t>
       </w:r>
     </w:p>
     <w:p>
@@ -8632,7 +8632,7 @@
           <w:b w:val="0"/>
           <w:i w:val="0"/>
         </w:rPr>
-        <w:t>المملكة العربية السعودية وزارة العدل</w:t>
+        <w:t>لدعلا ةرازو ةيدوعسلا ةيبرعلا ةكلمملا</w:t>
       </w:r>
     </w:p>
     <w:p>
@@ -8671,7 +8671,7 @@
           <w:b w:val="0"/>
           <w:i w:val="0"/>
         </w:rPr>
-        <w:t>دائرة الاحوال الشخصية الأولى</w:t>
+        <w:t>ىلوألا ةيصخشلا لاوحالا ةرئاد</w:t>
       </w:r>
     </w:p>
     <w:p>
@@ -8723,7 +8723,7 @@
           <w:b w:val="0"/>
           <w:i w:val="0"/>
         </w:rPr>
-        <w:t>الأسباب</w:t>
+        <w:t>بابسألا</w:t>
       </w:r>
     </w:p>
     <w:p>
@@ -8788,20 +8788,20 @@
           <w:b w:val="0"/>
           <w:i w:val="0"/>
         </w:rPr>
-        <w:t>رئيس الدائرة القضائية</w:t>
-      </w:r>
-    </w:p>
-    <w:p>
-      <w:pPr>
-        <w:jc w:val="right"/>
-        <w:bidi/>
-      </w:pPr>
-      <w:r>
-        <w:rPr>
-          <w:b w:val="0"/>
-          <w:i w:val="0"/>
-        </w:rPr>
-        <w:t>نايف عبدالله نافع النافع</w:t>
+        <w:t>ةيئاضقلا ةرئادلا سيئر</w:t>
+      </w:r>
+    </w:p>
+    <w:p>
+      <w:pPr>
+        <w:jc w:val="right"/>
+        <w:bidi/>
+      </w:pPr>
+      <w:r>
+        <w:rPr>
+          <w:b w:val="0"/>
+          <w:i w:val="0"/>
+        </w:rPr>
+        <w:t>عفانلا عفان هللادبع فيان</w:t>
       </w:r>
     </w:p>
     <w:p>
@@ -8853,20 +8853,20 @@
           <w:b w:val="0"/>
           <w:i w:val="0"/>
         </w:rPr>
-        <w:t>خالد عبد العزيز عبدالله ال حسين</w:t>
-      </w:r>
-    </w:p>
-    <w:p>
-      <w:pPr>
-        <w:jc w:val="right"/>
-        <w:bidi/>
-      </w:pPr>
-      <w:r>
-        <w:rPr>
-          <w:b w:val="0"/>
-          <w:i w:val="0"/>
-        </w:rPr>
-        <w:t>عضو الدائرة ابراهيم عبد الله محمد الأحمد</w:t>
+        <w:t>نيسح لا هللادبع زيزعلا دبع دلاخ</w:t>
+      </w:r>
+    </w:p>
+    <w:p>
+      <w:pPr>
+        <w:jc w:val="right"/>
+        <w:bidi/>
+      </w:pPr>
+      <w:r>
+        <w:rPr>
+          <w:b w:val="0"/>
+          <w:i w:val="0"/>
+        </w:rPr>
+        <w:t>دمحألا دمحم هللا دبع ميهاربا ةرئادلا وضع</w:t>
       </w:r>
     </w:p>
     <w:p>
@@ -8905,20 +8905,20 @@
           <w:b w:val="0"/>
           <w:i w:val="0"/>
         </w:rPr>
-        <w:t>المملكة العربية السعودية</w:t>
-      </w:r>
-    </w:p>
-    <w:p>
-      <w:pPr>
-        <w:jc w:val="right"/>
-        <w:bidi/>
-      </w:pPr>
-      <w:r>
-        <w:rPr>
-          <w:b w:val="0"/>
-          <w:i w:val="0"/>
-        </w:rPr>
-        <w:t>وزارة الصحة</w:t>
+        <w:t>ةيدوعسلا ةيبرعلا ةكلمملا</w:t>
+      </w:r>
+    </w:p>
+    <w:p>
+      <w:pPr>
+        <w:jc w:val="right"/>
+        <w:bidi/>
+      </w:pPr>
+      <w:r>
+        <w:rPr>
+          <w:b w:val="0"/>
+          <w:i w:val="0"/>
+        </w:rPr>
+        <w:t>ةحصلا ةرازو</w:t>
       </w:r>
     </w:p>
     <w:p>
@@ -8944,20 +8944,20 @@
           <w:b w:val="0"/>
           <w:i w:val="0"/>
         </w:rPr>
-        <w:t>مديرية الشئون الصحية بمحافظة جدة مستشفى الصحة النفسية بجدة</w:t>
-      </w:r>
-    </w:p>
-    <w:p>
-      <w:pPr>
-        <w:jc w:val="right"/>
-        <w:bidi/>
-      </w:pPr>
-      <w:r>
-        <w:rPr>
-          <w:b w:val="0"/>
-          <w:i w:val="0"/>
-        </w:rPr>
-        <w:t>وزارة الصحة</w:t>
+        <w:t>ةدجب ةيسفنلا ةحصلا ىفشتسم ةدج ةظفاحمب ةيحصلا نوئشلا ةيريدم</w:t>
+      </w:r>
+    </w:p>
+    <w:p>
+      <w:pPr>
+        <w:jc w:val="right"/>
+        <w:bidi/>
+      </w:pPr>
+      <w:r>
+        <w:rPr>
+          <w:b w:val="0"/>
+          <w:i w:val="0"/>
+        </w:rPr>
+        <w:t>ةحصلا ةرازو</w:t>
       </w:r>
     </w:p>
     <w:p>
@@ -9009,7 +9009,7 @@
           <w:b w:val="0"/>
           <w:i w:val="0"/>
         </w:rPr>
-        <w:t>المشفوعات :</w:t>
+        <w:t>: تاعوفشملا</w:t>
       </w:r>
     </w:p>
     <w:p>
@@ -9048,7 +9048,7 @@
           <w:b w:val="0"/>
           <w:i w:val="0"/>
         </w:rPr>
-        <w:t>العمر</w:t>
+        <w:t>رمعلا</w:t>
       </w:r>
     </w:p>
     <w:p>
@@ -9126,7 +9126,7 @@
           <w:b w:val="0"/>
           <w:i w:val="0"/>
         </w:rPr>
-        <w:t>فضيلة رئيس المحكمة العامة المساعد بمحافظة جدة</w:t>
+        <w:t>ةدج ةظفاحمب دعاسملا ةماعلا ةمكحملا سيئر ةليضف</w:t>
       </w:r>
     </w:p>
     <w:p>
@@ -9178,20 +9178,20 @@
           <w:b w:val="0"/>
           <w:i w:val="0"/>
         </w:rPr>
-        <w:t>وعليه ترى اللجنه / ان المذكور قادر على القيام بشئونه ولا يحتاج الى تعيين قيم.</w:t>
-      </w:r>
-    </w:p>
-    <w:p>
-      <w:pPr>
-        <w:jc w:val="right"/>
-        <w:bidi/>
-      </w:pPr>
-      <w:r>
-        <w:rPr>
-          <w:b w:val="0"/>
-          <w:i w:val="0"/>
-        </w:rPr>
-        <w:t>الطبيب المعالج</w:t>
+        <w:t>.ميق نييعت ىلا جاتحي الو هنوئشب مايقلا ىلع رداق روكذملا نا / هنجللا ىرت هيلعو</w:t>
+      </w:r>
+    </w:p>
+    <w:p>
+      <w:pPr>
+        <w:jc w:val="right"/>
+        <w:bidi/>
+      </w:pPr>
+      <w:r>
+        <w:rPr>
+          <w:b w:val="0"/>
+          <w:i w:val="0"/>
+        </w:rPr>
+        <w:t>جلاعملا بيبطلا</w:t>
       </w:r>
     </w:p>
     <w:p>
@@ -9217,7 +9217,7 @@
           <w:b w:val="0"/>
           <w:i w:val="0"/>
         </w:rPr>
-        <w:t>استشاري الطب النفسي</w:t>
+        <w:t>يسفنلا بطلا يراشتسا</w:t>
       </w:r>
     </w:p>
     <w:p>
@@ -9243,7 +9243,7 @@
           <w:b w:val="0"/>
           <w:i w:val="0"/>
         </w:rPr>
-        <w:t>انتشاري العنب النفسي</w:t>
+        <w:t>يسفنلا بنعلا يراشتنا</w:t>
       </w:r>
     </w:p>
     <w:p>
@@ -9269,20 +9269,20 @@
           <w:b w:val="0"/>
           <w:i w:val="0"/>
         </w:rPr>
-        <w:t>ومملكة العربية ال</w:t>
-      </w:r>
-    </w:p>
-    <w:p>
-      <w:pPr>
-        <w:jc w:val="right"/>
-        <w:bidi/>
-      </w:pPr>
-      <w:r>
-        <w:rPr>
-          <w:b w:val="0"/>
-          <w:i w:val="0"/>
-        </w:rPr>
-        <w:t>رئيس اللجنة الطبية ومدير المستشفى</w:t>
+        <w:t>لا ةيبرعلا ةكلممو</w:t>
+      </w:r>
+    </w:p>
+    <w:p>
+      <w:pPr>
+        <w:jc w:val="right"/>
+        <w:bidi/>
+      </w:pPr>
+      <w:r>
+        <w:rPr>
+          <w:b w:val="0"/>
+          <w:i w:val="0"/>
+        </w:rPr>
+        <w:t>ىفشتسملا ريدمو ةيبطلا ةنجللا سيئر</w:t>
       </w:r>
     </w:p>
     <w:p>
@@ -9308,46 +9308,46 @@
           <w:b w:val="0"/>
           <w:i w:val="0"/>
         </w:rPr>
-        <w:t>استشاري الطب النفسي</w:t>
-      </w:r>
-    </w:p>
-    <w:p>
-      <w:pPr>
-        <w:jc w:val="right"/>
-        <w:bidi/>
-      </w:pPr>
-      <w:r>
-        <w:rPr>
-          <w:b w:val="0"/>
-          <w:i w:val="0"/>
-        </w:rPr>
-        <w:t>سكرتير اللجنة الطبية</w:t>
-      </w:r>
-    </w:p>
-    <w:p>
-      <w:pPr>
-        <w:jc w:val="right"/>
-        <w:bidi/>
-      </w:pPr>
-      <w:r>
-        <w:rPr>
-          <w:b w:val="0"/>
-          <w:i w:val="0"/>
-        </w:rPr>
-        <w:t>د سهيل عبد الحميد خان</w:t>
-      </w:r>
-    </w:p>
-    <w:p>
-      <w:pPr>
-        <w:jc w:val="right"/>
-        <w:bidi/>
-      </w:pPr>
-      <w:r>
-        <w:rPr>
-          <w:b w:val="0"/>
-          <w:i w:val="0"/>
-        </w:rPr>
-        <w:t>ار عيد سعيد المحمدي</w:t>
+        <w:t>يسفنلا بطلا يراشتسا</w:t>
+      </w:r>
+    </w:p>
+    <w:p>
+      <w:pPr>
+        <w:jc w:val="right"/>
+        <w:bidi/>
+      </w:pPr>
+      <w:r>
+        <w:rPr>
+          <w:b w:val="0"/>
+          <w:i w:val="0"/>
+        </w:rPr>
+        <w:t>ةيبطلا ةنجللا ريتركس</w:t>
+      </w:r>
+    </w:p>
+    <w:p>
+      <w:pPr>
+        <w:jc w:val="right"/>
+        <w:bidi/>
+      </w:pPr>
+      <w:r>
+        <w:rPr>
+          <w:b w:val="0"/>
+          <w:i w:val="0"/>
+        </w:rPr>
+        <w:t>ناخ ديمحلا دبع ليهس د</w:t>
+      </w:r>
+    </w:p>
+    <w:p>
+      <w:pPr>
+        <w:jc w:val="right"/>
+        <w:bidi/>
+      </w:pPr>
+      <w:r>
+        <w:rPr>
+          <w:b w:val="0"/>
+          <w:i w:val="0"/>
+        </w:rPr>
+        <w:t>يدمحملا ديعس ديع را</w:t>
       </w:r>
     </w:p>
     <w:p>
@@ -9373,20 +9373,20 @@
           <w:b w:val="0"/>
           <w:i w:val="0"/>
         </w:rPr>
-        <w:t>لولوة السلة مستشفى الصحة النشرة ويدة -</w:t>
-      </w:r>
-    </w:p>
-    <w:p>
-      <w:pPr>
-        <w:jc w:val="right"/>
-        <w:bidi/>
-      </w:pPr>
-      <w:r>
-        <w:rPr>
-          <w:b w:val="0"/>
-          <w:i w:val="0"/>
-        </w:rPr>
-        <w:t>التقارير العيسية</w:t>
+        <w:t>- ةديو ةرشنلا ةحصلا ىفشتسم ةلسلا ةولول</w:t>
+      </w:r>
+    </w:p>
+    <w:p>
+      <w:pPr>
+        <w:jc w:val="right"/>
+        <w:bidi/>
+      </w:pPr>
+      <w:r>
+        <w:rPr>
+          <w:b w:val="0"/>
+          <w:i w:val="0"/>
+        </w:rPr>
+        <w:t>ةيسيعلا ريراقتلا</w:t>
       </w:r>
     </w:p>
     <w:p>
@@ -9425,7 +9425,7 @@
           <w:b w:val="0"/>
           <w:i w:val="0"/>
         </w:rPr>
-        <w:t>الوارد الداخلي</w:t>
+        <w:t>يلخادلا دراولا</w:t>
       </w:r>
     </w:p>
     <w:p>
@@ -9451,7 +9451,7 @@
           <w:b w:val="0"/>
           <w:i w:val="0"/>
         </w:rPr>
-        <w:t>المساري ٠١٠٢٠١٢</w:t>
+        <w:t>٠١٠٢٠١٢ يراسملا</w:t>
       </w:r>
     </w:p>
     <w:p>
@@ -9477,7 +9477,7 @@
           <w:b w:val="0"/>
           <w:i w:val="0"/>
         </w:rPr>
-        <w:t>والملكة العربية السعودية</w:t>
+        <w:t>ةيدوعسلا ةيبرعلا ةكلملاو</w:t>
       </w:r>
     </w:p>
     <w:p>
@@ -9503,7 +9503,7 @@
           <w:b w:val="0"/>
           <w:i w:val="0"/>
         </w:rPr>
-        <w:t>مديرية الشئون الصحية بمحافظة جدة</w:t>
+        <w:t>ةدج ةظفاحمب ةيحصلا نوئشلا ةيريدم</w:t>
       </w:r>
     </w:p>
     <w:p>
@@ -9555,7 +9555,7 @@
           <w:b w:val="0"/>
           <w:i w:val="0"/>
         </w:rPr>
-        <w:t>سعادة رئيس المحكمة العامة المساعد بمحافظة جده</w:t>
+        <w:t>هدج ةظفاحمب دعاسملا ةماعلا ةمكحملا سيئر ةداعس</w:t>
       </w:r>
     </w:p>
     <w:p>
@@ -9581,7 +9581,7 @@
           <w:b w:val="0"/>
           <w:i w:val="0"/>
         </w:rPr>
-        <w:t>المحترم</w:t>
+        <w:t>مرتحملا</w:t>
       </w:r>
     </w:p>
     <w:p>
@@ -9698,46 +9698,46 @@
           <w:b w:val="0"/>
           <w:i w:val="0"/>
         </w:rPr>
-        <w:t>مدير الشئون الصحية بمحافظة جده</w:t>
-      </w:r>
-    </w:p>
-    <w:p>
-      <w:pPr>
-        <w:jc w:val="right"/>
-        <w:bidi/>
-      </w:pPr>
-      <w:r>
-        <w:rPr>
-          <w:b w:val="0"/>
-          <w:i w:val="0"/>
-        </w:rPr>
-        <w:t>حك صالح خالد</w:t>
-      </w:r>
-    </w:p>
-    <w:p>
-      <w:pPr>
-        <w:jc w:val="right"/>
-        <w:bidi/>
-      </w:pPr>
-      <w:r>
-        <w:rPr>
-          <w:b w:val="0"/>
-          <w:i w:val="0"/>
-        </w:rPr>
-        <w:t>د/ سامي بن محمد باداوود</w:t>
-      </w:r>
-    </w:p>
-    <w:p>
-      <w:pPr>
-        <w:jc w:val="right"/>
-        <w:bidi/>
-      </w:pPr>
-      <w:r>
-        <w:rPr>
-          <w:b w:val="0"/>
-          <w:i w:val="0"/>
-        </w:rPr>
-        <w:t>الرقم ٢٠٨٥ ٤٧ آج التاريخ: 10 / 3 كاد المرفقات هاتف : ۰۲/۱۹۷۰۰۱ فاكس : ٠٢/٦٦٢٢٩٦١ لم : ١٣٤٩٣ الرمز البريدي : ٢١١٧٦</w:t>
+        <w:t>هدج ةظفاحمب ةيحصلا نوئشلا ريدم</w:t>
+      </w:r>
+    </w:p>
+    <w:p>
+      <w:pPr>
+        <w:jc w:val="right"/>
+        <w:bidi/>
+      </w:pPr>
+      <w:r>
+        <w:rPr>
+          <w:b w:val="0"/>
+          <w:i w:val="0"/>
+        </w:rPr>
+        <w:t>دلاخ حلاص كح</w:t>
+      </w:r>
+    </w:p>
+    <w:p>
+      <w:pPr>
+        <w:jc w:val="right"/>
+        <w:bidi/>
+      </w:pPr>
+      <w:r>
+        <w:rPr>
+          <w:b w:val="0"/>
+          <w:i w:val="0"/>
+        </w:rPr>
+        <w:t>دوواداب دمحم نب يماس /د</w:t>
+      </w:r>
+    </w:p>
+    <w:p>
+      <w:pPr>
+        <w:jc w:val="right"/>
+        <w:bidi/>
+      </w:pPr>
+      <w:r>
+        <w:rPr>
+          <w:b w:val="0"/>
+          <w:i w:val="0"/>
+        </w:rPr>
+        <w:t>٢١١٧٦ : يديربلا زمرلا ١٣٤٩٣ : مل ٠٢/٦٦٢٢٩٦١ : سكاف ۱۰۰۷۹۱/۲۰ : فتاه تاقفرملا داك 3 / 10 :خيراتلا جآ ٤٧ ٢٠٨٥ مقرلا</w:t>
       </w:r>
     </w:p>
     <w:sectPr>

--- a/zaini_case_audit_output/outputs/word/documents/085_مذكرة طلب النقض على الحكم النهائي.docx
+++ b/zaini_case_audit_output/outputs/word/documents/085_مذكرة طلب النقض على الحكم النهائي.docx
@@ -3588,7 +3588,7 @@
           <w:b w:val="0"/>
           <w:i w:val="0"/>
         </w:rPr>
-        <w:t>مكا او تابلاطلما حر او ةباجلإا - ا ف نعطلاو تان بلاو دو شلا راضحإ - هنع عانتملااو هدرو ن ميلا بلط - ءاربلإا - لزانتلا - صلا - را نلإا - رارقلإا - ا لع درلاو ىواعدلا عامس - ةعفادلما و ةعفارلما - ىواعدلا ةماقإو ةبلاطلما ر راقتب نعطلا - ن مك او ءا ا ن يع - ميكحتلا بلط - ذيفنتلاو ز ا بلط - ذيفنتلاو ز ا رئاود ةعجارم- هعفرو رفسلا نم عنلما بلط - عيقاوتلاو ماتخلأاو طوط ا را نإ - ر و لاب نعطلا - ليدعتلاو - رظنلا ةداعإ سامتلا - فان تسلاا بلطو ما حلأا ع ضا علاا - ا فنو ما حلأا لوبق - ما حلأا ذيفن ب ةبلاطلما - ةيعرشلا تاعفارلما ماظن نم230 ةدالما قيبطت بلط - م لادب ساو م درو ن مك او ءا ا - لخادتلاو لاخدلإا بلط- اقلا نت بلط- ما حلأا كوكص ملاتسا - مكا ا عيمج ىدل ىواعدلا عيمج تاسل ا روض مزلي ام ءا إ - ةعفشلا بلط - رابتعلاا در بلط - ما حلأا كوكص ع ش م لا نا ىدل ةيفرصلما تاعزانلما ة وس نا و ةيلالما تاعزانلما ضف نا ىدل- ةيلامعلا نا لا ىدل- ةيعرشلا ةيبطلا نا لا ىدل- (ملاظلما ناويد) ة رادلإا مكا ا ىدل- مكا ا ىدل- ىوعدلا ةلاحإ بلط ضقن بلط- ةماعلا ةباينلا ىدل - ةي يمأتلا تافلا او تاعزانلما لصفلا نا ىدل - ة راجتلا تاعزانلما مسح نا و ة راجتلا قارولأا تاعزانم لصفلا بتا م ىدل- ةيلالما قارولأا تاعزانم لصفلا لصفلا ةن - ةي رضلا تاعزانلماو تافلاخملل ةيفان تسلاا ةن لا- ةي رضلا تاعزانلماو تافلا ا لصفلا ةن - لدعلا ةرازوب ن ما ا بيدأت ةن - ايلعلا ةمك ا ىدل- ايلعلا ةمك ا ىدل مك ا ءاضقلل علأا سل ا ىدل - فان تسلاا مكاحم ىدل - ةيعرشلا تاعفارلما ماظن نم232و231 مقر ن تدالما ةفاضإ - لا ملإا - ة راجتلا تاملاعلا تاملظت رظنلا ةن - كونبلا ةبقارم ماظن تافلاخم</w:t>
+        <w:t>مكا او تابلاطلما حر او ةباجلإا - ا ف نعطلاو تان بلاو دو شلا راضحإ - هنع عانتملااو هدرو ن ميلا بلط - ءاربلإا - لزانتلا - صلا - را نلإا - رارقلإا - ا لع درلاو ىواعدلا عامس - ةعفادلما و ةعفارلما - ىواعدلا ةماقإو ةبلاطلما ر راقتب نعطلا - ن مك او ءا ا ن يع - ميكحتلا بلط - ذيفنتلاو ز ا بلط - ذيفنتلاو ز ا رئاود ةعجارم- هعفرو رفسلا نم عنلما بلط - عيقاوتلاو ماتخلأاو طوط ا را نإ - ر و لاب نعطلا - ليدعتلاو - رظنلا ةداعإ سامتلا - فان تسلاا بلطو ما حلأا ع ضا علاا - ا فنو ما حلأا لوبق - ما حلأا ذيفن ب ةبلاطلما - ةيعرشلا تاعفارلما ماظن نم230 ةدالما قيبطت بلط - م لادب ساو م درو ن مك او ءا ا - لخادتلاو لاخدلإا بلط- اقلا نت بلط- ما حلأا كوكص ملاتسا - مكا ا عيمج ىدل ىواعدلا عيمج تاسل ا روض مزلي ام ءا إ - ةعفشلا بلط - رابتعلاا در بلط - ما حلأا كوكص ع ش م لا نا ىدل ةيفرصلما تاعزانلما ة وس نا و ةيلالما تاعزانلما ضف نا ىدل- ةيلامعلا نا لا ىدل- ةيعرشلا ةيبطلا نا لا ىدل- (ملاظلما ناويد) ة رادلإا مكا ا ىدل- مكا ا ىدل- ىوعدلا ةلاحإ بلط ضقن بلط- ةماعلا ةباينلا ىدل - ةي يمأتلا تافلا او تاعزانلما لصفلا نا ىدل - ة راجتلا تاعزانلما مسح نا و ة راجتلا قارولأا تاعزانم لصفلا بتا م ىدل- ةيلالما قارولأا تاعزانم لصفلا ةن - ةي رضلا تاعزانلماو تافلاخملل ةيفان تسلاا ةن لا- ةي رضلا تاعزانلماو تافلا ا لصفلا ةن - لدعلا ةرازوب ن ما ا بيدأت ةن - ايلعلا ةمك ا ىدل- ايلعلا ةمك ا ىدل مك ا ءاضقلل علأا سل ا ىدل - فان تسلاا مكاحم ىدل - ةيعرشلا تاعفارلما ماظن نم232و231 مقر ن تدالما ةفاضإ - لا ملإا - ة راجتلا تاملاعلا تاملظت رظنلا ةن - كونبلا ةبقارم ماظن تافلاخم</w:t>
       </w:r>
     </w:p>
     <w:p>
@@ -3614,7 +3614,7 @@
           <w:b w:val="0"/>
           <w:i w:val="0"/>
         </w:rPr>
-        <w:t>ةينملأا تا ا - ةيئان ا ثحابلما ةعجارم - ةلودلا نمأ ةسائر - تارابختسلال ةماعلا ةسائرلا ةعجارم - ةطرشلا زكارم ةعجارم - ةيئان ا ثحابلماو ة رادلإا ثحابلما ةعجارمو ةيقوق ا ما حلأا ذيفنت ةرادإو ةراملأا ةعجارم ماسقأو تارادإ نم ا عب ي امو ا عورفو - ةيئان ا ثحابلماو ة رادلإا ثحابلما ةعجارم ةعجارم</w:t>
+        <w:t>ةينملأا تا ا - ةيئان ا ثحابلما ةعجارم - ةلودلا نمأ ةسائر - تارابختسلال ةماعلا ةسائرلا ةعجارم - ةطرشلا زكارم ةعجارم - ةيئان ا ثحابلماو ة رادلإا ثحابلما ةعجارمو ةيقوق ا ما حلأا ذيفنت ةرادإو ةراملأا ةعجارم ماسقأو تارادإ نم ا عب ي امو ا عورفو - ةيئان ا ثحابلماو ة رادلإا ثحابلما ةعجارم</w:t>
       </w:r>
     </w:p>
     <w:p>
@@ -7241,7 +7241,7 @@
           <w:b w:val="0"/>
           <w:i w:val="0"/>
         </w:rPr>
-        <w:t>(يناثلا كيرشلا : ثلاثلا فرطلا</w:t>
+        <w:t>(يناثلا كيرشلا : ثلا فرطلا</w:t>
       </w:r>
     </w:p>
     <w:p>
@@ -8736,7 +8736,7 @@
           <w:b w:val="0"/>
           <w:i w:val="0"/>
         </w:rPr>
-        <w:t>وبناء على المادة 162 من نظام المرافعات الشرعية وبعد الاطلاع ودراسة أوراق القضية والحكم الصادر فها والاعتراض المقدم عليه والمرافعة تبين أن الاعتراض قد قدم خلال الأجل المحدد نظاما ومن ثم فهو مقبول شكلا، أما ث الموضوع فبناء على الأسباب التي وردت في الحكم المستأنف مضافا اليها أن الصكوك الصادرة من الدوائر الشرعية لها حجيتها المعتبرة، وبناء على المادة الحادية والأربعين بعد المائة نظام المرافعات الشرعية ونصها : (لا يقبل الطعن في الأوراق الرسمية إلا بادعاء التزوير، مالم يكن مذكوراً فها ما يخالف والتي تنص على أن : (الأوراق الصادرة من كتاب العدل بموجب الاختصاص تكون لها قوة الإثبات، ويجب العمل إبطال الوصية الثانية فيه مصلحة للمدعى عليه عدنان ( المفكر لها ) إذ الوصية الثانية بالثلث كاملاً أما الوصية الأولى فهي أقل من الثلث إذ هي وصية الأولاد غازي بتصيب و سبب والدهم أقل من الثالث لوجود زوجة من ضمن الورثة ، وعليه فلا يقبل إنكاره لها ، ويؤيد ذلك المكاتبة بين وزير العدل ووزير الصحة بشأن صحة التقرير الصادر من مستشفى سية الذي بعد حاسماً في موضوع الوصية ، وأما ما ورد بشأن إفادة الذين من القضاة الذين نظروا</w:t>
+        <w:t>وبناء على المادة 162 من نظام المرافعات الشرعية وبعد الاطلاع ودراسة أوراق القضية والحكم الصادر فها والاعتراض المقدم عليه والمرافعة تبين أن الاعتراض قد قدم خلال الأجل المحدد نظاما ومن ثم فهو مقبول شكلا، أما ث الموضوع فبناء على الأسباب التي وردت في الحكم المستأنف مضافا اليها أن الصكوك الصادرة من الدوائر الشرعية لها حجيتها المعتبرة، وبناء على المادة الحادية والأربعين بعد المائة نظام المرافعات الشرعية ونصها : (لا يقبل الطعن في الأوراق الرسمية إلا بادعاء التزوير، مالم يكن مذكوراً فها ما يخالف والتي تنص على أن : (الأوراق الصادرة من كتاب العدل بموجب الاختصاص تكون لها قوة الإثبات، ويجب العمل إبطال الوصية الثانية فيه مصلحة للمدعى عليه عدنان ( المفكر لها ) إذ الوصية الثانية بالثلث كاملاً أما الوصية الأولى فهي أقل من الثلث إذ هي وصية الأولاد غازي بتصيب و سبب والدهم أقل من الث لوجود زوجة من ضمن الورثة ، وعليه فلا يقبل إنكاره لها ، ويؤيد ذلك المكاتبة بين وزير العدل ووزير الصحة بشأن صحة التقرير الصادر من مستشفى سية الذي بعد حاسماً في موضوع الوصية ، وأما ما ورد بشأن إفادة الذين من القضاة الذين نظروا</w:t>
       </w:r>
     </w:p>
     <w:p>
@@ -9074,7 +9074,7 @@
           <w:b w:val="0"/>
           <w:i w:val="0"/>
         </w:rPr>
-        <w:t>أحمد عباس زيني زيني</w:t>
+        <w:t>أحمد عباس زيني</w:t>
       </w:r>
     </w:p>
     <w:p>

--- a/zaini_case_audit_output/outputs/word/documents/085_مذكرة طلب النقض على الحكم النهائي.docx
+++ b/zaini_case_audit_output/outputs/word/documents/085_مذكرة طلب النقض على الحكم النهائي.docx
@@ -70,14 +70,13 @@
     <w:p/>
     <w:p>
       <w:pPr>
-        <w:jc w:val="right"/>
-        <w:bidi/>
-      </w:pPr>
-      <w:r>
-        <w:rPr>
-          <w:b w:val="0"/>
-          <w:i w:val="0"/>
-        </w:rPr>
+        <w:pStyle w:val="Heading2"/>
+        <w:jc w:val="right"/>
+        <w:bidi/>
+      </w:pPr>
+      <w:r>
+        <w:t>[نص الضبط / الحكم — المتن الفعلي] ===</w:t>
+        <w:br/>
         <w:t>التنفيذيون</w:t>
       </w:r>
     </w:p>
@@ -213,27 +212,25 @@
     </w:p>
     <w:p>
       <w:pPr>
-        <w:jc w:val="right"/>
-        <w:bidi/>
-      </w:pPr>
-      <w:r>
-        <w:rPr>
-          <w:b w:val="0"/>
-          <w:i w:val="0"/>
-        </w:rPr>
+        <w:pStyle w:val="Heading2"/>
+        <w:jc w:val="right"/>
+        <w:bidi/>
+      </w:pPr>
+      <w:r>
+        <w:t>[بيانات الأطراف: المدعي / المدعى عليه / الحاضرون] ===</w:t>
+        <w:br/>
         <w:t>٢ - عاتقة محمد يحيى الحرازي سعودية الجنسية هوية وطنية رقم: (١٠٠٧٠٥٦٨٤٧).</w:t>
       </w:r>
     </w:p>
     <w:p>
       <w:pPr>
-        <w:jc w:val="right"/>
-        <w:bidi/>
-      </w:pPr>
-      <w:r>
-        <w:rPr>
-          <w:b w:val="0"/>
-          <w:i w:val="0"/>
-        </w:rPr>
+        <w:pStyle w:val="Heading2"/>
+        <w:jc w:val="right"/>
+        <w:bidi/>
+      </w:pPr>
+      <w:r>
+        <w:t>[نص الضبط / الحكم — المتن الفعلي] ===</w:t>
+        <w:br/>
         <w:t>منطوق حكم الاستئناف حكمت الدائرة بقبول الاعتراض شكلاً، وفي الموضوع بتأييد حكم الدائرة</w:t>
       </w:r>
     </w:p>
@@ -356,27 +353,25 @@
     </w:p>
     <w:p>
       <w:pPr>
-        <w:jc w:val="right"/>
-        <w:bidi/>
-      </w:pPr>
-      <w:r>
-        <w:rPr>
-          <w:b w:val="0"/>
-          <w:i w:val="0"/>
-        </w:rPr>
+        <w:pStyle w:val="Heading2"/>
+        <w:jc w:val="right"/>
+        <w:bidi/>
+      </w:pPr>
+      <w:r>
+        <w:t>[ترويسة / كليشة وزارة العدل — معلومات رسمية متكررة] ===</w:t>
+        <w:br/>
         <w:t>@Tanfithion Tanfithion@gmail.com 053 653 3388 012 605 4571</w:t>
       </w:r>
     </w:p>
     <w:p>
       <w:pPr>
-        <w:jc w:val="right"/>
-        <w:bidi/>
-      </w:pPr>
-      <w:r>
-        <w:rPr>
-          <w:b w:val="0"/>
-          <w:i w:val="0"/>
-        </w:rPr>
+        <w:pStyle w:val="Heading2"/>
+        <w:jc w:val="right"/>
+        <w:bidi/>
+      </w:pPr>
+      <w:r>
+        <w:t>[نص الضبط / الحكم — المتن الفعلي] ===</w:t>
+        <w:br/>
         <w:t>توليص محاماة</w:t>
       </w:r>
     </w:p>
@@ -616,27 +611,25 @@
     </w:p>
     <w:p>
       <w:pPr>
-        <w:jc w:val="right"/>
-        <w:bidi/>
-      </w:pPr>
-      <w:r>
-        <w:rPr>
-          <w:b w:val="0"/>
-          <w:i w:val="0"/>
-        </w:rPr>
+        <w:pStyle w:val="Heading2"/>
+        <w:jc w:val="right"/>
+        <w:bidi/>
+      </w:pPr>
+      <w:r>
+        <w:t>[ترويسة / كليشة وزارة العدل — معلومات رسمية متكررة] ===</w:t>
+        <w:br/>
         <w:t>@Tanfithioh Tanfithion@gmail.com 0536533388</w:t>
       </w:r>
     </w:p>
     <w:p>
       <w:pPr>
-        <w:jc w:val="right"/>
-        <w:bidi/>
-      </w:pPr>
-      <w:r>
-        <w:rPr>
-          <w:b w:val="0"/>
-          <w:i w:val="0"/>
-        </w:rPr>
+        <w:pStyle w:val="Heading2"/>
+        <w:jc w:val="right"/>
+        <w:bidi/>
+      </w:pPr>
+      <w:r>
+        <w:t>[نص الضبط / الحكم — المتن الفعلي] ===</w:t>
+        <w:br/>
         <w:t>رفيذيون.</w:t>
       </w:r>
     </w:p>
@@ -889,27 +882,25 @@
     </w:p>
     <w:p>
       <w:pPr>
-        <w:jc w:val="right"/>
-        <w:bidi/>
-      </w:pPr>
-      <w:r>
-        <w:rPr>
-          <w:b w:val="0"/>
-          <w:i w:val="0"/>
-        </w:rPr>
+        <w:pStyle w:val="Heading2"/>
+        <w:jc w:val="right"/>
+        <w:bidi/>
+      </w:pPr>
+      <w:r>
+        <w:t>[ترويسة / كليشة وزارة العدل — معلومات رسمية متكررة] ===</w:t>
+        <w:br/>
         <w:t>Tanfithion@gmail.com 053 653 3388</w:t>
       </w:r>
     </w:p>
     <w:p>
       <w:pPr>
-        <w:jc w:val="right"/>
-        <w:bidi/>
-      </w:pPr>
-      <w:r>
-        <w:rPr>
-          <w:b w:val="0"/>
-          <w:i w:val="0"/>
-        </w:rPr>
+        <w:pStyle w:val="Heading2"/>
+        <w:jc w:val="right"/>
+        <w:bidi/>
+      </w:pPr>
+      <w:r>
+        <w:t>[نص الضبط / الحكم — المتن الفعلي] ===</w:t>
+        <w:br/>
         <w:t>012 605 4571 O</w:t>
       </w:r>
     </w:p>
@@ -1240,27 +1231,25 @@
     </w:p>
     <w:p>
       <w:pPr>
-        <w:jc w:val="right"/>
-        <w:bidi/>
-      </w:pPr>
-      <w:r>
-        <w:rPr>
-          <w:b w:val="0"/>
-          <w:i w:val="0"/>
-        </w:rPr>
+        <w:pStyle w:val="Heading2"/>
+        <w:jc w:val="right"/>
+        <w:bidi/>
+      </w:pPr>
+      <w:r>
+        <w:t>[ترويسة / كليشة وزارة العدل — معلومات رسمية متكررة] ===</w:t>
+        <w:br/>
         <w:t>Tanfithioh Tanfithion@gmail.com 0536533388</w:t>
       </w:r>
     </w:p>
     <w:p>
       <w:pPr>
-        <w:jc w:val="right"/>
-        <w:bidi/>
-      </w:pPr>
-      <w:r>
-        <w:rPr>
-          <w:b w:val="0"/>
-          <w:i w:val="0"/>
-        </w:rPr>
+        <w:pStyle w:val="Heading2"/>
+        <w:jc w:val="right"/>
+        <w:bidi/>
+      </w:pPr>
+      <w:r>
+        <w:t>[نص الضبط / الحكم — المتن الفعلي] ===</w:t>
+        <w:br/>
         <w:t>0126054571</w:t>
       </w:r>
     </w:p>
@@ -1435,53 +1424,49 @@
     </w:p>
     <w:p>
       <w:pPr>
-        <w:jc w:val="right"/>
-        <w:bidi/>
-      </w:pPr>
-      <w:r>
-        <w:rPr>
-          <w:b w:val="0"/>
-          <w:i w:val="0"/>
-        </w:rPr>
+        <w:pStyle w:val="Heading2"/>
+        <w:jc w:val="right"/>
+        <w:bidi/>
+      </w:pPr>
+      <w:r>
+        <w:t>[ترويسة / كليشة وزارة العدل — معلومات رسمية متكررة] ===</w:t>
+        <w:br/>
         <w:t>Tanfithion@gmail.com 053 653 3388</w:t>
       </w:r>
     </w:p>
     <w:p>
       <w:pPr>
-        <w:jc w:val="right"/>
-        <w:bidi/>
-      </w:pPr>
-      <w:r>
-        <w:rPr>
-          <w:b w:val="0"/>
-          <w:i w:val="0"/>
-        </w:rPr>
+        <w:pStyle w:val="Heading2"/>
+        <w:jc w:val="right"/>
+        <w:bidi/>
+      </w:pPr>
+      <w:r>
+        <w:t>[نص الضبط / الحكم — المتن الفعلي] ===</w:t>
+        <w:br/>
         <w:t>012 605 4571</w:t>
       </w:r>
     </w:p>
     <w:p>
       <w:pPr>
-        <w:jc w:val="right"/>
-        <w:bidi/>
-      </w:pPr>
-      <w:r>
-        <w:rPr>
-          <w:b w:val="0"/>
-          <w:i w:val="0"/>
-        </w:rPr>
+        <w:pStyle w:val="Heading2"/>
+        <w:jc w:val="right"/>
+        <w:bidi/>
+      </w:pPr>
+      <w:r>
+        <w:t>[ترويسة / كليشة وزارة العدل — معلومات رسمية متكررة] ===</w:t>
+        <w:br/>
         <w:t>@Tanfithion</w:t>
       </w:r>
     </w:p>
     <w:p>
       <w:pPr>
-        <w:jc w:val="right"/>
-        <w:bidi/>
-      </w:pPr>
-      <w:r>
-        <w:rPr>
-          <w:b w:val="0"/>
-          <w:i w:val="0"/>
-        </w:rPr>
+        <w:pStyle w:val="Heading2"/>
+        <w:jc w:val="right"/>
+        <w:bidi/>
+      </w:pPr>
+      <w:r>
+        <w:t>[نص الضبط / الحكم — المتن الفعلي] ===</w:t>
+        <w:br/>
         <w:t>التنفيذيون</w:t>
       </w:r>
     </w:p>
@@ -1708,14 +1693,13 @@
     </w:p>
     <w:p>
       <w:pPr>
-        <w:jc w:val="right"/>
-        <w:bidi/>
-      </w:pPr>
-      <w:r>
-        <w:rPr>
-          <w:b w:val="0"/>
-          <w:i w:val="0"/>
-        </w:rPr>
+        <w:pStyle w:val="Heading2"/>
+        <w:jc w:val="right"/>
+        <w:bidi/>
+      </w:pPr>
+      <w:r>
+        <w:t>[ترويسة / كليشة وزارة العدل — معلومات رسمية متكررة] ===</w:t>
+        <w:br/>
         <w:t>Tanfithion@gmail.com</w:t>
       </w:r>
     </w:p>
@@ -1734,14 +1718,13 @@
     </w:p>
     <w:p>
       <w:pPr>
-        <w:jc w:val="right"/>
-        <w:bidi/>
-      </w:pPr>
-      <w:r>
-        <w:rPr>
-          <w:b w:val="0"/>
-          <w:i w:val="0"/>
-        </w:rPr>
+        <w:pStyle w:val="Heading2"/>
+        <w:jc w:val="right"/>
+        <w:bidi/>
+      </w:pPr>
+      <w:r>
+        <w:t>[نص الضبط / الحكم — المتن الفعلي] ===</w:t>
+        <w:br/>
         <w:t>وما</w:t>
       </w:r>
     </w:p>
@@ -1903,27 +1886,25 @@
     </w:p>
     <w:p>
       <w:pPr>
-        <w:jc w:val="right"/>
-        <w:bidi/>
-      </w:pPr>
-      <w:r>
-        <w:rPr>
-          <w:b w:val="0"/>
-          <w:i w:val="0"/>
-        </w:rPr>
+        <w:pStyle w:val="Heading2"/>
+        <w:jc w:val="right"/>
+        <w:bidi/>
+      </w:pPr>
+      <w:r>
+        <w:t>[ترويسة / كليشة وزارة العدل — معلومات رسمية متكررة] ===</w:t>
+        <w:br/>
         <w:t>السطرين (۹) و ۱۰) من تسبيب الحكم بالصفحة (١٤) من صك (الحكم إذ يزعم المدعون على غير الحقيقة</w:t>
       </w:r>
     </w:p>
     <w:p>
       <w:pPr>
-        <w:jc w:val="right"/>
-        <w:bidi/>
-      </w:pPr>
-      <w:r>
-        <w:rPr>
-          <w:b w:val="0"/>
-          <w:i w:val="0"/>
-        </w:rPr>
+        <w:pStyle w:val="Heading2"/>
+        <w:jc w:val="right"/>
+        <w:bidi/>
+      </w:pPr>
+      <w:r>
+        <w:t>[نص الضبط / الحكم — المتن الفعلي] ===</w:t>
+        <w:br/>
         <w:t>\- بأن القيمة لم تسدد، زاعمين أن هناك غبن في الثمن الوارد في عقد البيع المحرر بين مورثهم والمدعى عليه (المعترض) والمؤرخ في ١٤٣١/٠٩/٢٠هـ والموثق بقرار الشركاء ومنهم المدعي الأول (عدنان) بتعديل عقد</w:t>
       </w:r>
     </w:p>
@@ -2033,14 +2014,13 @@
     </w:p>
     <w:p>
       <w:pPr>
-        <w:jc w:val="right"/>
-        <w:bidi/>
-      </w:pPr>
-      <w:r>
-        <w:rPr>
-          <w:b w:val="0"/>
-          <w:i w:val="0"/>
-        </w:rPr>
+        <w:pStyle w:val="Heading2"/>
+        <w:jc w:val="right"/>
+        <w:bidi/>
+      </w:pPr>
+      <w:r>
+        <w:t>[ترويسة / كليشة وزارة العدل — معلومات رسمية متكررة] ===</w:t>
+        <w:br/>
         <w:t>Tanfithion@gmail.com</w:t>
       </w:r>
     </w:p>
@@ -2059,14 +2039,13 @@
     </w:p>
     <w:p>
       <w:pPr>
-        <w:jc w:val="right"/>
-        <w:bidi/>
-      </w:pPr>
-      <w:r>
-        <w:rPr>
-          <w:b w:val="0"/>
-          <w:i w:val="0"/>
-        </w:rPr>
+        <w:pStyle w:val="Heading2"/>
+        <w:jc w:val="right"/>
+        <w:bidi/>
+      </w:pPr>
+      <w:r>
+        <w:t>[نص الضبط / الحكم — المتن الفعلي] ===</w:t>
+        <w:br/>
         <w:t>ريون</w:t>
       </w:r>
     </w:p>
@@ -2111,27 +2090,25 @@
     </w:p>
     <w:p>
       <w:pPr>
-        <w:jc w:val="right"/>
-        <w:bidi/>
-      </w:pPr>
-      <w:r>
-        <w:rPr>
-          <w:b w:val="0"/>
-          <w:i w:val="0"/>
-        </w:rPr>
+        <w:pStyle w:val="Heading2"/>
+        <w:jc w:val="right"/>
+        <w:bidi/>
+      </w:pPr>
+      <w:r>
+        <w:t>[ترويسة / كليشة وزارة العدل — معلومات رسمية متكررة] ===</w:t>
+        <w:br/>
         <w:t>لولايا 13045 الرمز البريدي 21372</w:t>
       </w:r>
     </w:p>
     <w:p>
       <w:pPr>
-        <w:jc w:val="right"/>
-        <w:bidi/>
-      </w:pPr>
-      <w:r>
-        <w:rPr>
-          <w:b w:val="0"/>
-          <w:i w:val="0"/>
-        </w:rPr>
+        <w:pStyle w:val="Heading2"/>
+        <w:jc w:val="right"/>
+        <w:bidi/>
+      </w:pPr>
+      <w:r>
+        <w:t>[نص الضبط / الحكم — المتن الفعلي] ===</w:t>
+        <w:br/>
         <w:t>التنفيذيون</w:t>
       </w:r>
     </w:p>
@@ -2345,27 +2322,25 @@
     </w:p>
     <w:p>
       <w:pPr>
-        <w:jc w:val="right"/>
-        <w:bidi/>
-      </w:pPr>
-      <w:r>
-        <w:rPr>
-          <w:b w:val="0"/>
-          <w:i w:val="0"/>
-        </w:rPr>
+        <w:pStyle w:val="Heading2"/>
+        <w:jc w:val="right"/>
+        <w:bidi/>
+      </w:pPr>
+      <w:r>
+        <w:t>[ترويسة / كليشة وزارة العدل — معلومات رسمية متكررة] ===</w:t>
+        <w:br/>
         <w:t>@Tanfithion Tanfithion@gmail.com 0536533388 0 0126054571</w:t>
       </w:r>
     </w:p>
     <w:p>
       <w:pPr>
-        <w:jc w:val="right"/>
-        <w:bidi/>
-      </w:pPr>
-      <w:r>
-        <w:rPr>
-          <w:b w:val="0"/>
-          <w:i w:val="0"/>
-        </w:rPr>
+        <w:pStyle w:val="Heading2"/>
+        <w:jc w:val="right"/>
+        <w:bidi/>
+      </w:pPr>
+      <w:r>
+        <w:t>[نص الضبط / الحكم — المتن الفعلي] ===</w:t>
+        <w:br/>
         <w:t>التنفيذيون</w:t>
       </w:r>
     </w:p>
@@ -2605,27 +2580,25 @@
     </w:p>
     <w:p>
       <w:pPr>
-        <w:jc w:val="right"/>
-        <w:bidi/>
-      </w:pPr>
-      <w:r>
-        <w:rPr>
-          <w:b w:val="0"/>
-          <w:i w:val="0"/>
-        </w:rPr>
+        <w:pStyle w:val="Heading2"/>
+        <w:jc w:val="right"/>
+        <w:bidi/>
+      </w:pPr>
+      <w:r>
+        <w:t>[ترويسة / كليشة وزارة العدل — معلومات رسمية متكررة] ===</w:t>
+        <w:br/>
         <w:t>eTanfithioh Tanfithionegmail.com 0536533388 0126054571</w:t>
       </w:r>
     </w:p>
     <w:p>
       <w:pPr>
-        <w:jc w:val="right"/>
-        <w:bidi/>
-      </w:pPr>
-      <w:r>
-        <w:rPr>
-          <w:b w:val="0"/>
-          <w:i w:val="0"/>
-        </w:rPr>
+        <w:pStyle w:val="Heading2"/>
+        <w:jc w:val="right"/>
+        <w:bidi/>
+      </w:pPr>
+      <w:r>
+        <w:t>[نص الضبط / الحكم — المتن الفعلي] ===</w:t>
+        <w:br/>
         <w:t>التنفيذيون</w:t>
       </w:r>
     </w:p>
@@ -2722,27 +2695,25 @@
     </w:p>
     <w:p>
       <w:pPr>
-        <w:jc w:val="right"/>
-        <w:bidi/>
-      </w:pPr>
-      <w:r>
-        <w:rPr>
-          <w:b w:val="0"/>
-          <w:i w:val="0"/>
-        </w:rPr>
+        <w:pStyle w:val="Heading2"/>
+        <w:jc w:val="right"/>
+        <w:bidi/>
+      </w:pPr>
+      <w:r>
+        <w:t>[بيانات الأطراف: المدعي / المدعى عليه / الحاضرون] ===</w:t>
+        <w:br/>
         <w:t>حصة مورث المدعين).</w:t>
       </w:r>
     </w:p>
     <w:p>
       <w:pPr>
-        <w:jc w:val="right"/>
-        <w:bidi/>
-      </w:pPr>
-      <w:r>
-        <w:rPr>
-          <w:b w:val="0"/>
-          <w:i w:val="0"/>
-        </w:rPr>
+        <w:pStyle w:val="Heading2"/>
+        <w:jc w:val="right"/>
+        <w:bidi/>
+      </w:pPr>
+      <w:r>
+        <w:t>[نص الضبط / الحكم — المتن الفعلي] ===</w:t>
+        <w:br/>
         <w:t>.ىلوألا ةجردلا ةرئاد اهتقبس يتلاو فانئتسالا ةرئاد نم عقاولا أطخلا دكؤيو سبللا ريثي مدقت ام عيمجو</w:t>
       </w:r>
     </w:p>
@@ -2878,27 +2849,25 @@
     </w:p>
     <w:p>
       <w:pPr>
-        <w:jc w:val="right"/>
-        <w:bidi/>
-      </w:pPr>
-      <w:r>
-        <w:rPr>
-          <w:b w:val="0"/>
-          <w:i w:val="0"/>
-        </w:rPr>
+        <w:pStyle w:val="Heading2"/>
+        <w:jc w:val="right"/>
+        <w:bidi/>
+      </w:pPr>
+      <w:r>
+        <w:t>[ترويسة / كليشة وزارة العدل — معلومات رسمية متكررة] ===</w:t>
+        <w:br/>
         <w:t>@Tanfithion Tanfithion@gmail.com 053 653 3388 012 605 4571</w:t>
       </w:r>
     </w:p>
     <w:p>
       <w:pPr>
-        <w:jc w:val="right"/>
-        <w:bidi/>
-      </w:pPr>
-      <w:r>
-        <w:rPr>
-          <w:b w:val="0"/>
-          <w:i w:val="0"/>
-        </w:rPr>
+        <w:pStyle w:val="Heading2"/>
+        <w:jc w:val="right"/>
+        <w:bidi/>
+      </w:pPr>
+      <w:r>
+        <w:t>[نص الضبط / الحكم — المتن الفعلي] ===</w:t>
+        <w:br/>
         <w:t>4030420</w:t>
       </w:r>
     </w:p>
@@ -3164,27 +3133,25 @@
     </w:p>
     <w:p>
       <w:pPr>
-        <w:jc w:val="right"/>
-        <w:bidi/>
-      </w:pPr>
-      <w:r>
-        <w:rPr>
-          <w:b w:val="0"/>
-          <w:i w:val="0"/>
-        </w:rPr>
+        <w:pStyle w:val="Heading2"/>
+        <w:jc w:val="right"/>
+        <w:bidi/>
+      </w:pPr>
+      <w:r>
+        <w:t>[ترويسة / كليشة وزارة العدل — معلومات رسمية متكررة] ===</w:t>
+        <w:br/>
         <w:t>@Tanfithioh Tanfithion@gmail.com 0536533388 - 0126054571</w:t>
       </w:r>
     </w:p>
     <w:p>
       <w:pPr>
-        <w:jc w:val="right"/>
-        <w:bidi/>
-      </w:pPr>
-      <w:r>
-        <w:rPr>
-          <w:b w:val="0"/>
-          <w:i w:val="0"/>
-        </w:rPr>
+        <w:pStyle w:val="Heading2"/>
+        <w:jc w:val="right"/>
+        <w:bidi/>
+      </w:pPr>
+      <w:r>
+        <w:t>[نص الضبط / الحكم — المتن الفعلي] ===</w:t>
+        <w:br/>
         <w:t>21372 يديربلا زمرلا 13045 ب</w:t>
       </w:r>
     </w:p>
@@ -3476,27 +3443,25 @@
     </w:p>
     <w:p>
       <w:pPr>
-        <w:jc w:val="right"/>
-        <w:bidi/>
-      </w:pPr>
-      <w:r>
-        <w:rPr>
-          <w:b w:val="0"/>
-          <w:i w:val="0"/>
-        </w:rPr>
+        <w:pStyle w:val="Heading2"/>
+        <w:jc w:val="right"/>
+        <w:bidi/>
+      </w:pPr>
+      <w:r>
+        <w:t>[ترويسة / كليشة وزارة العدل — معلومات رسمية متكررة] ===</w:t>
+        <w:br/>
         <w:t>Tanfithioh Tanfithion@gmail.com 0536533388 0126054571</w:t>
       </w:r>
     </w:p>
     <w:p>
       <w:pPr>
-        <w:jc w:val="right"/>
-        <w:bidi/>
-      </w:pPr>
-      <w:r>
-        <w:rPr>
-          <w:b w:val="0"/>
-          <w:i w:val="0"/>
-        </w:rPr>
+        <w:pStyle w:val="Heading2"/>
+        <w:jc w:val="right"/>
+        <w:bidi/>
+      </w:pPr>
+      <w:r>
+        <w:t>[نص الضبط / الحكم — المتن الفعلي] ===</w:t>
+        <w:br/>
         <w:t>: فارطلأا</w:t>
       </w:r>
     </w:p>
@@ -3515,27 +3480,25 @@
     </w:p>
     <w:p>
       <w:pPr>
-        <w:jc w:val="right"/>
-        <w:bidi/>
-      </w:pPr>
-      <w:r>
-        <w:rPr>
-          <w:b w:val="0"/>
-          <w:i w:val="0"/>
-        </w:rPr>
+        <w:pStyle w:val="Heading2"/>
+        <w:jc w:val="right"/>
+        <w:bidi/>
+      </w:pPr>
+      <w:r>
+        <w:t>[بيانات الأطراف: المدعي / المدعى عليه / الحاضرون] ===</w:t>
+        <w:br/>
         <w:t>النطاق : ٢ وكيل ع بن مشرف بن مفرح بن راشد سعودي ل مد ي ١٠٦٤٢٧٤٠٧٧</w:t>
       </w:r>
     </w:p>
     <w:p>
       <w:pPr>
-        <w:jc w:val="right"/>
-        <w:bidi/>
-      </w:pPr>
-      <w:r>
-        <w:rPr>
-          <w:b w:val="0"/>
-          <w:i w:val="0"/>
-        </w:rPr>
+        <w:pStyle w:val="Heading2"/>
+        <w:jc w:val="right"/>
+        <w:bidi/>
+      </w:pPr>
+      <w:r>
+        <w:t>[نص الضبط / الحكم — المتن الفعلي] ===</w:t>
+        <w:br/>
         <w:t>قاطنلا</w:t>
       </w:r>
     </w:p>
@@ -3905,27 +3868,25 @@
     </w:p>
     <w:p>
       <w:pPr>
-        <w:jc w:val="right"/>
-        <w:bidi/>
-      </w:pPr>
-      <w:r>
-        <w:rPr>
-          <w:b w:val="0"/>
-          <w:i w:val="0"/>
-        </w:rPr>
+        <w:pStyle w:val="Heading2"/>
+        <w:jc w:val="right"/>
+        <w:bidi/>
+      </w:pPr>
+      <w:r>
+        <w:t>[بيانات الأطراف: المدعي / المدعى عليه / الحاضرون] ===</w:t>
+        <w:br/>
         <w:t>لقد سبق للاطراف الاتية اسمائهم :-</w:t>
       </w:r>
     </w:p>
     <w:p>
       <w:pPr>
-        <w:jc w:val="right"/>
-        <w:bidi/>
-      </w:pPr>
-      <w:r>
-        <w:rPr>
-          <w:b w:val="0"/>
-          <w:i w:val="0"/>
-        </w:rPr>
+        <w:pStyle w:val="Heading2"/>
+        <w:jc w:val="right"/>
+        <w:bidi/>
+      </w:pPr>
+      <w:r>
+        <w:t>[نص الضبط / الحكم — المتن الفعلي] ===</w:t>
+        <w:br/>
         <w:t>1- أحمد عباس زيني بن زيني - شركة أحمد زيني وأولاده</w:t>
       </w:r>
     </w:p>
@@ -4100,27 +4061,25 @@
     </w:p>
     <w:p>
       <w:pPr>
-        <w:jc w:val="right"/>
-        <w:bidi/>
-      </w:pPr>
-      <w:r>
-        <w:rPr>
-          <w:b w:val="0"/>
-          <w:i w:val="0"/>
-        </w:rPr>
+        <w:pStyle w:val="Heading2"/>
+        <w:jc w:val="right"/>
+        <w:bidi/>
+      </w:pPr>
+      <w:r>
+        <w:t>[ترويسة / كليشة وزارة العدل — معلومات رسمية متكررة] ===</w:t>
+        <w:br/>
         <w:t>صب ٥٤٣٩٩ جدة ٢١٥١٤ - هاتف: ٦٠٦٥٣٤٨ - فاكس: ٦٠٦٥٤٣١</w:t>
       </w:r>
     </w:p>
     <w:p>
       <w:pPr>
-        <w:jc w:val="right"/>
-        <w:bidi/>
-      </w:pPr>
-      <w:r>
-        <w:rPr>
-          <w:b w:val="0"/>
-          <w:i w:val="0"/>
-        </w:rPr>
+        <w:pStyle w:val="Heading2"/>
+        <w:jc w:val="right"/>
+        <w:bidi/>
+      </w:pPr>
+      <w:r>
+        <w:t>[نص الضبط / الحكم — المتن الفعلي] ===</w:t>
+        <w:br/>
         <w:t>P.O.Box 54399 Jeddah 21514-Tel: 6065348-Fax: 6065431</w:t>
       </w:r>
     </w:p>
@@ -4711,53 +4670,49 @@
     </w:p>
     <w:p>
       <w:pPr>
-        <w:jc w:val="right"/>
-        <w:bidi/>
-      </w:pPr>
-      <w:r>
-        <w:rPr>
-          <w:b w:val="0"/>
-          <w:i w:val="0"/>
-        </w:rPr>
+        <w:pStyle w:val="Heading2"/>
+        <w:jc w:val="right"/>
+        <w:bidi/>
+      </w:pPr>
+      <w:r>
+        <w:t>[بيانات الأطراف: المدعي / المدعى عليه / الحاضرون] ===</w:t>
+        <w:br/>
         <w:t>الاسم / أسامة أحمد عباس زيني</w:t>
       </w:r>
     </w:p>
     <w:p>
       <w:pPr>
-        <w:jc w:val="right"/>
-        <w:bidi/>
-      </w:pPr>
-      <w:r>
-        <w:rPr>
-          <w:b w:val="0"/>
-          <w:i w:val="0"/>
-        </w:rPr>
+        <w:pStyle w:val="Heading2"/>
+        <w:jc w:val="right"/>
+        <w:bidi/>
+      </w:pPr>
+      <w:r>
+        <w:t>[نص الضبط / الحكم — المتن الفعلي] ===</w:t>
+        <w:br/>
         <w:t>تدان / / عيقوتلا</w:t>
       </w:r>
     </w:p>
     <w:p>
       <w:pPr>
-        <w:jc w:val="right"/>
-        <w:bidi/>
-      </w:pPr>
-      <w:r>
-        <w:rPr>
-          <w:b w:val="0"/>
-          <w:i w:val="0"/>
-        </w:rPr>
+        <w:pStyle w:val="Heading2"/>
+        <w:jc w:val="right"/>
+        <w:bidi/>
+      </w:pPr>
+      <w:r>
+        <w:t>[ترويسة / كليشة وزارة العدل — معلومات رسمية متكررة] ===</w:t>
+        <w:br/>
         <w:t>صب ٥٤٣٩٩ جدة ٢١٥١٤ - هاتف: ٦٠٦٥٣٤٨ - فاكس: ٦٠٦٥٤٣١</w:t>
       </w:r>
     </w:p>
     <w:p>
       <w:pPr>
-        <w:jc w:val="right"/>
-        <w:bidi/>
-      </w:pPr>
-      <w:r>
-        <w:rPr>
-          <w:b w:val="0"/>
-          <w:i w:val="0"/>
-        </w:rPr>
+        <w:pStyle w:val="Heading2"/>
+        <w:jc w:val="right"/>
+        <w:bidi/>
+      </w:pPr>
+      <w:r>
+        <w:t>[نص الضبط / الحكم — المتن الفعلي] ===</w:t>
+        <w:br/>
         <w:t>ةمدصلاو ةرامتلا ةرازولا</w:t>
       </w:r>
     </w:p>
@@ -5049,27 +5004,25 @@
     </w:p>
     <w:p>
       <w:pPr>
-        <w:jc w:val="right"/>
-        <w:bidi/>
-      </w:pPr>
-      <w:r>
-        <w:rPr>
-          <w:b w:val="0"/>
-          <w:i w:val="0"/>
-        </w:rPr>
+        <w:pStyle w:val="Heading2"/>
+        <w:jc w:val="right"/>
+        <w:bidi/>
+      </w:pPr>
+      <w:r>
+        <w:t>[بيانات الأطراف: المدعي / المدعى عليه / الحاضرون] ===</w:t>
+        <w:br/>
         <w:t>لقد سبق للاطراف الاتية اسمائهم :-</w:t>
       </w:r>
     </w:p>
     <w:p>
       <w:pPr>
-        <w:jc w:val="right"/>
-        <w:bidi/>
-      </w:pPr>
-      <w:r>
-        <w:rPr>
-          <w:b w:val="0"/>
-          <w:i w:val="0"/>
-        </w:rPr>
+        <w:pStyle w:val="Heading2"/>
+        <w:jc w:val="right"/>
+        <w:bidi/>
+      </w:pPr>
+      <w:r>
+        <w:t>[نص الضبط / الحكم — المتن الفعلي] ===</w:t>
+        <w:br/>
         <w:t>\- أسامة أحمد عباس زيني ۲ - شركة أحمد زيني وأولاده</w:t>
       </w:r>
     </w:p>
@@ -5218,27 +5171,25 @@
     </w:p>
     <w:p>
       <w:pPr>
-        <w:jc w:val="right"/>
-        <w:bidi/>
-      </w:pPr>
-      <w:r>
-        <w:rPr>
-          <w:b w:val="0"/>
-          <w:i w:val="0"/>
-        </w:rPr>
+        <w:pStyle w:val="Heading2"/>
+        <w:jc w:val="right"/>
+        <w:bidi/>
+      </w:pPr>
+      <w:r>
+        <w:t>[ترويسة / كليشة وزارة العدل — معلومات رسمية متكررة] ===</w:t>
+        <w:br/>
         <w:t>مرت ٥٤٢٩٩ جدة ٢١٥١١ - :هاتف ۱۰۱۵۳۱۸ فاكس: ۱۹۵۱۳۱</w:t>
       </w:r>
     </w:p>
     <w:p>
       <w:pPr>
-        <w:jc w:val="right"/>
-        <w:bidi/>
-      </w:pPr>
-      <w:r>
-        <w:rPr>
-          <w:b w:val="0"/>
-          <w:i w:val="0"/>
-        </w:rPr>
+        <w:pStyle w:val="Heading2"/>
+        <w:jc w:val="right"/>
+        <w:bidi/>
+      </w:pPr>
+      <w:r>
+        <w:t>[نص الضبط / الحكم — المتن الفعلي] ===</w:t>
+        <w:br/>
         <w:t>PO Box 54399 Jeddah 21514-Tel: 6065348 Fax: 6065431</w:t>
       </w:r>
     </w:p>
@@ -5699,27 +5650,25 @@
     </w:p>
     <w:p>
       <w:pPr>
-        <w:jc w:val="right"/>
-        <w:bidi/>
-      </w:pPr>
-      <w:r>
-        <w:rPr>
-          <w:b w:val="0"/>
-          <w:i w:val="0"/>
-        </w:rPr>
+        <w:pStyle w:val="Heading2"/>
+        <w:jc w:val="right"/>
+        <w:bidi/>
+      </w:pPr>
+      <w:r>
+        <w:t>[بيانات الأطراف: المدعي / المدعى عليه / الحاضرون] ===</w:t>
+        <w:br/>
         <w:t>الاسم : شركة أحمد زيني وأولاده ويمثلها الشركا، بانسيه</w:t>
       </w:r>
     </w:p>
     <w:p>
       <w:pPr>
-        <w:jc w:val="right"/>
-        <w:bidi/>
-      </w:pPr>
-      <w:r>
-        <w:rPr>
-          <w:b w:val="0"/>
-          <w:i w:val="0"/>
-        </w:rPr>
+        <w:pStyle w:val="Heading2"/>
+        <w:jc w:val="right"/>
+        <w:bidi/>
+      </w:pPr>
+      <w:r>
+        <w:t>[نص الضبط / الحكم — المتن الفعلي] ===</w:t>
+        <w:br/>
         <w:t>1 شركة أحمد زيني التجارية</w:t>
       </w:r>
     </w:p>
@@ -5894,27 +5843,25 @@
     </w:p>
     <w:p>
       <w:pPr>
-        <w:jc w:val="right"/>
-        <w:bidi/>
-      </w:pPr>
-      <w:r>
-        <w:rPr>
-          <w:b w:val="0"/>
-          <w:i w:val="0"/>
-        </w:rPr>
+        <w:pStyle w:val="Heading2"/>
+        <w:jc w:val="right"/>
+        <w:bidi/>
+      </w:pPr>
+      <w:r>
+        <w:t>[ترويسة / كليشة وزارة العدل — معلومات رسمية متكررة] ===</w:t>
+        <w:br/>
         <w:t>من ٥٤٢١٩ جدة ٢١٥١٤ - هاتف: ۱۰۱۵۳۱۸ - فاكس: ٦٠٦٥١٣١</w:t>
       </w:r>
     </w:p>
     <w:p>
       <w:pPr>
-        <w:jc w:val="right"/>
-        <w:bidi/>
-      </w:pPr>
-      <w:r>
-        <w:rPr>
-          <w:b w:val="0"/>
-          <w:i w:val="0"/>
-        </w:rPr>
+        <w:pStyle w:val="Heading2"/>
+        <w:jc w:val="right"/>
+        <w:bidi/>
+      </w:pPr>
+      <w:r>
+        <w:t>[نص الضبط / الحكم — المتن الفعلي] ===</w:t>
+        <w:br/>
         <w:t>PO Box 54399 Jeddali 21514- Tel: 6065348-Fax: 6065431</w:t>
       </w:r>
     </w:p>
@@ -5933,27 +5880,25 @@
     </w:p>
     <w:p>
       <w:pPr>
-        <w:jc w:val="right"/>
-        <w:bidi/>
-      </w:pPr>
-      <w:r>
-        <w:rPr>
-          <w:b w:val="0"/>
-          <w:i w:val="0"/>
-        </w:rPr>
+        <w:pStyle w:val="Heading2"/>
+        <w:jc w:val="right"/>
+        <w:bidi/>
+      </w:pPr>
+      <w:r>
+        <w:t>[ترويسة / كليشة وزارة العدل — معلومات رسمية متكررة] ===</w:t>
+        <w:br/>
         <w:t>وزارة العدل - الموضوع :</w:t>
       </w:r>
     </w:p>
     <w:p>
       <w:pPr>
-        <w:jc w:val="right"/>
-        <w:bidi/>
-      </w:pPr>
-      <w:r>
-        <w:rPr>
-          <w:b w:val="0"/>
-          <w:i w:val="0"/>
-        </w:rPr>
+        <w:pStyle w:val="Heading2"/>
+        <w:jc w:val="right"/>
+        <w:bidi/>
+      </w:pPr>
+      <w:r>
+        <w:t>[نص الضبط / الحكم — المتن الفعلي] ===</w:t>
+        <w:br/>
         <w:t>الرقم : ٢٤/٧٠٥٠</w:t>
       </w:r>
     </w:p>
@@ -7207,27 +7152,25 @@
     </w:p>
     <w:p>
       <w:pPr>
-        <w:jc w:val="right"/>
-        <w:bidi/>
-      </w:pPr>
-      <w:r>
-        <w:rPr>
-          <w:b w:val="0"/>
-          <w:i w:val="0"/>
-        </w:rPr>
+        <w:pStyle w:val="Heading2"/>
+        <w:jc w:val="right"/>
+        <w:bidi/>
+      </w:pPr>
+      <w:r>
+        <w:t>[بيانات الأطراف: المدعي / المدعى عليه / الحاضرون] ===</w:t>
+        <w:br/>
         <w:t>الاسم : شركة أحمد زيني التجارية</w:t>
       </w:r>
     </w:p>
     <w:p>
       <w:pPr>
-        <w:jc w:val="right"/>
-        <w:bidi/>
-      </w:pPr>
-      <w:r>
-        <w:rPr>
-          <w:b w:val="0"/>
-          <w:i w:val="0"/>
-        </w:rPr>
+        <w:pStyle w:val="Heading2"/>
+        <w:jc w:val="right"/>
+        <w:bidi/>
+      </w:pPr>
+      <w:r>
+        <w:t>[نص الضبط / الحكم — المتن الفعلي] ===</w:t>
+        <w:br/>
         <w:t>بيجأ : عيقوتلا</w:t>
       </w:r>
     </w:p>
@@ -7246,27 +7189,25 @@
     </w:p>
     <w:p>
       <w:pPr>
-        <w:jc w:val="right"/>
-        <w:bidi/>
-      </w:pPr>
-      <w:r>
-        <w:rPr>
-          <w:b w:val="0"/>
-          <w:i w:val="0"/>
-        </w:rPr>
+        <w:pStyle w:val="Heading2"/>
+        <w:jc w:val="right"/>
+        <w:bidi/>
+      </w:pPr>
+      <w:r>
+        <w:t>[بيانات الأطراف: المدعي / المدعى عليه / الحاضرون] ===</w:t>
+        <w:br/>
         <w:t>الاسم : شركة أوزكو المحدودة</w:t>
       </w:r>
     </w:p>
     <w:p>
       <w:pPr>
-        <w:jc w:val="right"/>
-        <w:bidi/>
-      </w:pPr>
-      <w:r>
-        <w:rPr>
-          <w:b w:val="0"/>
-          <w:i w:val="0"/>
-        </w:rPr>
+        <w:pStyle w:val="Heading2"/>
+        <w:jc w:val="right"/>
+        <w:bidi/>
+      </w:pPr>
+      <w:r>
+        <w:t>[نص الضبط / الحكم — المتن الفعلي] ===</w:t>
+        <w:br/>
         <w:t>. عيقوتلا</w:t>
       </w:r>
     </w:p>
@@ -7285,27 +7226,25 @@
     </w:p>
     <w:p>
       <w:pPr>
-        <w:jc w:val="right"/>
-        <w:bidi/>
-      </w:pPr>
-      <w:r>
-        <w:rPr>
-          <w:b w:val="0"/>
-          <w:i w:val="0"/>
-        </w:rPr>
+        <w:pStyle w:val="Heading2"/>
+        <w:jc w:val="right"/>
+        <w:bidi/>
+      </w:pPr>
+      <w:r>
+        <w:t>[بيانات الأطراف: المدعي / المدعى عليه / الحاضرون] ===</w:t>
+        <w:br/>
         <w:t>الاسم : فيصل غازي أحمد زيني</w:t>
       </w:r>
     </w:p>
     <w:p>
       <w:pPr>
-        <w:jc w:val="right"/>
-        <w:bidi/>
-      </w:pPr>
-      <w:r>
-        <w:rPr>
-          <w:b w:val="0"/>
-          <w:i w:val="0"/>
-        </w:rPr>
+        <w:pStyle w:val="Heading2"/>
+        <w:jc w:val="right"/>
+        <w:bidi/>
+      </w:pPr>
+      <w:r>
+        <w:t>[نص الضبط / الحكم — المتن الفعلي] ===</w:t>
+        <w:br/>
         <w:t>: عيقوتلا</w:t>
       </w:r>
     </w:p>
@@ -7337,27 +7276,25 @@
     </w:p>
     <w:p>
       <w:pPr>
-        <w:jc w:val="right"/>
-        <w:bidi/>
-      </w:pPr>
-      <w:r>
-        <w:rPr>
-          <w:b w:val="0"/>
-          <w:i w:val="0"/>
-        </w:rPr>
+        <w:pStyle w:val="Heading2"/>
+        <w:jc w:val="right"/>
+        <w:bidi/>
+      </w:pPr>
+      <w:r>
+        <w:t>[بيانات الأطراف: المدعي / المدعى عليه / الحاضرون] ===</w:t>
+        <w:br/>
         <w:t>الاسم : عدنان أحمد عباس زيني</w:t>
       </w:r>
     </w:p>
     <w:p>
       <w:pPr>
-        <w:jc w:val="right"/>
-        <w:bidi/>
-      </w:pPr>
-      <w:r>
-        <w:rPr>
-          <w:b w:val="0"/>
-          <w:i w:val="0"/>
-        </w:rPr>
+        <w:pStyle w:val="Heading2"/>
+        <w:jc w:val="right"/>
+        <w:bidi/>
+      </w:pPr>
+      <w:r>
+        <w:t>[نص الضبط / الحكم — المتن الفعلي] ===</w:t>
+        <w:br/>
         <w:t>: عيقوتلا</w:t>
       </w:r>
     </w:p>
@@ -7376,27 +7313,25 @@
     </w:p>
     <w:p>
       <w:pPr>
-        <w:jc w:val="right"/>
-        <w:bidi/>
-      </w:pPr>
-      <w:r>
-        <w:rPr>
-          <w:b w:val="0"/>
-          <w:i w:val="0"/>
-        </w:rPr>
+        <w:pStyle w:val="Heading2"/>
+        <w:jc w:val="right"/>
+        <w:bidi/>
+      </w:pPr>
+      <w:r>
+        <w:t>[بيانات الأطراف: المدعي / المدعى عليه / الحاضرون] ===</w:t>
+        <w:br/>
         <w:t>الاسم : طلال غازي أحمد زيني</w:t>
       </w:r>
     </w:p>
     <w:p>
       <w:pPr>
-        <w:jc w:val="right"/>
-        <w:bidi/>
-      </w:pPr>
-      <w:r>
-        <w:rPr>
-          <w:b w:val="0"/>
-          <w:i w:val="0"/>
-        </w:rPr>
+        <w:pStyle w:val="Heading2"/>
+        <w:jc w:val="right"/>
+        <w:bidi/>
+      </w:pPr>
+      <w:r>
+        <w:t>[نص الضبط / الحكم — المتن الفعلي] ===</w:t>
+        <w:br/>
         <w:t>: عيقوتلا</w:t>
       </w:r>
     </w:p>
@@ -7415,27 +7350,25 @@
     </w:p>
     <w:p>
       <w:pPr>
-        <w:jc w:val="right"/>
-        <w:bidi/>
-      </w:pPr>
-      <w:r>
-        <w:rPr>
-          <w:b w:val="0"/>
-          <w:i w:val="0"/>
-        </w:rPr>
+        <w:pStyle w:val="Heading2"/>
+        <w:jc w:val="right"/>
+        <w:bidi/>
+      </w:pPr>
+      <w:r>
+        <w:t>[بيانات الأطراف: المدعي / المدعى عليه / الحاضرون] ===</w:t>
+        <w:br/>
         <w:t>الاسم : غدير غازي أحمد زيني</w:t>
       </w:r>
     </w:p>
     <w:p>
       <w:pPr>
-        <w:jc w:val="right"/>
-        <w:bidi/>
-      </w:pPr>
-      <w:r>
-        <w:rPr>
-          <w:b w:val="0"/>
-          <w:i w:val="0"/>
-        </w:rPr>
+        <w:pStyle w:val="Heading2"/>
+        <w:jc w:val="right"/>
+        <w:bidi/>
+      </w:pPr>
+      <w:r>
+        <w:t>[نص الضبط / الحكم — المتن الفعلي] ===</w:t>
+        <w:br/>
         <w:t>: عيقوتلا</w:t>
       </w:r>
     </w:p>
@@ -7454,53 +7387,49 @@
     </w:p>
     <w:p>
       <w:pPr>
-        <w:jc w:val="right"/>
-        <w:bidi/>
-      </w:pPr>
-      <w:r>
-        <w:rPr>
-          <w:b w:val="0"/>
-          <w:i w:val="0"/>
-        </w:rPr>
+        <w:pStyle w:val="Heading2"/>
+        <w:jc w:val="right"/>
+        <w:bidi/>
+      </w:pPr>
+      <w:r>
+        <w:t>[بيانات الأطراف: المدعي / المدعى عليه / الحاضرون] ===</w:t>
+        <w:br/>
         <w:t>الاسم : أسامة أحمد عباس زيني</w:t>
       </w:r>
     </w:p>
     <w:p>
       <w:pPr>
-        <w:jc w:val="right"/>
-        <w:bidi/>
-      </w:pPr>
-      <w:r>
-        <w:rPr>
-          <w:b w:val="0"/>
-          <w:i w:val="0"/>
-        </w:rPr>
+        <w:pStyle w:val="Heading2"/>
+        <w:jc w:val="right"/>
+        <w:bidi/>
+      </w:pPr>
+      <w:r>
+        <w:t>[نص الضبط / الحكم — المتن الفعلي] ===</w:t>
+        <w:br/>
         <w:t>:- عيقوتلا</w:t>
       </w:r>
     </w:p>
     <w:p>
       <w:pPr>
-        <w:jc w:val="right"/>
-        <w:bidi/>
-      </w:pPr>
-      <w:r>
-        <w:rPr>
-          <w:b w:val="0"/>
-          <w:i w:val="0"/>
-        </w:rPr>
+        <w:pStyle w:val="Heading2"/>
+        <w:jc w:val="right"/>
+        <w:bidi/>
+      </w:pPr>
+      <w:r>
+        <w:t>[بيانات الأطراف: المدعي / المدعى عليه / الحاضرون] ===</w:t>
+        <w:br/>
         <w:t>رأس المال ۱۰۰۰۰۰۰۰۰ ريال سعودي</w:t>
       </w:r>
     </w:p>
     <w:p>
       <w:pPr>
-        <w:jc w:val="right"/>
-        <w:bidi/>
-      </w:pPr>
-      <w:r>
-        <w:rPr>
-          <w:b w:val="0"/>
-          <w:i w:val="0"/>
-        </w:rPr>
+        <w:pStyle w:val="Heading2"/>
+        <w:jc w:val="right"/>
+        <w:bidi/>
+      </w:pPr>
+      <w:r>
+        <w:t>[نص الضبط / الحكم — المتن الفعلي] ===</w:t>
+        <w:br/>
         <w:t>ا ت ج ٥٠١٧٢</w:t>
       </w:r>
     </w:p>
@@ -7558,14 +7487,13 @@
     </w:p>
     <w:p>
       <w:pPr>
-        <w:jc w:val="right"/>
-        <w:bidi/>
-      </w:pPr>
-      <w:r>
-        <w:rPr>
-          <w:b w:val="0"/>
-          <w:i w:val="0"/>
-        </w:rPr>
+        <w:pStyle w:val="Heading2"/>
+        <w:jc w:val="right"/>
+        <w:bidi/>
+      </w:pPr>
+      <w:r>
+        <w:t>[ترويسة / كليشة وزارة العدل — معلومات رسمية متكررة] ===</w:t>
+        <w:br/>
         <w:t>وزارة العدل</w:t>
       </w:r>
     </w:p>
@@ -7584,14 +7512,13 @@
     </w:p>
     <w:p>
       <w:pPr>
-        <w:jc w:val="right"/>
-        <w:bidi/>
-      </w:pPr>
-      <w:r>
-        <w:rPr>
-          <w:b w:val="0"/>
-          <w:i w:val="0"/>
-        </w:rPr>
+        <w:pStyle w:val="Heading2"/>
+        <w:jc w:val="right"/>
+        <w:bidi/>
+      </w:pPr>
+      <w:r>
+        <w:t>[نص الضبط / الحكم — المتن الفعلي] ===</w:t>
+        <w:br/>
         <w:t>الرقم ٣٧٤٩ التاريخ: ١٠/ ٢ / ١٤٣٤هـ</w:t>
       </w:r>
     </w:p>
@@ -7675,27 +7602,25 @@
     </w:p>
     <w:p>
       <w:pPr>
-        <w:jc w:val="right"/>
-        <w:bidi/>
-      </w:pPr>
-      <w:r>
-        <w:rPr>
-          <w:b w:val="0"/>
-          <w:i w:val="0"/>
-        </w:rPr>
+        <w:pStyle w:val="Heading2"/>
+        <w:jc w:val="right"/>
+        <w:bidi/>
+      </w:pPr>
+      <w:r>
+        <w:t>[ترويسة / كليشة وزارة العدل — معلومات رسمية متكررة] ===</w:t>
+        <w:br/>
         <w:t>عليه نحيطكم بأنه تم توثيقه لدينا تحت الرقم (١٥٩) وتجدون بطيه عدد ) ٧٠ت) نسخة من العقد المذكور ، والمكون من ( لاي) صفحة إجمالي عدد الصفحات ) راك) صفحة مجلد ٤/٨ - ٢) لعام</w:t>
       </w:r>
     </w:p>
     <w:p>
       <w:pPr>
-        <w:jc w:val="right"/>
-        <w:bidi/>
-      </w:pPr>
-      <w:r>
-        <w:rPr>
-          <w:b w:val="0"/>
-          <w:i w:val="0"/>
-        </w:rPr>
+        <w:pStyle w:val="Heading2"/>
+        <w:jc w:val="right"/>
+        <w:bidi/>
+      </w:pPr>
+      <w:r>
+        <w:t>[نص الضبط / الحكم — المتن الفعلي] ===</w:t>
+        <w:br/>
         <w:t>تاریخ ١٠ / ٢ / ١٤٣٤هـ</w:t>
       </w:r>
     </w:p>
@@ -7935,53 +7860,49 @@
     </w:p>
     <w:p>
       <w:pPr>
-        <w:jc w:val="right"/>
-        <w:bidi/>
-      </w:pPr>
-      <w:r>
-        <w:rPr>
-          <w:b w:val="0"/>
-          <w:i w:val="0"/>
-        </w:rPr>
+        <w:pStyle w:val="Heading2"/>
+        <w:jc w:val="right"/>
+        <w:bidi/>
+      </w:pPr>
+      <w:r>
+        <w:t>[ترويسة / كليشة وزارة العدل — معلومات رسمية متكررة] ===</w:t>
+        <w:br/>
         <w:t>وزارة العدل</w:t>
       </w:r>
     </w:p>
     <w:p>
       <w:pPr>
-        <w:jc w:val="right"/>
-        <w:bidi/>
-      </w:pPr>
-      <w:r>
-        <w:rPr>
-          <w:b w:val="0"/>
-          <w:i w:val="0"/>
-        </w:rPr>
+        <w:pStyle w:val="Heading2"/>
+        <w:jc w:val="right"/>
+        <w:bidi/>
+      </w:pPr>
+      <w:r>
+        <w:t>[نص الضبط / الحكم — المتن الفعلي] ===</w:t>
+        <w:br/>
         <w:t>محكمة الاستئناف بمنطقة مكة المكرمة</w:t>
       </w:r>
     </w:p>
     <w:p>
       <w:pPr>
-        <w:jc w:val="right"/>
-        <w:bidi/>
-      </w:pPr>
-      <w:r>
-        <w:rPr>
-          <w:b w:val="0"/>
-          <w:i w:val="0"/>
-        </w:rPr>
+        <w:pStyle w:val="Heading2"/>
+        <w:jc w:val="right"/>
+        <w:bidi/>
+      </w:pPr>
+      <w:r>
+        <w:t>[ترويسة / كليشة وزارة العدل — معلومات رسمية متكررة] ===</w:t>
+        <w:br/>
         <w:t>رقم الصفحة:</w:t>
       </w:r>
     </w:p>
     <w:p>
       <w:pPr>
-        <w:jc w:val="right"/>
-        <w:bidi/>
-      </w:pPr>
-      <w:r>
-        <w:rPr>
-          <w:b w:val="0"/>
-          <w:i w:val="0"/>
-        </w:rPr>
+        <w:pStyle w:val="Heading2"/>
+        <w:jc w:val="right"/>
+        <w:bidi/>
+      </w:pPr>
+      <w:r>
+        <w:t>[نص الضبط / الحكم — المتن الفعلي] ===</w:t>
+        <w:br/>
         <w:t>ىلوألا ةيصخشلا لاوحألا ةرئاد</w:t>
       </w:r>
     </w:p>
@@ -8000,27 +7921,25 @@
     </w:p>
     <w:p>
       <w:pPr>
-        <w:jc w:val="right"/>
-        <w:bidi/>
-      </w:pPr>
-      <w:r>
-        <w:rPr>
-          <w:b w:val="0"/>
-          <w:i w:val="0"/>
-        </w:rPr>
+        <w:pStyle w:val="Heading2"/>
+        <w:jc w:val="right"/>
+        <w:bidi/>
+      </w:pPr>
+      <w:r>
+        <w:t>[ترويسة / كليشة وزارة العدل — معلومات رسمية متكررة] ===</w:t>
+        <w:br/>
         <w:t>تاريخ الصك : ١٤٤٢/٠٦/٢٨</w:t>
       </w:r>
     </w:p>
     <w:p>
       <w:pPr>
-        <w:jc w:val="right"/>
-        <w:bidi/>
-      </w:pPr>
-      <w:r>
-        <w:rPr>
-          <w:b w:val="0"/>
-          <w:i w:val="0"/>
-        </w:rPr>
+        <w:pStyle w:val="Heading2"/>
+        <w:jc w:val="right"/>
+        <w:bidi/>
+      </w:pPr>
+      <w:r>
+        <w:t>[نص الضبط / الحكم — المتن الفعلي] ===</w:t>
+        <w:br/>
         <w:t>ةيضقلا فارطأ</w:t>
       </w:r>
     </w:p>
@@ -8104,14 +8023,13 @@
     </w:p>
     <w:p>
       <w:pPr>
-        <w:jc w:val="right"/>
-        <w:bidi/>
-      </w:pPr>
-      <w:r>
-        <w:rPr>
-          <w:b w:val="0"/>
-          <w:i w:val="0"/>
-        </w:rPr>
+        <w:pStyle w:val="Heading2"/>
+        <w:jc w:val="right"/>
+        <w:bidi/>
+      </w:pPr>
+      <w:r>
+        <w:t>[بيانات الأطراف: المدعي / المدعى عليه / الحاضرون] ===</w:t>
+        <w:br/>
         <w:t>رقم الهوية</w:t>
       </w:r>
     </w:p>
@@ -8130,14 +8048,13 @@
     </w:p>
     <w:p>
       <w:pPr>
-        <w:jc w:val="right"/>
-        <w:bidi/>
-      </w:pPr>
-      <w:r>
-        <w:rPr>
-          <w:b w:val="0"/>
-          <w:i w:val="0"/>
-        </w:rPr>
+        <w:pStyle w:val="Heading2"/>
+        <w:jc w:val="right"/>
+        <w:bidi/>
+      </w:pPr>
+      <w:r>
+        <w:t>[نص الضبط / الحكم — المتن الفعلي] ===</w:t>
+        <w:br/>
         <w:t>ةيضقلاب هتفص</w:t>
       </w:r>
     </w:p>
@@ -8182,14 +8099,13 @@
     </w:p>
     <w:p>
       <w:pPr>
-        <w:jc w:val="right"/>
-        <w:bidi/>
-      </w:pPr>
-      <w:r>
-        <w:rPr>
-          <w:b w:val="0"/>
-          <w:i w:val="0"/>
-        </w:rPr>
+        <w:pStyle w:val="Heading2"/>
+        <w:jc w:val="right"/>
+        <w:bidi/>
+      </w:pPr>
+      <w:r>
+        <w:t>[بيانات الأطراف: المدعي / المدعى عليه / الحاضرون] ===</w:t>
+        <w:br/>
         <w:t>سعودي</w:t>
       </w:r>
     </w:p>
@@ -8208,14 +8124,13 @@
     </w:p>
     <w:p>
       <w:pPr>
-        <w:jc w:val="right"/>
-        <w:bidi/>
-      </w:pPr>
-      <w:r>
-        <w:rPr>
-          <w:b w:val="0"/>
-          <w:i w:val="0"/>
-        </w:rPr>
+        <w:pStyle w:val="Heading2"/>
+        <w:jc w:val="right"/>
+        <w:bidi/>
+      </w:pPr>
+      <w:r>
+        <w:t>[نص الضبط / الحكم — المتن الفعلي] ===</w:t>
+        <w:br/>
         <w:t>مستأنف فيده</w:t>
       </w:r>
     </w:p>
@@ -8234,27 +8149,25 @@
     </w:p>
     <w:p>
       <w:pPr>
-        <w:jc w:val="right"/>
-        <w:bidi/>
-      </w:pPr>
-      <w:r>
-        <w:rPr>
-          <w:b w:val="0"/>
-          <w:i w:val="0"/>
-        </w:rPr>
+        <w:pStyle w:val="Heading2"/>
+        <w:jc w:val="right"/>
+        <w:bidi/>
+      </w:pPr>
+      <w:r>
+        <w:t>[بيانات الأطراف: المدعي / المدعى عليه / الحاضرون] ===</w:t>
+        <w:br/>
         <w:t>سعودي</w:t>
       </w:r>
     </w:p>
     <w:p>
       <w:pPr>
-        <w:jc w:val="right"/>
-        <w:bidi/>
-      </w:pPr>
-      <w:r>
-        <w:rPr>
-          <w:b w:val="0"/>
-          <w:i w:val="0"/>
-        </w:rPr>
+        <w:pStyle w:val="Heading2"/>
+        <w:jc w:val="right"/>
+        <w:bidi/>
+      </w:pPr>
+      <w:r>
+        <w:t>[نص الضبط / الحكم — المتن الفعلي] ===</w:t>
+        <w:br/>
         <w:t>مدعى عليه</w:t>
       </w:r>
     </w:p>
@@ -8312,14 +8225,13 @@
     </w:p>
     <w:p>
       <w:pPr>
-        <w:jc w:val="right"/>
-        <w:bidi/>
-      </w:pPr>
-      <w:r>
-        <w:rPr>
-          <w:b w:val="0"/>
-          <w:i w:val="0"/>
-        </w:rPr>
+        <w:pStyle w:val="Heading2"/>
+        <w:jc w:val="right"/>
+        <w:bidi/>
+      </w:pPr>
+      <w:r>
+        <w:t>[بيانات الأطراف: المدعي / المدعى عليه / الحاضرون] ===</w:t>
+        <w:br/>
         <w:t>سعودي</w:t>
       </w:r>
     </w:p>
@@ -8338,14 +8250,13 @@
     </w:p>
     <w:p>
       <w:pPr>
-        <w:jc w:val="right"/>
-        <w:bidi/>
-      </w:pPr>
-      <w:r>
-        <w:rPr>
-          <w:b w:val="0"/>
-          <w:i w:val="0"/>
-        </w:rPr>
+        <w:pStyle w:val="Heading2"/>
+        <w:jc w:val="right"/>
+        <w:bidi/>
+      </w:pPr>
+      <w:r>
+        <w:t>[نص الضبط / الحكم — المتن الفعلي] ===</w:t>
+        <w:br/>
         <w:t>مستأنف ضده</w:t>
       </w:r>
     </w:p>
@@ -8377,27 +8288,25 @@
     </w:p>
     <w:p>
       <w:pPr>
-        <w:jc w:val="right"/>
-        <w:bidi/>
-      </w:pPr>
-      <w:r>
-        <w:rPr>
-          <w:b w:val="0"/>
-          <w:i w:val="0"/>
-        </w:rPr>
+        <w:pStyle w:val="Heading2"/>
+        <w:jc w:val="right"/>
+        <w:bidi/>
+      </w:pPr>
+      <w:r>
+        <w:t>[بيانات الأطراف: المدعي / المدعى عليه / الحاضرون] ===</w:t>
+        <w:br/>
         <w:t>سعودي</w:t>
       </w:r>
     </w:p>
     <w:p>
       <w:pPr>
-        <w:jc w:val="right"/>
-        <w:bidi/>
-      </w:pPr>
-      <w:r>
-        <w:rPr>
-          <w:b w:val="0"/>
-          <w:i w:val="0"/>
-        </w:rPr>
+        <w:pStyle w:val="Heading2"/>
+        <w:jc w:val="right"/>
+        <w:bidi/>
+      </w:pPr>
+      <w:r>
+        <w:t>[نص الضبط / الحكم — المتن الفعلي] ===</w:t>
+        <w:br/>
         <w:t>مدعى عليه</w:t>
       </w:r>
     </w:p>
@@ -8507,27 +8416,25 @@
     </w:p>
     <w:p>
       <w:pPr>
-        <w:jc w:val="right"/>
-        <w:bidi/>
-      </w:pPr>
-      <w:r>
-        <w:rPr>
-          <w:b w:val="0"/>
-          <w:i w:val="0"/>
-        </w:rPr>
+        <w:pStyle w:val="Heading2"/>
+        <w:jc w:val="right"/>
+        <w:bidi/>
+      </w:pPr>
+      <w:r>
+        <w:t>[ترويسة / كليشة وزارة العدل — معلومات رسمية متكررة] ===</w:t>
+        <w:br/>
         <w:t>وزارة العدل</w:t>
       </w:r>
     </w:p>
     <w:p>
       <w:pPr>
-        <w:jc w:val="right"/>
-        <w:bidi/>
-      </w:pPr>
-      <w:r>
-        <w:rPr>
-          <w:b w:val="0"/>
-          <w:i w:val="0"/>
-        </w:rPr>
+        <w:pStyle w:val="Heading2"/>
+        <w:jc w:val="right"/>
+        <w:bidi/>
+      </w:pPr>
+      <w:r>
+        <w:t>[نص الضبط / الحكم — المتن الفعلي] ===</w:t>
+        <w:br/>
         <w:t>صمك رقم ٤٢٧٠٣٦٢٠١</w:t>
       </w:r>
     </w:p>
@@ -8572,41 +8479,26 @@
     </w:p>
     <w:p>
       <w:pPr>
-        <w:jc w:val="right"/>
-        <w:bidi/>
-      </w:pPr>
-      <w:r>
-        <w:rPr>
-          <w:b w:val="0"/>
-          <w:i w:val="0"/>
-        </w:rPr>
+        <w:pStyle w:val="Heading2"/>
+        <w:jc w:val="right"/>
+        <w:bidi/>
+      </w:pPr>
+      <w:r>
+        <w:t>[ترويسة / كليشة وزارة العدل — معلومات رسمية متكررة] ===</w:t>
+        <w:br/>
         <w:t>رقم الصفحة تاريخ الصك: ١٤٤٢/٠٦/٢٨</w:t>
       </w:r>
     </w:p>
     <w:p>
       <w:pPr>
-        <w:jc w:val="right"/>
-        <w:bidi/>
-      </w:pPr>
-      <w:r>
-        <w:rPr>
-          <w:b w:val="0"/>
-          <w:i w:val="0"/>
-        </w:rPr>
-        <w:t>مصاب بالغرف ويحتاج إلى قيم وهي على النحو التالي / 1- الواقعة الأولى التقرير الطبي الصادر من مدينة الملك عبد العزيز الطبية بتاريخ 1431/13/12هـ والمبنى على خطاب فضيلة القاضي إبراهيم اللحيدان الكتابة إلى مدينة الملك عبد العزيز الطبية بحدة و المرفق بخطاب المستشفى رقم 767 يف 2/1432/13/ح/ هـ ونصه ( يعاني من قصور الإدراك وضعف في الذاكرة وقصور في التركيز وشرود الذهن كما أنه يعاني من رجفان بأيدي وجمود بتعابير الوجه مع اضطراب بالخطوات وعدم قدرته على السير الابمساعدة شخصين 2 الواقعة الثانية شخوص فضيلة القاضي إبراهيم اللحيدان على حالة الموصي بتاريخ 18/2/1423هـ بحضور الموظف بدائرة الفضائية السادسة والعشرين بالمحكمة العامة بجدة وتم تدوين ذلك بمحضر القضية ونصه وحيث سبق في يوم السبت الموافق 18/2/1432هـ حضور الأب أحمد ربين والجلوس معه منفرداً وكان مقعداً على كرسي متحرك بعضور الموظف عبدا هلا أحمد الغامدي وجرى ماي الحديث معه فوجدت أنه مدرك لأشياء قليلة وغير مدرك الأشياء ماضية 3- الواقعة الثالثة شخوص فضيلة القاضي صالح الزايدي وذلك وفقا لم هو مرصود في الصحيفة التاسعة من الصك رقم 34281449 وتاريخ 26/7/1434هـ ونص الحاجة منه وظهر لي أنه كبير في السن ومقعد وضعيت الذاكرة ويحتاج إلى إقامة قيم ، وللبيان تم إعداد هذا المحضر وذلك وفقا لما هو مضبوط في صك الولاية رقم 434281449 الواقعة الرابعة قررت الدائرة التاسعة بالمحكمة العامة بجدة تشكيل لجنة من ثلاث أطباء بمشاركة مستشفى الأمل ومستشفى الصحة النفسية بجدة كما جاء في الصك رقم 34281449 وتاريخ 1434/7/26هـ ونص تقرير اللجنة ( وبمعاينة حالة المذكور أعلاه وبالاطلاع على ملفه الطبي والفحوصات الطب ية والتقارير الصادرة بحقه تقرر ما يلي : أن المذكور يعاني من تدهور في القدرات العقلية المعرفية وتشخصت حالته / عنه شيخوخة بدرجة شديدة مع جلطة دماغية وعليه ترى اللجنة لمذكور يحتاج إلى إقامة ولي عليه يرعى شؤونه). وحيث إنه ثبت خرف الموصي في أربع تشخيصات اثنين منها من قضاة واثنين من أطباء أهل الاختصاص. وتقرير مستشفى مدينة الملك عبد العزيز والقاضي اللحيدان متقدم تاريخاً عليه ناظر القضية مما ورد في تقرير مستشفى الصحة النفسية ، لذا كان يجب على فضيلة ناظر القضية طرح هذا التقرير وعدم الالتفات إليه لمخالفته التقارير السابقة ومخالفته ما عاينه أصحاب الفضيلة القضاة ثالثا : ذكر فضيلة ناظر القضية في تسبيب الحكم ما نصه ( ونظرا لوجود الفارق الزماني المؤثر بين تاريخ صدور التقرير الطبي ووبين : الحكم من الدائرة السادسة والعشرين وإثبات القصور العقلي بأحمد عباس زبين لدى الدائرة التاسعة واتعارض البينات والتقارير ...) هذا التسبيب غير صحيح وفيه إغفال ثبوت العالي للموصي ابتداء قبل التقرير الذي استندت عليه الدائرة وذلك في تقرير مدينة الملك عبد العزيز الطبية بجدة المبني على خطاب المحكمة ، وكذلك فيه إغفال لما دونه القاضي إبراهيم اللحيدان ، والصحيح أنه ثبوت خرف الموصي مستصحب من صدور أول التقارير وهو تقرير مدينة الملك عبد العزيز ومعاينة القاضي إبراهيم اللحيدان للمنهى عنه ، وورود خطأ بأحد بتقرير الصحة النفسية لا ينفي ذلك لثبوت خطأ التقرير بعد إعادة تشكيل اللجنة من عدة مستشفيات بمشاركة الصحة النفسية والذي أثبت الغرف وصحة الأساس الذي أقيم عليه الطلب الإنهائي بالعجر على الموسي. فالفارق الزمني غير موجود وليس حجة على عدم خرف الموصي ابتداء . رابعا : سبب فضيلة ناظر القضية لحكمه بقوله (التعارض البينات والتقارير كما هو ظاهر ولأنه عند التعارض يصار إلى الترجيح ولأن الأصل هو صحة الوصية المثبتة لدى الدائرة ولا يصار إلى غيره إلا بدليل مثله أو أقوى منه ، ما ذكره فضيلة ناظر القضية غير صحيح من وجود تعارض للبينات وذلك لأنه كان يحب على فضيلة ناظر القضية طرح وعدم الأخذ بالتقرير الصادر من مستشفى الصحة النفسية بجدة لثبوت خطئه، خامسا : القصرت الدائرة في إجراء انها قلم تدخل المستحقين للوصية المطالب بالغانها وهم : جميع الأحفاد الذكور والأناث بالتساوي . والمتعين إدخالهم في الدعوى وسؤالهم عن الاستحقاق وعن حال الموصي وقت الوصية لأنهم يعرفون ذلك وإجراء الوجه الشرعي تجاه ذلك . سادسا : وجود العيب في إجراءات الوكالة التي أثبتت بموجها الوصية المعترض عليها ، وهذا مع تأكيدنا على الغرف في وقت التوكيل بالوصية إلا أن العبب في الإجراءات حاصل لكون الوصية أثبتت بموجب وكالة رقم 11902 وتاريخ 8/ 2 / 1432 هـ وقام بتدوينها كاتب العدل عبد الوهاب القرني في منزل أسامة زبني وليس في كتابة العدل، ولم يكن خروج كاتب العدل وفق النظام حيث أقر الشاهد إسماعيل مسبح في ص 21 من الصك أنه حضر لمنزل أسامة زيني و أن الوكالة دونت في البيت وليس في كتابة العدل وأن أسامة زيني هو من كان يتكلم وأنه لم يسمع أحمد ويني لكون صوته كان منخفضا وصادق وكيل أسامة على كل ذلك ، وخلاصة القول : أن كاتب العدل زعم في وكالته أن أحمد زيني حضر عنده والشاهد ووكيل أسامة زيني أمروا أن الوكالة كتبت في البيت وليس في سجلات كتابة العدل استئذان رسمي لضبط الوكالة في المنزل وحيث أخفى كاتب العدل ذلك فأحسن الأحوال أنه فعل ذلك مجاملة لصاحب المنزل ( المدعى عليه أسامة زيني) فلا تقبل شهادته ولا ضبطه مثل هذه الوثيقة التي تجلب النفع لأولاد صاحب المنزل الذي أكله وجالسه فالمتعين رد إجراء كاتب العدل بأكمله لمخالفته الشرع والنظام. سابعاً : أفيد فضيلتكم أن الثابت هو خرف الموصي وأن هذا الخرف مستمر من ثبونه بتاريخ 12/12/1431هـ بموجب التقرير الطيب الصادر من مدينة الملك عبد العزيز الطبية بجدة إلى حين وفاة الموصي ولم يتغير شيء وهو أساس تقديم دعوى الحجر بتاريخ 1/1/1432هـ بالفيد رقم 305/31 لدى المحكمة العامة بجدة والوصية اللاحقة لهذا التاريخ غير صحيحة وقد ذكرنا أدلة ذلك بالمرافعة من التقارير الطبية وإفادات القضاة وشهود الحال وضعف تصرفات المنهي فتحيل عليها لكي لاتطيل، وتزيدها بما يلي : 1. قرار الوارث عدنان ربني بعدم صحة هذه الوصية حيث حضر في الدعوى بصفته مدعى عليه يرث النصف من الموصي وقرر أن الوصية المنهى بها غير صحيحة، وأن الصحيح في الوصية التي كتبها الشيخ عبد الملك بن دهيش والمتضمنة جعل الثلث لأبناء أخيه غازي زباني ، وأما الوصية التي اصطنعها أسامة فهي تجعل الثلث مشاعا بني أولاد غازي وأولاد أسامة وأولاد عدنان ، وحيث إن إقراره هذا. و على خلاف مصلحته ويجر عليه ضرراً وليس له في مصلحه حيث أنه يحرم أولاده من الاستحقاق ويثبته بموجبه الوصية السابقة لموكلي ورغم ثبوت هذا الإقرار بموجب افادة وكيله إلا أن المدعى عليه عدنان حضر في الجلسة السابقة الموكلي ورغم ثبوت هذا الإقرار بموجب إفادة وكيله إلا أن المدعى عليه عدنان حضر في الجلسة الأخيرة وقرر ما ذكرناه وكلبنا إعادة ضبطه من ناظر القضية في الجلسة المتلفزة إلا أن ذلك لم يحصل ويمكن للدائرة الرجوع للجلسة واستماع إفادة المدعى عليه عدنان بلسانه 2 أن دعوى الحجر سابقة على طلب إثبات الوصية حيث أحيل طلب إثبات الوصية للمحكمة العامة بجدة برقم 3331 في 8 / 2 / 1432هـ بينما أحيل طلب إقامة الولاية على أحمد زيني برقم 205 / 32 في 1432/1/1هت وبناء عليه فأن الاختصاص في إثبات الوصية ونفها يتعقد أساساً لقاضي الولاية لكون</w:t>
-      </w:r>
-    </w:p>
-    <w:p>
-      <w:pPr>
-        <w:jc w:val="right"/>
-        <w:bidi/>
-      </w:pPr>
-      <w:r>
-        <w:rPr>
-          <w:b w:val="0"/>
-          <w:i w:val="0"/>
-        </w:rPr>
-        <w:t xml:space="preserve"> الوصية فرع عن الأهليه وحيث انتهت الولاية بحكم بات بعدم الأهلية مفصحة في الحكم على صحة الطلب المقدم في 1/1 / 1432هـ فيتعين إبطال الوصية شرعاً ونظاماً 3 أن المنهي في الوصية ذكر في انهائه أن موكلي أوصى بوصية مكتوبه بشهادة إسماعيل سميح وسماع شهادة الشاهد أقر أنه لم يسمع أحمد زيني بل سمع أبنه أسامه وبناء عليه فأنه استبان عدم صحة شهادة الشاهد الذي أنهى بموجب شهادته فيتعين إبطال الوصية له أن قرائن الأحوال شاهده على صحة دعوى موكلي فإضافة على ما ذكر في المرافعة فإن لا يتصور أن رجلاً راشداً تقام عليه دعوى ولاية ثم يعمد إلى تغيير وسبته عن طريق وكالة مكتوبة في المنزل بل الذي يشهد له العرف والعادة أن يقوم هذا الرجل الرشيد العاقل بالحضور إلى المحكمة بنفسه وإثبات أهليته وتعديل وصيته بنفسه لكنه وكن وكيلا لتعديل الوصية بالطريقة التي أشرنا إليها ثم أحضر إلى ناظر قضية الولاية ولم يتبين رشده بل تبين أنه غير مدرك لأشياء كبارة ، وبعد هذا لم يحضر في جلسات المحاكم بل ولا للأطباء الا تحت ضغط القوة الجبرية على ولده أسامة فهل تترك هذه القرائن التي هي بمنزلة البينات لأجل ما سبب به ناظر القضية 5 - أن المدعى عليه في هذه الدعوى اثنان : عدنان زيني وهو الابن الأكبر وقد أقر بالدعوى جملة وتفصيلا، وأسامة زني وهو الابن الأصغر وله مصلحة مباشرة فيما عمله من إجراءات فقد أقر أمام المحكمة أنه اشترى ملك أبيه بأربعمائة وخمسين ألف رينه وهو يساوي مائة وعشرون مليون ريل بموجب إقراره وبموجب تقرير الخبير مكتب</w:t>
+        <w:pStyle w:val="Heading2"/>
+        <w:jc w:val="right"/>
+        <w:bidi/>
+      </w:pPr>
+      <w:r>
+        <w:t>[نص الضبط / الحكم — المتن الفعلي] ===</w:t>
+        <w:br/>
+        <w:t>مصاب بالغرف ويحتاج إلى قيم وهي على النحو التالي / 1- الواقعة الأولى التقرير الطبي الصادر من مدينة الملك عبد العزيز الطبية بتاريخ 1431/13/12هـ والمبنى على خطاب فضيلة القاضي إبراهيم اللحيدان الكتابة إلى مدينة الملك عبد العزيز الطبية بحدة و المرفق بخطاب المستشفى رقم 767 يف 2/1432/13/ح/ هـ ونصه ( يعاني من قصور الإدراك وضعف في الذاكرة وقصور في التركيز وشرود الذهن كما أنه يعاني من رجفان بأيدي وجمود بتعابير الوجه مع اضطراب بالخطوات وعدم قدرته على السير الابمساعدة شخصين 2 الواقعة الثانية شخوص فضيلة القاضي إبراهيم اللحيدان على حالة الموصي بتاريخ 18/2/1423هـ بحضور الموظف بدائرة الفضائية السادسة والعشرين بالمحكمة العامة بجدة وتم تدوين ذلك بمحضر القضية ونصه وحيث سبق في يوم السبت الموافق 18/2/1432هـ حضور الأب أحمد ربين والجلوس معه منفرداً وكان مقعداً على كرسي متحرك بعضور الموظف عبدا هلا أحمد الغامدي وجرى ماي الحديث معه فوجدت أنه مدرك لأشياء قليلة وغير مدرك الأشياء ماضية 3- الواقعة الثالثة شخوص فضيلة القاضي صالح الزايدي وذلك وفقا لم هو مرصود في الصحيفة التاسعة من الصك رقم 34281449 وتاريخ 26/7/1434هـ ونص الحاجة منه وظهر لي أنه كبير في السن ومقعد وضعيت الذاكرة ويحتاج إلى إقامة قيم ، وللبيان تم إعداد هذا المحضر وذلك وفقا لما هو مضبوط في صك الولاية رقم 434281449 الواقعة الرابعة قررت الدائرة التاسعة بالمحكمة العامة بجدة تشكيل لجنة من ثلاث أطباء بمشاركة مستشفى الأمل ومستشفى الصحة النفسية بجدة كما جاء في الصك رقم 34281449 وتاريخ 1434/7/26هـ ونص تقرير اللجنة ( وبمعاينة حالة المذكور أعلاه وبالاطلاع على ملفه الطبي والفحوصات الطب ية والتقارير الصادرة بحقه تقرر ما يلي : أن المذكور يعاني من تدهور في القدرات العقلية المعرفية وتشخصت حالته / عنه شيخوخة بدرجة شديدة مع جلطة دماغية وعليه ترى اللجنة لمذكور يحتاج إلى إقامة ولي عليه يرعى شؤونه). وحيث إنه ثبت خرف الموصي في أربع تشخيصات اثنين منها من قضاة واثنين من أطباء أهل الاختصاص. وتقرير مستشفى مدينة الملك عبد العزيز والقاضي اللحيدان متقدم تاريخاً عليه ناظر القضية مما ورد في تقرير مستشفى الصحة النفسية ، لذا كان يجب على فضيلة ناظر القضية طرح هذا التقرير وعدم الالتفات إليه لمخالفته التقارير السابقة ومخالفته ما عاينه أصحاب الفضيلة القضاة ثالثا : ذكر فضيلة ناظر القضية في تسبيب الحكم ما نصه ( ونظرا لوجود الفارق الزماني المؤثر بين تاريخ صدور التقرير الطبي ووبين : الحكم من الدائرة السادسة والعشرين وإثبات القصور العقلي بأحمد عباس زبين لدى الدائرة التاسعة واتعارض البينات والتقارير ...) هذا التسبيب غير صحيح وفيه إغفال ثبوت العالي للموصي ابتداء قبل التقرير الذي استندت عليه الدائرة وذلك في تقرير مدينة الملك عبد العزيز الطبية بجدة المبني على خطاب المحكمة ، وكذلك فيه إغفال لما دونه القاضي إبراهيم اللحيدان ، والصحيح أنه ثبوت خرف الموصي مستصحب من صدور أول التقارير وهو تقرير مدينة الملك عبد العزيز ومعاينة القاضي إبراهيم اللحيدان للمنهى عنه ، وورود خطأ بأحد بتقرير الصحة النفسية لا ينفي ذلك لثبوت خطأ التقرير بعد إعادة تشكيل اللجنة من عدة مستشفيات بمشاركة الصحة النفسية والذي أثبت الغرف وصحة الأساس الذي أقيم عليه الطلب الإنهائي بالعجر على الموسي. فالفارق الزمني غير موجود وليس حجة على عدم خرف الموصي ابتداء . رابعا : سبب فضيلة ناظر القضية لحكمه بقوله (التعارض البينات والتقارير كما هو ظاهر ولأنه عند التعارض يصار إلى الترجيح ولأن الأصل هو صحة الوصية المثبتة لدى الدائرة ولا يصار إلى غيره إلا بدليل مثله أو أقوى منه ، ما ذكره فضيلة ناظر القضية غير صحيح من وجود تعارض للبينات وذلك لأنه كان يحب على فضيلة ناظر القضية طرح وعدم الأخذ بالتقرير الصادر من مستشفى الصحة النفسية بجدة لثبوت خطئه، خامسا : القصرت الدائرة في إجراء انها قلم تدخل المستحقين للوصية المطالب بالغانها وهم : جميع الأحفاد الذكور والأناث بالتساوي . والمتعين إدخالهم في الدعوى وسؤالهم عن الاستحقاق وعن حال الموصي وقت الوصية لأنهم يعرفون ذلك وإجراء الوجه الشرعي تجاه ذلك . سادسا : وجود العيب في إجراءات الوكالة التي أثبتت بموجها الوصية المعترض عليها ، وهذا مع تأكيدنا على الغرف في وقت التوكيل بالوصية إلا أن العبب في الإجراءات حاصل لكون الوصية أثبتت بموجب وكالة رقم 11902 وتاريخ 8/ 2 / 1432 هـ وقام بتدوينها كاتب العدل عبد الوهاب القرني في منزل أسامة زبني وليس في كتابة العدل، ولم يكن خروج كاتب العدل وفق النظام حيث أقر الشاهد إسماعيل مسبح في ص 21 من الصك أنه حضر لمنزل أسامة زيني و أن الوكالة دونت في البيت وليس في كتابة العدل وأن أسامة زيني هو من كان يتكلم وأنه لم يسمع أحمد ويني لكون صوته كان منخفضا وصادق وكيل أسامة على كل ذلك ، وخلاصة القول : أن كاتب العدل زعم في وكالته أن أحمد زيني حضر عنده والشاهد ووكيل أسامة زيني أمروا أن الوكالة كتبت في البيت وليس في سجلات كتابة العدل استئذان رسمي لضبط الوكالة في المنزل وحيث أخفى كاتب العدل ذلك فأحسن الأحوال أنه فعل ذلك مجاملة لصاحب المنزل ( المدعى عليه أسامة زيني) فلا تقبل شهادته ولا ضبطه مثل هذه الوثيقة التي تجلب النفع لأولاد صاحب المنزل الذي أكله وجالسه فالمتعين رد إجراء كاتب العدل بأكمله لمخالفته الشرع والنظام. سابعاً : أفيد فضيلتكم أن الثابت هو خرف الموصي وأن هذا الخرف مستمر من ثبونه بتاريخ 12/12/1431هـ بموجب التقرير الطيب الصادر من مدينة الملك عبد العزيز الطبية بجدة إلى حين وفاة الموصي ولم يتغير شيء وهو أساس تقديم دعوى الحجر بتاريخ 1/1/1432هـ بالفيد رقم 305/31 لدى المحكمة العامة بجدة والوصية اللاحقة لهذا التاريخ غير صحيحة وقد ذكرنا أدلة ذلك بالمرافعة من التقارير الطبية وإفادات القضاة وشهود الحال وضعف تصرفات المنهي فتحيل عليها لكي لاتطيل، وتزيدها بما يلي : 1. قرار الوارث عدنان ربني بعدم صحة هذه الوصية حيث حضر في الدعوى بصفته مدعى عليه يرث النصف من الموصي وقرر أن الوصية المنهى بها غير صحيحة، وأن الصحيح في الوصية التي كتبها الشيخ عبد الملك بن دهيش والمتضمنة جعل الثلث لأبناء أخيه غازي زباني ، وأما الوصية التي اصطنعها أسامة فهي تجعل الثلث مشاعا بني أولاد غازي وأولاد أسامة وأولاد عدنان ، وحيث إن إقراره هذا. و على خلاف مصلحته ويجر عليه ضرراً وليس له في مصلحه حيث أنه يحرم أولاده من الاستحقاق ويثبته بموجبه الوصية السابقة لموكلي ورغم ثبوت هذا الإقرار بموجب افادة وكيله إلا أن المدعى عليه عدنان حضر في الجلسة السابقة الموكلي ورغم ثبوت هذا الإقرار بموجب إفادة وكيله إلا أن المدعى عليه عدنان حضر في الجلسة الأخيرة وقرر ما ذكرناه وكلبنا إعادة ضبطه من ناظر القضية في الجلسة المتلفزة إلا أن ذلك لم يحصل ويمكن للدائرة الرجوع للجلسة واستماع إفادة المدعى عليه عدنان بلسانه 2 أن دعوى الحجر سابقة على طلب إثبات الوصية حيث أحيل طلب إثبات الوصية للمحكمة العامة بجدة برقم 3331 في 8 / 2 / 1432هـ بينما أحيل طلب إقامة الولاية على أحمد زيني برقم 205 / 32 في 1432/1/1هت وبناء عليه فأن الاختصاص في إثبات الوصية ونفها يتعقد أساساً لقاضي الولاية لكون الوصية فرع عن الأهليه وحيث انتهت الولاية بحكم بات بعدم الأهلية مفصحة في الحكم على صحة الطلب المقدم في 1/1 / 1432هـ فيتعين إبطال الوصية شرعاً ونظاماً 3 أن المنهي في الوصية ذكر في انهائه أن موكلي أوصى بوصية مكتوبه بشهادة إسماعيل سميح وسماع شهادة الشاهد أقر أنه لم يسمع أحمد زيني بل سمع أبنه أسامه وبناء عليه فأنه استبان عدم صحة شهادة الشاهد الذي أنهى بموجب شهادته فيتعين إبطال الوصية له أن قرائن الأحوال شاهده على صحة دعوى موكلي فإضافة على ما ذكر في المرافعة فإن لا يتصور أن رجلاً راشداً تقام عليه دعوى ولاية ثم يعمد إلى تغيير وسبته عن طريق وكالة مكتوبة في المنزل بل الذي يشهد له العرف والعادة أن يقوم هذا الرجل الرشيد العاقل بالحضور إلى المحكمة بنفسه وإثبات أهليته وتعديل وصيته بنفسه لكنه وكن وكيلا لتعديل الوصية بالطريقة التي أشرنا إليها ثم أحضر إلى ناظر قضية الولاية ولم يتبين رشده بل تبين أنه غير مدرك لأشياء كبارة ، وبعد هذا لم يحضر في جلسات المحاكم بل ولا للأطباء الا تحت ضغط القوة الجبرية على ولده أسامة فهل تترك هذه القرائن التي هي بمنزلة البينات لأجل ما سبب به ناظر القضية 5 - أن المدعى عليه في هذه الدعوى اثنان : عدنان زيني وهو الابن الأكبر وقد أقر بالدعوى جملة وتفصيلا، وأسامة زني وهو الابن الأصغر وله مصلحة مباشرة فيما عمله من إجراءات فقد أقر أمام المحكمة أنه اشترى ملك أبيه بأربعمائة وخمسين ألف رينه وهو يساوي مائة وعشرون مليون ريل بموجب إقراره وبموجب تقرير الخبير مكتب</w:t>
       </w:r>
     </w:p>
     <w:p>
@@ -8689,27 +8581,25 @@
     </w:p>
     <w:p>
       <w:pPr>
-        <w:jc w:val="right"/>
-        <w:bidi/>
-      </w:pPr>
-      <w:r>
-        <w:rPr>
-          <w:b w:val="0"/>
-          <w:i w:val="0"/>
-        </w:rPr>
+        <w:pStyle w:val="Heading2"/>
+        <w:jc w:val="right"/>
+        <w:bidi/>
+      </w:pPr>
+      <w:r>
+        <w:t>[ترويسة / كليشة وزارة العدل — معلومات رسمية متكررة] ===</w:t>
+        <w:br/>
         <w:t>رقم الصفحة : تاريخ الصك: ١٤٤٢/٠٦/٢٨</w:t>
       </w:r>
     </w:p>
     <w:p>
       <w:pPr>
-        <w:jc w:val="right"/>
-        <w:bidi/>
-      </w:pPr>
-      <w:r>
-        <w:rPr>
-          <w:b w:val="0"/>
-          <w:i w:val="0"/>
-        </w:rPr>
+        <w:pStyle w:val="Heading2"/>
+        <w:jc w:val="right"/>
+        <w:bidi/>
+      </w:pPr>
+      <w:r>
+        <w:t>[نص الضبط / الحكم — المتن الفعلي] ===</w:t>
+        <w:br/>
         <w:t>طلال أبو غزالة هو يساوي ثلاثمائة مليون رالي وثبوت الوصية يوجب تسليم الننث للمستحقين وإنفاذ هذا الإجراء كان قبل تاريخ الوصية وهو دليل على عدم الأهلية أيضا. ثامنا : خلا الحكم عن مناقشة ما ذكرناه من أنه مع عدم التسليم بالأهلية فإن حكم القاضي بالأهلية يقتضي ابطال الوصية برجوع المنهي عنه حيث قدمنا الورقة التي بصم عليها المنهي بشهادة ابنه عدنان أنه لم يغير وصيته الأولى لأبناء ابنه غازي وأنه إن كان قد أثبت في ، على لسانه فإنه يرجع عنه ويبطله ويعود إلى ما أوصي به سابقا من جعل الثلث الأولاد ابنه المتوفى غازي زيني . وقد ترك ناظر القضية الجواب عن هذا ومناقشته فالوصية إن صححت لما يطنه القاضي من الأهلية بطت بموجب هذا الإقرار وكل مستند يذكره ناظر القضية لتصحيح الوصية المطالب بإلغائها ينطبق على الرجوع الذي قدمناه ويقتضي بطلانها مرة أخرى ، والتفريق بين الأمرين تناقض). ثم جرى سؤال المستأنفين أصالة ووكالة هل لديهما ما إضافة على ما ورد في لوائحهم الاعتراضية المقدمة فأجاب كل واحد منهما يقوله : لا يوجد لدي إضافة عما ورد في اللائحة الاعتراضية والسك ، كما جرى سؤال المدعى عليه وكالة هل لديه إضافة فأجاب بقوله : أكتفي بما قدمت لدى محكمة الدرجة الأولى هكذا قرر ورفعت الجلسة للدراسة، وفي جلسة عالية جرى تأمل القصية.</w:t>
       </w:r>
     </w:p>
@@ -9053,27 +8943,25 @@
     </w:p>
     <w:p>
       <w:pPr>
-        <w:jc w:val="right"/>
-        <w:bidi/>
-      </w:pPr>
-      <w:r>
-        <w:rPr>
-          <w:b w:val="0"/>
-          <w:i w:val="0"/>
-        </w:rPr>
+        <w:pStyle w:val="Heading2"/>
+        <w:jc w:val="right"/>
+        <w:bidi/>
+      </w:pPr>
+      <w:r>
+        <w:t>[بيانات الأطراف: المدعي / المدعى عليه / الحاضرون] ===</w:t>
+        <w:br/>
         <w:t>الجنسية</w:t>
       </w:r>
     </w:p>
     <w:p>
       <w:pPr>
-        <w:jc w:val="right"/>
-        <w:bidi/>
-      </w:pPr>
-      <w:r>
-        <w:rPr>
-          <w:b w:val="0"/>
-          <w:i w:val="0"/>
-        </w:rPr>
+        <w:pStyle w:val="Heading2"/>
+        <w:jc w:val="right"/>
+        <w:bidi/>
+      </w:pPr>
+      <w:r>
+        <w:t>[نص الضبط / الحكم — المتن الفعلي] ===</w:t>
+        <w:br/>
         <w:t>أحمد عباس زيني</w:t>
       </w:r>
     </w:p>
@@ -9105,14 +8993,13 @@
     </w:p>
     <w:p>
       <w:pPr>
-        <w:jc w:val="right"/>
-        <w:bidi/>
-      </w:pPr>
-      <w:r>
-        <w:rPr>
-          <w:b w:val="0"/>
-          <w:i w:val="0"/>
-        </w:rPr>
+        <w:pStyle w:val="Heading2"/>
+        <w:jc w:val="right"/>
+        <w:bidi/>
+      </w:pPr>
+      <w:r>
+        <w:t>[بيانات الأطراف: المدعي / المدعى عليه / الحاضرون] ===</w:t>
+        <w:br/>
         <w:t>سعودي</w:t>
       </w:r>
     </w:p>
@@ -9131,14 +9018,13 @@
     </w:p>
     <w:p>
       <w:pPr>
-        <w:jc w:val="right"/>
-        <w:bidi/>
-      </w:pPr>
-      <w:r>
-        <w:rPr>
-          <w:b w:val="0"/>
-          <w:i w:val="0"/>
-        </w:rPr>
+        <w:pStyle w:val="Heading2"/>
+        <w:jc w:val="right"/>
+        <w:bidi/>
+      </w:pPr>
+      <w:r>
+        <w:t>[نص الضبط / الحكم — المتن الفعلي] ===</w:t>
+        <w:br/>
         <w:t>السلام عليكم ورحمة الله وبركاته</w:t>
       </w:r>
     </w:p>
@@ -9287,27 +9173,25 @@
     </w:p>
     <w:p>
       <w:pPr>
-        <w:jc w:val="right"/>
-        <w:bidi/>
-      </w:pPr>
-      <w:r>
-        <w:rPr>
-          <w:b w:val="0"/>
-          <w:i w:val="0"/>
-        </w:rPr>
+        <w:pStyle w:val="Heading2"/>
+        <w:jc w:val="right"/>
+        <w:bidi/>
+      </w:pPr>
+      <w:r>
+        <w:t>[بيانات الأطراف: المدعي / المدعى عليه / الحاضرون] ===</w:t>
+        <w:br/>
         <w:t>ة السعودية</w:t>
       </w:r>
     </w:p>
     <w:p>
       <w:pPr>
-        <w:jc w:val="right"/>
-        <w:bidi/>
-      </w:pPr>
-      <w:r>
-        <w:rPr>
-          <w:b w:val="0"/>
-          <w:i w:val="0"/>
-        </w:rPr>
+        <w:pStyle w:val="Heading2"/>
+        <w:jc w:val="right"/>
+        <w:bidi/>
+      </w:pPr>
+      <w:r>
+        <w:t>[نص الضبط / الحكم — المتن الفعلي] ===</w:t>
+        <w:br/>
         <w:t>يسفنلا بطلا يراشتسا</w:t>
       </w:r>
     </w:p>
@@ -9443,27 +9327,25 @@
     </w:p>
     <w:p>
       <w:pPr>
-        <w:jc w:val="right"/>
-        <w:bidi/>
-      </w:pPr>
-      <w:r>
-        <w:rPr>
-          <w:b w:val="0"/>
-          <w:i w:val="0"/>
-        </w:rPr>
+        <w:pStyle w:val="Heading2"/>
+        <w:jc w:val="right"/>
+        <w:bidi/>
+      </w:pPr>
+      <w:r>
+        <w:t>[بيانات الأطراف: المدعي / المدعى عليه / الحاضرون] ===</w:t>
+        <w:br/>
         <w:t>٠١٠٢٠١٢ يراسملا</w:t>
       </w:r>
     </w:p>
     <w:p>
       <w:pPr>
-        <w:jc w:val="right"/>
-        <w:bidi/>
-      </w:pPr>
-      <w:r>
-        <w:rPr>
-          <w:b w:val="0"/>
-          <w:i w:val="0"/>
-        </w:rPr>
+        <w:pStyle w:val="Heading2"/>
+        <w:jc w:val="right"/>
+        <w:bidi/>
+      </w:pPr>
+      <w:r>
+        <w:t>[نص الضبط / الحكم — المتن الفعلي] ===</w:t>
+        <w:br/>
         <w:t>(المعاملة الحسنة لاتحتاج إلى إمكانات)</w:t>
       </w:r>
     </w:p>
@@ -9547,27 +9429,25 @@
     </w:p>
     <w:p>
       <w:pPr>
-        <w:jc w:val="right"/>
-        <w:bidi/>
-      </w:pPr>
-      <w:r>
-        <w:rPr>
-          <w:b w:val="0"/>
-          <w:i w:val="0"/>
-        </w:rPr>
+        <w:pStyle w:val="Heading2"/>
+        <w:jc w:val="right"/>
+        <w:bidi/>
+      </w:pPr>
+      <w:r>
+        <w:t>[بيانات الأطراف: المدعي / المدعى عليه / الحاضرون] ===</w:t>
+        <w:br/>
         <w:t>هدج ةظفاحمب دعاسملا ةماعلا ةمكحملا سيئر ةداعس</w:t>
       </w:r>
     </w:p>
     <w:p>
       <w:pPr>
-        <w:jc w:val="right"/>
-        <w:bidi/>
-      </w:pPr>
-      <w:r>
-        <w:rPr>
-          <w:b w:val="0"/>
-          <w:i w:val="0"/>
-        </w:rPr>
+        <w:pStyle w:val="Heading2"/>
+        <w:jc w:val="right"/>
+        <w:bidi/>
+      </w:pPr>
+      <w:r>
+        <w:t>[نص الضبط / الحكم — المتن الفعلي] ===</w:t>
+        <w:br/>
         <w:t>العار عليكم رحمة الله ماله</w:t>
       </w:r>
     </w:p>

--- a/zaini_case_audit_output/outputs/word/documents/085_مذكرة طلب النقض على الحكم النهائي.docx
+++ b/zaini_case_audit_output/outputs/word/documents/085_مذكرة طلب النقض على الحكم النهائي.docx
@@ -721,7 +721,7 @@
           <w:b w:val="0"/>
           <w:i w:val="0"/>
         </w:rPr>
-        <w:t>ءاكرشلا رارق ىلع عيقوتلاو هيلع ىعدملل هصصح عيبو ةكرشلا نم جراختلاب يعدملا ماق لب ،هدلاو، صصحل</w:t>
+        <w:t>لحصص ،والده، بل قام المدعي بالتخارج من الشركة وبيع حصصه للمدعى عليه والتوقيع على قرار الشركاء</w:t>
       </w:r>
     </w:p>
     <w:p>
@@ -2304,7 +2304,7 @@
           <w:b w:val="0"/>
           <w:i w:val="0"/>
         </w:rPr>
-        <w:t>ىلع ءانبو ،ةربتعملا اهتيجح اهل ةيعرشلا رئاودلا نم ةرداصلا كوكصلا نأ " هيلإ راشملا مكحلا بيبست صخلم</w:t>
+        <w:t>ملخص تسبيب الحكم المشار إليه " أن الصكوك الصادرة من الدوائر الشرعية لها حجيتها المعتبرة، وبناء على</w:t>
       </w:r>
     </w:p>
     <w:p>
@@ -3011,20 +3011,20 @@
           <w:b w:val="0"/>
           <w:i w:val="0"/>
         </w:rPr>
-        <w:t>يف كلذو ،ًاحلص ةيضقلا ءاهتنا هيف تباثلاو ـه۲۰/۲۱١٤٣٢/) خيراتو (١٨٥/١٧/٢) مقرب رداصلاو ملاظملا ناويدب رشع ةعباسلا ةيراجتلا ةرئادلا نم رداصلا يئاضقلا مكحلا ةيجح فانئتسالا ةمكحم تردهأ</w:t>
-      </w:r>
-    </w:p>
-    <w:p>
-      <w:pPr>
-        <w:jc w:val="right"/>
-        <w:bidi/>
-      </w:pPr>
-      <w:r>
-        <w:rPr>
-          <w:b w:val="0"/>
-          <w:i w:val="0"/>
-        </w:rPr>
-        <w:t>.صصحلل هثروم عيبب ًامات ًاملع ملعو حلصلا نمضتملا مكحلا اذه رودص ءانثأ - ىوعدلا لحم ةكرشملا يلاملاو ينوناقلا عضولا ىلع علطا ةيقافتالاب نودملا حلصلا اذه ىلع هعيقوت لبق يعدملا نأ تباثلا ذإ ؛عازنلا لحمب قلعتتو (ضرتعملا) هيلع ىعدملا دض نيرخآو (ناندع) لوألا يعدملا نم ةعوفرملا ىوعدلا</w:t>
+        <w:t>أهدرت محكمة الاستئناف حجية الحكم القضائي الصادر من الدائرة التجارية السابعة عشر بديوان المظالم والصادر برقم (١٨٥/١٧/٢) وتاريخ (١٤٣٢/۱۲/۰۲هـ والثابت فيه انتهاء القضية صلحاً، وذلك في</w:t>
+      </w:r>
+    </w:p>
+    <w:p>
+      <w:pPr>
+        <w:jc w:val="right"/>
+        <w:bidi/>
+      </w:pPr>
+      <w:r>
+        <w:rPr>
+          <w:b w:val="0"/>
+          <w:i w:val="0"/>
+        </w:rPr>
+        <w:t>الدعوى المرفوعة من المدعي الأول (عدنان) وآخرين ضد المدعى عليه (المعترض) وتتعلق بمحل النزاع؛ إذ الثابت أن المدعي قبل توقيعه على هذا الصلح المدون بالاتفاقية اطلع على الوضع القانوني والمالي المشركة محل الدعوى - أثناء صدور هذا الحكم المتضمن الصلح وعلم علماً تاماً ببيع مورثه للحصص.</w:t>
       </w:r>
     </w:p>
     <w:p>
@@ -3475,7 +3475,7 @@
           <w:b w:val="0"/>
           <w:i w:val="0"/>
         </w:rPr>
-        <w:t>ةفصلا ة و لا مقر ة و لا عون ةيس ا مسلاا فرطلا \# هسفن نع ةلاصأ ١٠٠٨٠١٧٣٠١ ي دم ل يدوعس ز سابع نب دمحا نب هماسأ ل وم ١ هسفن نع ةلاصأ</w:t>
+        <w:t>أصالة عن نفسه ١ مو ل أسامه بن احمد بن عباس ز سعودي ل مد ي ١٠٠٨٠١٧٣٠١ أصالة عن نفسه #\ الطرف االسم ا سية نوع ال و ة رقم ال و ة الصفة</w:t>
       </w:r>
     </w:p>
     <w:p>
@@ -7048,27 +7048,25 @@
     </w:p>
     <w:p>
       <w:pPr>
-        <w:jc w:val="right"/>
-        <w:bidi/>
-      </w:pPr>
-      <w:r>
-        <w:rPr>
-          <w:b w:val="0"/>
-          <w:i w:val="0"/>
-        </w:rPr>
-        <w:t>٠٩١١/٢٠١٠٤١٦ :سكاف ۹۱۹۰ (۲) ۹۱۹۰۱۰۹) فتاه ةيدوعسلا ةيبرعلا ةكلمملا 11111 ةدج ١٧٩٥٠ ب نم ةيدلاخلا يف ةريزجلا بلق عراش عم ناطلس ريمألا عراش ود روا ینیم يدوعس لاير ۰۰۰۰۰۰۰۰۱ لاملا سأ</w:t>
-      </w:r>
-    </w:p>
-    <w:p>
-      <w:pPr>
-        <w:jc w:val="right"/>
-        <w:bidi/>
-      </w:pPr>
-      <w:r>
-        <w:rPr>
-          <w:b w:val="0"/>
-          <w:i w:val="0"/>
-        </w:rPr>
+        <w:pStyle w:val="Heading2"/>
+        <w:jc w:val="right"/>
+        <w:bidi/>
+      </w:pPr>
+      <w:r>
+        <w:t>[ترويسة / كليشة وزارة العدل — معلومات رسمية متكررة] ===</w:t>
+        <w:br/>
+        <w:t>أس المال ۱۰۰۰۰۰۰۰۰ ريال سعودي مینی اور دو شارع الأمير سلطان مع شارع قلب الجزيرة في الخالدية من ب ١٧٩٥٠ جدة 11111 المملكة العربية السعودية هاتف (۹۰۱۰۹۱۹ (۲) ۰۹۱۹ فاكس: ٠٩١١/٢٠١٠٤١٦</w:t>
+      </w:r>
+    </w:p>
+    <w:p>
+      <w:pPr>
+        <w:pStyle w:val="Heading2"/>
+        <w:jc w:val="right"/>
+        <w:bidi/>
+      </w:pPr>
+      <w:r>
+        <w:t>[نص الضبط / الحكم — المتن الفعلي] ===</w:t>
+        <w:br/>
         <w:t>شركة أحمد زيني وأولاده</w:t>
       </w:r>
     </w:p>
@@ -7482,7 +7480,7 @@
           <w:b w:val="0"/>
           <w:i w:val="0"/>
         </w:rPr>
-        <w:t>ةدوهعملا ةيبرعلا ةكلمملا</w:t>
+        <w:t>المملكة العربية المعهودة</w:t>
       </w:r>
     </w:p>
     <w:p>
@@ -7847,15 +7845,14 @@
     </w:p>
     <w:p>
       <w:pPr>
-        <w:jc w:val="right"/>
-        <w:bidi/>
-      </w:pPr>
-      <w:r>
-        <w:rPr>
-          <w:b w:val="0"/>
-          <w:i w:val="0"/>
-        </w:rPr>
-        <w:t>ةيدوعسلا ةيبرعلا ةكلمملا</w:t>
+        <w:pStyle w:val="Heading2"/>
+        <w:jc w:val="right"/>
+        <w:bidi/>
+      </w:pPr>
+      <w:r>
+        <w:t>[بيانات الأطراف: المدعي / المدعى عليه / الحاضرون] ===</w:t>
+        <w:br/>
+        <w:t>المملكة العربية السعودية</w:t>
       </w:r>
     </w:p>
     <w:p>
@@ -7940,7 +7937,7 @@
       <w:r>
         <w:t>[نص الضبط / الحكم — المتن الفعلي] ===</w:t>
         <w:br/>
-        <w:t>ةيضقلا فارطأ</w:t>
+        <w:t>أطراف القضية</w:t>
       </w:r>
     </w:p>
     <w:p>
@@ -7992,7 +7989,7 @@
           <w:b w:val="0"/>
           <w:i w:val="0"/>
         </w:rPr>
-        <w:t>ـه ١٤٣٨/٠٧/٢٦ خيراتو ٣٨٦٩٣١٢ مقر ةيضقلا ىلع ءانبو ىلوألا ةيصخشلا لاوحالا ةرئاد ىدلف</w:t>
+        <w:t>فلدى دائرة الاحوال الشخصية الأولى وبناء على القضية رقم ٣٨٦٩٣١٢ وتاريخ ١٤٣٨/٠٧/٢٦ هـ</w:t>
       </w:r>
     </w:p>
     <w:p>
@@ -8055,7 +8052,7 @@
       <w:r>
         <w:t>[نص الضبط / الحكم — المتن الفعلي] ===</w:t>
         <w:br/>
-        <w:t>ةيضقلاب هتفص</w:t>
+        <w:t>صفته بالقضية</w:t>
       </w:r>
     </w:p>
     <w:p>
@@ -8086,15 +8083,139 @@
     </w:p>
     <w:p>
       <w:pPr>
-        <w:jc w:val="right"/>
-        <w:bidi/>
-      </w:pPr>
-      <w:r>
-        <w:rPr>
-          <w:b w:val="0"/>
-          <w:i w:val="0"/>
-        </w:rPr>
-        <w:t>ةينطولا ةيوهلا</w:t>
+        <w:pStyle w:val="Heading2"/>
+        <w:jc w:val="right"/>
+        <w:bidi/>
+      </w:pPr>
+      <w:r>
+        <w:t>[بيانات الأطراف: المدعي / المدعى عليه / الحاضرون] ===</w:t>
+        <w:br/>
+        <w:t>الهوية الوطنية</w:t>
+      </w:r>
+    </w:p>
+    <w:p>
+      <w:pPr>
+        <w:jc w:val="right"/>
+        <w:bidi/>
+      </w:pPr>
+      <w:r>
+        <w:rPr>
+          <w:b w:val="0"/>
+          <w:i w:val="0"/>
+        </w:rPr>
+        <w:t>سعودي</w:t>
+      </w:r>
+    </w:p>
+    <w:p>
+      <w:pPr>
+        <w:jc w:val="right"/>
+        <w:bidi/>
+      </w:pPr>
+      <w:r>
+        <w:rPr>
+          <w:b w:val="0"/>
+          <w:i w:val="0"/>
+        </w:rPr>
+        <w:t>المدعي</w:t>
+      </w:r>
+    </w:p>
+    <w:p>
+      <w:pPr>
+        <w:pStyle w:val="Heading2"/>
+        <w:jc w:val="right"/>
+        <w:bidi/>
+      </w:pPr>
+      <w:r>
+        <w:t>[نص الضبط / الحكم — المتن الفعلي] ===</w:t>
+        <w:br/>
+        <w:t>مستأنف فيده</w:t>
+      </w:r>
+    </w:p>
+    <w:p>
+      <w:pPr>
+        <w:pStyle w:val="Heading2"/>
+        <w:jc w:val="right"/>
+        <w:bidi/>
+      </w:pPr>
+      <w:r>
+        <w:t>[بيانات الأطراف: المدعي / المدعى عليه / الحاضرون] ===</w:t>
+        <w:br/>
+        <w:t>الهوية الوطنية</w:t>
+      </w:r>
+    </w:p>
+    <w:p>
+      <w:pPr>
+        <w:jc w:val="right"/>
+        <w:bidi/>
+      </w:pPr>
+      <w:r>
+        <w:rPr>
+          <w:b w:val="0"/>
+          <w:i w:val="0"/>
+        </w:rPr>
+        <w:t>سعودي</w:t>
+      </w:r>
+    </w:p>
+    <w:p>
+      <w:pPr>
+        <w:pStyle w:val="Heading2"/>
+        <w:jc w:val="right"/>
+        <w:bidi/>
+      </w:pPr>
+      <w:r>
+        <w:t>[نص الضبط / الحكم — المتن الفعلي] ===</w:t>
+        <w:br/>
+        <w:t>مدعى عليه</w:t>
+      </w:r>
+    </w:p>
+    <w:p>
+      <w:pPr>
+        <w:jc w:val="right"/>
+        <w:bidi/>
+      </w:pPr>
+      <w:r>
+        <w:rPr>
+          <w:b w:val="0"/>
+          <w:i w:val="0"/>
+        </w:rPr>
+        <w:t>مستأنف ضده</w:t>
+      </w:r>
+    </w:p>
+    <w:p>
+      <w:pPr>
+        <w:jc w:val="right"/>
+        <w:bidi/>
+      </w:pPr>
+      <w:r>
+        <w:rPr>
+          <w:b w:val="0"/>
+          <w:i w:val="0"/>
+        </w:rPr>
+        <w:t>اسامه احمد عباس زبان</w:t>
+      </w:r>
+    </w:p>
+    <w:p>
+      <w:pPr>
+        <w:pStyle w:val="Heading2"/>
+        <w:jc w:val="right"/>
+        <w:bidi/>
+      </w:pPr>
+      <w:r>
+        <w:t>[بيانات الأطراف: المدعي / المدعى عليه / الحاضرون] ===</w:t>
+        <w:br/>
+        <w:t>الهوية الوطنية</w:t>
+      </w:r>
+    </w:p>
+    <w:p>
+      <w:pPr>
+        <w:pStyle w:val="Heading2"/>
+        <w:jc w:val="right"/>
+        <w:bidi/>
+      </w:pPr>
+      <w:r>
+        <w:t>[نص الضبط / الحكم — المتن الفعلي] ===</w:t>
+        <w:br/>
+        <w:t>1.A. IV. 1</w:t>
       </w:r>
     </w:p>
     <w:p>
@@ -8119,7 +8240,7 @@
           <w:b w:val="0"/>
           <w:i w:val="0"/>
         </w:rPr>
-        <w:t>المدعي</w:t>
+        <w:t>المدعى عليه</w:t>
       </w:r>
     </w:p>
     <w:p>
@@ -8131,20 +8252,33 @@
       <w:r>
         <w:t>[نص الضبط / الحكم — المتن الفعلي] ===</w:t>
         <w:br/>
-        <w:t>مستأنف فيده</w:t>
-      </w:r>
-    </w:p>
-    <w:p>
-      <w:pPr>
-        <w:jc w:val="right"/>
-        <w:bidi/>
-      </w:pPr>
-      <w:r>
-        <w:rPr>
-          <w:b w:val="0"/>
-          <w:i w:val="0"/>
-        </w:rPr>
-        <w:t>ةينطولا ةيوهلا</w:t>
+        <w:t>مستأنف ضده</w:t>
+      </w:r>
+    </w:p>
+    <w:p>
+      <w:pPr>
+        <w:jc w:val="right"/>
+        <w:bidi/>
+      </w:pPr>
+      <w:r>
+        <w:rPr>
+          <w:b w:val="0"/>
+          <w:i w:val="0"/>
+        </w:rPr>
+        <w:t>عدنان احمد عباس زيني</w:t>
+      </w:r>
+    </w:p>
+    <w:p>
+      <w:pPr>
+        <w:jc w:val="right"/>
+        <w:bidi/>
+      </w:pPr>
+      <w:r>
+        <w:rPr>
+          <w:b w:val="0"/>
+          <w:i w:val="0"/>
+        </w:rPr>
+        <w:t>۱۰۱۷۰۹۲۷۳۳</w:t>
       </w:r>
     </w:p>
     <w:p>
@@ -8194,33 +8328,657 @@
           <w:b w:val="0"/>
           <w:i w:val="0"/>
         </w:rPr>
-        <w:t>اسامه احمد عباس زبان</w:t>
-      </w:r>
-    </w:p>
-    <w:p>
-      <w:pPr>
-        <w:jc w:val="right"/>
-        <w:bidi/>
-      </w:pPr>
-      <w:r>
-        <w:rPr>
-          <w:b w:val="0"/>
-          <w:i w:val="0"/>
-        </w:rPr>
-        <w:t>ةينطولا ةيوهلا</w:t>
-      </w:r>
-    </w:p>
-    <w:p>
-      <w:pPr>
-        <w:jc w:val="right"/>
-        <w:bidi/>
-      </w:pPr>
-      <w:r>
-        <w:rPr>
-          <w:b w:val="0"/>
-          <w:i w:val="0"/>
-        </w:rPr>
-        <w:t>1.A. IV. 1</w:t>
+        <w:t>احمد عباس لا</w:t>
+      </w:r>
+    </w:p>
+    <w:p>
+      <w:pPr>
+        <w:jc w:val="right"/>
+        <w:bidi/>
+      </w:pPr>
+      <w:r>
+        <w:rPr>
+          <w:b w:val="0"/>
+          <w:i w:val="0"/>
+        </w:rPr>
+        <w:t>١٠٠٧٠٥٦٨٣٩</w:t>
+      </w:r>
+    </w:p>
+    <w:p>
+      <w:pPr>
+        <w:jc w:val="right"/>
+        <w:bidi/>
+      </w:pPr>
+      <w:r>
+        <w:rPr>
+          <w:b w:val="0"/>
+          <w:i w:val="0"/>
+        </w:rPr>
+        <w:t>90801730</w:t>
+      </w:r>
+    </w:p>
+    <w:p>
+      <w:pPr>
+        <w:jc w:val="right"/>
+        <w:bidi/>
+      </w:pPr>
+      <w:r>
+        <w:rPr>
+          <w:b w:val="0"/>
+          <w:i w:val="0"/>
+        </w:rPr>
+        <w:t>فلدينا نحن قضاة دائرة الأحوال الشخصية الأولى بمحكمة الاستئناف بمكة المكرمة قاضي استئناف / نايف بن عبد الله الدافع رئيساً قاضي استئناف إبراهيم بن عبد الله الأحمد عضواً قاضي استئناف / خالد بن عبد العزيز الحسين عضواً حضر المستأنف وكالة سليمان بن صالح الخميس سعودي الجنسية بالسجل المدني رقم 1046990071 بالوكالة رقم 391107407 وتاريخ 1439/7/19هـ عن طلال بن غازي بن أحمد زيني سعودي الجنسية بالرقم 1055220915 وحضر المستأنف صده عدنان بن أحمد ريني سعودي الجنسية بالسجل المدني رقم 1017092733 وحضر عن بعد وائل بن جبر الغامدي بالسجل المدني رقم 103816076 بوكالته عن أسامه بن أحمد ربني بالرقم 40340006 وتاريخ 1440/2/27هـ الصادرة من كتابة عدل الثانية من محافظة جدة بما أن وقائع هذه القضية قد أوردها الحكم المستأنف المشار إليه أعلام فإن الدائرة تحيل إليه منعا للتكرار، وتتلخص في أن المدعي يطلب مانصه ( إلغاء الوصية المثبتة بالصك رقم 229014721194320022 وتاريخ 12 / 2 / 1432هـ) وبعد النظر أصدرت فيها حكمها القاضي بما نصه ارددت دعوى المدعين وبذلك حكمت).... وبعد أن تسلم المستأنفون وهم المدعون والمدعى عليه عدنان احمد زيني نسخة من قدموا بمذكرتين اعتراضيتين بتاريخ 1442/5/9 هـ وأحبنت لهذه الدائرة بتاريخ 1/6/1442 . وطلب المستانف المدعى عليه عدنان زيني ( الغاء القرار برد الدعوى والقضاء مجددا بعدم صحة الوصية المقدمة من اخي المدعى عليه أسامة والحكم للمدعين بحق الثلث في تركة جدهم الشيخ احمد زيني مع الزام المعترض ضده بتسليم الحصة الموصى بها لورثة شفيقنا غازي احمد زيني) الأسباب تتلخص فيما يلي (7 بتاريخ 10 / 5 / 1436 هـ نوي والدي الشيخ / أحمد زيني رحمه الله عليه وكان قد أوصى حال حياته هو في كامل صحته لأبناء شقيقي/ غازي المتوفى في حال حياة والدي بحصة قدرها ثلث تركته وفقا للثابت بالوصية والمرفقة لفضيلتكم والمقدمة من المدعين والموضح بها تفصيلا ثبوت حق أولادة أخي / غازي شرعاً في هذه الوصية 2. حيث أنني قد طالبت شقيقي المعترض ضده / أسامه أحمد زيني بتنفيذ وصية الشيخ/ أحمد زيني رحمة الله المقدمة من المدعين لصحها إلا أنه رفض ذلك دون سند شرعي كما رفض إلبات الوصية ضمن حصر الإرث على الرغم من علمه يقيناً بالوسية ولم يثبت أي وصية أخرى في حينه 3 ولما كان المعترض ضده يطالب بتنفيذ وصية أخرى وهي الوصية محل الطعن بعد صحتها في الدعوى المنظورة أمام فضيلتكم وذلك لإنكار الوصية السابقة والمرفقة في المستند رقم (1) رغبة منه في ضياع حقوق المدعيين أبناء شقيق موكلي غازي أحمد زيني والتي أنشأها بوكالته عن والدي رحمة الله وهذا الوكالة قد تم إصدارها ووالدي في صحية وعقلية لا تسمح له بإصدارها في هذا التوقيت وقد صدر حكم بإقامة ولي على قاصر عقلا على والدي في ذلك الوقت . 4- وحيث أن الوصية المقدمة من المعترض ضده / أسامة زبي وهو من أقامها بموجب وكالة صدرت عن مورثنا الذي البلت كافة التقارير الطبية أنه لم يكون في حالة تسمح له بإجراء وكالة أو إجراء تصرف لأنه يحتاج إلى إقامة وهى نظراً لكبر سنة وخرفه وأن استناد الدائرة الحاكمه لتقرير طبي نظر في الدعوى السابقة والتي تم نقض حكمها وبالتالي لا يجوز للدائرة الاستناد إلى هذا التقرير كمبرر للقضاء برد الدعوى . 5- وحيث أن والدي الشيخ / أحمد زيني حال حياته وفي حضوري أولاد أخي غازي وشقيقي المعترض قد أوصى لهم بالثلث في تركته ثم يأتي المعترض ضده ليقدم وصية جديده اصطنعها بيده ووثقها بوصفة وكيلاً عن والدي بموجب وكالة صدرت ممن ليس له أهلية إصدار الوكالة بزعم الشراك أولاده دون وجه حق في نصيب أولاد أخيه المتوفي الأمر الذي حدى بهم إلى الالتجاء لفضيلتكم للقضاء بصحتها الوصية المقدمة من المدعين بحقهم في ثلث تركة جدهم والحكم بمقتضاها على النحو الشرعي وتسليمهم نصبهم المستحق على النحو اللازم . 6- وحيث أن الاعتراض على الحكم بالاستئناف يعيد النظر في موضوع القضية بالكامل ولما كان المعترض بقر الشوت حق أولاد الأخ في الموصية التي أوصى بها والدنا الشيخ / أحمد زيني رحمة الله ) كما طلب المستأنف وكالة سليمان الخميس (قبول الاعتراض شكلا وموضوعا وفتح باب المرافعة والحكم بابطال الوصية لوقوعها في وقت حرف الموصي ) الاسباب تتلخص فيما يلي / (أولاً : استدل فضيلة ناظر القضية لحكمه بما ورد في تقرير الشؤون الصحية بجدة وسبب لذلك بقوله ( ووردت الإفادة بموجب الخطاب رقم 19511 وتاريخ 1432/8/6هـ والمتضمن أن الموصي قادر على القيام</w:t>
+      </w:r>
+    </w:p>
+    <w:p>
+      <w:pPr>
+        <w:jc w:val="right"/>
+        <w:bidi/>
+      </w:pPr>
+      <w:r>
+        <w:rPr>
+          <w:b w:val="0"/>
+          <w:i w:val="0"/>
+        </w:rPr>
+        <w:t>بشؤونه ولا يحتاج إلى تعيين قيم ...... فإن هذا لا يقوى على معارضة التقرير الصادر من ذوي الخبرة و هذا التسبيب من فضيلة ناظر القضية غير صحيح وفي غير محله ولا يجوز لفضيلته نظاماً الاستناد على تقرير كان أساساً لحكم منقوض من محكمة الاستئناف ثانيا : جعل فصيلة ناظر القضية التقرير الصادر من الشؤون الصحية بجدة برقم 37853 وتاريخ 1441/7/10هـ اساسأ له في الحكم بصحة الوصية وصحة الموصي العقلية وهذا غير صحيح وذلك لأن الموسي رحمه الليتم تشخيص حالته العقلية في خمس وقائع : ثبت في أربع منها أنه</w:t>
+      </w:r>
+    </w:p>
+    <w:p>
+      <w:pPr>
+        <w:jc w:val="right"/>
+        <w:bidi/>
+      </w:pPr>
+      <w:r>
+        <w:rPr>
+          <w:b w:val="0"/>
+          <w:i w:val="0"/>
+        </w:rPr>
+        <w:t>100801</w:t>
+      </w:r>
+    </w:p>
+    <w:p>
+      <w:pPr>
+        <w:pStyle w:val="Heading2"/>
+        <w:jc w:val="right"/>
+        <w:bidi/>
+      </w:pPr>
+      <w:r>
+        <w:t>[بيانات الأطراف: المدعي / المدعى عليه / الحاضرون] ===</w:t>
+        <w:br/>
+        <w:t>المملكة العربية السعودية</w:t>
+      </w:r>
+    </w:p>
+    <w:p>
+      <w:pPr>
+        <w:pStyle w:val="Heading2"/>
+        <w:jc w:val="right"/>
+        <w:bidi/>
+      </w:pPr>
+      <w:r>
+        <w:t>[ترويسة / كليشة وزارة العدل — معلومات رسمية متكررة] ===</w:t>
+        <w:br/>
+        <w:t>وزارة العدل</w:t>
+      </w:r>
+    </w:p>
+    <w:p>
+      <w:pPr>
+        <w:pStyle w:val="Heading2"/>
+        <w:jc w:val="right"/>
+        <w:bidi/>
+      </w:pPr>
+      <w:r>
+        <w:t>[نص الضبط / الحكم — المتن الفعلي] ===</w:t>
+        <w:br/>
+        <w:t>صمك رقم ٤٢٧٠٣٦٢٠١</w:t>
+      </w:r>
+    </w:p>
+    <w:p>
+      <w:pPr>
+        <w:jc w:val="right"/>
+        <w:bidi/>
+      </w:pPr>
+      <w:r>
+        <w:rPr>
+          <w:b w:val="0"/>
+          <w:i w:val="0"/>
+        </w:rPr>
+        <w:t>محكمة الاستئناف بمنطقة مكة المكرمة</w:t>
+      </w:r>
+    </w:p>
+    <w:p>
+      <w:pPr>
+        <w:jc w:val="right"/>
+        <w:bidi/>
+      </w:pPr>
+      <w:r>
+        <w:rPr>
+          <w:b w:val="0"/>
+          <w:i w:val="0"/>
+        </w:rPr>
+        <w:t>ىلوالا ةيصخشلا لاوحالا ةرئاد</w:t>
+      </w:r>
+    </w:p>
+    <w:p>
+      <w:pPr>
+        <w:jc w:val="right"/>
+        <w:bidi/>
+      </w:pPr>
+      <w:r>
+        <w:rPr>
+          <w:b w:val="0"/>
+          <w:i w:val="0"/>
+        </w:rPr>
+        <w:t>T</w:t>
+      </w:r>
+    </w:p>
+    <w:p>
+      <w:pPr>
+        <w:pStyle w:val="Heading2"/>
+        <w:jc w:val="right"/>
+        <w:bidi/>
+      </w:pPr>
+      <w:r>
+        <w:t>[ترويسة / كليشة وزارة العدل — معلومات رسمية متكررة] ===</w:t>
+        <w:br/>
+        <w:t>رقم الصفحة تاريخ الصك: ١٤٤٢/٠٦/٢٨</w:t>
+      </w:r>
+    </w:p>
+    <w:p>
+      <w:pPr>
+        <w:pStyle w:val="Heading2"/>
+        <w:jc w:val="right"/>
+        <w:bidi/>
+      </w:pPr>
+      <w:r>
+        <w:t>[نص الضبط / الحكم — المتن الفعلي] ===</w:t>
+        <w:br/>
+        <w:t>مصاب بالغرف ويحتاج إلى قيم وهي على النحو التالي / 1- الواقعة الأولى التقرير الطبي الصادر من مدينة الملك عبد العزيز الطبية بتاريخ 1431/13/12هـ والمبنى على خطاب فضيلة القاضي إبراهيم اللحيدان الكتابة إلى مدينة الملك عبد العزيز الطبية بحدة و المرفق بخطاب المستشفى رقم 767 يف 2/1432/13/ح/ هـ ونصه ( يعاني من قصور الإدراك وضعف في الذاكرة وقصور في التركيز وشرود الذهن كما أنه يعاني من رجفان بأيدي وجمود بتعابير الوجه مع اضطراب بالخطوات وعدم قدرته على السير الابمساعدة شخصين 2 الواقعة الثانية شخوص فضيلة القاضي إبراهيم اللحيدان على حالة الموصي بتاريخ 18/2/1423هـ بحضور الموظف بدائرة الفضائية السادسة والعشرين بالمحكمة العامة بجدة وتم تدوين ذلك بمحضر القضية ونصه وحيث سبق في يوم السبت الموافق 18/2/1432هـ حضور الأب أحمد ربين والجلوس معه منفرداً وكان مقعداً على كرسي متحرك بعضور الموظف عبدا هلا أحمد الغامدي وجرى ماي الحديث معه فوجدت أنه مدرك لأشياء قليلة وغير مدرك الأشياء ماضية 3- الواقعة الثالثة شخوص فضيلة القاضي صالح الزايدي وذلك وفقا لم هو مرصود في الصحيفة التاسعة من الصك رقم 34281449 وتاريخ 26/7/1434هـ ونص الحاجة منه وظهر لي أنه كبير في السن ومقعد وضعيت الذاكرة ويحتاج إلى إقامة قيم ، وللبيان تم إعداد هذا المحضر وذلك وفقا لما هو مضبوط في صك الولاية رقم 434281449 الواقعة الرابعة قررت الدائرة التاسعة بالمحكمة العامة بجدة تشكيل لجنة من ثلاث أطباء بمشاركة مستشفى الأمل ومستشفى الصحة النفسية بجدة كما جاء في الصك رقم 34281449 وتاريخ 1434/7/26هـ ونص تقرير اللجنة ( وبمعاينة حالة المذكور أعلاه وبالاطلاع على ملفه الطبي والفحوصات الطب ية والتقارير الصادرة بحقه تقرر ما يلي : أن المذكور يعاني من تدهور في القدرات العقلية المعرفية وتشخصت حالته / عنه شيخوخة بدرجة شديدة مع جلطة دماغية وعليه ترى اللجنة لمذكور يحتاج إلى إقامة ولي عليه يرعى شؤونه). وحيث إنه ثبت خرف الموصي في أربع تشخيصات اثنين منها من قضاة واثنين من أطباء أهل الاختصاص. وتقرير مستشفى مدينة الملك عبد العزيز والقاضي اللحيدان متقدم تاريخاً عليه ناظر القضية مما ورد في تقرير مستشفى الصحة النفسية ، لذا كان يجب على فضيلة ناظر القضية طرح هذا التقرير وعدم الالتفات إليه لمخالفته التقارير السابقة ومخالفته ما عاينه أصحاب الفضيلة القضاة ثالثا : ذكر فضيلة ناظر القضية في تسبيب الحكم ما نصه ( ونظرا لوجود الفارق الزماني المؤثر بين تاريخ صدور التقرير الطبي ووبين : الحكم من الدائرة السادسة والعشرين وإثبات القصور العقلي بأحمد عباس زبين لدى الدائرة التاسعة واتعارض البينات والتقارير ...) هذا التسبيب غير صحيح وفيه إغفال ثبوت العالي للموصي ابتداء قبل التقرير الذي استندت عليه الدائرة وذلك في تقرير مدينة الملك عبد العزيز الطبية بجدة المبني على خطاب المحكمة ، وكذلك فيه إغفال لما دونه القاضي إبراهيم اللحيدان ، والصحيح أنه ثبوت خرف الموصي مستصحب من صدور أول التقارير وهو تقرير مدينة الملك عبد العزيز ومعاينة القاضي إبراهيم اللحيدان للمنهى عنه ، وورود خطأ بأحد بتقرير الصحة النفسية لا ينفي ذلك لثبوت خطأ التقرير بعد إعادة تشكيل اللجنة من عدة مستشفيات بمشاركة الصحة النفسية والذي أثبت الغرف وصحة الأساس الذي أقيم عليه الطلب الإنهائي بالعجر على الموسي. فالفارق الزمني غير موجود وليس حجة على عدم خرف الموصي ابتداء . رابعا : سبب فضيلة ناظر القضية لحكمه بقوله (التعارض البينات والتقارير كما هو ظاهر ولأنه عند التعارض يصار إلى الترجيح ولأن الأصل هو صحة الوصية المثبتة لدى الدائرة ولا يصار إلى غيره إلا بدليل مثله أو أقوى منه ، ما ذكره فضيلة ناظر القضية غير صحيح من وجود تعارض للبينات وذلك لأنه كان يحب على فضيلة ناظر القضية طرح وعدم الأخذ بالتقرير الصادر من مستشفى الصحة النفسية بجدة لثبوت خطئه، خامسا : القصرت الدائرة في إجراء انها قلم تدخل المستحقين للوصية المطالب بالغانها وهم : جميع الأحفاد الذكور والأناث بالتساوي . والمتعين إدخالهم في الدعوى وسؤالهم عن الاستحقاق وعن حال الموصي وقت الوصية لأنهم يعرفون ذلك وإجراء الوجه الشرعي تجاه ذلك . سادسا : وجود العيب في إجراءات الوكالة التي أثبتت بموجها الوصية المعترض عليها ، وهذا مع تأكيدنا على الغرف في وقت التوكيل بالوصية إلا أن العبب في الإجراءات حاصل لكون الوصية أثبتت بموجب وكالة رقم 11902 وتاريخ 8/ 2 / 1432 هـ وقام بتدوينها كاتب العدل عبد الوهاب القرني في منزل أسامة زبني وليس في كتابة العدل، ولم يكن خروج كاتب العدل وفق النظام حيث أقر الشاهد إسماعيل مسبح في ص 21 من الصك أنه حضر لمنزل أسامة زيني و أن الوكالة دونت في البيت وليس في كتابة العدل وأن أسامة زيني هو من كان يتكلم وأنه لم يسمع أحمد ويني لكون صوته كان منخفضا وصادق وكيل أسامة على كل ذلك ، وخلاصة القول : أن كاتب العدل زعم في وكالته أن أحمد زيني حضر عنده والشاهد ووكيل أسامة زيني أمروا أن الوكالة كتبت في البيت وليس في سجلات كتابة العدل استئذان رسمي لضبط الوكالة في المنزل وحيث أخفى كاتب العدل ذلك فأحسن الأحوال أنه فعل ذلك مجاملة لصاحب المنزل ( المدعى عليه أسامة زيني) فلا تقبل شهادته ولا ضبطه مثل هذه الوثيقة التي تجلب النفع لأولاد صاحب المنزل الذي أكله وجالسه فالمتعين رد إجراء كاتب العدل بأكمله لمخالفته الشرع والنظام. سابعاً : أفيد فضيلتكم أن الثابت هو خرف الموصي وأن هذا الخرف مستمر من ثبونه بتاريخ 12/12/1431هـ بموجب التقرير الطيب الصادر من مدينة الملك عبد العزيز الطبية بجدة إلى حين وفاة الموصي ولم يتغير شيء وهو أساس تقديم دعوى الحجر بتاريخ 1/1/1432هـ بالفيد رقم 305/31 لدى المحكمة العامة بجدة والوصية اللاحقة لهذا التاريخ غير صحيحة وقد ذكرنا أدلة ذلك بالمرافعة من التقارير الطبية وإفادات القضاة وشهود الحال وضعف تصرفات المنهي فتحيل عليها لكي لاتطيل، وتزيدها بما يلي : 1. قرار الوارث عدنان ربني بعدم صحة هذه الوصية حيث حضر في الدعوى بصفته مدعى عليه يرث النصف من الموصي وقرر أن الوصية المنهى بها غير صحيحة، وأن الصحيح في الوصية التي كتبها الشيخ عبد الملك بن دهيش والمتضمنة جعل الثلث لأبناء أخيه غازي زباني ، وأما الوصية التي اصطنعها أسامة فهي تجعل الثلث مشاعا بني أولاد غازي وأولاد أسامة وأولاد عدنان ، وحيث إن إقراره هذا. و على خلاف مصلحته ويجر عليه ضرراً وليس له في مصلحه حيث أنه يحرم أولاده من الاستحقاق ويثبته بموجبه الوصية السابقة لموكلي ورغم ثبوت هذا الإقرار بموجب افادة وكيله إلا أن المدعى عليه عدنان حضر في الجلسة السابقة الموكلي ورغم ثبوت هذا الإقرار بموجب إفادة وكيله إلا أن المدعى عليه عدنان حضر في الجلسة الأخيرة وقرر ما ذكرناه وكلبنا إعادة ضبطه من ناظر القضية في الجلسة المتلفزة إلا أن ذلك لم يحصل ويمكن للدائرة الرجوع للجلسة واستماع إفادة المدعى عليه عدنان بلسانه 2 أن دعوى الحجر سابقة على طلب إثبات الوصية حيث أحيل طلب إثبات الوصية للمحكمة العامة بجدة برقم 3331 في 8 / 2 / 1432هـ بينما أحيل طلب إقامة الولاية على أحمد زيني برقم 205 / 32 في 1432/1/1هت وبناء عليه فأن الاختصاص في إثبات الوصية ونفها يتعقد أساساً لقاضي الولاية لكون الوصية فرع عن الأهليه وحيث انتهت الولاية بحكم بات بعدم الأهلية مفصحة في الحكم على صحة الطلب المقدم في 1/1 / 1432هـ فيتعين إبطال الوصية شرعاً ونظاماً 3 أن المنهي في الوصية ذكر في انهائه أن موكلي أوصى بوصية مكتوبه بشهادة إسماعيل سميح وسماع شهادة الشاهد أقر أنه لم يسمع أحمد زيني بل سمع أبنه أسامه وبناء عليه فأنه استبان عدم صحة شهادة الشاهد الذي أنهى بموجب شهادته فيتعين إبطال الوصية له أن قرائن الأحوال شاهده على صحة دعوى موكلي فإضافة على ما ذكر في المرافعة فإن لا يتصور أن رجلاً راشداً تقام عليه دعوى ولاية ثم يعمد إلى تغيير وسبته عن طريق وكالة مكتوبة في المنزل بل الذي يشهد له العرف والعادة أن يقوم هذا الرجل الرشيد العاقل بالحضور إلى المحكمة بنفسه وإثبات أهليته وتعديل وصيته بنفسه لكنه وكن وكيلا لتعديل الوصية بالطريقة التي أشرنا إليها ثم أحضر إلى ناظر قضية الولاية ولم يتبين رشده بل تبين أنه غير مدرك لأشياء كبارة ، وبعد هذا لم يحضر في جلسات المحاكم بل ولا للأطباء الا تحت ضغط القوة الجبرية على ولده أسامة فهل تترك هذه القرائن التي هي بمنزلة البينات لأجل ما سبب به ناظر القضية 5 - أن المدعى عليه في هذه الدعوى اثنان : عدنان زيني وهو الابن الأكبر وقد أقر بالدعوى جملة وتفصيلا، وأسامة زني وهو الابن الأصغر وله مصلحة مباشرة فيما عمله من إجراءات فقد أقر أمام المحكمة أنه اشترى ملك أبيه بأربعمائة وخمسين ألف رينه وهو يساوي مائة وعشرون مليون ريل بموجب إقراره وبموجب تقرير الخبير مكتب</w:t>
+      </w:r>
+    </w:p>
+    <w:p>
+      <w:pPr>
+        <w:jc w:val="right"/>
+        <w:bidi/>
+      </w:pPr>
+      <w:r>
+        <w:rPr>
+          <w:b w:val="0"/>
+          <w:i w:val="0"/>
+        </w:rPr>
+        <w:t>10080</w:t>
+      </w:r>
+    </w:p>
+    <w:p>
+      <w:pPr>
+        <w:pStyle w:val="Heading2"/>
+        <w:jc w:val="right"/>
+        <w:bidi/>
+      </w:pPr>
+      <w:r>
+        <w:t>[ترويسة / كليشة وزارة العدل — معلومات رسمية متكررة] ===</w:t>
+        <w:br/>
+        <w:t>المملكة العربية السعودية وزارة العدل</w:t>
+      </w:r>
+    </w:p>
+    <w:p>
+      <w:pPr>
+        <w:pStyle w:val="Heading2"/>
+        <w:jc w:val="right"/>
+        <w:bidi/>
+      </w:pPr>
+      <w:r>
+        <w:t>[نص الضبط / الحكم — المتن الفعلي] ===</w:t>
+        <w:br/>
+        <w:t>صك رقم ٤٢٧٠٣٦٢٠١</w:t>
+      </w:r>
+    </w:p>
+    <w:p>
+      <w:pPr>
+        <w:jc w:val="right"/>
+        <w:bidi/>
+      </w:pPr>
+      <w:r>
+        <w:rPr>
+          <w:b w:val="0"/>
+          <w:i w:val="0"/>
+        </w:rPr>
+        <w:t>محكمة الاستئناف بمنطقة مكة المكرمة</w:t>
+      </w:r>
+    </w:p>
+    <w:p>
+      <w:pPr>
+        <w:jc w:val="right"/>
+        <w:bidi/>
+      </w:pPr>
+      <w:r>
+        <w:rPr>
+          <w:b w:val="0"/>
+          <w:i w:val="0"/>
+        </w:rPr>
+        <w:t>ىلوألا ةيصخشلا لاوحالا ةرئاد</w:t>
+      </w:r>
+    </w:p>
+    <w:p>
+      <w:pPr>
+        <w:jc w:val="right"/>
+        <w:bidi/>
+      </w:pPr>
+      <w:r>
+        <w:rPr>
+          <w:b w:val="0"/>
+          <w:i w:val="0"/>
+        </w:rPr>
+        <w:t>T</w:t>
+      </w:r>
+    </w:p>
+    <w:p>
+      <w:pPr>
+        <w:pStyle w:val="Heading2"/>
+        <w:jc w:val="right"/>
+        <w:bidi/>
+      </w:pPr>
+      <w:r>
+        <w:t>[ترويسة / كليشة وزارة العدل — معلومات رسمية متكررة] ===</w:t>
+        <w:br/>
+        <w:t>رقم الصفحة : تاريخ الصك: ١٤٤٢/٠٦/٢٨</w:t>
+      </w:r>
+    </w:p>
+    <w:p>
+      <w:pPr>
+        <w:pStyle w:val="Heading2"/>
+        <w:jc w:val="right"/>
+        <w:bidi/>
+      </w:pPr>
+      <w:r>
+        <w:t>[نص الضبط / الحكم — المتن الفعلي] ===</w:t>
+        <w:br/>
+        <w:t>طلال أبو غزالة هو يساوي ثلاثمائة مليون رالي وثبوت الوصية يوجب تسليم الننث للمستحقين وإنفاذ هذا الإجراء كان قبل تاريخ الوصية وهو دليل على عدم الأهلية أيضا. ثامنا : خلا الحكم عن مناقشة ما ذكرناه من أنه مع عدم التسليم بالأهلية فإن حكم القاضي بالأهلية يقتضي ابطال الوصية برجوع المنهي عنه حيث قدمنا الورقة التي بصم عليها المنهي بشهادة ابنه عدنان أنه لم يغير وصيته الأولى لأبناء ابنه غازي وأنه إن كان قد أثبت في ، على لسانه فإنه يرجع عنه ويبطله ويعود إلى ما أوصي به سابقا من جعل الثلث الأولاد ابنه المتوفى غازي زيني . وقد ترك ناظر القضية الجواب عن هذا ومناقشته فالوصية إن صححت لما يطنه القاضي من الأهلية بطت بموجب هذا الإقرار وكل مستند يذكره ناظر القضية لتصحيح الوصية المطالب بإلغائها ينطبق على الرجوع الذي قدمناه ويقتضي بطلانها مرة أخرى ، والتفريق بين الأمرين تناقض). ثم جرى سؤال المستأنفين أصالة ووكالة هل لديهما ما إضافة على ما ورد في لوائحهم الاعتراضية المقدمة فأجاب كل واحد منهما يقوله : لا يوجد لدي إضافة عما ورد في اللائحة الاعتراضية والسك ، كما جرى سؤال المدعى عليه وكالة هل لديه إضافة فأجاب بقوله : أكتفي بما قدمت لدى محكمة الدرجة الأولى هكذا قرر ورفعت الجلسة للدراسة، وفي جلسة عالية جرى تأمل القصية.</w:t>
+      </w:r>
+    </w:p>
+    <w:p>
+      <w:pPr>
+        <w:jc w:val="right"/>
+        <w:bidi/>
+      </w:pPr>
+      <w:r>
+        <w:rPr>
+          <w:b w:val="0"/>
+          <w:i w:val="0"/>
+        </w:rPr>
+        <w:t>بابسألا</w:t>
+      </w:r>
+    </w:p>
+    <w:p>
+      <w:pPr>
+        <w:jc w:val="right"/>
+        <w:bidi/>
+      </w:pPr>
+      <w:r>
+        <w:rPr>
+          <w:b w:val="0"/>
+          <w:i w:val="0"/>
+        </w:rPr>
+        <w:t>وبناء على المادة 162 من نظام المرافعات الشرعية وبعد الاطلاع ودراسة أوراق القضية والحكم الصادر فها والاعتراض المقدم عليه والمرافعة تبين أن الاعتراض قد قدم خلال الأجل المحدد نظاما ومن ثم فهو مقبول شكلا، أما ث الموضوع فبناء على الأسباب التي وردت في الحكم المستأنف مضافا اليها أن الصكوك الصادرة من الدوائر الشرعية لها حجيتها المعتبرة، وبناء على المادة الحادية والأربعين بعد المائة نظام المرافعات الشرعية ونصها : (لا يقبل الطعن في الأوراق الرسمية إلا بادعاء التزوير، مالم يكن مذكوراً فها ما يخالف والتي تنص على أن : (الأوراق الصادرة من كتاب العدل بموجب الاختصاص تكون لها قوة الإثبات، ويجب العمل إبطال الوصية الثانية فيه مصلحة للمدعى عليه عدنان ( المفكر لها ) إذ الوصية الثانية بالثلث كاملاً أما الوصية الأولى فهي أقل من الثلث إذ هي وصية الأولاد غازي بتصيب و سبب والدهم أقل من الث لوجود زوجة من ضمن الورثة ، وعليه فلا يقبل إنكاره لها ، ويؤيد ذلك المكاتبة بين وزير العدل ووزير الصحة بشأن صحة التقرير الصادر من مستشفى سية الذي بعد حاسماً في موضوع الوصية ، وأما ما ورد بشأن إفادة الذين من القضاة الذين نظروا</w:t>
+      </w:r>
+    </w:p>
+    <w:p>
+      <w:pPr>
+        <w:jc w:val="right"/>
+        <w:bidi/>
+      </w:pPr>
+      <w:r>
+        <w:rPr>
+          <w:b w:val="0"/>
+          <w:i w:val="0"/>
+        </w:rPr>
+        <w:t>احكام الشريعة الإسلامية). وبناء على المادة (80). بمضمونها أمام المحاكم بلا بيئة إضافية، ولا يجوز الطعر</w:t>
+      </w:r>
+    </w:p>
+    <w:p>
+      <w:pPr>
+        <w:jc w:val="right"/>
+        <w:bidi/>
+      </w:pPr>
+      <w:r>
+        <w:rPr>
+          <w:b w:val="0"/>
+          <w:i w:val="0"/>
+        </w:rPr>
+        <w:t>في موضوع أهلية الموسية فقد تمت الإشارة إلى الجواب عنه في جواب المدعى عليه ، كما أن إفادات القضاة لم تكن صريحة في الموضوع ويؤيد ذلك أن القاضي إبراهيم اللحيدان الذي أفاد بأن الموصي مدرك لأشياء قليلة وغير مدرك للأشياء الماضية هو القاضي الذي حكم برد طلب إقامة ولي على الموصي بعد ورود التقرير ولو كان يرى أنه قاصر لما جاز له الحكم بذلك ، كما لا يخفى بأن الموصي إذا كان مدركاً في زمن وغير مدرك في آخر فإن وصيته في زمن الإدراك مقبولة . قال في شرح منتهى الإرادات : ... وكذا المغمى عليه . فإن كان يفيق أحيانا ووصى في إفاقته صحت ) . ولأن ما قدمه الأطراف لا يخرج عما سبق أن قدموه أمام محكمة الدرجة الأولى فإن الدائرة تنتهي إلى صحة الحكم المستأنف .</w:t>
+      </w:r>
+    </w:p>
+    <w:p>
+      <w:pPr>
+        <w:jc w:val="right"/>
+        <w:bidi/>
+      </w:pPr>
+      <w:r>
+        <w:rPr>
+          <w:b w:val="0"/>
+          <w:i w:val="0"/>
+        </w:rPr>
+        <w:t>لذلك حكمت الدائرة بقبول الاستئناف شكلا ورفضه موضوعا وتأييد الحكم رقم 421170332 وتاريخ 1442/4/14هـ الصادر من الدائرة الثانية والعشرين بالمحكمة العامة بمحافظة جدة فيما قضى به من رد دعوى المدعين وبالله التوفيق وصلى الله على نبينا محمد وعلى آله وصحبه وسلم.</w:t>
+      </w:r>
+    </w:p>
+    <w:p>
+      <w:pPr>
+        <w:jc w:val="right"/>
+        <w:bidi/>
+      </w:pPr>
+      <w:r>
+        <w:rPr>
+          <w:b w:val="0"/>
+          <w:i w:val="0"/>
+        </w:rPr>
+        <w:t>ةيئاضقلا ةرئادلا سيئر</w:t>
+      </w:r>
+    </w:p>
+    <w:p>
+      <w:pPr>
+        <w:jc w:val="right"/>
+        <w:bidi/>
+      </w:pPr>
+      <w:r>
+        <w:rPr>
+          <w:b w:val="0"/>
+          <w:i w:val="0"/>
+        </w:rPr>
+        <w:t>عفانلا عفان هللادبع فيان</w:t>
+      </w:r>
+    </w:p>
+    <w:p>
+      <w:pPr>
+        <w:jc w:val="right"/>
+        <w:bidi/>
+      </w:pPr>
+      <w:r>
+        <w:rPr>
+          <w:b w:val="0"/>
+          <w:i w:val="0"/>
+        </w:rPr>
+        <w:t>100801730</w:t>
+      </w:r>
+    </w:p>
+    <w:p>
+      <w:pPr>
+        <w:jc w:val="right"/>
+        <w:bidi/>
+      </w:pPr>
+      <w:r>
+        <w:rPr>
+          <w:b w:val="0"/>
+          <w:i w:val="0"/>
+        </w:rPr>
+        <w:t>08017301</w:t>
+      </w:r>
+    </w:p>
+    <w:p>
+      <w:pPr>
+        <w:jc w:val="right"/>
+        <w:bidi/>
+      </w:pPr>
+      <w:r>
+        <w:rPr>
+          <w:b w:val="0"/>
+          <w:i w:val="0"/>
+        </w:rPr>
+        <w:t>عضو الدائرة</w:t>
+      </w:r>
+    </w:p>
+    <w:p>
+      <w:pPr>
+        <w:jc w:val="right"/>
+        <w:bidi/>
+      </w:pPr>
+      <w:r>
+        <w:rPr>
+          <w:b w:val="0"/>
+          <w:i w:val="0"/>
+        </w:rPr>
+        <w:t>نيسح لا هللادبع زيزعلا دبع دلاخ</w:t>
+      </w:r>
+    </w:p>
+    <w:p>
+      <w:pPr>
+        <w:jc w:val="right"/>
+        <w:bidi/>
+      </w:pPr>
+      <w:r>
+        <w:rPr>
+          <w:b w:val="0"/>
+          <w:i w:val="0"/>
+        </w:rPr>
+        <w:t>دمحألا دمحم هللا دبع ميهاربا ةرئادلا وضع</w:t>
+      </w:r>
+    </w:p>
+    <w:p>
+      <w:pPr>
+        <w:jc w:val="right"/>
+        <w:bidi/>
+      </w:pPr>
+      <w:r>
+        <w:rPr>
+          <w:b w:val="0"/>
+          <w:i w:val="0"/>
+        </w:rPr>
+        <w:t>5</w:t>
+      </w:r>
+    </w:p>
+    <w:p>
+      <w:pPr>
+        <w:jc w:val="right"/>
+        <w:bidi/>
+      </w:pPr>
+      <w:r>
+        <w:rPr>
+          <w:b w:val="0"/>
+          <w:i w:val="0"/>
+        </w:rPr>
+        <w:t>مرفق</w:t>
+      </w:r>
+    </w:p>
+    <w:p>
+      <w:pPr>
+        <w:pStyle w:val="Heading2"/>
+        <w:jc w:val="right"/>
+        <w:bidi/>
+      </w:pPr>
+      <w:r>
+        <w:t>[بيانات الأطراف: المدعي / المدعى عليه / الحاضرون] ===</w:t>
+        <w:br/>
+        <w:t>المملكة العربية السعودية</w:t>
+      </w:r>
+    </w:p>
+    <w:p>
+      <w:pPr>
+        <w:pStyle w:val="Heading2"/>
+        <w:jc w:val="right"/>
+        <w:bidi/>
+      </w:pPr>
+      <w:r>
+        <w:t>[نص الضبط / الحكم — المتن الفعلي] ===</w:t>
+        <w:br/>
+        <w:t>ةحصلا ةرازو</w:t>
+      </w:r>
+    </w:p>
+    <w:p>
+      <w:pPr>
+        <w:jc w:val="right"/>
+        <w:bidi/>
+      </w:pPr>
+      <w:r>
+        <w:rPr>
+          <w:b w:val="0"/>
+          <w:i w:val="0"/>
+        </w:rPr>
+        <w:t>٥</w:t>
+      </w:r>
+    </w:p>
+    <w:p>
+      <w:pPr>
+        <w:jc w:val="right"/>
+        <w:bidi/>
+      </w:pPr>
+      <w:r>
+        <w:rPr>
+          <w:b w:val="0"/>
+          <w:i w:val="0"/>
+        </w:rPr>
+        <w:t>ةدجب ةيسفنلا ةحصلا ىفشتسم ةدج ةظفاحمب ةيحصلا نوئشلا ةيريدم</w:t>
+      </w:r>
+    </w:p>
+    <w:p>
+      <w:pPr>
+        <w:jc w:val="right"/>
+        <w:bidi/>
+      </w:pPr>
+      <w:r>
+        <w:rPr>
+          <w:b w:val="0"/>
+          <w:i w:val="0"/>
+        </w:rPr>
+        <w:t>ةحصلا ةرازو</w:t>
+      </w:r>
+    </w:p>
+    <w:p>
+      <w:pPr>
+        <w:jc w:val="right"/>
+        <w:bidi/>
+      </w:pPr>
+      <w:r>
+        <w:rPr>
+          <w:b w:val="0"/>
+          <w:i w:val="0"/>
+        </w:rPr>
+        <w:t>Ministry of Health</w:t>
+      </w:r>
+    </w:p>
+    <w:p>
+      <w:pPr>
+        <w:jc w:val="right"/>
+        <w:bidi/>
+      </w:pPr>
+      <w:r>
+        <w:rPr>
+          <w:b w:val="0"/>
+          <w:i w:val="0"/>
+        </w:rPr>
+        <w:t>لجنة طبية</w:t>
+      </w:r>
+    </w:p>
+    <w:p>
+      <w:pPr>
+        <w:jc w:val="right"/>
+        <w:bidi/>
+      </w:pPr>
+      <w:r>
+        <w:rPr>
+          <w:b w:val="0"/>
+          <w:i w:val="0"/>
+        </w:rPr>
+        <w:t>الرقم: ١٩٥١ التاريخ: ١٤٣٩/٦/٨د</w:t>
+      </w:r>
+    </w:p>
+    <w:p>
+      <w:pPr>
+        <w:jc w:val="right"/>
+        <w:bidi/>
+      </w:pPr>
+      <w:r>
+        <w:rPr>
+          <w:b w:val="0"/>
+          <w:i w:val="0"/>
+        </w:rPr>
+        <w:t>: تاعوفشملا</w:t>
+      </w:r>
+    </w:p>
+    <w:p>
+      <w:pPr>
+        <w:jc w:val="right"/>
+        <w:bidi/>
+      </w:pPr>
+      <w:r>
+        <w:rPr>
+          <w:b w:val="0"/>
+          <w:i w:val="0"/>
+        </w:rPr>
+        <w:t>S</w:t>
+      </w:r>
+    </w:p>
+    <w:p>
+      <w:pPr>
+        <w:jc w:val="right"/>
+        <w:bidi/>
+      </w:pPr>
+      <w:r>
+        <w:rPr>
+          <w:b w:val="0"/>
+          <w:i w:val="0"/>
+        </w:rPr>
+        <w:t>رقم الملف</w:t>
+      </w:r>
+    </w:p>
+    <w:p>
+      <w:pPr>
+        <w:jc w:val="right"/>
+        <w:bidi/>
+      </w:pPr>
+      <w:r>
+        <w:rPr>
+          <w:b w:val="0"/>
+          <w:i w:val="0"/>
+        </w:rPr>
+        <w:t>رمعلا</w:t>
+      </w:r>
+    </w:p>
+    <w:p>
+      <w:pPr>
+        <w:pStyle w:val="Heading2"/>
+        <w:jc w:val="right"/>
+        <w:bidi/>
+      </w:pPr>
+      <w:r>
+        <w:t>[بيانات الأطراف: المدعي / المدعى عليه / الحاضرون] ===</w:t>
+        <w:br/>
+        <w:t>الجنسية</w:t>
+      </w:r>
+    </w:p>
+    <w:p>
+      <w:pPr>
+        <w:pStyle w:val="Heading2"/>
+        <w:jc w:val="right"/>
+        <w:bidi/>
+      </w:pPr>
+      <w:r>
+        <w:t>[نص الضبط / الحكم — المتن الفعلي] ===</w:t>
+        <w:br/>
+        <w:t>أحمد عباس زيني</w:t>
+      </w:r>
+    </w:p>
+    <w:p>
+      <w:pPr>
+        <w:jc w:val="right"/>
+        <w:bidi/>
+      </w:pPr>
+      <w:r>
+        <w:rPr>
+          <w:b w:val="0"/>
+          <w:i w:val="0"/>
+        </w:rPr>
+        <w:t>٧٠٥٦٢</w:t>
+      </w:r>
+    </w:p>
+    <w:p>
+      <w:pPr>
+        <w:jc w:val="right"/>
+        <w:bidi/>
+      </w:pPr>
+      <w:r>
+        <w:rPr>
+          <w:b w:val="0"/>
+          <w:i w:val="0"/>
+        </w:rPr>
+        <w:t>۹۰ سنه</w:t>
       </w:r>
     </w:p>
     <w:p>
@@ -8245,774 +9003,6 @@
           <w:b w:val="0"/>
           <w:i w:val="0"/>
         </w:rPr>
-        <w:t>المدعى عليه</w:t>
-      </w:r>
-    </w:p>
-    <w:p>
-      <w:pPr>
-        <w:pStyle w:val="Heading2"/>
-        <w:jc w:val="right"/>
-        <w:bidi/>
-      </w:pPr>
-      <w:r>
-        <w:t>[نص الضبط / الحكم — المتن الفعلي] ===</w:t>
-        <w:br/>
-        <w:t>مستأنف ضده</w:t>
-      </w:r>
-    </w:p>
-    <w:p>
-      <w:pPr>
-        <w:jc w:val="right"/>
-        <w:bidi/>
-      </w:pPr>
-      <w:r>
-        <w:rPr>
-          <w:b w:val="0"/>
-          <w:i w:val="0"/>
-        </w:rPr>
-        <w:t>عدنان احمد عباس زيني</w:t>
-      </w:r>
-    </w:p>
-    <w:p>
-      <w:pPr>
-        <w:jc w:val="right"/>
-        <w:bidi/>
-      </w:pPr>
-      <w:r>
-        <w:rPr>
-          <w:b w:val="0"/>
-          <w:i w:val="0"/>
-        </w:rPr>
-        <w:t>۱۰۱۷۰۹۲۷۳۳</w:t>
-      </w:r>
-    </w:p>
-    <w:p>
-      <w:pPr>
-        <w:pStyle w:val="Heading2"/>
-        <w:jc w:val="right"/>
-        <w:bidi/>
-      </w:pPr>
-      <w:r>
-        <w:t>[بيانات الأطراف: المدعي / المدعى عليه / الحاضرون] ===</w:t>
-        <w:br/>
-        <w:t>سعودي</w:t>
-      </w:r>
-    </w:p>
-    <w:p>
-      <w:pPr>
-        <w:pStyle w:val="Heading2"/>
-        <w:jc w:val="right"/>
-        <w:bidi/>
-      </w:pPr>
-      <w:r>
-        <w:t>[نص الضبط / الحكم — المتن الفعلي] ===</w:t>
-        <w:br/>
-        <w:t>مدعى عليه</w:t>
-      </w:r>
-    </w:p>
-    <w:p>
-      <w:pPr>
-        <w:jc w:val="right"/>
-        <w:bidi/>
-      </w:pPr>
-      <w:r>
-        <w:rPr>
-          <w:b w:val="0"/>
-          <w:i w:val="0"/>
-        </w:rPr>
-        <w:t>مستأنف ضده</w:t>
-      </w:r>
-    </w:p>
-    <w:p>
-      <w:pPr>
-        <w:jc w:val="right"/>
-        <w:bidi/>
-      </w:pPr>
-      <w:r>
-        <w:rPr>
-          <w:b w:val="0"/>
-          <w:i w:val="0"/>
-        </w:rPr>
-        <w:t>احمد عباس لا</w:t>
-      </w:r>
-    </w:p>
-    <w:p>
-      <w:pPr>
-        <w:jc w:val="right"/>
-        <w:bidi/>
-      </w:pPr>
-      <w:r>
-        <w:rPr>
-          <w:b w:val="0"/>
-          <w:i w:val="0"/>
-        </w:rPr>
-        <w:t>١٠٠٧٠٥٦٨٣٩</w:t>
-      </w:r>
-    </w:p>
-    <w:p>
-      <w:pPr>
-        <w:jc w:val="right"/>
-        <w:bidi/>
-      </w:pPr>
-      <w:r>
-        <w:rPr>
-          <w:b w:val="0"/>
-          <w:i w:val="0"/>
-        </w:rPr>
-        <w:t>90801730</w:t>
-      </w:r>
-    </w:p>
-    <w:p>
-      <w:pPr>
-        <w:jc w:val="right"/>
-        <w:bidi/>
-      </w:pPr>
-      <w:r>
-        <w:rPr>
-          <w:b w:val="0"/>
-          <w:i w:val="0"/>
-        </w:rPr>
-        <w:t>فلدينا نحن قضاة دائرة الأحوال الشخصية الأولى بمحكمة الاستئناف بمكة المكرمة قاضي استئناف / نايف بن عبد الله الدافع رئيساً قاضي استئناف إبراهيم بن عبد الله الأحمد عضواً قاضي استئناف / خالد بن عبد العزيز الحسين عضواً حضر المستأنف وكالة سليمان بن صالح الخميس سعودي الجنسية بالسجل المدني رقم 1046990071 بالوكالة رقم 391107407 وتاريخ 1439/7/19هـ عن طلال بن غازي بن أحمد زيني سعودي الجنسية بالرقم 1055220915 وحضر المستأنف صده عدنان بن أحمد ريني سعودي الجنسية بالسجل المدني رقم 1017092733 وحضر عن بعد وائل بن جبر الغامدي بالسجل المدني رقم 103816076 بوكالته عن أسامه بن أحمد ربني بالرقم 40340006 وتاريخ 1440/2/27هـ الصادرة من كتابة عدل الثانية من محافظة جدة بما أن وقائع هذه القضية قد أوردها الحكم المستأنف المشار إليه أعلام فإن الدائرة تحيل إليه منعا للتكرار، وتتلخص في أن المدعي يطلب مانصه ( إلغاء الوصية المثبتة بالصك رقم 229014721194320022 وتاريخ 12 / 2 / 1432هـ) وبعد النظر أصدرت فيها حكمها القاضي بما نصه ارددت دعوى المدعين وبذلك حكمت).... وبعد أن تسلم المستأنفون وهم المدعون والمدعى عليه عدنان احمد زيني نسخة من قدموا بمذكرتين اعتراضيتين بتاريخ 1442/5/9 هـ وأحبنت لهذه الدائرة بتاريخ 1/6/1442 . وطلب المستانف المدعى عليه عدنان زيني ( الغاء القرار برد الدعوى والقضاء مجددا بعدم صحة الوصية المقدمة من اخي المدعى عليه أسامة والحكم للمدعين بحق الثلث في تركة جدهم الشيخ احمد زيني مع الزام المعترض ضده بتسليم الحصة الموصى بها لورثة شفيقنا غازي احمد زيني) الأسباب تتلخص فيما يلي (7 بتاريخ 10 / 5 / 1436 هـ نوي والدي الشيخ / أحمد زيني رحمه الله عليه وكان قد أوصى حال حياته هو في كامل صحته لأبناء شقيقي/ غازي المتوفى في حال حياة والدي بحصة قدرها ثلث تركته وفقا للثابت بالوصية والمرفقة لفضيلتكم والمقدمة من المدعين والموضح بها تفصيلا ثبوت حق أولادة أخي / غازي شرعاً في هذه الوصية 2. حيث أنني قد طالبت شقيقي المعترض ضده / أسامه أحمد زيني بتنفيذ وصية الشيخ/ أحمد زيني رحمة الله المقدمة من المدعين لصحها إلا أنه رفض ذلك دون سند شرعي كما رفض إلبات الوصية ضمن حصر الإرث على الرغم من علمه يقيناً بالوسية ولم يثبت أي وصية أخرى في حينه 3 ولما كان المعترض ضده يطالب بتنفيذ وصية أخرى وهي الوصية محل الطعن بعد صحتها في الدعوى المنظورة أمام فضيلتكم وذلك لإنكار الوصية السابقة والمرفقة في المستند رقم (1) رغبة منه في ضياع حقوق المدعيين أبناء شقيق موكلي غازي أحمد زيني والتي أنشأها بوكالته عن والدي رحمة الله وهذا الوكالة قد تم إصدارها ووالدي في صحية وعقلية لا تسمح له بإصدارها في هذا التوقيت وقد صدر حكم بإقامة ولي على قاصر عقلا على والدي في ذلك الوقت . 4- وحيث أن الوصية المقدمة من المعترض ضده / أسامة زبي وهو من أقامها بموجب وكالة صدرت عن مورثنا الذي البلت كافة التقارير الطبية أنه لم يكون في حالة تسمح له بإجراء وكالة أو إجراء تصرف لأنه يحتاج إلى إقامة وهى نظراً لكبر سنة وخرفه وأن استناد الدائرة الحاكمه لتقرير طبي نظر في الدعوى السابقة والتي تم نقض حكمها وبالتالي لا يجوز للدائرة الاستناد إلى هذا التقرير كمبرر للقضاء برد الدعوى . 5- وحيث أن والدي الشيخ / أحمد زيني حال حياته وفي حضوري أولاد أخي غازي وشقيقي المعترض قد أوصى لهم بالثلث في تركته ثم يأتي المعترض ضده ليقدم وصية جديده اصطنعها بيده ووثقها بوصفة وكيلاً عن والدي بموجب وكالة صدرت ممن ليس له أهلية إصدار الوكالة بزعم الشراك أولاده دون وجه حق في نصيب أولاد أخيه المتوفي الأمر الذي حدى بهم إلى الالتجاء لفضيلتكم للقضاء بصحتها الوصية المقدمة من المدعين بحقهم في ثلث تركة جدهم والحكم بمقتضاها على النحو الشرعي وتسليمهم نصبهم المستحق على النحو اللازم . 6- وحيث أن الاعتراض على الحكم بالاستئناف يعيد النظر في موضوع القضية بالكامل ولما كان المعترض بقر الشوت حق أولاد الأخ في الموصية التي أوصى بها والدنا الشيخ / أحمد زيني رحمة الله ) كما طلب المستأنف وكالة سليمان الخميس (قبول الاعتراض شكلا وموضوعا وفتح باب المرافعة والحكم بابطال الوصية لوقوعها في وقت حرف الموصي ) الاسباب تتلخص فيما يلي / (أولاً : استدل فضيلة ناظر القضية لحكمه بما ورد في تقرير الشؤون الصحية بجدة وسبب لذلك بقوله ( ووردت الإفادة بموجب الخطاب رقم 19511 وتاريخ 1432/8/6هـ والمتضمن أن الموصي قادر على القيام</w:t>
-      </w:r>
-    </w:p>
-    <w:p>
-      <w:pPr>
-        <w:jc w:val="right"/>
-        <w:bidi/>
-      </w:pPr>
-      <w:r>
-        <w:rPr>
-          <w:b w:val="0"/>
-          <w:i w:val="0"/>
-        </w:rPr>
-        <w:t>بشؤونه ولا يحتاج إلى تعيين قيم ...... فإن هذا لا يقوى على معارضة التقرير الصادر من ذوي الخبرة و هذا التسبيب من فضيلة ناظر القضية غير صحيح وفي غير محله ولا يجوز لفضيلته نظاماً الاستناد على تقرير كان أساساً لحكم منقوض من محكمة الاستئناف ثانيا : جعل فصيلة ناظر القضية التقرير الصادر من الشؤون الصحية بجدة برقم 37853 وتاريخ 1441/7/10هـ اساسأ له في الحكم بصحة الوصية وصحة الموصي العقلية وهذا غير صحيح وذلك لأن الموسي رحمه الليتم تشخيص حالته العقلية في خمس وقائع : ثبت في أربع منها أنه</w:t>
-      </w:r>
-    </w:p>
-    <w:p>
-      <w:pPr>
-        <w:jc w:val="right"/>
-        <w:bidi/>
-      </w:pPr>
-      <w:r>
-        <w:rPr>
-          <w:b w:val="0"/>
-          <w:i w:val="0"/>
-        </w:rPr>
-        <w:t>100801</w:t>
-      </w:r>
-    </w:p>
-    <w:p>
-      <w:pPr>
-        <w:jc w:val="right"/>
-        <w:bidi/>
-      </w:pPr>
-      <w:r>
-        <w:rPr>
-          <w:b w:val="0"/>
-          <w:i w:val="0"/>
-        </w:rPr>
-        <w:t>ةيدوعسلا ةيبرعلا ةكلمملا</w:t>
-      </w:r>
-    </w:p>
-    <w:p>
-      <w:pPr>
-        <w:pStyle w:val="Heading2"/>
-        <w:jc w:val="right"/>
-        <w:bidi/>
-      </w:pPr>
-      <w:r>
-        <w:t>[ترويسة / كليشة وزارة العدل — معلومات رسمية متكررة] ===</w:t>
-        <w:br/>
-        <w:t>وزارة العدل</w:t>
-      </w:r>
-    </w:p>
-    <w:p>
-      <w:pPr>
-        <w:pStyle w:val="Heading2"/>
-        <w:jc w:val="right"/>
-        <w:bidi/>
-      </w:pPr>
-      <w:r>
-        <w:t>[نص الضبط / الحكم — المتن الفعلي] ===</w:t>
-        <w:br/>
-        <w:t>صمك رقم ٤٢٧٠٣٦٢٠١</w:t>
-      </w:r>
-    </w:p>
-    <w:p>
-      <w:pPr>
-        <w:jc w:val="right"/>
-        <w:bidi/>
-      </w:pPr>
-      <w:r>
-        <w:rPr>
-          <w:b w:val="0"/>
-          <w:i w:val="0"/>
-        </w:rPr>
-        <w:t>محكمة الاستئناف بمنطقة مكة المكرمة</w:t>
-      </w:r>
-    </w:p>
-    <w:p>
-      <w:pPr>
-        <w:jc w:val="right"/>
-        <w:bidi/>
-      </w:pPr>
-      <w:r>
-        <w:rPr>
-          <w:b w:val="0"/>
-          <w:i w:val="0"/>
-        </w:rPr>
-        <w:t>ىلوالا ةيصخشلا لاوحالا ةرئاد</w:t>
-      </w:r>
-    </w:p>
-    <w:p>
-      <w:pPr>
-        <w:jc w:val="right"/>
-        <w:bidi/>
-      </w:pPr>
-      <w:r>
-        <w:rPr>
-          <w:b w:val="0"/>
-          <w:i w:val="0"/>
-        </w:rPr>
-        <w:t>T</w:t>
-      </w:r>
-    </w:p>
-    <w:p>
-      <w:pPr>
-        <w:pStyle w:val="Heading2"/>
-        <w:jc w:val="right"/>
-        <w:bidi/>
-      </w:pPr>
-      <w:r>
-        <w:t>[ترويسة / كليشة وزارة العدل — معلومات رسمية متكررة] ===</w:t>
-        <w:br/>
-        <w:t>رقم الصفحة تاريخ الصك: ١٤٤٢/٠٦/٢٨</w:t>
-      </w:r>
-    </w:p>
-    <w:p>
-      <w:pPr>
-        <w:pStyle w:val="Heading2"/>
-        <w:jc w:val="right"/>
-        <w:bidi/>
-      </w:pPr>
-      <w:r>
-        <w:t>[نص الضبط / الحكم — المتن الفعلي] ===</w:t>
-        <w:br/>
-        <w:t>مصاب بالغرف ويحتاج إلى قيم وهي على النحو التالي / 1- الواقعة الأولى التقرير الطبي الصادر من مدينة الملك عبد العزيز الطبية بتاريخ 1431/13/12هـ والمبنى على خطاب فضيلة القاضي إبراهيم اللحيدان الكتابة إلى مدينة الملك عبد العزيز الطبية بحدة و المرفق بخطاب المستشفى رقم 767 يف 2/1432/13/ح/ هـ ونصه ( يعاني من قصور الإدراك وضعف في الذاكرة وقصور في التركيز وشرود الذهن كما أنه يعاني من رجفان بأيدي وجمود بتعابير الوجه مع اضطراب بالخطوات وعدم قدرته على السير الابمساعدة شخصين 2 الواقعة الثانية شخوص فضيلة القاضي إبراهيم اللحيدان على حالة الموصي بتاريخ 18/2/1423هـ بحضور الموظف بدائرة الفضائية السادسة والعشرين بالمحكمة العامة بجدة وتم تدوين ذلك بمحضر القضية ونصه وحيث سبق في يوم السبت الموافق 18/2/1432هـ حضور الأب أحمد ربين والجلوس معه منفرداً وكان مقعداً على كرسي متحرك بعضور الموظف عبدا هلا أحمد الغامدي وجرى ماي الحديث معه فوجدت أنه مدرك لأشياء قليلة وغير مدرك الأشياء ماضية 3- الواقعة الثالثة شخوص فضيلة القاضي صالح الزايدي وذلك وفقا لم هو مرصود في الصحيفة التاسعة من الصك رقم 34281449 وتاريخ 26/7/1434هـ ونص الحاجة منه وظهر لي أنه كبير في السن ومقعد وضعيت الذاكرة ويحتاج إلى إقامة قيم ، وللبيان تم إعداد هذا المحضر وذلك وفقا لما هو مضبوط في صك الولاية رقم 434281449 الواقعة الرابعة قررت الدائرة التاسعة بالمحكمة العامة بجدة تشكيل لجنة من ثلاث أطباء بمشاركة مستشفى الأمل ومستشفى الصحة النفسية بجدة كما جاء في الصك رقم 34281449 وتاريخ 1434/7/26هـ ونص تقرير اللجنة ( وبمعاينة حالة المذكور أعلاه وبالاطلاع على ملفه الطبي والفحوصات الطب ية والتقارير الصادرة بحقه تقرر ما يلي : أن المذكور يعاني من تدهور في القدرات العقلية المعرفية وتشخصت حالته / عنه شيخوخة بدرجة شديدة مع جلطة دماغية وعليه ترى اللجنة لمذكور يحتاج إلى إقامة ولي عليه يرعى شؤونه). وحيث إنه ثبت خرف الموصي في أربع تشخيصات اثنين منها من قضاة واثنين من أطباء أهل الاختصاص. وتقرير مستشفى مدينة الملك عبد العزيز والقاضي اللحيدان متقدم تاريخاً عليه ناظر القضية مما ورد في تقرير مستشفى الصحة النفسية ، لذا كان يجب على فضيلة ناظر القضية طرح هذا التقرير وعدم الالتفات إليه لمخالفته التقارير السابقة ومخالفته ما عاينه أصحاب الفضيلة القضاة ثالثا : ذكر فضيلة ناظر القضية في تسبيب الحكم ما نصه ( ونظرا لوجود الفارق الزماني المؤثر بين تاريخ صدور التقرير الطبي ووبين : الحكم من الدائرة السادسة والعشرين وإثبات القصور العقلي بأحمد عباس زبين لدى الدائرة التاسعة واتعارض البينات والتقارير ...) هذا التسبيب غير صحيح وفيه إغفال ثبوت العالي للموصي ابتداء قبل التقرير الذي استندت عليه الدائرة وذلك في تقرير مدينة الملك عبد العزيز الطبية بجدة المبني على خطاب المحكمة ، وكذلك فيه إغفال لما دونه القاضي إبراهيم اللحيدان ، والصحيح أنه ثبوت خرف الموصي مستصحب من صدور أول التقارير وهو تقرير مدينة الملك عبد العزيز ومعاينة القاضي إبراهيم اللحيدان للمنهى عنه ، وورود خطأ بأحد بتقرير الصحة النفسية لا ينفي ذلك لثبوت خطأ التقرير بعد إعادة تشكيل اللجنة من عدة مستشفيات بمشاركة الصحة النفسية والذي أثبت الغرف وصحة الأساس الذي أقيم عليه الطلب الإنهائي بالعجر على الموسي. فالفارق الزمني غير موجود وليس حجة على عدم خرف الموصي ابتداء . رابعا : سبب فضيلة ناظر القضية لحكمه بقوله (التعارض البينات والتقارير كما هو ظاهر ولأنه عند التعارض يصار إلى الترجيح ولأن الأصل هو صحة الوصية المثبتة لدى الدائرة ولا يصار إلى غيره إلا بدليل مثله أو أقوى منه ، ما ذكره فضيلة ناظر القضية غير صحيح من وجود تعارض للبينات وذلك لأنه كان يحب على فضيلة ناظر القضية طرح وعدم الأخذ بالتقرير الصادر من مستشفى الصحة النفسية بجدة لثبوت خطئه، خامسا : القصرت الدائرة في إجراء انها قلم تدخل المستحقين للوصية المطالب بالغانها وهم : جميع الأحفاد الذكور والأناث بالتساوي . والمتعين إدخالهم في الدعوى وسؤالهم عن الاستحقاق وعن حال الموصي وقت الوصية لأنهم يعرفون ذلك وإجراء الوجه الشرعي تجاه ذلك . سادسا : وجود العيب في إجراءات الوكالة التي أثبتت بموجها الوصية المعترض عليها ، وهذا مع تأكيدنا على الغرف في وقت التوكيل بالوصية إلا أن العبب في الإجراءات حاصل لكون الوصية أثبتت بموجب وكالة رقم 11902 وتاريخ 8/ 2 / 1432 هـ وقام بتدوينها كاتب العدل عبد الوهاب القرني في منزل أسامة زبني وليس في كتابة العدل، ولم يكن خروج كاتب العدل وفق النظام حيث أقر الشاهد إسماعيل مسبح في ص 21 من الصك أنه حضر لمنزل أسامة زيني و أن الوكالة دونت في البيت وليس في كتابة العدل وأن أسامة زيني هو من كان يتكلم وأنه لم يسمع أحمد ويني لكون صوته كان منخفضا وصادق وكيل أسامة على كل ذلك ، وخلاصة القول : أن كاتب العدل زعم في وكالته أن أحمد زيني حضر عنده والشاهد ووكيل أسامة زيني أمروا أن الوكالة كتبت في البيت وليس في سجلات كتابة العدل استئذان رسمي لضبط الوكالة في المنزل وحيث أخفى كاتب العدل ذلك فأحسن الأحوال أنه فعل ذلك مجاملة لصاحب المنزل ( المدعى عليه أسامة زيني) فلا تقبل شهادته ولا ضبطه مثل هذه الوثيقة التي تجلب النفع لأولاد صاحب المنزل الذي أكله وجالسه فالمتعين رد إجراء كاتب العدل بأكمله لمخالفته الشرع والنظام. سابعاً : أفيد فضيلتكم أن الثابت هو خرف الموصي وأن هذا الخرف مستمر من ثبونه بتاريخ 12/12/1431هـ بموجب التقرير الطيب الصادر من مدينة الملك عبد العزيز الطبية بجدة إلى حين وفاة الموصي ولم يتغير شيء وهو أساس تقديم دعوى الحجر بتاريخ 1/1/1432هـ بالفيد رقم 305/31 لدى المحكمة العامة بجدة والوصية اللاحقة لهذا التاريخ غير صحيحة وقد ذكرنا أدلة ذلك بالمرافعة من التقارير الطبية وإفادات القضاة وشهود الحال وضعف تصرفات المنهي فتحيل عليها لكي لاتطيل، وتزيدها بما يلي : 1. قرار الوارث عدنان ربني بعدم صحة هذه الوصية حيث حضر في الدعوى بصفته مدعى عليه يرث النصف من الموصي وقرر أن الوصية المنهى بها غير صحيحة، وأن الصحيح في الوصية التي كتبها الشيخ عبد الملك بن دهيش والمتضمنة جعل الثلث لأبناء أخيه غازي زباني ، وأما الوصية التي اصطنعها أسامة فهي تجعل الثلث مشاعا بني أولاد غازي وأولاد أسامة وأولاد عدنان ، وحيث إن إقراره هذا. و على خلاف مصلحته ويجر عليه ضرراً وليس له في مصلحه حيث أنه يحرم أولاده من الاستحقاق ويثبته بموجبه الوصية السابقة لموكلي ورغم ثبوت هذا الإقرار بموجب افادة وكيله إلا أن المدعى عليه عدنان حضر في الجلسة السابقة الموكلي ورغم ثبوت هذا الإقرار بموجب إفادة وكيله إلا أن المدعى عليه عدنان حضر في الجلسة الأخيرة وقرر ما ذكرناه وكلبنا إعادة ضبطه من ناظر القضية في الجلسة المتلفزة إلا أن ذلك لم يحصل ويمكن للدائرة الرجوع للجلسة واستماع إفادة المدعى عليه عدنان بلسانه 2 أن دعوى الحجر سابقة على طلب إثبات الوصية حيث أحيل طلب إثبات الوصية للمحكمة العامة بجدة برقم 3331 في 8 / 2 / 1432هـ بينما أحيل طلب إقامة الولاية على أحمد زيني برقم 205 / 32 في 1432/1/1هت وبناء عليه فأن الاختصاص في إثبات الوصية ونفها يتعقد أساساً لقاضي الولاية لكون الوصية فرع عن الأهليه وحيث انتهت الولاية بحكم بات بعدم الأهلية مفصحة في الحكم على صحة الطلب المقدم في 1/1 / 1432هـ فيتعين إبطال الوصية شرعاً ونظاماً 3 أن المنهي في الوصية ذكر في انهائه أن موكلي أوصى بوصية مكتوبه بشهادة إسماعيل سميح وسماع شهادة الشاهد أقر أنه لم يسمع أحمد زيني بل سمع أبنه أسامه وبناء عليه فأنه استبان عدم صحة شهادة الشاهد الذي أنهى بموجب شهادته فيتعين إبطال الوصية له أن قرائن الأحوال شاهده على صحة دعوى موكلي فإضافة على ما ذكر في المرافعة فإن لا يتصور أن رجلاً راشداً تقام عليه دعوى ولاية ثم يعمد إلى تغيير وسبته عن طريق وكالة مكتوبة في المنزل بل الذي يشهد له العرف والعادة أن يقوم هذا الرجل الرشيد العاقل بالحضور إلى المحكمة بنفسه وإثبات أهليته وتعديل وصيته بنفسه لكنه وكن وكيلا لتعديل الوصية بالطريقة التي أشرنا إليها ثم أحضر إلى ناظر قضية الولاية ولم يتبين رشده بل تبين أنه غير مدرك لأشياء كبارة ، وبعد هذا لم يحضر في جلسات المحاكم بل ولا للأطباء الا تحت ضغط القوة الجبرية على ولده أسامة فهل تترك هذه القرائن التي هي بمنزلة البينات لأجل ما سبب به ناظر القضية 5 - أن المدعى عليه في هذه الدعوى اثنان : عدنان زيني وهو الابن الأكبر وقد أقر بالدعوى جملة وتفصيلا، وأسامة زني وهو الابن الأصغر وله مصلحة مباشرة فيما عمله من إجراءات فقد أقر أمام المحكمة أنه اشترى ملك أبيه بأربعمائة وخمسين ألف رينه وهو يساوي مائة وعشرون مليون ريل بموجب إقراره وبموجب تقرير الخبير مكتب</w:t>
-      </w:r>
-    </w:p>
-    <w:p>
-      <w:pPr>
-        <w:jc w:val="right"/>
-        <w:bidi/>
-      </w:pPr>
-      <w:r>
-        <w:rPr>
-          <w:b w:val="0"/>
-          <w:i w:val="0"/>
-        </w:rPr>
-        <w:t>10080</w:t>
-      </w:r>
-    </w:p>
-    <w:p>
-      <w:pPr>
-        <w:jc w:val="right"/>
-        <w:bidi/>
-      </w:pPr>
-      <w:r>
-        <w:rPr>
-          <w:b w:val="0"/>
-          <w:i w:val="0"/>
-        </w:rPr>
-        <w:t>لدعلا ةرازو ةيدوعسلا ةيبرعلا ةكلمملا</w:t>
-      </w:r>
-    </w:p>
-    <w:p>
-      <w:pPr>
-        <w:jc w:val="right"/>
-        <w:bidi/>
-      </w:pPr>
-      <w:r>
-        <w:rPr>
-          <w:b w:val="0"/>
-          <w:i w:val="0"/>
-        </w:rPr>
-        <w:t>صك رقم ٤٢٧٠٣٦٢٠١</w:t>
-      </w:r>
-    </w:p>
-    <w:p>
-      <w:pPr>
-        <w:jc w:val="right"/>
-        <w:bidi/>
-      </w:pPr>
-      <w:r>
-        <w:rPr>
-          <w:b w:val="0"/>
-          <w:i w:val="0"/>
-        </w:rPr>
-        <w:t>محكمة الاستئناف بمنطقة مكة المكرمة</w:t>
-      </w:r>
-    </w:p>
-    <w:p>
-      <w:pPr>
-        <w:jc w:val="right"/>
-        <w:bidi/>
-      </w:pPr>
-      <w:r>
-        <w:rPr>
-          <w:b w:val="0"/>
-          <w:i w:val="0"/>
-        </w:rPr>
-        <w:t>ىلوألا ةيصخشلا لاوحالا ةرئاد</w:t>
-      </w:r>
-    </w:p>
-    <w:p>
-      <w:pPr>
-        <w:jc w:val="right"/>
-        <w:bidi/>
-      </w:pPr>
-      <w:r>
-        <w:rPr>
-          <w:b w:val="0"/>
-          <w:i w:val="0"/>
-        </w:rPr>
-        <w:t>T</w:t>
-      </w:r>
-    </w:p>
-    <w:p>
-      <w:pPr>
-        <w:pStyle w:val="Heading2"/>
-        <w:jc w:val="right"/>
-        <w:bidi/>
-      </w:pPr>
-      <w:r>
-        <w:t>[ترويسة / كليشة وزارة العدل — معلومات رسمية متكررة] ===</w:t>
-        <w:br/>
-        <w:t>رقم الصفحة : تاريخ الصك: ١٤٤٢/٠٦/٢٨</w:t>
-      </w:r>
-    </w:p>
-    <w:p>
-      <w:pPr>
-        <w:pStyle w:val="Heading2"/>
-        <w:jc w:val="right"/>
-        <w:bidi/>
-      </w:pPr>
-      <w:r>
-        <w:t>[نص الضبط / الحكم — المتن الفعلي] ===</w:t>
-        <w:br/>
-        <w:t>طلال أبو غزالة هو يساوي ثلاثمائة مليون رالي وثبوت الوصية يوجب تسليم الننث للمستحقين وإنفاذ هذا الإجراء كان قبل تاريخ الوصية وهو دليل على عدم الأهلية أيضا. ثامنا : خلا الحكم عن مناقشة ما ذكرناه من أنه مع عدم التسليم بالأهلية فإن حكم القاضي بالأهلية يقتضي ابطال الوصية برجوع المنهي عنه حيث قدمنا الورقة التي بصم عليها المنهي بشهادة ابنه عدنان أنه لم يغير وصيته الأولى لأبناء ابنه غازي وأنه إن كان قد أثبت في ، على لسانه فإنه يرجع عنه ويبطله ويعود إلى ما أوصي به سابقا من جعل الثلث الأولاد ابنه المتوفى غازي زيني . وقد ترك ناظر القضية الجواب عن هذا ومناقشته فالوصية إن صححت لما يطنه القاضي من الأهلية بطت بموجب هذا الإقرار وكل مستند يذكره ناظر القضية لتصحيح الوصية المطالب بإلغائها ينطبق على الرجوع الذي قدمناه ويقتضي بطلانها مرة أخرى ، والتفريق بين الأمرين تناقض). ثم جرى سؤال المستأنفين أصالة ووكالة هل لديهما ما إضافة على ما ورد في لوائحهم الاعتراضية المقدمة فأجاب كل واحد منهما يقوله : لا يوجد لدي إضافة عما ورد في اللائحة الاعتراضية والسك ، كما جرى سؤال المدعى عليه وكالة هل لديه إضافة فأجاب بقوله : أكتفي بما قدمت لدى محكمة الدرجة الأولى هكذا قرر ورفعت الجلسة للدراسة، وفي جلسة عالية جرى تأمل القصية.</w:t>
-      </w:r>
-    </w:p>
-    <w:p>
-      <w:pPr>
-        <w:jc w:val="right"/>
-        <w:bidi/>
-      </w:pPr>
-      <w:r>
-        <w:rPr>
-          <w:b w:val="0"/>
-          <w:i w:val="0"/>
-        </w:rPr>
-        <w:t>بابسألا</w:t>
-      </w:r>
-    </w:p>
-    <w:p>
-      <w:pPr>
-        <w:jc w:val="right"/>
-        <w:bidi/>
-      </w:pPr>
-      <w:r>
-        <w:rPr>
-          <w:b w:val="0"/>
-          <w:i w:val="0"/>
-        </w:rPr>
-        <w:t>وبناء على المادة 162 من نظام المرافعات الشرعية وبعد الاطلاع ودراسة أوراق القضية والحكم الصادر فها والاعتراض المقدم عليه والمرافعة تبين أن الاعتراض قد قدم خلال الأجل المحدد نظاما ومن ثم فهو مقبول شكلا، أما ث الموضوع فبناء على الأسباب التي وردت في الحكم المستأنف مضافا اليها أن الصكوك الصادرة من الدوائر الشرعية لها حجيتها المعتبرة، وبناء على المادة الحادية والأربعين بعد المائة نظام المرافعات الشرعية ونصها : (لا يقبل الطعن في الأوراق الرسمية إلا بادعاء التزوير، مالم يكن مذكوراً فها ما يخالف والتي تنص على أن : (الأوراق الصادرة من كتاب العدل بموجب الاختصاص تكون لها قوة الإثبات، ويجب العمل إبطال الوصية الثانية فيه مصلحة للمدعى عليه عدنان ( المفكر لها ) إذ الوصية الثانية بالثلث كاملاً أما الوصية الأولى فهي أقل من الثلث إذ هي وصية الأولاد غازي بتصيب و سبب والدهم أقل من الث لوجود زوجة من ضمن الورثة ، وعليه فلا يقبل إنكاره لها ، ويؤيد ذلك المكاتبة بين وزير العدل ووزير الصحة بشأن صحة التقرير الصادر من مستشفى سية الذي بعد حاسماً في موضوع الوصية ، وأما ما ورد بشأن إفادة الذين من القضاة الذين نظروا</w:t>
-      </w:r>
-    </w:p>
-    <w:p>
-      <w:pPr>
-        <w:jc w:val="right"/>
-        <w:bidi/>
-      </w:pPr>
-      <w:r>
-        <w:rPr>
-          <w:b w:val="0"/>
-          <w:i w:val="0"/>
-        </w:rPr>
-        <w:t>احكام الشريعة الإسلامية). وبناء على المادة (80). بمضمونها أمام المحاكم بلا بيئة إضافية، ولا يجوز الطعر</w:t>
-      </w:r>
-    </w:p>
-    <w:p>
-      <w:pPr>
-        <w:jc w:val="right"/>
-        <w:bidi/>
-      </w:pPr>
-      <w:r>
-        <w:rPr>
-          <w:b w:val="0"/>
-          <w:i w:val="0"/>
-        </w:rPr>
-        <w:t>في موضوع أهلية الموسية فقد تمت الإشارة إلى الجواب عنه في جواب المدعى عليه ، كما أن إفادات القضاة لم تكن صريحة في الموضوع ويؤيد ذلك أن القاضي إبراهيم اللحيدان الذي أفاد بأن الموصي مدرك لأشياء قليلة وغير مدرك للأشياء الماضية هو القاضي الذي حكم برد طلب إقامة ولي على الموصي بعد ورود التقرير ولو كان يرى أنه قاصر لما جاز له الحكم بذلك ، كما لا يخفى بأن الموصي إذا كان مدركاً في زمن وغير مدرك في آخر فإن وصيته في زمن الإدراك مقبولة . قال في شرح منتهى الإرادات : ... وكذا المغمى عليه . فإن كان يفيق أحيانا ووصى في إفاقته صحت ) . ولأن ما قدمه الأطراف لا يخرج عما سبق أن قدموه أمام محكمة الدرجة الأولى فإن الدائرة تنتهي إلى صحة الحكم المستأنف .</w:t>
-      </w:r>
-    </w:p>
-    <w:p>
-      <w:pPr>
-        <w:jc w:val="right"/>
-        <w:bidi/>
-      </w:pPr>
-      <w:r>
-        <w:rPr>
-          <w:b w:val="0"/>
-          <w:i w:val="0"/>
-        </w:rPr>
-        <w:t>لذلك حكمت الدائرة بقبول الاستئناف شكلا ورفضه موضوعا وتأييد الحكم رقم 421170332 وتاريخ 1442/4/14هـ الصادر من الدائرة الثانية والعشرين بالمحكمة العامة بمحافظة جدة فيما قضى به من رد دعوى المدعين وبالله التوفيق وصلى الله على نبينا محمد وعلى آله وصحبه وسلم.</w:t>
-      </w:r>
-    </w:p>
-    <w:p>
-      <w:pPr>
-        <w:jc w:val="right"/>
-        <w:bidi/>
-      </w:pPr>
-      <w:r>
-        <w:rPr>
-          <w:b w:val="0"/>
-          <w:i w:val="0"/>
-        </w:rPr>
-        <w:t>ةيئاضقلا ةرئادلا سيئر</w:t>
-      </w:r>
-    </w:p>
-    <w:p>
-      <w:pPr>
-        <w:jc w:val="right"/>
-        <w:bidi/>
-      </w:pPr>
-      <w:r>
-        <w:rPr>
-          <w:b w:val="0"/>
-          <w:i w:val="0"/>
-        </w:rPr>
-        <w:t>عفانلا عفان هللادبع فيان</w:t>
-      </w:r>
-    </w:p>
-    <w:p>
-      <w:pPr>
-        <w:jc w:val="right"/>
-        <w:bidi/>
-      </w:pPr>
-      <w:r>
-        <w:rPr>
-          <w:b w:val="0"/>
-          <w:i w:val="0"/>
-        </w:rPr>
-        <w:t>100801730</w:t>
-      </w:r>
-    </w:p>
-    <w:p>
-      <w:pPr>
-        <w:jc w:val="right"/>
-        <w:bidi/>
-      </w:pPr>
-      <w:r>
-        <w:rPr>
-          <w:b w:val="0"/>
-          <w:i w:val="0"/>
-        </w:rPr>
-        <w:t>08017301</w:t>
-      </w:r>
-    </w:p>
-    <w:p>
-      <w:pPr>
-        <w:jc w:val="right"/>
-        <w:bidi/>
-      </w:pPr>
-      <w:r>
-        <w:rPr>
-          <w:b w:val="0"/>
-          <w:i w:val="0"/>
-        </w:rPr>
-        <w:t>عضو الدائرة</w:t>
-      </w:r>
-    </w:p>
-    <w:p>
-      <w:pPr>
-        <w:jc w:val="right"/>
-        <w:bidi/>
-      </w:pPr>
-      <w:r>
-        <w:rPr>
-          <w:b w:val="0"/>
-          <w:i w:val="0"/>
-        </w:rPr>
-        <w:t>نيسح لا هللادبع زيزعلا دبع دلاخ</w:t>
-      </w:r>
-    </w:p>
-    <w:p>
-      <w:pPr>
-        <w:jc w:val="right"/>
-        <w:bidi/>
-      </w:pPr>
-      <w:r>
-        <w:rPr>
-          <w:b w:val="0"/>
-          <w:i w:val="0"/>
-        </w:rPr>
-        <w:t>دمحألا دمحم هللا دبع ميهاربا ةرئادلا وضع</w:t>
-      </w:r>
-    </w:p>
-    <w:p>
-      <w:pPr>
-        <w:jc w:val="right"/>
-        <w:bidi/>
-      </w:pPr>
-      <w:r>
-        <w:rPr>
-          <w:b w:val="0"/>
-          <w:i w:val="0"/>
-        </w:rPr>
-        <w:t>5</w:t>
-      </w:r>
-    </w:p>
-    <w:p>
-      <w:pPr>
-        <w:jc w:val="right"/>
-        <w:bidi/>
-      </w:pPr>
-      <w:r>
-        <w:rPr>
-          <w:b w:val="0"/>
-          <w:i w:val="0"/>
-        </w:rPr>
-        <w:t>مرفق</w:t>
-      </w:r>
-    </w:p>
-    <w:p>
-      <w:pPr>
-        <w:jc w:val="right"/>
-        <w:bidi/>
-      </w:pPr>
-      <w:r>
-        <w:rPr>
-          <w:b w:val="0"/>
-          <w:i w:val="0"/>
-        </w:rPr>
-        <w:t>ةيدوعسلا ةيبرعلا ةكلمملا</w:t>
-      </w:r>
-    </w:p>
-    <w:p>
-      <w:pPr>
-        <w:jc w:val="right"/>
-        <w:bidi/>
-      </w:pPr>
-      <w:r>
-        <w:rPr>
-          <w:b w:val="0"/>
-          <w:i w:val="0"/>
-        </w:rPr>
-        <w:t>ةحصلا ةرازو</w:t>
-      </w:r>
-    </w:p>
-    <w:p>
-      <w:pPr>
-        <w:jc w:val="right"/>
-        <w:bidi/>
-      </w:pPr>
-      <w:r>
-        <w:rPr>
-          <w:b w:val="0"/>
-          <w:i w:val="0"/>
-        </w:rPr>
-        <w:t>٥</w:t>
-      </w:r>
-    </w:p>
-    <w:p>
-      <w:pPr>
-        <w:jc w:val="right"/>
-        <w:bidi/>
-      </w:pPr>
-      <w:r>
-        <w:rPr>
-          <w:b w:val="0"/>
-          <w:i w:val="0"/>
-        </w:rPr>
-        <w:t>ةدجب ةيسفنلا ةحصلا ىفشتسم ةدج ةظفاحمب ةيحصلا نوئشلا ةيريدم</w:t>
-      </w:r>
-    </w:p>
-    <w:p>
-      <w:pPr>
-        <w:jc w:val="right"/>
-        <w:bidi/>
-      </w:pPr>
-      <w:r>
-        <w:rPr>
-          <w:b w:val="0"/>
-          <w:i w:val="0"/>
-        </w:rPr>
-        <w:t>ةحصلا ةرازو</w:t>
-      </w:r>
-    </w:p>
-    <w:p>
-      <w:pPr>
-        <w:jc w:val="right"/>
-        <w:bidi/>
-      </w:pPr>
-      <w:r>
-        <w:rPr>
-          <w:b w:val="0"/>
-          <w:i w:val="0"/>
-        </w:rPr>
-        <w:t>Ministry of Health</w:t>
-      </w:r>
-    </w:p>
-    <w:p>
-      <w:pPr>
-        <w:jc w:val="right"/>
-        <w:bidi/>
-      </w:pPr>
-      <w:r>
-        <w:rPr>
-          <w:b w:val="0"/>
-          <w:i w:val="0"/>
-        </w:rPr>
-        <w:t>لجنة طبية</w:t>
-      </w:r>
-    </w:p>
-    <w:p>
-      <w:pPr>
-        <w:jc w:val="right"/>
-        <w:bidi/>
-      </w:pPr>
-      <w:r>
-        <w:rPr>
-          <w:b w:val="0"/>
-          <w:i w:val="0"/>
-        </w:rPr>
-        <w:t>الرقم: ١٩٥١ التاريخ: ١٤٣٩/٦/٨د</w:t>
-      </w:r>
-    </w:p>
-    <w:p>
-      <w:pPr>
-        <w:jc w:val="right"/>
-        <w:bidi/>
-      </w:pPr>
-      <w:r>
-        <w:rPr>
-          <w:b w:val="0"/>
-          <w:i w:val="0"/>
-        </w:rPr>
-        <w:t>: تاعوفشملا</w:t>
-      </w:r>
-    </w:p>
-    <w:p>
-      <w:pPr>
-        <w:jc w:val="right"/>
-        <w:bidi/>
-      </w:pPr>
-      <w:r>
-        <w:rPr>
-          <w:b w:val="0"/>
-          <w:i w:val="0"/>
-        </w:rPr>
-        <w:t>S</w:t>
-      </w:r>
-    </w:p>
-    <w:p>
-      <w:pPr>
-        <w:jc w:val="right"/>
-        <w:bidi/>
-      </w:pPr>
-      <w:r>
-        <w:rPr>
-          <w:b w:val="0"/>
-          <w:i w:val="0"/>
-        </w:rPr>
-        <w:t>رقم الملف</w:t>
-      </w:r>
-    </w:p>
-    <w:p>
-      <w:pPr>
-        <w:jc w:val="right"/>
-        <w:bidi/>
-      </w:pPr>
-      <w:r>
-        <w:rPr>
-          <w:b w:val="0"/>
-          <w:i w:val="0"/>
-        </w:rPr>
-        <w:t>رمعلا</w:t>
-      </w:r>
-    </w:p>
-    <w:p>
-      <w:pPr>
-        <w:pStyle w:val="Heading2"/>
-        <w:jc w:val="right"/>
-        <w:bidi/>
-      </w:pPr>
-      <w:r>
-        <w:t>[بيانات الأطراف: المدعي / المدعى عليه / الحاضرون] ===</w:t>
-        <w:br/>
-        <w:t>الجنسية</w:t>
-      </w:r>
-    </w:p>
-    <w:p>
-      <w:pPr>
-        <w:pStyle w:val="Heading2"/>
-        <w:jc w:val="right"/>
-        <w:bidi/>
-      </w:pPr>
-      <w:r>
-        <w:t>[نص الضبط / الحكم — المتن الفعلي] ===</w:t>
-        <w:br/>
-        <w:t>أحمد عباس زيني</w:t>
-      </w:r>
-    </w:p>
-    <w:p>
-      <w:pPr>
-        <w:jc w:val="right"/>
-        <w:bidi/>
-      </w:pPr>
-      <w:r>
-        <w:rPr>
-          <w:b w:val="0"/>
-          <w:i w:val="0"/>
-        </w:rPr>
-        <w:t>٧٠٥٦٢</w:t>
-      </w:r>
-    </w:p>
-    <w:p>
-      <w:pPr>
-        <w:jc w:val="right"/>
-        <w:bidi/>
-      </w:pPr>
-      <w:r>
-        <w:rPr>
-          <w:b w:val="0"/>
-          <w:i w:val="0"/>
-        </w:rPr>
-        <w:t>۹۰ سنه</w:t>
-      </w:r>
-    </w:p>
-    <w:p>
-      <w:pPr>
-        <w:pStyle w:val="Heading2"/>
-        <w:jc w:val="right"/>
-        <w:bidi/>
-      </w:pPr>
-      <w:r>
-        <w:t>[بيانات الأطراف: المدعي / المدعى عليه / الحاضرون] ===</w:t>
-        <w:br/>
-        <w:t>سعودي</w:t>
-      </w:r>
-    </w:p>
-    <w:p>
-      <w:pPr>
-        <w:jc w:val="right"/>
-        <w:bidi/>
-      </w:pPr>
-      <w:r>
-        <w:rPr>
-          <w:b w:val="0"/>
-          <w:i w:val="0"/>
-        </w:rPr>
         <w:t>ةدج ةظفاحمب دعاسملا ةماعلا ةمكحملا سيئر ةليضف</w:t>
       </w:r>
     </w:p>
@@ -9351,27 +9341,25 @@
     </w:p>
     <w:p>
       <w:pPr>
-        <w:jc w:val="right"/>
-        <w:bidi/>
-      </w:pPr>
-      <w:r>
-        <w:rPr>
-          <w:b w:val="0"/>
-          <w:i w:val="0"/>
-        </w:rPr>
-        <w:t>ةيدوعسلا ةيبرعلا ةكلملاو</w:t>
-      </w:r>
-    </w:p>
-    <w:p>
-      <w:pPr>
-        <w:jc w:val="right"/>
-        <w:bidi/>
-      </w:pPr>
-      <w:r>
-        <w:rPr>
-          <w:b w:val="0"/>
-          <w:i w:val="0"/>
-        </w:rPr>
+        <w:pStyle w:val="Heading2"/>
+        <w:jc w:val="right"/>
+        <w:bidi/>
+      </w:pPr>
+      <w:r>
+        <w:t>[بيانات الأطراف: المدعي / المدعى عليه / الحاضرون] ===</w:t>
+        <w:br/>
+        <w:t>والملكة العربية السعودية</w:t>
+      </w:r>
+    </w:p>
+    <w:p>
+      <w:pPr>
+        <w:pStyle w:val="Heading2"/>
+        <w:jc w:val="right"/>
+        <w:bidi/>
+      </w:pPr>
+      <w:r>
+        <w:t>[نص الضبط / الحكم — المتن الفعلي] ===</w:t>
+        <w:br/>
         <w:t>وزارة وليمة</w:t>
       </w:r>
     </w:p>

--- a/zaini_case_audit_output/outputs/word/documents/085_مذكرة طلب النقض على الحكم النهائي.docx
+++ b/zaini_case_audit_output/outputs/word/documents/085_مذكرة طلب النقض على الحكم النهائي.docx
@@ -75,7 +75,7 @@
         <w:bidi/>
       </w:pPr>
       <w:r>
-        <w:t>[نص الضبط / الحكم — المتن الفعلي] ===</w:t>
+        <w:t>[المتن الفعلي: الوقائع / الأسباب / المنطوق] ===</w:t>
         <w:br/>
         <w:t>التنفيذيون</w:t>
       </w:r>
@@ -108,15 +108,14 @@
     </w:p>
     <w:p>
       <w:pPr>
-        <w:jc w:val="right"/>
-        <w:bidi/>
-      </w:pPr>
-      <w:r>
-        <w:rPr>
-          <w:b w:val="0"/>
-          <w:i w:val="0"/>
-        </w:rPr>
-        <w:t>ايلعلا ةمكحملا سيئر ةليضف</w:t>
+        <w:pStyle w:val="Heading2"/>
+        <w:jc w:val="right"/>
+        <w:bidi/>
+      </w:pPr>
+      <w:r>
+        <w:t>[المُرسَل إليه / المخاطَب والتحية] ===</w:t>
+        <w:br/>
+        <w:t>فضيلة رئيس المحكمة العليا</w:t>
       </w:r>
     </w:p>
     <w:p>
@@ -134,14 +133,13 @@
     </w:p>
     <w:p>
       <w:pPr>
-        <w:jc w:val="right"/>
-        <w:bidi/>
-      </w:pPr>
-      <w:r>
-        <w:rPr>
-          <w:b w:val="0"/>
-          <w:i w:val="0"/>
-        </w:rPr>
+        <w:pStyle w:val="Heading2"/>
+        <w:jc w:val="right"/>
+        <w:bidi/>
+      </w:pPr>
+      <w:r>
+        <w:t>[المتن الفعلي: الوقائع / الأسباب / المنطوق] ===</w:t>
+        <w:br/>
         <w:t>السلام عليكم ورحمه الله وبركاته، وبعد:</w:t>
       </w:r>
     </w:p>
@@ -229,7 +227,7 @@
         <w:bidi/>
       </w:pPr>
       <w:r>
-        <w:t>[نص الضبط / الحكم — المتن الفعلي] ===</w:t>
+        <w:t>[المتن الفعلي: الوقائع / الأسباب / المنطوق] ===</w:t>
         <w:br/>
         <w:t>منطوق حكم الاستئناف حكمت الدائرة بقبول الاعتراض شكلاً، وفي الموضوع بتأييد حكم الدائرة</w:t>
       </w:r>
@@ -358,7 +356,7 @@
         <w:bidi/>
       </w:pPr>
       <w:r>
-        <w:t>[ترويسة / كليشة وزارة العدل — معلومات رسمية متكررة] ===</w:t>
+        <w:t>[ترويسة / كليشة رسمية — معلومات متكررة] ===</w:t>
         <w:br/>
         <w:t>@Tanfithion Tanfithion@gmail.com 053 653 3388 012 605 4571</w:t>
       </w:r>
@@ -370,7 +368,7 @@
         <w:bidi/>
       </w:pPr>
       <w:r>
-        <w:t>[نص الضبط / الحكم — المتن الفعلي] ===</w:t>
+        <w:t>[المتن الفعلي: الوقائع / الأسباب / المنطوق] ===</w:t>
         <w:br/>
         <w:t>توليص محاماة</w:t>
       </w:r>
@@ -616,7 +614,7 @@
         <w:bidi/>
       </w:pPr>
       <w:r>
-        <w:t>[ترويسة / كليشة وزارة العدل — معلومات رسمية متكررة] ===</w:t>
+        <w:t>[ترويسة / كليشة رسمية — معلومات متكررة] ===</w:t>
         <w:br/>
         <w:t>@Tanfithioh Tanfithion@gmail.com 0536533388</w:t>
       </w:r>
@@ -628,7 +626,7 @@
         <w:bidi/>
       </w:pPr>
       <w:r>
-        <w:t>[نص الضبط / الحكم — المتن الفعلي] ===</w:t>
+        <w:t>[المتن الفعلي: الوقائع / الأسباب / المنطوق] ===</w:t>
         <w:br/>
         <w:t>رفيذيون.</w:t>
       </w:r>
@@ -887,7 +885,7 @@
         <w:bidi/>
       </w:pPr>
       <w:r>
-        <w:t>[ترويسة / كليشة وزارة العدل — معلومات رسمية متكررة] ===</w:t>
+        <w:t>[ترويسة / كليشة رسمية — معلومات متكررة] ===</w:t>
         <w:br/>
         <w:t>Tanfithion@gmail.com 053 653 3388</w:t>
       </w:r>
@@ -899,7 +897,7 @@
         <w:bidi/>
       </w:pPr>
       <w:r>
-        <w:t>[نص الضبط / الحكم — المتن الفعلي] ===</w:t>
+        <w:t>[المتن الفعلي: الوقائع / الأسباب / المنطوق] ===</w:t>
         <w:br/>
         <w:t>012 605 4571 O</w:t>
       </w:r>
@@ -1088,79 +1086,73 @@
     </w:p>
     <w:p>
       <w:pPr>
-        <w:jc w:val="right"/>
-        <w:bidi/>
-      </w:pPr>
-      <w:r>
-        <w:rPr>
-          <w:b w:val="0"/>
-          <w:i w:val="0"/>
-        </w:rPr>
+        <w:pStyle w:val="Heading2"/>
+        <w:jc w:val="right"/>
+        <w:bidi/>
+      </w:pPr>
+      <w:r>
+        <w:t>[الطلبات / المرفقات] ===</w:t>
+        <w:br/>
         <w:t>والموثق بالغرفة التجارية بتاريخ ١٤٣١/١٠/١٦هـ الموافق ۲۰۱۰/۰۸/۳۰م) (مرفق (۱) والمقر به من المدعي الأول بتوقيعه على قرار الشركاء اللاحق بتعديل عقد تأسيس شركة أحمد زيني التجارية سجل تجاري رقم (٤۰۳۰۱٦٩١٠٢ بإثبات تنازل المدعي الأول وباقي الشركاء عن حصة قدرها 10% من حصص الشركة</w:t>
       </w:r>
     </w:p>
     <w:p>
       <w:pPr>
-        <w:jc w:val="right"/>
-        <w:bidi/>
-      </w:pPr>
-      <w:r>
-        <w:rPr>
-          <w:b w:val="0"/>
-          <w:i w:val="0"/>
-        </w:rPr>
+        <w:pStyle w:val="Heading2"/>
+        <w:jc w:val="right"/>
+        <w:bidi/>
+      </w:pPr>
+      <w:r>
+        <w:t>[المتن الفعلي: الوقائع / الأسباب / المنطوق] ===</w:t>
+        <w:br/>
         <w:t>وتخارجهم منها لصالح المدعى عليه، وثابت في ذات الإقرار أن المدعى عليه يملك النسبة الأخرى وهي (90%) السابق شراؤها من مورثهم عام ١٤٣١هـ، علماً بأن تاريخ قرار الشركاء المشار إليه في ١٤٣٣/١١/٢١هـ</w:t>
       </w:r>
     </w:p>
     <w:p>
       <w:pPr>
-        <w:jc w:val="right"/>
-        <w:bidi/>
-      </w:pPr>
-      <w:r>
-        <w:rPr>
-          <w:b w:val="0"/>
-          <w:i w:val="0"/>
-        </w:rPr>
+        <w:pStyle w:val="Heading2"/>
+        <w:jc w:val="right"/>
+        <w:bidi/>
+      </w:pPr>
+      <w:r>
+        <w:t>[الطلبات / المرفقات] ===</w:t>
+        <w:br/>
         <w:t>الموافق ۲۰۱۲/۱۰/۰۷م. (مرفق (۲)</w:t>
       </w:r>
     </w:p>
     <w:p>
       <w:pPr>
-        <w:jc w:val="right"/>
-        <w:bidi/>
-      </w:pPr>
-      <w:r>
-        <w:rPr>
-          <w:b w:val="0"/>
-          <w:i w:val="0"/>
-        </w:rPr>
+        <w:pStyle w:val="Heading2"/>
+        <w:jc w:val="right"/>
+        <w:bidi/>
+      </w:pPr>
+      <w:r>
+        <w:t>[المتن الفعلي: الوقائع / الأسباب / المنطوق] ===</w:t>
+        <w:br/>
         <w:t>كما أن الثابت بقرار الشركاء تعديل عقد تأسيس شركة أحمد زيني وأولاده سجل تجاري رقم</w:t>
       </w:r>
     </w:p>
     <w:p>
       <w:pPr>
-        <w:jc w:val="right"/>
-        <w:bidi/>
-      </w:pPr>
-      <w:r>
-        <w:rPr>
-          <w:b w:val="0"/>
-          <w:i w:val="0"/>
-        </w:rPr>
+        <w:pStyle w:val="Heading2"/>
+        <w:jc w:val="right"/>
+        <w:bidi/>
+      </w:pPr>
+      <w:r>
+        <w:t>[الطلبات / المرفقات] ===</w:t>
+        <w:br/>
         <w:t>(٤٠٣٠٠٩٤٨٢٥ المتضمن تنازل مورثهم عن كامل حصته فيها وتعادل ٣١٠ حصة، وهذه الحصة داخل فيها كامل حصته في شركة أحمد زيني التجارية وهي الحصة محل النزاع وثابت بقرار الشركاء أن التنازل الحاصل، قد تم من جميع الشركاء ومنهم المدعي الأول (عدنان) بالقيمة الاسمية ( مرفق (۳) أليس ذلك دليل يؤكد صحة الظاهر ؟ وأليس ذلك من قبيل الثابت بالبرهان؟ وإذ خالف الحكم المادة المذكورة فيكون</w:t>
       </w:r>
     </w:p>
     <w:p>
       <w:pPr>
-        <w:jc w:val="right"/>
-        <w:bidi/>
-      </w:pPr>
-      <w:r>
-        <w:rPr>
-          <w:b w:val="0"/>
-          <w:i w:val="0"/>
-        </w:rPr>
+        <w:pStyle w:val="Heading2"/>
+        <w:jc w:val="right"/>
+        <w:bidi/>
+      </w:pPr>
+      <w:r>
+        <w:t>[المتن الفعلي: الوقائع / الأسباب / المنطوق] ===</w:t>
+        <w:br/>
         <w:t>حرياً بالبطلان .</w:t>
       </w:r>
     </w:p>
@@ -1236,7 +1228,7 @@
         <w:bidi/>
       </w:pPr>
       <w:r>
-        <w:t>[ترويسة / كليشة وزارة العدل — معلومات رسمية متكررة] ===</w:t>
+        <w:t>[ترويسة / كليشة رسمية — معلومات متكررة] ===</w:t>
         <w:br/>
         <w:t>Tanfithioh Tanfithion@gmail.com 0536533388</w:t>
       </w:r>
@@ -1248,7 +1240,7 @@
         <w:bidi/>
       </w:pPr>
       <w:r>
-        <w:t>[نص الضبط / الحكم — المتن الفعلي] ===</w:t>
+        <w:t>[المتن الفعلي: الوقائع / الأسباب / المنطوق] ===</w:t>
         <w:br/>
         <w:t>0126054571</w:t>
       </w:r>
@@ -1429,7 +1421,7 @@
         <w:bidi/>
       </w:pPr>
       <w:r>
-        <w:t>[ترويسة / كليشة وزارة العدل — معلومات رسمية متكررة] ===</w:t>
+        <w:t>[ترويسة / كليشة رسمية — معلومات متكررة] ===</w:t>
         <w:br/>
         <w:t>Tanfithion@gmail.com 053 653 3388</w:t>
       </w:r>
@@ -1441,7 +1433,7 @@
         <w:bidi/>
       </w:pPr>
       <w:r>
-        <w:t>[نص الضبط / الحكم — المتن الفعلي] ===</w:t>
+        <w:t>[المتن الفعلي: الوقائع / الأسباب / المنطوق] ===</w:t>
         <w:br/>
         <w:t>012 605 4571</w:t>
       </w:r>
@@ -1453,7 +1445,7 @@
         <w:bidi/>
       </w:pPr>
       <w:r>
-        <w:t>[ترويسة / كليشة وزارة العدل — معلومات رسمية متكررة] ===</w:t>
+        <w:t>[ترويسة / كليشة رسمية — معلومات متكررة] ===</w:t>
         <w:br/>
         <w:t>@Tanfithion</w:t>
       </w:r>
@@ -1465,7 +1457,7 @@
         <w:bidi/>
       </w:pPr>
       <w:r>
-        <w:t>[نص الضبط / الحكم — المتن الفعلي] ===</w:t>
+        <w:t>[المتن الفعلي: الوقائع / الأسباب / المنطوق] ===</w:t>
         <w:br/>
         <w:t>التنفيذيون</w:t>
       </w:r>
@@ -1698,7 +1690,7 @@
         <w:bidi/>
       </w:pPr>
       <w:r>
-        <w:t>[ترويسة / كليشة وزارة العدل — معلومات رسمية متكررة] ===</w:t>
+        <w:t>[ترويسة / كليشة رسمية — معلومات متكررة] ===</w:t>
         <w:br/>
         <w:t>Tanfithion@gmail.com</w:t>
       </w:r>
@@ -1723,7 +1715,7 @@
         <w:bidi/>
       </w:pPr>
       <w:r>
-        <w:t>[نص الضبط / الحكم — المتن الفعلي] ===</w:t>
+        <w:t>[المتن الفعلي: الوقائع / الأسباب / المنطوق] ===</w:t>
         <w:br/>
         <w:t>وما</w:t>
       </w:r>
@@ -1829,7 +1821,7 @@
           <w:b w:val="0"/>
           <w:i w:val="0"/>
         </w:rPr>
-        <w:t>:يتآلا ليصفتلا ىلع كلذو ،ةيراجتلا مكاحملا ماظن نم (٢٤) ةداملل مكحلا ةفلاخم :ًايناث</w:t>
+        <w:t>ثانياً: مخالفة الحكم للمادة (٢٤) من نظام المحاكم التجارية، وذلك على التفصيل الآتي:</w:t>
       </w:r>
     </w:p>
     <w:p>
@@ -1891,7 +1883,7 @@
         <w:bidi/>
       </w:pPr>
       <w:r>
-        <w:t>[ترويسة / كليشة وزارة العدل — معلومات رسمية متكررة] ===</w:t>
+        <w:t>[ترويسة / كليشة رسمية — معلومات متكررة] ===</w:t>
         <w:br/>
         <w:t>السطرين (۹) و ۱۰) من تسبيب الحكم بالصفحة (١٤) من صك (الحكم إذ يزعم المدعون على غير الحقيقة</w:t>
       </w:r>
@@ -1903,7 +1895,7 @@
         <w:bidi/>
       </w:pPr>
       <w:r>
-        <w:t>[نص الضبط / الحكم — المتن الفعلي] ===</w:t>
+        <w:t>[المتن الفعلي: الوقائع / الأسباب / المنطوق] ===</w:t>
         <w:br/>
         <w:t>\- بأن القيمة لم تسدد، زاعمين أن هناك غبن في الثمن الوارد في عقد البيع المحرر بين مورثهم والمدعى عليه (المعترض) والمؤرخ في ١٤٣١/٠٩/٢٠هـ والموثق بقرار الشركاء ومنهم المدعي الأول (عدنان) بتعديل عقد</w:t>
       </w:r>
@@ -2019,7 +2011,7 @@
         <w:bidi/>
       </w:pPr>
       <w:r>
-        <w:t>[ترويسة / كليشة وزارة العدل — معلومات رسمية متكررة] ===</w:t>
+        <w:t>[ترويسة / كليشة رسمية — معلومات متكررة] ===</w:t>
         <w:br/>
         <w:t>Tanfithion@gmail.com</w:t>
       </w:r>
@@ -2044,7 +2036,7 @@
         <w:bidi/>
       </w:pPr>
       <w:r>
-        <w:t>[نص الضبط / الحكم — المتن الفعلي] ===</w:t>
+        <w:t>[المتن الفعلي: الوقائع / الأسباب / المنطوق] ===</w:t>
         <w:br/>
         <w:t>ريون</w:t>
       </w:r>
@@ -2095,7 +2087,7 @@
         <w:bidi/>
       </w:pPr>
       <w:r>
-        <w:t>[ترويسة / كليشة وزارة العدل — معلومات رسمية متكررة] ===</w:t>
+        <w:t>[ترويسة / كليشة رسمية — معلومات متكررة] ===</w:t>
         <w:br/>
         <w:t>لولايا 13045 الرمز البريدي 21372</w:t>
       </w:r>
@@ -2107,7 +2099,7 @@
         <w:bidi/>
       </w:pPr>
       <w:r>
-        <w:t>[نص الضبط / الحكم — المتن الفعلي] ===</w:t>
+        <w:t>[المتن الفعلي: الوقائع / الأسباب / المنطوق] ===</w:t>
         <w:br/>
         <w:t>التنفيذيون</w:t>
       </w:r>
@@ -2327,7 +2319,7 @@
         <w:bidi/>
       </w:pPr>
       <w:r>
-        <w:t>[ترويسة / كليشة وزارة العدل — معلومات رسمية متكررة] ===</w:t>
+        <w:t>[ترويسة / كليشة رسمية — معلومات متكررة] ===</w:t>
         <w:br/>
         <w:t>@Tanfithion Tanfithion@gmail.com 0536533388 0 0126054571</w:t>
       </w:r>
@@ -2339,7 +2331,7 @@
         <w:bidi/>
       </w:pPr>
       <w:r>
-        <w:t>[نص الضبط / الحكم — المتن الفعلي] ===</w:t>
+        <w:t>[المتن الفعلي: الوقائع / الأسباب / المنطوق] ===</w:t>
         <w:br/>
         <w:t>التنفيذيون</w:t>
       </w:r>
@@ -2437,28 +2429,26 @@
     </w:p>
     <w:p>
       <w:pPr>
-        <w:jc w:val="right"/>
-        <w:bidi/>
-      </w:pPr>
-      <w:r>
-        <w:rPr>
-          <w:b w:val="0"/>
-          <w:i w:val="0"/>
-        </w:rPr>
+        <w:pStyle w:val="Heading2"/>
+        <w:jc w:val="right"/>
+        <w:bidi/>
+      </w:pPr>
+      <w:r>
+        <w:t>[المُرسَل إليه / المخاطَب والتحية] ===</w:t>
+        <w:br/>
         <w:t>ومخاطبة وزير العدل ووزير الصحة )</w:t>
       </w:r>
     </w:p>
     <w:p>
       <w:pPr>
-        <w:jc w:val="right"/>
-        <w:bidi/>
-      </w:pPr>
-      <w:r>
-        <w:rPr>
-          <w:b w:val="0"/>
-          <w:i w:val="0"/>
-        </w:rPr>
-        <w:t>يتلاو ةرقتسملا ةيئاضقلا ئدابملاو ةعيرشلا ماكحأ هيف نوعطملا مكحلا فلاخ ذإو مدقت ام ناك امل</w:t>
+        <w:pStyle w:val="Heading2"/>
+        <w:jc w:val="right"/>
+        <w:bidi/>
+      </w:pPr>
+      <w:r>
+        <w:t>[المتن الفعلي: الوقائع / الأسباب / المنطوق] ===</w:t>
+        <w:br/>
+        <w:t>لما كان ما تقدم وإذ خالف الحكم المطعون فيه أحكام الشريعة والمبادئ القضائية المستقرة والتي</w:t>
       </w:r>
     </w:p>
     <w:p>
@@ -2585,7 +2575,7 @@
         <w:bidi/>
       </w:pPr>
       <w:r>
-        <w:t>[ترويسة / كليشة وزارة العدل — معلومات رسمية متكررة] ===</w:t>
+        <w:t>[ترويسة / كليشة رسمية — معلومات متكررة] ===</w:t>
         <w:br/>
         <w:t>eTanfithioh Tanfithionegmail.com 0536533388 0126054571</w:t>
       </w:r>
@@ -2597,7 +2587,7 @@
         <w:bidi/>
       </w:pPr>
       <w:r>
-        <w:t>[نص الضبط / الحكم — المتن الفعلي] ===</w:t>
+        <w:t>[المتن الفعلي: الوقائع / الأسباب / المنطوق] ===</w:t>
         <w:br/>
         <w:t>التنفيذيون</w:t>
       </w:r>
@@ -2712,7 +2702,7 @@
         <w:bidi/>
       </w:pPr>
       <w:r>
-        <w:t>[نص الضبط / الحكم — المتن الفعلي] ===</w:t>
+        <w:t>[المتن الفعلي: الوقائع / الأسباب / المنطوق] ===</w:t>
         <w:br/>
         <w:t>.ىلوألا ةجردلا ةرئاد اهتقبس يتلاو فانئتسالا ةرئاد نم عقاولا أطخلا دكؤيو سبللا ريثي مدقت ام عيمجو</w:t>
       </w:r>
@@ -2745,27 +2735,25 @@
     </w:p>
     <w:p>
       <w:pPr>
-        <w:jc w:val="right"/>
-        <w:bidi/>
-      </w:pPr>
-      <w:r>
-        <w:rPr>
-          <w:b w:val="0"/>
-          <w:i w:val="0"/>
-        </w:rPr>
+        <w:pStyle w:val="Heading2"/>
+        <w:jc w:val="right"/>
+        <w:bidi/>
+      </w:pPr>
+      <w:r>
+        <w:t>[المُرسَل إليه / المخاطَب والتحية] ===</w:t>
+        <w:br/>
         <w:t>١ - بموجب قرار معالي رئيس المجلس الأعلى للقضاء رقم (٤٧١٠٥) بتاريخ ١٤٣٩/٠٨/١٧هـ تم بتشكيل لجنة</w:t>
       </w:r>
     </w:p>
     <w:p>
       <w:pPr>
-        <w:jc w:val="right"/>
-        <w:bidi/>
-      </w:pPr>
-      <w:r>
-        <w:rPr>
-          <w:b w:val="0"/>
-          <w:i w:val="0"/>
-        </w:rPr>
+        <w:pStyle w:val="Heading2"/>
+        <w:jc w:val="right"/>
+        <w:bidi/>
+      </w:pPr>
+      <w:r>
+        <w:t>[المتن الفعلي: الوقائع / الأسباب / المنطوق] ===</w:t>
+        <w:br/>
         <w:t>يعونلا صاصتخالا ديدحت يف ةربعلا نأ : ًالوأ) :يتآلا ىوعدلا عوضومب قلعتيو اهيف درو ام مهأو طاقنلا نم ديدعلا ىلإ تهتنا عزانتلا اهيف رثكي يتلا ةنجللا ةسارد دعبو اهلح ةيفيكو يعونلا صاصتخالاب ةقلعتملا تالاحلاو تاراسفتسالا عمجو ةيصخشلا لاوحألا مكاحمو ةماعلا مكاحملل ةدراولا اياضقلا عاونأ ةساردل</w:t>
       </w:r>
     </w:p>
@@ -2854,7 +2842,7 @@
         <w:bidi/>
       </w:pPr>
       <w:r>
-        <w:t>[ترويسة / كليشة وزارة العدل — معلومات رسمية متكررة] ===</w:t>
+        <w:t>[ترويسة / كليشة رسمية — معلومات متكررة] ===</w:t>
         <w:br/>
         <w:t>@Tanfithion Tanfithion@gmail.com 053 653 3388 012 605 4571</w:t>
       </w:r>
@@ -2866,7 +2854,7 @@
         <w:bidi/>
       </w:pPr>
       <w:r>
-        <w:t>[نص الضبط / الحكم — المتن الفعلي] ===</w:t>
+        <w:t>[المتن الفعلي: الوقائع / الأسباب / المنطوق] ===</w:t>
         <w:br/>
         <w:t>4030420</w:t>
       </w:r>
@@ -2933,7 +2921,7 @@
           <w:b w:val="0"/>
           <w:i w:val="0"/>
         </w:rPr>
-        <w:t>.روكذملا صنلا موهفم يف لخدت ال نيعدملا بلط لحم ىوعدلاو تاكرشلا ماظن ماكحأ قيبطت نع ةئشانلا تافلاخملاو ىواعدلا نأ ىلع ةعبارلا ةرقفلا تصن ذإ ،هلحم ريغ يف ةيراجتلا مكاحملا ماظن نم (١٦) ةداملا نم ةعبارلا ةرقفلا بجومب اهصاصتخاب فانئتسالا ةمكحم جاجتحا نأ</w:t>
+        <w:t>أن احتجاج محكمة الاستئناف باختصاصها بموجب الفقرة الرابعة من المادة (١٦) من نظام المحاكم التجارية في غير محله، إذ نصت الفقرة الرابعة على أن الدعاوى والمخالفات الناشئة عن تطبيق أحكام نظام الشركات والدعوى محل طلب المدعين لا تدخل في مفهوم النص المذكور.</w:t>
       </w:r>
     </w:p>
     <w:p>
@@ -2964,27 +2952,25 @@
     </w:p>
     <w:p>
       <w:pPr>
-        <w:jc w:val="right"/>
-        <w:bidi/>
-      </w:pPr>
-      <w:r>
-        <w:rPr>
-          <w:b w:val="0"/>
-          <w:i w:val="0"/>
-        </w:rPr>
+        <w:pStyle w:val="Heading2"/>
+        <w:jc w:val="right"/>
+        <w:bidi/>
+      </w:pPr>
+      <w:r>
+        <w:t>[المُرسَل إليه / المخاطَب والتحية] ===</w:t>
+        <w:br/>
         <w:t>إليه اللجنة المشكلة بقرار معالي رئيس المجلس الأعلى للقضاء رقم (٤٧١٠٥) بتاريخ ١٤٣٩/٠٨/١٧هـ</w:t>
       </w:r>
     </w:p>
     <w:p>
       <w:pPr>
-        <w:jc w:val="right"/>
-        <w:bidi/>
-      </w:pPr>
-      <w:r>
-        <w:rPr>
-          <w:b w:val="0"/>
-          <w:i w:val="0"/>
-        </w:rPr>
+        <w:pStyle w:val="Heading2"/>
+        <w:jc w:val="right"/>
+        <w:bidi/>
+      </w:pPr>
+      <w:r>
+        <w:t>[المتن الفعلي: الوقائع / الأسباب / المنطوق] ===</w:t>
+        <w:br/>
         <w:t>بتحديد اختصاص المحكمة العامة ويدخل فيها الدعوى الماثلة لاحقاً على صدور الحكم المحتج به، وإذ تراخى المدعين في إقامة دعواهم لأربع سنوات من الحكم السابق بعدم الاختصاص، ومن ثم فلا يحتج به</w:t>
       </w:r>
     </w:p>
@@ -3138,7 +3124,7 @@
         <w:bidi/>
       </w:pPr>
       <w:r>
-        <w:t>[ترويسة / كليشة وزارة العدل — معلومات رسمية متكررة] ===</w:t>
+        <w:t>[ترويسة / كليشة رسمية — معلومات متكررة] ===</w:t>
         <w:br/>
         <w:t>@Tanfithioh Tanfithion@gmail.com 0536533388 - 0126054571</w:t>
       </w:r>
@@ -3150,7 +3136,7 @@
         <w:bidi/>
       </w:pPr>
       <w:r>
-        <w:t>[نص الضبط / الحكم — المتن الفعلي] ===</w:t>
+        <w:t>[المتن الفعلي: الوقائع / الأسباب / المنطوق] ===</w:t>
         <w:br/>
         <w:t>21372 يديربلا زمرلا 13045 ب</w:t>
       </w:r>
@@ -3448,7 +3434,7 @@
         <w:bidi/>
       </w:pPr>
       <w:r>
-        <w:t>[ترويسة / كليشة وزارة العدل — معلومات رسمية متكررة] ===</w:t>
+        <w:t>[ترويسة / كليشة رسمية — معلومات متكررة] ===</w:t>
         <w:br/>
         <w:t>Tanfithioh Tanfithion@gmail.com 0536533388 0126054571</w:t>
       </w:r>
@@ -3460,7 +3446,7 @@
         <w:bidi/>
       </w:pPr>
       <w:r>
-        <w:t>[نص الضبط / الحكم — المتن الفعلي] ===</w:t>
+        <w:t>[المتن الفعلي: الوقائع / الأسباب / المنطوق] ===</w:t>
         <w:br/>
         <w:t>: فارطلأا</w:t>
       </w:r>
@@ -3497,7 +3483,7 @@
         <w:bidi/>
       </w:pPr>
       <w:r>
-        <w:t>[نص الضبط / الحكم — المتن الفعلي] ===</w:t>
+        <w:t>[المتن الفعلي: الوقائع / الأسباب / المنطوق] ===</w:t>
         <w:br/>
         <w:t>قاطنلا</w:t>
       </w:r>
@@ -3885,7 +3871,7 @@
         <w:bidi/>
       </w:pPr>
       <w:r>
-        <w:t>[نص الضبط / الحكم — المتن الفعلي] ===</w:t>
+        <w:t>[المتن الفعلي: الوقائع / الأسباب / المنطوق] ===</w:t>
         <w:br/>
         <w:t>1- أحمد عباس زيني بن زيني - شركة أحمد زيني وأولاده</w:t>
       </w:r>
@@ -4066,7 +4052,7 @@
         <w:bidi/>
       </w:pPr>
       <w:r>
-        <w:t>[ترويسة / كليشة وزارة العدل — معلومات رسمية متكررة] ===</w:t>
+        <w:t>[ترويسة / كليشة رسمية — معلومات متكررة] ===</w:t>
         <w:br/>
         <w:t>صب ٥٤٣٩٩ جدة ٢١٥١٤ - هاتف: ٦٠٦٥٣٤٨ - فاكس: ٦٠٦٥٤٣١</w:t>
       </w:r>
@@ -4078,7 +4064,7 @@
         <w:bidi/>
       </w:pPr>
       <w:r>
-        <w:t>[نص الضبط / الحكم — المتن الفعلي] ===</w:t>
+        <w:t>[المتن الفعلي: الوقائع / الأسباب / المنطوق] ===</w:t>
         <w:br/>
         <w:t>P.O.Box 54399 Jeddah 21514-Tel: 6065348-Fax: 6065431</w:t>
       </w:r>
@@ -4687,7 +4673,7 @@
         <w:bidi/>
       </w:pPr>
       <w:r>
-        <w:t>[نص الضبط / الحكم — المتن الفعلي] ===</w:t>
+        <w:t>[المتن الفعلي: الوقائع / الأسباب / المنطوق] ===</w:t>
         <w:br/>
         <w:t>تدان / / عيقوتلا</w:t>
       </w:r>
@@ -4699,7 +4685,7 @@
         <w:bidi/>
       </w:pPr>
       <w:r>
-        <w:t>[ترويسة / كليشة وزارة العدل — معلومات رسمية متكررة] ===</w:t>
+        <w:t>[ترويسة / كليشة رسمية — معلومات متكررة] ===</w:t>
         <w:br/>
         <w:t>صب ٥٤٣٩٩ جدة ٢١٥١٤ - هاتف: ٦٠٦٥٣٤٨ - فاكس: ٦٠٦٥٤٣١</w:t>
       </w:r>
@@ -4711,7 +4697,7 @@
         <w:bidi/>
       </w:pPr>
       <w:r>
-        <w:t>[نص الضبط / الحكم — المتن الفعلي] ===</w:t>
+        <w:t>[المتن الفعلي: الوقائع / الأسباب / المنطوق] ===</w:t>
         <w:br/>
         <w:t>ةمدصلاو ةرامتلا ةرازولا</w:t>
       </w:r>
@@ -5021,7 +5007,7 @@
         <w:bidi/>
       </w:pPr>
       <w:r>
-        <w:t>[نص الضبط / الحكم — المتن الفعلي] ===</w:t>
+        <w:t>[المتن الفعلي: الوقائع / الأسباب / المنطوق] ===</w:t>
         <w:br/>
         <w:t>\- أسامة أحمد عباس زيني ۲ - شركة أحمد زيني وأولاده</w:t>
       </w:r>
@@ -5176,7 +5162,7 @@
         <w:bidi/>
       </w:pPr>
       <w:r>
-        <w:t>[ترويسة / كليشة وزارة العدل — معلومات رسمية متكررة] ===</w:t>
+        <w:t>[ترويسة / كليشة رسمية — معلومات متكررة] ===</w:t>
         <w:br/>
         <w:t>مرت ٥٤٢٩٩ جدة ٢١٥١١ - :هاتف ۱۰۱۵۳۱۸ فاكس: ۱۹۵۱۳۱</w:t>
       </w:r>
@@ -5188,7 +5174,7 @@
         <w:bidi/>
       </w:pPr>
       <w:r>
-        <w:t>[نص الضبط / الحكم — المتن الفعلي] ===</w:t>
+        <w:t>[المتن الفعلي: الوقائع / الأسباب / المنطوق] ===</w:t>
         <w:br/>
         <w:t>PO Box 54399 Jeddah 21514-Tel: 6065348 Fax: 6065431</w:t>
       </w:r>
@@ -5667,7 +5653,7 @@
         <w:bidi/>
       </w:pPr>
       <w:r>
-        <w:t>[نص الضبط / الحكم — المتن الفعلي] ===</w:t>
+        <w:t>[المتن الفعلي: الوقائع / الأسباب / المنطوق] ===</w:t>
         <w:br/>
         <w:t>1 شركة أحمد زيني التجارية</w:t>
       </w:r>
@@ -5848,7 +5834,7 @@
         <w:bidi/>
       </w:pPr>
       <w:r>
-        <w:t>[ترويسة / كليشة وزارة العدل — معلومات رسمية متكررة] ===</w:t>
+        <w:t>[ترويسة / كليشة رسمية — معلومات متكررة] ===</w:t>
         <w:br/>
         <w:t>من ٥٤٢١٩ جدة ٢١٥١٤ - هاتف: ۱۰۱۵۳۱۸ - فاكس: ٦٠٦٥١٣١</w:t>
       </w:r>
@@ -5860,7 +5846,7 @@
         <w:bidi/>
       </w:pPr>
       <w:r>
-        <w:t>[نص الضبط / الحكم — المتن الفعلي] ===</w:t>
+        <w:t>[المتن الفعلي: الوقائع / الأسباب / المنطوق] ===</w:t>
         <w:br/>
         <w:t>PO Box 54399 Jeddali 21514- Tel: 6065348-Fax: 6065431</w:t>
       </w:r>
@@ -5880,14 +5866,53 @@
     </w:p>
     <w:p>
       <w:pPr>
+        <w:jc w:val="right"/>
+        <w:bidi/>
+      </w:pPr>
+      <w:r>
+        <w:rPr>
+          <w:b w:val="0"/>
+          <w:i w:val="0"/>
+        </w:rPr>
+        <w:t>وزارة العدل - الموضوع :</w:t>
+      </w:r>
+    </w:p>
+    <w:p>
+      <w:pPr>
+        <w:jc w:val="right"/>
+        <w:bidi/>
+      </w:pPr>
+      <w:r>
+        <w:rPr>
+          <w:b w:val="0"/>
+          <w:i w:val="0"/>
+        </w:rPr>
+        <w:t>الرقم : ٢٤/٧٠٥٠</w:t>
+      </w:r>
+    </w:p>
+    <w:p>
+      <w:pPr>
+        <w:jc w:val="right"/>
+        <w:bidi/>
+      </w:pPr>
+      <w:r>
+        <w:rPr>
+          <w:b w:val="0"/>
+          <w:i w:val="0"/>
+        </w:rPr>
+        <w:t>التاريخ: ١١/ ٢ / ١٤٣٤ هـ</w:t>
+      </w:r>
+    </w:p>
+    <w:p>
+      <w:pPr>
         <w:pStyle w:val="Heading2"/>
         <w:jc w:val="right"/>
         <w:bidi/>
       </w:pPr>
       <w:r>
-        <w:t>[ترويسة / كليشة وزارة العدل — معلومات رسمية متكررة] ===</w:t>
+        <w:t>[الطلبات / المرفقات] ===</w:t>
         <w:br/>
-        <w:t>وزارة العدل - الموضوع :</w:t>
+        <w:t>المرفقات :</w:t>
       </w:r>
     </w:p>
     <w:p>
@@ -5897,73 +5922,32 @@
         <w:bidi/>
       </w:pPr>
       <w:r>
-        <w:t>[نص الضبط / الحكم — المتن الفعلي] ===</w:t>
+        <w:t>[المتن الفعلي: الوقائع / الأسباب / المنطوق] ===</w:t>
         <w:br/>
-        <w:t>الرقم : ٢٤/٧٠٥٠</w:t>
-      </w:r>
-    </w:p>
-    <w:p>
-      <w:pPr>
-        <w:jc w:val="right"/>
-        <w:bidi/>
-      </w:pPr>
-      <w:r>
-        <w:rPr>
-          <w:b w:val="0"/>
-          <w:i w:val="0"/>
-        </w:rPr>
-        <w:t>التاريخ: ١١/ ٢ / ١٤٣٤ هـ</w:t>
-      </w:r>
-    </w:p>
-    <w:p>
-      <w:pPr>
-        <w:jc w:val="right"/>
-        <w:bidi/>
-      </w:pPr>
-      <w:r>
-        <w:rPr>
-          <w:b w:val="0"/>
-          <w:i w:val="0"/>
-        </w:rPr>
-        <w:t>المرفقات :</w:t>
-      </w:r>
-    </w:p>
-    <w:p>
-      <w:pPr>
-        <w:jc w:val="right"/>
-        <w:bidi/>
-      </w:pPr>
-      <w:r>
-        <w:rPr>
-          <w:b w:val="0"/>
-          <w:i w:val="0"/>
-        </w:rPr>
         <w:t>ةدج ةظفاحمب ةراجتلا ةرازو عرف ماع ريدم ةداعس</w:t>
       </w:r>
     </w:p>
     <w:p>
       <w:pPr>
-        <w:jc w:val="right"/>
-        <w:bidi/>
-      </w:pPr>
-      <w:r>
-        <w:rPr>
-          <w:b w:val="0"/>
-          <w:i w:val="0"/>
-        </w:rPr>
+        <w:pStyle w:val="Heading2"/>
+        <w:jc w:val="right"/>
+        <w:bidi/>
+      </w:pPr>
+      <w:r>
+        <w:t>[المُرسَل إليه / المخاطَب والتحية] ===</w:t>
+        <w:br/>
         <w:t>سلمه الله</w:t>
       </w:r>
     </w:p>
     <w:p>
       <w:pPr>
-        <w:jc w:val="right"/>
-        <w:bidi/>
-      </w:pPr>
-      <w:r>
-        <w:rPr>
-          <w:b w:val="0"/>
-          <w:i w:val="0"/>
-        </w:rPr>
+        <w:pStyle w:val="Heading2"/>
+        <w:jc w:val="right"/>
+        <w:bidi/>
+      </w:pPr>
+      <w:r>
+        <w:t>[المتن الفعلي: الوقائع / الأسباب / المنطوق] ===</w:t>
+        <w:br/>
         <w:t>السلام عليكم ورحمة الله وبركاته ...... وبعد</w:t>
       </w:r>
     </w:p>
@@ -7053,7 +7037,7 @@
         <w:bidi/>
       </w:pPr>
       <w:r>
-        <w:t>[ترويسة / كليشة وزارة العدل — معلومات رسمية متكررة] ===</w:t>
+        <w:t>[ترويسة / كليشة رسمية — معلومات متكررة] ===</w:t>
         <w:br/>
         <w:t>أس المال ۱۰۰۰۰۰۰۰۰ ريال سعودي مینی اور دو شارع الأمير سلطان مع شارع قلب الجزيرة في الخالدية من ب ١٧٩٥٠ جدة 11111 المملكة العربية السعودية هاتف (۹۰۱۰۹۱۹ (۲) ۰۹۱۹ فاكس: ٠٩١١/٢٠١٠٤١٦</w:t>
       </w:r>
@@ -7065,7 +7049,7 @@
         <w:bidi/>
       </w:pPr>
       <w:r>
-        <w:t>[نص الضبط / الحكم — المتن الفعلي] ===</w:t>
+        <w:t>[المتن الفعلي: الوقائع / الأسباب / المنطوق] ===</w:t>
         <w:br/>
         <w:t>شركة أحمد زيني وأولاده</w:t>
       </w:r>
@@ -7167,7 +7151,7 @@
         <w:bidi/>
       </w:pPr>
       <w:r>
-        <w:t>[نص الضبط / الحكم — المتن الفعلي] ===</w:t>
+        <w:t>[المتن الفعلي: الوقائع / الأسباب / المنطوق] ===</w:t>
         <w:br/>
         <w:t>بيجأ : عيقوتلا</w:t>
       </w:r>
@@ -7204,7 +7188,7 @@
         <w:bidi/>
       </w:pPr>
       <w:r>
-        <w:t>[نص الضبط / الحكم — المتن الفعلي] ===</w:t>
+        <w:t>[المتن الفعلي: الوقائع / الأسباب / المنطوق] ===</w:t>
         <w:br/>
         <w:t>. عيقوتلا</w:t>
       </w:r>
@@ -7241,7 +7225,7 @@
         <w:bidi/>
       </w:pPr>
       <w:r>
-        <w:t>[نص الضبط / الحكم — المتن الفعلي] ===</w:t>
+        <w:t>[المتن الفعلي: الوقائع / الأسباب / المنطوق] ===</w:t>
         <w:br/>
         <w:t>: عيقوتلا</w:t>
       </w:r>
@@ -7291,7 +7275,7 @@
         <w:bidi/>
       </w:pPr>
       <w:r>
-        <w:t>[نص الضبط / الحكم — المتن الفعلي] ===</w:t>
+        <w:t>[المتن الفعلي: الوقائع / الأسباب / المنطوق] ===</w:t>
         <w:br/>
         <w:t>: عيقوتلا</w:t>
       </w:r>
@@ -7328,7 +7312,7 @@
         <w:bidi/>
       </w:pPr>
       <w:r>
-        <w:t>[نص الضبط / الحكم — المتن الفعلي] ===</w:t>
+        <w:t>[المتن الفعلي: الوقائع / الأسباب / المنطوق] ===</w:t>
         <w:br/>
         <w:t>: عيقوتلا</w:t>
       </w:r>
@@ -7365,7 +7349,7 @@
         <w:bidi/>
       </w:pPr>
       <w:r>
-        <w:t>[نص الضبط / الحكم — المتن الفعلي] ===</w:t>
+        <w:t>[المتن الفعلي: الوقائع / الأسباب / المنطوق] ===</w:t>
         <w:br/>
         <w:t>: عيقوتلا</w:t>
       </w:r>
@@ -7402,7 +7386,7 @@
         <w:bidi/>
       </w:pPr>
       <w:r>
-        <w:t>[نص الضبط / الحكم — المتن الفعلي] ===</w:t>
+        <w:t>[المتن الفعلي: الوقائع / الأسباب / المنطوق] ===</w:t>
         <w:br/>
         <w:t>:- عيقوتلا</w:t>
       </w:r>
@@ -7426,7 +7410,7 @@
         <w:bidi/>
       </w:pPr>
       <w:r>
-        <w:t>[نص الضبط / الحكم — المتن الفعلي] ===</w:t>
+        <w:t>[المتن الفعلي: الوقائع / الأسباب / المنطوق] ===</w:t>
         <w:br/>
         <w:t>ا ت ج ٥٠١٧٢</w:t>
       </w:r>
@@ -7490,85 +7474,81 @@
         <w:bidi/>
       </w:pPr>
       <w:r>
-        <w:t>[ترويسة / كليشة وزارة العدل — معلومات رسمية متكررة] ===</w:t>
+        <w:t>[ترويسة / كليشة رسمية — معلومات متكررة] ===</w:t>
         <w:br/>
         <w:t>وزارة العدل</w:t>
       </w:r>
     </w:p>
     <w:p>
       <w:pPr>
-        <w:jc w:val="right"/>
-        <w:bidi/>
-      </w:pPr>
-      <w:r>
-        <w:rPr>
-          <w:b w:val="0"/>
-          <w:i w:val="0"/>
-        </w:rPr>
+        <w:pStyle w:val="Heading2"/>
+        <w:jc w:val="right"/>
+        <w:bidi/>
+      </w:pPr>
+      <w:r>
+        <w:t>[المتن الفعلي: الوقائع / الأسباب / المنطوق] ===</w:t>
+        <w:br/>
         <w:t>وزارة العدل الموضوع ..</w:t>
       </w:r>
     </w:p>
     <w:p>
       <w:pPr>
+        <w:jc w:val="right"/>
+        <w:bidi/>
+      </w:pPr>
+      <w:r>
+        <w:rPr>
+          <w:b w:val="0"/>
+          <w:i w:val="0"/>
+        </w:rPr>
+        <w:t>الرقم ٣٧٤٩ التاريخ: ١٠/ ٢ / ١٤٣٤هـ</w:t>
+      </w:r>
+    </w:p>
+    <w:p>
+      <w:pPr>
         <w:pStyle w:val="Heading2"/>
         <w:jc w:val="right"/>
         <w:bidi/>
       </w:pPr>
       <w:r>
-        <w:t>[نص الضبط / الحكم — المتن الفعلي] ===</w:t>
+        <w:t>[الطلبات / المرفقات] ===</w:t>
         <w:br/>
-        <w:t>الرقم ٣٧٤٩ التاريخ: ١٠/ ٢ / ١٤٣٤هـ</w:t>
-      </w:r>
-    </w:p>
-    <w:p>
-      <w:pPr>
-        <w:jc w:val="right"/>
-        <w:bidi/>
-      </w:pPr>
-      <w:r>
-        <w:rPr>
-          <w:b w:val="0"/>
-          <w:i w:val="0"/>
-        </w:rPr>
         <w:t>المرفقات</w:t>
       </w:r>
     </w:p>
     <w:p>
       <w:pPr>
-        <w:jc w:val="right"/>
-        <w:bidi/>
-      </w:pPr>
-      <w:r>
-        <w:rPr>
-          <w:b w:val="0"/>
-          <w:i w:val="0"/>
-        </w:rPr>
+        <w:pStyle w:val="Heading2"/>
+        <w:jc w:val="right"/>
+        <w:bidi/>
+      </w:pPr>
+      <w:r>
+        <w:t>[المتن الفعلي: الوقائع / الأسباب / المنطوق] ===</w:t>
+        <w:br/>
         <w:t>ةدج ةظفاحمب ةراجتلا ةرازو عرف ماع ريدم ةداعس</w:t>
       </w:r>
     </w:p>
     <w:p>
       <w:pPr>
-        <w:jc w:val="right"/>
-        <w:bidi/>
-      </w:pPr>
-      <w:r>
-        <w:rPr>
-          <w:b w:val="0"/>
-          <w:i w:val="0"/>
-        </w:rPr>
+        <w:pStyle w:val="Heading2"/>
+        <w:jc w:val="right"/>
+        <w:bidi/>
+      </w:pPr>
+      <w:r>
+        <w:t>[المُرسَل إليه / المخاطَب والتحية] ===</w:t>
+        <w:br/>
         <w:t>سلمه الله</w:t>
       </w:r>
     </w:p>
     <w:p>
       <w:pPr>
-        <w:jc w:val="right"/>
-        <w:bidi/>
-      </w:pPr>
-      <w:r>
-        <w:rPr>
-          <w:b w:val="0"/>
-          <w:i w:val="0"/>
-        </w:rPr>
+        <w:pStyle w:val="Heading2"/>
+        <w:jc w:val="right"/>
+        <w:bidi/>
+      </w:pPr>
+      <w:r>
+        <w:t>[المتن الفعلي: الوقائع / الأسباب / المنطوق] ===</w:t>
+        <w:br/>
         <w:t>السلام عليكم ورحمة الله وبركاته ...... وبعد</w:t>
       </w:r>
     </w:p>
@@ -7605,7 +7585,7 @@
         <w:bidi/>
       </w:pPr>
       <w:r>
-        <w:t>[ترويسة / كليشة وزارة العدل — معلومات رسمية متكررة] ===</w:t>
+        <w:t>[ترويسة / كليشة رسمية — معلومات متكررة] ===</w:t>
         <w:br/>
         <w:t>عليه نحيطكم بأنه تم توثيقه لدينا تحت الرقم (١٥٩) وتجدون بطيه عدد ) ٧٠ت) نسخة من العقد المذكور ، والمكون من ( لاي) صفحة إجمالي عدد الصفحات ) راك) صفحة مجلد ٤/٨ - ٢) لعام</w:t>
       </w:r>
@@ -7617,7 +7597,7 @@
         <w:bidi/>
       </w:pPr>
       <w:r>
-        <w:t>[نص الضبط / الحكم — المتن الفعلي] ===</w:t>
+        <w:t>[المتن الفعلي: الوقائع / الأسباب / المنطوق] ===</w:t>
         <w:br/>
         <w:t>تاریخ ١٠ / ٢ / ١٤٣٤هـ</w:t>
       </w:r>
@@ -7862,7 +7842,7 @@
         <w:bidi/>
       </w:pPr>
       <w:r>
-        <w:t>[ترويسة / كليشة وزارة العدل — معلومات رسمية متكررة] ===</w:t>
+        <w:t>[ترويسة / كليشة رسمية — معلومات متكررة] ===</w:t>
         <w:br/>
         <w:t>وزارة العدل</w:t>
       </w:r>
@@ -7874,7 +7854,7 @@
         <w:bidi/>
       </w:pPr>
       <w:r>
-        <w:t>[نص الضبط / الحكم — المتن الفعلي] ===</w:t>
+        <w:t>[المتن الفعلي: الوقائع / الأسباب / المنطوق] ===</w:t>
         <w:br/>
         <w:t>محكمة الاستئناف بمنطقة مكة المكرمة</w:t>
       </w:r>
@@ -7886,7 +7866,7 @@
         <w:bidi/>
       </w:pPr>
       <w:r>
-        <w:t>[ترويسة / كليشة وزارة العدل — معلومات رسمية متكررة] ===</w:t>
+        <w:t>[ترويسة / كليشة رسمية — معلومات متكررة] ===</w:t>
         <w:br/>
         <w:t>رقم الصفحة:</w:t>
       </w:r>
@@ -7898,7 +7878,7 @@
         <w:bidi/>
       </w:pPr>
       <w:r>
-        <w:t>[نص الضبط / الحكم — المتن الفعلي] ===</w:t>
+        <w:t>[المتن الفعلي: الوقائع / الأسباب / المنطوق] ===</w:t>
         <w:br/>
         <w:t>ىلوألا ةيصخشلا لاوحألا ةرئاد</w:t>
       </w:r>
@@ -7923,7 +7903,7 @@
         <w:bidi/>
       </w:pPr>
       <w:r>
-        <w:t>[ترويسة / كليشة وزارة العدل — معلومات رسمية متكررة] ===</w:t>
+        <w:t>[ترويسة / كليشة رسمية — معلومات متكررة] ===</w:t>
         <w:br/>
         <w:t>تاريخ الصك : ١٤٤٢/٠٦/٢٨</w:t>
       </w:r>
@@ -7935,7 +7915,7 @@
         <w:bidi/>
       </w:pPr>
       <w:r>
-        <w:t>[نص الضبط / الحكم — المتن الفعلي] ===</w:t>
+        <w:t>[المتن الفعلي: الوقائع / الأسباب / المنطوق] ===</w:t>
         <w:br/>
         <w:t>أطراف القضية</w:t>
       </w:r>
@@ -8050,7 +8030,7 @@
         <w:bidi/>
       </w:pPr>
       <w:r>
-        <w:t>[نص الضبط / الحكم — المتن الفعلي] ===</w:t>
+        <w:t>[المتن الفعلي: الوقائع / الأسباب / المنطوق] ===</w:t>
         <w:br/>
         <w:t>صفته بالقضية</w:t>
       </w:r>
@@ -8126,7 +8106,7 @@
         <w:bidi/>
       </w:pPr>
       <w:r>
-        <w:t>[نص الضبط / الحكم — المتن الفعلي] ===</w:t>
+        <w:t>[المتن الفعلي: الوقائع / الأسباب / المنطوق] ===</w:t>
         <w:br/>
         <w:t>مستأنف فيده</w:t>
       </w:r>
@@ -8163,7 +8143,7 @@
         <w:bidi/>
       </w:pPr>
       <w:r>
-        <w:t>[نص الضبط / الحكم — المتن الفعلي] ===</w:t>
+        <w:t>[المتن الفعلي: الوقائع / الأسباب / المنطوق] ===</w:t>
         <w:br/>
         <w:t>مدعى عليه</w:t>
       </w:r>
@@ -8213,7 +8193,7 @@
         <w:bidi/>
       </w:pPr>
       <w:r>
-        <w:t>[نص الضبط / الحكم — المتن الفعلي] ===</w:t>
+        <w:t>[المتن الفعلي: الوقائع / الأسباب / المنطوق] ===</w:t>
         <w:br/>
         <w:t>1.A. IV. 1</w:t>
       </w:r>
@@ -8250,7 +8230,7 @@
         <w:bidi/>
       </w:pPr>
       <w:r>
-        <w:t>[نص الضبط / الحكم — المتن الفعلي] ===</w:t>
+        <w:t>[المتن الفعلي: الوقائع / الأسباب / المنطوق] ===</w:t>
         <w:br/>
         <w:t>مستأنف ضده</w:t>
       </w:r>
@@ -8300,7 +8280,7 @@
         <w:bidi/>
       </w:pPr>
       <w:r>
-        <w:t>[نص الضبط / الحكم — المتن الفعلي] ===</w:t>
+        <w:t>[المتن الفعلي: الوقائع / الأسباب / المنطوق] ===</w:t>
         <w:br/>
         <w:t>مدعى عليه</w:t>
       </w:r>
@@ -8415,7 +8395,7 @@
         <w:bidi/>
       </w:pPr>
       <w:r>
-        <w:t>[ترويسة / كليشة وزارة العدل — معلومات رسمية متكررة] ===</w:t>
+        <w:t>[ترويسة / كليشة رسمية — معلومات متكررة] ===</w:t>
         <w:br/>
         <w:t>وزارة العدل</w:t>
       </w:r>
@@ -8427,7 +8407,7 @@
         <w:bidi/>
       </w:pPr>
       <w:r>
-        <w:t>[نص الضبط / الحكم — المتن الفعلي] ===</w:t>
+        <w:t>[المتن الفعلي: الوقائع / الأسباب / المنطوق] ===</w:t>
         <w:br/>
         <w:t>صمك رقم ٤٢٧٠٣٦٢٠١</w:t>
       </w:r>
@@ -8478,7 +8458,7 @@
         <w:bidi/>
       </w:pPr>
       <w:r>
-        <w:t>[ترويسة / كليشة وزارة العدل — معلومات رسمية متكررة] ===</w:t>
+        <w:t>[ترويسة / كليشة رسمية — معلومات متكررة] ===</w:t>
         <w:br/>
         <w:t>رقم الصفحة تاريخ الصك: ١٤٤٢/٠٦/٢٨</w:t>
       </w:r>
@@ -8490,21 +8470,20 @@
         <w:bidi/>
       </w:pPr>
       <w:r>
-        <w:t>[نص الضبط / الحكم — المتن الفعلي] ===</w:t>
+        <w:t>[الطلبات / المرفقات] ===</w:t>
         <w:br/>
         <w:t>مصاب بالغرف ويحتاج إلى قيم وهي على النحو التالي / 1- الواقعة الأولى التقرير الطبي الصادر من مدينة الملك عبد العزيز الطبية بتاريخ 1431/13/12هـ والمبنى على خطاب فضيلة القاضي إبراهيم اللحيدان الكتابة إلى مدينة الملك عبد العزيز الطبية بحدة و المرفق بخطاب المستشفى رقم 767 يف 2/1432/13/ح/ هـ ونصه ( يعاني من قصور الإدراك وضعف في الذاكرة وقصور في التركيز وشرود الذهن كما أنه يعاني من رجفان بأيدي وجمود بتعابير الوجه مع اضطراب بالخطوات وعدم قدرته على السير الابمساعدة شخصين 2 الواقعة الثانية شخوص فضيلة القاضي إبراهيم اللحيدان على حالة الموصي بتاريخ 18/2/1423هـ بحضور الموظف بدائرة الفضائية السادسة والعشرين بالمحكمة العامة بجدة وتم تدوين ذلك بمحضر القضية ونصه وحيث سبق في يوم السبت الموافق 18/2/1432هـ حضور الأب أحمد ربين والجلوس معه منفرداً وكان مقعداً على كرسي متحرك بعضور الموظف عبدا هلا أحمد الغامدي وجرى ماي الحديث معه فوجدت أنه مدرك لأشياء قليلة وغير مدرك الأشياء ماضية 3- الواقعة الثالثة شخوص فضيلة القاضي صالح الزايدي وذلك وفقا لم هو مرصود في الصحيفة التاسعة من الصك رقم 34281449 وتاريخ 26/7/1434هـ ونص الحاجة منه وظهر لي أنه كبير في السن ومقعد وضعيت الذاكرة ويحتاج إلى إقامة قيم ، وللبيان تم إعداد هذا المحضر وذلك وفقا لما هو مضبوط في صك الولاية رقم 434281449 الواقعة الرابعة قررت الدائرة التاسعة بالمحكمة العامة بجدة تشكيل لجنة من ثلاث أطباء بمشاركة مستشفى الأمل ومستشفى الصحة النفسية بجدة كما جاء في الصك رقم 34281449 وتاريخ 1434/7/26هـ ونص تقرير اللجنة ( وبمعاينة حالة المذكور أعلاه وبالاطلاع على ملفه الطبي والفحوصات الطب ية والتقارير الصادرة بحقه تقرر ما يلي : أن المذكور يعاني من تدهور في القدرات العقلية المعرفية وتشخصت حالته / عنه شيخوخة بدرجة شديدة مع جلطة دماغية وعليه ترى اللجنة لمذكور يحتاج إلى إقامة ولي عليه يرعى شؤونه). وحيث إنه ثبت خرف الموصي في أربع تشخيصات اثنين منها من قضاة واثنين من أطباء أهل الاختصاص. وتقرير مستشفى مدينة الملك عبد العزيز والقاضي اللحيدان متقدم تاريخاً عليه ناظر القضية مما ورد في تقرير مستشفى الصحة النفسية ، لذا كان يجب على فضيلة ناظر القضية طرح هذا التقرير وعدم الالتفات إليه لمخالفته التقارير السابقة ومخالفته ما عاينه أصحاب الفضيلة القضاة ثالثا : ذكر فضيلة ناظر القضية في تسبيب الحكم ما نصه ( ونظرا لوجود الفارق الزماني المؤثر بين تاريخ صدور التقرير الطبي ووبين : الحكم من الدائرة السادسة والعشرين وإثبات القصور العقلي بأحمد عباس زبين لدى الدائرة التاسعة واتعارض البينات والتقارير ...) هذا التسبيب غير صحيح وفيه إغفال ثبوت العالي للموصي ابتداء قبل التقرير الذي استندت عليه الدائرة وذلك في تقرير مدينة الملك عبد العزيز الطبية بجدة المبني على خطاب المحكمة ، وكذلك فيه إغفال لما دونه القاضي إبراهيم اللحيدان ، والصحيح أنه ثبوت خرف الموصي مستصحب من صدور أول التقارير وهو تقرير مدينة الملك عبد العزيز ومعاينة القاضي إبراهيم اللحيدان للمنهى عنه ، وورود خطأ بأحد بتقرير الصحة النفسية لا ينفي ذلك لثبوت خطأ التقرير بعد إعادة تشكيل اللجنة من عدة مستشفيات بمشاركة الصحة النفسية والذي أثبت الغرف وصحة الأساس الذي أقيم عليه الطلب الإنهائي بالعجر على الموسي. فالفارق الزمني غير موجود وليس حجة على عدم خرف الموصي ابتداء . رابعا : سبب فضيلة ناظر القضية لحكمه بقوله (التعارض البينات والتقارير كما هو ظاهر ولأنه عند التعارض يصار إلى الترجيح ولأن الأصل هو صحة الوصية المثبتة لدى الدائرة ولا يصار إلى غيره إلا بدليل مثله أو أقوى منه ، ما ذكره فضيلة ناظر القضية غير صحيح من وجود تعارض للبينات وذلك لأنه كان يحب على فضيلة ناظر القضية طرح وعدم الأخذ بالتقرير الصادر من مستشفى الصحة النفسية بجدة لثبوت خطئه، خامسا : القصرت الدائرة في إجراء انها قلم تدخل المستحقين للوصية المطالب بالغانها وهم : جميع الأحفاد الذكور والأناث بالتساوي . والمتعين إدخالهم في الدعوى وسؤالهم عن الاستحقاق وعن حال الموصي وقت الوصية لأنهم يعرفون ذلك وإجراء الوجه الشرعي تجاه ذلك . سادسا : وجود العيب في إجراءات الوكالة التي أثبتت بموجها الوصية المعترض عليها ، وهذا مع تأكيدنا على الغرف في وقت التوكيل بالوصية إلا أن العبب في الإجراءات حاصل لكون الوصية أثبتت بموجب وكالة رقم 11902 وتاريخ 8/ 2 / 1432 هـ وقام بتدوينها كاتب العدل عبد الوهاب القرني في منزل أسامة زبني وليس في كتابة العدل، ولم يكن خروج كاتب العدل وفق النظام حيث أقر الشاهد إسماعيل مسبح في ص 21 من الصك أنه حضر لمنزل أسامة زيني و أن الوكالة دونت في البيت وليس في كتابة العدل وأن أسامة زيني هو من كان يتكلم وأنه لم يسمع أحمد ويني لكون صوته كان منخفضا وصادق وكيل أسامة على كل ذلك ، وخلاصة القول : أن كاتب العدل زعم في وكالته أن أحمد زيني حضر عنده والشاهد ووكيل أسامة زيني أمروا أن الوكالة كتبت في البيت وليس في سجلات كتابة العدل استئذان رسمي لضبط الوكالة في المنزل وحيث أخفى كاتب العدل ذلك فأحسن الأحوال أنه فعل ذلك مجاملة لصاحب المنزل ( المدعى عليه أسامة زيني) فلا تقبل شهادته ولا ضبطه مثل هذه الوثيقة التي تجلب النفع لأولاد صاحب المنزل الذي أكله وجالسه فالمتعين رد إجراء كاتب العدل بأكمله لمخالفته الشرع والنظام. سابعاً : أفيد فضيلتكم أن الثابت هو خرف الموصي وأن هذا الخرف مستمر من ثبونه بتاريخ 12/12/1431هـ بموجب التقرير الطيب الصادر من مدينة الملك عبد العزيز الطبية بجدة إلى حين وفاة الموصي ولم يتغير شيء وهو أساس تقديم دعوى الحجر بتاريخ 1/1/1432هـ بالفيد رقم 305/31 لدى المحكمة العامة بجدة والوصية اللاحقة لهذا التاريخ غير صحيحة وقد ذكرنا أدلة ذلك بالمرافعة من التقارير الطبية وإفادات القضاة وشهود الحال وضعف تصرفات المنهي فتحيل عليها لكي لاتطيل، وتزيدها بما يلي : 1. قرار الوارث عدنان ربني بعدم صحة هذه الوصية حيث حضر في الدعوى بصفته مدعى عليه يرث النصف من الموصي وقرر أن الوصية المنهى بها غير صحيحة، وأن الصحيح في الوصية التي كتبها الشيخ عبد الملك بن دهيش والمتضمنة جعل الثلث لأبناء أخيه غازي زباني ، وأما الوصية التي اصطنعها أسامة فهي تجعل الثلث مشاعا بني أولاد غازي وأولاد أسامة وأولاد عدنان ، وحيث إن إقراره هذا. و على خلاف مصلحته ويجر عليه ضرراً وليس له في مصلحه حيث أنه يحرم أولاده من الاستحقاق ويثبته بموجبه الوصية السابقة لموكلي ورغم ثبوت هذا الإقرار بموجب افادة وكيله إلا أن المدعى عليه عدنان حضر في الجلسة السابقة الموكلي ورغم ثبوت هذا الإقرار بموجب إفادة وكيله إلا أن المدعى عليه عدنان حضر في الجلسة الأخيرة وقرر ما ذكرناه وكلبنا إعادة ضبطه من ناظر القضية في الجلسة المتلفزة إلا أن ذلك لم يحصل ويمكن للدائرة الرجوع للجلسة واستماع إفادة المدعى عليه عدنان بلسانه 2 أن دعوى الحجر سابقة على طلب إثبات الوصية حيث أحيل طلب إثبات الوصية للمحكمة العامة بجدة برقم 3331 في 8 / 2 / 1432هـ بينما أحيل طلب إقامة الولاية على أحمد زيني برقم 205 / 32 في 1432/1/1هت وبناء عليه فأن الاختصاص في إثبات الوصية ونفها يتعقد أساساً لقاضي الولاية لكون الوصية فرع عن الأهليه وحيث انتهت الولاية بحكم بات بعدم الأهلية مفصحة في الحكم على صحة الطلب المقدم في 1/1 / 1432هـ فيتعين إبطال الوصية شرعاً ونظاماً 3 أن المنهي في الوصية ذكر في انهائه أن موكلي أوصى بوصية مكتوبه بشهادة إسماعيل سميح وسماع شهادة الشاهد أقر أنه لم يسمع أحمد زيني بل سمع أبنه أسامه وبناء عليه فأنه استبان عدم صحة شهادة الشاهد الذي أنهى بموجب شهادته فيتعين إبطال الوصية له أن قرائن الأحوال شاهده على صحة دعوى موكلي فإضافة على ما ذكر في المرافعة فإن لا يتصور أن رجلاً راشداً تقام عليه دعوى ولاية ثم يعمد إلى تغيير وسبته عن طريق وكالة مكتوبة في المنزل بل الذي يشهد له العرف والعادة أن يقوم هذا الرجل الرشيد العاقل بالحضور إلى المحكمة بنفسه وإثبات أهليته وتعديل وصيته بنفسه لكنه وكن وكيلا لتعديل الوصية بالطريقة التي أشرنا إليها ثم أحضر إلى ناظر قضية الولاية ولم يتبين رشده بل تبين أنه غير مدرك لأشياء كبارة ، وبعد هذا لم يحضر في جلسات المحاكم بل ولا للأطباء الا تحت ضغط القوة الجبرية على ولده أسامة فهل تترك هذه القرائن التي هي بمنزلة البينات لأجل ما سبب به ناظر القضية 5 - أن المدعى عليه في هذه الدعوى اثنان : عدنان زيني وهو الابن الأكبر وقد أقر بالدعوى جملة وتفصيلا، وأسامة زني وهو الابن الأصغر وله مصلحة مباشرة فيما عمله من إجراءات فقد أقر أمام المحكمة أنه اشترى ملك أبيه بأربعمائة وخمسين ألف رينه وهو يساوي مائة وعشرون مليون ريل بموجب إقراره وبموجب تقرير الخبير مكتب</w:t>
       </w:r>
     </w:p>
     <w:p>
       <w:pPr>
-        <w:jc w:val="right"/>
-        <w:bidi/>
-      </w:pPr>
-      <w:r>
-        <w:rPr>
-          <w:b w:val="0"/>
-          <w:i w:val="0"/>
-        </w:rPr>
+        <w:pStyle w:val="Heading2"/>
+        <w:jc w:val="right"/>
+        <w:bidi/>
+      </w:pPr>
+      <w:r>
+        <w:t>[المتن الفعلي: الوقائع / الأسباب / المنطوق] ===</w:t>
+        <w:br/>
         <w:t>10080</w:t>
       </w:r>
     </w:p>
@@ -8515,7 +8494,7 @@
         <w:bidi/>
       </w:pPr>
       <w:r>
-        <w:t>[ترويسة / كليشة وزارة العدل — معلومات رسمية متكررة] ===</w:t>
+        <w:t>[ترويسة / كليشة رسمية — معلومات متكررة] ===</w:t>
         <w:br/>
         <w:t>المملكة العربية السعودية وزارة العدل</w:t>
       </w:r>
@@ -8527,7 +8506,7 @@
         <w:bidi/>
       </w:pPr>
       <w:r>
-        <w:t>[نص الضبط / الحكم — المتن الفعلي] ===</w:t>
+        <w:t>[المتن الفعلي: الوقائع / الأسباب / المنطوق] ===</w:t>
         <w:br/>
         <w:t>صك رقم ٤٢٧٠٣٦٢٠١</w:t>
       </w:r>
@@ -8578,7 +8557,7 @@
         <w:bidi/>
       </w:pPr>
       <w:r>
-        <w:t>[ترويسة / كليشة وزارة العدل — معلومات رسمية متكررة] ===</w:t>
+        <w:t>[ترويسة / كليشة رسمية — معلومات متكررة] ===</w:t>
         <w:br/>
         <w:t>رقم الصفحة : تاريخ الصك: ١٤٤٢/٠٦/٢٨</w:t>
       </w:r>
@@ -8590,7 +8569,7 @@
         <w:bidi/>
       </w:pPr>
       <w:r>
-        <w:t>[نص الضبط / الحكم — المتن الفعلي] ===</w:t>
+        <w:t>[المتن الفعلي: الوقائع / الأسباب / المنطوق] ===</w:t>
         <w:br/>
         <w:t>طلال أبو غزالة هو يساوي ثلاثمائة مليون رالي وثبوت الوصية يوجب تسليم الننث للمستحقين وإنفاذ هذا الإجراء كان قبل تاريخ الوصية وهو دليل على عدم الأهلية أيضا. ثامنا : خلا الحكم عن مناقشة ما ذكرناه من أنه مع عدم التسليم بالأهلية فإن حكم القاضي بالأهلية يقتضي ابطال الوصية برجوع المنهي عنه حيث قدمنا الورقة التي بصم عليها المنهي بشهادة ابنه عدنان أنه لم يغير وصيته الأولى لأبناء ابنه غازي وأنه إن كان قد أثبت في ، على لسانه فإنه يرجع عنه ويبطله ويعود إلى ما أوصي به سابقا من جعل الثلث الأولاد ابنه المتوفى غازي زيني . وقد ترك ناظر القضية الجواب عن هذا ومناقشته فالوصية إن صححت لما يطنه القاضي من الأهلية بطت بموجب هذا الإقرار وكل مستند يذكره ناظر القضية لتصحيح الوصية المطالب بإلغائها ينطبق على الرجوع الذي قدمناه ويقتضي بطلانها مرة أخرى ، والتفريق بين الأمرين تناقض). ثم جرى سؤال المستأنفين أصالة ووكالة هل لديهما ما إضافة على ما ورد في لوائحهم الاعتراضية المقدمة فأجاب كل واحد منهما يقوله : لا يوجد لدي إضافة عما ورد في اللائحة الاعتراضية والسك ، كما جرى سؤال المدعى عليه وكالة هل لديه إضافة فأجاب بقوله : أكتفي بما قدمت لدى محكمة الدرجة الأولى هكذا قرر ورفعت الجلسة للدراسة، وفي جلسة عالية جرى تأمل القصية.</w:t>
       </w:r>
@@ -8662,27 +8641,25 @@
     </w:p>
     <w:p>
       <w:pPr>
-        <w:jc w:val="right"/>
-        <w:bidi/>
-      </w:pPr>
-      <w:r>
-        <w:rPr>
-          <w:b w:val="0"/>
-          <w:i w:val="0"/>
-        </w:rPr>
-        <w:t>ةيئاضقلا ةرئادلا سيئر</w:t>
-      </w:r>
-    </w:p>
-    <w:p>
-      <w:pPr>
-        <w:jc w:val="right"/>
-        <w:bidi/>
-      </w:pPr>
-      <w:r>
-        <w:rPr>
-          <w:b w:val="0"/>
-          <w:i w:val="0"/>
-        </w:rPr>
+        <w:pStyle w:val="Heading2"/>
+        <w:jc w:val="right"/>
+        <w:bidi/>
+      </w:pPr>
+      <w:r>
+        <w:t>[المُرسَل إليه / المخاطَب والتحية] ===</w:t>
+        <w:br/>
+        <w:t>رئيس الدائرة القضائية</w:t>
+      </w:r>
+    </w:p>
+    <w:p>
+      <w:pPr>
+        <w:pStyle w:val="Heading2"/>
+        <w:jc w:val="right"/>
+        <w:bidi/>
+      </w:pPr>
+      <w:r>
+        <w:t>[المتن الفعلي: الوقائع / الأسباب / المنطوق] ===</w:t>
+        <w:br/>
         <w:t>عفانلا عفان هللادبع فيان</w:t>
       </w:r>
     </w:p>
@@ -8796,7 +8773,7 @@
         <w:bidi/>
       </w:pPr>
       <w:r>
-        <w:t>[نص الضبط / الحكم — المتن الفعلي] ===</w:t>
+        <w:t>[المتن الفعلي: الوقائع / الأسباب / المنطوق] ===</w:t>
         <w:br/>
         <w:t>ةحصلا ةرازو</w:t>
       </w:r>
@@ -8950,7 +8927,7 @@
         <w:bidi/>
       </w:pPr>
       <w:r>
-        <w:t>[نص الضبط / الحكم — المتن الفعلي] ===</w:t>
+        <w:t>[المتن الفعلي: الوقائع / الأسباب / المنطوق] ===</w:t>
         <w:br/>
         <w:t>أحمد عباس زيني</w:t>
       </w:r>
@@ -9013,34 +8990,32 @@
         <w:bidi/>
       </w:pPr>
       <w:r>
-        <w:t>[نص الضبط / الحكم — المتن الفعلي] ===</w:t>
+        <w:t>[المتن الفعلي: الوقائع / الأسباب / المنطوق] ===</w:t>
         <w:br/>
         <w:t>السلام عليكم ورحمة الله وبركاته</w:t>
       </w:r>
     </w:p>
     <w:p>
       <w:pPr>
-        <w:jc w:val="right"/>
-        <w:bidi/>
-      </w:pPr>
-      <w:r>
-        <w:rPr>
-          <w:b w:val="0"/>
-          <w:i w:val="0"/>
-        </w:rPr>
+        <w:pStyle w:val="Heading2"/>
+        <w:jc w:val="right"/>
+        <w:bidi/>
+      </w:pPr>
+      <w:r>
+        <w:t>[المُرسَل إليه / المخاطَب والتحية] ===</w:t>
+        <w:br/>
         <w:t>حفظه الله</w:t>
       </w:r>
     </w:p>
     <w:p>
       <w:pPr>
-        <w:jc w:val="right"/>
-        <w:bidi/>
-      </w:pPr>
-      <w:r>
-        <w:rPr>
-          <w:b w:val="0"/>
-          <w:i w:val="0"/>
-        </w:rPr>
+        <w:pStyle w:val="Heading2"/>
+        <w:jc w:val="right"/>
+        <w:bidi/>
+      </w:pPr>
+      <w:r>
+        <w:t>[المتن الفعلي: الوقائع / الأسباب / المنطوق] ===</w:t>
+        <w:br/>
         <w:t>اجتمعت اللجنة الطبية المحلية لدينا بتاريخ ١٤٣٢/٥/٢٩هـ واطلعت على خطاب فضيلتكم رقم ٣٢/٣٤٨٢٢ بتاريخ ١٤٣٢/٤/١٧هـ وبمعاينة حالة المذكور أعلاه وبالاطلاع على ملفه الطبي والفحوصات الطبية والنفسية والتقارير الطبيه الصادرة بحقه تقرر مايلي: تبين ان المذكورهادئ ومتعاون ولم تظهر عليه اعراض مرض عقلي وكان ادراكه ووعيه وذاكرته في الحدود الطبيعيه ماعدا نسيان بعض الاحداث القريبه جداً بما يتمشى مع سنه .</w:t>
       </w:r>
     </w:p>
@@ -9180,7 +9155,7 @@
         <w:bidi/>
       </w:pPr>
       <w:r>
-        <w:t>[نص الضبط / الحكم — المتن الفعلي] ===</w:t>
+        <w:t>[المتن الفعلي: الوقائع / الأسباب / المنطوق] ===</w:t>
         <w:br/>
         <w:t>يسفنلا بطلا يراشتسا</w:t>
       </w:r>
@@ -9334,7 +9309,7 @@
         <w:bidi/>
       </w:pPr>
       <w:r>
-        <w:t>[نص الضبط / الحكم — المتن الفعلي] ===</w:t>
+        <w:t>[المتن الفعلي: الوقائع / الأسباب / المنطوق] ===</w:t>
         <w:br/>
         <w:t>(المعاملة الحسنة لاتحتاج إلى إمكانات)</w:t>
       </w:r>
@@ -9358,7 +9333,7 @@
         <w:bidi/>
       </w:pPr>
       <w:r>
-        <w:t>[نص الضبط / الحكم — المتن الفعلي] ===</w:t>
+        <w:t>[المتن الفعلي: الوقائع / الأسباب / المنطوق] ===</w:t>
         <w:br/>
         <w:t>وزارة وليمة</w:t>
       </w:r>
@@ -9434,34 +9409,32 @@
         <w:bidi/>
       </w:pPr>
       <w:r>
-        <w:t>[نص الضبط / الحكم — المتن الفعلي] ===</w:t>
+        <w:t>[المتن الفعلي: الوقائع / الأسباب / المنطوق] ===</w:t>
         <w:br/>
         <w:t>العار عليكم رحمة الله ماله</w:t>
       </w:r>
     </w:p>
     <w:p>
       <w:pPr>
-        <w:jc w:val="right"/>
-        <w:bidi/>
-      </w:pPr>
-      <w:r>
-        <w:rPr>
-          <w:b w:val="0"/>
-          <w:i w:val="0"/>
-        </w:rPr>
-        <w:t>مرتحملا</w:t>
-      </w:r>
-    </w:p>
-    <w:p>
-      <w:pPr>
-        <w:jc w:val="right"/>
-        <w:bidi/>
-      </w:pPr>
-      <w:r>
-        <w:rPr>
-          <w:b w:val="0"/>
-          <w:i w:val="0"/>
-        </w:rPr>
+        <w:pStyle w:val="Heading2"/>
+        <w:jc w:val="right"/>
+        <w:bidi/>
+      </w:pPr>
+      <w:r>
+        <w:t>[المُرسَل إليه / المخاطَب والتحية] ===</w:t>
+        <w:br/>
+        <w:t>المحترم</w:t>
+      </w:r>
+    </w:p>
+    <w:p>
+      <w:pPr>
+        <w:pStyle w:val="Heading2"/>
+        <w:jc w:val="right"/>
+        <w:bidi/>
+      </w:pPr>
+      <w:r>
+        <w:t>[المتن الفعلي: الوقائع / الأسباب / المنطوق] ===</w:t>
+        <w:br/>
         <w:t>إشارة إلى خطاب فضيلتكم رقم ٣٢/٧٦٩٥٨٩ بتاريخ ١٤٣٢/٦/٢٦ هـ بخصوص</w:t>
       </w:r>
     </w:p>

--- a/zaini_case_audit_output/outputs/word/documents/085_مذكرة طلب النقض على الحكم النهائي.docx
+++ b/zaini_case_audit_output/outputs/word/documents/085_مذكرة طلب النقض على الحكم النهائي.docx
@@ -307,20 +307,20 @@
           <w:b w:val="0"/>
           <w:i w:val="0"/>
         </w:rPr>
-        <w:t>.لوألا رودلا ناطلسلا جات ىنبم ناطلس ريمالا عراش - ةدج - ةيدوعسلا ةيبرعلا ةكلمملا</w:t>
-      </w:r>
-    </w:p>
-    <w:p>
-      <w:pPr>
-        <w:jc w:val="right"/>
-        <w:bidi/>
-      </w:pPr>
-      <w:r>
-        <w:rPr>
-          <w:b w:val="0"/>
-          <w:i w:val="0"/>
-        </w:rPr>
-        <w:t>تاعاجملل نويذيهلا</w:t>
+        <w:t>المملكة العربية السعودية - جدة - شارع الامير سلطان مبنى تاج السلطان الدور الأول.</w:t>
+      </w:r>
+    </w:p>
+    <w:p>
+      <w:pPr>
+        <w:jc w:val="right"/>
+        <w:bidi/>
+      </w:pPr>
+      <w:r>
+        <w:rPr>
+          <w:b w:val="0"/>
+          <w:i w:val="0"/>
+        </w:rPr>
+        <w:t>الهيذيون للمجاعات</w:t>
       </w:r>
     </w:p>
     <w:p>
@@ -338,15 +338,2495 @@
     </w:p>
     <w:p>
       <w:pPr>
-        <w:jc w:val="right"/>
-        <w:bidi/>
-      </w:pPr>
-      <w:r>
-        <w:rPr>
-          <w:b w:val="0"/>
-          <w:i w:val="0"/>
-        </w:rPr>
-        <w:t>21372 يديربلا زمرلا 13045 ب.ص و</w:t>
+        <w:pStyle w:val="Heading2"/>
+        <w:jc w:val="right"/>
+        <w:bidi/>
+      </w:pPr>
+      <w:r>
+        <w:t>[ترويسة / كليشة رسمية — معلومات متكررة] ===</w:t>
+        <w:br/>
+        <w:t>و ص.ب 13045 الرمز البريدي 21372</w:t>
+      </w:r>
+    </w:p>
+    <w:p>
+      <w:pPr>
+        <w:jc w:val="right"/>
+        <w:bidi/>
+      </w:pPr>
+      <w:r>
+        <w:rPr>
+          <w:b w:val="0"/>
+          <w:i w:val="0"/>
+        </w:rPr>
+        <w:t>@Tanfithion Tanfithion@gmail.com 053 653 3388 012 605 4571</w:t>
+      </w:r>
+    </w:p>
+    <w:p>
+      <w:pPr>
+        <w:pStyle w:val="Heading2"/>
+        <w:jc w:val="right"/>
+        <w:bidi/>
+      </w:pPr>
+      <w:r>
+        <w:t>[المتن الفعلي: الوقائع / الأسباب / المنطوق] ===</w:t>
+        <w:br/>
+        <w:t>توليص محاماة</w:t>
+      </w:r>
+    </w:p>
+    <w:p>
+      <w:pPr>
+        <w:jc w:val="right"/>
+        <w:bidi/>
+      </w:pPr>
+      <w:r>
+        <w:rPr>
+          <w:b w:val="0"/>
+          <w:i w:val="0"/>
+        </w:rPr>
+        <w:t>التنفيذيون</w:t>
+      </w:r>
+    </w:p>
+    <w:p>
+      <w:pPr>
+        <w:jc w:val="right"/>
+        <w:bidi/>
+      </w:pPr>
+      <w:r>
+        <w:rPr>
+          <w:b w:val="0"/>
+          <w:i w:val="0"/>
+        </w:rPr>
+        <w:t>شركة التنفيذيون للمحاماة والاستشارات القانونية</w:t>
+      </w:r>
+    </w:p>
+    <w:p>
+      <w:pPr>
+        <w:jc w:val="right"/>
+        <w:bidi/>
+      </w:pPr>
+      <w:r>
+        <w:rPr>
+          <w:b w:val="0"/>
+          <w:i w:val="0"/>
+        </w:rPr>
+        <w:t>\- من حيث الموضوع: جاء حكم الاستئناف مؤيداً لحكم أول درجة مع تعديل بسيط، وعاب على</w:t>
+      </w:r>
+    </w:p>
+    <w:p>
+      <w:pPr>
+        <w:jc w:val="right"/>
+        <w:bidi/>
+      </w:pPr>
+      <w:r>
+        <w:rPr>
+          <w:b w:val="0"/>
+          <w:i w:val="0"/>
+        </w:rPr>
+        <w:t>حكم الاستئناف المشوب بالمطاعن والمتضمن مخالفات صريحة للعديد من النصوص النظامية الصادرة من ولي الأمر، كما أخطأ في تكييف الواقعة وجاء تسبيبه مؤسساً على مجرد قرائن غير معتبرة لا ترتقي للدليل، وعلى استخلاصات غير سائغة وتصوير غير سليم للوقائع محل الدعوى ووصفها وصفاً غير سليم، كما خالف أحكام الشريعة الإسلامية والمبادئ الصادرة من المحكمة العليا والتي تتساوى حجيتها مع أحكام الأنظمة، الأمر الذي يستوجب نقضه، واستناداً للمادة (۸۸) من نظام المحاكم التجارية؛ فإن أسباب طلب</w:t>
+      </w:r>
+    </w:p>
+    <w:p>
+      <w:pPr>
+        <w:jc w:val="right"/>
+        <w:bidi/>
+      </w:pPr>
+      <w:r>
+        <w:rPr>
+          <w:b w:val="0"/>
+          <w:i w:val="0"/>
+        </w:rPr>
+        <w:t>نقض الحكم تتمثل في الآتي :</w:t>
+      </w:r>
+    </w:p>
+    <w:p>
+      <w:pPr>
+        <w:jc w:val="right"/>
+        <w:bidi/>
+      </w:pPr>
+      <w:r>
+        <w:rPr>
+          <w:b w:val="0"/>
+          <w:i w:val="0"/>
+        </w:rPr>
+        <w:t>ميلس ريغ اًفصو اهفصوو ةعقاولا فييكت ىف أطخلا :لوألا ببسلا</w:t>
+      </w:r>
+    </w:p>
+    <w:p>
+      <w:pPr>
+        <w:jc w:val="right"/>
+        <w:bidi/>
+      </w:pPr>
+      <w:r>
+        <w:rPr>
+          <w:b w:val="0"/>
+          <w:i w:val="0"/>
+        </w:rPr>
+        <w:t>لما كان التكييف والوصف المراد نظاماً إنما يرد على الواقعة محل النزاع وأن التكييف هو إدراك الحادث كما</w:t>
+      </w:r>
+    </w:p>
+    <w:p>
+      <w:pPr>
+        <w:jc w:val="right"/>
+        <w:bidi/>
+      </w:pPr>
+      <w:r>
+        <w:rPr>
+          <w:b w:val="0"/>
+          <w:i w:val="0"/>
+        </w:rPr>
+        <w:t>حدث بلا زيادة ولا نقصان؛ لإعطائه الوصف الشرعي أو النظامي وتطبيق حكمه عليه؛ ولما كانت الواقعة</w:t>
+      </w:r>
+    </w:p>
+    <w:p>
+      <w:pPr>
+        <w:jc w:val="right"/>
+        <w:bidi/>
+      </w:pPr>
+      <w:r>
+        <w:rPr>
+          <w:b w:val="0"/>
+          <w:i w:val="0"/>
+        </w:rPr>
+        <w:t>محل النزاع كما جاء في طلب المدعين هي الغبن في البيع ثم طلب بطلان البيع للغبن، وهذا تناقض لم</w:t>
+      </w:r>
+    </w:p>
+    <w:p>
+      <w:pPr>
+        <w:jc w:val="right"/>
+        <w:bidi/>
+      </w:pPr>
+      <w:r>
+        <w:rPr>
+          <w:b w:val="0"/>
+          <w:i w:val="0"/>
+        </w:rPr>
+        <w:t>تحسمه محكمة أول درجة وسايرتها محكمة الاستئناف بل زادت عليها واستكملت مسلسل التناقضات؛ إذ</w:t>
+      </w:r>
+    </w:p>
+    <w:p>
+      <w:pPr>
+        <w:jc w:val="right"/>
+        <w:bidi/>
+      </w:pPr>
+      <w:r>
+        <w:rPr>
+          <w:b w:val="0"/>
+          <w:i w:val="0"/>
+        </w:rPr>
+        <w:t>تارة تصف الدعوى بأنها مطالبة بقيمة حصة مورث المدعين المبيعة وتارة تصفها بأنها دعوى غبن فاحش في قيمة بيع الحصص، ثم في نهاية تسبيها تأتي بأمر غريب وهو الالتفات عن الجزء المتيقن سداده وفاء لثمن الحصة والثابت بشيكات مصرفية على حساب المورث ومنها شيك بمبلغ ٤٥٠,٠٠٠ ريال (أربعمائة وخمسين ألف ريال ) برقم ( ٠٠٠٨٤٤) وتاريخ ۲۰۱۰/۱۰/۰۴ على حساب مورث المدعين في بنك سامبا معللة إهدار حجيته بقولها: ( أن المدعي لم يعمد عليه في السداد واضطرب في دفوعه في السداد\!\! ) كما أهدرت ما قدمه المدعى عليه (المعترض) كقرينة على قيامه بسداد ديون على المورث كجزء من قيمة البيع بحسب الاتفاق</w:t>
+      </w:r>
+    </w:p>
+    <w:p>
+      <w:pPr>
+        <w:jc w:val="right"/>
+        <w:bidi/>
+      </w:pPr>
+      <w:r>
+        <w:rPr>
+          <w:b w:val="0"/>
+          <w:i w:val="0"/>
+        </w:rPr>
+        <w:t>وقدم شيكين مجموعهما مبلغ ٦ مليون ريال، وكان رد الدائرة عليم بأن الصور غير واضحة، ورفضت</w:t>
+      </w:r>
+    </w:p>
+    <w:p>
+      <w:pPr>
+        <w:jc w:val="right"/>
+        <w:bidi/>
+      </w:pPr>
+      <w:r>
+        <w:rPr>
+          <w:b w:val="0"/>
+          <w:i w:val="0"/>
+        </w:rPr>
+        <w:t>مخاطبة البنك المركزي</w:t>
+      </w:r>
+    </w:p>
+    <w:p>
+      <w:pPr>
+        <w:jc w:val="right"/>
+        <w:bidi/>
+      </w:pPr>
+      <w:r>
+        <w:rPr>
+          <w:b w:val="0"/>
+          <w:i w:val="0"/>
+        </w:rPr>
+        <w:t>يؤكد خطأ المحكمة في التكييف عدم اعتدادها بعقد البيع واعتمادها على تقرير المحاسب طلال أبو غزالة في دعوى أخرى لتقييم الحصص وهذا غير جائز للأسباب التالية: 1- أن الحصص المباعة تم تقديرها بين المتعاقدين بعقد صحيح ومكتمل الأركان بين المدعى عليه ومورث</w:t>
+      </w:r>
+    </w:p>
+    <w:p>
+      <w:pPr>
+        <w:jc w:val="right"/>
+        <w:bidi/>
+      </w:pPr>
+      <w:r>
+        <w:rPr>
+          <w:b w:val="0"/>
+          <w:i w:val="0"/>
+        </w:rPr>
+        <w:t>المدعي وأقر المدعي بصحته والذي يتضمن تقدير قيمة حصص مورث المدعي بمبلغ وقدره (۱۲۰,۰۰۰,۰۰۰</w:t>
+      </w:r>
+    </w:p>
+    <w:p>
+      <w:pPr>
+        <w:jc w:val="right"/>
+        <w:bidi/>
+      </w:pPr>
+      <w:r>
+        <w:rPr>
+          <w:b w:val="0"/>
+          <w:i w:val="0"/>
+        </w:rPr>
+        <w:t>ریال) مائة وعشرون مليون ريال وهما بكامل أهليتهما المعتبرة شرعاً ونظاماً</w:t>
+      </w:r>
+    </w:p>
+    <w:p>
+      <w:pPr>
+        <w:jc w:val="right"/>
+        <w:bidi/>
+      </w:pPr>
+      <w:r>
+        <w:rPr>
+          <w:b w:val="0"/>
+          <w:i w:val="0"/>
+        </w:rPr>
+        <w:t>المملكة العربية السعودية - جدة - شارع الامير سلطان - مبنى تاج السلطان الدور الأول من</w:t>
+      </w:r>
+    </w:p>
+    <w:p>
+      <w:pPr>
+        <w:jc w:val="right"/>
+        <w:bidi/>
+      </w:pPr>
+      <w:r>
+        <w:rPr>
+          <w:b w:val="0"/>
+          <w:i w:val="0"/>
+        </w:rPr>
+        <w:t>0126054571</w:t>
+      </w:r>
+    </w:p>
+    <w:p>
+      <w:pPr>
+        <w:pStyle w:val="Heading2"/>
+        <w:jc w:val="right"/>
+        <w:bidi/>
+      </w:pPr>
+      <w:r>
+        <w:t>[ترويسة / كليشة رسمية — معلومات متكررة] ===</w:t>
+        <w:br/>
+        <w:t>@Tanfithioh Tanfithion@gmail.com 0536533388</w:t>
+      </w:r>
+    </w:p>
+    <w:p>
+      <w:pPr>
+        <w:pStyle w:val="Heading2"/>
+        <w:jc w:val="right"/>
+        <w:bidi/>
+      </w:pPr>
+      <w:r>
+        <w:t>[المتن الفعلي: الوقائع / الأسباب / المنطوق] ===</w:t>
+        <w:br/>
+        <w:t>رفيذيون.</w:t>
+      </w:r>
+    </w:p>
+    <w:p>
+      <w:pPr>
+        <w:jc w:val="right"/>
+        <w:bidi/>
+      </w:pPr>
+      <w:r>
+        <w:rPr>
+          <w:b w:val="0"/>
+          <w:i w:val="0"/>
+        </w:rPr>
+        <w:t>للمحاماة والاستشرية</w:t>
+      </w:r>
+    </w:p>
+    <w:p>
+      <w:pPr>
+        <w:jc w:val="right"/>
+        <w:bidi/>
+      </w:pPr>
+      <w:r>
+        <w:rPr>
+          <w:b w:val="0"/>
+          <w:i w:val="0"/>
+        </w:rPr>
+        <w:t>2030120343</w:t>
+      </w:r>
+    </w:p>
+    <w:p>
+      <w:pPr>
+        <w:pStyle w:val="Heading2"/>
+        <w:jc w:val="right"/>
+        <w:bidi/>
+      </w:pPr>
+      <w:r>
+        <w:t>[ترويسة / كليشة رسمية — معلومات متكررة] ===</w:t>
+        <w:br/>
+        <w:t>ارب 13045 الرمز البريدي 21372</w:t>
+      </w:r>
+    </w:p>
+    <w:p>
+      <w:pPr>
+        <w:pStyle w:val="Heading2"/>
+        <w:jc w:val="right"/>
+        <w:bidi/>
+      </w:pPr>
+      <w:r>
+        <w:t>[المتن الفعلي: الوقائع / الأسباب / المنطوق] ===</w:t>
+        <w:br/>
+        <w:t>التنفيذيون</w:t>
+      </w:r>
+    </w:p>
+    <w:p>
+      <w:pPr>
+        <w:jc w:val="right"/>
+        <w:bidi/>
+      </w:pPr>
+      <w:r>
+        <w:rPr>
+          <w:b w:val="0"/>
+          <w:i w:val="0"/>
+        </w:rPr>
+        <w:t>شركة التنفيذيون للمحاماة والاستشارات القانونية</w:t>
+      </w:r>
+    </w:p>
+    <w:p>
+      <w:pPr>
+        <w:jc w:val="right"/>
+        <w:bidi/>
+      </w:pPr>
+      <w:r>
+        <w:rPr>
+          <w:b w:val="0"/>
+          <w:i w:val="0"/>
+        </w:rPr>
+        <w:t>٢- أن المدعي كان موجوداً بالشركة بعد واقعة الشراء وتملك المدعى عليه الحصة الأكبر في شركة أحمد زيني التجارية بنسبة ( ٩٠% - حصة والده ولمدة سنتين لاحقتين ولم يبد أي اعتراض بشأن ملكية المدعى عليه</w:t>
+      </w:r>
+    </w:p>
+    <w:p>
+      <w:pPr>
+        <w:jc w:val="right"/>
+        <w:bidi/>
+      </w:pPr>
+      <w:r>
+        <w:rPr>
+          <w:b w:val="0"/>
+          <w:i w:val="0"/>
+        </w:rPr>
+        <w:t>لحصص ،والده، بل قام المدعي بالتخارج من الشركة وبيع حصصه للمدعى عليه والتوقيع على قرار الشركاء</w:t>
+      </w:r>
+    </w:p>
+    <w:p>
+      <w:pPr>
+        <w:jc w:val="right"/>
+        <w:bidi/>
+      </w:pPr>
+      <w:r>
+        <w:rPr>
+          <w:b w:val="0"/>
+          <w:i w:val="0"/>
+        </w:rPr>
+        <w:t>بتعديل عقد تأسيس شركة أحمد زيني التجارية - محل الدعوى والثابت فيه ملكية المدعى عليه لكامل</w:t>
+      </w:r>
+    </w:p>
+    <w:p>
+      <w:pPr>
+        <w:jc w:val="right"/>
+        <w:bidi/>
+      </w:pPr>
+      <w:r>
+        <w:rPr>
+          <w:b w:val="0"/>
+          <w:i w:val="0"/>
+        </w:rPr>
+        <w:t>حصة المورث .</w:t>
+      </w:r>
+    </w:p>
+    <w:p>
+      <w:pPr>
+        <w:jc w:val="right"/>
+        <w:bidi/>
+      </w:pPr>
+      <w:r>
+        <w:rPr>
+          <w:b w:val="0"/>
+          <w:i w:val="0"/>
+        </w:rPr>
+        <w:t>٣- يبدو تناقض وتدليس المدعي في الاحتجاج بالغبن في بيع حصة مورثه بقرينة الشك في القيمة واستدلاله</w:t>
+      </w:r>
+    </w:p>
+    <w:p>
+      <w:pPr>
+        <w:jc w:val="right"/>
+        <w:bidi/>
+      </w:pPr>
+      <w:r>
+        <w:rPr>
+          <w:b w:val="0"/>
+          <w:i w:val="0"/>
+        </w:rPr>
+        <w:t>بأن القيمة الفعلية للشراء وهي ۱۲۰ مليون تختلف عن الثابت بقرار الشركاء ببيع حصة مورثه بالقيمة الاسمية، في حين أن المدعي نفسه وباقي الشركاء باعوا حصصهم بموجب اتفاق الصلح المحرر والمثبت بينهم بالدائرة التجارية رقم (۱۷) بديوان المظالم بالقضية (١٨٥/١٧/٢) وتاريخ ١٤٣٢/١٢/٠٢هـ في حين أنهم</w:t>
+      </w:r>
+    </w:p>
+    <w:p>
+      <w:pPr>
+        <w:jc w:val="right"/>
+        <w:bidi/>
+      </w:pPr>
+      <w:r>
+        <w:rPr>
+          <w:b w:val="0"/>
+          <w:i w:val="0"/>
+        </w:rPr>
+        <w:t>عند تحرير قرار الشركاء بما يفيد هذا التنازل قاموا بتدوين أن البيع تم بالقيمة الاسمية.</w:t>
+      </w:r>
+    </w:p>
+    <w:p>
+      <w:pPr>
+        <w:jc w:val="right"/>
+        <w:bidi/>
+      </w:pPr>
+      <w:r>
+        <w:rPr>
+          <w:b w:val="0"/>
+          <w:i w:val="0"/>
+        </w:rPr>
+        <w:t>ولما كان ما تقدم وحيث إن عقد بيع حصة المورث في شركة أحمد زيني التجارية ، قد تم فعلياً بمبلغ ١٢٠ مليون بعقد صحيح مكتمل الأركان مما يكتسب معه حجية في مواجهة المدعي وفقاً للمادة (٢٦) من نظام الإثبات، وحيث إن توقيع المدعي على قرار الشركاء يعد إقراراً واضحاً وصريحاً منه بصحة التعاقد وبراءة ذمة المدعى عليه من أي مطالبات، ومن المقرر قضاء (عدم جواز الرجوع في الإقرار في الحق الخاص)، الأمر الذي لا يجوز معه إعادة تقييم الحصص واعتماد تقييم محاسبي مقدم في دعوى أخرى وبه العديد من المطاعن. ولما كان حكم الاستئناف قد أورد في تسببه ما يتعارض مع منطق الغين ذاته والذي يقوم على أن الثمن المدفوع غير مناسب لقيمة المبيع \!\! فلم تعترف بأي ثمن وافترضت من تلقاء نفسها أن عقد البيع الثابت فيه أن الثمن ۱۲۰ مليون ريال، غير صحيح - رغم توقيع المورث عليه - بل ورفضت مخاطبة البنك المركزي للافادة عن الديون التي سددها المدعى عليه المعترض) والتي تخص الشركة والمورث، وتمثل جزءًا</w:t>
+      </w:r>
+    </w:p>
+    <w:p>
+      <w:pPr>
+        <w:jc w:val="right"/>
+        <w:bidi/>
+      </w:pPr>
+      <w:r>
+        <w:rPr>
+          <w:b w:val="0"/>
+          <w:i w:val="0"/>
+        </w:rPr>
+        <w:t>من ثمن البيع، وجميع ما سبق مخالفات صريحة تم بناؤها على تصور غير سليم من قبل محكمة الاستئناف مفاده أن المدعى عليه اشترى الحصص ولم يدفع الثمن، وهذا التكييف والوصف غير السليم يتعارض مع الثابت بالمستندات ذات الحجية وحيث جاء التكييف والوصف بناء على استخلاص غير سائغ</w:t>
+      </w:r>
+    </w:p>
+    <w:p>
+      <w:pPr>
+        <w:jc w:val="right"/>
+        <w:bidi/>
+      </w:pPr>
+      <w:r>
+        <w:rPr>
+          <w:b w:val="0"/>
+          <w:i w:val="0"/>
+        </w:rPr>
+        <w:t>وتم بناء الحكم على قرائن مهترئة واستدلالات غير سائغة وفساد بيّن في التكييف لوقائع الدعوى وملابساتها؛ الأمر الذي يوجب نقضه.</w:t>
+      </w:r>
+    </w:p>
+    <w:p>
+      <w:pPr>
+        <w:jc w:val="right"/>
+        <w:bidi/>
+      </w:pPr>
+      <w:r>
+        <w:rPr>
+          <w:b w:val="0"/>
+          <w:i w:val="0"/>
+        </w:rPr>
+        <w:t>تقافية يون</w:t>
+      </w:r>
+    </w:p>
+    <w:p>
+      <w:pPr>
+        <w:jc w:val="right"/>
+        <w:bidi/>
+      </w:pPr>
+      <w:r>
+        <w:rPr>
+          <w:b w:val="0"/>
+          <w:i w:val="0"/>
+        </w:rPr>
+        <w:t>للمحاماة</w:t>
+      </w:r>
+    </w:p>
+    <w:p>
+      <w:pPr>
+        <w:jc w:val="right"/>
+        <w:bidi/>
+      </w:pPr>
+      <w:r>
+        <w:rPr>
+          <w:b w:val="0"/>
+          <w:i w:val="0"/>
+        </w:rPr>
+        <w:t>والاستشار</w:t>
+      </w:r>
+    </w:p>
+    <w:p>
+      <w:pPr>
+        <w:pStyle w:val="Heading2"/>
+        <w:jc w:val="right"/>
+        <w:bidi/>
+      </w:pPr>
+      <w:r>
+        <w:t>[ترويسة / كليشة رسمية — معلومات متكررة] ===</w:t>
+        <w:br/>
+        <w:t>المملكة العربية السعودية - جدة - شارع الامير سلطان - مبنى تاج السلطان الدور الأول دليل ت 4030129842 ص.ب 13045 الرمز البريدي 20372</w:t>
+      </w:r>
+    </w:p>
+    <w:p>
+      <w:pPr>
+        <w:jc w:val="right"/>
+        <w:bidi/>
+      </w:pPr>
+      <w:r>
+        <w:rPr>
+          <w:b w:val="0"/>
+          <w:i w:val="0"/>
+        </w:rPr>
+        <w:t>Tanfithion@gmail.com 053 653 3388</w:t>
+      </w:r>
+    </w:p>
+    <w:p>
+      <w:pPr>
+        <w:pStyle w:val="Heading2"/>
+        <w:jc w:val="right"/>
+        <w:bidi/>
+      </w:pPr>
+      <w:r>
+        <w:t>[المتن الفعلي: الوقائع / الأسباب / المنطوق] ===</w:t>
+        <w:br/>
+        <w:t>012 605 4571 O</w:t>
+      </w:r>
+    </w:p>
+    <w:p>
+      <w:pPr>
+        <w:jc w:val="right"/>
+        <w:bidi/>
+      </w:pPr>
+      <w:r>
+        <w:rPr>
+          <w:b w:val="0"/>
+          <w:i w:val="0"/>
+        </w:rPr>
+        <w:t>Tanfithion</w:t>
+      </w:r>
+    </w:p>
+    <w:p>
+      <w:pPr>
+        <w:jc w:val="right"/>
+        <w:bidi/>
+      </w:pPr>
+      <w:r>
+        <w:rPr>
+          <w:b w:val="0"/>
+          <w:i w:val="0"/>
+        </w:rPr>
+        <w:t>توليدي محاماة</w:t>
+      </w:r>
+    </w:p>
+    <w:p>
+      <w:pPr>
+        <w:jc w:val="right"/>
+        <w:bidi/>
+      </w:pPr>
+      <w:r>
+        <w:rPr>
+          <w:b w:val="0"/>
+          <w:i w:val="0"/>
+        </w:rPr>
+        <w:t>التنفيذيون</w:t>
+      </w:r>
+    </w:p>
+    <w:p>
+      <w:pPr>
+        <w:jc w:val="right"/>
+        <w:bidi/>
+      </w:pPr>
+      <w:r>
+        <w:rPr>
+          <w:b w:val="0"/>
+          <w:i w:val="0"/>
+        </w:rPr>
+        <w:t>شركة التنفيذيون للمحاماة والاستشارات القانونية</w:t>
+      </w:r>
+    </w:p>
+    <w:p>
+      <w:pPr>
+        <w:jc w:val="right"/>
+        <w:bidi/>
+      </w:pPr>
+      <w:r>
+        <w:rPr>
+          <w:b w:val="0"/>
+          <w:i w:val="0"/>
+        </w:rPr>
+        <w:t>$5</w:t>
+      </w:r>
+    </w:p>
+    <w:p>
+      <w:pPr>
+        <w:jc w:val="right"/>
+        <w:bidi/>
+      </w:pPr>
+      <w:r>
+        <w:rPr>
+          <w:b w:val="0"/>
+          <w:i w:val="0"/>
+        </w:rPr>
+        <w:t>السبب الثاني: مخالفة أحكام الشريعة الإسلامية أو الأنظمة، أو الخطأ في تطبيقها</w:t>
+      </w:r>
+    </w:p>
+    <w:p>
+      <w:pPr>
+        <w:jc w:val="right"/>
+        <w:bidi/>
+      </w:pPr>
+      <w:r>
+        <w:rPr>
+          <w:b w:val="0"/>
+          <w:i w:val="0"/>
+        </w:rPr>
+        <w:t>أو تأويلها، أو مخالفة مبدأ قضائي صادر من المحكمة العليا:</w:t>
+      </w:r>
+    </w:p>
+    <w:p>
+      <w:pPr>
+        <w:jc w:val="right"/>
+        <w:bidi/>
+      </w:pPr>
+      <w:r>
+        <w:rPr>
+          <w:b w:val="0"/>
+          <w:i w:val="0"/>
+        </w:rPr>
+        <w:t>أولاً: مخالفة الحكم للمواد (۳) و (١/١٦) و (۲۱) و (٨٥) و (۸۸-۹۰) من نظام الإثبات:</w:t>
+      </w:r>
+    </w:p>
+    <w:p>
+      <w:pPr>
+        <w:jc w:val="right"/>
+        <w:bidi/>
+      </w:pPr>
+      <w:r>
+        <w:rPr>
+          <w:b w:val="0"/>
+          <w:i w:val="0"/>
+        </w:rPr>
+        <w:t>جاء حكم الاستئناف المطعون فيه متأثراً بمزاعم المدعي غير الصحيحة، وهو ما جعل تسبيبه مضطرباً في عدة وجوه ومبنياً على تأسيس يبدو وحيداً - في نظر من أصدر الحكم بما يراه تناقضاً في دفوع المدعى عليه - وعليه أصبح حكمه متجهاً في مسار واحد وهو أن ما يزعمه المدعي الأول هو الصدق، وما يدفع به المدعى عليه في حكم عدم الصحة، وهذا أقرب للقضاء بالعلم الشخصي وغياب عن الحياد الموضوعي، فنحن أمام</w:t>
+      </w:r>
+    </w:p>
+    <w:p>
+      <w:pPr>
+        <w:jc w:val="right"/>
+        <w:bidi/>
+      </w:pPr>
+      <w:r>
+        <w:rPr>
+          <w:b w:val="0"/>
+          <w:i w:val="0"/>
+        </w:rPr>
+        <w:t>قضاء تجاري حرص المنظم على إصدار أنظمة محكمة لتجنب الاجتهادات المعيبة، وعليه ونظراً لتأثر</w:t>
+      </w:r>
+    </w:p>
+    <w:p>
+      <w:pPr>
+        <w:jc w:val="right"/>
+        <w:bidi/>
+      </w:pPr>
+      <w:r>
+        <w:rPr>
+          <w:b w:val="0"/>
+          <w:i w:val="0"/>
+        </w:rPr>
+        <w:t>المحكمة فقد غاب عنها إعمال نصوص نظام الإثبات واضحة الدلالة فاتجهت المحكمة في قضائها إلى</w:t>
+      </w:r>
+    </w:p>
+    <w:p>
+      <w:pPr>
+        <w:jc w:val="right"/>
+        <w:bidi/>
+      </w:pPr>
+      <w:r>
+        <w:rPr>
+          <w:b w:val="0"/>
+          <w:i w:val="0"/>
+        </w:rPr>
+        <w:t>القرائن الغير معتبرة، ونتيجة ما سبق الإشارة إليه، فقد خالفت المحكمة نظام الاثبات ودليل ذلك ما يلي: ۱- خالف الحكم المادة (۳) من نظام الإثبات والتي نصت على أن - البيئة لإثبات خلاف الظاهر،</w:t>
+      </w:r>
+    </w:p>
+    <w:p>
+      <w:pPr>
+        <w:jc w:val="right"/>
+        <w:bidi/>
+      </w:pPr>
+      <w:r>
+        <w:rPr>
+          <w:b w:val="0"/>
+          <w:i w:val="0"/>
+        </w:rPr>
+        <w:t>واليمين لإبقاء الأصل... ٤ - الثابت بالبرهان كالثابت بالعيان ودليل ذلك</w:t>
+      </w:r>
+    </w:p>
+    <w:p>
+      <w:pPr>
+        <w:jc w:val="right"/>
+        <w:bidi/>
+      </w:pPr>
+      <w:r>
+        <w:rPr>
+          <w:b w:val="0"/>
+          <w:i w:val="0"/>
+        </w:rPr>
+        <w:t>أ- أن المدعى عليه (المعترض) قدم البينة على صحة الظاهر وهو عقد بيع الحصة والمؤرخ في ١٤٣١/٠٩/٢٠هـ</w:t>
+      </w:r>
+    </w:p>
+    <w:p>
+      <w:pPr>
+        <w:pStyle w:val="Heading2"/>
+        <w:jc w:val="right"/>
+        <w:bidi/>
+      </w:pPr>
+      <w:r>
+        <w:t>[الطلبات / المرفقات] ===</w:t>
+        <w:br/>
+        <w:t>والموثق بالغرفة التجارية بتاريخ ١٤٣١/١٠/١٦هـ الموافق ۲۰۱۰/۰۸/۳۰م) (مرفق (۱) والمقر به من المدعي الأول بتوقيعه على قرار الشركاء اللاحق بتعديل عقد تأسيس شركة أحمد زيني التجارية سجل تجاري رقم (٤۰۳۰۱٦٩١٠٢ بإثبات تنازل المدعي الأول وباقي الشركاء عن حصة قدرها 10% من حصص الشركة</w:t>
+      </w:r>
+    </w:p>
+    <w:p>
+      <w:pPr>
+        <w:pStyle w:val="Heading2"/>
+        <w:jc w:val="right"/>
+        <w:bidi/>
+      </w:pPr>
+      <w:r>
+        <w:t>[المتن الفعلي: الوقائع / الأسباب / المنطوق] ===</w:t>
+        <w:br/>
+        <w:t>وتخارجهم منها لصالح المدعى عليه، وثابت في ذات الإقرار أن المدعى عليه يملك النسبة الأخرى وهي (90%) السابق شراؤها من مورثهم عام ١٤٣١هـ، علماً بأن تاريخ قرار الشركاء المشار إليه في ١٤٣٣/١١/٢١هـ</w:t>
+      </w:r>
+    </w:p>
+    <w:p>
+      <w:pPr>
+        <w:pStyle w:val="Heading2"/>
+        <w:jc w:val="right"/>
+        <w:bidi/>
+      </w:pPr>
+      <w:r>
+        <w:t>[الطلبات / المرفقات] ===</w:t>
+        <w:br/>
+        <w:t>الموافق ۲۰۱۲/۱۰/۰۷م. (مرفق (۲)</w:t>
+      </w:r>
+    </w:p>
+    <w:p>
+      <w:pPr>
+        <w:pStyle w:val="Heading2"/>
+        <w:jc w:val="right"/>
+        <w:bidi/>
+      </w:pPr>
+      <w:r>
+        <w:t>[المتن الفعلي: الوقائع / الأسباب / المنطوق] ===</w:t>
+        <w:br/>
+        <w:t>كما أن الثابت بقرار الشركاء تعديل عقد تأسيس شركة أحمد زيني وأولاده سجل تجاري رقم</w:t>
+      </w:r>
+    </w:p>
+    <w:p>
+      <w:pPr>
+        <w:pStyle w:val="Heading2"/>
+        <w:jc w:val="right"/>
+        <w:bidi/>
+      </w:pPr>
+      <w:r>
+        <w:t>[الطلبات / المرفقات] ===</w:t>
+        <w:br/>
+        <w:t>(٤٠٣٠٠٩٤٨٢٥ المتضمن تنازل مورثهم عن كامل حصته فيها وتعادل ٣١٠ حصة، وهذه الحصة داخل فيها كامل حصته في شركة أحمد زيني التجارية وهي الحصة محل النزاع وثابت بقرار الشركاء أن التنازل الحاصل، قد تم من جميع الشركاء ومنهم المدعي الأول (عدنان) بالقيمة الاسمية ( مرفق (۳) أليس ذلك دليل يؤكد صحة الظاهر ؟ وأليس ذلك من قبيل الثابت بالبرهان؟ وإذ خالف الحكم المادة المذكورة فيكون</w:t>
+      </w:r>
+    </w:p>
+    <w:p>
+      <w:pPr>
+        <w:pStyle w:val="Heading2"/>
+        <w:jc w:val="right"/>
+        <w:bidi/>
+      </w:pPr>
+      <w:r>
+        <w:t>[المتن الفعلي: الوقائع / الأسباب / المنطوق] ===</w:t>
+        <w:br/>
+        <w:t>حرياً بالبطلان .</w:t>
+      </w:r>
+    </w:p>
+    <w:p>
+      <w:pPr>
+        <w:jc w:val="right"/>
+        <w:bidi/>
+      </w:pPr>
+      <w:r>
+        <w:rPr>
+          <w:b w:val="0"/>
+          <w:i w:val="0"/>
+        </w:rPr>
+        <w:t>التنفيذيون للمحاماة .</w:t>
+      </w:r>
+    </w:p>
+    <w:p>
+      <w:pPr>
+        <w:jc w:val="right"/>
+        <w:bidi/>
+      </w:pPr>
+      <w:r>
+        <w:rPr>
+          <w:b w:val="0"/>
+          <w:i w:val="0"/>
+        </w:rPr>
+        <w:t>المملكة العربية السعودية - جدة - شارع الامير سلطان - مبنى تاج السلطان الدور الأول سان 220843</w:t>
+      </w:r>
+    </w:p>
+    <w:p>
+      <w:pPr>
+        <w:jc w:val="right"/>
+        <w:bidi/>
+      </w:pPr>
+      <w:r>
+        <w:rPr>
+          <w:b w:val="0"/>
+          <w:i w:val="0"/>
+        </w:rPr>
+        <w:t>الاستشان ما</w:t>
+      </w:r>
+    </w:p>
+    <w:p>
+      <w:pPr>
+        <w:pStyle w:val="Heading2"/>
+        <w:jc w:val="right"/>
+        <w:bidi/>
+      </w:pPr>
+      <w:r>
+        <w:t>[ترويسة / كليشة رسمية — معلومات متكررة] ===</w:t>
+        <w:br/>
+        <w:t>13045 الرمز البريدي 21372</w:t>
+      </w:r>
+    </w:p>
+    <w:p>
+      <w:pPr>
+        <w:pStyle w:val="Heading2"/>
+        <w:jc w:val="right"/>
+        <w:bidi/>
+      </w:pPr>
+      <w:r>
+        <w:t>[المتن الفعلي: الوقائع / الأسباب / المنطوق] ===</w:t>
+        <w:br/>
+        <w:t>ترخيص محاماة</w:t>
+      </w:r>
+    </w:p>
+    <w:p>
+      <w:pPr>
+        <w:pStyle w:val="Heading2"/>
+        <w:jc w:val="right"/>
+        <w:bidi/>
+      </w:pPr>
+      <w:r>
+        <w:t>[ترويسة / كليشة رسمية — معلومات متكررة] ===</w:t>
+        <w:br/>
+        <w:t>Tanfithioh Tanfithion@gmail.com 0536533388</w:t>
+      </w:r>
+    </w:p>
+    <w:p>
+      <w:pPr>
+        <w:pStyle w:val="Heading2"/>
+        <w:jc w:val="right"/>
+        <w:bidi/>
+      </w:pPr>
+      <w:r>
+        <w:t>[المتن الفعلي: الوقائع / الأسباب / المنطوق] ===</w:t>
+        <w:br/>
+        <w:t>0126054571</w:t>
+      </w:r>
+    </w:p>
+    <w:p>
+      <w:pPr>
+        <w:jc w:val="right"/>
+        <w:bidi/>
+      </w:pPr>
+      <w:r>
+        <w:rPr>
+          <w:b w:val="0"/>
+          <w:i w:val="0"/>
+        </w:rPr>
+        <w:t>التنفيذيون</w:t>
+      </w:r>
+    </w:p>
+    <w:p>
+      <w:pPr>
+        <w:jc w:val="right"/>
+        <w:bidi/>
+      </w:pPr>
+      <w:r>
+        <w:rPr>
+          <w:b w:val="0"/>
+          <w:i w:val="0"/>
+        </w:rPr>
+        <w:t>شركة التنفيذيون للمحاماة والاستشارات القانونية</w:t>
+      </w:r>
+    </w:p>
+    <w:p>
+      <w:pPr>
+        <w:jc w:val="right"/>
+        <w:bidi/>
+      </w:pPr>
+      <w:r>
+        <w:rPr>
+          <w:b w:val="0"/>
+          <w:i w:val="0"/>
+        </w:rPr>
+        <w:t>أضف لذلك أن التوقيع على القرار يعد مخالصة تامة ونهائية وإبراء لذمة المدعى عليه - المشترى -، وقد</w:t>
+      </w:r>
+    </w:p>
+    <w:p>
+      <w:pPr>
+        <w:jc w:val="right"/>
+        <w:bidi/>
+      </w:pPr>
+      <w:r>
+        <w:rPr>
+          <w:b w:val="0"/>
+          <w:i w:val="0"/>
+        </w:rPr>
+        <w:t>تم تأكيد ذلك بتسجيل قرار الشركاء لدى وزارة التجارة برقم ۱۳۰ عدد ٧ - مجلد ٢/٤/٩ لعام ١٤٣٤هـ</w:t>
+      </w:r>
+    </w:p>
+    <w:p>
+      <w:pPr>
+        <w:jc w:val="right"/>
+        <w:bidi/>
+      </w:pPr>
+      <w:r>
+        <w:rPr>
+          <w:b w:val="0"/>
+          <w:i w:val="0"/>
+        </w:rPr>
+        <w:t>بتاريخ ١٤٣٤/٠٢/١٠هـ بخطاب كاتب العدل بالغرفة التجارية الصناعية بجدة رقم (٧٠٥٠/٣٤) وتاريخ ١٤٣٤/٠٢/١٠هـ وبذلك فقد اكتسب المحرر حجية في مواجهة المدعي وفقاً للمادة (٢٦) من نظام الإثبات،</w:t>
+      </w:r>
+    </w:p>
+    <w:p>
+      <w:pPr>
+        <w:jc w:val="right"/>
+        <w:bidi/>
+      </w:pPr>
+      <w:r>
+        <w:rPr>
+          <w:b w:val="0"/>
+          <w:i w:val="0"/>
+        </w:rPr>
+        <w:t>التي تنص على أن (المحرر الرسمي حجة على الكافة بما دوّن فيه من أمور قام بها محرره في حدود مهمته، أو حدثت من ذوي الشأن في حضوره ما لم يثبت تزويره بالطرق المقررة نظاماً، وحيث إن توقيع المدعي على هذا القرار يُعد إقراراً واضحاً وصريحاً منه بصحة التعاقد بشأن تلك الحصص وإقراراً ببراءة ذمة المدعى</w:t>
+      </w:r>
+    </w:p>
+    <w:p>
+      <w:pPr>
+        <w:jc w:val="right"/>
+        <w:bidi/>
+      </w:pPr>
+      <w:r>
+        <w:rPr>
+          <w:b w:val="0"/>
+          <w:i w:val="0"/>
+        </w:rPr>
+        <w:t>عليه من أي مطالبات تتعلق بتلك الشركة ومن المقرر قضاءً عدم جواز الرجوع في الإقرار في الحق الخاص)، كما أن المقرر قضاء أنه من سعى لنقض ما تم على يديه فسعيه مردود )، وأن ( الإبراء ونحوه مما يُسقط الحق)؛ وإذ أهدرت محكمة الاستئناف جميع هذه الحجج الثابتة قطعاً، الأمر الذي يوجب</w:t>
+      </w:r>
+    </w:p>
+    <w:p>
+      <w:pPr>
+        <w:jc w:val="right"/>
+        <w:bidi/>
+      </w:pPr>
+      <w:r>
+        <w:rPr>
+          <w:b w:val="0"/>
+          <w:i w:val="0"/>
+        </w:rPr>
+        <w:t>نقض الحكم.</w:t>
+      </w:r>
+    </w:p>
+    <w:p>
+      <w:pPr>
+        <w:jc w:val="right"/>
+        <w:bidi/>
+      </w:pPr>
+      <w:r>
+        <w:rPr>
+          <w:b w:val="0"/>
+          <w:i w:val="0"/>
+        </w:rPr>
+        <w:t>۲ - خالف الحكم الفقرة الأولى من المادة (١٦) من نظام الإثبات والتي نصت على أن يكون الإقرار صراحة أو دلالة، باللفظ أو بالكتابة وحيث إن الثابت بقرارات الشركاء الموضحة أعلاه، أنها تمت في وقت لاحق على البيع، وتعلقت بتنازلهم عن حصص وتضمين تلك القرارات لتنازل مورثهم أيضاً عن الحصص، وفي</w:t>
+      </w:r>
+    </w:p>
+    <w:p>
+      <w:pPr>
+        <w:jc w:val="right"/>
+        <w:bidi/>
+      </w:pPr>
+      <w:r>
+        <w:rPr>
+          <w:b w:val="0"/>
+          <w:i w:val="0"/>
+        </w:rPr>
+        <w:t>وقت لاحق على واقعة البيع مما يؤكد علمهم بالبيع ورضاهم به وبالثمن المذكور وهذا من قبيل الإقرار دلالة، سيما وأن البيع بالقيمة الاسمية هو ما اعتاد عليه الجميع، وأن تسوية الثمن الحقيقي للتعاقد هي مسألة خاصة بين المتنازل والمتنازل ،له علماً بأن البيع على النحو الثابت في العقد تم على سعر ٢٠ ۱۲۰ مليون</w:t>
+      </w:r>
+    </w:p>
+    <w:p>
+      <w:pPr>
+        <w:jc w:val="right"/>
+        <w:bidi/>
+      </w:pPr>
+      <w:r>
+        <w:rPr>
+          <w:b w:val="0"/>
+          <w:i w:val="0"/>
+        </w:rPr>
+        <w:t>وأن السداد بالآلية التي تضمنها العقد، ومن ثم فلا يجوز الاحتجاج بخلافه، وتأسيس الغبن على أساس أن البيع بالقيمة الاسمية غير مناسب على الرغم من أن كافة تنازلات الشركاء تتم بالقيمة الاسمية ؟\!) - خالف الحكم الفقرة الأولى من المادة (۲۱) من نظام الإثبات والتي نصت على أن للمحكمة - من تلقاء نفسها أو بناء على طلب أحد الخصوم أن تأمر بحضور الخصم لاستجوابه، ويجب على من تقرر استجوابه أن يحضر الجلسة المحددة لذلك. وإذ الثابت أن المدعى عليه (المعترض) قد تقدم بالجلسة الأخيرة بطلب استجواب المدعية الثانية بشأن الواقعة محل الدعوى وتحريرها لوكالة الحاضر عنها في</w:t>
+      </w:r>
+    </w:p>
+    <w:p>
+      <w:pPr>
+        <w:jc w:val="right"/>
+        <w:bidi/>
+      </w:pPr>
+      <w:r>
+        <w:rPr>
+          <w:b w:val="0"/>
+          <w:i w:val="0"/>
+        </w:rPr>
+        <w:t>الدعوى إذا جاء الطلب بالآتي: (( نتمسك باستدعاء المدعية السيدة / عاتقة الحرازي ، لاستجوابها بسؤالها عما إذا كانت تطالب المدعى عليه بتلك الدعوى من عدمه .... لتعلق ذلك بإرادتها في توكيل الحاضر عنها</w:t>
+      </w:r>
+    </w:p>
+    <w:p>
+      <w:pPr>
+        <w:pStyle w:val="Heading2"/>
+        <w:jc w:val="right"/>
+        <w:bidi/>
+      </w:pPr>
+      <w:r>
+        <w:t>[ترويسة / كليشة رسمية — معلومات متكررة] ===</w:t>
+        <w:br/>
+        <w:t>المملكة العربية السعودية - جدة - شارع الامير سلطان مبنى تاج السلطان الدور الأول س.ت 4030420843 ص.ب 13045 الرمز البريدي 21372</w:t>
+      </w:r>
+    </w:p>
+    <w:p>
+      <w:pPr>
+        <w:jc w:val="right"/>
+        <w:bidi/>
+      </w:pPr>
+      <w:r>
+        <w:rPr>
+          <w:b w:val="0"/>
+          <w:i w:val="0"/>
+        </w:rPr>
+        <w:t>Tanfithion@gmail.com 053 653 3388</w:t>
+      </w:r>
+    </w:p>
+    <w:p>
+      <w:pPr>
+        <w:pStyle w:val="Heading2"/>
+        <w:jc w:val="right"/>
+        <w:bidi/>
+      </w:pPr>
+      <w:r>
+        <w:t>[المتن الفعلي: الوقائع / الأسباب / المنطوق] ===</w:t>
+        <w:br/>
+        <w:t>012 605 4571</w:t>
+      </w:r>
+    </w:p>
+    <w:p>
+      <w:pPr>
+        <w:pStyle w:val="Heading2"/>
+        <w:jc w:val="right"/>
+        <w:bidi/>
+      </w:pPr>
+      <w:r>
+        <w:t>[ترويسة / كليشة رسمية — معلومات متكررة] ===</w:t>
+        <w:br/>
+        <w:t>@Tanfithion</w:t>
+      </w:r>
+    </w:p>
+    <w:p>
+      <w:pPr>
+        <w:pStyle w:val="Heading2"/>
+        <w:jc w:val="right"/>
+        <w:bidi/>
+      </w:pPr>
+      <w:r>
+        <w:t>[المتن الفعلي: الوقائع / الأسباب / المنطوق] ===</w:t>
+        <w:br/>
+        <w:t>التنفيذيون</w:t>
+      </w:r>
+    </w:p>
+    <w:p>
+      <w:pPr>
+        <w:jc w:val="right"/>
+        <w:bidi/>
+      </w:pPr>
+      <w:r>
+        <w:rPr>
+          <w:b w:val="0"/>
+          <w:i w:val="0"/>
+        </w:rPr>
+        <w:t>التنفيذيون</w:t>
+      </w:r>
+    </w:p>
+    <w:p>
+      <w:pPr>
+        <w:jc w:val="right"/>
+        <w:bidi/>
+      </w:pPr>
+      <w:r>
+        <w:rPr>
+          <w:b w:val="0"/>
+          <w:i w:val="0"/>
+        </w:rPr>
+        <w:t>شركة التنفيذيون للمحاماة والاستشارات القانونية</w:t>
+      </w:r>
+    </w:p>
+    <w:p>
+      <w:pPr>
+        <w:jc w:val="right"/>
+        <w:bidi/>
+      </w:pPr>
+      <w:r>
+        <w:rPr>
+          <w:b w:val="0"/>
+          <w:i w:val="0"/>
+        </w:rPr>
+        <w:t>وقطع دابر الادعاءات الصادرة عن المدعي الأول) (ينظر السطر (۳۰ و ۳۱) من الصفحة (۱۳) من صك</w:t>
+      </w:r>
+    </w:p>
+    <w:p>
+      <w:pPr>
+        <w:jc w:val="right"/>
+        <w:bidi/>
+      </w:pPr>
+      <w:r>
+        <w:rPr>
+          <w:b w:val="0"/>
+          <w:i w:val="0"/>
+        </w:rPr>
+        <w:t>الحكم) إلا أن محكمة الاستئناف لم تستجب لطلب الاستجواب وعولت بما مفاده أنها استخدمت سلطتها</w:t>
+      </w:r>
+    </w:p>
+    <w:p>
+      <w:pPr>
+        <w:jc w:val="right"/>
+        <w:bidi/>
+      </w:pPr>
+      <w:r>
+        <w:rPr>
+          <w:b w:val="0"/>
+          <w:i w:val="0"/>
+        </w:rPr>
+        <w:t>الجوازية في رد طلب الاستجواب\!\! وأنها استمعت لتسجيل منسوب للوالدة (عاتقة ورأت أن إبطال وكالتها</w:t>
+      </w:r>
+    </w:p>
+    <w:p>
+      <w:pPr>
+        <w:jc w:val="right"/>
+        <w:bidi/>
+      </w:pPr>
+      <w:r>
+        <w:rPr>
+          <w:b w:val="0"/>
+          <w:i w:val="0"/>
+        </w:rPr>
+        <w:t>لوكيلها مبني على سند غير صحيح والثابت لدى فضيلتكم أن دائرة الاستئناف خرجت عن الأصول</w:t>
+      </w:r>
+    </w:p>
+    <w:p>
+      <w:pPr>
+        <w:jc w:val="right"/>
+        <w:bidi/>
+      </w:pPr>
+      <w:r>
+        <w:rPr>
+          <w:b w:val="0"/>
+          <w:i w:val="0"/>
+        </w:rPr>
+        <w:t>الشرعية بشأن رفض الاستجواب واسترسلت في تسبب رفضها بعبارات فضفاضه للتدليل على سلطتها الجوازية ، بل ولم تقم بتفريغ الرسالة المسجلة لا في محضر الضبط أو في صك الحكم، واستنتجت مضمونها بدون توضيح (ينظر : السطر (٣٠ إلى (٣٦) من الصفحة (١٦) من صك الحكم)، رغم التأكيد على أن المدعي الأول مدلس على والدته ومستحوذ على حسابها في أبشر وأن التوكيل المنسوب لها قد شابه التزوير وتم دون ارادتها، ومن ثم فإن استجوابها لازم مما يتحقق معه خطأ حكم الاستئناف فيما أورده بتسببه للتدليل على رد طلب الاستجواب، رغم أهميته في تغيير وجه الحق في الدعوى، سيما وأن المدعية الثانية مجبرة على الخصومة وتم الزج بها تدليساً من المدعي الأول، علماً بأنها زوجة المورث ووالدة المدعى عليه، وقد أقر المدعي الأول بأنها على الحياد بين الطرفين، فإن كانت على الحياد فما الذي أتى بها لمخاصمة</w:t>
+      </w:r>
+    </w:p>
+    <w:p>
+      <w:pPr>
+        <w:jc w:val="right"/>
+        <w:bidi/>
+      </w:pPr>
+      <w:r>
+        <w:rPr>
+          <w:b w:val="0"/>
+          <w:i w:val="0"/>
+        </w:rPr>
+        <w:t>ولدها ؟\! وحيث رفضت المحكمة الطلب، ولم توضح في تسبيها سبب الرفض، وهذا قصور ومخالفة للحق</w:t>
+      </w:r>
+    </w:p>
+    <w:p>
+      <w:pPr>
+        <w:jc w:val="right"/>
+        <w:bidi/>
+      </w:pPr>
+      <w:r>
+        <w:rPr>
+          <w:b w:val="0"/>
+          <w:i w:val="0"/>
+        </w:rPr>
+        <w:t>النظامي المقرر بموجب نظام الإثبات.</w:t>
+      </w:r>
+    </w:p>
+    <w:p>
+      <w:pPr>
+        <w:jc w:val="right"/>
+        <w:bidi/>
+      </w:pPr>
+      <w:r>
+        <w:rPr>
+          <w:b w:val="0"/>
+          <w:i w:val="0"/>
+        </w:rPr>
+        <w:t>٤ - خالف الحكم الفقرة الأولى من المادة (٨٥) من نظام الإثبات والتي نصت على أن: للمحكمة أن تستنبط قرائن أخرى للإثبات، وذلك في الأحوال التي يجوز فيها الإثبات بالشهادة؛ على أن تبين وجه دلالتها وحيث إن حكم الاستئناف قد أسس تسبيبه على مجموعة من القرائن تبدو في نظره مرجحة</w:t>
+      </w:r>
+    </w:p>
+    <w:p>
+      <w:pPr>
+        <w:jc w:val="right"/>
+        <w:bidi/>
+      </w:pPr>
+      <w:r>
+        <w:rPr>
+          <w:b w:val="0"/>
+          <w:i w:val="0"/>
+        </w:rPr>
+        <w:t>لجانب المدعي، ورغم أن ذلك لا أساس له من الصحة، إلا أن هذا التأسيس في التسبيب خالف نص</w:t>
+      </w:r>
+    </w:p>
+    <w:p>
+      <w:pPr>
+        <w:jc w:val="right"/>
+        <w:bidi/>
+      </w:pPr>
+      <w:r>
+        <w:rPr>
+          <w:b w:val="0"/>
+          <w:i w:val="0"/>
+        </w:rPr>
+        <w:t>النظام، والذي قيد قاضي الدعوى في استعمال القرائن فيما يجوز إثباته بالشهادة، ومحل النزاع يتعلق</w:t>
+      </w:r>
+    </w:p>
+    <w:p>
+      <w:pPr>
+        <w:jc w:val="right"/>
+        <w:bidi/>
+      </w:pPr>
+      <w:r>
+        <w:rPr>
+          <w:b w:val="0"/>
+          <w:i w:val="0"/>
+        </w:rPr>
+        <w:t>بعقد بيع مكتوب وموثق وإقرارات شركاء، والقيمة تتجاوز نصاب الإثبات بالشهادة، وهو الأمر الذي لا محل له للإثبات بالقرائن، وعليه يصبح الحكم المطعون فيه جديراً بالنقض. ٥- خالف الحكم المواد (۸۸-۹۰) من نظام الإثبات والتي تناولت الإثبات بالعادة؛ ومفاد النصوص المشار إلى أرقامها ما يلي: أنه يجوز الإثبات بالعرف أو العادة بين الخصوم، وذلك فيما لم يرد فيه نص خاص أو اتفاق بين الأطراف وأن على من يتمسك بالعرف أو العادة بين الخصوم أن يثبت وجودهما وقت الواقعة وأن العادة بين الخصوم أو العرف الخاص يقدم على العرف العام عند التعارض.</w:t>
+      </w:r>
+    </w:p>
+    <w:p>
+      <w:pPr>
+        <w:jc w:val="right"/>
+        <w:bidi/>
+      </w:pPr>
+      <w:r>
+        <w:rPr>
+          <w:b w:val="0"/>
+          <w:i w:val="0"/>
+        </w:rPr>
+        <w:t>لمحاماة والاه</w:t>
+      </w:r>
+    </w:p>
+    <w:p>
+      <w:pPr>
+        <w:pStyle w:val="Heading2"/>
+        <w:jc w:val="right"/>
+        <w:bidi/>
+      </w:pPr>
+      <w:r>
+        <w:t>[ترويسة / كليشة رسمية — معلومات متكررة] ===</w:t>
+        <w:br/>
+        <w:t>المملكة العربية السعودية - جدة - شارع الامير سلطان مبنى تاج السلطان الدور الأول سبت 4030420843 ص.ب 13045 الرمز البريدي 21372</w:t>
+      </w:r>
+    </w:p>
+    <w:p>
+      <w:pPr>
+        <w:pStyle w:val="Heading2"/>
+        <w:jc w:val="right"/>
+        <w:bidi/>
+      </w:pPr>
+      <w:r>
+        <w:t>[المتن الفعلي: الوقائع / الأسباب / المنطوق] ===</w:t>
+        <w:br/>
+        <w:t>053 653 3388</w:t>
+      </w:r>
+    </w:p>
+    <w:p>
+      <w:pPr>
+        <w:jc w:val="right"/>
+        <w:bidi/>
+      </w:pPr>
+      <w:r>
+        <w:rPr>
+          <w:b w:val="0"/>
+          <w:i w:val="0"/>
+        </w:rPr>
+        <w:t>012 605 4571</w:t>
+      </w:r>
+    </w:p>
+    <w:p>
+      <w:pPr>
+        <w:pStyle w:val="Heading2"/>
+        <w:jc w:val="right"/>
+        <w:bidi/>
+      </w:pPr>
+      <w:r>
+        <w:t>[ترويسة / كليشة رسمية — معلومات متكررة] ===</w:t>
+        <w:br/>
+        <w:t>Tanfithion@gmail.com</w:t>
+      </w:r>
+    </w:p>
+    <w:p>
+      <w:pPr>
+        <w:jc w:val="right"/>
+        <w:bidi/>
+      </w:pPr>
+      <w:r>
+        <w:rPr>
+          <w:b w:val="0"/>
+          <w:i w:val="0"/>
+        </w:rPr>
+        <w:t>@Tanfithion</w:t>
+      </w:r>
+    </w:p>
+    <w:p>
+      <w:pPr>
+        <w:pStyle w:val="Heading2"/>
+        <w:jc w:val="right"/>
+        <w:bidi/>
+      </w:pPr>
+      <w:r>
+        <w:t>[المتن الفعلي: الوقائع / الأسباب / المنطوق] ===</w:t>
+        <w:br/>
+        <w:t>وما</w:t>
+      </w:r>
+    </w:p>
+    <w:p>
+      <w:pPr>
+        <w:jc w:val="right"/>
+        <w:bidi/>
+      </w:pPr>
+      <w:r>
+        <w:rPr>
+          <w:b w:val="0"/>
+          <w:i w:val="0"/>
+        </w:rPr>
+        <w:t>التنفيذيون</w:t>
+      </w:r>
+    </w:p>
+    <w:p>
+      <w:pPr>
+        <w:jc w:val="right"/>
+        <w:bidi/>
+      </w:pPr>
+      <w:r>
+        <w:rPr>
+          <w:b w:val="0"/>
+          <w:i w:val="0"/>
+        </w:rPr>
+        <w:t>شركة التنفيذيون للمحاماة والاستشارات القانونية</w:t>
+      </w:r>
+    </w:p>
+    <w:p>
+      <w:pPr>
+        <w:jc w:val="right"/>
+        <w:bidi/>
+      </w:pPr>
+      <w:r>
+        <w:rPr>
+          <w:b w:val="0"/>
+          <w:i w:val="0"/>
+        </w:rPr>
+        <w:t>وحيث دفع المدعى عليه (المعترض) أثناء المرافعة بأن العادة جرت على أن يدون في قرارات الشركاء والتنازلات التي تتم بينهم بأن البيع بالقيمة الاسمية، وقدم ما يثبت ويؤكد ذلك ( جميع قرارات الشركاء</w:t>
+      </w:r>
+    </w:p>
+    <w:p>
+      <w:pPr>
+        <w:jc w:val="right"/>
+        <w:bidi/>
+      </w:pPr>
+      <w:r>
+        <w:rPr>
+          <w:b w:val="0"/>
+          <w:i w:val="0"/>
+        </w:rPr>
+        <w:t>الثابت فيها تنازلهم عن الحصص سواء في شركة أحمد زيني وأولاده ذات المسؤولية المحدودة، أو شركة</w:t>
+      </w:r>
+    </w:p>
+    <w:p>
+      <w:pPr>
+        <w:jc w:val="right"/>
+        <w:bidi/>
+      </w:pPr>
+      <w:r>
+        <w:rPr>
+          <w:b w:val="0"/>
+          <w:i w:val="0"/>
+        </w:rPr>
+        <w:t>أحمد زيني التجارية بالقيمة الاسمية للحصة، وهذه القرارات منها ما هو سابق ومنها ما هو لاحق على واقعة</w:t>
+      </w:r>
+    </w:p>
+    <w:p>
+      <w:pPr>
+        <w:jc w:val="right"/>
+        <w:bidi/>
+      </w:pPr>
+      <w:r>
+        <w:rPr>
+          <w:b w:val="0"/>
+          <w:i w:val="0"/>
+        </w:rPr>
+        <w:t>البيع، مما يؤكد صحة التمسك بالعادة أو العرف الخاص والاحتجاج به قضاء وإذ أغفل حكم الاستئناف ذلك، بل والغريب أنه اعتبر الاختلاف بين القيمة وإظهار عقد البيع الحقيقي في وقت لاحق أثناء المرافعة من</w:t>
+      </w:r>
+    </w:p>
+    <w:p>
+      <w:pPr>
+        <w:jc w:val="right"/>
+        <w:bidi/>
+      </w:pPr>
+      <w:r>
+        <w:rPr>
+          <w:b w:val="0"/>
+          <w:i w:val="0"/>
+        </w:rPr>
+        <w:t>قبيل التناقض، وهذا محل نظر؛ إذ جانب فيه الدائرة الصواب مما يستوجب نقض الحكم.</w:t>
+      </w:r>
+    </w:p>
+    <w:p>
+      <w:pPr>
+        <w:jc w:val="right"/>
+        <w:bidi/>
+      </w:pPr>
+      <w:r>
+        <w:rPr>
+          <w:b w:val="0"/>
+          <w:i w:val="0"/>
+        </w:rPr>
+        <w:t>ثانياً: مخالفة الحكم للمادة (٢٤) من نظام المحاكم التجارية، وذلك على التفصيل الآتي:</w:t>
+      </w:r>
+    </w:p>
+    <w:p>
+      <w:pPr>
+        <w:jc w:val="right"/>
+        <w:bidi/>
+      </w:pPr>
+      <w:r>
+        <w:rPr>
+          <w:b w:val="0"/>
+          <w:i w:val="0"/>
+        </w:rPr>
+        <w:t>نصت المادة (٢٤) من نظام المحكمة التجارية على أنه فيما لم يرد به نص خاص، لا تسمع الدعاوى التي</w:t>
+      </w:r>
+    </w:p>
+    <w:p>
+      <w:pPr>
+        <w:jc w:val="right"/>
+        <w:bidi/>
+      </w:pPr>
+      <w:r>
+        <w:rPr>
+          <w:b w:val="0"/>
+          <w:i w:val="0"/>
+        </w:rPr>
+        <w:t>تختص بنظرها المحكمة بعد مضي (خمس سنوات من تاريخ نشوء الحق المدعى به، ما لم يقر المدعى عليه بالحق أو يتقدم المدعي بعذر تقبله المحكمة ؛ وبإعمال نص المادة على الواقعة محل النزاع، ولما كان حكم</w:t>
+      </w:r>
+    </w:p>
+    <w:p>
+      <w:pPr>
+        <w:jc w:val="right"/>
+        <w:bidi/>
+      </w:pPr>
+      <w:r>
+        <w:rPr>
+          <w:b w:val="0"/>
+          <w:i w:val="0"/>
+        </w:rPr>
+        <w:t>الاستئناف قد استهل تسببه بأن دعوى المدعين تتعلق بقيمة حصة مورثهم؛ إذ نص التسبيب كالتالي:</w:t>
+      </w:r>
+    </w:p>
+    <w:p>
+      <w:pPr>
+        <w:jc w:val="right"/>
+        <w:bidi/>
+      </w:pPr>
+      <w:r>
+        <w:rPr>
+          <w:b w:val="0"/>
+          <w:i w:val="0"/>
+        </w:rPr>
+        <w:t>(فضلاً عن كونها - أي الدعوى - مطالبة بقيمة حصة في شركة مباعة من مورث المدعين للمدعى عليه) (ينظر</w:t>
+      </w:r>
+    </w:p>
+    <w:p>
+      <w:pPr>
+        <w:pStyle w:val="Heading2"/>
+        <w:jc w:val="right"/>
+        <w:bidi/>
+      </w:pPr>
+      <w:r>
+        <w:t>[ترويسة / كليشة رسمية — معلومات متكررة] ===</w:t>
+        <w:br/>
+        <w:t>السطرين (۹) و ۱۰) من تسبيب الحكم بالصفحة (١٤) من صك (الحكم إذ يزعم المدعون على غير الحقيقة</w:t>
+      </w:r>
+    </w:p>
+    <w:p>
+      <w:pPr>
+        <w:pStyle w:val="Heading2"/>
+        <w:jc w:val="right"/>
+        <w:bidi/>
+      </w:pPr>
+      <w:r>
+        <w:t>[المتن الفعلي: الوقائع / الأسباب / المنطوق] ===</w:t>
+        <w:br/>
+        <w:t>\- بأن القيمة لم تسدد، زاعمين أن هناك غبن في الثمن الوارد في عقد البيع المحرر بين مورثهم والمدعى عليه (المعترض) والمؤرخ في ١٤٣١/٠٩/٢٠هـ والموثق بقرار الشركاء ومنهم المدعي الأول (عدنان) بتعديل عقد</w:t>
+      </w:r>
+    </w:p>
+    <w:p>
+      <w:pPr>
+        <w:jc w:val="right"/>
+        <w:bidi/>
+      </w:pPr>
+      <w:r>
+        <w:rPr>
+          <w:b w:val="0"/>
+          <w:i w:val="0"/>
+        </w:rPr>
+        <w:t>التأسيس بإثبات تنازلهم عن باقي حصص الشركة لصالح المدعى عليه والمؤرخ في ١٤٣٣/١١/٢١هـ الموافق ۲۰۱۲/۱۰/۰۷ وهو بمثابة إقرار بعلم المدعي الأول (عدنان) بثبوت البيع وقبض مورثه الثمن، فإنه والحال كذلك، لا يمكن سماع دعواه، لانقضاء أكثر من خمس سنوات على الواقعة الناشيء عنها الحق. وعلى فرض أن حقهم نشأ بصدور حكم الولاية على مورث المدعين بتاريخ ١٤٣٤/٠٧/٢٦هـ ، فإن دعواهم أيضاً- لا</w:t>
+      </w:r>
+    </w:p>
+    <w:p>
+      <w:pPr>
+        <w:jc w:val="right"/>
+        <w:bidi/>
+      </w:pPr>
+      <w:r>
+        <w:rPr>
+          <w:b w:val="0"/>
+          <w:i w:val="0"/>
+        </w:rPr>
+        <w:t>تسمع لمضي أكثر من خمس سنوات؛ إذ تاريخ قيد دعواهم هو ١٤٤٢/١٢/٢٥هـ أي بعد أكثر من إحدى عشر سنة من واقعة البيع، وأكثر من ٧ سنوات من حكم الولاية. ولما كان ما تقدم وحيث أن نص المادة (٢٤) من نظام المحكمة التجارية من قبيل النصوص الأمرة المتعلقة</w:t>
+      </w:r>
+    </w:p>
+    <w:p>
+      <w:pPr>
+        <w:jc w:val="right"/>
+        <w:bidi/>
+      </w:pPr>
+      <w:r>
+        <w:rPr>
+          <w:b w:val="0"/>
+          <w:i w:val="0"/>
+        </w:rPr>
+        <w:t>بالنظام العام، والتي يتعين على المحكمة الحكم به من تلقاء نفسها، وإذ خالفت المحكمة ذلك، فإن حكمها</w:t>
+      </w:r>
+    </w:p>
+    <w:p>
+      <w:pPr>
+        <w:jc w:val="right"/>
+        <w:bidi/>
+      </w:pPr>
+      <w:r>
+        <w:rPr>
+          <w:b w:val="0"/>
+          <w:i w:val="0"/>
+        </w:rPr>
+        <w:t>يكون حرياً بالنقض.</w:t>
+      </w:r>
+    </w:p>
+    <w:p>
+      <w:pPr>
+        <w:jc w:val="right"/>
+        <w:bidi/>
+      </w:pPr>
+      <w:r>
+        <w:rPr>
+          <w:b w:val="0"/>
+          <w:i w:val="0"/>
+        </w:rPr>
+        <w:t>للمحاماة و</w:t>
+      </w:r>
+    </w:p>
+    <w:p>
+      <w:pPr>
+        <w:jc w:val="right"/>
+        <w:bidi/>
+      </w:pPr>
+      <w:r>
+        <w:rPr>
+          <w:b w:val="0"/>
+          <w:i w:val="0"/>
+        </w:rPr>
+        <w:t>المملكة العربية السعودية - جدة - شارع الامير سلطان - مبنى تاج السلطان الدور الأول س ت 4030420843</w:t>
+      </w:r>
+    </w:p>
+    <w:p>
+      <w:pPr>
+        <w:jc w:val="right"/>
+        <w:bidi/>
+      </w:pPr>
+      <w:r>
+        <w:rPr>
+          <w:b w:val="0"/>
+          <w:i w:val="0"/>
+        </w:rPr>
+        <w:t>053 653 3388</w:t>
+      </w:r>
+    </w:p>
+    <w:p>
+      <w:pPr>
+        <w:jc w:val="right"/>
+        <w:bidi/>
+      </w:pPr>
+      <w:r>
+        <w:rPr>
+          <w:b w:val="0"/>
+          <w:i w:val="0"/>
+        </w:rPr>
+        <w:t>012 605 4571</w:t>
+      </w:r>
+    </w:p>
+    <w:p>
+      <w:pPr>
+        <w:pStyle w:val="Heading2"/>
+        <w:jc w:val="right"/>
+        <w:bidi/>
+      </w:pPr>
+      <w:r>
+        <w:t>[ترويسة / كليشة رسمية — معلومات متكررة] ===</w:t>
+        <w:br/>
+        <w:t>Tanfithion@gmail.com</w:t>
+      </w:r>
+    </w:p>
+    <w:p>
+      <w:pPr>
+        <w:jc w:val="right"/>
+        <w:bidi/>
+      </w:pPr>
+      <w:r>
+        <w:rPr>
+          <w:b w:val="0"/>
+          <w:i w:val="0"/>
+        </w:rPr>
+        <w:t>@Tanfithion</w:t>
+      </w:r>
+    </w:p>
+    <w:p>
+      <w:pPr>
+        <w:pStyle w:val="Heading2"/>
+        <w:jc w:val="right"/>
+        <w:bidi/>
+      </w:pPr>
+      <w:r>
+        <w:t>[المتن الفعلي: الوقائع / الأسباب / المنطوق] ===</w:t>
+        <w:br/>
+        <w:t>ريون</w:t>
+      </w:r>
+    </w:p>
+    <w:p>
+      <w:pPr>
+        <w:jc w:val="right"/>
+        <w:bidi/>
+      </w:pPr>
+      <w:r>
+        <w:rPr>
+          <w:b w:val="0"/>
+          <w:i w:val="0"/>
+        </w:rPr>
+        <w:t>والا</w:t>
+      </w:r>
+    </w:p>
+    <w:p>
+      <w:pPr>
+        <w:jc w:val="right"/>
+        <w:bidi/>
+      </w:pPr>
+      <w:r>
+        <w:rPr>
+          <w:b w:val="0"/>
+          <w:i w:val="0"/>
+        </w:rPr>
+        <w:t>استشار</w:t>
+      </w:r>
+    </w:p>
+    <w:p>
+      <w:pPr>
+        <w:jc w:val="right"/>
+        <w:bidi/>
+      </w:pPr>
+      <w:r>
+        <w:rPr>
+          <w:b w:val="0"/>
+          <w:i w:val="0"/>
+        </w:rPr>
+        <w:t>4030</w:t>
+      </w:r>
+    </w:p>
+    <w:p>
+      <w:pPr>
+        <w:pStyle w:val="Heading2"/>
+        <w:jc w:val="right"/>
+        <w:bidi/>
+      </w:pPr>
+      <w:r>
+        <w:t>[ترويسة / كليشة رسمية — معلومات متكررة] ===</w:t>
+        <w:br/>
+        <w:t>لولايا 13045 الرمز البريدي 21372</w:t>
+      </w:r>
+    </w:p>
+    <w:p>
+      <w:pPr>
+        <w:pStyle w:val="Heading2"/>
+        <w:jc w:val="right"/>
+        <w:bidi/>
+      </w:pPr>
+      <w:r>
+        <w:t>[المتن الفعلي: الوقائع / الأسباب / المنطوق] ===</w:t>
+        <w:br/>
+        <w:t>التنفيذيون</w:t>
+      </w:r>
+    </w:p>
+    <w:p>
+      <w:pPr>
+        <w:jc w:val="right"/>
+        <w:bidi/>
+      </w:pPr>
+      <w:r>
+        <w:rPr>
+          <w:b w:val="0"/>
+          <w:i w:val="0"/>
+        </w:rPr>
+        <w:t>شركة التنفيذيون للمحاماة والاستشارات القانونية</w:t>
+      </w:r>
+    </w:p>
+    <w:p>
+      <w:pPr>
+        <w:jc w:val="right"/>
+        <w:bidi/>
+      </w:pPr>
+      <w:r>
+        <w:rPr>
+          <w:b w:val="0"/>
+          <w:i w:val="0"/>
+        </w:rPr>
+        <w:t>ثالثاً: مخالفة حكم الاستئناف لأحكام الشريعة الإسلامية والمبادئ القضائية</w:t>
+      </w:r>
+    </w:p>
+    <w:p>
+      <w:pPr>
+        <w:jc w:val="right"/>
+        <w:bidi/>
+      </w:pPr>
+      <w:r>
+        <w:rPr>
+          <w:b w:val="0"/>
+          <w:i w:val="0"/>
+        </w:rPr>
+        <w:t>الصادرة عن المحكمة العليا</w:t>
+      </w:r>
+    </w:p>
+    <w:p>
+      <w:pPr>
+        <w:jc w:val="right"/>
+        <w:bidi/>
+      </w:pPr>
+      <w:r>
+        <w:rPr>
+          <w:b w:val="0"/>
+          <w:i w:val="0"/>
+        </w:rPr>
+        <w:t>نص النظام الأساسي للحكم على أن الشريعة الإسلامية هي المرجعية لجميع الأنظمة والسلطات؛ لذلك يتعين أن تُطبق المحاكم في كافة القضايا المعروضة علها أحكام الشريعة الإسلامية، وما يصدره ولي الأمر من أنظمة لا تتعارض مع الكتاب والسُّنَّة والثابت بالمبدأ القضائي أنه اذا) بني الحكم على ما لا يصلح للبناء عليه لا يعتد به وينقض)، كما أن الظاهر معتبر ما لم يطرأ ما يرده بيقين، ولا يعدل عنه إلا لحجة سالمة من الرد). (ينظر</w:t>
+      </w:r>
+    </w:p>
+    <w:p>
+      <w:pPr>
+        <w:jc w:val="right"/>
+        <w:bidi/>
+      </w:pPr>
+      <w:r>
+        <w:rPr>
+          <w:b w:val="0"/>
+          <w:i w:val="0"/>
+        </w:rPr>
+        <w:t>المبادئ والقرارات الصادرة من الهيئة القضائية العليا والدائمة والعامة بمجلس القضاء الأعلى، الطبعة الأولى</w:t>
+      </w:r>
+    </w:p>
+    <w:p>
+      <w:pPr>
+        <w:jc w:val="right"/>
+        <w:bidi/>
+      </w:pPr>
+      <w:r>
+        <w:rPr>
+          <w:b w:val="0"/>
+          <w:i w:val="0"/>
+        </w:rPr>
+        <w:t>١٤٣٨هـ ، الأصول والقواعد ص ٤٠٠ و ص (٣٥)</w:t>
+      </w:r>
+    </w:p>
+    <w:p>
+      <w:pPr>
+        <w:jc w:val="right"/>
+        <w:bidi/>
+      </w:pPr>
+      <w:r>
+        <w:rPr>
+          <w:b w:val="0"/>
+          <w:i w:val="0"/>
+        </w:rPr>
+        <w:t>ولما كانت الدعوى قد أقيمت على أساس أن المورث قد غبن في التخارج ببيع حصصه في شركة أحمد زيني</w:t>
+      </w:r>
+    </w:p>
+    <w:p>
+      <w:pPr>
+        <w:jc w:val="right"/>
+        <w:bidi/>
+      </w:pPr>
+      <w:r>
+        <w:rPr>
+          <w:b w:val="0"/>
+          <w:i w:val="0"/>
+        </w:rPr>
+        <w:t>التجارية لموكلي (المعترض) أسامة أحمد عباس زيني، وهذا غير مقبول بالنسبة لتاجر كبير (لا يغبن مثله)، كما أن الحكم الشرعي جرى على أن صاحب الحرفة لا يغبن، وهو ما استقر عليه عمل قضاء المملكة أيضاً بما لا يتصور في حقه غرر أو عدم علم؛ ولما كانت الأدلة الثابتة من الأوراق والواقع وإفادة الحكم ذاته أن التصرف هو تخارج بين تاجرين، وقد تم وأنجز ونفذ واقعاً بينهما، وأن المدعي ليس طرفا فيه ولا يقبل أن يدعي أي حق، لأن أساس المطالبة - الغبن - غير جائز نظره أو التعقيب عليه؛ لأن المتخارج ،تاجر، كما أن التصرف تمّ في وقت</w:t>
+      </w:r>
+    </w:p>
+    <w:p>
+      <w:pPr>
+        <w:jc w:val="right"/>
+        <w:bidi/>
+      </w:pPr>
+      <w:r>
+        <w:rPr>
+          <w:b w:val="0"/>
+          <w:i w:val="0"/>
+        </w:rPr>
+        <w:t>كان المورث فيه خالياً من كافة العوارض؛ بما يجعل ما ثبت في الحكم من بحث وقائع متفرقة ليس لها أي سند</w:t>
+      </w:r>
+    </w:p>
+    <w:p>
+      <w:pPr>
+        <w:jc w:val="right"/>
+        <w:bidi/>
+      </w:pPr>
+      <w:r>
+        <w:rPr>
+          <w:b w:val="0"/>
+          <w:i w:val="0"/>
+        </w:rPr>
+        <w:t>من الشرع أو النظام مخالفاً لأصول النظر ومجرد تعليل غير جائز لوجود الدليل من قبله.</w:t>
+      </w:r>
+    </w:p>
+    <w:p>
+      <w:pPr>
+        <w:jc w:val="right"/>
+        <w:bidi/>
+      </w:pPr>
+      <w:r>
+        <w:rPr>
+          <w:b w:val="0"/>
+          <w:i w:val="0"/>
+        </w:rPr>
+        <w:t>وحيث استبعدت محكمة الاستئناف الدفوع الجوهرية بصحة العقد والثمن الفعلي المتفق عليه وهو (١٢٠ مليون ريال وآلية السداد الواردة في العقد، واستأنست في ذلك بحجة أن هناك حكم قضائي صدر بثبوت الولاية على المورث مما تجد معه قرينة ليس على الغبن وإنما على سداد أي ثمن ؟\!\! وهذا اجتهاد غريب من الدائرة ومردود عليه بحجة قضائية مصدرها حكم قضائي صادر من محكمة الاستئناف بمحكمة الأحوال الشخصية بجدة بتأييد الحكم رقم (٤۲۱۱۷۰۳۳۲) وتاريخ (١٤٤٢/٠٤/١٤هـ الصادر من الدائرة (۲۲) بالمحكمة</w:t>
+      </w:r>
+    </w:p>
+    <w:p>
+      <w:pPr>
+        <w:jc w:val="right"/>
+        <w:bidi/>
+      </w:pPr>
+      <w:r>
+        <w:rPr>
+          <w:b w:val="0"/>
+          <w:i w:val="0"/>
+        </w:rPr>
+        <w:t>العامة بمحافظة جدة فيما قضى به من رد دعوى المدعين ببطلان وصية المورث في ثلث ماله.. واستند فيه</w:t>
+      </w:r>
+    </w:p>
+    <w:p>
+      <w:pPr>
+        <w:jc w:val="right"/>
+        <w:bidi/>
+      </w:pPr>
+      <w:r>
+        <w:rPr>
+          <w:b w:val="0"/>
+          <w:i w:val="0"/>
+        </w:rPr>
+        <w:t>الحكم إلى صحة وسلامة أهلية المورث وقت إثبات الوصية وأنه لا عبرة بالحكم الجديد الصادر بالولاية والذي</w:t>
+      </w:r>
+    </w:p>
+    <w:p>
+      <w:pPr>
+        <w:jc w:val="right"/>
+        <w:bidi/>
+      </w:pPr>
+      <w:r>
+        <w:rPr>
+          <w:b w:val="0"/>
+          <w:i w:val="0"/>
+        </w:rPr>
+        <w:t>يعود تاريخه إلى عام ١٤٣٤هـ ، مما يؤكد على أن حكم الولاية أثره على المستقبل وليس الماضي، وإلى فضيلتكم</w:t>
+      </w:r>
+    </w:p>
+    <w:p>
+      <w:pPr>
+        <w:jc w:val="right"/>
+        <w:bidi/>
+      </w:pPr>
+      <w:r>
+        <w:rPr>
+          <w:b w:val="0"/>
+          <w:i w:val="0"/>
+        </w:rPr>
+        <w:t>ملخص تسبيب الحكم المشار إليه " أن الصكوك الصادرة من الدوائر الشرعية لها حجيتها المعتبرة، وبناء على</w:t>
+      </w:r>
+    </w:p>
+    <w:p>
+      <w:pPr>
+        <w:pStyle w:val="Heading2"/>
+        <w:jc w:val="right"/>
+        <w:bidi/>
+      </w:pPr>
+      <w:r>
+        <w:t>[ترويسة / كليشة رسمية — معلومات متكررة] ===</w:t>
+        <w:br/>
+        <w:t>المملكة العربية السعودية جدة - شارع الامير سلطان - مبنى تاج السلطان الدور الأول بس پتہ 030420883 م ص.ب 13045 الرمز البريدي 21372</w:t>
+      </w:r>
+    </w:p>
+    <w:p>
+      <w:pPr>
+        <w:jc w:val="right"/>
+        <w:bidi/>
+      </w:pPr>
+      <w:r>
+        <w:rPr>
+          <w:b w:val="0"/>
+          <w:i w:val="0"/>
+        </w:rPr>
+        <w:t>@Tanfithion Tanfithion@gmail.com 0536533388 0 0126054571</w:t>
+      </w:r>
+    </w:p>
+    <w:p>
+      <w:pPr>
+        <w:pStyle w:val="Heading2"/>
+        <w:jc w:val="right"/>
+        <w:bidi/>
+      </w:pPr>
+      <w:r>
+        <w:t>[المتن الفعلي: الوقائع / الأسباب / المنطوق] ===</w:t>
+        <w:br/>
+        <w:t>التنفيذيون</w:t>
+      </w:r>
+    </w:p>
+    <w:p>
+      <w:pPr>
+        <w:jc w:val="right"/>
+        <w:bidi/>
+      </w:pPr>
+      <w:r>
+        <w:rPr>
+          <w:b w:val="0"/>
+          <w:i w:val="0"/>
+        </w:rPr>
+        <w:t>شركة التنفيذيون للمحاماة والاستشارات القانونية</w:t>
+      </w:r>
+    </w:p>
+    <w:p>
+      <w:pPr>
+        <w:jc w:val="right"/>
+        <w:bidi/>
+      </w:pPr>
+      <w:r>
+        <w:rPr>
+          <w:b w:val="0"/>
+          <w:i w:val="0"/>
+        </w:rPr>
+        <w:t>المادة (١٤١) من نظام المرافعات الشرعية ونصها: ( لا يقبل الطعن في الأوراق الرسمية إلا بادعاء التزوير، مالم يكن مذكوراً فيها ما يخالف أحكام الشريعة الإسلامية ) وبناء على المادة (۸۰) من نظام القضاء والتي تنص على أن: "الأوراق الصادرة من كتاب العدل بموجب الاختصاص تكون لها قوة الإثبات ويجب العمل بمضمونها أمام المحاكم بلا بينة إضافية، ولا يجوز الطعن فيها.." وبما أن إبطال الوصية الثانية فيه مصلحة للمدعى عليه</w:t>
+      </w:r>
+    </w:p>
+    <w:p>
+      <w:pPr>
+        <w:jc w:val="right"/>
+        <w:bidi/>
+      </w:pPr>
+      <w:r>
+        <w:rPr>
+          <w:b w:val="0"/>
+          <w:i w:val="0"/>
+        </w:rPr>
+        <w:t>عدنان المنكر (لها إذ الوصية الثانية بالثلث كاملاً .. وعليه فلا يقبل إنكاره لها، ويؤيد ذلك المكاتبة بين وزير</w:t>
+      </w:r>
+    </w:p>
+    <w:p>
+      <w:pPr>
+        <w:jc w:val="right"/>
+        <w:bidi/>
+      </w:pPr>
+      <w:r>
+        <w:rPr>
+          <w:b w:val="0"/>
+          <w:i w:val="0"/>
+        </w:rPr>
+        <w:t>العدل ووزير الصحة بشأن صحة التقرير الصادر من مستشفى ... الذي يُعد حاسماً في موضوع الوصية، وأما ما ورد بشأن إفادة اثنين من القضاة الذين نظروا في موضوع أهلية الموصي فإن إفادات القضاة لم تكن صريحة</w:t>
+      </w:r>
+    </w:p>
+    <w:p>
+      <w:pPr>
+        <w:jc w:val="right"/>
+        <w:bidi/>
+      </w:pPr>
+      <w:r>
+        <w:rPr>
+          <w:b w:val="0"/>
+          <w:i w:val="0"/>
+        </w:rPr>
+        <w:t>في الموضوع ويؤيد ذلك أن القاضي إبراهيم اللحيدان الذي أفاد بأن الموصي مدرك لأشياء قليلة وغير مدرك</w:t>
+      </w:r>
+    </w:p>
+    <w:p>
+      <w:pPr>
+        <w:jc w:val="right"/>
+        <w:bidi/>
+      </w:pPr>
+      <w:r>
+        <w:rPr>
+          <w:b w:val="0"/>
+          <w:i w:val="0"/>
+        </w:rPr>
+        <w:t>للأشياء الماضية هو القاضي الذي حكم برد طلب إقامة ولي على الموصي بعد ورود التقرير ، ولو كان يرى أنه قاصر لما جاز له الحكم بذلك. كما لا يخفى بأن الموصي إذا كان مدركاً في زمن وغير مدرك في آخر فإن وصدته في</w:t>
+      </w:r>
+    </w:p>
+    <w:p>
+      <w:pPr>
+        <w:jc w:val="right"/>
+        <w:bidi/>
+      </w:pPr>
+      <w:r>
+        <w:rPr>
+          <w:b w:val="0"/>
+          <w:i w:val="0"/>
+        </w:rPr>
+        <w:t>زمن الإدراك مقبولة، قال فى شرح منتهى الإرادات : وكذا المغمى عليه فإن كان يفيق أحيانا ووصى في إفاقته صحت.. فإن الدائرة تنتهي إلى صحة الحكم المستأنف (مرفق) ٤ و ٥ صورة الحكم وصور التقرير الطبي</w:t>
+      </w:r>
+    </w:p>
+    <w:p>
+      <w:pPr>
+        <w:pStyle w:val="Heading2"/>
+        <w:jc w:val="right"/>
+        <w:bidi/>
+      </w:pPr>
+      <w:r>
+        <w:t>[المُرسَل إليه / المخاطَب والتحية] ===</w:t>
+        <w:br/>
+        <w:t>ومخاطبة وزير العدل ووزير الصحة )</w:t>
+      </w:r>
+    </w:p>
+    <w:p>
+      <w:pPr>
+        <w:pStyle w:val="Heading2"/>
+        <w:jc w:val="right"/>
+        <w:bidi/>
+      </w:pPr>
+      <w:r>
+        <w:t>[المتن الفعلي: الوقائع / الأسباب / المنطوق] ===</w:t>
+        <w:br/>
+        <w:t>لما كان ما تقدم وإذ خالف الحكم المطعون فيه أحكام الشريعة والمبادئ القضائية المستقرة والتي</w:t>
+      </w:r>
+    </w:p>
+    <w:p>
+      <w:pPr>
+        <w:jc w:val="right"/>
+        <w:bidi/>
+      </w:pPr>
+      <w:r>
+        <w:rPr>
+          <w:b w:val="0"/>
+          <w:i w:val="0"/>
+        </w:rPr>
+        <w:t>تتساوى حجيتها مع أحكام النظام، مهدراً ما قدمة موكلي من أدلة على نفي الغبن و مستخدماً عبارة أن دفوع</w:t>
+      </w:r>
+    </w:p>
+    <w:p>
+      <w:pPr>
+        <w:jc w:val="right"/>
+        <w:bidi/>
+      </w:pPr>
+      <w:r>
+        <w:rPr>
+          <w:b w:val="0"/>
+          <w:i w:val="0"/>
+        </w:rPr>
+        <w:t>المدعى عليه متناقضة وهذا الاستخلاص ما هو إلا توجه أشبه بالقضاء بالعلم الشخصي، المحظور شرعاً</w:t>
+      </w:r>
+    </w:p>
+    <w:p>
+      <w:pPr>
+        <w:jc w:val="right"/>
+        <w:bidi/>
+      </w:pPr>
+      <w:r>
+        <w:rPr>
+          <w:b w:val="0"/>
+          <w:i w:val="0"/>
+        </w:rPr>
+        <w:t>ونظاماً، وإهدار سافر للأوراق الثبوتية ومخالفة للمبدأ القضائي الصادر عن المحكمة العليا ومفاده: (أن الأصل أن تتصدى محكمة الموضوع لأي دفع جوهري في الدعوى، والذي لو صح لتغير به وجه الحكم في الدعوى، ومتى أغفل الحكم ذلك فإنه يكون معيباً بقصور في التسبيب ويتعين نقضه وإعادته للمحكمة مصدرة</w:t>
+      </w:r>
+    </w:p>
+    <w:p>
+      <w:pPr>
+        <w:jc w:val="right"/>
+        <w:bidi/>
+      </w:pPr>
+      <w:r>
+        <w:rPr>
+          <w:b w:val="0"/>
+          <w:i w:val="0"/>
+        </w:rPr>
+        <w:t>القرار. (انظر: قرار الدائرة الخامسة بالمحكمة العليا رقم : ٤۲۲۸۱۲۲ :وتاريخ ١/١٢/١٤٤٢هـ )؛ الأمر الذي</w:t>
+      </w:r>
+    </w:p>
+    <w:p>
+      <w:pPr>
+        <w:jc w:val="right"/>
+        <w:bidi/>
+      </w:pPr>
+      <w:r>
+        <w:rPr>
+          <w:b w:val="0"/>
+          <w:i w:val="0"/>
+        </w:rPr>
+        <w:t>يوصم الحكم معه بالبطلان، مما يستوجب نقضه.</w:t>
+      </w:r>
+    </w:p>
+    <w:p>
+      <w:pPr>
+        <w:jc w:val="right"/>
+        <w:bidi/>
+      </w:pPr>
+      <w:r>
+        <w:rPr>
+          <w:b w:val="0"/>
+          <w:i w:val="0"/>
+        </w:rPr>
+        <w:t>السبب الثالث: صدور الحكم من محكمة غير مختصة</w:t>
+      </w:r>
+    </w:p>
+    <w:p>
+      <w:pPr>
+        <w:jc w:val="right"/>
+        <w:bidi/>
+      </w:pPr>
+      <w:r>
+        <w:rPr>
+          <w:b w:val="0"/>
+          <w:i w:val="0"/>
+        </w:rPr>
+        <w:t>خالفت محكمة الاستئناف قواعد الاختصاص النوعي المقرر بالمادة (١٦) من نظام المحاكم التجارية، ولما كانت المادة (٧٦) من نظام المرافعات الشرعية نصت على أن: "الدفع بعدم اختصاص المحكمة لانتفاء ولايتها</w:t>
+      </w:r>
+    </w:p>
+    <w:p>
+      <w:pPr>
+        <w:jc w:val="right"/>
+        <w:bidi/>
+      </w:pPr>
+      <w:r>
+        <w:rPr>
+          <w:b w:val="0"/>
+          <w:i w:val="0"/>
+        </w:rPr>
+        <w:t>للمحاماة والايدة</w:t>
+      </w:r>
+    </w:p>
+    <w:p>
+      <w:pPr>
+        <w:pStyle w:val="Heading2"/>
+        <w:jc w:val="right"/>
+        <w:bidi/>
+      </w:pPr>
+      <w:r>
+        <w:t>[ترويسة / كليشة رسمية — معلومات متكررة] ===</w:t>
+        <w:br/>
+        <w:t>المملكة العربية السعودية - جدة - شارع الامير سلطان مبنى تاج السلطان الدور الأول بنات 030420843 2 ص.ب 13045 الرمز البريدي 21372</w:t>
+      </w:r>
+    </w:p>
+    <w:p>
+      <w:pPr>
+        <w:jc w:val="right"/>
+        <w:bidi/>
+      </w:pPr>
+      <w:r>
+        <w:rPr>
+          <w:b w:val="0"/>
+          <w:i w:val="0"/>
+        </w:rPr>
+        <w:t>eTanfithioh Tanfithionegmail.com 0536533388 0126054571</w:t>
+      </w:r>
+    </w:p>
+    <w:p>
+      <w:pPr>
+        <w:pStyle w:val="Heading2"/>
+        <w:jc w:val="right"/>
+        <w:bidi/>
+      </w:pPr>
+      <w:r>
+        <w:t>[المتن الفعلي: الوقائع / الأسباب / المنطوق] ===</w:t>
+        <w:br/>
+        <w:t>التنفيذيون</w:t>
+      </w:r>
+    </w:p>
+    <w:p>
+      <w:pPr>
+        <w:jc w:val="right"/>
+        <w:bidi/>
+      </w:pPr>
+      <w:r>
+        <w:rPr>
+          <w:b w:val="0"/>
+          <w:i w:val="0"/>
+        </w:rPr>
+        <w:t>شركة التنفيذيون للمحاماة والاستشارات القانونية</w:t>
+      </w:r>
+    </w:p>
+    <w:p>
+      <w:pPr>
+        <w:jc w:val="right"/>
+        <w:bidi/>
+      </w:pPr>
+      <w:r>
+        <w:rPr>
+          <w:b w:val="0"/>
+          <w:i w:val="0"/>
+        </w:rPr>
+        <w:t>أو بسبب نوع الدعوى أو قيمتها ... يجوز الدفع به في أي مرحلة تكون فيها الدعوى وتحكم به المحكمة من تلقاء نفسها، وبإعمال النص السابق على واقعة النزاع، وحيث إن المطالبة محل الدعوى وهي مطالبة</w:t>
+      </w:r>
+    </w:p>
+    <w:p>
+      <w:pPr>
+        <w:jc w:val="right"/>
+        <w:bidi/>
+      </w:pPr>
+      <w:r>
+        <w:rPr>
+          <w:b w:val="0"/>
+          <w:i w:val="0"/>
+        </w:rPr>
+        <w:t>المدعين جاءت مضطربة وغير واضحة فتارة يطالبون بقيمة الحصة المبيعة من مورثهم مؤسسين ذلك على</w:t>
+      </w:r>
+    </w:p>
+    <w:p>
+      <w:pPr>
+        <w:jc w:val="right"/>
+        <w:bidi/>
+      </w:pPr>
+      <w:r>
+        <w:rPr>
+          <w:b w:val="0"/>
+          <w:i w:val="0"/>
+        </w:rPr>
+        <w:t>الزعم بفقد أهلية مورثهم وقت البيع وأن المدعى عليه استغل وكالته عن المورث؛ وتارة يزعمون بأن قيمة البيع فيه غبن لأن البيع تم بمبلغ ٤٥٠ ألف ريال بالمخالفة لسعر السوق وهذا تناقض لأن الدفع بالغبن هو</w:t>
+      </w:r>
+    </w:p>
+    <w:p>
+      <w:pPr>
+        <w:jc w:val="right"/>
+        <w:bidi/>
+      </w:pPr>
+      <w:r>
+        <w:rPr>
+          <w:b w:val="0"/>
+          <w:i w:val="0"/>
+        </w:rPr>
+        <w:t>إقرار بصحة عقد البيع بين أطرافه وهذا إسقاط للدفع بفقد أهلية مورثهم واستغلال الوكالة \!\!) ورغم تمسكهم في الجلسة الأخيرة على لسان وكيلهم نصاً: (إن المدعين يدفعون ببطلان البيع..) ( ينظر: السطر ١٣ من الصفحة رقم (٤) من صك حكم الدرجة الأولى إلا أن حكم أول درجة كيف النزاع وقام</w:t>
+      </w:r>
+    </w:p>
+    <w:p>
+      <w:pPr>
+        <w:jc w:val="right"/>
+        <w:bidi/>
+      </w:pPr>
+      <w:r>
+        <w:rPr>
+          <w:b w:val="0"/>
+          <w:i w:val="0"/>
+        </w:rPr>
+        <w:t>بتأويل طلباتهم إلى طلب إلزام المدعى عليه بأن يدفع لهم نصيبهم من القيمة العادلة لحصة مورثهم \!\!) (ينظر السطر الأول من تسبيب حكم الدرجة الأولى الوارد بالصفحة ٤ من صك حكم محكمة الدرجة</w:t>
+      </w:r>
+    </w:p>
+    <w:p>
+      <w:pPr>
+        <w:jc w:val="right"/>
+        <w:bidi/>
+      </w:pPr>
+      <w:r>
+        <w:rPr>
+          <w:b w:val="0"/>
+          <w:i w:val="0"/>
+        </w:rPr>
+        <w:t>الأولى)، ثم تأتي الغرابة والدهشة من حكم الاستئناف الذي أورد في تسبيبه أن الدعوى هي (مطالبة بقيمة</w:t>
+      </w:r>
+    </w:p>
+    <w:p>
+      <w:pPr>
+        <w:pStyle w:val="Heading2"/>
+        <w:jc w:val="right"/>
+        <w:bidi/>
+      </w:pPr>
+      <w:r>
+        <w:t>[بيانات الأطراف: المدعي / المدعى عليه / الحاضرون] ===</w:t>
+        <w:br/>
+        <w:t>حصة مورث المدعين).</w:t>
+      </w:r>
+    </w:p>
+    <w:p>
+      <w:pPr>
+        <w:pStyle w:val="Heading2"/>
+        <w:jc w:val="right"/>
+        <w:bidi/>
+      </w:pPr>
+      <w:r>
+        <w:t>[المتن الفعلي: الوقائع / الأسباب / المنطوق] ===</w:t>
+        <w:br/>
+        <w:t>وجميع ما تقدم يثير اللبس ويؤكد الخطأ الواقع من دائرة الاستئناف والتي سبقتها دائرة الدرجة الأولى.</w:t>
+      </w:r>
+    </w:p>
+    <w:p>
+      <w:pPr>
+        <w:jc w:val="right"/>
+        <w:bidi/>
+      </w:pPr>
+      <w:r>
+        <w:rPr>
+          <w:b w:val="0"/>
+          <w:i w:val="0"/>
+        </w:rPr>
+        <w:t>ولما كان ما تقدم وسواء أكان أساس الدعوى على حد ما قرره المدعون هو بطلان بيع مورثهم للحصص، أو</w:t>
+      </w:r>
+    </w:p>
+    <w:p>
+      <w:pPr>
+        <w:jc w:val="right"/>
+        <w:bidi/>
+      </w:pPr>
+      <w:r>
+        <w:rPr>
+          <w:b w:val="0"/>
+          <w:i w:val="0"/>
+        </w:rPr>
+        <w:t>الغبن في البيع، فإن تلك الدعوى تخرج من اختصاص المحكمة التجارية لعدة أسباب نلخصها بالتالي:</w:t>
+      </w:r>
+    </w:p>
+    <w:p>
+      <w:pPr>
+        <w:pStyle w:val="Heading2"/>
+        <w:jc w:val="right"/>
+        <w:bidi/>
+      </w:pPr>
+      <w:r>
+        <w:t>[المُرسَل إليه / المخاطَب والتحية] ===</w:t>
+        <w:br/>
+        <w:t>١ - بموجب قرار معالي رئيس المجلس الأعلى للقضاء رقم (٤٧١٠٥) بتاريخ ١٤٣٩/٠٨/١٧هـ تم بتشكيل لجنة</w:t>
+      </w:r>
+    </w:p>
+    <w:p>
+      <w:pPr>
+        <w:pStyle w:val="Heading2"/>
+        <w:jc w:val="right"/>
+        <w:bidi/>
+      </w:pPr>
+      <w:r>
+        <w:t>[المتن الفعلي: الوقائع / الأسباب / المنطوق] ===</w:t>
+        <w:br/>
+        <w:t>لدراسة أنواع القضايا الواردة للمحاكم العامة ومحاكم الأحوال الشخصية وجمع الاستفسارات والحالات المتعلقة بالاختصاص النوعي وكيفية حلها وبعد دراسة اللجنة التي يكثر فيها التنازع انتهت إلى العديد من النقاط وأهم ما ورد فيها ويتعلق بموضوع الدعوى الآتي: (أولاً : أن العبرة في تحديد الاختصاص النوعي</w:t>
+      </w:r>
+    </w:p>
+    <w:p>
+      <w:pPr>
+        <w:jc w:val="right"/>
+        <w:bidi/>
+      </w:pPr>
+      <w:r>
+        <w:rPr>
+          <w:b w:val="0"/>
+          <w:i w:val="0"/>
+        </w:rPr>
+        <w:t>بالطلب الأصلي المنصوص عليه في صحيفة الدعوى. ثانياً: اختصاص المحاكم العامة بالدعاوى الآتية: ٦- المطالبة بدين مستحق للمورث - سواء كان المدعى عليه وارثا أو غير وارث ؛ مما تخرج معه تلك الدعوى عن</w:t>
+      </w:r>
+    </w:p>
+    <w:p>
+      <w:pPr>
+        <w:jc w:val="right"/>
+        <w:bidi/>
+      </w:pPr>
+      <w:r>
+        <w:rPr>
+          <w:b w:val="0"/>
+          <w:i w:val="0"/>
+        </w:rPr>
+        <w:t>اختصاص المحكمة التجارية</w:t>
+      </w:r>
+    </w:p>
+    <w:p>
+      <w:pPr>
+        <w:jc w:val="right"/>
+        <w:bidi/>
+      </w:pPr>
+      <w:r>
+        <w:rPr>
+          <w:b w:val="0"/>
+          <w:i w:val="0"/>
+        </w:rPr>
+        <w:t>٢- إن اختصاص المحكمة التجارية وارد على سبيل الحصر وليس من بين اختصاصها دعاوى ورثة شريك في</w:t>
+      </w:r>
+    </w:p>
+    <w:p>
+      <w:pPr>
+        <w:jc w:val="right"/>
+        <w:bidi/>
+      </w:pPr>
+      <w:r>
+        <w:rPr>
+          <w:b w:val="0"/>
+          <w:i w:val="0"/>
+        </w:rPr>
+        <w:t>شركة ضد وارث آخر حتى ولو كان شريكاً ).</w:t>
+      </w:r>
+    </w:p>
+    <w:p>
+      <w:pPr>
+        <w:jc w:val="right"/>
+        <w:bidi/>
+      </w:pPr>
+      <w:r>
+        <w:rPr>
+          <w:b w:val="0"/>
+          <w:i w:val="0"/>
+        </w:rPr>
+        <w:t>تنفيذيون للمحاماة والاستشاراء</w:t>
+      </w:r>
+    </w:p>
+    <w:p>
+      <w:pPr>
+        <w:jc w:val="right"/>
+        <w:bidi/>
+      </w:pPr>
+      <w:r>
+        <w:rPr>
+          <w:b w:val="0"/>
+          <w:i w:val="0"/>
+        </w:rPr>
+        <w:t>المملكة العربية السعودية - جدة - شارع الامير سلطان مبنى تاج السلطان الدور الأول :</w:t>
       </w:r>
     </w:p>
     <w:p>
@@ -370,241 +2850,20 @@
       <w:r>
         <w:t>[المتن الفعلي: الوقائع / الأسباب / المنطوق] ===</w:t>
         <w:br/>
-        <w:t>توليص محاماة</w:t>
-      </w:r>
-    </w:p>
-    <w:p>
-      <w:pPr>
-        <w:jc w:val="right"/>
-        <w:bidi/>
-      </w:pPr>
-      <w:r>
-        <w:rPr>
-          <w:b w:val="0"/>
-          <w:i w:val="0"/>
-        </w:rPr>
-        <w:t>التنفيذيون</w:t>
-      </w:r>
-    </w:p>
-    <w:p>
-      <w:pPr>
-        <w:jc w:val="right"/>
-        <w:bidi/>
-      </w:pPr>
-      <w:r>
-        <w:rPr>
-          <w:b w:val="0"/>
-          <w:i w:val="0"/>
-        </w:rPr>
-        <w:t>شركة التنفيذيون للمحاماة والاستشارات القانونية</w:t>
-      </w:r>
-    </w:p>
-    <w:p>
-      <w:pPr>
-        <w:jc w:val="right"/>
-        <w:bidi/>
-      </w:pPr>
-      <w:r>
-        <w:rPr>
-          <w:b w:val="0"/>
-          <w:i w:val="0"/>
-        </w:rPr>
-        <w:t>\- من حيث الموضوع: جاء حكم الاستئناف مؤيداً لحكم أول درجة مع تعديل بسيط، وعاب على</w:t>
-      </w:r>
-    </w:p>
-    <w:p>
-      <w:pPr>
-        <w:jc w:val="right"/>
-        <w:bidi/>
-      </w:pPr>
-      <w:r>
-        <w:rPr>
-          <w:b w:val="0"/>
-          <w:i w:val="0"/>
-        </w:rPr>
-        <w:t>حكم الاستئناف المشوب بالمطاعن والمتضمن مخالفات صريحة للعديد من النصوص النظامية الصادرة من ولي الأمر، كما أخطأ في تكييف الواقعة وجاء تسبيبه مؤسساً على مجرد قرائن غير معتبرة لا ترتقي للدليل، وعلى استخلاصات غير سائغة وتصوير غير سليم للوقائع محل الدعوى ووصفها وصفاً غير سليم، كما خالف أحكام الشريعة الإسلامية والمبادئ الصادرة من المحكمة العليا والتي تتساوى حجيتها مع أحكام الأنظمة، الأمر الذي يستوجب نقضه، واستناداً للمادة (۸۸) من نظام المحاكم التجارية؛ فإن أسباب طلب</w:t>
-      </w:r>
-    </w:p>
-    <w:p>
-      <w:pPr>
-        <w:jc w:val="right"/>
-        <w:bidi/>
-      </w:pPr>
-      <w:r>
-        <w:rPr>
-          <w:b w:val="0"/>
-          <w:i w:val="0"/>
-        </w:rPr>
-        <w:t>نقض الحكم تتمثل في الآتي :</w:t>
-      </w:r>
-    </w:p>
-    <w:p>
-      <w:pPr>
-        <w:jc w:val="right"/>
-        <w:bidi/>
-      </w:pPr>
-      <w:r>
-        <w:rPr>
-          <w:b w:val="0"/>
-          <w:i w:val="0"/>
-        </w:rPr>
-        <w:t>ميلس ريغ اًفصو اهفصوو ةعقاولا فييكت ىف أطخلا :لوألا ببسلا</w:t>
-      </w:r>
-    </w:p>
-    <w:p>
-      <w:pPr>
-        <w:jc w:val="right"/>
-        <w:bidi/>
-      </w:pPr>
-      <w:r>
-        <w:rPr>
-          <w:b w:val="0"/>
-          <w:i w:val="0"/>
-        </w:rPr>
-        <w:t>امك ثداحلا كاردإ وه فييكتلا نأو عازنلا لحم ةعقاولا ىلع دري امنإ ًاماظن دارملا فصولاو فييكتلا ناك امل</w:t>
-      </w:r>
-    </w:p>
-    <w:p>
-      <w:pPr>
-        <w:jc w:val="right"/>
-        <w:bidi/>
-      </w:pPr>
-      <w:r>
-        <w:rPr>
-          <w:b w:val="0"/>
-          <w:i w:val="0"/>
-        </w:rPr>
-        <w:t>ةعقاولا تناك املو ؛هيلع همكح قيبطتو يماظنلا وأ يعرشلا فصولا هئاطعإل ؛ناصقن الو ةدايز الب ثدح</w:t>
-      </w:r>
-    </w:p>
-    <w:p>
-      <w:pPr>
-        <w:jc w:val="right"/>
-        <w:bidi/>
-      </w:pPr>
-      <w:r>
-        <w:rPr>
-          <w:b w:val="0"/>
-          <w:i w:val="0"/>
-        </w:rPr>
-        <w:t>محل النزاع كما جاء في طلب المدعين هي الغبن في البيع ثم طلب بطلان البيع للغبن، وهذا تناقض لم</w:t>
-      </w:r>
-    </w:p>
-    <w:p>
-      <w:pPr>
-        <w:jc w:val="right"/>
-        <w:bidi/>
-      </w:pPr>
-      <w:r>
-        <w:rPr>
-          <w:b w:val="0"/>
-          <w:i w:val="0"/>
-        </w:rPr>
-        <w:t>تحسمه محكمة أول درجة وسايرتها محكمة الاستئناف بل زادت عليها واستكملت مسلسل التناقضات؛ إذ</w:t>
-      </w:r>
-    </w:p>
-    <w:p>
-      <w:pPr>
-        <w:jc w:val="right"/>
-        <w:bidi/>
-      </w:pPr>
-      <w:r>
-        <w:rPr>
-          <w:b w:val="0"/>
-          <w:i w:val="0"/>
-        </w:rPr>
-        <w:t>تارة تصف الدعوى بأنها مطالبة بقيمة حصة مورث المدعين المبيعة وتارة تصفها بأنها دعوى غبن فاحش في قيمة بيع الحصص، ثم في نهاية تسبيها تأتي بأمر غريب وهو الالتفات عن الجزء المتيقن سداده وفاء لثمن الحصة والثابت بشيكات مصرفية على حساب المورث ومنها شيك بمبلغ ٤٥٠,٠٠٠ ريال (أربعمائة وخمسين ألف ريال ) برقم ( ٠٠٠٨٤٤) وتاريخ ۲۰۱۰/۱۰/۰۴ على حساب مورث المدعين في بنك سامبا معللة إهدار حجيته بقولها: ( أن المدعي لم يعمد عليه في السداد واضطرب في دفوعه في السداد\!\! ) كما أهدرت ما قدمه المدعى عليه (المعترض) كقرينة على قيامه بسداد ديون على المورث كجزء من قيمة البيع بحسب الاتفاق</w:t>
-      </w:r>
-    </w:p>
-    <w:p>
-      <w:pPr>
-        <w:jc w:val="right"/>
-        <w:bidi/>
-      </w:pPr>
-      <w:r>
-        <w:rPr>
-          <w:b w:val="0"/>
-          <w:i w:val="0"/>
-        </w:rPr>
-        <w:t>وقدم شيكين مجموعهما مبلغ ٦ مليون ريال، وكان رد الدائرة عليم بأن الصور غير واضحة، ورفضت</w:t>
-      </w:r>
-    </w:p>
-    <w:p>
-      <w:pPr>
-        <w:jc w:val="right"/>
-        <w:bidi/>
-      </w:pPr>
-      <w:r>
-        <w:rPr>
-          <w:b w:val="0"/>
-          <w:i w:val="0"/>
-        </w:rPr>
-        <w:t>يزكرملا كنبلا ةبطاخم</w:t>
-      </w:r>
-    </w:p>
-    <w:p>
-      <w:pPr>
-        <w:jc w:val="right"/>
-        <w:bidi/>
-      </w:pPr>
-      <w:r>
-        <w:rPr>
-          <w:b w:val="0"/>
-          <w:i w:val="0"/>
-        </w:rPr>
-        <w:t>يؤكد خطأ المحكمة في التكييف عدم اعتدادها بعقد البيع واعتمادها على تقرير المحاسب طلال أبو غزالة في دعوى أخرى لتقييم الحصص وهذا غير جائز للأسباب التالية: 1- أن الحصص المباعة تم تقديرها بين المتعاقدين بعقد صحيح ومكتمل الأركان بين المدعى عليه ومورث</w:t>
-      </w:r>
-    </w:p>
-    <w:p>
-      <w:pPr>
-        <w:jc w:val="right"/>
-        <w:bidi/>
-      </w:pPr>
-      <w:r>
-        <w:rPr>
-          <w:b w:val="0"/>
-          <w:i w:val="0"/>
-        </w:rPr>
-        <w:t>المدعي وأقر المدعي بصحته والذي يتضمن تقدير قيمة حصص مورث المدعي بمبلغ وقدره (۱۲۰,۰۰۰,۰۰۰</w:t>
-      </w:r>
-    </w:p>
-    <w:p>
-      <w:pPr>
-        <w:jc w:val="right"/>
-        <w:bidi/>
-      </w:pPr>
-      <w:r>
-        <w:rPr>
-          <w:b w:val="0"/>
-          <w:i w:val="0"/>
-        </w:rPr>
-        <w:t>ریال) مائة وعشرون مليون ريال وهما بكامل أهليتهما المعتبرة شرعاً ونظاماً</w:t>
-      </w:r>
-    </w:p>
-    <w:p>
-      <w:pPr>
-        <w:jc w:val="right"/>
-        <w:bidi/>
-      </w:pPr>
-      <w:r>
-        <w:rPr>
-          <w:b w:val="0"/>
-          <w:i w:val="0"/>
-        </w:rPr>
-        <w:t>نم لوألا رودلا ناطلسلا جات ىنبم - ناطلس ريمالا عراش - ةدج - ةيدوعسلا ةيبرعلا ةكلمملا</w:t>
-      </w:r>
-    </w:p>
-    <w:p>
-      <w:pPr>
-        <w:jc w:val="right"/>
-        <w:bidi/>
-      </w:pPr>
-      <w:r>
-        <w:rPr>
-          <w:b w:val="0"/>
-          <w:i w:val="0"/>
-        </w:rPr>
-        <w:t>0126054571</w:t>
+        <w:t>4030420</w:t>
+      </w:r>
+    </w:p>
+    <w:p>
+      <w:pPr>
+        <w:jc w:val="right"/>
+        <w:bidi/>
+      </w:pPr>
+      <w:r>
+        <w:rPr>
+          <w:b w:val="0"/>
+          <w:i w:val="0"/>
+        </w:rPr>
+        <w:t>ترخيص محاماة رقم 31433</w:t>
       </w:r>
     </w:p>
     <w:p>
@@ -616,838 +2875,7 @@
       <w:r>
         <w:t>[ترويسة / كليشة رسمية — معلومات متكررة] ===</w:t>
         <w:br/>
-        <w:t>@Tanfithioh Tanfithion@gmail.com 0536533388</w:t>
-      </w:r>
-    </w:p>
-    <w:p>
-      <w:pPr>
-        <w:pStyle w:val="Heading2"/>
-        <w:jc w:val="right"/>
-        <w:bidi/>
-      </w:pPr>
-      <w:r>
-        <w:t>[المتن الفعلي: الوقائع / الأسباب / المنطوق] ===</w:t>
-        <w:br/>
-        <w:t>رفيذيون.</w:t>
-      </w:r>
-    </w:p>
-    <w:p>
-      <w:pPr>
-        <w:jc w:val="right"/>
-        <w:bidi/>
-      </w:pPr>
-      <w:r>
-        <w:rPr>
-          <w:b w:val="0"/>
-          <w:i w:val="0"/>
-        </w:rPr>
-        <w:t>للمحاماة والاستشرية</w:t>
-      </w:r>
-    </w:p>
-    <w:p>
-      <w:pPr>
-        <w:jc w:val="right"/>
-        <w:bidi/>
-      </w:pPr>
-      <w:r>
-        <w:rPr>
-          <w:b w:val="0"/>
-          <w:i w:val="0"/>
-        </w:rPr>
-        <w:t>2030120343</w:t>
-      </w:r>
-    </w:p>
-    <w:p>
-      <w:pPr>
-        <w:jc w:val="right"/>
-        <w:bidi/>
-      </w:pPr>
-      <w:r>
-        <w:rPr>
-          <w:b w:val="0"/>
-          <w:i w:val="0"/>
-        </w:rPr>
-        <w:t>21372 يديربلا زمرلا 13045 برا</w:t>
-      </w:r>
-    </w:p>
-    <w:p>
-      <w:pPr>
-        <w:jc w:val="right"/>
-        <w:bidi/>
-      </w:pPr>
-      <w:r>
-        <w:rPr>
-          <w:b w:val="0"/>
-          <w:i w:val="0"/>
-        </w:rPr>
-        <w:t>التنفيذيون</w:t>
-      </w:r>
-    </w:p>
-    <w:p>
-      <w:pPr>
-        <w:jc w:val="right"/>
-        <w:bidi/>
-      </w:pPr>
-      <w:r>
-        <w:rPr>
-          <w:b w:val="0"/>
-          <w:i w:val="0"/>
-        </w:rPr>
-        <w:t>شركة التنفيذيون للمحاماة والاستشارات القانونية</w:t>
-      </w:r>
-    </w:p>
-    <w:p>
-      <w:pPr>
-        <w:jc w:val="right"/>
-        <w:bidi/>
-      </w:pPr>
-      <w:r>
-        <w:rPr>
-          <w:b w:val="0"/>
-          <w:i w:val="0"/>
-        </w:rPr>
-        <w:t>٢- أن المدعي كان موجوداً بالشركة بعد واقعة الشراء وتملك المدعى عليه الحصة الأكبر في شركة أحمد زيني التجارية بنسبة ( ٩٠% - حصة والده ولمدة سنتين لاحقتين ولم يبد أي اعتراض بشأن ملكية المدعى عليه</w:t>
-      </w:r>
-    </w:p>
-    <w:p>
-      <w:pPr>
-        <w:jc w:val="right"/>
-        <w:bidi/>
-      </w:pPr>
-      <w:r>
-        <w:rPr>
-          <w:b w:val="0"/>
-          <w:i w:val="0"/>
-        </w:rPr>
-        <w:t>لحصص ،والده، بل قام المدعي بالتخارج من الشركة وبيع حصصه للمدعى عليه والتوقيع على قرار الشركاء</w:t>
-      </w:r>
-    </w:p>
-    <w:p>
-      <w:pPr>
-        <w:jc w:val="right"/>
-        <w:bidi/>
-      </w:pPr>
-      <w:r>
-        <w:rPr>
-          <w:b w:val="0"/>
-          <w:i w:val="0"/>
-        </w:rPr>
-        <w:t>بتعديل عقد تأسيس شركة أحمد زيني التجارية - محل الدعوى والثابت فيه ملكية المدعى عليه لكامل</w:t>
-      </w:r>
-    </w:p>
-    <w:p>
-      <w:pPr>
-        <w:jc w:val="right"/>
-        <w:bidi/>
-      </w:pPr>
-      <w:r>
-        <w:rPr>
-          <w:b w:val="0"/>
-          <w:i w:val="0"/>
-        </w:rPr>
-        <w:t>حصة المورث .</w:t>
-      </w:r>
-    </w:p>
-    <w:p>
-      <w:pPr>
-        <w:jc w:val="right"/>
-        <w:bidi/>
-      </w:pPr>
-      <w:r>
-        <w:rPr>
-          <w:b w:val="0"/>
-          <w:i w:val="0"/>
-        </w:rPr>
-        <w:t>٣- يبدو تناقض وتدليس المدعي في الاحتجاج بالغبن في بيع حصة مورثه بقرينة الشك في القيمة واستدلاله</w:t>
-      </w:r>
-    </w:p>
-    <w:p>
-      <w:pPr>
-        <w:jc w:val="right"/>
-        <w:bidi/>
-      </w:pPr>
-      <w:r>
-        <w:rPr>
-          <w:b w:val="0"/>
-          <w:i w:val="0"/>
-        </w:rPr>
-        <w:t>بأن القيمة الفعلية للشراء وهي ۱۲۰ مليون تختلف عن الثابت بقرار الشركاء ببيع حصة مورثه بالقيمة الاسمية، في حين أن المدعي نفسه وباقي الشركاء باعوا حصصهم بموجب اتفاق الصلح المحرر والمثبت بينهم بالدائرة التجارية رقم (۱۷) بديوان المظالم بالقضية (١٨٥/١٧/٢) وتاريخ ١٤٣٢/١٢/٠٢هـ في حين أنهم</w:t>
-      </w:r>
-    </w:p>
-    <w:p>
-      <w:pPr>
-        <w:jc w:val="right"/>
-        <w:bidi/>
-      </w:pPr>
-      <w:r>
-        <w:rPr>
-          <w:b w:val="0"/>
-          <w:i w:val="0"/>
-        </w:rPr>
-        <w:t>عند تحرير قرار الشركاء بما يفيد هذا التنازل قاموا بتدوين أن البيع تم بالقيمة الاسمية.</w:t>
-      </w:r>
-    </w:p>
-    <w:p>
-      <w:pPr>
-        <w:jc w:val="right"/>
-        <w:bidi/>
-      </w:pPr>
-      <w:r>
-        <w:rPr>
-          <w:b w:val="0"/>
-          <w:i w:val="0"/>
-        </w:rPr>
-        <w:t>ولما كان ما تقدم وحيث إن عقد بيع حصة المورث في شركة أحمد زيني التجارية ، قد تم فعلياً بمبلغ ١٢٠ مليون بعقد صحيح مكتمل الأركان مما يكتسب معه حجية في مواجهة المدعي وفقاً للمادة (٢٦) من نظام الإثبات، وحيث إن توقيع المدعي على قرار الشركاء يعد إقراراً واضحاً وصريحاً منه بصحة التعاقد وبراءة ذمة المدعى عليه من أي مطالبات، ومن المقرر قضاء (عدم جواز الرجوع في الإقرار في الحق الخاص)، الأمر الذي لا يجوز معه إعادة تقييم الحصص واعتماد تقييم محاسبي مقدم في دعوى أخرى وبه العديد من المطاعن. ولما كان حكم الاستئناف قد أورد في تسببه ما يتعارض مع منطق الغين ذاته والذي يقوم على أن الثمن المدفوع غير مناسب لقيمة المبيع \!\! فلم تعترف بأي ثمن وافترضت من تلقاء نفسها أن عقد البيع الثابت فيه أن الثمن ۱۲۰ مليون ريال، غير صحيح - رغم توقيع المورث عليه - بل ورفضت مخاطبة البنك المركزي للافادة عن الديون التي سددها المدعى عليه المعترض) والتي تخص الشركة والمورث، وتمثل جزءًا</w:t>
-      </w:r>
-    </w:p>
-    <w:p>
-      <w:pPr>
-        <w:jc w:val="right"/>
-        <w:bidi/>
-      </w:pPr>
-      <w:r>
-        <w:rPr>
-          <w:b w:val="0"/>
-          <w:i w:val="0"/>
-        </w:rPr>
-        <w:t>من ثمن البيع، وجميع ما سبق مخالفات صريحة تم بناؤها على تصور غير سليم من قبل محكمة الاستئناف مفاده أن المدعى عليه اشترى الحصص ولم يدفع الثمن، وهذا التكييف والوصف غير السليم يتعارض مع الثابت بالمستندات ذات الحجية وحيث جاء التكييف والوصف بناء على استخلاص غير سائغ</w:t>
-      </w:r>
-    </w:p>
-    <w:p>
-      <w:pPr>
-        <w:jc w:val="right"/>
-        <w:bidi/>
-      </w:pPr>
-      <w:r>
-        <w:rPr>
-          <w:b w:val="0"/>
-          <w:i w:val="0"/>
-        </w:rPr>
-        <w:t>وتم بناء الحكم على قرائن مهترئة واستدلالات غير سائغة وفساد بيّن في التكييف لوقائع الدعوى وملابساتها؛ الأمر الذي يوجب نقضه.</w:t>
-      </w:r>
-    </w:p>
-    <w:p>
-      <w:pPr>
-        <w:jc w:val="right"/>
-        <w:bidi/>
-      </w:pPr>
-      <w:r>
-        <w:rPr>
-          <w:b w:val="0"/>
-          <w:i w:val="0"/>
-        </w:rPr>
-        <w:t>تقافية يون</w:t>
-      </w:r>
-    </w:p>
-    <w:p>
-      <w:pPr>
-        <w:jc w:val="right"/>
-        <w:bidi/>
-      </w:pPr>
-      <w:r>
-        <w:rPr>
-          <w:b w:val="0"/>
-          <w:i w:val="0"/>
-        </w:rPr>
-        <w:t>للمحاماة</w:t>
-      </w:r>
-    </w:p>
-    <w:p>
-      <w:pPr>
-        <w:jc w:val="right"/>
-        <w:bidi/>
-      </w:pPr>
-      <w:r>
-        <w:rPr>
-          <w:b w:val="0"/>
-          <w:i w:val="0"/>
-        </w:rPr>
-        <w:t>والاستشار</w:t>
-      </w:r>
-    </w:p>
-    <w:p>
-      <w:pPr>
-        <w:jc w:val="right"/>
-        <w:bidi/>
-      </w:pPr>
-      <w:r>
-        <w:rPr>
-          <w:b w:val="0"/>
-          <w:i w:val="0"/>
-        </w:rPr>
-        <w:t>20372 يديربلا زمرلا 13045 ب.ص 4030129842 ت ليلد لوألا رودلا ناطلسلا جات ىنبم - ناطلس ريمالا عراش - ةدج - ةيدوعسلا ةيبرعلا ةكلمملا</w:t>
-      </w:r>
-    </w:p>
-    <w:p>
-      <w:pPr>
-        <w:pStyle w:val="Heading2"/>
-        <w:jc w:val="right"/>
-        <w:bidi/>
-      </w:pPr>
-      <w:r>
-        <w:t>[ترويسة / كليشة رسمية — معلومات متكررة] ===</w:t>
-        <w:br/>
-        <w:t>Tanfithion@gmail.com 053 653 3388</w:t>
-      </w:r>
-    </w:p>
-    <w:p>
-      <w:pPr>
-        <w:pStyle w:val="Heading2"/>
-        <w:jc w:val="right"/>
-        <w:bidi/>
-      </w:pPr>
-      <w:r>
-        <w:t>[المتن الفعلي: الوقائع / الأسباب / المنطوق] ===</w:t>
-        <w:br/>
-        <w:t>012 605 4571 O</w:t>
-      </w:r>
-    </w:p>
-    <w:p>
-      <w:pPr>
-        <w:jc w:val="right"/>
-        <w:bidi/>
-      </w:pPr>
-      <w:r>
-        <w:rPr>
-          <w:b w:val="0"/>
-          <w:i w:val="0"/>
-        </w:rPr>
-        <w:t>Tanfithion</w:t>
-      </w:r>
-    </w:p>
-    <w:p>
-      <w:pPr>
-        <w:jc w:val="right"/>
-        <w:bidi/>
-      </w:pPr>
-      <w:r>
-        <w:rPr>
-          <w:b w:val="0"/>
-          <w:i w:val="0"/>
-        </w:rPr>
-        <w:t>توليدي محاماة</w:t>
-      </w:r>
-    </w:p>
-    <w:p>
-      <w:pPr>
-        <w:jc w:val="right"/>
-        <w:bidi/>
-      </w:pPr>
-      <w:r>
-        <w:rPr>
-          <w:b w:val="0"/>
-          <w:i w:val="0"/>
-        </w:rPr>
-        <w:t>التنفيذيون</w:t>
-      </w:r>
-    </w:p>
-    <w:p>
-      <w:pPr>
-        <w:jc w:val="right"/>
-        <w:bidi/>
-      </w:pPr>
-      <w:r>
-        <w:rPr>
-          <w:b w:val="0"/>
-          <w:i w:val="0"/>
-        </w:rPr>
-        <w:t>شركة التنفيذيون للمحاماة والاستشارات القانونية</w:t>
-      </w:r>
-    </w:p>
-    <w:p>
-      <w:pPr>
-        <w:jc w:val="right"/>
-        <w:bidi/>
-      </w:pPr>
-      <w:r>
-        <w:rPr>
-          <w:b w:val="0"/>
-          <w:i w:val="0"/>
-        </w:rPr>
-        <w:t>$5</w:t>
-      </w:r>
-    </w:p>
-    <w:p>
-      <w:pPr>
-        <w:jc w:val="right"/>
-        <w:bidi/>
-      </w:pPr>
-      <w:r>
-        <w:rPr>
-          <w:b w:val="0"/>
-          <w:i w:val="0"/>
-        </w:rPr>
-        <w:t>اهقيبطت يف أطخلا وأ ،ةمظنألا وأ ةيمالسإلا ةعيرشلا ماكحأ ةفلاخم :يناثلا ببسلا</w:t>
-      </w:r>
-    </w:p>
-    <w:p>
-      <w:pPr>
-        <w:jc w:val="right"/>
-        <w:bidi/>
-      </w:pPr>
-      <w:r>
-        <w:rPr>
-          <w:b w:val="0"/>
-          <w:i w:val="0"/>
-        </w:rPr>
-        <w:t>:ايلعلا ةمكحملا نم رداص يئاضق أدبم ةفلاخم وأ ،اهليوأت وأ</w:t>
-      </w:r>
-    </w:p>
-    <w:p>
-      <w:pPr>
-        <w:jc w:val="right"/>
-        <w:bidi/>
-      </w:pPr>
-      <w:r>
-        <w:rPr>
-          <w:b w:val="0"/>
-          <w:i w:val="0"/>
-        </w:rPr>
-        <w:t>أولاً: مخالفة الحكم للمواد (۳) و (١/١٦) و (۲۱) و (٨٥) و (۸۸-۹۰) من نظام الإثبات:</w:t>
-      </w:r>
-    </w:p>
-    <w:p>
-      <w:pPr>
-        <w:jc w:val="right"/>
-        <w:bidi/>
-      </w:pPr>
-      <w:r>
-        <w:rPr>
-          <w:b w:val="0"/>
-          <w:i w:val="0"/>
-        </w:rPr>
-        <w:t>جاء حكم الاستئناف المطعون فيه متأثراً بمزاعم المدعي غير الصحيحة، وهو ما جعل تسبيبه مضطرباً في عدة وجوه ومبنياً على تأسيس يبدو وحيداً - في نظر من أصدر الحكم بما يراه تناقضاً في دفوع المدعى عليه - وعليه أصبح حكمه متجهاً في مسار واحد وهو أن ما يزعمه المدعي الأول هو الصدق، وما يدفع به المدعى عليه في حكم عدم الصحة، وهذا أقرب للقضاء بالعلم الشخصي وغياب عن الحياد الموضوعي، فنحن أمام</w:t>
-      </w:r>
-    </w:p>
-    <w:p>
-      <w:pPr>
-        <w:jc w:val="right"/>
-        <w:bidi/>
-      </w:pPr>
-      <w:r>
-        <w:rPr>
-          <w:b w:val="0"/>
-          <w:i w:val="0"/>
-        </w:rPr>
-        <w:t>قضاء تجاري حرص المنظم على إصدار أنظمة محكمة لتجنب الاجتهادات المعيبة، وعليه ونظراً لتأثر</w:t>
-      </w:r>
-    </w:p>
-    <w:p>
-      <w:pPr>
-        <w:jc w:val="right"/>
-        <w:bidi/>
-      </w:pPr>
-      <w:r>
-        <w:rPr>
-          <w:b w:val="0"/>
-          <w:i w:val="0"/>
-        </w:rPr>
-        <w:t>المحكمة فقد غاب عنها إعمال نصوص نظام الإثبات واضحة الدلالة فاتجهت المحكمة في قضائها إلى</w:t>
-      </w:r>
-    </w:p>
-    <w:p>
-      <w:pPr>
-        <w:jc w:val="right"/>
-        <w:bidi/>
-      </w:pPr>
-      <w:r>
-        <w:rPr>
-          <w:b w:val="0"/>
-          <w:i w:val="0"/>
-        </w:rPr>
-        <w:t>القرائن الغير معتبرة، ونتيجة ما سبق الإشارة إليه، فقد خالفت المحكمة نظام الاثبات ودليل ذلك ما يلي: ۱- خالف الحكم المادة (۳) من نظام الإثبات والتي نصت على أن - البيئة لإثبات خلاف الظاهر،</w:t>
-      </w:r>
-    </w:p>
-    <w:p>
-      <w:pPr>
-        <w:jc w:val="right"/>
-        <w:bidi/>
-      </w:pPr>
-      <w:r>
-        <w:rPr>
-          <w:b w:val="0"/>
-          <w:i w:val="0"/>
-        </w:rPr>
-        <w:t>كلذ ليلدو نايعلاب تباثلاك ناهربلاب تباثلا - ٤ ...لصألا ءاقبإل نيميلاو</w:t>
-      </w:r>
-    </w:p>
-    <w:p>
-      <w:pPr>
-        <w:jc w:val="right"/>
-        <w:bidi/>
-      </w:pPr>
-      <w:r>
-        <w:rPr>
-          <w:b w:val="0"/>
-          <w:i w:val="0"/>
-        </w:rPr>
-        <w:t>أ- أن المدعى عليه (المعترض) قدم البينة على صحة الظاهر وهو عقد بيع الحصة والمؤرخ في ١٤٣١/٠٩/٢٠هـ</w:t>
-      </w:r>
-    </w:p>
-    <w:p>
-      <w:pPr>
-        <w:pStyle w:val="Heading2"/>
-        <w:jc w:val="right"/>
-        <w:bidi/>
-      </w:pPr>
-      <w:r>
-        <w:t>[الطلبات / المرفقات] ===</w:t>
-        <w:br/>
-        <w:t>والموثق بالغرفة التجارية بتاريخ ١٤٣١/١٠/١٦هـ الموافق ۲۰۱۰/۰۸/۳۰م) (مرفق (۱) والمقر به من المدعي الأول بتوقيعه على قرار الشركاء اللاحق بتعديل عقد تأسيس شركة أحمد زيني التجارية سجل تجاري رقم (٤۰۳۰۱٦٩١٠٢ بإثبات تنازل المدعي الأول وباقي الشركاء عن حصة قدرها 10% من حصص الشركة</w:t>
-      </w:r>
-    </w:p>
-    <w:p>
-      <w:pPr>
-        <w:pStyle w:val="Heading2"/>
-        <w:jc w:val="right"/>
-        <w:bidi/>
-      </w:pPr>
-      <w:r>
-        <w:t>[المتن الفعلي: الوقائع / الأسباب / المنطوق] ===</w:t>
-        <w:br/>
-        <w:t>وتخارجهم منها لصالح المدعى عليه، وثابت في ذات الإقرار أن المدعى عليه يملك النسبة الأخرى وهي (90%) السابق شراؤها من مورثهم عام ١٤٣١هـ، علماً بأن تاريخ قرار الشركاء المشار إليه في ١٤٣٣/١١/٢١هـ</w:t>
-      </w:r>
-    </w:p>
-    <w:p>
-      <w:pPr>
-        <w:pStyle w:val="Heading2"/>
-        <w:jc w:val="right"/>
-        <w:bidi/>
-      </w:pPr>
-      <w:r>
-        <w:t>[الطلبات / المرفقات] ===</w:t>
-        <w:br/>
-        <w:t>الموافق ۲۰۱۲/۱۰/۰۷م. (مرفق (۲)</w:t>
-      </w:r>
-    </w:p>
-    <w:p>
-      <w:pPr>
-        <w:pStyle w:val="Heading2"/>
-        <w:jc w:val="right"/>
-        <w:bidi/>
-      </w:pPr>
-      <w:r>
-        <w:t>[المتن الفعلي: الوقائع / الأسباب / المنطوق] ===</w:t>
-        <w:br/>
-        <w:t>كما أن الثابت بقرار الشركاء تعديل عقد تأسيس شركة أحمد زيني وأولاده سجل تجاري رقم</w:t>
-      </w:r>
-    </w:p>
-    <w:p>
-      <w:pPr>
-        <w:pStyle w:val="Heading2"/>
-        <w:jc w:val="right"/>
-        <w:bidi/>
-      </w:pPr>
-      <w:r>
-        <w:t>[الطلبات / المرفقات] ===</w:t>
-        <w:br/>
-        <w:t>(٤٠٣٠٠٩٤٨٢٥ المتضمن تنازل مورثهم عن كامل حصته فيها وتعادل ٣١٠ حصة، وهذه الحصة داخل فيها كامل حصته في شركة أحمد زيني التجارية وهي الحصة محل النزاع وثابت بقرار الشركاء أن التنازل الحاصل، قد تم من جميع الشركاء ومنهم المدعي الأول (عدنان) بالقيمة الاسمية ( مرفق (۳) أليس ذلك دليل يؤكد صحة الظاهر ؟ وأليس ذلك من قبيل الثابت بالبرهان؟ وإذ خالف الحكم المادة المذكورة فيكون</w:t>
-      </w:r>
-    </w:p>
-    <w:p>
-      <w:pPr>
-        <w:pStyle w:val="Heading2"/>
-        <w:jc w:val="right"/>
-        <w:bidi/>
-      </w:pPr>
-      <w:r>
-        <w:t>[المتن الفعلي: الوقائع / الأسباب / المنطوق] ===</w:t>
-        <w:br/>
-        <w:t>حرياً بالبطلان .</w:t>
-      </w:r>
-    </w:p>
-    <w:p>
-      <w:pPr>
-        <w:jc w:val="right"/>
-        <w:bidi/>
-      </w:pPr>
-      <w:r>
-        <w:rPr>
-          <w:b w:val="0"/>
-          <w:i w:val="0"/>
-        </w:rPr>
-        <w:t>التنفيذيون للمحاماة .</w:t>
-      </w:r>
-    </w:p>
-    <w:p>
-      <w:pPr>
-        <w:jc w:val="right"/>
-        <w:bidi/>
-      </w:pPr>
-      <w:r>
-        <w:rPr>
-          <w:b w:val="0"/>
-          <w:i w:val="0"/>
-        </w:rPr>
-        <w:t>220843 ناس لوألا رودلا ناطلسلا جات ىنبم - ناطلس ريمالا عراش - ةدج - ةيدوعسلا ةيبرعلا ةكلمملا</w:t>
-      </w:r>
-    </w:p>
-    <w:p>
-      <w:pPr>
-        <w:jc w:val="right"/>
-        <w:bidi/>
-      </w:pPr>
-      <w:r>
-        <w:rPr>
-          <w:b w:val="0"/>
-          <w:i w:val="0"/>
-        </w:rPr>
-        <w:t>الاستشان ما</w:t>
-      </w:r>
-    </w:p>
-    <w:p>
-      <w:pPr>
-        <w:jc w:val="right"/>
-        <w:bidi/>
-      </w:pPr>
-      <w:r>
-        <w:rPr>
-          <w:b w:val="0"/>
-          <w:i w:val="0"/>
-        </w:rPr>
-        <w:t>21372 يديربلا زمرلا 13045</w:t>
-      </w:r>
-    </w:p>
-    <w:p>
-      <w:pPr>
-        <w:jc w:val="right"/>
-        <w:bidi/>
-      </w:pPr>
-      <w:r>
-        <w:rPr>
-          <w:b w:val="0"/>
-          <w:i w:val="0"/>
-        </w:rPr>
-        <w:t>ترخيص محاماة</w:t>
-      </w:r>
-    </w:p>
-    <w:p>
-      <w:pPr>
-        <w:pStyle w:val="Heading2"/>
-        <w:jc w:val="right"/>
-        <w:bidi/>
-      </w:pPr>
-      <w:r>
-        <w:t>[ترويسة / كليشة رسمية — معلومات متكررة] ===</w:t>
-        <w:br/>
-        <w:t>Tanfithioh Tanfithion@gmail.com 0536533388</w:t>
-      </w:r>
-    </w:p>
-    <w:p>
-      <w:pPr>
-        <w:pStyle w:val="Heading2"/>
-        <w:jc w:val="right"/>
-        <w:bidi/>
-      </w:pPr>
-      <w:r>
-        <w:t>[المتن الفعلي: الوقائع / الأسباب / المنطوق] ===</w:t>
-        <w:br/>
-        <w:t>0126054571</w:t>
-      </w:r>
-    </w:p>
-    <w:p>
-      <w:pPr>
-        <w:jc w:val="right"/>
-        <w:bidi/>
-      </w:pPr>
-      <w:r>
-        <w:rPr>
-          <w:b w:val="0"/>
-          <w:i w:val="0"/>
-        </w:rPr>
-        <w:t>التنفيذيون</w:t>
-      </w:r>
-    </w:p>
-    <w:p>
-      <w:pPr>
-        <w:jc w:val="right"/>
-        <w:bidi/>
-      </w:pPr>
-      <w:r>
-        <w:rPr>
-          <w:b w:val="0"/>
-          <w:i w:val="0"/>
-        </w:rPr>
-        <w:t>شركة التنفيذيون للمحاماة والاستشارات القانونية</w:t>
-      </w:r>
-    </w:p>
-    <w:p>
-      <w:pPr>
-        <w:jc w:val="right"/>
-        <w:bidi/>
-      </w:pPr>
-      <w:r>
-        <w:rPr>
-          <w:b w:val="0"/>
-          <w:i w:val="0"/>
-        </w:rPr>
-        <w:t>أضف لذلك أن التوقيع على القرار يعد مخالصة تامة ونهائية وإبراء لذمة المدعى عليه - المشترى -، وقد</w:t>
-      </w:r>
-    </w:p>
-    <w:p>
-      <w:pPr>
-        <w:jc w:val="right"/>
-        <w:bidi/>
-      </w:pPr>
-      <w:r>
-        <w:rPr>
-          <w:b w:val="0"/>
-          <w:i w:val="0"/>
-        </w:rPr>
-        <w:t>ـه١٤٣٤ ماعل ٢/٤/٩ دلجم - ٧ ددع ۰۳۱ مقرب ةراجتلا ةرازو ىدل ءاكرشلا رارق ليجستب كلذ ديكأت مت</w:t>
-      </w:r>
-    </w:p>
-    <w:p>
-      <w:pPr>
-        <w:jc w:val="right"/>
-        <w:bidi/>
-      </w:pPr>
-      <w:r>
-        <w:rPr>
-          <w:b w:val="0"/>
-          <w:i w:val="0"/>
-        </w:rPr>
-        <w:t>بتاريخ ١٤٣٤/٠٢/١٠هـ بخطاب كاتب العدل بالغرفة التجارية الصناعية بجدة رقم (٧٠٥٠/٣٤) وتاريخ ١٤٣٤/٠٢/١٠هـ وبذلك فقد اكتسب المحرر حجية في مواجهة المدعي وفقاً للمادة (٢٦) من نظام الإثبات،</w:t>
-      </w:r>
-    </w:p>
-    <w:p>
-      <w:pPr>
-        <w:jc w:val="right"/>
-        <w:bidi/>
-      </w:pPr>
-      <w:r>
-        <w:rPr>
-          <w:b w:val="0"/>
-          <w:i w:val="0"/>
-        </w:rPr>
-        <w:t>التي تنص على أن (المحرر الرسمي حجة على الكافة بما دوّن فيه من أمور قام بها محرره في حدود مهمته، أو حدثت من ذوي الشأن في حضوره ما لم يثبت تزويره بالطرق المقررة نظاماً، وحيث إن توقيع المدعي على هذا القرار يُعد إقراراً واضحاً وصريحاً منه بصحة التعاقد بشأن تلك الحصص وإقراراً ببراءة ذمة المدعى</w:t>
-      </w:r>
-    </w:p>
-    <w:p>
-      <w:pPr>
-        <w:jc w:val="right"/>
-        <w:bidi/>
-      </w:pPr>
-      <w:r>
-        <w:rPr>
-          <w:b w:val="0"/>
-          <w:i w:val="0"/>
-        </w:rPr>
-        <w:t>عليه من أي مطالبات تتعلق بتلك الشركة ومن المقرر قضاءً عدم جواز الرجوع في الإقرار في الحق الخاص)، كما أن المقرر قضاء أنه من سعى لنقض ما تم على يديه فسعيه مردود )، وأن ( الإبراء ونحوه مما يُسقط الحق)؛ وإذ أهدرت محكمة الاستئناف جميع هذه الحجج الثابتة قطعاً، الأمر الذي يوجب</w:t>
-      </w:r>
-    </w:p>
-    <w:p>
-      <w:pPr>
-        <w:jc w:val="right"/>
-        <w:bidi/>
-      </w:pPr>
-      <w:r>
-        <w:rPr>
-          <w:b w:val="0"/>
-          <w:i w:val="0"/>
-        </w:rPr>
-        <w:t>نقض الحكم.</w:t>
-      </w:r>
-    </w:p>
-    <w:p>
-      <w:pPr>
-        <w:jc w:val="right"/>
-        <w:bidi/>
-      </w:pPr>
-      <w:r>
-        <w:rPr>
-          <w:b w:val="0"/>
-          <w:i w:val="0"/>
-        </w:rPr>
-        <w:t>۲ - خالف الحكم الفقرة الأولى من المادة (١٦) من نظام الإثبات والتي نصت على أن يكون الإقرار صراحة أو دلالة، باللفظ أو بالكتابة وحيث إن الثابت بقرارات الشركاء الموضحة أعلاه، أنها تمت في وقت لاحق على البيع، وتعلقت بتنازلهم عن حصص وتضمين تلك القرارات لتنازل مورثهم أيضاً عن الحصص، وفي</w:t>
-      </w:r>
-    </w:p>
-    <w:p>
-      <w:pPr>
-        <w:jc w:val="right"/>
-        <w:bidi/>
-      </w:pPr>
-      <w:r>
-        <w:rPr>
-          <w:b w:val="0"/>
-          <w:i w:val="0"/>
-        </w:rPr>
-        <w:t>وقت لاحق على واقعة البيع مما يؤكد علمهم بالبيع ورضاهم به وبالثمن المذكور وهذا من قبيل الإقرار دلالة، سيما وأن البيع بالقيمة الاسمية هو ما اعتاد عليه الجميع، وأن تسوية الثمن الحقيقي للتعاقد هي مسألة خاصة بين المتنازل والمتنازل ،له علماً بأن البيع على النحو الثابت في العقد تم على سعر ٢٠ ۱۲۰ مليون</w:t>
-      </w:r>
-    </w:p>
-    <w:p>
-      <w:pPr>
-        <w:jc w:val="right"/>
-        <w:bidi/>
-      </w:pPr>
-      <w:r>
-        <w:rPr>
-          <w:b w:val="0"/>
-          <w:i w:val="0"/>
-        </w:rPr>
-        <w:t>وأن السداد بالآلية التي تضمنها العقد، ومن ثم فلا يجوز الاحتجاج بخلافه، وتأسيس الغبن على أساس أن البيع بالقيمة الاسمية غير مناسب على الرغم من أن كافة تنازلات الشركاء تتم بالقيمة الاسمية ؟\!) - خالف الحكم الفقرة الأولى من المادة (۲۱) من نظام الإثبات والتي نصت على أن للمحكمة - من تلقاء نفسها أو بناء على طلب أحد الخصوم أن تأمر بحضور الخصم لاستجوابه، ويجب على من تقرر استجوابه أن يحضر الجلسة المحددة لذلك. وإذ الثابت أن المدعى عليه (المعترض) قد تقدم بالجلسة الأخيرة بطلب استجواب المدعية الثانية بشأن الواقعة محل الدعوى وتحريرها لوكالة الحاضر عنها في</w:t>
-      </w:r>
-    </w:p>
-    <w:p>
-      <w:pPr>
-        <w:jc w:val="right"/>
-        <w:bidi/>
-      </w:pPr>
-      <w:r>
-        <w:rPr>
-          <w:b w:val="0"/>
-          <w:i w:val="0"/>
-        </w:rPr>
-        <w:t>الدعوى إذا جاء الطلب بالآتي: (( نتمسك باستدعاء المدعية السيدة / عاتقة الحرازي ، لاستجوابها بسؤالها عما إذا كانت تطالب المدعى عليه بتلك الدعوى من عدمه .... لتعلق ذلك بإرادتها في توكيل الحاضر عنها</w:t>
-      </w:r>
-    </w:p>
-    <w:p>
-      <w:pPr>
-        <w:jc w:val="right"/>
-        <w:bidi/>
-      </w:pPr>
-      <w:r>
-        <w:rPr>
-          <w:b w:val="0"/>
-          <w:i w:val="0"/>
-        </w:rPr>
-        <w:t>21372 يديربلا زمرلا 13045 ب.ص 4030420843 ت.س لوألا رودلا ناطلسلا جات ىنبم ناطلس ريمالا عراش - ةدج - ةيدوعسلا ةيبرعلا ةكلمملا</w:t>
-      </w:r>
-    </w:p>
-    <w:p>
-      <w:pPr>
-        <w:pStyle w:val="Heading2"/>
-        <w:jc w:val="right"/>
-        <w:bidi/>
-      </w:pPr>
-      <w:r>
-        <w:t>[ترويسة / كليشة رسمية — معلومات متكررة] ===</w:t>
-        <w:br/>
-        <w:t>Tanfithion@gmail.com 053 653 3388</w:t>
-      </w:r>
-    </w:p>
-    <w:p>
-      <w:pPr>
-        <w:pStyle w:val="Heading2"/>
-        <w:jc w:val="right"/>
-        <w:bidi/>
-      </w:pPr>
-      <w:r>
-        <w:t>[المتن الفعلي: الوقائع / الأسباب / المنطوق] ===</w:t>
-        <w:br/>
-        <w:t>012 605 4571</w:t>
-      </w:r>
-    </w:p>
-    <w:p>
-      <w:pPr>
-        <w:pStyle w:val="Heading2"/>
-        <w:jc w:val="right"/>
-        <w:bidi/>
-      </w:pPr>
-      <w:r>
-        <w:t>[ترويسة / كليشة رسمية — معلومات متكررة] ===</w:t>
-        <w:br/>
-        <w:t>@Tanfithion</w:t>
+        <w:t>ص.ب 13045 الرمز البريدي 21372 |</w:t>
       </w:r>
     </w:p>
     <w:p>
@@ -1472,19 +2900,6 @@
           <w:b w:val="0"/>
           <w:i w:val="0"/>
         </w:rPr>
-        <w:t>التنفيذيون</w:t>
-      </w:r>
-    </w:p>
-    <w:p>
-      <w:pPr>
-        <w:jc w:val="right"/>
-        <w:bidi/>
-      </w:pPr>
-      <w:r>
-        <w:rPr>
-          <w:b w:val="0"/>
-          <w:i w:val="0"/>
-        </w:rPr>
         <w:t>شركة التنفيذيون للمحاماة والاستشارات القانونية</w:t>
       </w:r>
     </w:p>
@@ -1498,189 +2913,200 @@
           <w:b w:val="0"/>
           <w:i w:val="0"/>
         </w:rPr>
-        <w:t>وقطع دابر الادعاءات الصادرة عن المدعي الأول) (ينظر السطر (۳۰ و ۳۱) من الصفحة (۱۳) من صك</w:t>
-      </w:r>
-    </w:p>
-    <w:p>
-      <w:pPr>
-        <w:jc w:val="right"/>
-        <w:bidi/>
-      </w:pPr>
-      <w:r>
-        <w:rPr>
-          <w:b w:val="0"/>
-          <w:i w:val="0"/>
-        </w:rPr>
-        <w:t>الحكم) إلا أن محكمة الاستئناف لم تستجب لطلب الاستجواب وعولت بما مفاده أنها استخدمت سلطتها</w:t>
-      </w:r>
-    </w:p>
-    <w:p>
-      <w:pPr>
-        <w:jc w:val="right"/>
-        <w:bidi/>
-      </w:pPr>
-      <w:r>
-        <w:rPr>
-          <w:b w:val="0"/>
-          <w:i w:val="0"/>
-        </w:rPr>
-        <w:t>الجوازية في رد طلب الاستجواب\!\! وأنها استمعت لتسجيل منسوب للوالدة (عاتقة ورأت أن إبطال وكالتها</w:t>
-      </w:r>
-    </w:p>
-    <w:p>
-      <w:pPr>
-        <w:jc w:val="right"/>
-        <w:bidi/>
-      </w:pPr>
-      <w:r>
-        <w:rPr>
-          <w:b w:val="0"/>
-          <w:i w:val="0"/>
-        </w:rPr>
-        <w:t>لوكيلها مبني على سند غير صحيح والثابت لدى فضيلتكم أن دائرة الاستئناف خرجت عن الأصول</w:t>
-      </w:r>
-    </w:p>
-    <w:p>
-      <w:pPr>
-        <w:jc w:val="right"/>
-        <w:bidi/>
-      </w:pPr>
-      <w:r>
-        <w:rPr>
-          <w:b w:val="0"/>
-          <w:i w:val="0"/>
-        </w:rPr>
-        <w:t>الشرعية بشأن رفض الاستجواب واسترسلت في تسبب رفضها بعبارات فضفاضه للتدليل على سلطتها الجوازية ، بل ولم تقم بتفريغ الرسالة المسجلة لا في محضر الضبط أو في صك الحكم، واستنتجت مضمونها بدون توضيح (ينظر : السطر (٣٠ إلى (٣٦) من الصفحة (١٦) من صك الحكم)، رغم التأكيد على أن المدعي الأول مدلس على والدته ومستحوذ على حسابها في أبشر وأن التوكيل المنسوب لها قد شابه التزوير وتم دون ارادتها، ومن ثم فإن استجوابها لازم مما يتحقق معه خطأ حكم الاستئناف فيما أورده بتسببه للتدليل على رد طلب الاستجواب، رغم أهميته في تغيير وجه الحق في الدعوى، سيما وأن المدعية الثانية مجبرة على الخصومة وتم الزج بها تدليساً من المدعي الأول، علماً بأنها زوجة المورث ووالدة المدعى عليه، وقد أقر المدعي الأول بأنها على الحياد بين الطرفين، فإن كانت على الحياد فما الذي أتى بها لمخاصمة</w:t>
-      </w:r>
-    </w:p>
-    <w:p>
-      <w:pPr>
-        <w:jc w:val="right"/>
-        <w:bidi/>
-      </w:pPr>
-      <w:r>
-        <w:rPr>
-          <w:b w:val="0"/>
-          <w:i w:val="0"/>
-        </w:rPr>
-        <w:t>ولدها ؟\! وحيث رفضت المحكمة الطلب، ولم توضح في تسبيها سبب الرفض، وهذا قصور ومخالفة للحق</w:t>
-      </w:r>
-    </w:p>
-    <w:p>
-      <w:pPr>
-        <w:jc w:val="right"/>
-        <w:bidi/>
-      </w:pPr>
-      <w:r>
-        <w:rPr>
-          <w:b w:val="0"/>
-          <w:i w:val="0"/>
-        </w:rPr>
-        <w:t>.تابثإلا ماظن بجومب ررقملا يماظنلا</w:t>
-      </w:r>
-    </w:p>
-    <w:p>
-      <w:pPr>
-        <w:jc w:val="right"/>
-        <w:bidi/>
-      </w:pPr>
-      <w:r>
-        <w:rPr>
-          <w:b w:val="0"/>
-          <w:i w:val="0"/>
-        </w:rPr>
-        <w:t>٤ - خالف الحكم الفقرة الأولى من المادة (٨٥) من نظام الإثبات والتي نصت على أن: للمحكمة أن تستنبط قرائن أخرى للإثبات، وذلك في الأحوال التي يجوز فيها الإثبات بالشهادة؛ على أن تبين وجه دلالتها وحيث إن حكم الاستئناف قد أسس تسبيبه على مجموعة من القرائن تبدو في نظره مرجحة</w:t>
-      </w:r>
-    </w:p>
-    <w:p>
-      <w:pPr>
-        <w:jc w:val="right"/>
-        <w:bidi/>
-      </w:pPr>
-      <w:r>
-        <w:rPr>
-          <w:b w:val="0"/>
-          <w:i w:val="0"/>
-        </w:rPr>
-        <w:t>لجانب المدعي، ورغم أن ذلك لا أساس له من الصحة، إلا أن هذا التأسيس في التسبيب خالف نص</w:t>
-      </w:r>
-    </w:p>
-    <w:p>
-      <w:pPr>
-        <w:jc w:val="right"/>
-        <w:bidi/>
-      </w:pPr>
-      <w:r>
-        <w:rPr>
-          <w:b w:val="0"/>
-          <w:i w:val="0"/>
-        </w:rPr>
-        <w:t>قلعتي عازنلا لحمو ،ةداهشلاب هتابثإ زوجي اميف نئارقلا لامعتسا يف ىوعدلا يضاق ديق يذلاو ،ماظنلا</w:t>
-      </w:r>
-    </w:p>
-    <w:p>
-      <w:pPr>
-        <w:jc w:val="right"/>
-        <w:bidi/>
-      </w:pPr>
-      <w:r>
-        <w:rPr>
-          <w:b w:val="0"/>
-          <w:i w:val="0"/>
-        </w:rPr>
-        <w:t>.ضراعتلا دنع ماعلا فرعلا ىلع مدقي صاخلا فرعلا وأ موصخلا نيب ةداعلا نأو ةعقاولا تقو امهدوجو تبثي نأ موصخلا نيب ةداعلا وأ فرعلاب كسمتي نم ىلع نأو فارطألا نيب قافتا وأ صاخ صن هيف دري مل اميف كلذو ،موصخلا نيب ةداعلا وأ فرعلاب تابثإلا زوجي هنأ :يلي ام اهماقرأ ىلإ راشملا صوصنلا دافمو ؛ةداعلاب تابثإلا تلوانت يتلاو تابثإلا ماظن نم (۰۹-۸۸) داوملا مكحلا فلاخ ٥- .ضقنلاب ًاريدج هيف نوعطملا مكحلا حبصي هيلعو ،نئارقلاب تابثإلل هل لحم ال يذلا رمألا وهو ،ةداهشلاب تابثإلا باصن زواجتت ةميقلاو ،ءاكرش تارارقإو قثومو بوتكم عيب دقعب</w:t>
-      </w:r>
-    </w:p>
-    <w:p>
-      <w:pPr>
-        <w:jc w:val="right"/>
-        <w:bidi/>
-      </w:pPr>
-      <w:r>
-        <w:rPr>
-          <w:b w:val="0"/>
-          <w:i w:val="0"/>
-        </w:rPr>
-        <w:t>لمحاماة والاه</w:t>
-      </w:r>
-    </w:p>
-    <w:p>
-      <w:pPr>
-        <w:jc w:val="right"/>
-        <w:bidi/>
-      </w:pPr>
-      <w:r>
-        <w:rPr>
-          <w:b w:val="0"/>
-          <w:i w:val="0"/>
-        </w:rPr>
-        <w:t>21372 يديربلا زمرلا 13045 ب.ص 4030420843 تبس لوألا رودلا ناطلسلا جات ىنبم ناطلس ريمالا عراش - ةدج - ةيدوعسلا ةيبرعلا ةكلمملا</w:t>
-      </w:r>
-    </w:p>
-    <w:p>
-      <w:pPr>
-        <w:jc w:val="right"/>
-        <w:bidi/>
-      </w:pPr>
-      <w:r>
-        <w:rPr>
-          <w:b w:val="0"/>
-          <w:i w:val="0"/>
-        </w:rPr>
-        <w:t>053 653 3388</w:t>
-      </w:r>
-    </w:p>
-    <w:p>
-      <w:pPr>
-        <w:jc w:val="right"/>
-        <w:bidi/>
-      </w:pPr>
-      <w:r>
-        <w:rPr>
-          <w:b w:val="0"/>
-          <w:i w:val="0"/>
-        </w:rPr>
-        <w:t>012 605 4571</w:t>
+        <w:t>أن احتجاج محكمة الاستئناف باختصاصها بموجب الفقرة الرابعة من المادة (١٦) من نظام المحاكم التجارية في غير محله، إذ نصت الفقرة الرابعة على أن الدعاوى والمخالفات الناشئة عن تطبيق أحكام نظام الشركات والدعوى محل طلب المدعين لا تدخل في مفهوم النص المذكور.</w:t>
+      </w:r>
+    </w:p>
+    <w:p>
+      <w:pPr>
+        <w:jc w:val="right"/>
+        <w:bidi/>
+      </w:pPr>
+      <w:r>
+        <w:rPr>
+          <w:b w:val="0"/>
+          <w:i w:val="0"/>
+        </w:rPr>
+        <w:t>٤- أن احتجاج محكمة الاستئناف باختصاصها بموجب الحكم الصادر من المحكمة العامة والذي يعود تاريخه إلى عام ١٤٣٨هـ والذي قضى بعدم الاختصاص، ومن ثم أصبح لزاماً عليها النظر حتى ولو كانت غير مختصة تأسيساً على نص الفقرة المضافة للمادة (۷۸) من اللائحة التنفيذية لنظام المرافعات - في غير</w:t>
+      </w:r>
+    </w:p>
+    <w:p>
+      <w:pPr>
+        <w:jc w:val="right"/>
+        <w:bidi/>
+      </w:pPr>
+      <w:r>
+        <w:rPr>
+          <w:b w:val="0"/>
+          <w:i w:val="0"/>
+        </w:rPr>
+        <w:t>محله؛ لسببين : الأول: أن المادة المضافة لاحقة على صدور صك الحكم المحتج فيه، والثاني: أن ما انتهت</w:t>
+      </w:r>
+    </w:p>
+    <w:p>
+      <w:pPr>
+        <w:pStyle w:val="Heading2"/>
+        <w:jc w:val="right"/>
+        <w:bidi/>
+      </w:pPr>
+      <w:r>
+        <w:t>[المُرسَل إليه / المخاطَب والتحية] ===</w:t>
+        <w:br/>
+        <w:t>إليه اللجنة المشكلة بقرار معالي رئيس المجلس الأعلى للقضاء رقم (٤٧١٠٥) بتاريخ ١٤٣٩/٠٨/١٧هـ</w:t>
+      </w:r>
+    </w:p>
+    <w:p>
+      <w:pPr>
+        <w:pStyle w:val="Heading2"/>
+        <w:jc w:val="right"/>
+        <w:bidi/>
+      </w:pPr>
+      <w:r>
+        <w:t>[المتن الفعلي: الوقائع / الأسباب / المنطوق] ===</w:t>
+        <w:br/>
+        <w:t>بتحديد اختصاص المحكمة العامة ويدخل فيها الدعوى الماثلة لاحقاً على صدور الحكم المحتج به، وإذ تراخى المدعين في إقامة دعواهم لأربع سنوات من الحكم السابق بعدم الاختصاص، ومن ثم فلا يحتج به</w:t>
+      </w:r>
+    </w:p>
+    <w:p>
+      <w:pPr>
+        <w:jc w:val="right"/>
+        <w:bidi/>
+      </w:pPr>
+      <w:r>
+        <w:rPr>
+          <w:b w:val="0"/>
+          <w:i w:val="0"/>
+        </w:rPr>
+        <w:t>لجلب الاختصاص للمحكمة التجارية. وإذ خالف الحكم المستأنف ذلك ، وحيث إن الاختصاص النوعي من المسائل المتعلقة بالنظام العام، ويجوز الدفع بذلك في أي مرحلة ومنها النقض، وإذ سبق الدفع أمام محكمة الاستئناف وأصرت على اختصاصها بالمخالفة للنظام مما يتعين معه نقض الحكم. السبب الرابع: الحكم فصل في نزاع خلافاً لحكم آخر سبق أن صدر بين أطراف الدعوى.</w:t>
+      </w:r>
+    </w:p>
+    <w:p>
+      <w:pPr>
+        <w:jc w:val="right"/>
+        <w:bidi/>
+      </w:pPr>
+      <w:r>
+        <w:rPr>
+          <w:b w:val="0"/>
+          <w:i w:val="0"/>
+        </w:rPr>
+        <w:t>أهدرت محكمة الاستئناف حجية الحكم القضائي الصادر من الدائرة التجارية السابعة عشر بديوان المظالم والصادر برقم (١٨٥/١٧/٢) وتاريخ (١٤٣٢/۱۲/۰۲هـ والثابت فيه انتهاء القضية صلحاً، وذلك في</w:t>
+      </w:r>
+    </w:p>
+    <w:p>
+      <w:pPr>
+        <w:jc w:val="right"/>
+        <w:bidi/>
+      </w:pPr>
+      <w:r>
+        <w:rPr>
+          <w:b w:val="0"/>
+          <w:i w:val="0"/>
+        </w:rPr>
+        <w:t>الدعوى المرفوعة من المدعي الأول (عدنان) وآخرين ضد المدعى عليه (المعترض) وتتعلق بمحل النزاع؛ إذ الثابت أن المدعي قبل توقيعه على هذا الصلح المدون بالاتفاقية اطلع على الوضع القانوني والمالي المشركة محل الدعوى - أثناء صدور هذا الحكم المتضمن الصلح وعلم علماً تاماً ببيع مورثه للحصص.</w:t>
+      </w:r>
+    </w:p>
+    <w:p>
+      <w:pPr>
+        <w:jc w:val="right"/>
+        <w:bidi/>
+      </w:pPr>
+      <w:r>
+        <w:rPr>
+          <w:b w:val="0"/>
+          <w:i w:val="0"/>
+        </w:rPr>
+        <w:t>يؤكد حجية هذا الصلح الموثق بالمحكمة وتضمنه إبراء ذمة نهائية ومخالصة تامة، ما أعقبه من توقيع</w:t>
+      </w:r>
+    </w:p>
+    <w:p>
+      <w:pPr>
+        <w:jc w:val="right"/>
+        <w:bidi/>
+      </w:pPr>
+      <w:r>
+        <w:rPr>
+          <w:b w:val="0"/>
+          <w:i w:val="0"/>
+        </w:rPr>
+        <w:t>المدعي على قرار الشركاء بتعديل عقد تأسيس شركة أحمد زيني التجارية والذي بموجبه أقر المدعي بصحة</w:t>
+      </w:r>
+    </w:p>
+    <w:p>
+      <w:pPr>
+        <w:jc w:val="right"/>
+        <w:bidi/>
+      </w:pPr>
+      <w:r>
+        <w:rPr>
+          <w:b w:val="0"/>
+          <w:i w:val="0"/>
+        </w:rPr>
+        <w:t>بيع مورثه لحصصه بشركة أحمد زيني التجارية إلى المدعى عليه عن طريق إقراره بالوضع القانوني الجديد</w:t>
+      </w:r>
+    </w:p>
+    <w:p>
+      <w:pPr>
+        <w:jc w:val="right"/>
+        <w:bidi/>
+      </w:pPr>
+      <w:r>
+        <w:rPr>
+          <w:b w:val="0"/>
+          <w:i w:val="0"/>
+        </w:rPr>
+        <w:t>للشركاء في شركة أحمد زينى التجارية، وإقراره بشراكة أسامة بن أحمد عباس زيني - المدعى عليه - كشريك في الشركة والتي أصبح شريكاً منفرداً فيها بناء على شراء حصص مورث المدعي في تلك الشركة وقد تم تأكيد ذلك بتسجيل قرار الشركاء لدى وزارة التجارة وحيث إن قرار الشركاء والتوقيع عليه جاء مبنياً على الحكم</w:t>
+      </w:r>
+    </w:p>
+    <w:p>
+      <w:pPr>
+        <w:jc w:val="right"/>
+        <w:bidi/>
+      </w:pPr>
+      <w:r>
+        <w:rPr>
+          <w:b w:val="0"/>
+          <w:i w:val="0"/>
+        </w:rPr>
+        <w:t>التجاري الأنف البيان. وإذ أهدرت محكمة الاستئناف هذه الحجية والثابتة بقرارات الشركاء ولم تفحص</w:t>
+      </w:r>
+    </w:p>
+    <w:p>
+      <w:pPr>
+        <w:jc w:val="right"/>
+        <w:bidi/>
+      </w:pPr>
+      <w:r>
+        <w:rPr>
+          <w:b w:val="0"/>
+          <w:i w:val="0"/>
+        </w:rPr>
+        <w:t>للمحاماة و</w:t>
+      </w:r>
+    </w:p>
+    <w:p>
+      <w:pPr>
+        <w:jc w:val="right"/>
+        <w:bidi/>
+      </w:pPr>
+      <w:r>
+        <w:rPr>
+          <w:b w:val="0"/>
+          <w:i w:val="0"/>
+        </w:rPr>
+        <w:t>زيون</w:t>
+      </w:r>
+    </w:p>
+    <w:p>
+      <w:pPr>
+        <w:jc w:val="right"/>
+        <w:bidi/>
+      </w:pPr>
+      <w:r>
+        <w:rPr>
+          <w:b w:val="0"/>
+          <w:i w:val="0"/>
+        </w:rPr>
+        <w:t>المملكة العربية السعودية - جدة - شارع الامير سلطان مبنى تاج السلطان الدور الأول س ب 4030430843</w:t>
       </w:r>
     </w:p>
     <w:p>
@@ -1692,404 +3118,20 @@
       <w:r>
         <w:t>[ترويسة / كليشة رسمية — معلومات متكررة] ===</w:t>
         <w:br/>
-        <w:t>Tanfithion@gmail.com</w:t>
-      </w:r>
-    </w:p>
-    <w:p>
-      <w:pPr>
-        <w:jc w:val="right"/>
-        <w:bidi/>
-      </w:pPr>
-      <w:r>
-        <w:rPr>
-          <w:b w:val="0"/>
-          <w:i w:val="0"/>
-        </w:rPr>
-        <w:t>@Tanfithion</w:t>
-      </w:r>
-    </w:p>
-    <w:p>
-      <w:pPr>
-        <w:pStyle w:val="Heading2"/>
-        <w:jc w:val="right"/>
-        <w:bidi/>
-      </w:pPr>
-      <w:r>
-        <w:t>[المتن الفعلي: الوقائع / الأسباب / المنطوق] ===</w:t>
-        <w:br/>
-        <w:t>وما</w:t>
-      </w:r>
-    </w:p>
-    <w:p>
-      <w:pPr>
-        <w:jc w:val="right"/>
-        <w:bidi/>
-      </w:pPr>
-      <w:r>
-        <w:rPr>
-          <w:b w:val="0"/>
-          <w:i w:val="0"/>
-        </w:rPr>
-        <w:t>التنفيذيون</w:t>
-      </w:r>
-    </w:p>
-    <w:p>
-      <w:pPr>
-        <w:jc w:val="right"/>
-        <w:bidi/>
-      </w:pPr>
-      <w:r>
-        <w:rPr>
-          <w:b w:val="0"/>
-          <w:i w:val="0"/>
-        </w:rPr>
-        <w:t>شركة التنفيذيون للمحاماة والاستشارات القانونية</w:t>
-      </w:r>
-    </w:p>
-    <w:p>
-      <w:pPr>
-        <w:jc w:val="right"/>
-        <w:bidi/>
-      </w:pPr>
-      <w:r>
-        <w:rPr>
-          <w:b w:val="0"/>
-          <w:i w:val="0"/>
-        </w:rPr>
-        <w:t>وحيث دفع المدعى عليه (المعترض) أثناء المرافعة بأن العادة جرت على أن يدون في قرارات الشركاء والتنازلات التي تتم بينهم بأن البيع بالقيمة الاسمية، وقدم ما يثبت ويؤكد ذلك ( جميع قرارات الشركاء</w:t>
-      </w:r>
-    </w:p>
-    <w:p>
-      <w:pPr>
-        <w:jc w:val="right"/>
-        <w:bidi/>
-      </w:pPr>
-      <w:r>
-        <w:rPr>
-          <w:b w:val="0"/>
-          <w:i w:val="0"/>
-        </w:rPr>
-        <w:t>الثابت فيها تنازلهم عن الحصص سواء في شركة أحمد زيني وأولاده ذات المسؤولية المحدودة، أو شركة</w:t>
-      </w:r>
-    </w:p>
-    <w:p>
-      <w:pPr>
-        <w:jc w:val="right"/>
-        <w:bidi/>
-      </w:pPr>
-      <w:r>
-        <w:rPr>
-          <w:b w:val="0"/>
-          <w:i w:val="0"/>
-        </w:rPr>
-        <w:t>أحمد زيني التجارية بالقيمة الاسمية للحصة، وهذه القرارات منها ما هو سابق ومنها ما هو لاحق على واقعة</w:t>
-      </w:r>
-    </w:p>
-    <w:p>
-      <w:pPr>
-        <w:jc w:val="right"/>
-        <w:bidi/>
-      </w:pPr>
-      <w:r>
-        <w:rPr>
-          <w:b w:val="0"/>
-          <w:i w:val="0"/>
-        </w:rPr>
-        <w:t>البيع، مما يؤكد صحة التمسك بالعادة أو العرف الخاص والاحتجاج به قضاء وإذ أغفل حكم الاستئناف ذلك، بل والغريب أنه اعتبر الاختلاف بين القيمة وإظهار عقد البيع الحقيقي في وقت لاحق أثناء المرافعة من</w:t>
-      </w:r>
-    </w:p>
-    <w:p>
-      <w:pPr>
-        <w:jc w:val="right"/>
-        <w:bidi/>
-      </w:pPr>
-      <w:r>
-        <w:rPr>
-          <w:b w:val="0"/>
-          <w:i w:val="0"/>
-        </w:rPr>
-        <w:t>قبيل التناقض، وهذا محل نظر؛ إذ جانب فيه الدائرة الصواب مما يستوجب نقض الحكم.</w:t>
-      </w:r>
-    </w:p>
-    <w:p>
-      <w:pPr>
-        <w:jc w:val="right"/>
-        <w:bidi/>
-      </w:pPr>
-      <w:r>
-        <w:rPr>
-          <w:b w:val="0"/>
-          <w:i w:val="0"/>
-        </w:rPr>
-        <w:t>ثانياً: مخالفة الحكم للمادة (٢٤) من نظام المحاكم التجارية، وذلك على التفصيل الآتي:</w:t>
-      </w:r>
-    </w:p>
-    <w:p>
-      <w:pPr>
-        <w:jc w:val="right"/>
-        <w:bidi/>
-      </w:pPr>
-      <w:r>
-        <w:rPr>
-          <w:b w:val="0"/>
-          <w:i w:val="0"/>
-        </w:rPr>
-        <w:t>نصت المادة (٢٤) من نظام المحكمة التجارية على أنه فيما لم يرد به نص خاص، لا تسمع الدعاوى التي</w:t>
-      </w:r>
-    </w:p>
-    <w:p>
-      <w:pPr>
-        <w:jc w:val="right"/>
-        <w:bidi/>
-      </w:pPr>
-      <w:r>
-        <w:rPr>
-          <w:b w:val="0"/>
-          <w:i w:val="0"/>
-        </w:rPr>
-        <w:t>تختص بنظرها المحكمة بعد مضي (خمس سنوات من تاريخ نشوء الحق المدعى به، ما لم يقر المدعى عليه بالحق أو يتقدم المدعي بعذر تقبله المحكمة ؛ وبإعمال نص المادة على الواقعة محل النزاع، ولما كان حكم</w:t>
-      </w:r>
-    </w:p>
-    <w:p>
-      <w:pPr>
-        <w:jc w:val="right"/>
-        <w:bidi/>
-      </w:pPr>
-      <w:r>
-        <w:rPr>
-          <w:b w:val="0"/>
-          <w:i w:val="0"/>
-        </w:rPr>
-        <w:t>الاستئناف قد استهل تسببه بأن دعوى المدعين تتعلق بقيمة حصة مورثهم؛ إذ نص التسبيب كالتالي:</w:t>
-      </w:r>
-    </w:p>
-    <w:p>
-      <w:pPr>
-        <w:jc w:val="right"/>
-        <w:bidi/>
-      </w:pPr>
-      <w:r>
-        <w:rPr>
-          <w:b w:val="0"/>
-          <w:i w:val="0"/>
-        </w:rPr>
-        <w:t>(فضلاً عن كونها - أي الدعوى - مطالبة بقيمة حصة في شركة مباعة من مورث المدعين للمدعى عليه) (ينظر</w:t>
-      </w:r>
-    </w:p>
-    <w:p>
-      <w:pPr>
-        <w:pStyle w:val="Heading2"/>
-        <w:jc w:val="right"/>
-        <w:bidi/>
-      </w:pPr>
-      <w:r>
-        <w:t>[ترويسة / كليشة رسمية — معلومات متكررة] ===</w:t>
-        <w:br/>
-        <w:t>السطرين (۹) و ۱۰) من تسبيب الحكم بالصفحة (١٤) من صك (الحكم إذ يزعم المدعون على غير الحقيقة</w:t>
-      </w:r>
-    </w:p>
-    <w:p>
-      <w:pPr>
-        <w:pStyle w:val="Heading2"/>
-        <w:jc w:val="right"/>
-        <w:bidi/>
-      </w:pPr>
-      <w:r>
-        <w:t>[المتن الفعلي: الوقائع / الأسباب / المنطوق] ===</w:t>
-        <w:br/>
-        <w:t>\- بأن القيمة لم تسدد، زاعمين أن هناك غبن في الثمن الوارد في عقد البيع المحرر بين مورثهم والمدعى عليه (المعترض) والمؤرخ في ١٤٣١/٠٩/٢٠هـ والموثق بقرار الشركاء ومنهم المدعي الأول (عدنان) بتعديل عقد</w:t>
-      </w:r>
-    </w:p>
-    <w:p>
-      <w:pPr>
-        <w:jc w:val="right"/>
-        <w:bidi/>
-      </w:pPr>
-      <w:r>
-        <w:rPr>
-          <w:b w:val="0"/>
-          <w:i w:val="0"/>
-        </w:rPr>
-        <w:t>التأسيس بإثبات تنازلهم عن باقي حصص الشركة لصالح المدعى عليه والمؤرخ في ١٤٣٣/١١/٢١هـ الموافق ۲۰۱۲/۱۰/۰۷ وهو بمثابة إقرار بعلم المدعي الأول (عدنان) بثبوت البيع وقبض مورثه الثمن، فإنه والحال كذلك، لا يمكن سماع دعواه، لانقضاء أكثر من خمس سنوات على الواقعة الناشيء عنها الحق. وعلى فرض أن حقهم نشأ بصدور حكم الولاية على مورث المدعين بتاريخ ١٤٣٤/٠٧/٢٦هـ ، فإن دعواهم أيضاً- لا</w:t>
-      </w:r>
-    </w:p>
-    <w:p>
-      <w:pPr>
-        <w:jc w:val="right"/>
-        <w:bidi/>
-      </w:pPr>
-      <w:r>
-        <w:rPr>
-          <w:b w:val="0"/>
-          <w:i w:val="0"/>
-        </w:rPr>
-        <w:t>تسمع لمضي أكثر من خمس سنوات؛ إذ تاريخ قيد دعواهم هو ١٤٤٢/١٢/٢٥هـ أي بعد أكثر من إحدى عشر سنة من واقعة البيع، وأكثر من ٧ سنوات من حكم الولاية. ولما كان ما تقدم وحيث أن نص المادة (٢٤) من نظام المحكمة التجارية من قبيل النصوص الأمرة المتعلقة</w:t>
-      </w:r>
-    </w:p>
-    <w:p>
-      <w:pPr>
-        <w:jc w:val="right"/>
-        <w:bidi/>
-      </w:pPr>
-      <w:r>
-        <w:rPr>
-          <w:b w:val="0"/>
-          <w:i w:val="0"/>
-        </w:rPr>
-        <w:t>بالنظام العام، والتي يتعين على المحكمة الحكم به من تلقاء نفسها، وإذ خالفت المحكمة ذلك، فإن حكمها</w:t>
-      </w:r>
-    </w:p>
-    <w:p>
-      <w:pPr>
-        <w:jc w:val="right"/>
-        <w:bidi/>
-      </w:pPr>
-      <w:r>
-        <w:rPr>
-          <w:b w:val="0"/>
-          <w:i w:val="0"/>
-        </w:rPr>
-        <w:t>يكون حرياً بالنقض.</w:t>
-      </w:r>
-    </w:p>
-    <w:p>
-      <w:pPr>
-        <w:jc w:val="right"/>
-        <w:bidi/>
-      </w:pPr>
-      <w:r>
-        <w:rPr>
-          <w:b w:val="0"/>
-          <w:i w:val="0"/>
-        </w:rPr>
-        <w:t>للمحاماة و</w:t>
-      </w:r>
-    </w:p>
-    <w:p>
-      <w:pPr>
-        <w:jc w:val="right"/>
-        <w:bidi/>
-      </w:pPr>
-      <w:r>
-        <w:rPr>
-          <w:b w:val="0"/>
-          <w:i w:val="0"/>
-        </w:rPr>
-        <w:t>4030420843 ت س لوألا رودلا ناطلسلا جات ىنبم - ناطلس ريمالا عراش - ةدج - ةيدوعسلا ةيبرعلا ةكلمملا</w:t>
-      </w:r>
-    </w:p>
-    <w:p>
-      <w:pPr>
-        <w:jc w:val="right"/>
-        <w:bidi/>
-      </w:pPr>
-      <w:r>
-        <w:rPr>
-          <w:b w:val="0"/>
-          <w:i w:val="0"/>
-        </w:rPr>
-        <w:t>053 653 3388</w:t>
-      </w:r>
-    </w:p>
-    <w:p>
-      <w:pPr>
-        <w:jc w:val="right"/>
-        <w:bidi/>
-      </w:pPr>
-      <w:r>
-        <w:rPr>
-          <w:b w:val="0"/>
-          <w:i w:val="0"/>
-        </w:rPr>
-        <w:t>012 605 4571</w:t>
-      </w:r>
-    </w:p>
-    <w:p>
-      <w:pPr>
-        <w:pStyle w:val="Heading2"/>
-        <w:jc w:val="right"/>
-        <w:bidi/>
-      </w:pPr>
-      <w:r>
-        <w:t>[ترويسة / كليشة رسمية — معلومات متكررة] ===</w:t>
-        <w:br/>
-        <w:t>Tanfithion@gmail.com</w:t>
-      </w:r>
-    </w:p>
-    <w:p>
-      <w:pPr>
-        <w:jc w:val="right"/>
-        <w:bidi/>
-      </w:pPr>
-      <w:r>
-        <w:rPr>
-          <w:b w:val="0"/>
-          <w:i w:val="0"/>
-        </w:rPr>
-        <w:t>@Tanfithion</w:t>
-      </w:r>
-    </w:p>
-    <w:p>
-      <w:pPr>
-        <w:pStyle w:val="Heading2"/>
-        <w:jc w:val="right"/>
-        <w:bidi/>
-      </w:pPr>
-      <w:r>
-        <w:t>[المتن الفعلي: الوقائع / الأسباب / المنطوق] ===</w:t>
-        <w:br/>
-        <w:t>ريون</w:t>
-      </w:r>
-    </w:p>
-    <w:p>
-      <w:pPr>
-        <w:jc w:val="right"/>
-        <w:bidi/>
-      </w:pPr>
-      <w:r>
-        <w:rPr>
-          <w:b w:val="0"/>
-          <w:i w:val="0"/>
-        </w:rPr>
-        <w:t>والا</w:t>
-      </w:r>
-    </w:p>
-    <w:p>
-      <w:pPr>
-        <w:jc w:val="right"/>
-        <w:bidi/>
-      </w:pPr>
-      <w:r>
-        <w:rPr>
-          <w:b w:val="0"/>
-          <w:i w:val="0"/>
-        </w:rPr>
-        <w:t>استشار</w:t>
-      </w:r>
-    </w:p>
-    <w:p>
-      <w:pPr>
-        <w:jc w:val="right"/>
-        <w:bidi/>
-      </w:pPr>
-      <w:r>
-        <w:rPr>
-          <w:b w:val="0"/>
-          <w:i w:val="0"/>
-        </w:rPr>
-        <w:t>4030</w:t>
-      </w:r>
-    </w:p>
-    <w:p>
-      <w:pPr>
-        <w:pStyle w:val="Heading2"/>
-        <w:jc w:val="right"/>
-        <w:bidi/>
-      </w:pPr>
-      <w:r>
-        <w:t>[ترويسة / كليشة رسمية — معلومات متكررة] ===</w:t>
-        <w:br/>
-        <w:t>لولايا 13045 الرمز البريدي 21372</w:t>
+        <w:t>@Tanfithioh Tanfithion@gmail.com 0536533388 - 0126054571</w:t>
+      </w:r>
+    </w:p>
+    <w:p>
+      <w:pPr>
+        <w:jc w:val="right"/>
+        <w:bidi/>
+      </w:pPr>
+      <w:r>
+        <w:rPr>
+          <w:b w:val="0"/>
+          <w:i w:val="0"/>
+        </w:rPr>
+        <w:t>ب 13045 الرمز البريدي 21372</w:t>
       </w:r>
     </w:p>
     <w:p>
@@ -2127,189 +3169,238 @@
           <w:b w:val="0"/>
           <w:i w:val="0"/>
         </w:rPr>
-        <w:t>ةيئاضقلا ئدابملاو ةيمالسإلا ةعيرشلا ماكحأل فانئتسالا مكح ةفلاخم :ًاثلاث</w:t>
-      </w:r>
-    </w:p>
-    <w:p>
-      <w:pPr>
-        <w:jc w:val="right"/>
-        <w:bidi/>
-      </w:pPr>
-      <w:r>
-        <w:rPr>
-          <w:b w:val="0"/>
-          <w:i w:val="0"/>
-        </w:rPr>
-        <w:t>ايلعلا ةمكحملا نع ةرداصلا</w:t>
-      </w:r>
-    </w:p>
-    <w:p>
-      <w:pPr>
-        <w:jc w:val="right"/>
-        <w:bidi/>
-      </w:pPr>
-      <w:r>
-        <w:rPr>
-          <w:b w:val="0"/>
-          <w:i w:val="0"/>
-        </w:rPr>
-        <w:t>نص النظام الأساسي للحكم على أن الشريعة الإسلامية هي المرجعية لجميع الأنظمة والسلطات؛ لذلك يتعين أن تُطبق المحاكم في كافة القضايا المعروضة علها أحكام الشريعة الإسلامية، وما يصدره ولي الأمر من أنظمة لا تتعارض مع الكتاب والسُّنَّة والثابت بالمبدأ القضائي أنه اذا) بني الحكم على ما لا يصلح للبناء عليه لا يعتد به وينقض)، كما أن الظاهر معتبر ما لم يطرأ ما يرده بيقين، ولا يعدل عنه إلا لحجة سالمة من الرد). (ينظر</w:t>
-      </w:r>
-    </w:p>
-    <w:p>
-      <w:pPr>
-        <w:jc w:val="right"/>
-        <w:bidi/>
-      </w:pPr>
-      <w:r>
-        <w:rPr>
-          <w:b w:val="0"/>
-          <w:i w:val="0"/>
-        </w:rPr>
-        <w:t>ىلوألا ةعبطلا ،ىلعألا ءاضقلا سلجمب ةماعلاو ةمئادلاو ايلعلا ةيئاضقلا ةئيهلا نم ةرداصلا تارارقلاو ئدابملا</w:t>
-      </w:r>
-    </w:p>
-    <w:p>
-      <w:pPr>
-        <w:jc w:val="right"/>
-        <w:bidi/>
-      </w:pPr>
-      <w:r>
-        <w:rPr>
-          <w:b w:val="0"/>
-          <w:i w:val="0"/>
-        </w:rPr>
-        <w:t>(٣٥) ص و ٤٠٠ ص دعاوقلاو لوصألا ، ـه١٤٣٨</w:t>
-      </w:r>
-    </w:p>
-    <w:p>
-      <w:pPr>
-        <w:jc w:val="right"/>
-        <w:bidi/>
-      </w:pPr>
-      <w:r>
-        <w:rPr>
-          <w:b w:val="0"/>
-          <w:i w:val="0"/>
-        </w:rPr>
-        <w:t>ولما كانت الدعوى قد أقيمت على أساس أن المورث قد غبن في التخارج ببيع حصصه في شركة أحمد زيني</w:t>
-      </w:r>
-    </w:p>
-    <w:p>
-      <w:pPr>
-        <w:jc w:val="right"/>
-        <w:bidi/>
-      </w:pPr>
-      <w:r>
-        <w:rPr>
-          <w:b w:val="0"/>
-          <w:i w:val="0"/>
-        </w:rPr>
-        <w:t>التجارية لموكلي (المعترض) أسامة أحمد عباس زيني، وهذا غير مقبول بالنسبة لتاجر كبير (لا يغبن مثله)، كما أن الحكم الشرعي جرى على أن صاحب الحرفة لا يغبن، وهو ما استقر عليه عمل قضاء المملكة أيضاً بما لا يتصور في حقه غرر أو عدم علم؛ ولما كانت الأدلة الثابتة من الأوراق والواقع وإفادة الحكم ذاته أن التصرف هو تخارج بين تاجرين، وقد تم وأنجز ونفذ واقعاً بينهما، وأن المدعي ليس طرفا فيه ولا يقبل أن يدعي أي حق، لأن أساس المطالبة - الغبن - غير جائز نظره أو التعقيب عليه؛ لأن المتخارج ،تاجر، كما أن التصرف تمّ في وقت</w:t>
-      </w:r>
-    </w:p>
-    <w:p>
-      <w:pPr>
-        <w:jc w:val="right"/>
-        <w:bidi/>
-      </w:pPr>
-      <w:r>
-        <w:rPr>
-          <w:b w:val="0"/>
-          <w:i w:val="0"/>
-        </w:rPr>
-        <w:t>كان المورث فيه خالياً من كافة العوارض؛ بما يجعل ما ثبت في الحكم من بحث وقائع متفرقة ليس لها أي سند</w:t>
-      </w:r>
-    </w:p>
-    <w:p>
-      <w:pPr>
-        <w:jc w:val="right"/>
-        <w:bidi/>
-      </w:pPr>
-      <w:r>
-        <w:rPr>
-          <w:b w:val="0"/>
-          <w:i w:val="0"/>
-        </w:rPr>
-        <w:t>.هلبق نم ليلدلا دوجول زئاج ريغ ليلعت درجمو رظنلا لوصأل ًافلاخم ماظنلا وأ عرشلا نم</w:t>
-      </w:r>
-    </w:p>
-    <w:p>
-      <w:pPr>
-        <w:jc w:val="right"/>
-        <w:bidi/>
-      </w:pPr>
-      <w:r>
-        <w:rPr>
-          <w:b w:val="0"/>
-          <w:i w:val="0"/>
-        </w:rPr>
-        <w:t>وحيث استبعدت محكمة الاستئناف الدفوع الجوهرية بصحة العقد والثمن الفعلي المتفق عليه وهو (١٢٠ مليون ريال وآلية السداد الواردة في العقد، واستأنست في ذلك بحجة أن هناك حكم قضائي صدر بثبوت الولاية على المورث مما تجد معه قرينة ليس على الغبن وإنما على سداد أي ثمن ؟\!\! وهذا اجتهاد غريب من الدائرة ومردود عليه بحجة قضائية مصدرها حكم قضائي صادر من محكمة الاستئناف بمحكمة الأحوال الشخصية بجدة بتأييد الحكم رقم (٤۲۱۱۷۰۳۳۲) وتاريخ (١٤٤٢/٠٤/١٤هـ الصادر من الدائرة (۲۲) بالمحكمة</w:t>
-      </w:r>
-    </w:p>
-    <w:p>
-      <w:pPr>
-        <w:jc w:val="right"/>
-        <w:bidi/>
-      </w:pPr>
-      <w:r>
-        <w:rPr>
-          <w:b w:val="0"/>
-          <w:i w:val="0"/>
-        </w:rPr>
-        <w:t>العامة بمحافظة جدة فيما قضى به من رد دعوى المدعين ببطلان وصية المورث في ثلث ماله.. واستند فيه</w:t>
-      </w:r>
-    </w:p>
-    <w:p>
-      <w:pPr>
-        <w:jc w:val="right"/>
-        <w:bidi/>
-      </w:pPr>
-      <w:r>
-        <w:rPr>
-          <w:b w:val="0"/>
-          <w:i w:val="0"/>
-        </w:rPr>
-        <w:t>الحكم إلى صحة وسلامة أهلية المورث وقت إثبات الوصية وأنه لا عبرة بالحكم الجديد الصادر بالولاية والذي</w:t>
-      </w:r>
-    </w:p>
-    <w:p>
-      <w:pPr>
-        <w:jc w:val="right"/>
-        <w:bidi/>
-      </w:pPr>
-      <w:r>
-        <w:rPr>
-          <w:b w:val="0"/>
-          <w:i w:val="0"/>
-        </w:rPr>
-        <w:t>يعود تاريخه إلى عام ١٤٣٤هـ ، مما يؤكد على أن حكم الولاية أثره على المستقبل وليس الماضي، وإلى فضيلتكم</w:t>
-      </w:r>
-    </w:p>
-    <w:p>
-      <w:pPr>
-        <w:jc w:val="right"/>
-        <w:bidi/>
-      </w:pPr>
-      <w:r>
-        <w:rPr>
-          <w:b w:val="0"/>
-          <w:i w:val="0"/>
-        </w:rPr>
-        <w:t>ملخص تسبيب الحكم المشار إليه " أن الصكوك الصادرة من الدوائر الشرعية لها حجيتها المعتبرة، وبناء على</w:t>
-      </w:r>
-    </w:p>
-    <w:p>
-      <w:pPr>
-        <w:jc w:val="right"/>
-        <w:bidi/>
-      </w:pPr>
-      <w:r>
-        <w:rPr>
-          <w:b w:val="0"/>
-          <w:i w:val="0"/>
-        </w:rPr>
-        <w:t>21372 يديربلا زمرلا 13045 ب.ص م 030420883 ہتپ سب لوألا رودلا ناطلسلا جات ىنبم - ناطلس ريمالا عراش - ةدج ةيدوعسلا ةيبرعلا ةكلمملا</w:t>
+        <w:t>المستندات على الوجه الصحيح وتدقق فيما تفصح عنه من أدلة رسمية موثقة، وإنما سايرت ما جاء بحكم أول درجة المبني على قرائن واستخلاصات غير سائغة، الأمر الذي يستوجب نقض الحكم</w:t>
+      </w:r>
+    </w:p>
+    <w:p>
+      <w:pPr>
+        <w:jc w:val="right"/>
+        <w:bidi/>
+      </w:pPr>
+      <w:r>
+        <w:rPr>
+          <w:b w:val="0"/>
+          <w:i w:val="0"/>
+        </w:rPr>
+        <w:t>أصحاب الفضيلة: قضاة المحكمة العليا، آمل اتساع الصدر بقبول هذه الخاتمة والتي تعد جزءًا لا يتجزأ مما سبق بيانه، وذات أهمية في توضيح مدى الغش والتدليس الذي مارسه المدعي (عدنان ) على الدائرة والذي يؤكد سوء النية، فالمدعي سوابقه كثر؛ بداية من إهماله في إدارة أموال المورث مما كان سبباً في قيام المورث بفسخ وكالته له، فادعى خرفه وفقد أهليته وطلب تعيينه قيماً على أمواله، مروراً بالطعن في وصية</w:t>
+      </w:r>
+    </w:p>
+    <w:p>
+      <w:pPr>
+        <w:jc w:val="right"/>
+        <w:bidi/>
+      </w:pPr>
+      <w:r>
+        <w:rPr>
+          <w:b w:val="0"/>
+          <w:i w:val="0"/>
+        </w:rPr>
+        <w:t>والده وطلب إبطالها، ونهاية بإقامة دعوى ظاهرة التدليس واستغلال والدته ووالدة المدعى عليه (المعترض)</w:t>
+      </w:r>
+    </w:p>
+    <w:p>
+      <w:pPr>
+        <w:jc w:val="right"/>
+        <w:bidi/>
+      </w:pPr>
+      <w:r>
+        <w:rPr>
+          <w:b w:val="0"/>
+          <w:i w:val="0"/>
+        </w:rPr>
+        <w:t>دون علم لها بطبيعتها أو سبها ودلس عليا ليتمكن من تحرير وكالة على أثرها أقام الدعوى باسمه واسم</w:t>
+      </w:r>
+    </w:p>
+    <w:p>
+      <w:pPr>
+        <w:jc w:val="right"/>
+        <w:bidi/>
+      </w:pPr>
+      <w:r>
+        <w:rPr>
+          <w:b w:val="0"/>
+          <w:i w:val="0"/>
+        </w:rPr>
+        <w:t>والدته بغرض التأثير النفسي على الدائرة، وحينما حضرت وبان موقفها من الدعوى، لم يمكنها من الحضور ثانية؛ علاوة على ممارسة الغش على المحكمة مما تسبب في خلط الأوراق وعدم اتضاح الصورة فجاء الحكم مبنياً على اجتهاد معيب و تكييف ووصف غير سليم، وواضح فيه التأثير النفسي بالخروج على حجية</w:t>
+      </w:r>
+    </w:p>
+    <w:p>
+      <w:pPr>
+        <w:jc w:val="right"/>
+        <w:bidi/>
+      </w:pPr>
+      <w:r>
+        <w:rPr>
+          <w:b w:val="0"/>
+          <w:i w:val="0"/>
+        </w:rPr>
+        <w:t>المستندات وهو من قبيل القضاء بالعلم الشخصي؛ إذ خرجت المحكمة عن الأصول المرعية والثابت بالأوراق والبينات ولجأت لمنحى القرائن والاستنتاجات الغير منطقية.</w:t>
+      </w:r>
+    </w:p>
+    <w:p>
+      <w:pPr>
+        <w:pStyle w:val="Heading2"/>
+        <w:jc w:val="right"/>
+        <w:bidi/>
+      </w:pPr>
+      <w:r>
+        <w:t>[الطلبات / المرفقات] ===</w:t>
+        <w:br/>
+        <w:t>الطلبات</w:t>
+      </w:r>
+    </w:p>
+    <w:p>
+      <w:pPr>
+        <w:pStyle w:val="Heading2"/>
+        <w:jc w:val="right"/>
+        <w:bidi/>
+      </w:pPr>
+      <w:r>
+        <w:t>[المتن الفعلي: الوقائع / الأسباب / المنطوق] ===</w:t>
+        <w:br/>
+        <w:t>أولاً: قبول الطعن شكلاً.</w:t>
+      </w:r>
+    </w:p>
+    <w:p>
+      <w:pPr>
+        <w:jc w:val="right"/>
+        <w:bidi/>
+      </w:pPr>
+      <w:r>
+        <w:rPr>
+          <w:b w:val="0"/>
+          <w:i w:val="0"/>
+        </w:rPr>
+        <w:t>ثانياً: نقض الحكم المطعون فيه وإعادة القضية إلى محكمة الاستئناف التي أصدرت الحكم لتحكم فيها من</w:t>
+      </w:r>
+    </w:p>
+    <w:p>
+      <w:pPr>
+        <w:jc w:val="right"/>
+        <w:bidi/>
+      </w:pPr>
+      <w:r>
+        <w:rPr>
+          <w:b w:val="0"/>
+          <w:i w:val="0"/>
+        </w:rPr>
+        <w:t>جديد من غير من نظرها.</w:t>
+      </w:r>
+    </w:p>
+    <w:p>
+      <w:pPr>
+        <w:jc w:val="right"/>
+        <w:bidi/>
+      </w:pPr>
+      <w:r>
+        <w:rPr>
+          <w:b w:val="0"/>
+          <w:i w:val="0"/>
+        </w:rPr>
+        <w:t>نفيذيون</w:t>
+      </w:r>
+    </w:p>
+    <w:p>
+      <w:pPr>
+        <w:jc w:val="right"/>
+        <w:bidi/>
+      </w:pPr>
+      <w:r>
+        <w:rPr>
+          <w:b w:val="0"/>
+          <w:i w:val="0"/>
+        </w:rPr>
+        <w:t>للمحاماة و</w:t>
+      </w:r>
+    </w:p>
+    <w:p>
+      <w:pPr>
+        <w:jc w:val="right"/>
+        <w:bidi/>
+      </w:pPr>
+      <w:r>
+        <w:rPr>
+          <w:b w:val="0"/>
+          <w:i w:val="0"/>
+        </w:rPr>
+        <w:t>والاستشارات</w:t>
+      </w:r>
+    </w:p>
+    <w:p>
+      <w:pPr>
+        <w:jc w:val="right"/>
+        <w:bidi/>
+      </w:pPr>
+      <w:r>
+        <w:rPr>
+          <w:b w:val="0"/>
+          <w:i w:val="0"/>
+        </w:rPr>
+        <w:t>ترفیع محاماة</w:t>
+      </w:r>
+    </w:p>
+    <w:p>
+      <w:pPr>
+        <w:jc w:val="right"/>
+        <w:bidi/>
+      </w:pPr>
+      <w:r>
+        <w:rPr>
+          <w:b w:val="0"/>
+          <w:i w:val="0"/>
+        </w:rPr>
+        <w:t>31453A2</w:t>
+      </w:r>
+    </w:p>
+    <w:p>
+      <w:pPr>
+        <w:jc w:val="right"/>
+        <w:bidi/>
+      </w:pPr>
+      <w:r>
+        <w:rPr>
+          <w:b w:val="0"/>
+          <w:i w:val="0"/>
+        </w:rPr>
+        <w:t>4030420941 \!</w:t>
+      </w:r>
+    </w:p>
+    <w:p>
+      <w:pPr>
+        <w:jc w:val="right"/>
+        <w:bidi/>
+      </w:pPr>
+      <w:r>
+        <w:rPr>
+          <w:b w:val="0"/>
+          <w:i w:val="0"/>
+        </w:rPr>
+        <w:t>وكيل المعترض</w:t>
+      </w:r>
+    </w:p>
+    <w:p>
+      <w:pPr>
+        <w:jc w:val="right"/>
+        <w:bidi/>
+      </w:pPr>
+      <w:r>
+        <w:rPr>
+          <w:b w:val="0"/>
+          <w:i w:val="0"/>
+        </w:rPr>
+        <w:t>المحامي د علي مشرف آل راشد</w:t>
+      </w:r>
+    </w:p>
+    <w:p>
+      <w:pPr>
+        <w:pStyle w:val="Heading2"/>
+        <w:jc w:val="right"/>
+        <w:bidi/>
+      </w:pPr>
+      <w:r>
+        <w:t>[بيانات الأطراف: المدعي / المدعى عليه / الحاضرون] ===</w:t>
+        <w:br/>
+        <w:t>بالوكالة رقم ( ٤٥١٥٦٠٥٧٠)</w:t>
       </w:r>
     </w:p>
     <w:p>
@@ -2321,1121 +3412,19 @@
       <w:r>
         <w:t>[ترويسة / كليشة رسمية — معلومات متكررة] ===</w:t>
         <w:br/>
-        <w:t>@Tanfithion Tanfithion@gmail.com 0536533388 0 0126054571</w:t>
-      </w:r>
-    </w:p>
-    <w:p>
-      <w:pPr>
-        <w:pStyle w:val="Heading2"/>
-        <w:jc w:val="right"/>
-        <w:bidi/>
-      </w:pPr>
-      <w:r>
-        <w:t>[المتن الفعلي: الوقائع / الأسباب / المنطوق] ===</w:t>
-        <w:br/>
-        <w:t>التنفيذيون</w:t>
-      </w:r>
-    </w:p>
-    <w:p>
-      <w:pPr>
-        <w:jc w:val="right"/>
-        <w:bidi/>
-      </w:pPr>
-      <w:r>
-        <w:rPr>
-          <w:b w:val="0"/>
-          <w:i w:val="0"/>
-        </w:rPr>
-        <w:t>شركة التنفيذيون للمحاماة والاستشارات القانونية</w:t>
-      </w:r>
-    </w:p>
-    <w:p>
-      <w:pPr>
-        <w:jc w:val="right"/>
-        <w:bidi/>
-      </w:pPr>
-      <w:r>
-        <w:rPr>
-          <w:b w:val="0"/>
-          <w:i w:val="0"/>
-        </w:rPr>
-        <w:t>المادة (١٤١) من نظام المرافعات الشرعية ونصها: ( لا يقبل الطعن في الأوراق الرسمية إلا بادعاء التزوير، مالم يكن مذكوراً فيها ما يخالف أحكام الشريعة الإسلامية ) وبناء على المادة (۸۰) من نظام القضاء والتي تنص على أن: "الأوراق الصادرة من كتاب العدل بموجب الاختصاص تكون لها قوة الإثبات ويجب العمل بمضمونها أمام المحاكم بلا بينة إضافية، ولا يجوز الطعن فيها.." وبما أن إبطال الوصية الثانية فيه مصلحة للمدعى عليه</w:t>
-      </w:r>
-    </w:p>
-    <w:p>
-      <w:pPr>
-        <w:jc w:val="right"/>
-        <w:bidi/>
-      </w:pPr>
-      <w:r>
-        <w:rPr>
-          <w:b w:val="0"/>
-          <w:i w:val="0"/>
-        </w:rPr>
-        <w:t>عدنان المنكر (لها إذ الوصية الثانية بالثلث كاملاً .. وعليه فلا يقبل إنكاره لها، ويؤيد ذلك المكاتبة بين وزير</w:t>
-      </w:r>
-    </w:p>
-    <w:p>
-      <w:pPr>
-        <w:jc w:val="right"/>
-        <w:bidi/>
-      </w:pPr>
-      <w:r>
-        <w:rPr>
-          <w:b w:val="0"/>
-          <w:i w:val="0"/>
-        </w:rPr>
-        <w:t>العدل ووزير الصحة بشأن صحة التقرير الصادر من مستشفى ... الذي يُعد حاسماً في موضوع الوصية، وأما ما ورد بشأن إفادة اثنين من القضاة الذين نظروا في موضوع أهلية الموصي فإن إفادات القضاة لم تكن صريحة</w:t>
-      </w:r>
-    </w:p>
-    <w:p>
-      <w:pPr>
-        <w:jc w:val="right"/>
-        <w:bidi/>
-      </w:pPr>
-      <w:r>
-        <w:rPr>
-          <w:b w:val="0"/>
-          <w:i w:val="0"/>
-        </w:rPr>
-        <w:t>في الموضوع ويؤيد ذلك أن القاضي إبراهيم اللحيدان الذي أفاد بأن الموصي مدرك لأشياء قليلة وغير مدرك</w:t>
-      </w:r>
-    </w:p>
-    <w:p>
-      <w:pPr>
-        <w:jc w:val="right"/>
-        <w:bidi/>
-      </w:pPr>
-      <w:r>
-        <w:rPr>
-          <w:b w:val="0"/>
-          <w:i w:val="0"/>
-        </w:rPr>
-        <w:t>للأشياء الماضية هو القاضي الذي حكم برد طلب إقامة ولي على الموصي بعد ورود التقرير ، ولو كان يرى أنه قاصر لما جاز له الحكم بذلك. كما لا يخفى بأن الموصي إذا كان مدركاً في زمن وغير مدرك في آخر فإن وصدته في</w:t>
-      </w:r>
-    </w:p>
-    <w:p>
-      <w:pPr>
-        <w:jc w:val="right"/>
-        <w:bidi/>
-      </w:pPr>
-      <w:r>
-        <w:rPr>
-          <w:b w:val="0"/>
-          <w:i w:val="0"/>
-        </w:rPr>
-        <w:t>زمن الإدراك مقبولة، قال فى شرح منتهى الإرادات : وكذا المغمى عليه فإن كان يفيق أحيانا ووصى في إفاقته صحت.. فإن الدائرة تنتهي إلى صحة الحكم المستأنف (مرفق) ٤ و ٥ صورة الحكم وصور التقرير الطبي</w:t>
-      </w:r>
-    </w:p>
-    <w:p>
-      <w:pPr>
-        <w:pStyle w:val="Heading2"/>
-        <w:jc w:val="right"/>
-        <w:bidi/>
-      </w:pPr>
-      <w:r>
-        <w:t>[المُرسَل إليه / المخاطَب والتحية] ===</w:t>
-        <w:br/>
-        <w:t>ومخاطبة وزير العدل ووزير الصحة )</w:t>
-      </w:r>
-    </w:p>
-    <w:p>
-      <w:pPr>
-        <w:pStyle w:val="Heading2"/>
-        <w:jc w:val="right"/>
-        <w:bidi/>
-      </w:pPr>
-      <w:r>
-        <w:t>[المتن الفعلي: الوقائع / الأسباب / المنطوق] ===</w:t>
-        <w:br/>
-        <w:t>لما كان ما تقدم وإذ خالف الحكم المطعون فيه أحكام الشريعة والمبادئ القضائية المستقرة والتي</w:t>
-      </w:r>
-    </w:p>
-    <w:p>
-      <w:pPr>
-        <w:jc w:val="right"/>
-        <w:bidi/>
-      </w:pPr>
-      <w:r>
-        <w:rPr>
-          <w:b w:val="0"/>
-          <w:i w:val="0"/>
-        </w:rPr>
-        <w:t>تتساوى حجيتها مع أحكام النظام، مهدراً ما قدمة موكلي من أدلة على نفي الغبن و مستخدماً عبارة أن دفوع</w:t>
-      </w:r>
-    </w:p>
-    <w:p>
-      <w:pPr>
-        <w:jc w:val="right"/>
-        <w:bidi/>
-      </w:pPr>
-      <w:r>
-        <w:rPr>
-          <w:b w:val="0"/>
-          <w:i w:val="0"/>
-        </w:rPr>
-        <w:t>المدعى عليه متناقضة وهذا الاستخلاص ما هو إلا توجه أشبه بالقضاء بالعلم الشخصي، المحظور شرعاً</w:t>
-      </w:r>
-    </w:p>
-    <w:p>
-      <w:pPr>
-        <w:jc w:val="right"/>
-        <w:bidi/>
-      </w:pPr>
-      <w:r>
-        <w:rPr>
-          <w:b w:val="0"/>
-          <w:i w:val="0"/>
-        </w:rPr>
-        <w:t>ونظاماً، وإهدار سافر للأوراق الثبوتية ومخالفة للمبدأ القضائي الصادر عن المحكمة العليا ومفاده: (أن الأصل أن تتصدى محكمة الموضوع لأي دفع جوهري في الدعوى، والذي لو صح لتغير به وجه الحكم في الدعوى، ومتى أغفل الحكم ذلك فإنه يكون معيباً بقصور في التسبيب ويتعين نقضه وإعادته للمحكمة مصدرة</w:t>
-      </w:r>
-    </w:p>
-    <w:p>
-      <w:pPr>
-        <w:jc w:val="right"/>
-        <w:bidi/>
-      </w:pPr>
-      <w:r>
-        <w:rPr>
-          <w:b w:val="0"/>
-          <w:i w:val="0"/>
-        </w:rPr>
-        <w:t>يذلا رمألا ؛( ـه١/١٢/١٤٤٢ خيراتو: ۲۲۱۸۲۲٤ : مقر ايلعلا ةمكحملاب ةسماخلا ةرئادلا رارق :رظنا) .رارقلا</w:t>
-      </w:r>
-    </w:p>
-    <w:p>
-      <w:pPr>
-        <w:jc w:val="right"/>
-        <w:bidi/>
-      </w:pPr>
-      <w:r>
-        <w:rPr>
-          <w:b w:val="0"/>
-          <w:i w:val="0"/>
-        </w:rPr>
-        <w:t>يوصم الحكم معه بالبطلان، مما يستوجب نقضه.</w:t>
-      </w:r>
-    </w:p>
-    <w:p>
-      <w:pPr>
-        <w:jc w:val="right"/>
-        <w:bidi/>
-      </w:pPr>
-      <w:r>
-        <w:rPr>
-          <w:b w:val="0"/>
-          <w:i w:val="0"/>
-        </w:rPr>
-        <w:t>ةصتخم ريغ ةمكحم نم مكحلا رودص :ثلاثلا ببسلا</w:t>
-      </w:r>
-    </w:p>
-    <w:p>
-      <w:pPr>
-        <w:jc w:val="right"/>
-        <w:bidi/>
-      </w:pPr>
-      <w:r>
-        <w:rPr>
-          <w:b w:val="0"/>
-          <w:i w:val="0"/>
-        </w:rPr>
-        <w:t>خالفت محكمة الاستئناف قواعد الاختصاص النوعي المقرر بالمادة (١٦) من نظام المحاكم التجارية، ولما كانت المادة (٧٦) من نظام المرافعات الشرعية نصت على أن: "الدفع بعدم اختصاص المحكمة لانتفاء ولايتها</w:t>
-      </w:r>
-    </w:p>
-    <w:p>
-      <w:pPr>
-        <w:jc w:val="right"/>
-        <w:bidi/>
-      </w:pPr>
-      <w:r>
-        <w:rPr>
-          <w:b w:val="0"/>
-          <w:i w:val="0"/>
-        </w:rPr>
-        <w:t>للمحاماة والايدة</w:t>
-      </w:r>
-    </w:p>
-    <w:p>
-      <w:pPr>
-        <w:jc w:val="right"/>
-        <w:bidi/>
-      </w:pPr>
-      <w:r>
-        <w:rPr>
-          <w:b w:val="0"/>
-          <w:i w:val="0"/>
-        </w:rPr>
-        <w:t>21372 يديربلا زمرلا 13045 ب.ص 2 030420843 تانب لوألا رودلا ناطلسلا جات ىنبم ناطلس ريمالا عراش - ةدج - ةيدوعسلا ةيبرعلا ةكلمملا</w:t>
-      </w:r>
-    </w:p>
-    <w:p>
-      <w:pPr>
-        <w:pStyle w:val="Heading2"/>
-        <w:jc w:val="right"/>
-        <w:bidi/>
-      </w:pPr>
-      <w:r>
-        <w:t>[ترويسة / كليشة رسمية — معلومات متكررة] ===</w:t>
-        <w:br/>
-        <w:t>eTanfithioh Tanfithionegmail.com 0536533388 0126054571</w:t>
-      </w:r>
-    </w:p>
-    <w:p>
-      <w:pPr>
-        <w:pStyle w:val="Heading2"/>
-        <w:jc w:val="right"/>
-        <w:bidi/>
-      </w:pPr>
-      <w:r>
-        <w:t>[المتن الفعلي: الوقائع / الأسباب / المنطوق] ===</w:t>
-        <w:br/>
-        <w:t>التنفيذيون</w:t>
-      </w:r>
-    </w:p>
-    <w:p>
-      <w:pPr>
-        <w:jc w:val="right"/>
-        <w:bidi/>
-      </w:pPr>
-      <w:r>
-        <w:rPr>
-          <w:b w:val="0"/>
-          <w:i w:val="0"/>
-        </w:rPr>
-        <w:t>شركة التنفيذيون للمحاماة والاستشارات القانونية</w:t>
-      </w:r>
-    </w:p>
-    <w:p>
-      <w:pPr>
-        <w:jc w:val="right"/>
-        <w:bidi/>
-      </w:pPr>
-      <w:r>
-        <w:rPr>
-          <w:b w:val="0"/>
-          <w:i w:val="0"/>
-        </w:rPr>
-        <w:t>أو بسبب نوع الدعوى أو قيمتها ... يجوز الدفع به في أي مرحلة تكون فيها الدعوى وتحكم به المحكمة من تلقاء نفسها، وبإعمال النص السابق على واقعة النزاع، وحيث إن المطالبة محل الدعوى وهي مطالبة</w:t>
-      </w:r>
-    </w:p>
-    <w:p>
-      <w:pPr>
-        <w:jc w:val="right"/>
-        <w:bidi/>
-      </w:pPr>
-      <w:r>
-        <w:rPr>
-          <w:b w:val="0"/>
-          <w:i w:val="0"/>
-        </w:rPr>
-        <w:t>ىلع كلذ نيسسؤم مهثروم نم ةعيبملا ةصحلا ةميقب نوبلاطي ةراتف ةحضاو ريغو ةبرطضم تءاج نيعدملا</w:t>
-      </w:r>
-    </w:p>
-    <w:p>
-      <w:pPr>
-        <w:jc w:val="right"/>
-        <w:bidi/>
-      </w:pPr>
-      <w:r>
-        <w:rPr>
-          <w:b w:val="0"/>
-          <w:i w:val="0"/>
-        </w:rPr>
-        <w:t>الزعم بفقد أهلية مورثهم وقت البيع وأن المدعى عليه استغل وكالته عن المورث؛ وتارة يزعمون بأن قيمة البيع فيه غبن لأن البيع تم بمبلغ ٤٥٠ ألف ريال بالمخالفة لسعر السوق وهذا تناقض لأن الدفع بالغبن هو</w:t>
-      </w:r>
-    </w:p>
-    <w:p>
-      <w:pPr>
-        <w:jc w:val="right"/>
-        <w:bidi/>
-      </w:pPr>
-      <w:r>
-        <w:rPr>
-          <w:b w:val="0"/>
-          <w:i w:val="0"/>
-        </w:rPr>
-        <w:t>إقرار بصحة عقد البيع بين أطرافه وهذا إسقاط للدفع بفقد أهلية مورثهم واستغلال الوكالة \!\!) ورغم تمسكهم في الجلسة الأخيرة على لسان وكيلهم نصاً: (إن المدعين يدفعون ببطلان البيع..) ( ينظر: السطر ١٣ من الصفحة رقم (٤) من صك حكم الدرجة الأولى إلا أن حكم أول درجة كيف النزاع وقام</w:t>
-      </w:r>
-    </w:p>
-    <w:p>
-      <w:pPr>
-        <w:jc w:val="right"/>
-        <w:bidi/>
-      </w:pPr>
-      <w:r>
-        <w:rPr>
-          <w:b w:val="0"/>
-          <w:i w:val="0"/>
-        </w:rPr>
-        <w:t>ةجردلا ةمكحم مكح كص نم ٤ ةحفصلاب دراولا ىلوألا ةجردلا مكح بيبست نم لوألا رطسلا رظني) (!\!\ مهثروم ةصحل ةلداعلا ةميقلا نم مهبيصن مهل عفدي نأب هيلع ىعدملا مازلإ بلط ىلإ مهتابلط ليوأتب</w:t>
-      </w:r>
-    </w:p>
-    <w:p>
-      <w:pPr>
-        <w:jc w:val="right"/>
-        <w:bidi/>
-      </w:pPr>
-      <w:r>
-        <w:rPr>
-          <w:b w:val="0"/>
-          <w:i w:val="0"/>
-        </w:rPr>
-        <w:t>الأولى)، ثم تأتي الغرابة والدهشة من حكم الاستئناف الذي أورد في تسبيبه أن الدعوى هي (مطالبة بقيمة</w:t>
-      </w:r>
-    </w:p>
-    <w:p>
-      <w:pPr>
-        <w:pStyle w:val="Heading2"/>
-        <w:jc w:val="right"/>
-        <w:bidi/>
-      </w:pPr>
-      <w:r>
-        <w:t>[بيانات الأطراف: المدعي / المدعى عليه / الحاضرون] ===</w:t>
-        <w:br/>
-        <w:t>حصة مورث المدعين).</w:t>
-      </w:r>
-    </w:p>
-    <w:p>
-      <w:pPr>
-        <w:pStyle w:val="Heading2"/>
-        <w:jc w:val="right"/>
-        <w:bidi/>
-      </w:pPr>
-      <w:r>
-        <w:t>[المتن الفعلي: الوقائع / الأسباب / المنطوق] ===</w:t>
-        <w:br/>
-        <w:t>.ىلوألا ةجردلا ةرئاد اهتقبس يتلاو فانئتسالا ةرئاد نم عقاولا أطخلا دكؤيو سبللا ريثي مدقت ام عيمجو</w:t>
-      </w:r>
-    </w:p>
-    <w:p>
-      <w:pPr>
-        <w:jc w:val="right"/>
-        <w:bidi/>
-      </w:pPr>
-      <w:r>
-        <w:rPr>
-          <w:b w:val="0"/>
-          <w:i w:val="0"/>
-        </w:rPr>
-        <w:t>ولما كان ما تقدم وسواء أكان أساس الدعوى على حد ما قرره المدعون هو بطلان بيع مورثهم للحصص، أو</w:t>
-      </w:r>
-    </w:p>
-    <w:p>
-      <w:pPr>
-        <w:jc w:val="right"/>
-        <w:bidi/>
-      </w:pPr>
-      <w:r>
-        <w:rPr>
-          <w:b w:val="0"/>
-          <w:i w:val="0"/>
-        </w:rPr>
-        <w:t>الغبن في البيع، فإن تلك الدعوى تخرج من اختصاص المحكمة التجارية لعدة أسباب نلخصها بالتالي:</w:t>
-      </w:r>
-    </w:p>
-    <w:p>
-      <w:pPr>
-        <w:pStyle w:val="Heading2"/>
-        <w:jc w:val="right"/>
-        <w:bidi/>
-      </w:pPr>
-      <w:r>
-        <w:t>[المُرسَل إليه / المخاطَب والتحية] ===</w:t>
-        <w:br/>
-        <w:t>١ - بموجب قرار معالي رئيس المجلس الأعلى للقضاء رقم (٤٧١٠٥) بتاريخ ١٤٣٩/٠٨/١٧هـ تم بتشكيل لجنة</w:t>
-      </w:r>
-    </w:p>
-    <w:p>
-      <w:pPr>
-        <w:pStyle w:val="Heading2"/>
-        <w:jc w:val="right"/>
-        <w:bidi/>
-      </w:pPr>
-      <w:r>
-        <w:t>[المتن الفعلي: الوقائع / الأسباب / المنطوق] ===</w:t>
-        <w:br/>
-        <w:t>يعونلا صاصتخالا ديدحت يف ةربعلا نأ : ًالوأ) :يتآلا ىوعدلا عوضومب قلعتيو اهيف درو ام مهأو طاقنلا نم ديدعلا ىلإ تهتنا عزانتلا اهيف رثكي يتلا ةنجللا ةسارد دعبو اهلح ةيفيكو يعونلا صاصتخالاب ةقلعتملا تالاحلاو تاراسفتسالا عمجو ةيصخشلا لاوحألا مكاحمو ةماعلا مكاحملل ةدراولا اياضقلا عاونأ ةساردل</w:t>
-      </w:r>
-    </w:p>
-    <w:p>
-      <w:pPr>
-        <w:jc w:val="right"/>
-        <w:bidi/>
-      </w:pPr>
-      <w:r>
-        <w:rPr>
-          <w:b w:val="0"/>
-          <w:i w:val="0"/>
-        </w:rPr>
-        <w:t>نع ىوعدلا كلت هعم جرخت امم ؛ ثراو ريغ وأ اثراو هيلع ىعدملا ناك ءاوس - ثروملل قحتسم نيدب ةبلاطملا ٦- :ةيتآلا ىواعدلاب ةماعلا مكاحملا صاصتخا :ًايناث .ىوعدلا ةفيحص يف هيلع صوصنملا يلصألا بلطلاب</w:t>
-      </w:r>
-    </w:p>
-    <w:p>
-      <w:pPr>
-        <w:jc w:val="right"/>
-        <w:bidi/>
-      </w:pPr>
-      <w:r>
-        <w:rPr>
-          <w:b w:val="0"/>
-          <w:i w:val="0"/>
-        </w:rPr>
-        <w:t>اختصاص المحكمة التجارية</w:t>
-      </w:r>
-    </w:p>
-    <w:p>
-      <w:pPr>
-        <w:jc w:val="right"/>
-        <w:bidi/>
-      </w:pPr>
-      <w:r>
-        <w:rPr>
-          <w:b w:val="0"/>
-          <w:i w:val="0"/>
-        </w:rPr>
-        <w:t>٢- إن اختصاص المحكمة التجارية وارد على سبيل الحصر وليس من بين اختصاصها دعاوى ورثة شريك في</w:t>
-      </w:r>
-    </w:p>
-    <w:p>
-      <w:pPr>
-        <w:jc w:val="right"/>
-        <w:bidi/>
-      </w:pPr>
-      <w:r>
-        <w:rPr>
-          <w:b w:val="0"/>
-          <w:i w:val="0"/>
-        </w:rPr>
-        <w:t>شركة ضد وارث آخر حتى ولو كان شريكاً ).</w:t>
-      </w:r>
-    </w:p>
-    <w:p>
-      <w:pPr>
-        <w:jc w:val="right"/>
-        <w:bidi/>
-      </w:pPr>
-      <w:r>
-        <w:rPr>
-          <w:b w:val="0"/>
-          <w:i w:val="0"/>
-        </w:rPr>
-        <w:t>تنفيذيون للمحاماة والاستشاراء</w:t>
-      </w:r>
-    </w:p>
-    <w:p>
-      <w:pPr>
-        <w:jc w:val="right"/>
-        <w:bidi/>
-      </w:pPr>
-      <w:r>
-        <w:rPr>
-          <w:b w:val="0"/>
-          <w:i w:val="0"/>
-        </w:rPr>
-        <w:t>: لوألا رودلا ناطلسلا جات ىنبم ناطلس ريمالا عراش - ةدج - ةيدوعسلا ةيبرعلا ةكلمملا</w:t>
-      </w:r>
-    </w:p>
-    <w:p>
-      <w:pPr>
-        <w:pStyle w:val="Heading2"/>
-        <w:jc w:val="right"/>
-        <w:bidi/>
-      </w:pPr>
-      <w:r>
-        <w:t>[ترويسة / كليشة رسمية — معلومات متكررة] ===</w:t>
-        <w:br/>
-        <w:t>@Tanfithion Tanfithion@gmail.com 053 653 3388 012 605 4571</w:t>
-      </w:r>
-    </w:p>
-    <w:p>
-      <w:pPr>
-        <w:pStyle w:val="Heading2"/>
-        <w:jc w:val="right"/>
-        <w:bidi/>
-      </w:pPr>
-      <w:r>
-        <w:t>[المتن الفعلي: الوقائع / الأسباب / المنطوق] ===</w:t>
-        <w:br/>
-        <w:t>4030420</w:t>
-      </w:r>
-    </w:p>
-    <w:p>
-      <w:pPr>
-        <w:jc w:val="right"/>
-        <w:bidi/>
-      </w:pPr>
-      <w:r>
-        <w:rPr>
-          <w:b w:val="0"/>
-          <w:i w:val="0"/>
-        </w:rPr>
-        <w:t>ترخيص محاماة رقم 31433</w:t>
-      </w:r>
-    </w:p>
-    <w:p>
-      <w:pPr>
-        <w:jc w:val="right"/>
-        <w:bidi/>
-      </w:pPr>
-      <w:r>
-        <w:rPr>
-          <w:b w:val="0"/>
-          <w:i w:val="0"/>
-        </w:rPr>
-        <w:t>| 21372 يديربلا زمرلا 13045 ب.ص</w:t>
-      </w:r>
-    </w:p>
-    <w:p>
-      <w:pPr>
-        <w:jc w:val="right"/>
-        <w:bidi/>
-      </w:pPr>
-      <w:r>
-        <w:rPr>
-          <w:b w:val="0"/>
-          <w:i w:val="0"/>
-        </w:rPr>
-        <w:t>التنفيذيون</w:t>
-      </w:r>
-    </w:p>
-    <w:p>
-      <w:pPr>
-        <w:jc w:val="right"/>
-        <w:bidi/>
-      </w:pPr>
-      <w:r>
-        <w:rPr>
-          <w:b w:val="0"/>
-          <w:i w:val="0"/>
-        </w:rPr>
-        <w:t>شركة التنفيذيون للمحاماة والاستشارات القانونية</w:t>
-      </w:r>
-    </w:p>
-    <w:p>
-      <w:pPr>
-        <w:jc w:val="right"/>
-        <w:bidi/>
-      </w:pPr>
-      <w:r>
-        <w:rPr>
-          <w:b w:val="0"/>
-          <w:i w:val="0"/>
-        </w:rPr>
-        <w:t>أن احتجاج محكمة الاستئناف باختصاصها بموجب الفقرة الرابعة من المادة (١٦) من نظام المحاكم التجارية في غير محله، إذ نصت الفقرة الرابعة على أن الدعاوى والمخالفات الناشئة عن تطبيق أحكام نظام الشركات والدعوى محل طلب المدعين لا تدخل في مفهوم النص المذكور.</w:t>
-      </w:r>
-    </w:p>
-    <w:p>
-      <w:pPr>
-        <w:jc w:val="right"/>
-        <w:bidi/>
-      </w:pPr>
-      <w:r>
-        <w:rPr>
-          <w:b w:val="0"/>
-          <w:i w:val="0"/>
-        </w:rPr>
-        <w:t>٤- أن احتجاج محكمة الاستئناف باختصاصها بموجب الحكم الصادر من المحكمة العامة والذي يعود تاريخه إلى عام ١٤٣٨هـ والذي قضى بعدم الاختصاص، ومن ثم أصبح لزاماً عليها النظر حتى ولو كانت غير مختصة تأسيساً على نص الفقرة المضافة للمادة (۷۸) من اللائحة التنفيذية لنظام المرافعات - في غير</w:t>
-      </w:r>
-    </w:p>
-    <w:p>
-      <w:pPr>
-        <w:jc w:val="right"/>
-        <w:bidi/>
-      </w:pPr>
-      <w:r>
-        <w:rPr>
-          <w:b w:val="0"/>
-          <w:i w:val="0"/>
-        </w:rPr>
-        <w:t>محله؛ لسببين : الأول: أن المادة المضافة لاحقة على صدور صك الحكم المحتج فيه، والثاني: أن ما انتهت</w:t>
-      </w:r>
-    </w:p>
-    <w:p>
-      <w:pPr>
-        <w:pStyle w:val="Heading2"/>
-        <w:jc w:val="right"/>
-        <w:bidi/>
-      </w:pPr>
-      <w:r>
-        <w:t>[المُرسَل إليه / المخاطَب والتحية] ===</w:t>
-        <w:br/>
-        <w:t>إليه اللجنة المشكلة بقرار معالي رئيس المجلس الأعلى للقضاء رقم (٤٧١٠٥) بتاريخ ١٤٣٩/٠٨/١٧هـ</w:t>
-      </w:r>
-    </w:p>
-    <w:p>
-      <w:pPr>
-        <w:pStyle w:val="Heading2"/>
-        <w:jc w:val="right"/>
-        <w:bidi/>
-      </w:pPr>
-      <w:r>
-        <w:t>[المتن الفعلي: الوقائع / الأسباب / المنطوق] ===</w:t>
-        <w:br/>
-        <w:t>بتحديد اختصاص المحكمة العامة ويدخل فيها الدعوى الماثلة لاحقاً على صدور الحكم المحتج به، وإذ تراخى المدعين في إقامة دعواهم لأربع سنوات من الحكم السابق بعدم الاختصاص، ومن ثم فلا يحتج به</w:t>
-      </w:r>
-    </w:p>
-    <w:p>
-      <w:pPr>
-        <w:jc w:val="right"/>
-        <w:bidi/>
-      </w:pPr>
-      <w:r>
-        <w:rPr>
-          <w:b w:val="0"/>
-          <w:i w:val="0"/>
-        </w:rPr>
-        <w:t>لجلب الاختصاص للمحكمة التجارية. وإذ خالف الحكم المستأنف ذلك ، وحيث إن الاختصاص النوعي من المسائل المتعلقة بالنظام العام، ويجوز الدفع بذلك في أي مرحلة ومنها النقض، وإذ سبق الدفع أمام محكمة الاستئناف وأصرت على اختصاصها بالمخالفة للنظام مما يتعين معه نقض الحكم. السبب الرابع: الحكم فصل في نزاع خلافاً لحكم آخر سبق أن صدر بين أطراف الدعوى.</w:t>
-      </w:r>
-    </w:p>
-    <w:p>
-      <w:pPr>
-        <w:jc w:val="right"/>
-        <w:bidi/>
-      </w:pPr>
-      <w:r>
-        <w:rPr>
-          <w:b w:val="0"/>
-          <w:i w:val="0"/>
-        </w:rPr>
-        <w:t>أهدرت محكمة الاستئناف حجية الحكم القضائي الصادر من الدائرة التجارية السابعة عشر بديوان المظالم والصادر برقم (١٨٥/١٧/٢) وتاريخ (١٤٣٢/۱۲/۰۲هـ والثابت فيه انتهاء القضية صلحاً، وذلك في</w:t>
-      </w:r>
-    </w:p>
-    <w:p>
-      <w:pPr>
-        <w:jc w:val="right"/>
-        <w:bidi/>
-      </w:pPr>
-      <w:r>
-        <w:rPr>
-          <w:b w:val="0"/>
-          <w:i w:val="0"/>
-        </w:rPr>
-        <w:t>الدعوى المرفوعة من المدعي الأول (عدنان) وآخرين ضد المدعى عليه (المعترض) وتتعلق بمحل النزاع؛ إذ الثابت أن المدعي قبل توقيعه على هذا الصلح المدون بالاتفاقية اطلع على الوضع القانوني والمالي المشركة محل الدعوى - أثناء صدور هذا الحكم المتضمن الصلح وعلم علماً تاماً ببيع مورثه للحصص.</w:t>
-      </w:r>
-    </w:p>
-    <w:p>
-      <w:pPr>
-        <w:jc w:val="right"/>
-        <w:bidi/>
-      </w:pPr>
-      <w:r>
-        <w:rPr>
-          <w:b w:val="0"/>
-          <w:i w:val="0"/>
-        </w:rPr>
-        <w:t>يؤكد حجية هذا الصلح الموثق بالمحكمة وتضمنه إبراء ذمة نهائية ومخالصة تامة، ما أعقبه من توقيع</w:t>
-      </w:r>
-    </w:p>
-    <w:p>
-      <w:pPr>
-        <w:jc w:val="right"/>
-        <w:bidi/>
-      </w:pPr>
-      <w:r>
-        <w:rPr>
-          <w:b w:val="0"/>
-          <w:i w:val="0"/>
-        </w:rPr>
-        <w:t>المدعي على قرار الشركاء بتعديل عقد تأسيس شركة أحمد زيني التجارية والذي بموجبه أقر المدعي بصحة</w:t>
-      </w:r>
-    </w:p>
-    <w:p>
-      <w:pPr>
-        <w:jc w:val="right"/>
-        <w:bidi/>
-      </w:pPr>
-      <w:r>
-        <w:rPr>
-          <w:b w:val="0"/>
-          <w:i w:val="0"/>
-        </w:rPr>
-        <w:t>بيع مورثه لحصصه بشركة أحمد زيني التجارية إلى المدعى عليه عن طريق إقراره بالوضع القانوني الجديد</w:t>
-      </w:r>
-    </w:p>
-    <w:p>
-      <w:pPr>
-        <w:jc w:val="right"/>
-        <w:bidi/>
-      </w:pPr>
-      <w:r>
-        <w:rPr>
-          <w:b w:val="0"/>
-          <w:i w:val="0"/>
-        </w:rPr>
-        <w:t>للشركاء في شركة أحمد زينى التجارية، وإقراره بشراكة أسامة بن أحمد عباس زيني - المدعى عليه - كشريك في الشركة والتي أصبح شريكاً منفرداً فيها بناء على شراء حصص مورث المدعي في تلك الشركة وقد تم تأكيد ذلك بتسجيل قرار الشركاء لدى وزارة التجارة وحيث إن قرار الشركاء والتوقيع عليه جاء مبنياً على الحكم</w:t>
-      </w:r>
-    </w:p>
-    <w:p>
-      <w:pPr>
-        <w:jc w:val="right"/>
-        <w:bidi/>
-      </w:pPr>
-      <w:r>
-        <w:rPr>
-          <w:b w:val="0"/>
-          <w:i w:val="0"/>
-        </w:rPr>
-        <w:t>صحفت ملو ءاكرشلا تارارقب ةتباثلاو ةيجحلا هذه فانئتسالا ةمكحم تردهأ ذإو .نايبلا فنألا يراجتلا</w:t>
-      </w:r>
-    </w:p>
-    <w:p>
-      <w:pPr>
-        <w:jc w:val="right"/>
-        <w:bidi/>
-      </w:pPr>
-      <w:r>
-        <w:rPr>
-          <w:b w:val="0"/>
-          <w:i w:val="0"/>
-        </w:rPr>
-        <w:t>للمحاماة و</w:t>
-      </w:r>
-    </w:p>
-    <w:p>
-      <w:pPr>
-        <w:jc w:val="right"/>
-        <w:bidi/>
-      </w:pPr>
-      <w:r>
-        <w:rPr>
-          <w:b w:val="0"/>
-          <w:i w:val="0"/>
-        </w:rPr>
-        <w:t>زيون</w:t>
-      </w:r>
-    </w:p>
-    <w:p>
-      <w:pPr>
-        <w:jc w:val="right"/>
-        <w:bidi/>
-      </w:pPr>
-      <w:r>
-        <w:rPr>
-          <w:b w:val="0"/>
-          <w:i w:val="0"/>
-        </w:rPr>
-        <w:t>4030430843 ب س لوألا رودلا ناطلسلا جات ىنبم ناطلس ريمالا عراش - ةدج - ةيدوعسلا ةيبرعلا ةكلمملا</w:t>
-      </w:r>
-    </w:p>
-    <w:p>
-      <w:pPr>
-        <w:pStyle w:val="Heading2"/>
-        <w:jc w:val="right"/>
-        <w:bidi/>
-      </w:pPr>
-      <w:r>
-        <w:t>[ترويسة / كليشة رسمية — معلومات متكررة] ===</w:t>
-        <w:br/>
-        <w:t>@Tanfithioh Tanfithion@gmail.com 0536533388 - 0126054571</w:t>
-      </w:r>
-    </w:p>
-    <w:p>
-      <w:pPr>
-        <w:pStyle w:val="Heading2"/>
-        <w:jc w:val="right"/>
-        <w:bidi/>
-      </w:pPr>
-      <w:r>
-        <w:t>[المتن الفعلي: الوقائع / الأسباب / المنطوق] ===</w:t>
-        <w:br/>
-        <w:t>21372 يديربلا زمرلا 13045 ب</w:t>
-      </w:r>
-    </w:p>
-    <w:p>
-      <w:pPr>
-        <w:jc w:val="right"/>
-        <w:bidi/>
-      </w:pPr>
-      <w:r>
-        <w:rPr>
-          <w:b w:val="0"/>
-          <w:i w:val="0"/>
-        </w:rPr>
-        <w:t>التنفيذيون</w:t>
-      </w:r>
-    </w:p>
-    <w:p>
-      <w:pPr>
-        <w:jc w:val="right"/>
-        <w:bidi/>
-      </w:pPr>
-      <w:r>
-        <w:rPr>
-          <w:b w:val="0"/>
-          <w:i w:val="0"/>
-        </w:rPr>
-        <w:t>شركة التنفيذيون للمحاماة والاستشارات القانونية</w:t>
-      </w:r>
-    </w:p>
-    <w:p>
-      <w:pPr>
-        <w:jc w:val="right"/>
-        <w:bidi/>
-      </w:pPr>
-      <w:r>
-        <w:rPr>
-          <w:b w:val="0"/>
-          <w:i w:val="0"/>
-        </w:rPr>
-        <w:t>المستندات على الوجه الصحيح وتدقق فيما تفصح عنه من أدلة رسمية موثقة، وإنما سايرت ما جاء بحكم أول درجة المبني على قرائن واستخلاصات غير سائغة، الأمر الذي يستوجب نقض الحكم</w:t>
-      </w:r>
-    </w:p>
-    <w:p>
-      <w:pPr>
-        <w:jc w:val="right"/>
-        <w:bidi/>
-      </w:pPr>
-      <w:r>
-        <w:rPr>
-          <w:b w:val="0"/>
-          <w:i w:val="0"/>
-        </w:rPr>
-        <w:t>أصحاب الفضيلة: قضاة المحكمة العليا، آمل اتساع الصدر بقبول هذه الخاتمة والتي تعد جزءًا لا يتجزأ مما سبق بيانه، وذات أهمية في توضيح مدى الغش والتدليس الذي مارسه المدعي (عدنان ) على الدائرة والذي يؤكد سوء النية، فالمدعي سوابقه كثر؛ بداية من إهماله في إدارة أموال المورث مما كان سبباً في قيام المورث بفسخ وكالته له، فادعى خرفه وفقد أهليته وطلب تعيينه قيماً على أمواله، مروراً بالطعن في وصية</w:t>
-      </w:r>
-    </w:p>
-    <w:p>
-      <w:pPr>
-        <w:jc w:val="right"/>
-        <w:bidi/>
-      </w:pPr>
-      <w:r>
-        <w:rPr>
-          <w:b w:val="0"/>
-          <w:i w:val="0"/>
-        </w:rPr>
-        <w:t>(ضرتعملا) هيلع ىعدملا ةدلاوو هتدلاو لالغتساو سيلدتلا ةرهاظ ىوعد ةماقإب ةياهنو ،اهلاطبإ بلطو هدلاو</w:t>
-      </w:r>
-    </w:p>
-    <w:p>
-      <w:pPr>
-        <w:jc w:val="right"/>
-        <w:bidi/>
-      </w:pPr>
-      <w:r>
-        <w:rPr>
-          <w:b w:val="0"/>
-          <w:i w:val="0"/>
-        </w:rPr>
-        <w:t>دون علم لها بطبيعتها أو سبها ودلس عليا ليتمكن من تحرير وكالة على أثرها أقام الدعوى باسمه واسم</w:t>
-      </w:r>
-    </w:p>
-    <w:p>
-      <w:pPr>
-        <w:jc w:val="right"/>
-        <w:bidi/>
-      </w:pPr>
-      <w:r>
-        <w:rPr>
-          <w:b w:val="0"/>
-          <w:i w:val="0"/>
-        </w:rPr>
-        <w:t>والدته بغرض التأثير النفسي على الدائرة، وحينما حضرت وبان موقفها من الدعوى، لم يمكنها من الحضور ثانية؛ علاوة على ممارسة الغش على المحكمة مما تسبب في خلط الأوراق وعدم اتضاح الصورة فجاء الحكم مبنياً على اجتهاد معيب و تكييف ووصف غير سليم، وواضح فيه التأثير النفسي بالخروج على حجية</w:t>
-      </w:r>
-    </w:p>
-    <w:p>
-      <w:pPr>
-        <w:jc w:val="right"/>
-        <w:bidi/>
-      </w:pPr>
-      <w:r>
-        <w:rPr>
-          <w:b w:val="0"/>
-          <w:i w:val="0"/>
-        </w:rPr>
-        <w:t>.ةيقطنم ريغلا تاجاتنتسالاو نئارقلا ىحنمل تأجلو تانيبلاو قاروألاب تباثلاو ةيعرملا لوصألا نع ةمكحملا تجرخ ذإ ؛يصخشلا ملعلاب ءاضقلا ليبق نم وهو تادنتسملا</w:t>
-      </w:r>
-    </w:p>
-    <w:p>
-      <w:pPr>
-        <w:jc w:val="right"/>
-        <w:bidi/>
-      </w:pPr>
-      <w:r>
-        <w:rPr>
-          <w:b w:val="0"/>
-          <w:i w:val="0"/>
-        </w:rPr>
-        <w:t>تابلطلا</w:t>
-      </w:r>
-    </w:p>
-    <w:p>
-      <w:pPr>
-        <w:jc w:val="right"/>
-        <w:bidi/>
-      </w:pPr>
-      <w:r>
-        <w:rPr>
-          <w:b w:val="0"/>
-          <w:i w:val="0"/>
-        </w:rPr>
-        <w:t>أولاً: قبول الطعن شكلاً.</w:t>
-      </w:r>
-    </w:p>
-    <w:p>
-      <w:pPr>
-        <w:jc w:val="right"/>
-        <w:bidi/>
-      </w:pPr>
-      <w:r>
-        <w:rPr>
-          <w:b w:val="0"/>
-          <w:i w:val="0"/>
-        </w:rPr>
-        <w:t>ثانياً: نقض الحكم المطعون فيه وإعادة القضية إلى محكمة الاستئناف التي أصدرت الحكم لتحكم فيها من</w:t>
-      </w:r>
-    </w:p>
-    <w:p>
-      <w:pPr>
-        <w:jc w:val="right"/>
-        <w:bidi/>
-      </w:pPr>
-      <w:r>
-        <w:rPr>
-          <w:b w:val="0"/>
-          <w:i w:val="0"/>
-        </w:rPr>
-        <w:t>جديد من غير من نظرها.</w:t>
-      </w:r>
-    </w:p>
-    <w:p>
-      <w:pPr>
-        <w:jc w:val="right"/>
-        <w:bidi/>
-      </w:pPr>
-      <w:r>
-        <w:rPr>
-          <w:b w:val="0"/>
-          <w:i w:val="0"/>
-        </w:rPr>
-        <w:t>نفيذيون</w:t>
-      </w:r>
-    </w:p>
-    <w:p>
-      <w:pPr>
-        <w:jc w:val="right"/>
-        <w:bidi/>
-      </w:pPr>
-      <w:r>
-        <w:rPr>
-          <w:b w:val="0"/>
-          <w:i w:val="0"/>
-        </w:rPr>
-        <w:t>للمحاماة و</w:t>
-      </w:r>
-    </w:p>
-    <w:p>
-      <w:pPr>
-        <w:jc w:val="right"/>
-        <w:bidi/>
-      </w:pPr>
-      <w:r>
-        <w:rPr>
-          <w:b w:val="0"/>
-          <w:i w:val="0"/>
-        </w:rPr>
-        <w:t>والاستشارات</w:t>
-      </w:r>
-    </w:p>
-    <w:p>
-      <w:pPr>
-        <w:jc w:val="right"/>
-        <w:bidi/>
-      </w:pPr>
-      <w:r>
-        <w:rPr>
-          <w:b w:val="0"/>
-          <w:i w:val="0"/>
-        </w:rPr>
-        <w:t>ترفیع محاماة</w:t>
-      </w:r>
-    </w:p>
-    <w:p>
-      <w:pPr>
-        <w:jc w:val="right"/>
-        <w:bidi/>
-      </w:pPr>
-      <w:r>
-        <w:rPr>
-          <w:b w:val="0"/>
-          <w:i w:val="0"/>
-        </w:rPr>
-        <w:t>31453A2</w:t>
-      </w:r>
-    </w:p>
-    <w:p>
-      <w:pPr>
-        <w:jc w:val="right"/>
-        <w:bidi/>
-      </w:pPr>
-      <w:r>
-        <w:rPr>
-          <w:b w:val="0"/>
-          <w:i w:val="0"/>
-        </w:rPr>
-        <w:t>4030420941 \!</w:t>
-      </w:r>
-    </w:p>
-    <w:p>
-      <w:pPr>
-        <w:jc w:val="right"/>
-        <w:bidi/>
-      </w:pPr>
-      <w:r>
-        <w:rPr>
-          <w:b w:val="0"/>
-          <w:i w:val="0"/>
-        </w:rPr>
-        <w:t>وكيل المعترض</w:t>
-      </w:r>
-    </w:p>
-    <w:p>
-      <w:pPr>
-        <w:jc w:val="right"/>
-        <w:bidi/>
-      </w:pPr>
-      <w:r>
-        <w:rPr>
-          <w:b w:val="0"/>
-          <w:i w:val="0"/>
-        </w:rPr>
-        <w:t>دشار لآ فرشم يلع د يماحملا</w:t>
-      </w:r>
-    </w:p>
-    <w:p>
-      <w:pPr>
-        <w:jc w:val="right"/>
-        <w:bidi/>
-      </w:pPr>
-      <w:r>
-        <w:rPr>
-          <w:b w:val="0"/>
-          <w:i w:val="0"/>
-        </w:rPr>
-        <w:t>(٤٥١٥٦٠٥٧٠ ) مقر ةلاكولاب</w:t>
-      </w:r>
-    </w:p>
-    <w:p>
-      <w:pPr>
-        <w:jc w:val="right"/>
-        <w:bidi/>
-      </w:pPr>
-      <w:r>
-        <w:rPr>
-          <w:b w:val="0"/>
-          <w:i w:val="0"/>
-        </w:rPr>
-        <w:t>21372 يديربلا زمرلا 13045 ب.ص 24030420843 ت.س لوألا رودلا ناطلسلا جات ىنبم - ناطلس ريمالا عراش - ةدج - ةيدوعسلا ةيبرعلا ةكلمملا</w:t>
-      </w:r>
-    </w:p>
-    <w:p>
-      <w:pPr>
-        <w:pStyle w:val="Heading2"/>
-        <w:jc w:val="right"/>
-        <w:bidi/>
-      </w:pPr>
-      <w:r>
-        <w:t>[ترويسة / كليشة رسمية — معلومات متكررة] ===</w:t>
-        <w:br/>
+        <w:t>المملكة العربية السعودية - جدة - شارع الامير سلطان - مبنى تاج السلطان الدور الأول س.ت 24030420843 ص.ب 13045 الرمز البريدي 21372</w:t>
+      </w:r>
+    </w:p>
+    <w:p>
+      <w:pPr>
+        <w:jc w:val="right"/>
+        <w:bidi/>
+      </w:pPr>
+      <w:r>
+        <w:rPr>
+          <w:b w:val="0"/>
+          <w:i w:val="0"/>
+        </w:rPr>
         <w:t>Tanfithioh Tanfithion@gmail.com 0536533388 0126054571</w:t>
       </w:r>
     </w:p>
@@ -3498,7 +3487,7 @@
           <w:b w:val="0"/>
           <w:i w:val="0"/>
         </w:rPr>
-        <w:t>ميلس لا و ملاتسلاا - كلذ بلطتي اميف عيقوتلاو ةمزلالا تاءارجلإا عيمج ءا إو ةقلاعلا تاذ تا ا عيمج ةعجارم - غلا ليكوت ليكولل قحي -</w:t>
+        <w:t>- يحق للوكيل توكيل الغ - مراجعة جميع ا ات ذات العالقة وإ اء جميع اإلجراءات الالزمة والتوقيع فيما يتطلب ذلك - االستالم و ال سليم</w:t>
       </w:r>
     </w:p>
     <w:p>
@@ -3529,27 +3518,25 @@
     </w:p>
     <w:p>
       <w:pPr>
-        <w:jc w:val="right"/>
-        <w:bidi/>
-      </w:pPr>
-      <w:r>
-        <w:rPr>
-          <w:b w:val="0"/>
-          <w:i w:val="0"/>
-        </w:rPr>
-        <w:t>مكا او تابلاطلما حر او ةباجلإا - ا ف نعطلاو تان بلاو دو شلا راضحإ - هنع عانتملااو هدرو ن ميلا بلط - ءاربلإا - لزانتلا - صلا - را نلإا - رارقلإا - ا لع درلاو ىواعدلا عامس - ةعفادلما و ةعفارلما - ىواعدلا ةماقإو ةبلاطلما ر راقتب نعطلا - ن مك او ءا ا ن يع - ميكحتلا بلط - ذيفنتلاو ز ا بلط - ذيفنتلاو ز ا رئاود ةعجارم- هعفرو رفسلا نم عنلما بلط - عيقاوتلاو ماتخلأاو طوط ا را نإ - ر و لاب نعطلا - ليدعتلاو - رظنلا ةداعإ سامتلا - فان تسلاا بلطو ما حلأا ع ضا علاا - ا فنو ما حلأا لوبق - ما حلأا ذيفن ب ةبلاطلما - ةيعرشلا تاعفارلما ماظن نم230 ةدالما قيبطت بلط - م لادب ساو م درو ن مك او ءا ا - لخادتلاو لاخدلإا بلط- اقلا نت بلط- ما حلأا كوكص ملاتسا - مكا ا عيمج ىدل ىواعدلا عيمج تاسل ا روض مزلي ام ءا إ - ةعفشلا بلط - رابتعلاا در بلط - ما حلأا كوكص ع ش م لا نا ىدل ةيفرصلما تاعزانلما ة وس نا و ةيلالما تاعزانلما ضف نا ىدل- ةيلامعلا نا لا ىدل- ةيعرشلا ةيبطلا نا لا ىدل- (ملاظلما ناويد) ة رادلإا مكا ا ىدل- مكا ا ىدل- ىوعدلا ةلاحإ بلط ضقن بلط- ةماعلا ةباينلا ىدل - ةي يمأتلا تافلا او تاعزانلما لصفلا نا ىدل - ة راجتلا تاعزانلما مسح نا و ة راجتلا قارولأا تاعزانم لصفلا بتا م ىدل- ةيلالما قارولأا تاعزانم لصفلا ةن - ةي رضلا تاعزانلماو تافلاخملل ةيفان تسلاا ةن لا- ةي رضلا تاعزانلماو تافلا ا لصفلا ةن - لدعلا ةرازوب ن ما ا بيدأت ةن - ايلعلا ةمك ا ىدل- ايلعلا ةمك ا ىدل مك ا ءاضقلل علأا سل ا ىدل - فان تسلاا مكاحم ىدل - ةيعرشلا تاعفارلما ماظن نم232و231 مقر ن تدالما ةفاضإ - لا ملإا - ة راجتلا تاملاعلا تاملظت رظنلا ةن - كونبلا ةبقارم ماظن تافلاخم</w:t>
-      </w:r>
-    </w:p>
-    <w:p>
-      <w:pPr>
-        <w:jc w:val="right"/>
-        <w:bidi/>
-      </w:pPr>
-      <w:r>
-        <w:rPr>
-          <w:b w:val="0"/>
-          <w:i w:val="0"/>
-        </w:rPr>
+        <w:pStyle w:val="Heading2"/>
+        <w:jc w:val="right"/>
+        <w:bidi/>
+      </w:pPr>
+      <w:r>
+        <w:t>[ترويسة / كليشة رسمية — معلومات متكررة] ===</w:t>
+        <w:br/>
+        <w:t>مخالفات نظام مراقبة البنوك - نة النظر تظلمات العالمات التجار ة - اإلم ال - إضافة املادت ن رقم 231و232من نظام املرافعات الشرعية - لدى محاكم االست ناف - لدى ا لس األع للقضاء ا كم لدى ا كمة العليا -لدى ا كمة العليا - نة تأديب ا ام ن بوزارة العدل - نة الفصل ا الفات واملنازعات الضر ية -ال نة االست نافية للمخالفات واملنازعات الضر ية - نة الفصل منازعات األوراق املالية -لدى م اتب الفصل منازعات األوراق التجار ة و ان حسم املنازعات التجار ة - لدى ان الفصل املنازعات وا الفات التأمي ية - لدى النيابة العامة -طلب نقض طلب إحالة الدعوى -لدى ا اكم -لدى ا اكم اإلدار ة (ديوان املظالم) -لدى ال ان الطبية الشرعية -لدى ال ان العمالية -لدى ان فض املنازعات املالية و ان سو ة املنازعات املصرفية لدى ان ال م ش ع صكوك األح ام - طلب رد االعتبار - طلب الشفعة - إ اء ما يلزم ضور ا لسات جميع الدعاوى لدى جميع ا اكم - استالم صكوك األح ام -طلب تن القا -طلب اإلدخال والتداخل - ا اء وا كم ن ورد م واس بدال م - طلب تطبيق املادة 230من نظام املرافعات الشرعية - املطالبة ب نفيذ األح ام - قبول األح ام ونف ا - االع اض ع األح ام وطلب االست ناف - التماس إعادة النظر - والتعديل - الطعن بال و ر - إن ار ا طوط واألختام والتواقيع - طلب املنع من السفر ورفعه -مراجعة دوائر ا ز والتنفيذ - طلب ا ز والتنفيذ - طلب التحكيم - عي ن ا اء وا كم ن - الطعن بتقار ر املطالبة وإقامة الدعاوى - املرافعة و املدافعة - سماع الدعاوى والرد عل ا - اإلقرار - اإلن ار - الص - التنازل - اإلبراء - طلب اليم ن ورده واالمتناع عنه - إحضار الش ود والب نات والطعن ف ا - اإلجابة وا رح املطالبات وا اكم</w:t>
+      </w:r>
+    </w:p>
+    <w:p>
+      <w:pPr>
+        <w:pStyle w:val="Heading2"/>
+        <w:jc w:val="right"/>
+        <w:bidi/>
+      </w:pPr>
+      <w:r>
+        <w:t>[المتن الفعلي: الوقائع / الأسباب / المنطوق] ===</w:t>
+        <w:br/>
         <w:t>ةيموك ا تارازولا ماسقأو تارادإ نم ا عب ي امو ا عورفو - ةراجتلا ةرازو ةعجارم - ةيجرا ا ةرازو ةعجارم - ةيلخادلا ةرازو ةعجارم - لدعلا ةرازو ةعجارم</w:t>
       </w:r>
     </w:p>
@@ -3563,7 +3550,7 @@
           <w:b w:val="0"/>
           <w:i w:val="0"/>
         </w:rPr>
-        <w:t>ةينملأا تا ا - ةيئان ا ثحابلما ةعجارم - ةلودلا نمأ ةسائر - تارابختسلال ةماعلا ةسائرلا ةعجارم - ةطرشلا زكارم ةعجارم - ةيئان ا ثحابلماو ة رادلإا ثحابلما ةعجارمو ةيقوق ا ما حلأا ذيفنت ةرادإو ةراملأا ةعجارم ماسقأو تارادإ نم ا عب ي امو ا عورفو - ةيئان ا ثحابلماو ة رادلإا ثحابلما ةعجارم</w:t>
+        <w:t>مراجعة املباحث اإلدار ة واملباحث ا نائية - وفروع ا وما ي بع ا من إدارات وأقسام مراجعة األمارة وإدارة تنفيذ األح ام ا قوقية ومراجعة املباحث اإلدار ة واملباحث ا نائية - مراجعة مراكز الشرطة - مراجعة الرئاسة العامة لالستخبارات - رئاسة أمن الدولة - مراجعة املباحث ا نائية - ا ات األمنية</w:t>
       </w:r>
     </w:p>
     <w:p>
@@ -3602,7 +3589,7 @@
           <w:b w:val="0"/>
           <w:i w:val="0"/>
         </w:rPr>
-        <w:t>ةيموك ا تاسسؤلما ماسقأو تارادإ نم ا عب ي امو ا عورفو - يدوعسلا ي رعلا دقنلا ةسسؤم ةعجارم</w:t>
+        <w:t>مراجعة مؤسسة النقد العر ي السعودي - وفروع ا وما ي بع ا من إدارات وأقسام املؤسسات ا كومية</w:t>
       </w:r>
     </w:p>
     <w:p>
@@ -3659,27 +3646,25 @@
     </w:p>
     <w:p>
       <w:pPr>
-        <w:jc w:val="right"/>
-        <w:bidi/>
-      </w:pPr>
-      <w:r>
-        <w:rPr>
-          <w:b w:val="0"/>
-          <w:i w:val="0"/>
-        </w:rPr>
-        <w:t>ةيدوعسلا ةي رعلا ةكلملما لدعلا ةرازوةـلاـكو ةقيثو</w:t>
-      </w:r>
-    </w:p>
-    <w:p>
-      <w:pPr>
-        <w:jc w:val="right"/>
-        <w:bidi/>
-      </w:pPr>
-      <w:r>
-        <w:rPr>
-          <w:b w:val="0"/>
-          <w:i w:val="0"/>
-        </w:rPr>
+        <w:pStyle w:val="Heading2"/>
+        <w:jc w:val="right"/>
+        <w:bidi/>
+      </w:pPr>
+      <w:r>
+        <w:t>[بيانات الأطراف: المدعي / المدعى عليه / الحاضرون] ===</w:t>
+        <w:br/>
+        <w:t>وثيقة وكـالـةوزارة العدل اململكة العر ية السعودية</w:t>
+      </w:r>
+    </w:p>
+    <w:p>
+      <w:pPr>
+        <w:pStyle w:val="Heading2"/>
+        <w:jc w:val="right"/>
+        <w:bidi/>
+      </w:pPr>
+      <w:r>
+        <w:t>[المتن الفعلي: الوقائع / الأسباب / المنطوق] ===</w:t>
+        <w:br/>
         <w:t>م٢٠٢٣/١٠/٠٥ | ـ ١٤٤٥/٠٣/٢٠ : ةلا ولا رادصإ خ رات م٢٠٢٤/٠٩/٢٣ | ـ ١٤٤٦/٠٣/٢٠ : ةلا ولا ءا نإ خ رات</w:t>
       </w:r>
     </w:p>
@@ -3724,27 +3709,25 @@
     </w:p>
     <w:p>
       <w:pPr>
-        <w:jc w:val="right"/>
-        <w:bidi/>
-      </w:pPr>
-      <w:r>
-        <w:rPr>
-          <w:b w:val="0"/>
-          <w:i w:val="0"/>
-        </w:rPr>
-        <w:t>ةيدوعسلا ةي رعلا ةكلملما لدعلا ةرازوةـلاـكو ةقيثو</w:t>
-      </w:r>
-    </w:p>
-    <w:p>
-      <w:pPr>
-        <w:jc w:val="right"/>
-        <w:bidi/>
-      </w:pPr>
-      <w:r>
-        <w:rPr>
-          <w:b w:val="0"/>
-          <w:i w:val="0"/>
-        </w:rPr>
+        <w:pStyle w:val="Heading2"/>
+        <w:jc w:val="right"/>
+        <w:bidi/>
+      </w:pPr>
+      <w:r>
+        <w:t>[بيانات الأطراف: المدعي / المدعى عليه / الحاضرون] ===</w:t>
+        <w:br/>
+        <w:t>وثيقة وكـالـةوزارة العدل اململكة العر ية السعودية</w:t>
+      </w:r>
+    </w:p>
+    <w:p>
+      <w:pPr>
+        <w:pStyle w:val="Heading2"/>
+        <w:jc w:val="right"/>
+        <w:bidi/>
+      </w:pPr>
+      <w:r>
+        <w:t>[المتن الفعلي: الوقائع / الأسباب / المنطوق] ===</w:t>
+        <w:br/>
         <w:t>شركة أحمد زيني التجارية</w:t>
       </w:r>
     </w:p>
@@ -3771,7 +3754,7 @@
           <w:b w:val="0"/>
           <w:i w:val="0"/>
         </w:rPr>
-        <w:t>لاير ۰۰۰.۰۰٥ :لاملا سأر</w:t>
+        <w:t>رأس المال: ٥۰۰.۰۰۰ ريال</w:t>
       </w:r>
     </w:p>
     <w:p>
@@ -3938,7 +3921,7 @@
           <w:b w:val="0"/>
           <w:i w:val="0"/>
         </w:rPr>
-        <w:t>. ـه ١٤٣٠/٤/٤ خيراتو ع /ع٥/ دلجم ٥٢ ةفيحص ٥٢ مقر ةدج لدع بتاك نم هيلع قدصملا ءاكرشلا رارق بجومب لدعملاو ـه ۳/۲۱١٤٣٩/ خيراتو ص٨/٤/ دلجم ١١٦ ددع ١٢٠ ةفيحصلاب ةدج لدع بتاك نم هيلع قدصملا ءاكرشلا رارق بجومب لدعملاو ـه ١٤٣٨/٣/١٤</w:t>
+        <w:t>١٤٣٨/٣/١٤ هـ والمعدل بموجب قرار الشركاء المصدق عليه من كاتب عدل جدة بالصحيفة ١٢٠ عدد ١١٦ مجلد ٨/٤/ص وتاريخ ١٤٣٩/۱۲/۳ هـ والمعدل بموجب قرار الشركاء المصدق عليه من كاتب عدل جدة رقم ٥٢ صحيفة ٥٢ مجلد ٥/ع/ ع وتاريخ ١٤٣٠/٤/٤ هـ .</w:t>
       </w:r>
     </w:p>
     <w:p>
@@ -3990,7 +3973,7 @@
           <w:b w:val="0"/>
           <w:i w:val="0"/>
         </w:rPr>
-        <w:t>: يلاتلا وحنلا ىلع ةكرشلا يف نييلاحلا ءاكرشلا حبصيل سيسأتلا دقع ةمدقم ليدعت : ًايناث</w:t>
+        <w:t>ثانياً : تعديل مقدمة عقد التأسيس ليصبح الشركاء الحاليين في الشركة على النحو التالي :</w:t>
       </w:r>
     </w:p>
     <w:p>
@@ -4016,7 +3999,7 @@
           <w:b w:val="0"/>
           <w:i w:val="0"/>
         </w:rPr>
-        <w:t>"لوأ فرط كيرش ةريزجلا بلق عراش عم ناطلس ريمالا عراش عطاقت ةيدلاخلا يح ةدج هناونعو لامعأ لجر ةكم نم ةرداصمز و عرش ر</w:t>
+        <w:t>ر شرع و زمصادرة من مكة رجل أعمال وعنوانه جدة حي الخالدية تقاطع شارع الامير سلطان مع شارع قلب الجزيرة شريك طرف أول"</w:t>
       </w:r>
     </w:p>
     <w:p>
@@ -4092,7 +4075,7 @@
           <w:b w:val="0"/>
           <w:i w:val="0"/>
         </w:rPr>
-        <w:t>لایر ۰۰۰.۰۰۵ :لاملا سأر ۲۰۱۹۹۱۰۳۰٤ تس</w:t>
+        <w:t>ست ٤۰۳۰۱۹۹۱۰۲ رأس المال: ۵۰۰.۰۰۰ ریال</w:t>
       </w:r>
     </w:p>
     <w:p>
@@ -4196,32 +4179,30 @@
           <w:b w:val="0"/>
           <w:i w:val="0"/>
         </w:rPr>
-        <w:t>ةصحلا ةميق</w:t>
-      </w:r>
-    </w:p>
-    <w:p>
-      <w:pPr>
-        <w:jc w:val="right"/>
-        <w:bidi/>
-      </w:pPr>
-      <w:r>
-        <w:rPr>
-          <w:b w:val="0"/>
-          <w:i w:val="0"/>
-        </w:rPr>
-        <w:t>كيرشلا مسا</w:t>
-      </w:r>
-    </w:p>
-    <w:p>
-      <w:pPr>
-        <w:jc w:val="right"/>
-        <w:bidi/>
-      </w:pPr>
-      <w:r>
-        <w:rPr>
-          <w:b w:val="0"/>
-          <w:i w:val="0"/>
-        </w:rPr>
+        <w:t>قيمة الحصة</w:t>
+      </w:r>
+    </w:p>
+    <w:p>
+      <w:pPr>
+        <w:pStyle w:val="Heading2"/>
+        <w:jc w:val="right"/>
+        <w:bidi/>
+      </w:pPr>
+      <w:r>
+        <w:t>[بيانات الأطراف: المدعي / المدعى عليه / الحاضرون] ===</w:t>
+        <w:br/>
+        <w:t>اسم الشريك</w:t>
+      </w:r>
+    </w:p>
+    <w:p>
+      <w:pPr>
+        <w:pStyle w:val="Heading2"/>
+        <w:jc w:val="right"/>
+        <w:bidi/>
+      </w:pPr>
+      <w:r>
+        <w:t>[المتن الفعلي: الوقائع / الأسباب / المنطوق] ===</w:t>
+        <w:br/>
         <w:t>النقدية</w:t>
       </w:r>
     </w:p>
@@ -4235,7 +4216,7 @@
           <w:b w:val="0"/>
           <w:i w:val="0"/>
         </w:rPr>
-        <w:t>لايرلاب</w:t>
+        <w:t>بالريال</w:t>
       </w:r>
     </w:p>
     <w:p>
@@ -4261,33 +4242,33 @@
           <w:b w:val="0"/>
           <w:i w:val="0"/>
         </w:rPr>
-        <w:t>لايرلاب صصحلا</w:t>
-      </w:r>
-    </w:p>
-    <w:p>
-      <w:pPr>
-        <w:jc w:val="right"/>
-        <w:bidi/>
-      </w:pPr>
-      <w:r>
-        <w:rPr>
-          <w:b w:val="0"/>
-          <w:i w:val="0"/>
-        </w:rPr>
-        <w:t>ةبسنلا</w:t>
-      </w:r>
-    </w:p>
-    <w:p>
-      <w:pPr>
-        <w:jc w:val="right"/>
-        <w:bidi/>
-      </w:pPr>
-      <w:r>
-        <w:rPr>
-          <w:b w:val="0"/>
-          <w:i w:val="0"/>
-        </w:rPr>
-        <w:t>ةيوئملا</w:t>
+        <w:t>الحصص بالريال</w:t>
+      </w:r>
+    </w:p>
+    <w:p>
+      <w:pPr>
+        <w:jc w:val="right"/>
+        <w:bidi/>
+      </w:pPr>
+      <w:r>
+        <w:rPr>
+          <w:b w:val="0"/>
+          <w:i w:val="0"/>
+        </w:rPr>
+        <w:t>النسبة</w:t>
+      </w:r>
+    </w:p>
+    <w:p>
+      <w:pPr>
+        <w:jc w:val="right"/>
+        <w:bidi/>
+      </w:pPr>
+      <w:r>
+        <w:rPr>
+          <w:b w:val="0"/>
+          <w:i w:val="0"/>
+        </w:rPr>
+        <w:t>المئوية</w:t>
       </w:r>
     </w:p>
     <w:p>
@@ -4547,7 +4528,7 @@
           <w:b w:val="0"/>
           <w:i w:val="0"/>
         </w:rPr>
-        <w:t>نيدرفنم وأ نيعمتجم ةيسنجلا نييدوعس لكوتملا نسح ريهز مهدأ / ديسلا ، ناربج نب هللا الع رباج / ديسلا نم لك اهب ضوفملاو ةيماظنلا ليجستلاو رهشلا تاءارجا يف اهمادختسال ىرخالا خسنلاو ةخسن فرط لك ديب خسن ٦ نم رارقلا اذه ررح : :: ًاسداس</w:t>
+        <w:t>سادساً :: : حرر هذا القرار من ٦ نسخ بيد كل طرف نسخة والنسخ الاخرى لاستخدامها في اجراءات الشهر والتسجيل النظامية والمفوض بها كل من السيد / جابر علا الله بن جبران ، السيد / أدهم زهير حسن المتوكل سعوديين الجنسية مجتمعين أو منفردين</w:t>
       </w:r>
     </w:p>
     <w:p>
@@ -4573,20 +4554,20 @@
           <w:b w:val="0"/>
           <w:i w:val="0"/>
         </w:rPr>
-        <w:t>لزانتملا لوألا فرطلا</w:t>
-      </w:r>
-    </w:p>
-    <w:p>
-      <w:pPr>
-        <w:jc w:val="right"/>
-        <w:bidi/>
-      </w:pPr>
-      <w:r>
-        <w:rPr>
-          <w:b w:val="0"/>
-          <w:i w:val="0"/>
-        </w:rPr>
-        <w:t>يناثلا فرطلا</w:t>
+        <w:t>الطرف الأول المتنازل</w:t>
+      </w:r>
+    </w:p>
+    <w:p>
+      <w:pPr>
+        <w:jc w:val="right"/>
+        <w:bidi/>
+      </w:pPr>
+      <w:r>
+        <w:rPr>
+          <w:b w:val="0"/>
+          <w:i w:val="0"/>
+        </w:rPr>
+        <w:t>الطرف الثاني</w:t>
       </w:r>
     </w:p>
     <w:p>
@@ -4625,33 +4606,33 @@
           <w:b w:val="0"/>
           <w:i w:val="0"/>
         </w:rPr>
-        <w:t>/ عيقوتلا</w:t>
-      </w:r>
-    </w:p>
-    <w:p>
-      <w:pPr>
-        <w:jc w:val="right"/>
-        <w:bidi/>
-      </w:pPr>
-      <w:r>
-        <w:rPr>
-          <w:b w:val="0"/>
-          <w:i w:val="0"/>
-        </w:rPr>
-        <w:t>ران / عيقوتلا</w:t>
-      </w:r>
-    </w:p>
-    <w:p>
-      <w:pPr>
-        <w:jc w:val="right"/>
-        <w:bidi/>
-      </w:pPr>
-      <w:r>
-        <w:rPr>
-          <w:b w:val="0"/>
-          <w:i w:val="0"/>
-        </w:rPr>
-        <w:t>ديدجلا لوألا كيرشلا</w:t>
+        <w:t>التوقيع /</w:t>
+      </w:r>
+    </w:p>
+    <w:p>
+      <w:pPr>
+        <w:jc w:val="right"/>
+        <w:bidi/>
+      </w:pPr>
+      <w:r>
+        <w:rPr>
+          <w:b w:val="0"/>
+          <w:i w:val="0"/>
+        </w:rPr>
+        <w:t>التوقيع / نار</w:t>
+      </w:r>
+    </w:p>
+    <w:p>
+      <w:pPr>
+        <w:jc w:val="right"/>
+        <w:bidi/>
+      </w:pPr>
+      <w:r>
+        <w:rPr>
+          <w:b w:val="0"/>
+          <w:i w:val="0"/>
+        </w:rPr>
+        <w:t>الشريك الأول الجديد</w:t>
       </w:r>
     </w:p>
     <w:p>
@@ -4675,7 +4656,7 @@
       <w:r>
         <w:t>[المتن الفعلي: الوقائع / الأسباب / المنطوق] ===</w:t>
         <w:br/>
-        <w:t>تدان / / عيقوتلا</w:t>
+        <w:t>التوقيع / / نادت</w:t>
       </w:r>
     </w:p>
     <w:p>
@@ -4712,7 +4693,7 @@
           <w:b w:val="0"/>
           <w:i w:val="0"/>
         </w:rPr>
-        <w:t>هقلا اذه قيقدت مت</w:t>
+        <w:t>تم تدقيق هذا القه</w:t>
       </w:r>
     </w:p>
     <w:p>
@@ -4730,27 +4711,25 @@
     </w:p>
     <w:p>
       <w:pPr>
-        <w:jc w:val="right"/>
-        <w:bidi/>
-      </w:pPr>
-      <w:r>
-        <w:rPr>
-          <w:b w:val="0"/>
-          <w:i w:val="0"/>
-        </w:rPr>
-        <w:t>دوقعلا قيثوت مسق : لدعلا ةرازو</w:t>
-      </w:r>
-    </w:p>
-    <w:p>
-      <w:pPr>
-        <w:jc w:val="right"/>
-        <w:bidi/>
-      </w:pPr>
-      <w:r>
-        <w:rPr>
-          <w:b w:val="0"/>
-          <w:i w:val="0"/>
-        </w:rPr>
+        <w:pStyle w:val="Heading2"/>
+        <w:jc w:val="right"/>
+        <w:bidi/>
+      </w:pPr>
+      <w:r>
+        <w:t>[ترويسة / كليشة رسمية — معلومات متكررة] ===</w:t>
+        <w:br/>
+        <w:t>وزارة العدل : قسم توثيق العقود</w:t>
+      </w:r>
+    </w:p>
+    <w:p>
+      <w:pPr>
+        <w:pStyle w:val="Heading2"/>
+        <w:jc w:val="right"/>
+        <w:bidi/>
+      </w:pPr>
+      <w:r>
+        <w:t>[المتن الفعلي: الوقائع / الأسباب / المنطوق] ===</w:t>
+        <w:br/>
         <w:t>الحمد لله وحده والصلاة والسلام من لا نبي بعده وبعد الدي أنا رشيد بن شديد العربي كاتب العدل لدى الغرفة التجارية الصناعية بمحافظة جدة قد جرى تسجيل وتوفيق</w:t>
       </w:r>
     </w:p>
@@ -4764,7 +4743,7 @@
           <w:b w:val="0"/>
           <w:i w:val="0"/>
         </w:rPr>
-        <w:t>دمحم انيبن ىلع هللا ىلصو ـه ٢١/١٠٨١٦ يف ًاريرحت قيدصتلا ىرج هيصو ةينعملا فارطألا عيقوتو روضحب كلذو ـه١٤٢١ / ١٠ / ١٦ خيراتو / ٤/٨ دلجم ١٧٢ ةفيحص ٢٧٥ مقرلا تحت تاكرشلا دوقع لجسب رارقلا اض</w:t>
+        <w:t>ضا القرار بسجل عقود الشركات تحت الرقم ٢٧٥ صحيفة ١٧٢ مجلد ٤/٨ / وتاريخ ١٦ / ١٠ / ١٤٢١هـ وذلك بحضور وتوقيع الأطراف المعنية وصيه جرى التصديق تحريراً في ٢١/١٠٨١٦ هـ وصلى الله على نبينا محمد</w:t>
       </w:r>
     </w:p>
     <w:p>
@@ -4790,7 +4769,7 @@
           <w:b w:val="0"/>
           <w:i w:val="0"/>
         </w:rPr>
-        <w:t>طبضلا بتاك</w:t>
+        <w:t>كاتب الضبط</w:t>
       </w:r>
     </w:p>
     <w:p>
@@ -4816,20 +4795,20 @@
           <w:b w:val="0"/>
           <w:i w:val="0"/>
         </w:rPr>
-        <w:t>يبرعلا ديدش نب ديشر</w:t>
-      </w:r>
-    </w:p>
-    <w:p>
-      <w:pPr>
-        <w:jc w:val="right"/>
-        <w:bidi/>
-      </w:pPr>
-      <w:r>
-        <w:rPr>
-          <w:b w:val="0"/>
-          <w:i w:val="0"/>
-        </w:rPr>
-        <w:t>ةفرغلا ة</w:t>
+        <w:t>رشيد بن شديد العربي</w:t>
+      </w:r>
+    </w:p>
+    <w:p>
+      <w:pPr>
+        <w:jc w:val="right"/>
+        <w:bidi/>
+      </w:pPr>
+      <w:r>
+        <w:rPr>
+          <w:b w:val="0"/>
+          <w:i w:val="0"/>
+        </w:rPr>
+        <w:t>ة الغرفة</w:t>
       </w:r>
     </w:p>
     <w:p>
@@ -4920,7 +4899,7 @@
           <w:b w:val="0"/>
           <w:i w:val="0"/>
         </w:rPr>
-        <w:t>لاير ۰۰۰۰۰۰٥ :لاملا سأر</w:t>
+        <w:t>رأس المال: ٥۰۰۰۰۰۰ ريال</w:t>
       </w:r>
     </w:p>
     <w:p>
@@ -5100,7 +5079,7 @@
           <w:b w:val="0"/>
           <w:i w:val="0"/>
         </w:rPr>
-        <w:t>: يلاتلا وحنلا ىلع ةكرشلا يف نييلاحلا ءاكرشلا حبصيل سيسأتلا دقع ةمدقم ليدعت : ًايناث</w:t>
+        <w:t>ثانياً : تعديل مقدمة عقد التأسيس ليصبح الشركاء الحاليين في الشركة على النحو التالي :</w:t>
       </w:r>
     </w:p>
     <w:p>
@@ -5126,7 +5105,7 @@
           <w:b w:val="0"/>
           <w:i w:val="0"/>
         </w:rPr>
-        <w:t>لوأ فرط كيرش . ٢١٥١٤ ةدج ٥٤٣٩ ب ص وكزوأ ةرامع ةريزجلا بلق عراش عم ناطلس ريمالا عراش عطاقت ةيدلاخلا يح ةدج هناونعو لامعأ لجر ةكم نم</w:t>
+        <w:t>من مكة رجل أعمال وعنوانه جدة حي الخالدية تقاطع شارع الامير سلطان مع شارع قلب الجزيرة عمارة أوزكو ص ب ٥٤٣٩ جدة ٢١٥١٤ . شريك طرف أول</w:t>
       </w:r>
     </w:p>
     <w:p>
@@ -5215,7 +5194,7 @@
           <w:b w:val="0"/>
           <w:i w:val="0"/>
         </w:rPr>
-        <w:t>لاير ۰۰۰.۰۰٥ :لاملا سأر</w:t>
+        <w:t>رأس المال: ٥۰۰.۰۰۰ ريال</w:t>
       </w:r>
     </w:p>
     <w:p>
@@ -5285,27 +5264,25 @@
     </w:p>
     <w:p>
       <w:pPr>
-        <w:jc w:val="right"/>
-        <w:bidi/>
-      </w:pPr>
-      <w:r>
-        <w:rPr>
-          <w:b w:val="0"/>
-          <w:i w:val="0"/>
-        </w:rPr>
-        <w:t>كيرشلا مسا</w:t>
-      </w:r>
-    </w:p>
-    <w:p>
-      <w:pPr>
-        <w:jc w:val="right"/>
-        <w:bidi/>
-      </w:pPr>
-      <w:r>
-        <w:rPr>
-          <w:b w:val="0"/>
-          <w:i w:val="0"/>
-        </w:rPr>
+        <w:pStyle w:val="Heading2"/>
+        <w:jc w:val="right"/>
+        <w:bidi/>
+      </w:pPr>
+      <w:r>
+        <w:t>[بيانات الأطراف: المدعي / المدعى عليه / الحاضرون] ===</w:t>
+        <w:br/>
+        <w:t>اسم الشريك</w:t>
+      </w:r>
+    </w:p>
+    <w:p>
+      <w:pPr>
+        <w:pStyle w:val="Heading2"/>
+        <w:jc w:val="right"/>
+        <w:bidi/>
+      </w:pPr>
+      <w:r>
+        <w:t>[المتن الفعلي: الوقائع / الأسباب / المنطوق] ===</w:t>
+        <w:br/>
         <w:t>أسامة أحمد عباس زيني شركة أوزكو</w:t>
       </w:r>
     </w:p>
@@ -5332,7 +5309,7 @@
           <w:b w:val="0"/>
           <w:i w:val="0"/>
         </w:rPr>
-        <w:t>ةصحلا ةميق</w:t>
+        <w:t>قيمة الحصة</w:t>
       </w:r>
     </w:p>
     <w:p>
@@ -5358,46 +5335,46 @@
           <w:b w:val="0"/>
           <w:i w:val="0"/>
         </w:rPr>
-        <w:t>ةبسنلا</w:t>
-      </w:r>
-    </w:p>
-    <w:p>
-      <w:pPr>
-        <w:jc w:val="right"/>
-        <w:bidi/>
-      </w:pPr>
-      <w:r>
-        <w:rPr>
-          <w:b w:val="0"/>
-          <w:i w:val="0"/>
-        </w:rPr>
-        <w:t>لايرلاب</w:t>
-      </w:r>
-    </w:p>
-    <w:p>
-      <w:pPr>
-        <w:jc w:val="right"/>
-        <w:bidi/>
-      </w:pPr>
-      <w:r>
-        <w:rPr>
-          <w:b w:val="0"/>
-          <w:i w:val="0"/>
-        </w:rPr>
-        <w:t>لايرلاب صصحلا</w:t>
-      </w:r>
-    </w:p>
-    <w:p>
-      <w:pPr>
-        <w:jc w:val="right"/>
-        <w:bidi/>
-      </w:pPr>
-      <w:r>
-        <w:rPr>
-          <w:b w:val="0"/>
-          <w:i w:val="0"/>
-        </w:rPr>
-        <w:t>ةيوئملا</w:t>
+        <w:t>النسبة</w:t>
+      </w:r>
+    </w:p>
+    <w:p>
+      <w:pPr>
+        <w:jc w:val="right"/>
+        <w:bidi/>
+      </w:pPr>
+      <w:r>
+        <w:rPr>
+          <w:b w:val="0"/>
+          <w:i w:val="0"/>
+        </w:rPr>
+        <w:t>بالريال</w:t>
+      </w:r>
+    </w:p>
+    <w:p>
+      <w:pPr>
+        <w:jc w:val="right"/>
+        <w:bidi/>
+      </w:pPr>
+      <w:r>
+        <w:rPr>
+          <w:b w:val="0"/>
+          <w:i w:val="0"/>
+        </w:rPr>
+        <w:t>الحصص بالريال</w:t>
+      </w:r>
+    </w:p>
+    <w:p>
+      <w:pPr>
+        <w:jc w:val="right"/>
+        <w:bidi/>
+      </w:pPr>
+      <w:r>
+        <w:rPr>
+          <w:b w:val="0"/>
+          <w:i w:val="0"/>
+        </w:rPr>
+        <w:t>المئوية</w:t>
       </w:r>
     </w:p>
     <w:p>
@@ -5605,7 +5582,7 @@
           <w:b w:val="0"/>
           <w:i w:val="0"/>
         </w:rPr>
-        <w:t>: لزانتملا يناثلا فرطلا</w:t>
+        <w:t>الطرف الثاني المتنازل :</w:t>
       </w:r>
     </w:p>
     <w:p>
@@ -5668,20 +5645,20 @@
           <w:b w:val="0"/>
           <w:i w:val="0"/>
         </w:rPr>
-        <w:t>ةدودحملا وكزوأ ةكرش ٢. ےن دمحا : عباوتلا</w:t>
-      </w:r>
-    </w:p>
-    <w:p>
-      <w:pPr>
-        <w:jc w:val="right"/>
-        <w:bidi/>
-      </w:pPr>
-      <w:r>
-        <w:rPr>
-          <w:b w:val="0"/>
-          <w:i w:val="0"/>
-        </w:rPr>
-        <w:t>3 عيقوتلا</w:t>
+        <w:t>التوابع : احمد نے ٢. شركة أوزكو المحدودة</w:t>
+      </w:r>
+    </w:p>
+    <w:p>
+      <w:pPr>
+        <w:jc w:val="right"/>
+        <w:bidi/>
+      </w:pPr>
+      <w:r>
+        <w:rPr>
+          <w:b w:val="0"/>
+          <w:i w:val="0"/>
+        </w:rPr>
+        <w:t>التوقيع 3</w:t>
       </w:r>
     </w:p>
     <w:p>
@@ -5707,20 +5684,20 @@
           <w:b w:val="0"/>
           <w:i w:val="0"/>
         </w:rPr>
-        <w:t>: عيقوتلا</w:t>
-      </w:r>
-    </w:p>
-    <w:p>
-      <w:pPr>
-        <w:jc w:val="right"/>
-        <w:bidi/>
-      </w:pPr>
-      <w:r>
-        <w:rPr>
-          <w:b w:val="0"/>
-          <w:i w:val="0"/>
-        </w:rPr>
-        <w:t>لوألا فرطلا</w:t>
+        <w:t>التوقيع :</w:t>
+      </w:r>
+    </w:p>
+    <w:p>
+      <w:pPr>
+        <w:jc w:val="right"/>
+        <w:bidi/>
+      </w:pPr>
+      <w:r>
+        <w:rPr>
+          <w:b w:val="0"/>
+          <w:i w:val="0"/>
+        </w:rPr>
+        <w:t>الطرف الأول</w:t>
       </w:r>
     </w:p>
     <w:p>
@@ -5759,7 +5736,7 @@
           <w:b w:val="0"/>
           <w:i w:val="0"/>
         </w:rPr>
-        <w:t>عيقوتلا</w:t>
+        <w:t>التوقيع</w:t>
       </w:r>
     </w:p>
     <w:p>
@@ -5798,33 +5775,31 @@
           <w:b w:val="0"/>
           <w:i w:val="0"/>
         </w:rPr>
-        <w:t>: عيقوتلا ينيز دمحأ يزاغ ريدغ - 1 : عيقوتلا</w:t>
-      </w:r>
-    </w:p>
-    <w:p>
-      <w:pPr>
-        <w:jc w:val="right"/>
-        <w:bidi/>
-      </w:pPr>
-      <w:r>
-        <w:rPr>
-          <w:b w:val="0"/>
-          <w:i w:val="0"/>
-        </w:rPr>
-        <w:t>ةدودحملا وكزوأ ةكرش / مسالا ديدجلا كيرشلا يناثلا فرطلا</w:t>
-      </w:r>
-    </w:p>
-    <w:p>
-      <w:pPr>
-        <w:jc w:val="right"/>
-        <w:bidi/>
-      </w:pPr>
-      <w:r>
-        <w:rPr>
-          <w:b w:val="0"/>
-          <w:i w:val="0"/>
-        </w:rPr>
-        <w:t>نكلا عيقوتلا</w:t>
+        <w:t>التوقيع : 1 - غدير غازي أحمد زيني التوقيع :</w:t>
+      </w:r>
+    </w:p>
+    <w:p>
+      <w:pPr>
+        <w:pStyle w:val="Heading2"/>
+        <w:jc w:val="right"/>
+        <w:bidi/>
+      </w:pPr>
+      <w:r>
+        <w:t>[بيانات الأطراف: المدعي / المدعى عليه / الحاضرون] ===</w:t>
+        <w:br/>
+        <w:t>الطرف الثاني الشريك الجديد الاسم / شركة أوزكو المحدودة</w:t>
+      </w:r>
+    </w:p>
+    <w:p>
+      <w:pPr>
+        <w:pStyle w:val="Heading2"/>
+        <w:jc w:val="right"/>
+        <w:bidi/>
+      </w:pPr>
+      <w:r>
+        <w:t>[المتن الفعلي: الوقائع / الأسباب / المنطوق] ===</w:t>
+        <w:br/>
+        <w:t>التوقيع الكن</w:t>
       </w:r>
     </w:p>
     <w:p>
@@ -5853,27 +5828,25 @@
     </w:p>
     <w:p>
       <w:pPr>
-        <w:jc w:val="right"/>
-        <w:bidi/>
-      </w:pPr>
-      <w:r>
-        <w:rPr>
-          <w:b w:val="0"/>
-          <w:i w:val="0"/>
-        </w:rPr>
-        <w:t>لدعلا ةرازو لا ةيبرعلا ةكلملا</w:t>
-      </w:r>
-    </w:p>
-    <w:p>
-      <w:pPr>
-        <w:jc w:val="right"/>
-        <w:bidi/>
-      </w:pPr>
-      <w:r>
-        <w:rPr>
-          <w:b w:val="0"/>
-          <w:i w:val="0"/>
-        </w:rPr>
+        <w:pStyle w:val="Heading2"/>
+        <w:jc w:val="right"/>
+        <w:bidi/>
+      </w:pPr>
+      <w:r>
+        <w:t>[ترويسة / كليشة رسمية — معلومات متكررة] ===</w:t>
+        <w:br/>
+        <w:t>الملكة العربية ال وزارة العدل</w:t>
+      </w:r>
+    </w:p>
+    <w:p>
+      <w:pPr>
+        <w:pStyle w:val="Heading2"/>
+        <w:jc w:val="right"/>
+        <w:bidi/>
+      </w:pPr>
+      <w:r>
+        <w:t>[المتن الفعلي: الوقائع / الأسباب / المنطوق] ===</w:t>
+        <w:br/>
         <w:t>وزارة العدل - الموضوع :</w:t>
       </w:r>
     </w:p>
@@ -5924,7 +5897,7 @@
       <w:r>
         <w:t>[المتن الفعلي: الوقائع / الأسباب / المنطوق] ===</w:t>
         <w:br/>
-        <w:t>ةدج ةظفاحمب ةراجتلا ةرازو عرف ماع ريدم ةداعس</w:t>
+        <w:t>سعادة مدير عام فرع وزارة التجارة بمحافظة جدة</w:t>
       </w:r>
     </w:p>
     <w:p>
@@ -5974,7 +5947,7 @@
           <w:b w:val="0"/>
           <w:i w:val="0"/>
         </w:rPr>
-        <w:t>.ةيراجنلا نيز دمحأ ةكرش تسس ليشلا ارق ليجستب صاخلا ـه ١٤٣٤ / ٢ ١٠/ خيراتو ٣٤٧١٥٠ : مقرلاب انيدل ديقملاو</w:t>
+        <w:t>والمقيد لدينا بالرقم : ٣٤٧١٥٠ وتاريخ ١٠/ ٢ / ١٤٣٤ هـ الخاص بتسجيل قرا الشيل سست شركة أحمد زين النجارية.</w:t>
       </w:r>
     </w:p>
     <w:p>
@@ -6013,7 +5986,7 @@
           <w:b w:val="0"/>
           <w:i w:val="0"/>
         </w:rPr>
-        <w:t>( نم نوكملاو ، روكذملا</w:t>
+        <w:t>المذكور ، والمكون من )</w:t>
       </w:r>
     </w:p>
     <w:p>
@@ -6044,27 +6017,25 @@
     </w:p>
     <w:p>
       <w:pPr>
-        <w:jc w:val="right"/>
-        <w:bidi/>
-      </w:pPr>
-      <w:r>
-        <w:rPr>
-          <w:b w:val="0"/>
-          <w:i w:val="0"/>
-        </w:rPr>
-        <w:t>ةحفص (.... ١٤/ - ( تاحفصلا ددع يلامجإ ، ةحفص (</w:t>
-      </w:r>
-    </w:p>
-    <w:p>
-      <w:pPr>
-        <w:jc w:val="right"/>
-        <w:bidi/>
-      </w:pPr>
-      <w:r>
-        <w:rPr>
-          <w:b w:val="0"/>
-          <w:i w:val="0"/>
-        </w:rPr>
+        <w:pStyle w:val="Heading2"/>
+        <w:jc w:val="right"/>
+        <w:bidi/>
+      </w:pPr>
+      <w:r>
+        <w:t>[ترويسة / كليشة رسمية — معلومات متكررة] ===</w:t>
+        <w:br/>
+        <w:t>) صفحة ، إجمالي عدد الصفحات ) - ١٤/ ....) صفحة</w:t>
+      </w:r>
+    </w:p>
+    <w:p>
+      <w:pPr>
+        <w:pStyle w:val="Heading2"/>
+        <w:jc w:val="right"/>
+        <w:bidi/>
+      </w:pPr>
+      <w:r>
+        <w:t>[المتن الفعلي: الوقائع / الأسباب / المنطوق] ===</w:t>
+        <w:br/>
         <w:t>(٢٤٩) لعام ١٤٣٤هـ بتاريخ ١٠ / ٢ / ١٤٣٤هـ</w:t>
       </w:r>
     </w:p>
@@ -6117,46 +6088,46 @@
           <w:b w:val="0"/>
           <w:i w:val="0"/>
         </w:rPr>
-        <w:t>ةدج ةظفاحمب ةيعانصلا</w:t>
-      </w:r>
-    </w:p>
-    <w:p>
-      <w:pPr>
-        <w:jc w:val="right"/>
-        <w:bidi/>
-      </w:pPr>
-      <w:r>
-        <w:rPr>
-          <w:b w:val="0"/>
-          <w:i w:val="0"/>
-        </w:rPr>
-        <w:t>ينرقلا رفسم نب هللا دبع</w:t>
-      </w:r>
-    </w:p>
-    <w:p>
-      <w:pPr>
-        <w:jc w:val="right"/>
-        <w:bidi/>
-      </w:pPr>
-      <w:r>
-        <w:rPr>
-          <w:b w:val="0"/>
-          <w:i w:val="0"/>
-        </w:rPr>
-        <w:t>لافصلا ةرازو</w:t>
-      </w:r>
-    </w:p>
-    <w:p>
-      <w:pPr>
-        <w:jc w:val="right"/>
-        <w:bidi/>
-      </w:pPr>
-      <w:r>
-        <w:rPr>
-          <w:b w:val="0"/>
-          <w:i w:val="0"/>
-        </w:rPr>
-        <w:t>درقعلا قيثوت مست</w:t>
+        <w:t>الصناعية بمحافظة جدة</w:t>
+      </w:r>
+    </w:p>
+    <w:p>
+      <w:pPr>
+        <w:jc w:val="right"/>
+        <w:bidi/>
+      </w:pPr>
+      <w:r>
+        <w:rPr>
+          <w:b w:val="0"/>
+          <w:i w:val="0"/>
+        </w:rPr>
+        <w:t>عبد الله بن مسفر القرني</w:t>
+      </w:r>
+    </w:p>
+    <w:p>
+      <w:pPr>
+        <w:jc w:val="right"/>
+        <w:bidi/>
+      </w:pPr>
+      <w:r>
+        <w:rPr>
+          <w:b w:val="0"/>
+          <w:i w:val="0"/>
+        </w:rPr>
+        <w:t>وزارة الصفال</w:t>
+      </w:r>
+    </w:p>
+    <w:p>
+      <w:pPr>
+        <w:jc w:val="right"/>
+        <w:bidi/>
+      </w:pPr>
+      <w:r>
+        <w:rPr>
+          <w:b w:val="0"/>
+          <w:i w:val="0"/>
+        </w:rPr>
+        <w:t>تسم توثيق العقرد</w:t>
       </w:r>
     </w:p>
     <w:p>
@@ -6195,20 +6166,20 @@
           <w:b w:val="0"/>
           <w:i w:val="0"/>
         </w:rPr>
-        <w:t>مقرلا تحت تاكرشلا دوقع لجسب قيثوتو ليجست ىرج</w:t>
-      </w:r>
-    </w:p>
-    <w:p>
-      <w:pPr>
-        <w:jc w:val="right"/>
-        <w:bidi/>
-      </w:pPr>
-      <w:r>
-        <w:rPr>
-          <w:b w:val="0"/>
-          <w:i w:val="0"/>
-        </w:rPr>
-        <w:t>قيلاوتلا ىرج ةيلعو ةيرذلا تارامألا رارقلاو روضحب كلذو ٨٢ ةفيحص ٧١٠ خيرات و جراخ</w:t>
+        <w:t>جرى تسجيل وتوثيق بسجل عقود الشركات تحت الرقم</w:t>
+      </w:r>
+    </w:p>
+    <w:p>
+      <w:pPr>
+        <w:jc w:val="right"/>
+        <w:bidi/>
+      </w:pPr>
+      <w:r>
+        <w:rPr>
+          <w:b w:val="0"/>
+          <w:i w:val="0"/>
+        </w:rPr>
+        <w:t>خارج و تاريخ ٧١٠ صحيفة ٨٢ وذلك بحضور والقرار الأمارات الذرية وعلية جرى التواليق</w:t>
       </w:r>
     </w:p>
     <w:p>
@@ -6247,33 +6218,33 @@
           <w:b w:val="0"/>
           <w:i w:val="0"/>
         </w:rPr>
-        <w:t>مكب ةيعانصلا ةيراجتلا ةفرغلا لدع بتاك</w:t>
-      </w:r>
-    </w:p>
-    <w:p>
-      <w:pPr>
-        <w:jc w:val="right"/>
-        <w:bidi/>
-      </w:pPr>
-      <w:r>
-        <w:rPr>
-          <w:b w:val="0"/>
-          <w:i w:val="0"/>
-        </w:rPr>
-        <w:t>لدتلا ةرازو</w:t>
-      </w:r>
-    </w:p>
-    <w:p>
-      <w:pPr>
-        <w:jc w:val="right"/>
-        <w:bidi/>
-      </w:pPr>
-      <w:r>
-        <w:rPr>
-          <w:b w:val="0"/>
-          <w:i w:val="0"/>
-        </w:rPr>
-        <w:t>ةرقلا رفسم نب هللا دبع</w:t>
+        <w:t>كاتب عدل الغرفة التجارية الصناعية بكم</w:t>
+      </w:r>
+    </w:p>
+    <w:p>
+      <w:pPr>
+        <w:jc w:val="right"/>
+        <w:bidi/>
+      </w:pPr>
+      <w:r>
+        <w:rPr>
+          <w:b w:val="0"/>
+          <w:i w:val="0"/>
+        </w:rPr>
+        <w:t>وزارة التدل</w:t>
+      </w:r>
+    </w:p>
+    <w:p>
+      <w:pPr>
+        <w:jc w:val="right"/>
+        <w:bidi/>
+      </w:pPr>
+      <w:r>
+        <w:rPr>
+          <w:b w:val="0"/>
+          <w:i w:val="0"/>
+        </w:rPr>
+        <w:t>عبد الله بن مسفر القرة</w:t>
       </w:r>
     </w:p>
     <w:p>
@@ -6468,7 +6439,7 @@
           <w:b w:val="0"/>
           <w:i w:val="0"/>
         </w:rPr>
-        <w:t>ثلاث فرط</w:t>
+        <w:t>طرف ثالث</w:t>
       </w:r>
     </w:p>
     <w:p>
@@ -6494,7 +6465,7 @@
           <w:b w:val="0"/>
           <w:i w:val="0"/>
         </w:rPr>
-        <w:t>سماخ فرط</w:t>
+        <w:t>طرف خامس</w:t>
       </w:r>
     </w:p>
     <w:p>
@@ -6520,7 +6491,7 @@
           <w:b w:val="0"/>
           <w:i w:val="0"/>
         </w:rPr>
-        <w:t>لاير ٠٠٠,٤٦ ةغلابلا صصحلل ةيمسالا ةميقلاب (ةصح) (٤٦) ةلوم ٤٦ ةغلابلاو ةروكذملا ةكرشلا يف هصصخ لماك نع عيبلاب لزانتلا يف سداسلا كيرشلا بغر ثيحو ، ( لوألا فرطلاب دعب اميف هيلا راشيو ةكرشلاب ديدج كيرشك ينبز سابع دمحأ ةماسأ / ديسلا ديدجلا لوألا كيرشلل ريغال لاير فلأ نوعستو (نانثا لاير ۰۰۰,۲۹ ةغلابلا صصحلل ةيمسألا ةميقلاب (ةصح (۲۹) ةصح ۲۹ ةغلابلاو ةروكذملا ةكرشلا يف هصصح لماك نع عيبلاب لزانتلا يف سماخلا كيرشلا بغر ثيحو ، لوألا فرطلاب دعب اميف هيلا راشيو ةكرشلاب ديدج كيرشك ينيز سابع دمحأ ةماسأ / ديسلا ديدجلا لوألا كيرشلل ريغال لاير فلأ نوعستو (نانثا لاير ۰۰۰,۲۹ ةغلابلا صصحلل ةيمسألا ةميقلاب (ةصح (۲۹) ةصح ۲۹ ةغلابلاو ةروكذملا ةكرشلا يف هصصح لماك نع عيبلاب لزانتلا يف عبارلا كيرشلا بغر ثيحو (لوألا فرطلاب دعب اميف هيلا راشيو ةكرشلاب ديدج كيرشك ينيز سابع دمحأ ةماسأ / ديسلا ديدجلا لوألا كيرشلل ريغال لاير فلأ نوثالثو ناتئام) لایر ۰۰۰,۰۳۲ ةغلابلا صصحلل ةيمسألا ةميقلاب ةصح) (۰۳۲ ةصح ٢٣٠ ةغلابلاو ةروكذملا ةكرشلا يف هصصح لماك نع عيبلاب لزانتلا يف يناثلا كيرشلا بغر ثيحو ، (لوألا فرطلاب دعب اميف هيلا راشيو ةكرشلاب ديدج كيرشك ينيز سابع دمحأ ةماسأ / ديسلا ديدجلا لوألا كيرشلا ىلا ريغال لاير فلأ) لاير ١٠٠٠ ةدحاولا ةصحلا ةميق نأو ريغال يدوعس لاير فلأ ةرشعو ةئامثالث) لاير ۰۱۳ ۰۰۰ ةغلابلا صصحلل ةيمسالا ةميقلاب ةصح (۰۱۳) ةصح (۰۱۳ ةغلابلاو ةروكذملا ةكرشلا يف ةصصح لماك نع عيبلاب لزانتلا يف لوألا كيرشلا بغر ثيح ، ـه١٤٣٠/٤/٤ خيراتو عا راد دلجم ٥١ ةفيحص ٥١ مقرب ةدج لدع بتاك ىدل تبثملا ءاكرشلا رارقب لدعملاو ، ـه۹/۳/۹۲١٤ دلجم ٥٥ ةقيدص ٥٢ مقرب ةدج لدع بتاك ىدل تبثملا ءاكرشلا رارقب لدعملاو ، ـه١٤٢٧/١٢/١٨ خيراتو ۲/ش/۹ دلجم ۹۸۱ ۸۸۱ ةفيحص ١٧٤ مقر ةدج لدع بتاك ىدل تبثملا ءاكرشلا رارقب لدعملاو . ـه١٤٢٣/١٢/٢ خيراتو ع /ش/۰۱ دلجم ٨١ ةفيحص ٤٩ مقر ةدج لدع بتاك ىدل تبثملا ءاكرشلا رارقب لدعملاو . ـه ١٤١٣/٩/٨ خيراتو ٤٠٧ ددعلاب ىلوألا ةدج لدع بتاك ىدل اهسيسأت دقع تبثملاو ـه١٤١٣/١٠/٢٦ خيراتو ٤٠٣٠٠٩٤٨٢٥ مقر تحت ةدج ةنيدمب يراجتلا لجسلاب ةديقملا ةدودحملا هدالوأو ينيز دمحأ ةكرش سيسأت</w:t>
+        <w:t>تأسيس شركة أحمد زيني وأولاده المحدودة المقيدة بالسجل التجاري بمدينة جدة تحت رقم ٤٠٣٠٠٩٤٨٢٥ وتاريخ ١٤١٣/١٠/٢٦هـ والمثبت عقد تأسيسها لدى كاتب عدل جدة الأولى بالعدد ٤٠٧ وتاريخ ١٤١٣/٩/٨ هـ . والمعدل بقرار الشركاء المثبت لدى كاتب عدل جدة رقم ٤٩ صحيفة ٨١ مجلد ۱۰/ش/ ع وتاريخ ١٤٢٣/١٢/٢هـ . والمعدل بقرار الشركاء المثبت لدى كاتب عدل جدة رقم ١٧٤ صحيفة ۱۸۸ ۱۸۹ مجلد ۹/ش/۲ وتاريخ ١٤٢٧/١٢/١٨هـ ، والمعدل بقرار الشركاء المثبت لدى كاتب عدل جدة برقم ٥٢ صديقة ٥٥ مجلد ١٤۲۹/۳/۹هـ ، والمعدل بقرار الشركاء المثبت لدى كاتب عدل جدة برقم ٥١ صحيفة ٥١ مجلد دار اع وتاريخ ١٤٣٠/٤/٤هـ ، حيث رغب الشريك الأول في التنازل بالبيع عن كامل حصصة في الشركة المذكورة والبالغة ۳۱۰) حصة (۳۱۰) حصة بالقيمة الاسمية للحصص البالغة ۰۰۰ ۳۱۰ ريال (ثلاثمائة وعشرة ألف ريال سعودي لاغير وأن قيمة الحصة الواحدة ١٠٠٠ ريال (ألف ريال لاغير الى الشريك الأول الجديد السيد / أسامة أحمد عباس زيني كشريك جديد بالشركة ويشار اليه فيما بعد بالطرف الأول) ، وحيث رغب الشريك الثاني في التنازل بالبيع عن كامل حصصه في الشركة المذكورة والبالغة ٢٣٠ حصة ۲۳۰) (حصة بالقيمة الأسمية للحصص البالغة ۲۳۰,۰۰۰ ریال (مائتان وثلاثون ألف ريال لاغير للشريك الأول الجديد السيد / أسامة أحمد عباس زيني كشريك جديد بالشركة ويشار اليه فيما بعد بالطرف الأول) وحيث رغب الشريك الرابع في التنازل بالبيع عن كامل حصصه في الشركة المذكورة والبالغة ۹۲ حصة (۹۲) حصة) بالقيمة الأسمية للحصص البالغة ۹۲,۰۰۰ ريال اثنان) وتسعون ألف ريال لاغير للشريك الأول الجديد السيد / أسامة أحمد عباس زيني كشريك جديد بالشركة ويشار اليه فيما بعد بالطرف الأول ، وحيث رغب الشريك الخامس في التنازل بالبيع عن كامل حصصه في الشركة المذكورة والبالغة ۹۲ حصة (۹۲) حصة) بالقيمة الأسمية للحصص البالغة ۹۲,۰۰۰ ريال اثنان) وتسعون ألف ريال لاغير للشريك الأول الجديد السيد / أسامة أحمد عباس زبني كشريك جديد بالشركة ويشار اليه فيما بعد بالطرف الأول ) ، وحيث رغب الشريك السادس في التنازل بالبيع عن كامل خصصه في الشركة المذكورة والبالغة ٤٦ مولة (٤٦) (حصة) بالقيمة الاسمية للحصص البالغة ٤٦,٠٠٠ ريال</w:t>
       </w:r>
     </w:p>
     <w:p>
@@ -6559,20 +6530,20 @@
           <w:b w:val="0"/>
           <w:i w:val="0"/>
         </w:rPr>
-        <w:t>۹٠۸٥۱٠۲/۱/۱۱۹۰ :سكاف ۹۱۹۰ (۲) ١١٩۰۱۰۱ فلاخ ةيدوعسلا ةيبرعلا ةقطنملا ٢١٤٩٤٠٠ ١٧٩٥٦ ب نم ةيدلاخلا يح ةريزجلا بلق عراش عم ناطلس ريمألا عراش ماروأ ىليل يدوعس لاير ۰۰۰۰۰۰۰۰۱ لاملا سأر</w:t>
-      </w:r>
-    </w:p>
-    <w:p>
-      <w:pPr>
-        <w:jc w:val="right"/>
-        <w:bidi/>
-      </w:pPr>
-      <w:r>
-        <w:rPr>
-          <w:b w:val="0"/>
-          <w:i w:val="0"/>
-        </w:rPr>
-        <w:t>دلا</w:t>
+        <w:t>رأس المال ۱۰۰۰۰۰۰۰۰ ريال سعودي ليلى أورام شارع الأمير سلطان مع شارع قلب الجزيرة حي الخالدية من ب ١٧٩٥٦ ٢١٤٩٤٠٠ المنطقة العربية السعودية خالف ۱۰۱۰١١٩ (۲) ۰۹۱۹ فاكس: ۰۹۱۱/۱/۲٠۱٥۸٠۹</w:t>
+      </w:r>
+    </w:p>
+    <w:p>
+      <w:pPr>
+        <w:jc w:val="right"/>
+        <w:bidi/>
+      </w:pPr>
+      <w:r>
+        <w:rPr>
+          <w:b w:val="0"/>
+          <w:i w:val="0"/>
+        </w:rPr>
+        <w:t>الد</w:t>
       </w:r>
     </w:p>
     <w:p>
@@ -6650,7 +6621,7 @@
           <w:b w:val="0"/>
           <w:i w:val="0"/>
         </w:rPr>
-        <w:t>: يلي امل اقفو هالعأ ةكرشلا سيسأت دقع ليدعت لاملا سأر نم (%۰۰۱ ) ةبسن لثمت ةصح (١٠٠٠) نوكلمي نيذلا عامجالاب ءاكرشلا ررق دقف هيلعو ةعابملا صصحلا نأشب مهنيب اميف ةيئاهنو ةمات ةصلاخم ةباثمب رارقلا اذه ىلع عيقوتلاب ءاكرشلا مايق ربتعيو ، ديدجلا لوألا كيرشلا هاجت مهقوقح سداسلاو سماخلاو عبارلاو يناثلاو لوألا فارطألا ىفوتسا دقو هلجأ وأ هلاح تامازتلا نم اهيلع امو قوقح نم اهعيمج ةعابملا صصحلل امب هالعأ سداسلاو سماخلاو عبارلاو يناثلاو لوألا فارطألا نم هعيمج لزانتلا اذه لبق يذلاو ، (لوألا فرطلاب دعب اميف هيلا راشيو ةكرشلاب ديدج كيرشك ينيز سابع دمحأ ةماسأ / ديسلا ديدجلا لوأل كيرشلل (ريغال لاير فلأ نوعبرأو ةتس)</w:t>
+        <w:t>(ستة وأربعون ألف ريال لاغير) للشريك لأول الجديد السيد / أسامة أحمد عباس زيني كشريك جديد بالشركة ويشار اليه فيما بعد بالطرف الأول) ، والذي قبل هذا التنازل جميعه من الأطراف الأول والثاني والرابع والخامس والسادس أعلاه بما للحصص المباعة جميعها من حقوق وما عليها من التزامات حاله أو أجله وقد استوفى الأطراف الأول والثاني والرابع والخامس والسادس حقوقهم تجاه الشريك الأول الجديد ، ويعتبر قيام الشركاء بالتوقيع على هذا القرار بمثابة مخالصة تامة ونهائية فيما بينهم بشأن الحصص المباعة وعليه فقد قرر الشركاء بالاجماع الذين يملكون (١٠٠٠) حصة تمثل نسبة ( ۱۰۰%) من رأس المال تعديل عقد تأسيس الشركة أعلاه وفقا لما يلي :</w:t>
       </w:r>
     </w:p>
     <w:p>
@@ -6759,41 +6730,39 @@
     </w:p>
     <w:p>
       <w:pPr>
-        <w:jc w:val="right"/>
-        <w:bidi/>
-      </w:pPr>
-      <w:r>
-        <w:rPr>
-          <w:b w:val="0"/>
-          <w:i w:val="0"/>
-        </w:rPr>
-        <w:t>كيرشلا مسا</w:t>
-      </w:r>
-    </w:p>
-    <w:p>
-      <w:pPr>
-        <w:jc w:val="right"/>
-        <w:bidi/>
-      </w:pPr>
-      <w:r>
-        <w:rPr>
-          <w:b w:val="0"/>
-          <w:i w:val="0"/>
-        </w:rPr>
-        <w:t>ينيز سابع دمحأ ةماسلا</w:t>
-      </w:r>
-    </w:p>
-    <w:p>
-      <w:pPr>
-        <w:jc w:val="right"/>
-        <w:bidi/>
-      </w:pPr>
-      <w:r>
-        <w:rPr>
-          <w:b w:val="0"/>
-          <w:i w:val="0"/>
-        </w:rPr>
-        <w:t>ةدودحملا وكزوأ ةكرش</w:t>
+        <w:pStyle w:val="Heading2"/>
+        <w:jc w:val="right"/>
+        <w:bidi/>
+      </w:pPr>
+      <w:r>
+        <w:t>[بيانات الأطراف: المدعي / المدعى عليه / الحاضرون] ===</w:t>
+        <w:br/>
+        <w:t>اسم الشريك</w:t>
+      </w:r>
+    </w:p>
+    <w:p>
+      <w:pPr>
+        <w:pStyle w:val="Heading2"/>
+        <w:jc w:val="right"/>
+        <w:bidi/>
+      </w:pPr>
+      <w:r>
+        <w:t>[المتن الفعلي: الوقائع / الأسباب / المنطوق] ===</w:t>
+        <w:br/>
+        <w:t>السامة أحمد عباس زيني</w:t>
+      </w:r>
+    </w:p>
+    <w:p>
+      <w:pPr>
+        <w:jc w:val="right"/>
+        <w:bidi/>
+      </w:pPr>
+      <w:r>
+        <w:rPr>
+          <w:b w:val="0"/>
+          <w:i w:val="0"/>
+        </w:rPr>
+        <w:t>شركة أوزكو المحدودة</w:t>
       </w:r>
     </w:p>
     <w:p>
@@ -6819,33 +6788,33 @@
           <w:b w:val="0"/>
           <w:i w:val="0"/>
         </w:rPr>
-        <w:t>ةيوئملا ةبسنلا ةميق عومجم ةصحلا ةميق صصحلا ددع</w:t>
-      </w:r>
-    </w:p>
-    <w:p>
-      <w:pPr>
-        <w:jc w:val="right"/>
-        <w:bidi/>
-      </w:pPr>
-      <w:r>
-        <w:rPr>
-          <w:b w:val="0"/>
-          <w:i w:val="0"/>
-        </w:rPr>
-        <w:t>لايرلاب</w:t>
-      </w:r>
-    </w:p>
-    <w:p>
-      <w:pPr>
-        <w:jc w:val="right"/>
-        <w:bidi/>
-      </w:pPr>
-      <w:r>
-        <w:rPr>
-          <w:b w:val="0"/>
-          <w:i w:val="0"/>
-        </w:rPr>
-        <w:t>لابرلاب صصحلا</w:t>
+        <w:t>عدد الحصص قيمة الحصة مجموع قيمة النسبة المئوية</w:t>
+      </w:r>
+    </w:p>
+    <w:p>
+      <w:pPr>
+        <w:jc w:val="right"/>
+        <w:bidi/>
+      </w:pPr>
+      <w:r>
+        <w:rPr>
+          <w:b w:val="0"/>
+          <w:i w:val="0"/>
+        </w:rPr>
+        <w:t>بالريال</w:t>
+      </w:r>
+    </w:p>
+    <w:p>
+      <w:pPr>
+        <w:jc w:val="right"/>
+        <w:bidi/>
+      </w:pPr>
+      <w:r>
+        <w:rPr>
+          <w:b w:val="0"/>
+          <w:i w:val="0"/>
+        </w:rPr>
+        <w:t>الحصص بالربال</w:t>
       </w:r>
     </w:p>
     <w:p>
@@ -7116,20 +7085,20 @@
           <w:b w:val="0"/>
           <w:i w:val="0"/>
         </w:rPr>
-        <w:t>.عيقوتلا</w:t>
-      </w:r>
-    </w:p>
-    <w:p>
-      <w:pPr>
-        <w:jc w:val="right"/>
-        <w:bidi/>
-      </w:pPr>
-      <w:r>
-        <w:rPr>
-          <w:b w:val="0"/>
-          <w:i w:val="0"/>
-        </w:rPr>
-        <w:t>: لزانتملا لوألا فرطلا</w:t>
+        <w:t>التوقيع.</w:t>
+      </w:r>
+    </w:p>
+    <w:p>
+      <w:pPr>
+        <w:jc w:val="right"/>
+        <w:bidi/>
+      </w:pPr>
+      <w:r>
+        <w:rPr>
+          <w:b w:val="0"/>
+          <w:i w:val="0"/>
+        </w:rPr>
+        <w:t>الطرف الأول المتنازل :</w:t>
       </w:r>
     </w:p>
     <w:p>
@@ -7153,20 +7122,20 @@
       <w:r>
         <w:t>[المتن الفعلي: الوقائع / الأسباب / المنطوق] ===</w:t>
         <w:br/>
-        <w:t>بيجأ : عيقوتلا</w:t>
-      </w:r>
-    </w:p>
-    <w:p>
-      <w:pPr>
-        <w:jc w:val="right"/>
-        <w:bidi/>
-      </w:pPr>
-      <w:r>
-        <w:rPr>
-          <w:b w:val="0"/>
-          <w:i w:val="0"/>
-        </w:rPr>
-        <w:t>(يناثلا كيرشلا : ثلا فرطلا</w:t>
+        <w:t>التوقيع : أجيب</w:t>
+      </w:r>
+    </w:p>
+    <w:p>
+      <w:pPr>
+        <w:jc w:val="right"/>
+        <w:bidi/>
+      </w:pPr>
+      <w:r>
+        <w:rPr>
+          <w:b w:val="0"/>
+          <w:i w:val="0"/>
+        </w:rPr>
+        <w:t>الطرف الث : الشريك الثاني)</w:t>
       </w:r>
     </w:p>
     <w:p>
@@ -7190,20 +7159,20 @@
       <w:r>
         <w:t>[المتن الفعلي: الوقائع / الأسباب / المنطوق] ===</w:t>
         <w:br/>
-        <w:t>. عيقوتلا</w:t>
-      </w:r>
-    </w:p>
-    <w:p>
-      <w:pPr>
-        <w:jc w:val="right"/>
-        <w:bidi/>
-      </w:pPr>
-      <w:r>
-        <w:rPr>
-          <w:b w:val="0"/>
-          <w:i w:val="0"/>
-        </w:rPr>
-        <w:t>: لزانتملا سماخلا فرطلا</w:t>
+        <w:t>التوقيع .</w:t>
+      </w:r>
+    </w:p>
+    <w:p>
+      <w:pPr>
+        <w:jc w:val="right"/>
+        <w:bidi/>
+      </w:pPr>
+      <w:r>
+        <w:rPr>
+          <w:b w:val="0"/>
+          <w:i w:val="0"/>
+        </w:rPr>
+        <w:t>الطرف الخامس المتنازل :</w:t>
       </w:r>
     </w:p>
     <w:p>
@@ -7227,33 +7196,33 @@
       <w:r>
         <w:t>[المتن الفعلي: الوقائع / الأسباب / المنطوق] ===</w:t>
         <w:br/>
-        <w:t>: عيقوتلا</w:t>
-      </w:r>
-    </w:p>
-    <w:p>
-      <w:pPr>
-        <w:jc w:val="right"/>
-        <w:bidi/>
-      </w:pPr>
-      <w:r>
-        <w:rPr>
-          <w:b w:val="0"/>
-          <w:i w:val="0"/>
-        </w:rPr>
-        <w:t>، ، ، قفوملا هللاو</w:t>
-      </w:r>
-    </w:p>
-    <w:p>
-      <w:pPr>
-        <w:jc w:val="right"/>
-        <w:bidi/>
-      </w:pPr>
-      <w:r>
-        <w:rPr>
-          <w:b w:val="0"/>
-          <w:i w:val="0"/>
-        </w:rPr>
-        <w:t>: لزانتملا يناثلا فرطلا</w:t>
+        <w:t>التوقيع :</w:t>
+      </w:r>
+    </w:p>
+    <w:p>
+      <w:pPr>
+        <w:jc w:val="right"/>
+        <w:bidi/>
+      </w:pPr>
+      <w:r>
+        <w:rPr>
+          <w:b w:val="0"/>
+          <w:i w:val="0"/>
+        </w:rPr>
+        <w:t>والله الموفق ، ، ،</w:t>
+      </w:r>
+    </w:p>
+    <w:p>
+      <w:pPr>
+        <w:jc w:val="right"/>
+        <w:bidi/>
+      </w:pPr>
+      <w:r>
+        <w:rPr>
+          <w:b w:val="0"/>
+          <w:i w:val="0"/>
+        </w:rPr>
+        <w:t>الطرف الثاني المتنازل :</w:t>
       </w:r>
     </w:p>
     <w:p>
@@ -7277,20 +7246,20 @@
       <w:r>
         <w:t>[المتن الفعلي: الوقائع / الأسباب / المنطوق] ===</w:t>
         <w:br/>
-        <w:t>: عيقوتلا</w:t>
-      </w:r>
-    </w:p>
-    <w:p>
-      <w:pPr>
-        <w:jc w:val="right"/>
-        <w:bidi/>
-      </w:pPr>
-      <w:r>
-        <w:rPr>
-          <w:b w:val="0"/>
-          <w:i w:val="0"/>
-        </w:rPr>
-        <w:t>: لزانتملا عبارلا فرطلا</w:t>
+        <w:t>التوقيع :</w:t>
+      </w:r>
+    </w:p>
+    <w:p>
+      <w:pPr>
+        <w:jc w:val="right"/>
+        <w:bidi/>
+      </w:pPr>
+      <w:r>
+        <w:rPr>
+          <w:b w:val="0"/>
+          <w:i w:val="0"/>
+        </w:rPr>
+        <w:t>الطرف الرابع المتنازل :</w:t>
       </w:r>
     </w:p>
     <w:p>
@@ -7314,20 +7283,20 @@
       <w:r>
         <w:t>[المتن الفعلي: الوقائع / الأسباب / المنطوق] ===</w:t>
         <w:br/>
-        <w:t>: عيقوتلا</w:t>
-      </w:r>
-    </w:p>
-    <w:p>
-      <w:pPr>
-        <w:jc w:val="right"/>
-        <w:bidi/>
-      </w:pPr>
-      <w:r>
-        <w:rPr>
-          <w:b w:val="0"/>
-          <w:i w:val="0"/>
-        </w:rPr>
-        <w:t>: لزانتملا سداسلا فرطلا</w:t>
+        <w:t>التوقيع :</w:t>
+      </w:r>
+    </w:p>
+    <w:p>
+      <w:pPr>
+        <w:jc w:val="right"/>
+        <w:bidi/>
+      </w:pPr>
+      <w:r>
+        <w:rPr>
+          <w:b w:val="0"/>
+          <w:i w:val="0"/>
+        </w:rPr>
+        <w:t>الطرف السادس المتنازل :</w:t>
       </w:r>
     </w:p>
     <w:p>
@@ -7351,20 +7320,20 @@
       <w:r>
         <w:t>[المتن الفعلي: الوقائع / الأسباب / المنطوق] ===</w:t>
         <w:br/>
-        <w:t>: عيقوتلا</w:t>
-      </w:r>
-    </w:p>
-    <w:p>
-      <w:pPr>
-        <w:jc w:val="right"/>
-        <w:bidi/>
-      </w:pPr>
-      <w:r>
-        <w:rPr>
-          <w:b w:val="0"/>
-          <w:i w:val="0"/>
-        </w:rPr>
-        <w:t>( ديدجلا لوألا كيرشلا ) لوالا فرطلا</w:t>
+        <w:t>التوقيع :</w:t>
+      </w:r>
+    </w:p>
+    <w:p>
+      <w:pPr>
+        <w:jc w:val="right"/>
+        <w:bidi/>
+      </w:pPr>
+      <w:r>
+        <w:rPr>
+          <w:b w:val="0"/>
+          <w:i w:val="0"/>
+        </w:rPr>
+        <w:t>الطرف الاول ( الشريك الأول الجديد )</w:t>
       </w:r>
     </w:p>
     <w:p>
@@ -7388,7 +7357,7 @@
       <w:r>
         <w:t>[المتن الفعلي: الوقائع / الأسباب / المنطوق] ===</w:t>
         <w:br/>
-        <w:t>:- عيقوتلا</w:t>
+        <w:t>التوقيع :-</w:t>
       </w:r>
     </w:p>
     <w:p>
@@ -7438,7 +7407,7 @@
           <w:b w:val="0"/>
           <w:i w:val="0"/>
         </w:rPr>
-        <w:t>۹۱۹۰ (۲) ۹۱۱۹۰۹ ،یمفاه ،۱۱۹ (۲) ۹۱۲۸۱۰۱ :فلاع ةيدوعسلا ةيبرعلا ةكلمملا ۱۹۱۱۲ ةدج ١٠٩٥١ ب نم ةيدلاخلا يح ةريزجلا بلق عراش عم ناطلس ريمألا عراش وكزوأ يليم</w:t>
+        <w:t>ميلي أوزكو شارع الأمير سلطان مع شارع قلب الجزيرة حي الخالدية من ب ١٠٩٥١ جدة ۲۱۱۹۱ المملكة العربية السعودية عالف: ۱۰۱۸۲۱۹ (۲) ۹۱۱، هافمی، ۹۰۹۱۱۹ (۲) ۰۹۱۹</w:t>
       </w:r>
     </w:p>
     <w:p>
@@ -7525,7 +7494,7 @@
       <w:r>
         <w:t>[المتن الفعلي: الوقائع / الأسباب / المنطوق] ===</w:t>
         <w:br/>
-        <w:t>ةدج ةظفاحمب ةراجتلا ةرازو عرف ماع ريدم ةداعس</w:t>
+        <w:t>سعادة مدير عام فرع وزارة التجارة بمحافظة جدة</w:t>
       </w:r>
     </w:p>
     <w:p>
@@ -7664,33 +7633,33 @@
           <w:b w:val="0"/>
           <w:i w:val="0"/>
         </w:rPr>
-        <w:t>ةدج ةظفاحمب ةيعانصلا ةيراجتلا ةفرغلا</w:t>
-      </w:r>
-    </w:p>
-    <w:p>
-      <w:pPr>
-        <w:jc w:val="right"/>
-        <w:bidi/>
-      </w:pPr>
-      <w:r>
-        <w:rPr>
-          <w:b w:val="0"/>
-          <w:i w:val="0"/>
-        </w:rPr>
-        <w:t>ينرقلا رفسم نب هللا دبع</w:t>
-      </w:r>
-    </w:p>
-    <w:p>
-      <w:pPr>
-        <w:jc w:val="right"/>
-        <w:bidi/>
-      </w:pPr>
-      <w:r>
-        <w:rPr>
-          <w:b w:val="0"/>
-          <w:i w:val="0"/>
-        </w:rPr>
-        <w:t>دوقعلا قيثوت مسق</w:t>
+        <w:t>الغرفة التجارية الصناعية بمحافظة جدة</w:t>
+      </w:r>
+    </w:p>
+    <w:p>
+      <w:pPr>
+        <w:jc w:val="right"/>
+        <w:bidi/>
+      </w:pPr>
+      <w:r>
+        <w:rPr>
+          <w:b w:val="0"/>
+          <w:i w:val="0"/>
+        </w:rPr>
+        <w:t>عبد الله بن مسفر القرني</w:t>
+      </w:r>
+    </w:p>
+    <w:p>
+      <w:pPr>
+        <w:jc w:val="right"/>
+        <w:bidi/>
+      </w:pPr>
+      <w:r>
+        <w:rPr>
+          <w:b w:val="0"/>
+          <w:i w:val="0"/>
+        </w:rPr>
+        <w:t>قسم توثيق العقود</w:t>
       </w:r>
     </w:p>
     <w:p>
@@ -7742,7 +7711,7 @@
           <w:b w:val="0"/>
           <w:i w:val="0"/>
         </w:rPr>
-        <w:t>مقرلا تحت تاكرشلا دوقع لجسب</w:t>
+        <w:t>بسجل عقود الشركات تحت الرقم</w:t>
       </w:r>
     </w:p>
     <w:p>
@@ -7768,7 +7737,7 @@
           <w:b w:val="0"/>
           <w:i w:val="0"/>
         </w:rPr>
-        <w:t>.ةيريرحت انم قيدصتلاو ةيبرتلا ىرج ةياور وشعملا فارشألا رارقلاو روضحب كلذو</w:t>
+        <w:t>وذلك بحضور والقرار الأشراف المعشو رواية جرى التربية والتصديق منا تحريرية.</w:t>
       </w:r>
     </w:p>
     <w:p>
@@ -7794,20 +7763,20 @@
           <w:b w:val="0"/>
           <w:i w:val="0"/>
         </w:rPr>
-        <w:t>ردعلا ةرازو</w:t>
-      </w:r>
-    </w:p>
-    <w:p>
-      <w:pPr>
-        <w:jc w:val="right"/>
-        <w:bidi/>
-      </w:pPr>
-      <w:r>
-        <w:rPr>
-          <w:b w:val="0"/>
-          <w:i w:val="0"/>
-        </w:rPr>
-        <w:t>يعانص ةيراجتلا ةفرغلا لدع بتاك</w:t>
+        <w:t>وزارة العدر</w:t>
+      </w:r>
+    </w:p>
+    <w:p>
+      <w:pPr>
+        <w:jc w:val="right"/>
+        <w:bidi/>
+      </w:pPr>
+      <w:r>
+        <w:rPr>
+          <w:b w:val="0"/>
+          <w:i w:val="0"/>
+        </w:rPr>
+        <w:t>كاتب عدل الغرفة التجارية صناعي</w:t>
       </w:r>
     </w:p>
     <w:p>
@@ -7880,7 +7849,7 @@
       <w:r>
         <w:t>[المتن الفعلي: الوقائع / الأسباب / المنطوق] ===</w:t>
         <w:br/>
-        <w:t>ىلوألا ةيصخشلا لاوحألا ةرئاد</w:t>
+        <w:t>دائرة الأحوال الشخصية الأولى</w:t>
       </w:r>
     </w:p>
     <w:p>
@@ -7943,7 +7912,7 @@
           <w:b w:val="0"/>
           <w:i w:val="0"/>
         </w:rPr>
-        <w:t>مسإلا</w:t>
+        <w:t>الإسم</w:t>
       </w:r>
     </w:p>
     <w:p>
@@ -8435,7 +8404,7 @@
           <w:b w:val="0"/>
           <w:i w:val="0"/>
         </w:rPr>
-        <w:t>ىلوالا ةيصخشلا لاوحالا ةرئاد</w:t>
+        <w:t>دائرة الاحوال الشخصية الاولى</w:t>
       </w:r>
     </w:p>
     <w:p>
@@ -8534,7 +8503,7 @@
           <w:b w:val="0"/>
           <w:i w:val="0"/>
         </w:rPr>
-        <w:t>ىلوألا ةيصخشلا لاوحالا ةرئاد</w:t>
+        <w:t>دائرة الاحوال الشخصية الأولى</w:t>
       </w:r>
     </w:p>
     <w:p>
@@ -8584,7 +8553,7 @@
           <w:b w:val="0"/>
           <w:i w:val="0"/>
         </w:rPr>
-        <w:t>بابسألا</w:t>
+        <w:t>الأسباب</w:t>
       </w:r>
     </w:p>
     <w:p>
@@ -8660,7 +8629,7 @@
       <w:r>
         <w:t>[المتن الفعلي: الوقائع / الأسباب / المنطوق] ===</w:t>
         <w:br/>
-        <w:t>عفانلا عفان هللادبع فيان</w:t>
+        <w:t>نايف عبدالله نافع النافع</w:t>
       </w:r>
     </w:p>
     <w:p>
@@ -8712,20 +8681,20 @@
           <w:b w:val="0"/>
           <w:i w:val="0"/>
         </w:rPr>
-        <w:t>نيسح لا هللادبع زيزعلا دبع دلاخ</w:t>
-      </w:r>
-    </w:p>
-    <w:p>
-      <w:pPr>
-        <w:jc w:val="right"/>
-        <w:bidi/>
-      </w:pPr>
-      <w:r>
-        <w:rPr>
-          <w:b w:val="0"/>
-          <w:i w:val="0"/>
-        </w:rPr>
-        <w:t>دمحألا دمحم هللا دبع ميهاربا ةرئادلا وضع</w:t>
+        <w:t>خالد عبد العزيز عبدالله ال حسين</w:t>
+      </w:r>
+    </w:p>
+    <w:p>
+      <w:pPr>
+        <w:jc w:val="right"/>
+        <w:bidi/>
+      </w:pPr>
+      <w:r>
+        <w:rPr>
+          <w:b w:val="0"/>
+          <w:i w:val="0"/>
+        </w:rPr>
+        <w:t>عضو الدائرة ابراهيم عبد الله محمد الأحمد</w:t>
       </w:r>
     </w:p>
     <w:p>
@@ -8775,7 +8744,7 @@
       <w:r>
         <w:t>[المتن الفعلي: الوقائع / الأسباب / المنطوق] ===</w:t>
         <w:br/>
-        <w:t>ةحصلا ةرازو</w:t>
+        <w:t>وزارة الصحة</w:t>
       </w:r>
     </w:p>
     <w:p>
@@ -8801,20 +8770,20 @@
           <w:b w:val="0"/>
           <w:i w:val="0"/>
         </w:rPr>
-        <w:t>ةدجب ةيسفنلا ةحصلا ىفشتسم ةدج ةظفاحمب ةيحصلا نوئشلا ةيريدم</w:t>
-      </w:r>
-    </w:p>
-    <w:p>
-      <w:pPr>
-        <w:jc w:val="right"/>
-        <w:bidi/>
-      </w:pPr>
-      <w:r>
-        <w:rPr>
-          <w:b w:val="0"/>
-          <w:i w:val="0"/>
-        </w:rPr>
-        <w:t>ةحصلا ةرازو</w:t>
+        <w:t>مديرية الشئون الصحية بمحافظة جدة مستشفى الصحة النفسية بجدة</w:t>
+      </w:r>
+    </w:p>
+    <w:p>
+      <w:pPr>
+        <w:jc w:val="right"/>
+        <w:bidi/>
+      </w:pPr>
+      <w:r>
+        <w:rPr>
+          <w:b w:val="0"/>
+          <w:i w:val="0"/>
+        </w:rPr>
+        <w:t>وزارة الصحة</w:t>
       </w:r>
     </w:p>
     <w:p>
@@ -8866,7 +8835,7 @@
           <w:b w:val="0"/>
           <w:i w:val="0"/>
         </w:rPr>
-        <w:t>: تاعوفشملا</w:t>
+        <w:t>المشفوعات :</w:t>
       </w:r>
     </w:p>
     <w:p>
@@ -8905,7 +8874,7 @@
           <w:b w:val="0"/>
           <w:i w:val="0"/>
         </w:rPr>
-        <w:t>رمعلا</w:t>
+        <w:t>العمر</w:t>
       </w:r>
     </w:p>
     <w:p>
@@ -8972,15 +8941,14 @@
     </w:p>
     <w:p>
       <w:pPr>
-        <w:jc w:val="right"/>
-        <w:bidi/>
-      </w:pPr>
-      <w:r>
-        <w:rPr>
-          <w:b w:val="0"/>
-          <w:i w:val="0"/>
-        </w:rPr>
-        <w:t>ةدج ةظفاحمب دعاسملا ةماعلا ةمكحملا سيئر ةليضف</w:t>
+        <w:pStyle w:val="Heading2"/>
+        <w:jc w:val="right"/>
+        <w:bidi/>
+      </w:pPr>
+      <w:r>
+        <w:t>[المُرسَل إليه / المخاطَب والتحية] ===</w:t>
+        <w:br/>
+        <w:t>فضيلة رئيس المحكمة العامة المساعد بمحافظة جدة</w:t>
       </w:r>
     </w:p>
     <w:p>
@@ -9029,20 +8997,20 @@
           <w:b w:val="0"/>
           <w:i w:val="0"/>
         </w:rPr>
-        <w:t>.ميق نييعت ىلا جاتحي الو هنوئشب مايقلا ىلع رداق روكذملا نا / هنجللا ىرت هيلعو</w:t>
-      </w:r>
-    </w:p>
-    <w:p>
-      <w:pPr>
-        <w:jc w:val="right"/>
-        <w:bidi/>
-      </w:pPr>
-      <w:r>
-        <w:rPr>
-          <w:b w:val="0"/>
-          <w:i w:val="0"/>
-        </w:rPr>
-        <w:t>جلاعملا بيبطلا</w:t>
+        <w:t>وعليه ترى اللجنه / ان المذكور قادر على القيام بشئونه ولا يحتاج الى تعيين قيم.</w:t>
+      </w:r>
+    </w:p>
+    <w:p>
+      <w:pPr>
+        <w:jc w:val="right"/>
+        <w:bidi/>
+      </w:pPr>
+      <w:r>
+        <w:rPr>
+          <w:b w:val="0"/>
+          <w:i w:val="0"/>
+        </w:rPr>
+        <w:t>الطبيب المعالج</w:t>
       </w:r>
     </w:p>
     <w:p>
@@ -9068,7 +9036,7 @@
           <w:b w:val="0"/>
           <w:i w:val="0"/>
         </w:rPr>
-        <w:t>يسفنلا بطلا يراشتسا</w:t>
+        <w:t>استشاري الطب النفسي</w:t>
       </w:r>
     </w:p>
     <w:p>
@@ -9094,7 +9062,7 @@
           <w:b w:val="0"/>
           <w:i w:val="0"/>
         </w:rPr>
-        <w:t>يسفنلا بنعلا يراشتنا</w:t>
+        <w:t>انتشاري العنب النفسي</w:t>
       </w:r>
     </w:p>
     <w:p>
@@ -9120,20 +9088,19 @@
           <w:b w:val="0"/>
           <w:i w:val="0"/>
         </w:rPr>
-        <w:t>لا ةيبرعلا ةكلممو</w:t>
-      </w:r>
-    </w:p>
-    <w:p>
-      <w:pPr>
-        <w:jc w:val="right"/>
-        <w:bidi/>
-      </w:pPr>
-      <w:r>
-        <w:rPr>
-          <w:b w:val="0"/>
-          <w:i w:val="0"/>
-        </w:rPr>
-        <w:t>ىفشتسملا ريدمو ةيبطلا ةنجللا سيئر</w:t>
+        <w:t>ومملكة العربية ال</w:t>
+      </w:r>
+    </w:p>
+    <w:p>
+      <w:pPr>
+        <w:pStyle w:val="Heading2"/>
+        <w:jc w:val="right"/>
+        <w:bidi/>
+      </w:pPr>
+      <w:r>
+        <w:t>[المُرسَل إليه / المخاطَب والتحية] ===</w:t>
+        <w:br/>
+        <w:t>رئيس اللجنة الطبية ومدير المستشفى</w:t>
       </w:r>
     </w:p>
     <w:p>
@@ -9157,46 +9124,46 @@
       <w:r>
         <w:t>[المتن الفعلي: الوقائع / الأسباب / المنطوق] ===</w:t>
         <w:br/>
-        <w:t>يسفنلا بطلا يراشتسا</w:t>
-      </w:r>
-    </w:p>
-    <w:p>
-      <w:pPr>
-        <w:jc w:val="right"/>
-        <w:bidi/>
-      </w:pPr>
-      <w:r>
-        <w:rPr>
-          <w:b w:val="0"/>
-          <w:i w:val="0"/>
-        </w:rPr>
-        <w:t>ةيبطلا ةنجللا ريتركس</w:t>
-      </w:r>
-    </w:p>
-    <w:p>
-      <w:pPr>
-        <w:jc w:val="right"/>
-        <w:bidi/>
-      </w:pPr>
-      <w:r>
-        <w:rPr>
-          <w:b w:val="0"/>
-          <w:i w:val="0"/>
-        </w:rPr>
-        <w:t>ناخ ديمحلا دبع ليهس د</w:t>
-      </w:r>
-    </w:p>
-    <w:p>
-      <w:pPr>
-        <w:jc w:val="right"/>
-        <w:bidi/>
-      </w:pPr>
-      <w:r>
-        <w:rPr>
-          <w:b w:val="0"/>
-          <w:i w:val="0"/>
-        </w:rPr>
-        <w:t>يدمحملا ديعس ديع را</w:t>
+        <w:t>استشاري الطب النفسي</w:t>
+      </w:r>
+    </w:p>
+    <w:p>
+      <w:pPr>
+        <w:jc w:val="right"/>
+        <w:bidi/>
+      </w:pPr>
+      <w:r>
+        <w:rPr>
+          <w:b w:val="0"/>
+          <w:i w:val="0"/>
+        </w:rPr>
+        <w:t>سكرتير اللجنة الطبية</w:t>
+      </w:r>
+    </w:p>
+    <w:p>
+      <w:pPr>
+        <w:jc w:val="right"/>
+        <w:bidi/>
+      </w:pPr>
+      <w:r>
+        <w:rPr>
+          <w:b w:val="0"/>
+          <w:i w:val="0"/>
+        </w:rPr>
+        <w:t>د سهيل عبد الحميد خان</w:t>
+      </w:r>
+    </w:p>
+    <w:p>
+      <w:pPr>
+        <w:jc w:val="right"/>
+        <w:bidi/>
+      </w:pPr>
+      <w:r>
+        <w:rPr>
+          <w:b w:val="0"/>
+          <w:i w:val="0"/>
+        </w:rPr>
+        <w:t>ار عيد سعيد المحمدي</w:t>
       </w:r>
     </w:p>
     <w:p>
@@ -9222,72 +9189,7 @@
           <w:b w:val="0"/>
           <w:i w:val="0"/>
         </w:rPr>
-        <w:t>- ةديو ةرشنلا ةحصلا ىفشتسم ةلسلا ةولول</w:t>
-      </w:r>
-    </w:p>
-    <w:p>
-      <w:pPr>
-        <w:jc w:val="right"/>
-        <w:bidi/>
-      </w:pPr>
-      <w:r>
-        <w:rPr>
-          <w:b w:val="0"/>
-          <w:i w:val="0"/>
-        </w:rPr>
-        <w:t>ةيسيعلا ريراقتلا</w:t>
-      </w:r>
-    </w:p>
-    <w:p>
-      <w:pPr>
-        <w:jc w:val="right"/>
-        <w:bidi/>
-      </w:pPr>
-      <w:r>
-        <w:rPr>
-          <w:b w:val="0"/>
-          <w:i w:val="0"/>
-        </w:rPr>
-        <w:t>م ٢٦</w:t>
-      </w:r>
-    </w:p>
-    <w:p>
-      <w:pPr>
-        <w:jc w:val="right"/>
-        <w:bidi/>
-      </w:pPr>
-      <w:r>
-        <w:rPr>
-          <w:b w:val="0"/>
-          <w:i w:val="0"/>
-        </w:rPr>
-        <w:t>لحلمة الكبرى بمعادن</w:t>
-      </w:r>
-    </w:p>
-    <w:p>
-      <w:pPr>
-        <w:jc w:val="right"/>
-        <w:bidi/>
-      </w:pPr>
-      <w:r>
-        <w:rPr>
-          <w:b w:val="0"/>
-          <w:i w:val="0"/>
-        </w:rPr>
-        <w:t>يلخادلا دراولا</w:t>
-      </w:r>
-    </w:p>
-    <w:p>
-      <w:pPr>
-        <w:jc w:val="right"/>
-        <w:bidi/>
-      </w:pPr>
-      <w:r>
-        <w:rPr>
-          <w:b w:val="0"/>
-          <w:i w:val="0"/>
-        </w:rPr>
-        <w:t>رقم الشعراء ٢٠٨٩٩٥٢١٩</w:t>
+        <w:t>لولوة السلة مستشفى الصحة النشرة ويدة -</w:t>
       </w:r>
     </w:p>
     <w:p>
@@ -9297,9 +9199,9 @@
         <w:bidi/>
       </w:pPr>
       <w:r>
-        <w:t>[بيانات الأطراف: المدعي / المدعى عليه / الحاضرون] ===</w:t>
+        <w:t>[ترويسة / كليشة رسمية — معلومات متكررة] ===</w:t>
         <w:br/>
-        <w:t>٠١٠٢٠١٢ يراسملا</w:t>
+        <w:t>التقارير العيسية</w:t>
       </w:r>
     </w:p>
     <w:p>
@@ -9311,6 +9213,71 @@
       <w:r>
         <w:t>[المتن الفعلي: الوقائع / الأسباب / المنطوق] ===</w:t>
         <w:br/>
+        <w:t>م ٢٦</w:t>
+      </w:r>
+    </w:p>
+    <w:p>
+      <w:pPr>
+        <w:jc w:val="right"/>
+        <w:bidi/>
+      </w:pPr>
+      <w:r>
+        <w:rPr>
+          <w:b w:val="0"/>
+          <w:i w:val="0"/>
+        </w:rPr>
+        <w:t>لحلمة الكبرى بمعادن</w:t>
+      </w:r>
+    </w:p>
+    <w:p>
+      <w:pPr>
+        <w:jc w:val="right"/>
+        <w:bidi/>
+      </w:pPr>
+      <w:r>
+        <w:rPr>
+          <w:b w:val="0"/>
+          <w:i w:val="0"/>
+        </w:rPr>
+        <w:t>يلخادلا دراولا</w:t>
+      </w:r>
+    </w:p>
+    <w:p>
+      <w:pPr>
+        <w:jc w:val="right"/>
+        <w:bidi/>
+      </w:pPr>
+      <w:r>
+        <w:rPr>
+          <w:b w:val="0"/>
+          <w:i w:val="0"/>
+        </w:rPr>
+        <w:t>رقم الشعراء ٢٠٨٩٩٥٢١٩</w:t>
+      </w:r>
+    </w:p>
+    <w:p>
+      <w:pPr>
+        <w:jc w:val="right"/>
+        <w:bidi/>
+      </w:pPr>
+      <w:r>
+        <w:rPr>
+          <w:b w:val="0"/>
+          <w:i w:val="0"/>
+        </w:rPr>
+        <w:t>المساري ٠١٠٢٠١٢</w:t>
+      </w:r>
+    </w:p>
+    <w:p>
+      <w:pPr>
+        <w:jc w:val="right"/>
+        <w:bidi/>
+      </w:pPr>
+      <w:r>
+        <w:rPr>
+          <w:b w:val="0"/>
+          <w:i w:val="0"/>
+        </w:rPr>
         <w:t>(المعاملة الحسنة لاتحتاج إلى إمكانات)</w:t>
       </w:r>
     </w:p>
@@ -9348,7 +9315,7 @@
           <w:b w:val="0"/>
           <w:i w:val="0"/>
         </w:rPr>
-        <w:t>ةدج ةظفاحمب ةيحصلا نوئشلا ةيريدم</w:t>
+        <w:t>مديرية الشئون الصحية بمحافظة جدة</w:t>
       </w:r>
     </w:p>
     <w:p>
@@ -9397,9 +9364,9 @@
         <w:bidi/>
       </w:pPr>
       <w:r>
-        <w:t>[بيانات الأطراف: المدعي / المدعى عليه / الحاضرون] ===</w:t>
+        <w:t>[المُرسَل إليه / المخاطَب والتحية] ===</w:t>
         <w:br/>
-        <w:t>هدج ةظفاحمب دعاسملا ةماعلا ةمكحملا سيئر ةداعس</w:t>
+        <w:t>سعادة رئيس المحكمة العامة المساعد بمحافظة جده</w:t>
       </w:r>
     </w:p>
     <w:p>
@@ -9539,46 +9506,45 @@
           <w:b w:val="0"/>
           <w:i w:val="0"/>
         </w:rPr>
-        <w:t>هدج ةظفاحمب ةيحصلا نوئشلا ريدم</w:t>
-      </w:r>
-    </w:p>
-    <w:p>
-      <w:pPr>
-        <w:jc w:val="right"/>
-        <w:bidi/>
-      </w:pPr>
-      <w:r>
-        <w:rPr>
-          <w:b w:val="0"/>
-          <w:i w:val="0"/>
-        </w:rPr>
-        <w:t>دلاخ حلاص كح</w:t>
-      </w:r>
-    </w:p>
-    <w:p>
-      <w:pPr>
-        <w:jc w:val="right"/>
-        <w:bidi/>
-      </w:pPr>
-      <w:r>
-        <w:rPr>
-          <w:b w:val="0"/>
-          <w:i w:val="0"/>
-        </w:rPr>
-        <w:t>دوواداب دمحم نب يماس /د</w:t>
-      </w:r>
-    </w:p>
-    <w:p>
-      <w:pPr>
-        <w:jc w:val="right"/>
-        <w:bidi/>
-      </w:pPr>
-      <w:r>
-        <w:rPr>
-          <w:b w:val="0"/>
-          <w:i w:val="0"/>
-        </w:rPr>
-        <w:t>٢١١٧٦ : يديربلا زمرلا ١٣٤٩٣ : مل ٠٢/٦٦٢٢٩٦١ : سكاف ۱۰۰۷۹۱/۲۰ : فتاه تاقفرملا داك 3 / 10 :خيراتلا جآ ٤٧ ٢٠٨٥ مقرلا</w:t>
+        <w:t>مدير الشئون الصحية بمحافظة جده</w:t>
+      </w:r>
+    </w:p>
+    <w:p>
+      <w:pPr>
+        <w:jc w:val="right"/>
+        <w:bidi/>
+      </w:pPr>
+      <w:r>
+        <w:rPr>
+          <w:b w:val="0"/>
+          <w:i w:val="0"/>
+        </w:rPr>
+        <w:t>حك صالح خالد</w:t>
+      </w:r>
+    </w:p>
+    <w:p>
+      <w:pPr>
+        <w:jc w:val="right"/>
+        <w:bidi/>
+      </w:pPr>
+      <w:r>
+        <w:rPr>
+          <w:b w:val="0"/>
+          <w:i w:val="0"/>
+        </w:rPr>
+        <w:t>د/ سامي بن محمد باداوود</w:t>
+      </w:r>
+    </w:p>
+    <w:p>
+      <w:pPr>
+        <w:pStyle w:val="Heading2"/>
+        <w:jc w:val="right"/>
+        <w:bidi/>
+      </w:pPr>
+      <w:r>
+        <w:t>[الطلبات / المرفقات] ===</w:t>
+        <w:br/>
+        <w:t>الرقم ٢٠٨٥ ٤٧ آج التاريخ: 10 / 3 كاد المرفقات هاتف : ۰۲/۱۹۷۰۰۱ فاكس : ٠٢/٦٦٢٢٩٦١ لم : ١٣٤٩٣ الرمز البريدي : ٢١١٧٦</w:t>
       </w:r>
     </w:p>
     <w:sectPr>
